--- a/Sem2/Robotics Software and Programming/Report.docx
+++ b/Sem2/Robotics Software and Programming/Report.docx
@@ -18,7 +18,7 @@
           <wp:inline distT="0" distB="0" distL="0" distR="0" wp14:anchorId="421473EE" wp14:editId="5F10D0D5">
             <wp:extent cx="5463540" cy="1217281"/>
             <wp:effectExtent l="0" t="0" r="0" b="0"/>
-            <wp:docPr id="880059220" name="Picture 1" descr="Shape&#10;&#10;Description automatically generated with medium confidence"/>
+            <wp:docPr id="880059220" name="Picture 1" descr="Shape  Description automatically generated with medium confidence"/>
             <wp:cNvGraphicFramePr>
               <a:graphicFrameLocks xmlns:a="http://schemas.openxmlformats.org/drawingml/2006/main" noChangeAspect="1"/>
             </wp:cNvGraphicFramePr>
@@ -26,7 +26,7 @@
               <a:graphicData uri="http://schemas.openxmlformats.org/drawingml/2006/picture">
                 <pic:pic xmlns:pic="http://schemas.openxmlformats.org/drawingml/2006/picture">
                   <pic:nvPicPr>
-                    <pic:cNvPr id="0" name="Picture 3" descr="Shape&#10;&#10;Description automatically generated with medium confidence"/>
+                    <pic:cNvPr id="0" name="Picture 3" descr="Shape  Description automatically generated with medium confidence"/>
                     <pic:cNvPicPr>
                       <a:picLocks noRot="1" noChangeAspect="1" noEditPoints="1" noChangeArrowheads="1" noCrop="1"/>
                     </pic:cNvPicPr>
@@ -178,14 +178,6 @@
           <w:szCs w:val="28"/>
         </w:rPr>
         <w:br/>
-      </w:r>
-      <w:r>
-        <w:rPr>
-          <w:rFonts w:cs="Times New Roman"/>
-          <w:bCs/>
-          <w:sz w:val="28"/>
-          <w:szCs w:val="28"/>
-        </w:rPr>
         <w:t>Dynamic Robotics Simulation and Autonomous System Design</w:t>
       </w:r>
     </w:p>
@@ -253,9 +245,34 @@
           <w:szCs w:val="28"/>
           <w:u w:val="single"/>
         </w:rPr>
-        <w:t>Prepared by</w:t>
-      </w:r>
-      <w:r>
+        <w:t>Prepared by:</w:t>
+      </w:r>
+    </w:p>
+    <w:p>
+      <w:pPr>
+        <w:spacing w:line="360" w:lineRule="auto"/>
+        <w:jc w:val="left"/>
+        <w:rPr>
+          <w:rFonts w:cs="Times New Roman"/>
+          <w:bCs/>
+          <w:sz w:val="28"/>
+          <w:szCs w:val="28"/>
+        </w:rPr>
+      </w:pPr>
+      <w:r>
+        <w:rPr>
+          <w:rFonts w:cs="Times New Roman"/>
+          <w:bCs/>
+          <w:sz w:val="28"/>
+          <w:szCs w:val="28"/>
+        </w:rPr>
+        <w:t>Amaan Mohammed Khalander</w:t>
+      </w:r>
+    </w:p>
+    <w:p>
+      <w:pPr>
+        <w:spacing w:line="360" w:lineRule="auto"/>
+        <w:jc w:val="left"/>
         <w:rPr>
           <w:rFonts w:cs="Times New Roman"/>
           <w:b/>
@@ -263,34 +280,8 @@
           <w:szCs w:val="28"/>
           <w:u w:val="single"/>
         </w:rPr>
-        <w:t>:</w:t>
-      </w:r>
-    </w:p>
-    <w:p>
-      <w:pPr>
-        <w:spacing w:line="360" w:lineRule="auto"/>
-        <w:jc w:val="left"/>
-        <w:rPr>
-          <w:rFonts w:cs="Times New Roman"/>
-          <w:bCs/>
-          <w:sz w:val="28"/>
-          <w:szCs w:val="28"/>
-        </w:rPr>
-      </w:pPr>
-      <w:r>
-        <w:rPr>
-          <w:rFonts w:cs="Times New Roman"/>
-          <w:bCs/>
-          <w:sz w:val="28"/>
-          <w:szCs w:val="28"/>
-        </w:rPr>
-        <w:t>Amaan Mohammed Khalander</w:t>
-      </w:r>
-    </w:p>
-    <w:p>
-      <w:pPr>
-        <w:spacing w:line="360" w:lineRule="auto"/>
-        <w:jc w:val="left"/>
+      </w:pPr>
+      <w:r>
         <w:rPr>
           <w:rFonts w:cs="Times New Roman"/>
           <w:b/>
@@ -298,8 +289,34 @@
           <w:szCs w:val="28"/>
           <w:u w:val="single"/>
         </w:rPr>
-      </w:pPr>
-      <w:r>
+        <w:t>Module:</w:t>
+      </w:r>
+    </w:p>
+    <w:p>
+      <w:pPr>
+        <w:spacing w:line="360" w:lineRule="auto"/>
+        <w:jc w:val="left"/>
+        <w:rPr>
+          <w:rFonts w:cs="Times New Roman"/>
+          <w:bCs/>
+          <w:sz w:val="28"/>
+          <w:szCs w:val="28"/>
+        </w:rPr>
+      </w:pPr>
+      <w:r>
+        <w:rPr>
+          <w:rFonts w:cs="Times New Roman"/>
+          <w:bCs/>
+          <w:sz w:val="28"/>
+          <w:szCs w:val="28"/>
+        </w:rPr>
+        <w:t>Robotics Software and Programming</w:t>
+      </w:r>
+    </w:p>
+    <w:p>
+      <w:pPr>
+        <w:spacing w:line="360" w:lineRule="auto"/>
+        <w:jc w:val="left"/>
         <w:rPr>
           <w:rFonts w:cs="Times New Roman"/>
           <w:b/>
@@ -307,43 +324,8 @@
           <w:szCs w:val="28"/>
           <w:u w:val="single"/>
         </w:rPr>
-        <w:t>Module:</w:t>
-      </w:r>
-    </w:p>
-    <w:p>
-      <w:pPr>
-        <w:spacing w:line="360" w:lineRule="auto"/>
-        <w:jc w:val="left"/>
-        <w:rPr>
-          <w:rFonts w:cs="Times New Roman"/>
-          <w:bCs/>
-          <w:sz w:val="28"/>
-          <w:szCs w:val="28"/>
-        </w:rPr>
-      </w:pPr>
-      <w:r>
-        <w:rPr>
-          <w:rFonts w:cs="Times New Roman"/>
-          <w:bCs/>
-          <w:sz w:val="28"/>
-          <w:szCs w:val="28"/>
-        </w:rPr>
-        <w:t>Robotics Software and Programmin</w:t>
-      </w:r>
-      <w:r>
-        <w:rPr>
-          <w:rFonts w:cs="Times New Roman"/>
-          <w:bCs/>
-          <w:sz w:val="28"/>
-          <w:szCs w:val="28"/>
-        </w:rPr>
-        <w:t>g</w:t>
-      </w:r>
-    </w:p>
-    <w:p>
-      <w:pPr>
-        <w:spacing w:line="360" w:lineRule="auto"/>
-        <w:jc w:val="left"/>
+      </w:pPr>
+      <w:r>
         <w:rPr>
           <w:rFonts w:cs="Times New Roman"/>
           <w:b/>
@@ -351,8 +333,34 @@
           <w:szCs w:val="28"/>
           <w:u w:val="single"/>
         </w:rPr>
-      </w:pPr>
-      <w:r>
+        <w:t>Year:</w:t>
+      </w:r>
+    </w:p>
+    <w:p>
+      <w:pPr>
+        <w:spacing w:line="360" w:lineRule="auto"/>
+        <w:jc w:val="left"/>
+        <w:rPr>
+          <w:rFonts w:cs="Times New Roman"/>
+          <w:bCs/>
+          <w:sz w:val="28"/>
+          <w:szCs w:val="28"/>
+        </w:rPr>
+      </w:pPr>
+      <w:r>
+        <w:rPr>
+          <w:rFonts w:cs="Times New Roman"/>
+          <w:bCs/>
+          <w:sz w:val="28"/>
+          <w:szCs w:val="28"/>
+        </w:rPr>
+        <w:t>Term 2 – 2026</w:t>
+      </w:r>
+    </w:p>
+    <w:p>
+      <w:pPr>
+        <w:spacing w:line="360" w:lineRule="auto"/>
+        <w:jc w:val="left"/>
         <w:rPr>
           <w:rFonts w:cs="Times New Roman"/>
           <w:b/>
@@ -360,70 +368,8 @@
           <w:szCs w:val="28"/>
           <w:u w:val="single"/>
         </w:rPr>
-        <w:t>Year:</w:t>
-      </w:r>
-    </w:p>
-    <w:p>
-      <w:pPr>
-        <w:spacing w:line="360" w:lineRule="auto"/>
-        <w:jc w:val="left"/>
-        <w:rPr>
-          <w:rFonts w:cs="Times New Roman"/>
-          <w:bCs/>
-          <w:sz w:val="28"/>
-          <w:szCs w:val="28"/>
-        </w:rPr>
-      </w:pPr>
-      <w:r>
-        <w:rPr>
-          <w:rFonts w:cs="Times New Roman"/>
-          <w:bCs/>
-          <w:sz w:val="28"/>
-          <w:szCs w:val="28"/>
-        </w:rPr>
-        <w:t xml:space="preserve">Term </w:t>
-      </w:r>
-      <w:r>
-        <w:rPr>
-          <w:rFonts w:cs="Times New Roman"/>
-          <w:bCs/>
-          <w:sz w:val="28"/>
-          <w:szCs w:val="28"/>
-        </w:rPr>
-        <w:t>2</w:t>
-      </w:r>
-      <w:r>
-        <w:rPr>
-          <w:rFonts w:cs="Times New Roman"/>
-          <w:bCs/>
-          <w:sz w:val="28"/>
-          <w:szCs w:val="28"/>
-        </w:rPr>
-        <w:t xml:space="preserve"> </w:t>
-      </w:r>
-      <w:r>
-        <w:rPr>
-          <w:rFonts w:cs="Times New Roman"/>
-          <w:bCs/>
-          <w:sz w:val="28"/>
-          <w:szCs w:val="28"/>
-        </w:rPr>
-        <w:t>–</w:t>
-      </w:r>
-      <w:r>
-        <w:rPr>
-          <w:rFonts w:cs="Times New Roman"/>
-          <w:bCs/>
-          <w:sz w:val="28"/>
-          <w:szCs w:val="28"/>
-        </w:rPr>
-        <w:t xml:space="preserve"> 2026</w:t>
-      </w:r>
-    </w:p>
-    <w:p>
-      <w:pPr>
-        <w:spacing w:line="360" w:lineRule="auto"/>
-        <w:jc w:val="left"/>
+      </w:pPr>
+      <w:r>
         <w:rPr>
           <w:rFonts w:cs="Times New Roman"/>
           <w:b/>
@@ -431,15 +377,6 @@
           <w:szCs w:val="28"/>
           <w:u w:val="single"/>
         </w:rPr>
-      </w:pPr>
-      <w:r>
-        <w:rPr>
-          <w:rFonts w:cs="Times New Roman"/>
-          <w:b/>
-          <w:sz w:val="28"/>
-          <w:szCs w:val="28"/>
-          <w:u w:val="single"/>
-        </w:rPr>
         <w:t>Submission Date:</w:t>
       </w:r>
     </w:p>
@@ -461,34 +398,7 @@
           <w:sz w:val="28"/>
           <w:szCs w:val="28"/>
         </w:rPr>
-        <w:t>23</w:t>
-      </w:r>
-      <w:r>
-        <w:rPr>
-          <w:rFonts w:cs="Times New Roman"/>
-          <w:bCs/>
-          <w:sz w:val="28"/>
-          <w:szCs w:val="28"/>
-        </w:rPr>
-        <w:t xml:space="preserve"> / </w:t>
-      </w:r>
-      <w:r>
-        <w:rPr>
-          <w:rFonts w:cs="Times New Roman"/>
-          <w:bCs/>
-          <w:sz w:val="28"/>
-          <w:szCs w:val="28"/>
-        </w:rPr>
-        <w:t>September</w:t>
-      </w:r>
-      <w:r>
-        <w:rPr>
-          <w:rFonts w:cs="Times New Roman"/>
-          <w:bCs/>
-          <w:sz w:val="28"/>
-          <w:szCs w:val="28"/>
-        </w:rPr>
-        <w:t xml:space="preserve"> / 2026</w:t>
+        <w:t>23 / September / 2026</w:t>
       </w:r>
     </w:p>
     <w:p>
@@ -532,7 +442,25 @@
           <w:sz w:val="28"/>
           <w:szCs w:val="28"/>
         </w:rPr>
-        <w:t>Dr Fahmid Al Farid</w:t>
+        <w:t xml:space="preserve">Dr </w:t>
+      </w:r>
+      <w:proofErr w:type="spellStart"/>
+      <w:r>
+        <w:rPr>
+          <w:rFonts w:cs="Times New Roman"/>
+          <w:sz w:val="28"/>
+          <w:szCs w:val="28"/>
+        </w:rPr>
+        <w:t>Fahmid</w:t>
+      </w:r>
+      <w:proofErr w:type="spellEnd"/>
+      <w:r>
+        <w:rPr>
+          <w:rFonts w:cs="Times New Roman"/>
+          <w:sz w:val="28"/>
+          <w:szCs w:val="28"/>
+        </w:rPr>
+        <w:t xml:space="preserve"> Al Farid</w:t>
       </w:r>
     </w:p>
     <w:p>
@@ -750,7 +678,7 @@
                 <w:rFonts w:eastAsiaTheme="majorEastAsia" w:cs="Times New Roman"/>
                 <w:color w:val="000000" w:themeColor="text1"/>
               </w:rPr>
-              <w:t>IN END</w:t>
+              <w:t>3,286</w:t>
             </w:r>
           </w:p>
         </w:tc>
@@ -1375,28 +1303,7 @@
                 <w:rFonts w:cs="Times New Roman"/>
                 <w:bCs/>
               </w:rPr>
-              <w:t>23</w:t>
-            </w:r>
-            <w:r>
-              <w:rPr>
-                <w:rFonts w:cs="Times New Roman"/>
-                <w:bCs/>
-              </w:rPr>
-              <w:t xml:space="preserve"> / </w:t>
-            </w:r>
-            <w:r>
-              <w:rPr>
-                <w:rFonts w:cs="Times New Roman"/>
-                <w:bCs/>
-              </w:rPr>
-              <w:t>September</w:t>
-            </w:r>
-            <w:r>
-              <w:rPr>
-                <w:rFonts w:cs="Times New Roman"/>
-                <w:bCs/>
-              </w:rPr>
-              <w:t xml:space="preserve"> / 2026</w:t>
+              <w:t>23 / September / 2026</w:t>
             </w:r>
           </w:p>
         </w:tc>
@@ -1433,17 +1340,7 @@
           <w:sz w:val="28"/>
           <w:szCs w:val="28"/>
         </w:rPr>
-        <w:t>Source Code and Relevant Project Links</w:t>
-      </w:r>
-      <w:r>
-        <w:rPr>
-          <w:rFonts w:cs="Times New Roman"/>
-          <w:b/>
-          <w:bCs/>
-          <w:sz w:val="28"/>
-          <w:szCs w:val="28"/>
-        </w:rPr>
-        <w:t>:</w:t>
+        <w:t>Source Code and Relevant Project Links:</w:t>
       </w:r>
     </w:p>
     <w:p>
@@ -1464,16 +1361,7 @@
           <w:bCs/>
           <w:u w:val="single"/>
         </w:rPr>
-        <w:t>Source Code</w:t>
-      </w:r>
-      <w:r>
-        <w:rPr>
-          <w:rFonts w:cs="Times New Roman"/>
-          <w:b/>
-          <w:bCs/>
-          <w:u w:val="single"/>
-        </w:rPr>
-        <w:t>:</w:t>
+        <w:t>Source Code:</w:t>
       </w:r>
     </w:p>
     <w:p>
@@ -2028,7 +1916,7 @@
                 <w:noProof/>
                 <w:webHidden/>
               </w:rPr>
-              <w:t>8</w:t>
+              <w:t>9</w:t>
             </w:r>
             <w:r>
               <w:rPr>
@@ -2096,7 +1984,7 @@
                 <w:noProof/>
                 <w:webHidden/>
               </w:rPr>
-              <w:t>10</w:t>
+              <w:t>11</w:t>
             </w:r>
             <w:r>
               <w:rPr>
@@ -2163,7 +2051,7 @@
                 <w:noProof/>
                 <w:webHidden/>
               </w:rPr>
-              <w:t>10</w:t>
+              <w:t>12</w:t>
             </w:r>
             <w:r>
               <w:rPr>
@@ -2230,7 +2118,7 @@
                 <w:noProof/>
                 <w:webHidden/>
               </w:rPr>
-              <w:t>11</w:t>
+              <w:t>14</w:t>
             </w:r>
             <w:r>
               <w:rPr>
@@ -2297,7 +2185,7 @@
                 <w:noProof/>
                 <w:webHidden/>
               </w:rPr>
-              <w:t>13</w:t>
+              <w:t>15</w:t>
             </w:r>
             <w:r>
               <w:rPr>
@@ -2364,7 +2252,7 @@
                 <w:noProof/>
                 <w:webHidden/>
               </w:rPr>
-              <w:t>13</w:t>
+              <w:t>15</w:t>
             </w:r>
             <w:r>
               <w:rPr>
@@ -2431,7 +2319,7 @@
                 <w:noProof/>
                 <w:webHidden/>
               </w:rPr>
-              <w:t>14</w:t>
+              <w:t>16</w:t>
             </w:r>
             <w:r>
               <w:rPr>
@@ -2498,7 +2386,7 @@
                 <w:noProof/>
                 <w:webHidden/>
               </w:rPr>
-              <w:t>16</w:t>
+              <w:t>19</w:t>
             </w:r>
             <w:r>
               <w:rPr>
@@ -2565,7 +2453,7 @@
                 <w:noProof/>
                 <w:webHidden/>
               </w:rPr>
-              <w:t>20</w:t>
+              <w:t>23</w:t>
             </w:r>
             <w:r>
               <w:rPr>
@@ -2632,7 +2520,7 @@
                 <w:noProof/>
                 <w:webHidden/>
               </w:rPr>
-              <w:t>22</w:t>
+              <w:t>25</w:t>
             </w:r>
             <w:r>
               <w:rPr>
@@ -2699,7 +2587,7 @@
                 <w:noProof/>
                 <w:webHidden/>
               </w:rPr>
-              <w:t>23</w:t>
+              <w:t>26</w:t>
             </w:r>
             <w:r>
               <w:rPr>
@@ -2766,7 +2654,7 @@
                 <w:noProof/>
                 <w:webHidden/>
               </w:rPr>
-              <w:t>24</w:t>
+              <w:t>27</w:t>
             </w:r>
             <w:r>
               <w:rPr>
@@ -2833,7 +2721,7 @@
                 <w:noProof/>
                 <w:webHidden/>
               </w:rPr>
-              <w:t>25</w:t>
+              <w:t>28</w:t>
             </w:r>
             <w:r>
               <w:rPr>
@@ -2943,13 +2831,84 @@
         </w:rPr>
         <w:fldChar w:fldCharType="separate"/>
       </w:r>
+      <w:hyperlink w:anchor="_Toc241518301" w:history="1">
+        <w:r>
+          <w:rPr>
+            <w:rStyle w:val="Hyperlink"/>
+            <w:noProof/>
+          </w:rPr>
+          <w:t>Figure 1: Task 1 pipeline, from the floor-plan sketch and URDF generation through the semantic layer and camera rendering to the query helpers and outputs.</w:t>
+        </w:r>
+        <w:r>
+          <w:rPr>
+            <w:noProof/>
+            <w:webHidden/>
+          </w:rPr>
+          <w:tab/>
+        </w:r>
+        <w:r>
+          <w:rPr>
+            <w:noProof/>
+            <w:webHidden/>
+          </w:rPr>
+          <w:fldChar w:fldCharType="begin"/>
+        </w:r>
+        <w:r>
+          <w:rPr>
+            <w:noProof/>
+            <w:webHidden/>
+          </w:rPr>
+          <w:instrText xml:space="preserve"> PAGEREF _Toc241518301 \h </w:instrText>
+        </w:r>
+        <w:r>
+          <w:rPr>
+            <w:noProof/>
+            <w:webHidden/>
+          </w:rPr>
+        </w:r>
+        <w:r>
+          <w:rPr>
+            <w:noProof/>
+            <w:webHidden/>
+          </w:rPr>
+          <w:fldChar w:fldCharType="separate"/>
+        </w:r>
+        <w:r>
+          <w:rPr>
+            <w:noProof/>
+            <w:webHidden/>
+          </w:rPr>
+          <w:t>9</w:t>
+        </w:r>
+        <w:r>
+          <w:rPr>
+            <w:noProof/>
+            <w:webHidden/>
+          </w:rPr>
+          <w:fldChar w:fldCharType="end"/>
+        </w:r>
+      </w:hyperlink>
+    </w:p>
+    <w:p>
+      <w:pPr>
+        <w:pStyle w:val="TableofFigures"/>
+        <w:tabs>
+          <w:tab w:val="right" w:leader="dot" w:pos="9016"/>
+        </w:tabs>
+        <w:spacing w:line="360" w:lineRule="auto"/>
+        <w:rPr>
+          <w:rFonts w:asciiTheme="minorHAnsi" w:eastAsiaTheme="minorEastAsia" w:hAnsiTheme="minorHAnsi"/>
+          <w:noProof/>
+          <w:lang w:val="en-US"/>
+        </w:rPr>
+      </w:pPr>
       <w:hyperlink w:anchor="_Toc241518165" w:history="1">
         <w:r>
           <w:rPr>
             <w:rStyle w:val="Hyperlink"/>
             <w:noProof/>
           </w:rPr>
-          <w:t>Figure 1: Six PyBullet camera viewpoints, robot repositioned between renders while all other objects remain fixed.</w:t>
+          <w:t>Figure 2: Six PyBullet camera viewpoints, robot repositioned between renders while all other objects remain fixed.</w:t>
         </w:r>
         <w:r>
           <w:rPr>
@@ -2990,7 +2949,7 @@
             <w:noProof/>
             <w:webHidden/>
           </w:rPr>
-          <w:t>11</w:t>
+          <w:t>13</w:t>
         </w:r>
         <w:r>
           <w:rPr>
@@ -3014,13 +2973,155 @@
           <w:lang w:val="en-US"/>
         </w:rPr>
       </w:pPr>
+      <w:hyperlink w:anchor="_Toc241518302" w:history="1">
+        <w:r>
+          <w:rPr>
+            <w:rStyle w:val="Hyperlink"/>
+            <w:noProof/>
+          </w:rPr>
+          <w:t>Figure 3: ROS2 node and topic architecture of the semantic_nav_monitor package, showing operator input, the four nodes and the Gazebo simulation.</w:t>
+        </w:r>
+        <w:r>
+          <w:rPr>
+            <w:noProof/>
+            <w:webHidden/>
+          </w:rPr>
+          <w:tab/>
+        </w:r>
+        <w:r>
+          <w:rPr>
+            <w:noProof/>
+            <w:webHidden/>
+          </w:rPr>
+          <w:fldChar w:fldCharType="begin"/>
+        </w:r>
+        <w:r>
+          <w:rPr>
+            <w:noProof/>
+            <w:webHidden/>
+          </w:rPr>
+          <w:instrText xml:space="preserve"> PAGEREF _Toc241518302 \h </w:instrText>
+        </w:r>
+        <w:r>
+          <w:rPr>
+            <w:noProof/>
+            <w:webHidden/>
+          </w:rPr>
+        </w:r>
+        <w:r>
+          <w:rPr>
+            <w:noProof/>
+            <w:webHidden/>
+          </w:rPr>
+          <w:fldChar w:fldCharType="separate"/>
+        </w:r>
+        <w:r>
+          <w:rPr>
+            <w:noProof/>
+            <w:webHidden/>
+          </w:rPr>
+          <w:t>16</w:t>
+        </w:r>
+        <w:r>
+          <w:rPr>
+            <w:noProof/>
+            <w:webHidden/>
+          </w:rPr>
+          <w:fldChar w:fldCharType="end"/>
+        </w:r>
+      </w:hyperlink>
+    </w:p>
+    <w:p>
+      <w:pPr>
+        <w:pStyle w:val="TableofFigures"/>
+        <w:tabs>
+          <w:tab w:val="right" w:leader="dot" w:pos="9016"/>
+        </w:tabs>
+        <w:spacing w:line="360" w:lineRule="auto"/>
+        <w:rPr>
+          <w:rFonts w:asciiTheme="minorHAnsi" w:eastAsiaTheme="minorEastAsia" w:hAnsiTheme="minorHAnsi"/>
+          <w:noProof/>
+          <w:lang w:val="en-US"/>
+        </w:rPr>
+      </w:pPr>
+      <w:hyperlink w:anchor="_Toc241518303" w:history="1">
+        <w:r>
+          <w:rPr>
+            <w:rStyle w:val="Hyperlink"/>
+            <w:noProof/>
+          </w:rPr>
+          <w:t>Figure 4: Six-state finite state machine in mission_controller, with the REVERSE, ORIENT and COMMIT sub-phases shown beneath their parent states.</w:t>
+        </w:r>
+        <w:r>
+          <w:rPr>
+            <w:noProof/>
+            <w:webHidden/>
+          </w:rPr>
+          <w:tab/>
+        </w:r>
+        <w:r>
+          <w:rPr>
+            <w:noProof/>
+            <w:webHidden/>
+          </w:rPr>
+          <w:fldChar w:fldCharType="begin"/>
+        </w:r>
+        <w:r>
+          <w:rPr>
+            <w:noProof/>
+            <w:webHidden/>
+          </w:rPr>
+          <w:instrText xml:space="preserve"> PAGEREF _Toc241518303 \h </w:instrText>
+        </w:r>
+        <w:r>
+          <w:rPr>
+            <w:noProof/>
+            <w:webHidden/>
+          </w:rPr>
+        </w:r>
+        <w:r>
+          <w:rPr>
+            <w:noProof/>
+            <w:webHidden/>
+          </w:rPr>
+          <w:fldChar w:fldCharType="separate"/>
+        </w:r>
+        <w:r>
+          <w:rPr>
+            <w:noProof/>
+            <w:webHidden/>
+          </w:rPr>
+          <w:t>17</w:t>
+        </w:r>
+        <w:r>
+          <w:rPr>
+            <w:noProof/>
+            <w:webHidden/>
+          </w:rPr>
+          <w:fldChar w:fldCharType="end"/>
+        </w:r>
+      </w:hyperlink>
+    </w:p>
+    <w:p>
+      <w:pPr>
+        <w:pStyle w:val="TableofFigures"/>
+        <w:tabs>
+          <w:tab w:val="right" w:leader="dot" w:pos="9016"/>
+        </w:tabs>
+        <w:spacing w:line="360" w:lineRule="auto"/>
+        <w:rPr>
+          <w:rFonts w:asciiTheme="minorHAnsi" w:eastAsiaTheme="minorEastAsia" w:hAnsiTheme="minorHAnsi"/>
+          <w:noProof/>
+          <w:lang w:val="en-US"/>
+        </w:rPr>
+      </w:pPr>
       <w:hyperlink w:anchor="_Toc241518166" w:history="1">
         <w:r>
           <w:rPr>
             <w:rStyle w:val="Hyperlink"/>
             <w:noProof/>
           </w:rPr>
-          <w:t>Figure 2: TheConstruct.ai Rosject XctZpczWOA: file explorer, mission_controller.py in the code editor, the live Simulation panel, and monitor_node’s summary stream in the shell.</w:t>
+          <w:t>Figure 5: TheConstruct.ai Rosject XctZpczWOA: file explorer, mission_controller.py in the code editor, the live Simulation panel, and monitor_node’s summary stream in the shell.</w:t>
         </w:r>
         <w:r>
           <w:rPr>
@@ -3061,7 +3162,7 @@
             <w:noProof/>
             <w:webHidden/>
           </w:rPr>
-          <w:t>16</w:t>
+          <w:t>19</w:t>
         </w:r>
         <w:r>
           <w:rPr>
@@ -3091,7 +3192,7 @@
             <w:rStyle w:val="Hyperlink"/>
             <w:noProof/>
           </w:rPr>
-          <w:t>Figure 3: Gazebo client mid-patrol on TheConstruct.ai: robot among the eight pallet obstacles and checkpoint markers, with elapsed real time and iteration count visible.</w:t>
+          <w:t>Figure 6: Gazebo client mid-patrol on TheConstruct.ai: robot among the eight pallet obstacles and checkpoint markers, with elapsed real time and iteration count visible.</w:t>
         </w:r>
         <w:r>
           <w:rPr>
@@ -3132,7 +3233,7 @@
             <w:noProof/>
             <w:webHidden/>
           </w:rPr>
-          <w:t>17</w:t>
+          <w:t>20</w:t>
         </w:r>
         <w:r>
           <w:rPr>
@@ -3162,7 +3263,7 @@
             <w:rStyle w:val="Hyperlink"/>
             <w:noProof/>
           </w:rPr>
-          <w:t>Figure 4: keyboard_hri_node in a Rosject shell: start and pause keypresses published and confirmed, alongside the live Simulation panel.</w:t>
+          <w:t>Figure 7: keyboard_hri_node in a Rosject shell: start and pause keypresses published and confirmed, alongside the live Simulation panel.</w:t>
         </w:r>
         <w:r>
           <w:rPr>
@@ -3203,7 +3304,7 @@
             <w:noProof/>
             <w:webHidden/>
           </w:rPr>
-          <w:t>17</w:t>
+          <w:t>20</w:t>
         </w:r>
         <w:r>
           <w:rPr>
@@ -3233,7 +3334,7 @@
             <w:rStyle w:val="Hyperlink"/>
             <w:noProof/>
           </w:rPr>
-          <w:t>Figure 5: Live /mission_state echo showing the robot cycle through AVOID_OBSTACLE, REPLAN, IDLE, PLANNING, NAVIGATE and MISSION_COMPLETE.</w:t>
+          <w:t>Figure 8: Live /mission_state echo showing the robot cycle through AVOID_OBSTACLE, REPLAN, IDLE, PLANNING, NAVIGATE and MISSION_COMPLETE.</w:t>
         </w:r>
         <w:r>
           <w:rPr>
@@ -3274,7 +3375,7 @@
             <w:noProof/>
             <w:webHidden/>
           </w:rPr>
-          <w:t>18</w:t>
+          <w:t>21</w:t>
         </w:r>
         <w:r>
           <w:rPr>
@@ -3304,7 +3405,7 @@
             <w:rStyle w:val="Hyperlink"/>
             <w:noProof/>
           </w:rPr>
-          <w:t>Figure 6: monitor_node’s mission summary, captured shortly before MISSION_COMPLETE.</w:t>
+          <w:t>Figure 9: monitor_node’s mission summary, captured shortly before MISSION_COMPLETE.</w:t>
         </w:r>
         <w:r>
           <w:rPr>
@@ -3345,7 +3446,7 @@
             <w:noProof/>
             <w:webHidden/>
           </w:rPr>
-          <w:t>19</w:t>
+          <w:t>22</w:t>
         </w:r>
         <w:r>
           <w:rPr>
@@ -3375,7 +3476,7 @@
             <w:rStyle w:val="Hyperlink"/>
             <w:noProof/>
           </w:rPr>
-          <w:t>Figure 7: Local Gazebo Harmonic verification: LIDAR rays visualised around the robot near a pallet obstacle, with the forward camera feed shown alongside.</w:t>
+          <w:t>Figure 10: Local Gazebo Harmonic verification: LIDAR rays visualised around the robot near a pallet obstacle, with the forward camera feed shown alongside.</w:t>
         </w:r>
         <w:r>
           <w:rPr>
@@ -3416,7 +3517,7 @@
             <w:noProof/>
             <w:webHidden/>
           </w:rPr>
-          <w:t>20</w:t>
+          <w:t>23</w:t>
         </w:r>
         <w:r>
           <w:rPr>
@@ -3498,7 +3599,7 @@
             <w:rFonts w:cs="Times New Roman"/>
             <w:noProof/>
           </w:rPr>
-          <w:t>Table 1: Final training epochs</w:t>
+          <w:t>Table 1: Semantic object registry as printed by print_object_roles() (14 objects, excluding the robot).</w:t>
         </w:r>
         <w:r>
           <w:rPr>
@@ -3545,7 +3646,7 @@
             <w:noProof/>
             <w:webHidden/>
           </w:rPr>
-          <w:t>12</w:t>
+          <w:t>10</w:t>
         </w:r>
         <w:r>
           <w:rPr>
@@ -3576,7 +3677,7 @@
             <w:rFonts w:cs="Times New Roman"/>
             <w:noProof/>
           </w:rPr>
-          <w:t>Table 2: Final validation performance (Task 1)</w:t>
+          <w:t>Table 2: ROS2 node architecture.</w:t>
         </w:r>
         <w:r>
           <w:rPr>
@@ -3623,7 +3724,7 @@
             <w:noProof/>
             <w:webHidden/>
           </w:rPr>
-          <w:t>13</w:t>
+          <w:t>16</w:t>
         </w:r>
         <w:r>
           <w:rPr>
@@ -3654,7 +3755,7 @@
             <w:rFonts w:cs="Times New Roman"/>
             <w:noProof/>
           </w:rPr>
-          <w:t>Table 3: Offline verification summary</w:t>
+          <w:t>Table 3: Finite state machine (six states).</w:t>
         </w:r>
         <w:r>
           <w:rPr>
@@ -3701,7 +3802,7 @@
             <w:noProof/>
             <w:webHidden/>
           </w:rPr>
-          <w:t>19</w:t>
+          <w:t>17</w:t>
         </w:r>
         <w:r>
           <w:rPr>
@@ -3732,23 +3833,7 @@
             <w:rFonts w:cs="Times New Roman"/>
             <w:noProof/>
           </w:rPr>
-          <w:t xml:space="preserve">Table 4: Live ROSject verification (ros2 topic echo, single query each, shown in Figure </w:t>
-        </w:r>
-        <w:r>
-          <w:rPr>
-            <w:rStyle w:val="Hyperlink"/>
-            <w:rFonts w:cs="Times New Roman"/>
-            <w:noProof/>
-          </w:rPr>
-          <w:t>7</w:t>
-        </w:r>
-        <w:r>
-          <w:rPr>
-            <w:rStyle w:val="Hyperlink"/>
-            <w:rFonts w:cs="Times New Roman"/>
-            <w:noProof/>
-          </w:rPr>
-          <w:t>)</w:t>
+          <w:t>Table 4: Mission summary logged by monitor_node on TheConstruct.ai, Rosject XctZpczWOA, shortly before MISSION_COMPLETE.</w:t>
         </w:r>
         <w:r>
           <w:rPr>
@@ -3795,7 +3880,7 @@
             <w:noProof/>
             <w:webHidden/>
           </w:rPr>
-          <w:t>20</w:t>
+          <w:t>22</w:t>
         </w:r>
         <w:r>
           <w:rPr>
@@ -4045,35 +4130,7 @@
           <w:rFonts w:cs="Times New Roman"/>
           <w:u w:val="dotted"/>
         </w:rPr>
-        <w:t>2</w:t>
-      </w:r>
-      <w:r>
-        <w:rPr>
-          <w:rFonts w:cs="Times New Roman"/>
-          <w:u w:val="dotted"/>
-        </w:rPr>
-        <w:t>3</w:t>
-      </w:r>
-      <w:r>
-        <w:rPr>
-          <w:rFonts w:cs="Times New Roman"/>
-          <w:u w:val="dotted"/>
-        </w:rPr>
-        <w:t xml:space="preserve"> / </w:t>
-      </w:r>
-      <w:r>
-        <w:rPr>
-          <w:rFonts w:cs="Times New Roman"/>
-          <w:u w:val="dotted"/>
-        </w:rPr>
-        <w:t>September</w:t>
-      </w:r>
-      <w:r>
-        <w:rPr>
-          <w:rFonts w:cs="Times New Roman"/>
-          <w:u w:val="dotted"/>
-        </w:rPr>
-        <w:t xml:space="preserve"> / 2026</w:t>
+        <w:t>23 / September / 2026</w:t>
       </w:r>
     </w:p>
     <w:p>
@@ -4103,13 +4160,13 @@
       <w:pPr>
         <w:pStyle w:val="Heading1"/>
       </w:pPr>
-      <w:bookmarkStart w:id="0" w:name="abstract"/>
-      <w:bookmarkStart w:id="1" w:name="_Toc241518186"/>
+      <w:bookmarkStart w:id="0" w:name="_Toc241518186"/>
+      <w:bookmarkStart w:id="1" w:name="abstract"/>
       <w:r>
         <w:lastRenderedPageBreak/>
         <w:t>Abstract</w:t>
       </w:r>
-      <w:bookmarkEnd w:id="1"/>
+      <w:bookmarkEnd w:id="0"/>
     </w:p>
     <w:p>
       <w:pPr>
@@ -4130,7 +4187,73 @@
           <w:lang w:eastAsia="en-GB"/>
           <w14:ligatures w14:val="none"/>
         </w:rPr>
-        <w:t xml:space="preserve">This report documents two practical exercises completed for the Robotics Software and Programming module, under the assignment brief Dynamic Robotics Simulation and Autonomous System Design. Task 1 builds a semantically labelled PyBullet simulation of a small inspection and light-warehousing room, using five custom URDF object categories, a two-wheel robot, fourteen placed object instances, six camera viewpoints, and a Python dictionary-based semantic registry supporting role lookup and nearest-target queries. Task 2 implements a six-state finite state machine for a TurtleBot3 in ROS2, running in a custom Gazebo warehouse world with eight pallet obstacles, four patrol checkpoints and a charging dock, adding path planning, LIDAR and odometry based obstacle avoidance, a keyboard human-robot interaction node, and a monitoring node that logs state transitions and mission metrics. Task 2 was developed and run to completion on TheConstruct.ai, the platform the brief specifies, inside Rosject XctZpczWOA, with a local ROS2 Jazzy and Gazebo Harmonic workspace used only as a supplementary aid for inspecting LIDAR and camera visualisation. Both systems were executed, and the resulting console output, logs and renders form the evidence base for this report. Together, the two </w:t>
+        <w:t xml:space="preserve">This report documents two practical exercises for the Robotics Software and Programming module. Task 1 builds a semantically labelled </w:t>
+      </w:r>
+      <w:proofErr w:type="spellStart"/>
+      <w:r>
+        <w:rPr>
+          <w:rFonts w:eastAsia="Times New Roman" w:cs="Times New Roman"/>
+          <w:color w:val="000000"/>
+          <w:kern w:val="0"/>
+          <w:lang w:eastAsia="en-GB"/>
+          <w14:ligatures w14:val="none"/>
+        </w:rPr>
+        <w:t>PyBullet</w:t>
+      </w:r>
+      <w:proofErr w:type="spellEnd"/>
+      <w:r>
+        <w:rPr>
+          <w:rFonts w:eastAsia="Times New Roman" w:cs="Times New Roman"/>
+          <w:color w:val="000000"/>
+          <w:kern w:val="0"/>
+          <w:lang w:eastAsia="en-GB"/>
+          <w14:ligatures w14:val="none"/>
+        </w:rPr>
+        <w:t xml:space="preserve"> simulation of a small inspection and light-warehousing room, using five custom URDF object categories, a two-wheel robot, fourteen placed objects, six camera viewpoints, and a dictionary-based semantic registry supporting role lookup and nearest-target queries. Task 2 implements a six-state finite state machine for a TurtleBot3 in ROS2, running in a custom Gazebo warehouse world with eight pallet obstacles, four patrol checkpoints and a charging dock, adding path planning, LIDAR and odometry based obstacle avoidance, a keyboard interaction node, and a monitoring node that logs state transitions and mission metrics. Task 2 was run to completion on TheConstruct.ai inside </w:t>
+      </w:r>
+      <w:proofErr w:type="spellStart"/>
+      <w:r>
+        <w:rPr>
+          <w:rFonts w:eastAsia="Times New Roman" w:cs="Times New Roman"/>
+          <w:color w:val="000000"/>
+          <w:kern w:val="0"/>
+          <w:lang w:eastAsia="en-GB"/>
+          <w14:ligatures w14:val="none"/>
+        </w:rPr>
+        <w:t>Rosject</w:t>
+      </w:r>
+      <w:proofErr w:type="spellEnd"/>
+      <w:r>
+        <w:rPr>
+          <w:rFonts w:eastAsia="Times New Roman" w:cs="Times New Roman"/>
+          <w:color w:val="000000"/>
+          <w:kern w:val="0"/>
+          <w:lang w:eastAsia="en-GB"/>
+          <w14:ligatures w14:val="none"/>
+        </w:rPr>
+        <w:t xml:space="preserve"> </w:t>
+      </w:r>
+      <w:proofErr w:type="spellStart"/>
+      <w:r>
+        <w:rPr>
+          <w:rFonts w:eastAsia="Times New Roman" w:cs="Times New Roman"/>
+          <w:color w:val="000000"/>
+          <w:kern w:val="0"/>
+          <w:lang w:eastAsia="en-GB"/>
+          <w14:ligatures w14:val="none"/>
+        </w:rPr>
+        <w:t>XctZpczWOA</w:t>
+      </w:r>
+      <w:proofErr w:type="spellEnd"/>
+      <w:r>
+        <w:rPr>
+          <w:rFonts w:eastAsia="Times New Roman" w:cs="Times New Roman"/>
+          <w:color w:val="000000"/>
+          <w:kern w:val="0"/>
+          <w:lang w:eastAsia="en-GB"/>
+          <w14:ligatures w14:val="none"/>
+        </w:rPr>
+        <w:t xml:space="preserve">, with a local ROS2 Jazzy and Gazebo Harmonic workspace used only as a supplementary aid. Together, the two </w:t>
       </w:r>
       <w:r>
         <w:rPr>
@@ -4172,7 +4295,7 @@
         </w:rPr>
       </w:pPr>
       <w:bookmarkStart w:id="2" w:name="introduction"/>
-      <w:bookmarkEnd w:id="0"/>
+      <w:bookmarkEnd w:id="1"/>
       <w:r>
         <w:rPr>
           <w:rFonts w:eastAsia="Times New Roman" w:cs="Times New Roman"/>
@@ -4218,7 +4341,29 @@
           <w:lang w:eastAsia="en-GB"/>
           <w14:ligatures w14:val="none"/>
         </w:rPr>
-        <w:t>The Robotics Software and Programming module asks students to design, build and evaluate robotic software entirely within simulation, so the resulting skills transfer to hardware without requiring access to it. The brief, Dynamic Robotics Simulation and Autonomous System Design, sets out two stages of increasing complexity: an interactive PyBullet environment with object-level semantics, and a ROS2-based autonomous system with sensing, navigation, human interaction and self-monitoring. The stages use different toolchains, but the submission guidelines require one consolidated report, so both are presented together here using the official BSBI template.</w:t>
+        <w:t xml:space="preserve">The Robotics Software and Programming module asks students to design, build and evaluate robotic software entirely within simulation, so the resulting skills transfer to hardware without requiring access to it. The brief, Dynamic Robotics Simulation and Autonomous System Design, sets out two stages of increasing complexity: an interactive </w:t>
+      </w:r>
+      <w:proofErr w:type="spellStart"/>
+      <w:r>
+        <w:rPr>
+          <w:rFonts w:eastAsia="Times New Roman" w:cs="Times New Roman"/>
+          <w:color w:val="000000"/>
+          <w:kern w:val="0"/>
+          <w:lang w:eastAsia="en-GB"/>
+          <w14:ligatures w14:val="none"/>
+        </w:rPr>
+        <w:t>PyBullet</w:t>
+      </w:r>
+      <w:proofErr w:type="spellEnd"/>
+      <w:r>
+        <w:rPr>
+          <w:rFonts w:eastAsia="Times New Roman" w:cs="Times New Roman"/>
+          <w:color w:val="000000"/>
+          <w:kern w:val="0"/>
+          <w:lang w:eastAsia="en-GB"/>
+          <w14:ligatures w14:val="none"/>
+        </w:rPr>
+        <w:t xml:space="preserve"> environment with object-level semantics, and a ROS2-based autonomous system with sensing, navigation, human interaction and self-monitoring. The stages use different toolchains, but the submission guidelines require one consolidated report, so both are presented together here using the official BSBI template.</w:t>
       </w:r>
     </w:p>
     <w:p>
@@ -4240,7 +4385,7 @@
           <w:lang w:eastAsia="en-GB"/>
           <w14:ligatures w14:val="none"/>
         </w:rPr>
-        <w:t>Task 1 treats a simulated room as more than geometry: every object is assigned a role, obstacle, target, landmark, shelf or charger, stored so it can be queried in code rather than inferred visually. Task 2 carries the same idea into a dynamic setting, where a mobile robot reads LIDAR and odometry in real time, chooses between a discrete set of behavioural states, and reports on what it did and why. Together, the two tasks move from a static scene with designer-assigned semantics towards a robot whose own behavioural categories, navigating, avoiding, replanning, are a semantic label it applies to itself. That progression, from meaning attached to objects to meaning attached to behaviour, is the thread running through this report.</w:t>
+        <w:t>Task 1 treats a simulated room as more than geometry: every object is assigned a role, obstacle, target, landmark, shelf or charger, stored so it can be queried in code rather than inferred visually. Task 2 carries the idea into a dynamic setting, where a mobile robot reads LIDAR and odometry in real time, chooses between discrete behavioural states, and reports what it did and why. The thread running through the report is the progression from meaning attached to objects to meaning attached to behaviour.</w:t>
       </w:r>
     </w:p>
     <w:p>
@@ -4283,7 +4428,15 @@
       <w:bookmarkStart w:id="5" w:name="_Toc241518188"/>
       <w:r>
         <w:lastRenderedPageBreak/>
-        <w:t>Task 1: Interactive PyBullet Environment with Object Semantics</w:t>
+        <w:t xml:space="preserve">Task 1: Interactive </w:t>
+      </w:r>
+      <w:proofErr w:type="spellStart"/>
+      <w:r>
+        <w:t>PyBullet</w:t>
+      </w:r>
+      <w:proofErr w:type="spellEnd"/>
+      <w:r>
+        <w:t xml:space="preserve"> Environment with Object Semantics</w:t>
       </w:r>
       <w:bookmarkEnd w:id="5"/>
     </w:p>
@@ -4291,92 +4444,425 @@
       <w:pPr>
         <w:pStyle w:val="Heading2"/>
       </w:pPr>
-      <w:bookmarkStart w:id="6" w:name="project-definition"/>
-      <w:bookmarkStart w:id="7" w:name="_Toc241518189"/>
+      <w:bookmarkStart w:id="6" w:name="_Toc241518189"/>
+      <w:bookmarkStart w:id="7" w:name="project-definition"/>
       <w:r>
         <w:t>3.1 Project Definition</w:t>
       </w:r>
+      <w:bookmarkEnd w:id="6"/>
+    </w:p>
+    <w:p>
+      <w:pPr>
+        <w:spacing w:after="180" w:line="360" w:lineRule="auto"/>
+        <w:rPr>
+          <w:rFonts w:eastAsia="Times New Roman" w:cs="Times New Roman"/>
+          <w:color w:val="000000"/>
+          <w:kern w:val="0"/>
+          <w:lang w:eastAsia="en-GB"/>
+          <w14:ligatures w14:val="none"/>
+        </w:rPr>
+      </w:pPr>
+      <w:r>
+        <w:rPr>
+          <w:rFonts w:eastAsia="Times New Roman" w:cs="Times New Roman"/>
+          <w:color w:val="000000"/>
+          <w:kern w:val="0"/>
+          <w:lang w:eastAsia="en-GB"/>
+          <w14:ligatures w14:val="none"/>
+        </w:rPr>
+        <w:t xml:space="preserve">The objective of Task 1 was a structured, semantically meaningful </w:t>
+      </w:r>
+      <w:proofErr w:type="spellStart"/>
+      <w:r>
+        <w:rPr>
+          <w:rFonts w:eastAsia="Times New Roman" w:cs="Times New Roman"/>
+          <w:color w:val="000000"/>
+          <w:kern w:val="0"/>
+          <w:lang w:eastAsia="en-GB"/>
+          <w14:ligatures w14:val="none"/>
+        </w:rPr>
+        <w:t>PyBullet</w:t>
+      </w:r>
+      <w:proofErr w:type="spellEnd"/>
+      <w:r>
+        <w:rPr>
+          <w:rFonts w:eastAsia="Times New Roman" w:cs="Times New Roman"/>
+          <w:color w:val="000000"/>
+          <w:kern w:val="0"/>
+          <w:lang w:eastAsia="en-GB"/>
+          <w14:ligatures w14:val="none"/>
+        </w:rPr>
+        <w:t xml:space="preserve"> scene in which the roles of objects, not just their geometry, could be queried programmatically. Before any code was written the room was sketched on paper as a six by four metre space: a single entrance, a central aisle, storage shelving along the back wall, a charging dock near the entrance, and reference landmarks at each corner. That sketch was then converted directly into URDF categories and object coordinates, so every placed object traces back to a deliberate position rather than an arbitrary grid.</w:t>
+      </w:r>
+    </w:p>
+    <w:p>
+      <w:pPr>
+        <w:spacing w:after="180" w:line="360" w:lineRule="auto"/>
+        <w:rPr>
+          <w:rFonts w:eastAsia="Times New Roman" w:cs="Times New Roman"/>
+          <w:color w:val="000000"/>
+          <w:kern w:val="0"/>
+          <w:lang w:eastAsia="en-GB"/>
+          <w14:ligatures w14:val="none"/>
+        </w:rPr>
+      </w:pPr>
+      <w:r>
+        <w:rPr>
+          <w:rFonts w:eastAsia="Times New Roman" w:cs="Times New Roman"/>
+          <w:color w:val="000000"/>
+          <w:kern w:val="0"/>
+          <w:lang w:eastAsia="en-GB"/>
+          <w14:ligatures w14:val="none"/>
+        </w:rPr>
+        <w:t xml:space="preserve">The finished scene holds fourteen object instances across five URDF categories, above the assignment’s minimum of eight objects and four categories, plus a two-wheel robot repositioned between camera renders to demonstrate movement through the space. All object geometry was authored directly as URDF primitives (boxes and cylinders) rather than imported meshes, keeping the notebook self-contained. Richer, photorealistic indoor datasets such as </w:t>
+      </w:r>
+      <w:proofErr w:type="spellStart"/>
+      <w:r>
+        <w:rPr>
+          <w:rFonts w:eastAsia="Times New Roman" w:cs="Times New Roman"/>
+          <w:color w:val="000000"/>
+          <w:kern w:val="0"/>
+          <w:lang w:eastAsia="en-GB"/>
+          <w14:ligatures w14:val="none"/>
+        </w:rPr>
+        <w:t>SceneNet</w:t>
+      </w:r>
+      <w:proofErr w:type="spellEnd"/>
+      <w:r>
+        <w:rPr>
+          <w:rFonts w:eastAsia="Times New Roman" w:cs="Times New Roman"/>
+          <w:color w:val="000000"/>
+          <w:kern w:val="0"/>
+          <w:lang w:eastAsia="en-GB"/>
+          <w14:ligatures w14:val="none"/>
+        </w:rPr>
+        <w:t xml:space="preserve"> RGB-D (McCormac et al., 2017) were considered but set aside as a direction for future extension.</w:t>
+      </w:r>
+    </w:p>
+    <w:p>
+      <w:pPr>
+        <w:pStyle w:val="Heading2"/>
+      </w:pPr>
+      <w:bookmarkStart w:id="8" w:name="_Toc241518190"/>
+      <w:bookmarkStart w:id="9" w:name="design-and-implementation"/>
       <w:bookmarkEnd w:id="7"/>
-    </w:p>
-    <w:p>
-      <w:pPr>
-        <w:spacing w:after="180" w:line="360" w:lineRule="auto"/>
-        <w:rPr>
-          <w:rFonts w:eastAsia="Times New Roman" w:cs="Times New Roman"/>
-          <w:color w:val="000000"/>
-          <w:kern w:val="0"/>
-          <w:lang w:eastAsia="en-GB"/>
-          <w14:ligatures w14:val="none"/>
-        </w:rPr>
-      </w:pPr>
-      <w:r>
-        <w:rPr>
-          <w:rFonts w:eastAsia="Times New Roman" w:cs="Times New Roman"/>
-          <w:color w:val="000000"/>
-          <w:kern w:val="0"/>
-          <w:lang w:eastAsia="en-GB"/>
-          <w14:ligatures w14:val="none"/>
-        </w:rPr>
-        <w:t>The objective of Task 1 was a structured, semantically meaningful PyBullet scene in which the roles of objects, not just their geometry, could be queried programmatically. Before any code was written the room was sketched on paper as a six by four metre space: a single entrance, a central aisle, storage shelving along the back wall, a charging dock near the entrance, and reference landmarks at each corner. That sketch was then converted directly into URDF categories and object coordinates, so every placed object traces back to a deliberate position rather than an arbitrary grid.</w:t>
-      </w:r>
-    </w:p>
-    <w:p>
-      <w:pPr>
-        <w:spacing w:after="180" w:line="360" w:lineRule="auto"/>
-        <w:rPr>
-          <w:rFonts w:eastAsia="Times New Roman" w:cs="Times New Roman"/>
-          <w:color w:val="000000"/>
-          <w:kern w:val="0"/>
-          <w:lang w:eastAsia="en-GB"/>
-          <w14:ligatures w14:val="none"/>
-        </w:rPr>
-      </w:pPr>
-      <w:r>
-        <w:rPr>
-          <w:rFonts w:eastAsia="Times New Roman" w:cs="Times New Roman"/>
-          <w:color w:val="000000"/>
-          <w:kern w:val="0"/>
-          <w:lang w:eastAsia="en-GB"/>
-          <w14:ligatures w14:val="none"/>
-        </w:rPr>
-        <w:t>The finished scene holds fourteen object instances across five URDF categories, above the assignment’s minimum of eight objects and four categories, plus a two-wheel robot repositioned between camera renders to demonstrate movement through the space. All object geometry was authored directly as URDF primitives (boxes and cylinders) rather than imported meshes, keeping the notebook self-contained. Richer, photorealistic indoor datasets such as SceneNet RGB-D (McCormac et al., 2017) were considered but set aside as a direction for future extension.</w:t>
-      </w:r>
-    </w:p>
-    <w:p>
-      <w:pPr>
-        <w:pStyle w:val="Heading2"/>
-      </w:pPr>
-      <w:bookmarkStart w:id="8" w:name="design-and-implementation"/>
-      <w:bookmarkStart w:id="9" w:name="_Toc241518190"/>
-      <w:bookmarkEnd w:id="6"/>
-      <w:r>
-        <w:t xml:space="preserve">3.2 </w:t>
-      </w:r>
-      <w:r>
-        <w:t>Literature Review</w:t>
-      </w:r>
-      <w:bookmarkEnd w:id="9"/>
-    </w:p>
-    <w:p>
-      <w:pPr>
-        <w:spacing w:line="360" w:lineRule="auto"/>
-        <w:rPr>
-          <w:rFonts w:eastAsia="Times New Roman" w:cs="Times New Roman"/>
-          <w:color w:val="000000"/>
-          <w:kern w:val="0"/>
-          <w:lang w:eastAsia="en-GB"/>
-          <w14:ligatures w14:val="none"/>
-        </w:rPr>
-      </w:pPr>
-      <w:r>
-        <w:rPr>
-          <w:rFonts w:eastAsia="Times New Roman" w:cs="Times New Roman"/>
-          <w:color w:val="000000"/>
-          <w:kern w:val="0"/>
-          <w:lang w:eastAsia="en-GB"/>
-          <w14:ligatures w14:val="none"/>
-        </w:rPr>
-        <w:t>[NEED TO COMPLETE THIS SECTION]</w:t>
+      <w:r>
+        <w:t>3.2 Literature Review</w:t>
+      </w:r>
+      <w:bookmarkEnd w:id="8"/>
+    </w:p>
+    <w:p>
+      <w:pPr>
+        <w:spacing w:after="120" w:line="360" w:lineRule="auto"/>
+        <w:rPr>
+          <w:rFonts w:eastAsia="Times New Roman" w:cs="Times New Roman"/>
+          <w:color w:val="000000"/>
+          <w:kern w:val="0"/>
+          <w:lang w:eastAsia="en-GB"/>
+          <w14:ligatures w14:val="none"/>
+        </w:rPr>
+      </w:pPr>
+      <w:r>
+        <w:rPr>
+          <w:rFonts w:eastAsia="Times New Roman" w:cs="Times New Roman"/>
+          <w:color w:val="000000"/>
+          <w:kern w:val="0"/>
+          <w:lang w:eastAsia="en-GB"/>
+          <w14:ligatures w14:val="none"/>
+        </w:rPr>
+        <w:t>Three strands informed Task 1: simulators, semantic representation and labelled scenes.</w:t>
+      </w:r>
+    </w:p>
+    <w:p>
+      <w:pPr>
+        <w:pStyle w:val="ListParagraph"/>
+        <w:numPr>
+          <w:ilvl w:val="0"/>
+          <w:numId w:val="1"/>
+        </w:numPr>
+        <w:spacing w:before="120" w:after="120" w:line="360" w:lineRule="auto"/>
+        <w:rPr>
+          <w:rFonts w:cs="Times New Roman"/>
+        </w:rPr>
+      </w:pPr>
+      <w:r>
+        <w:rPr>
+          <w:rFonts w:eastAsia="Times New Roman" w:cs="Times New Roman"/>
+          <w:b/>
+          <w:bCs/>
+          <w:color w:val="000000"/>
+          <w:kern w:val="0"/>
+          <w:lang w:eastAsia="en-GB"/>
+          <w14:ligatures w14:val="none"/>
+        </w:rPr>
+        <w:t>Simulators.</w:t>
+      </w:r>
+      <w:r>
+        <w:rPr>
+          <w:rFonts w:eastAsia="Times New Roman" w:cs="Times New Roman"/>
+          <w:color w:val="000000"/>
+          <w:kern w:val="0"/>
+          <w:lang w:eastAsia="en-GB"/>
+          <w14:ligatures w14:val="none"/>
+        </w:rPr>
+        <w:t xml:space="preserve"> </w:t>
+      </w:r>
+      <w:proofErr w:type="spellStart"/>
+      <w:r>
+        <w:rPr>
+          <w:rFonts w:eastAsia="Times New Roman" w:cs="Times New Roman"/>
+          <w:color w:val="000000"/>
+          <w:kern w:val="0"/>
+          <w:lang w:eastAsia="en-GB"/>
+          <w14:ligatures w14:val="none"/>
+        </w:rPr>
+        <w:t>PyBullet</w:t>
+      </w:r>
+      <w:proofErr w:type="spellEnd"/>
+      <w:r>
+        <w:rPr>
+          <w:rFonts w:eastAsia="Times New Roman" w:cs="Times New Roman"/>
+          <w:color w:val="000000"/>
+          <w:kern w:val="0"/>
+          <w:lang w:eastAsia="en-GB"/>
+          <w14:ligatures w14:val="none"/>
+        </w:rPr>
+        <w:t xml:space="preserve"> exposes the Bullet physics engine through Python, loads URDF models and includes a CPU renderer (Coumans and Bai, 2021; </w:t>
+      </w:r>
+      <w:proofErr w:type="spellStart"/>
+      <w:r>
+        <w:rPr>
+          <w:rFonts w:eastAsia="Times New Roman" w:cs="Times New Roman"/>
+          <w:color w:val="000000"/>
+          <w:kern w:val="0"/>
+          <w:lang w:eastAsia="en-GB"/>
+          <w14:ligatures w14:val="none"/>
+        </w:rPr>
+        <w:t>PyBullet</w:t>
+      </w:r>
+      <w:proofErr w:type="spellEnd"/>
+      <w:r>
+        <w:rPr>
+          <w:rFonts w:eastAsia="Times New Roman" w:cs="Times New Roman"/>
+          <w:color w:val="000000"/>
+          <w:kern w:val="0"/>
+          <w:lang w:eastAsia="en-GB"/>
+          <w14:ligatures w14:val="none"/>
+        </w:rPr>
+        <w:t xml:space="preserve">, 2023), so the notebook runs headless in </w:t>
+      </w:r>
+      <w:proofErr w:type="spellStart"/>
+      <w:r>
+        <w:rPr>
+          <w:rFonts w:eastAsia="Times New Roman" w:cs="Times New Roman"/>
+          <w:color w:val="000000"/>
+          <w:kern w:val="0"/>
+          <w:lang w:eastAsia="en-GB"/>
+          <w14:ligatures w14:val="none"/>
+        </w:rPr>
+        <w:t>Colab</w:t>
+      </w:r>
+      <w:proofErr w:type="spellEnd"/>
+      <w:r>
+        <w:rPr>
+          <w:rFonts w:eastAsia="Times New Roman" w:cs="Times New Roman"/>
+          <w:color w:val="000000"/>
+          <w:kern w:val="0"/>
+          <w:lang w:eastAsia="en-GB"/>
+          <w14:ligatures w14:val="none"/>
+        </w:rPr>
+        <w:t xml:space="preserve">. Collins et al. (2021) review simulators across robotics; Task 1 needs scene construction and rendering rather than contact-rich manipulation, which favours </w:t>
+      </w:r>
+      <w:proofErr w:type="spellStart"/>
+      <w:r>
+        <w:rPr>
+          <w:rFonts w:eastAsia="Times New Roman" w:cs="Times New Roman"/>
+          <w:color w:val="000000"/>
+          <w:kern w:val="0"/>
+          <w:lang w:eastAsia="en-GB"/>
+          <w14:ligatures w14:val="none"/>
+        </w:rPr>
+        <w:t>PyBullet’s</w:t>
+      </w:r>
+      <w:proofErr w:type="spellEnd"/>
+      <w:r>
+        <w:rPr>
+          <w:rFonts w:eastAsia="Times New Roman" w:cs="Times New Roman"/>
+          <w:color w:val="000000"/>
+          <w:kern w:val="0"/>
+          <w:lang w:eastAsia="en-GB"/>
+          <w14:ligatures w14:val="none"/>
+        </w:rPr>
+        <w:t xml:space="preserve"> light setup.</w:t>
+      </w:r>
+    </w:p>
+    <w:p>
+      <w:pPr>
+        <w:pStyle w:val="ListParagraph"/>
+        <w:numPr>
+          <w:ilvl w:val="0"/>
+          <w:numId w:val="1"/>
+        </w:numPr>
+        <w:spacing w:before="120" w:after="120" w:line="360" w:lineRule="auto"/>
+        <w:rPr>
+          <w:rFonts w:cs="Times New Roman"/>
+        </w:rPr>
+      </w:pPr>
+      <w:r>
+        <w:rPr>
+          <w:rFonts w:eastAsia="Times New Roman" w:cs="Times New Roman"/>
+          <w:b/>
+          <w:bCs/>
+          <w:color w:val="000000"/>
+          <w:kern w:val="0"/>
+          <w:lang w:eastAsia="en-GB"/>
+          <w14:ligatures w14:val="none"/>
+        </w:rPr>
+        <w:t>Semantic representation.</w:t>
+      </w:r>
+      <w:r>
+        <w:rPr>
+          <w:rFonts w:eastAsia="Times New Roman" w:cs="Times New Roman"/>
+          <w:color w:val="000000"/>
+          <w:kern w:val="0"/>
+          <w:lang w:eastAsia="en-GB"/>
+          <w14:ligatures w14:val="none"/>
+        </w:rPr>
+        <w:t xml:space="preserve"> </w:t>
+      </w:r>
+      <w:proofErr w:type="spellStart"/>
+      <w:r>
+        <w:rPr>
+          <w:rFonts w:eastAsia="Times New Roman" w:cs="Times New Roman"/>
+          <w:color w:val="000000"/>
+          <w:kern w:val="0"/>
+          <w:lang w:eastAsia="en-GB"/>
+          <w14:ligatures w14:val="none"/>
+        </w:rPr>
+        <w:t>Kostavelis</w:t>
+      </w:r>
+      <w:proofErr w:type="spellEnd"/>
+      <w:r>
+        <w:rPr>
+          <w:rFonts w:eastAsia="Times New Roman" w:cs="Times New Roman"/>
+          <w:color w:val="000000"/>
+          <w:kern w:val="0"/>
+          <w:lang w:eastAsia="en-GB"/>
+          <w14:ligatures w14:val="none"/>
+        </w:rPr>
+        <w:t xml:space="preserve"> and </w:t>
+      </w:r>
+      <w:proofErr w:type="spellStart"/>
+      <w:r>
+        <w:rPr>
+          <w:rFonts w:eastAsia="Times New Roman" w:cs="Times New Roman"/>
+          <w:color w:val="000000"/>
+          <w:kern w:val="0"/>
+          <w:lang w:eastAsia="en-GB"/>
+          <w14:ligatures w14:val="none"/>
+        </w:rPr>
+        <w:t>Gasteratos</w:t>
+      </w:r>
+      <w:proofErr w:type="spellEnd"/>
+      <w:r>
+        <w:rPr>
+          <w:rFonts w:eastAsia="Times New Roman" w:cs="Times New Roman"/>
+          <w:color w:val="000000"/>
+          <w:kern w:val="0"/>
+          <w:lang w:eastAsia="en-GB"/>
+          <w14:ligatures w14:val="none"/>
+        </w:rPr>
+        <w:t xml:space="preserve"> (2015) survey semantic mapping for mobile robots, noting its role in human-robot interaction, knowledge representation and planning. The registry built here is the simplest form of that idea: designer-assigned metadata rather than an inferred map, letting code ask what an object is, not only where it is.</w:t>
+      </w:r>
+    </w:p>
+    <w:p>
+      <w:pPr>
+        <w:pStyle w:val="ListParagraph"/>
+        <w:numPr>
+          <w:ilvl w:val="0"/>
+          <w:numId w:val="1"/>
+        </w:numPr>
+        <w:spacing w:before="120" w:after="120" w:line="360" w:lineRule="auto"/>
+        <w:rPr>
+          <w:rFonts w:cs="Times New Roman"/>
+        </w:rPr>
+      </w:pPr>
+      <w:r>
+        <w:rPr>
+          <w:rFonts w:eastAsia="Times New Roman" w:cs="Times New Roman"/>
+          <w:b/>
+          <w:bCs/>
+          <w:color w:val="000000"/>
+          <w:kern w:val="0"/>
+          <w:lang w:eastAsia="en-GB"/>
+          <w14:ligatures w14:val="none"/>
+        </w:rPr>
+        <w:t>Labelled scenes.</w:t>
+      </w:r>
+      <w:r>
+        <w:rPr>
+          <w:rFonts w:eastAsia="Times New Roman" w:cs="Times New Roman"/>
+          <w:color w:val="000000"/>
+          <w:kern w:val="0"/>
+          <w:lang w:eastAsia="en-GB"/>
+          <w14:ligatures w14:val="none"/>
+        </w:rPr>
+        <w:t xml:space="preserve"> McCormac et al. (2017) generated </w:t>
+      </w:r>
+      <w:proofErr w:type="spellStart"/>
+      <w:r>
+        <w:rPr>
+          <w:rFonts w:eastAsia="Times New Roman" w:cs="Times New Roman"/>
+          <w:color w:val="000000"/>
+          <w:kern w:val="0"/>
+          <w:lang w:eastAsia="en-GB"/>
+          <w14:ligatures w14:val="none"/>
+        </w:rPr>
+        <w:t>SceneNet</w:t>
+      </w:r>
+      <w:proofErr w:type="spellEnd"/>
+      <w:r>
+        <w:rPr>
+          <w:rFonts w:eastAsia="Times New Roman" w:cs="Times New Roman"/>
+          <w:color w:val="000000"/>
+          <w:kern w:val="0"/>
+          <w:lang w:eastAsia="en-GB"/>
+          <w14:ligatures w14:val="none"/>
+        </w:rPr>
+        <w:t xml:space="preserve"> RGB-D, a large synthetic indoor dataset with ground-truth labels. Task 1 is a far smaller, hand-authored version, trading photorealism for full control over labels. Duckett et al. (2018) note that field robots </w:t>
+      </w:r>
+      <w:r>
+        <w:rPr>
+          <w:rFonts w:eastAsia="Times New Roman" w:cs="Times New Roman"/>
+          <w:color w:val="000000"/>
+          <w:kern w:val="0"/>
+          <w:lang w:eastAsia="en-GB"/>
+          <w14:ligatures w14:val="none"/>
+        </w:rPr>
+        <w:lastRenderedPageBreak/>
+        <w:t>must interpret unstructured surroundings reliably, so explicit roles matter beyond simulation.</w:t>
+      </w:r>
+    </w:p>
+    <w:p>
+      <w:pPr>
+        <w:spacing w:before="120" w:after="180" w:line="360" w:lineRule="auto"/>
+        <w:rPr>
+          <w:rFonts w:eastAsia="Times New Roman" w:cs="Times New Roman"/>
+          <w:color w:val="000000"/>
+          <w:kern w:val="0"/>
+          <w:lang w:eastAsia="en-GB"/>
+          <w14:ligatures w14:val="none"/>
+        </w:rPr>
+      </w:pPr>
+      <w:r>
+        <w:rPr>
+          <w:rFonts w:eastAsia="Times New Roman" w:cs="Times New Roman"/>
+          <w:color w:val="000000"/>
+          <w:kern w:val="0"/>
+          <w:lang w:eastAsia="en-GB"/>
+          <w14:ligatures w14:val="none"/>
+        </w:rPr>
+        <w:t>Task 1’s labels are therefore asserted rather than inferred, so it demonstrates query mechanics rather than perception (Section 3.6).</w:t>
       </w:r>
     </w:p>
     <w:p>
@@ -4386,13 +4872,7 @@
       </w:pPr>
       <w:bookmarkStart w:id="10" w:name="_Toc241518191"/>
       <w:r>
-        <w:t>3.</w:t>
-      </w:r>
-      <w:r>
-        <w:t>3</w:t>
-      </w:r>
-      <w:r>
-        <w:t xml:space="preserve"> Design and Implementation</w:t>
+        <w:t>3.3 Design and Implementation</w:t>
       </w:r>
       <w:bookmarkEnd w:id="10"/>
     </w:p>
@@ -4415,38 +4895,42 @@
           <w:lang w:eastAsia="en-GB"/>
           <w14:ligatures w14:val="none"/>
         </w:rPr>
-        <w:t>[IN THIS SECTION NEED TO CREATE A FLOWCHAT</w:t>
-      </w:r>
-      <w:r>
-        <w:rPr>
-          <w:rFonts w:eastAsia="Times New Roman" w:cs="Times New Roman"/>
-          <w:color w:val="000000"/>
-          <w:kern w:val="0"/>
-          <w:lang w:eastAsia="en-GB"/>
-          <w14:ligatures w14:val="none"/>
-        </w:rPr>
-        <w:t>/</w:t>
-      </w:r>
-      <w:r>
-        <w:rPr>
-          <w:rFonts w:eastAsia="Times New Roman" w:cs="Times New Roman"/>
-          <w:color w:val="000000"/>
-          <w:kern w:val="0"/>
-          <w:lang w:eastAsia="en-GB"/>
-          <w14:ligatures w14:val="none"/>
-        </w:rPr>
-        <w:t>ARCHETECTURE AND</w:t>
-      </w:r>
-      <w:r>
-        <w:rPr>
-          <w:rFonts w:eastAsia="Times New Roman" w:cs="Times New Roman"/>
-          <w:color w:val="000000"/>
-          <w:kern w:val="0"/>
-          <w:lang w:eastAsia="en-GB"/>
-          <w14:ligatures w14:val="none"/>
-        </w:rPr>
-        <w:t xml:space="preserve"> NEED TO ADD IT HERE</w:t>
-      </w:r>
+        <w:t>The notebook (</w:t>
+      </w:r>
+      <w:r>
+        <w:rPr>
+          <w:rFonts w:eastAsia="Times New Roman" w:cs="Times New Roman"/>
+          <w:color w:val="000000"/>
+          <w:kern w:val="0"/>
+          <w:sz w:val="22"/>
+          <w:lang w:eastAsia="en-GB"/>
+          <w14:ligatures w14:val="none"/>
+        </w:rPr>
+        <w:t>Task1_PyBullet_Object_Semantics.ipynb</w:t>
+      </w:r>
+      <w:r>
+        <w:rPr>
+          <w:rFonts w:eastAsia="Times New Roman" w:cs="Times New Roman"/>
+          <w:color w:val="000000"/>
+          <w:kern w:val="0"/>
+          <w:lang w:eastAsia="en-GB"/>
+          <w14:ligatures w14:val="none"/>
+        </w:rPr>
+        <w:t xml:space="preserve">) is a pipeline of nine executable cells. A setup cell imports </w:t>
+      </w:r>
+      <w:proofErr w:type="spellStart"/>
+      <w:r>
+        <w:rPr>
+          <w:rFonts w:eastAsia="Times New Roman" w:cs="Times New Roman"/>
+          <w:color w:val="000000"/>
+          <w:kern w:val="0"/>
+          <w:sz w:val="22"/>
+          <w:lang w:eastAsia="en-GB"/>
+          <w14:ligatures w14:val="none"/>
+        </w:rPr>
+        <w:t>pybullet</w:t>
+      </w:r>
+      <w:proofErr w:type="spellEnd"/>
       <w:r>
         <w:rPr>
           <w:rFonts w:eastAsia="Times New Roman" w:cs="Times New Roman"/>
@@ -4457,36 +4941,255 @@
         </w:rPr>
         <w:t xml:space="preserve">, </w:t>
       </w:r>
-      <w:r>
-        <w:rPr>
-          <w:rFonts w:eastAsia="Times New Roman" w:cs="Times New Roman"/>
-          <w:color w:val="000000"/>
-          <w:kern w:val="0"/>
-          <w:lang w:eastAsia="en-GB"/>
-          <w14:ligatures w14:val="none"/>
-        </w:rPr>
-        <w:t>NEED TO CREATE AND ADD A FLOWCHAT/ARCHETECTURE DIAGRAM</w:t>
-      </w:r>
-      <w:r>
-        <w:rPr>
-          <w:rFonts w:eastAsia="Times New Roman" w:cs="Times New Roman"/>
-          <w:color w:val="000000"/>
-          <w:kern w:val="0"/>
-          <w:lang w:eastAsia="en-GB"/>
-          <w14:ligatures w14:val="none"/>
-        </w:rPr>
-        <w:t>. ADD IT SOMEWHERE BTWN THE PARAS AND MENTION ABOUT THAT BY CITING THE FIGURE – FOR BOTH TASKS</w:t>
-      </w:r>
-      <w:r>
-        <w:rPr>
-          <w:rFonts w:eastAsia="Times New Roman" w:cs="Times New Roman"/>
-          <w:color w:val="000000"/>
-          <w:kern w:val="0"/>
-          <w:lang w:eastAsia="en-GB"/>
-          <w14:ligatures w14:val="none"/>
-        </w:rPr>
-        <w:t>]</w:t>
-      </w:r>
+      <w:proofErr w:type="spellStart"/>
+      <w:r>
+        <w:rPr>
+          <w:rFonts w:eastAsia="Times New Roman" w:cs="Times New Roman"/>
+          <w:color w:val="000000"/>
+          <w:kern w:val="0"/>
+          <w:sz w:val="22"/>
+          <w:lang w:eastAsia="en-GB"/>
+          <w14:ligatures w14:val="none"/>
+        </w:rPr>
+        <w:t>pybullet_data</w:t>
+      </w:r>
+      <w:proofErr w:type="spellEnd"/>
+      <w:r>
+        <w:rPr>
+          <w:rFonts w:eastAsia="Times New Roman" w:cs="Times New Roman"/>
+          <w:color w:val="000000"/>
+          <w:kern w:val="0"/>
+          <w:lang w:eastAsia="en-GB"/>
+          <w14:ligatures w14:val="none"/>
+        </w:rPr>
+        <w:t xml:space="preserve">, </w:t>
+      </w:r>
+      <w:proofErr w:type="spellStart"/>
+      <w:r>
+        <w:rPr>
+          <w:rFonts w:eastAsia="Times New Roman" w:cs="Times New Roman"/>
+          <w:color w:val="000000"/>
+          <w:kern w:val="0"/>
+          <w:sz w:val="22"/>
+          <w:lang w:eastAsia="en-GB"/>
+          <w14:ligatures w14:val="none"/>
+        </w:rPr>
+        <w:t>numpy</w:t>
+      </w:r>
+      <w:proofErr w:type="spellEnd"/>
+      <w:r>
+        <w:rPr>
+          <w:rFonts w:eastAsia="Times New Roman" w:cs="Times New Roman"/>
+          <w:color w:val="000000"/>
+          <w:kern w:val="0"/>
+          <w:lang w:eastAsia="en-GB"/>
+          <w14:ligatures w14:val="none"/>
+        </w:rPr>
+        <w:t xml:space="preserve"> and </w:t>
+      </w:r>
+      <w:r>
+        <w:rPr>
+          <w:rFonts w:eastAsia="Times New Roman" w:cs="Times New Roman"/>
+          <w:color w:val="000000"/>
+          <w:kern w:val="0"/>
+          <w:sz w:val="22"/>
+          <w:lang w:eastAsia="en-GB"/>
+          <w14:ligatures w14:val="none"/>
+        </w:rPr>
+        <w:t>matplotlib</w:t>
+      </w:r>
+      <w:r>
+        <w:rPr>
+          <w:rFonts w:eastAsia="Times New Roman" w:cs="Times New Roman"/>
+          <w:color w:val="000000"/>
+          <w:kern w:val="0"/>
+          <w:lang w:eastAsia="en-GB"/>
+          <w14:ligatures w14:val="none"/>
+        </w:rPr>
+        <w:t xml:space="preserve">, installing </w:t>
+      </w:r>
+      <w:proofErr w:type="spellStart"/>
+      <w:r>
+        <w:rPr>
+          <w:rFonts w:eastAsia="Times New Roman" w:cs="Times New Roman"/>
+          <w:color w:val="000000"/>
+          <w:kern w:val="0"/>
+          <w:sz w:val="22"/>
+          <w:lang w:eastAsia="en-GB"/>
+          <w14:ligatures w14:val="none"/>
+        </w:rPr>
+        <w:t>pybullet</w:t>
+      </w:r>
+      <w:proofErr w:type="spellEnd"/>
+      <w:r>
+        <w:rPr>
+          <w:rFonts w:eastAsia="Times New Roman" w:cs="Times New Roman"/>
+          <w:color w:val="000000"/>
+          <w:kern w:val="0"/>
+          <w:lang w:eastAsia="en-GB"/>
+          <w14:ligatures w14:val="none"/>
+        </w:rPr>
+        <w:t xml:space="preserve"> automatically if missing, whether opened in Google </w:t>
+      </w:r>
+      <w:proofErr w:type="spellStart"/>
+      <w:r>
+        <w:rPr>
+          <w:rFonts w:eastAsia="Times New Roman" w:cs="Times New Roman"/>
+          <w:color w:val="000000"/>
+          <w:kern w:val="0"/>
+          <w:lang w:eastAsia="en-GB"/>
+          <w14:ligatures w14:val="none"/>
+        </w:rPr>
+        <w:t>Colab</w:t>
+      </w:r>
+      <w:proofErr w:type="spellEnd"/>
+      <w:r>
+        <w:rPr>
+          <w:rFonts w:eastAsia="Times New Roman" w:cs="Times New Roman"/>
+          <w:color w:val="000000"/>
+          <w:kern w:val="0"/>
+          <w:lang w:eastAsia="en-GB"/>
+          <w14:ligatures w14:val="none"/>
+        </w:rPr>
+        <w:t xml:space="preserve"> or run locally. A generation cell writes six URDF files to disk: an obstacle (crate), a target zone, a landmark, a shelf, a charging dock, and a two-wheel robot with a box chassis and two cylindrical wheels. An environment cell connects to </w:t>
+      </w:r>
+      <w:proofErr w:type="spellStart"/>
+      <w:r>
+        <w:rPr>
+          <w:rFonts w:eastAsia="Times New Roman" w:cs="Times New Roman"/>
+          <w:color w:val="000000"/>
+          <w:kern w:val="0"/>
+          <w:lang w:eastAsia="en-GB"/>
+          <w14:ligatures w14:val="none"/>
+        </w:rPr>
+        <w:t>PyBullet</w:t>
+      </w:r>
+      <w:proofErr w:type="spellEnd"/>
+      <w:r>
+        <w:rPr>
+          <w:rFonts w:eastAsia="Times New Roman" w:cs="Times New Roman"/>
+          <w:color w:val="000000"/>
+          <w:kern w:val="0"/>
+          <w:lang w:eastAsia="en-GB"/>
+          <w14:ligatures w14:val="none"/>
+        </w:rPr>
+        <w:t xml:space="preserve"> in DIRECT mode (no GUI, fully scriptable), loads a ground plane from the bundled </w:t>
+      </w:r>
+      <w:proofErr w:type="spellStart"/>
+      <w:r>
+        <w:rPr>
+          <w:rFonts w:eastAsia="Times New Roman" w:cs="Times New Roman"/>
+          <w:color w:val="000000"/>
+          <w:kern w:val="0"/>
+          <w:sz w:val="22"/>
+          <w:lang w:eastAsia="en-GB"/>
+          <w14:ligatures w14:val="none"/>
+        </w:rPr>
+        <w:t>pybullet_data</w:t>
+      </w:r>
+      <w:proofErr w:type="spellEnd"/>
+      <w:r>
+        <w:rPr>
+          <w:rFonts w:eastAsia="Times New Roman" w:cs="Times New Roman"/>
+          <w:color w:val="000000"/>
+          <w:kern w:val="0"/>
+          <w:lang w:eastAsia="en-GB"/>
+          <w14:ligatures w14:val="none"/>
+        </w:rPr>
+        <w:t xml:space="preserve"> assets, and instantiates the fourteen objects plus the robot at the coordinates taken from the floor sketch: four crate obstacles flanking the aisle, three target zones (pickup, an off-aisle inspection point, and drop-off), four corner landmarks, two back-wall shelves, and one charging dock. Figure 1 summarises this pipeline end to end.</w:t>
+      </w:r>
+    </w:p>
+    <w:p>
+      <w:pPr>
+        <w:keepNext/>
+        <w:spacing w:after="200" w:line="360" w:lineRule="auto"/>
+      </w:pPr>
+      <w:r>
+        <w:rPr>
+          <w:rFonts w:eastAsia="Times New Roman" w:cs="Times New Roman"/>
+          <w:noProof/>
+          <w:color w:val="000000"/>
+          <w:kern w:val="0"/>
+          <w:lang w:eastAsia="en-GB"/>
+          <w14:ligatures w14:val="none"/>
+        </w:rPr>
+        <w:drawing>
+          <wp:inline distT="0" distB="0" distL="0" distR="0" wp14:anchorId="5C1501B7" wp14:editId="7149E654">
+            <wp:extent cx="5903280" cy="3000375"/>
+            <wp:effectExtent l="0" t="0" r="2540" b="0"/>
+            <wp:docPr id="202" name="Picture" descr="Figure 1. Task 1 pipeline, from the floor-plan sketch and URDF generation through the semantic layer and camera rendering to the query helpers and outputs."/>
+            <wp:cNvGraphicFramePr/>
+            <a:graphic xmlns:a="http://schemas.openxmlformats.org/drawingml/2006/main">
+              <a:graphicData uri="http://schemas.openxmlformats.org/drawingml/2006/picture">
+                <pic:pic xmlns:pic="http://schemas.openxmlformats.org/drawingml/2006/picture">
+                  <pic:nvPicPr>
+                    <pic:cNvPr id="203" name="Picture" descr="Figure 1. Task 1 pipeline, from the floor-plan sketch and URDF generation through the semantic layer and camera rendering to the query helpers and outputs."/>
+                    <pic:cNvPicPr>
+                      <a:picLocks noChangeAspect="1" noChangeArrowheads="1"/>
+                    </pic:cNvPicPr>
+                  </pic:nvPicPr>
+                  <pic:blipFill rotWithShape="1">
+                    <a:blip r:embed="rId13"/>
+                    <a:srcRect t="10934" b="5049"/>
+                    <a:stretch>
+                      <a:fillRect/>
+                    </a:stretch>
+                  </pic:blipFill>
+                  <pic:spPr bwMode="auto">
+                    <a:xfrm>
+                      <a:off x="0" y="0"/>
+                      <a:ext cx="5905500" cy="3001503"/>
+                    </a:xfrm>
+                    <a:prstGeom prst="rect">
+                      <a:avLst/>
+                    </a:prstGeom>
+                    <a:noFill/>
+                    <a:ln>
+                      <a:noFill/>
+                    </a:ln>
+                    <a:extLst>
+                      <a:ext uri="{53640926-AAD7-44D8-BBD7-CCE9431645EC}">
+                        <a14:shadowObscured xmlns:a14="http://schemas.microsoft.com/office/drawing/2010/main"/>
+                      </a:ext>
+                    </a:extLst>
+                  </pic:spPr>
+                </pic:pic>
+              </a:graphicData>
+            </a:graphic>
+          </wp:inline>
+        </w:drawing>
+      </w:r>
+    </w:p>
+    <w:p>
+      <w:pPr>
+        <w:pStyle w:val="FigureStyle"/>
+      </w:pPr>
+      <w:bookmarkStart w:id="11" w:name="_Toc241518301"/>
+      <w:r>
+        <w:t xml:space="preserve">Figure </w:t>
+      </w:r>
+      <w:r>
+        <w:fldChar w:fldCharType="begin"/>
+      </w:r>
+      <w:r>
+        <w:instrText xml:space="preserve"> SEQ Figure \* ARABIC </w:instrText>
+      </w:r>
+      <w:r>
+        <w:fldChar w:fldCharType="separate"/>
+      </w:r>
+      <w:r>
+        <w:rPr>
+          <w:noProof/>
+        </w:rPr>
+        <w:t>1</w:t>
+      </w:r>
+      <w:r>
+        <w:fldChar w:fldCharType="end"/>
+      </w:r>
+      <w:r>
+        <w:t>: Task 1 pipeline, from the floor-plan sketch and URDF generation through the semantic layer and camera rendering to the query helpers and outputs.</w:t>
+      </w:r>
+      <w:bookmarkEnd w:id="11"/>
     </w:p>
     <w:p>
       <w:pPr>
@@ -4507,82 +5210,157 @@
           <w:lang w:eastAsia="en-GB"/>
           <w14:ligatures w14:val="none"/>
         </w:rPr>
-        <w:t>The notebook (</w:t>
-      </w:r>
-      <w:r>
-        <w:rPr>
-          <w:rFonts w:eastAsia="Times New Roman" w:cs="Times New Roman"/>
-          <w:color w:val="000000"/>
-          <w:kern w:val="0"/>
-          <w:sz w:val="22"/>
-          <w:lang w:eastAsia="en-GB"/>
-          <w14:ligatures w14:val="none"/>
-        </w:rPr>
-        <w:t>Task1_PyBullet_Object_Semantics.ipynb</w:t>
-      </w:r>
-      <w:r>
-        <w:rPr>
-          <w:rFonts w:eastAsia="Times New Roman" w:cs="Times New Roman"/>
-          <w:color w:val="000000"/>
-          <w:kern w:val="0"/>
-          <w:lang w:eastAsia="en-GB"/>
-          <w14:ligatures w14:val="none"/>
-        </w:rPr>
-        <w:t xml:space="preserve">) is a pipeline of nine executable cells. A setup cell imports </w:t>
-      </w:r>
-      <w:r>
-        <w:rPr>
-          <w:rFonts w:eastAsia="Times New Roman" w:cs="Times New Roman"/>
-          <w:color w:val="000000"/>
-          <w:kern w:val="0"/>
-          <w:sz w:val="22"/>
-          <w:lang w:eastAsia="en-GB"/>
-          <w14:ligatures w14:val="none"/>
-        </w:rPr>
-        <w:t>pybullet</w:t>
-      </w:r>
-      <w:r>
-        <w:rPr>
-          <w:rFonts w:eastAsia="Times New Roman" w:cs="Times New Roman"/>
-          <w:color w:val="000000"/>
-          <w:kern w:val="0"/>
-          <w:lang w:eastAsia="en-GB"/>
-          <w14:ligatures w14:val="none"/>
-        </w:rPr>
-        <w:t xml:space="preserve">, </w:t>
-      </w:r>
-      <w:r>
-        <w:rPr>
-          <w:rFonts w:eastAsia="Times New Roman" w:cs="Times New Roman"/>
-          <w:color w:val="000000"/>
-          <w:kern w:val="0"/>
-          <w:sz w:val="22"/>
-          <w:lang w:eastAsia="en-GB"/>
-          <w14:ligatures w14:val="none"/>
-        </w:rPr>
-        <w:t>pybullet_data</w:t>
-      </w:r>
-      <w:r>
-        <w:rPr>
-          <w:rFonts w:eastAsia="Times New Roman" w:cs="Times New Roman"/>
-          <w:color w:val="000000"/>
-          <w:kern w:val="0"/>
-          <w:lang w:eastAsia="en-GB"/>
-          <w14:ligatures w14:val="none"/>
-        </w:rPr>
-        <w:t xml:space="preserve">, </w:t>
-      </w:r>
-      <w:r>
-        <w:rPr>
-          <w:rFonts w:eastAsia="Times New Roman" w:cs="Times New Roman"/>
-          <w:color w:val="000000"/>
-          <w:kern w:val="0"/>
-          <w:sz w:val="22"/>
-          <w:lang w:eastAsia="en-GB"/>
-          <w14:ligatures w14:val="none"/>
-        </w:rPr>
-        <w:t>numpy</w:t>
-      </w:r>
+        <w:t xml:space="preserve">A semantic layer, </w:t>
+      </w:r>
+      <w:proofErr w:type="spellStart"/>
+      <w:r>
+        <w:rPr>
+          <w:rFonts w:eastAsia="Times New Roman" w:cs="Times New Roman"/>
+          <w:color w:val="000000"/>
+          <w:kern w:val="0"/>
+          <w:sz w:val="22"/>
+          <w:lang w:eastAsia="en-GB"/>
+          <w14:ligatures w14:val="none"/>
+        </w:rPr>
+        <w:t>semantic_db</w:t>
+      </w:r>
+      <w:proofErr w:type="spellEnd"/>
+      <w:r>
+        <w:rPr>
+          <w:rFonts w:eastAsia="Times New Roman" w:cs="Times New Roman"/>
+          <w:color w:val="000000"/>
+          <w:kern w:val="0"/>
+          <w:lang w:eastAsia="en-GB"/>
+          <w14:ligatures w14:val="none"/>
+        </w:rPr>
+        <w:t xml:space="preserve">, is a plain Python dictionary keyed by </w:t>
+      </w:r>
+      <w:proofErr w:type="spellStart"/>
+      <w:r>
+        <w:rPr>
+          <w:rFonts w:eastAsia="Times New Roman" w:cs="Times New Roman"/>
+          <w:color w:val="000000"/>
+          <w:kern w:val="0"/>
+          <w:lang w:eastAsia="en-GB"/>
+          <w14:ligatures w14:val="none"/>
+        </w:rPr>
+        <w:t>PyBullet</w:t>
+      </w:r>
+      <w:proofErr w:type="spellEnd"/>
+      <w:r>
+        <w:rPr>
+          <w:rFonts w:eastAsia="Times New Roman" w:cs="Times New Roman"/>
+          <w:color w:val="000000"/>
+          <w:kern w:val="0"/>
+          <w:lang w:eastAsia="en-GB"/>
+          <w14:ligatures w14:val="none"/>
+        </w:rPr>
+        <w:t xml:space="preserve"> body id, mapping each id to its role string and (x, y, z) position; Table 1 reproduces this registry exactly as printed. Three helper functions operate on it: </w:t>
+      </w:r>
+      <w:proofErr w:type="spellStart"/>
+      <w:r>
+        <w:rPr>
+          <w:rFonts w:eastAsia="Times New Roman" w:cs="Times New Roman"/>
+          <w:color w:val="000000"/>
+          <w:kern w:val="0"/>
+          <w:sz w:val="22"/>
+          <w:lang w:eastAsia="en-GB"/>
+          <w14:ligatures w14:val="none"/>
+        </w:rPr>
+        <w:t>get_objects_by_role</w:t>
+      </w:r>
+      <w:proofErr w:type="spellEnd"/>
+      <w:r>
+        <w:rPr>
+          <w:rFonts w:eastAsia="Times New Roman" w:cs="Times New Roman"/>
+          <w:color w:val="000000"/>
+          <w:kern w:val="0"/>
+          <w:lang w:eastAsia="en-GB"/>
+          <w14:ligatures w14:val="none"/>
+        </w:rPr>
+        <w:t xml:space="preserve">, which filters by role string; </w:t>
+      </w:r>
+      <w:proofErr w:type="spellStart"/>
+      <w:r>
+        <w:rPr>
+          <w:rFonts w:eastAsia="Times New Roman" w:cs="Times New Roman"/>
+          <w:color w:val="000000"/>
+          <w:kern w:val="0"/>
+          <w:sz w:val="22"/>
+          <w:lang w:eastAsia="en-GB"/>
+          <w14:ligatures w14:val="none"/>
+        </w:rPr>
+        <w:lastRenderedPageBreak/>
+        <w:t>get_nearest_target</w:t>
+      </w:r>
+      <w:proofErr w:type="spellEnd"/>
+      <w:r>
+        <w:rPr>
+          <w:rFonts w:eastAsia="Times New Roman" w:cs="Times New Roman"/>
+          <w:color w:val="000000"/>
+          <w:kern w:val="0"/>
+          <w:lang w:eastAsia="en-GB"/>
+          <w14:ligatures w14:val="none"/>
+        </w:rPr>
+        <w:t xml:space="preserve">, which computes Euclidean distance from the robot’s current base position to every </w:t>
+      </w:r>
+      <w:r>
+        <w:rPr>
+          <w:rFonts w:eastAsia="Times New Roman" w:cs="Times New Roman"/>
+          <w:color w:val="000000"/>
+          <w:kern w:val="0"/>
+          <w:sz w:val="22"/>
+          <w:lang w:eastAsia="en-GB"/>
+          <w14:ligatures w14:val="none"/>
+        </w:rPr>
+        <w:t>target</w:t>
+      </w:r>
+      <w:r>
+        <w:rPr>
+          <w:rFonts w:eastAsia="Times New Roman" w:cs="Times New Roman"/>
+          <w:color w:val="000000"/>
+          <w:kern w:val="0"/>
+          <w:lang w:eastAsia="en-GB"/>
+          <w14:ligatures w14:val="none"/>
+        </w:rPr>
+        <w:t xml:space="preserve">-labelled object and returns the closest; and </w:t>
+      </w:r>
+      <w:proofErr w:type="spellStart"/>
+      <w:r>
+        <w:rPr>
+          <w:rFonts w:eastAsia="Times New Roman" w:cs="Times New Roman"/>
+          <w:color w:val="000000"/>
+          <w:kern w:val="0"/>
+          <w:sz w:val="22"/>
+          <w:lang w:eastAsia="en-GB"/>
+          <w14:ligatures w14:val="none"/>
+        </w:rPr>
+        <w:t>print_object_roles</w:t>
+      </w:r>
+      <w:proofErr w:type="spellEnd"/>
+      <w:r>
+        <w:rPr>
+          <w:rFonts w:eastAsia="Times New Roman" w:cs="Times New Roman"/>
+          <w:color w:val="000000"/>
+          <w:kern w:val="0"/>
+          <w:lang w:eastAsia="en-GB"/>
+          <w14:ligatures w14:val="none"/>
+        </w:rPr>
+        <w:t xml:space="preserve">, which prints a formatted summary of the whole registry. A rendering cell configures six camera viewpoints (the brief requires three; six were rendered as a deliberate extension) with </w:t>
+      </w:r>
+      <w:proofErr w:type="spellStart"/>
+      <w:r>
+        <w:rPr>
+          <w:rFonts w:eastAsia="Times New Roman" w:cs="Times New Roman"/>
+          <w:color w:val="000000"/>
+          <w:kern w:val="0"/>
+          <w:sz w:val="22"/>
+          <w:lang w:eastAsia="en-GB"/>
+          <w14:ligatures w14:val="none"/>
+        </w:rPr>
+        <w:t>computeViewMatrix</w:t>
+      </w:r>
+      <w:proofErr w:type="spellEnd"/>
       <w:r>
         <w:rPr>
           <w:rFonts w:eastAsia="Times New Roman" w:cs="Times New Roman"/>
@@ -4593,79 +5371,73 @@
         </w:rPr>
         <w:t xml:space="preserve"> and </w:t>
       </w:r>
-      <w:r>
-        <w:rPr>
-          <w:rFonts w:eastAsia="Times New Roman" w:cs="Times New Roman"/>
-          <w:color w:val="000000"/>
-          <w:kern w:val="0"/>
-          <w:sz w:val="22"/>
-          <w:lang w:eastAsia="en-GB"/>
-          <w14:ligatures w14:val="none"/>
-        </w:rPr>
-        <w:t>matplotlib</w:t>
-      </w:r>
-      <w:r>
-        <w:rPr>
-          <w:rFonts w:eastAsia="Times New Roman" w:cs="Times New Roman"/>
-          <w:color w:val="000000"/>
-          <w:kern w:val="0"/>
-          <w:lang w:eastAsia="en-GB"/>
-          <w14:ligatures w14:val="none"/>
-        </w:rPr>
-        <w:t xml:space="preserve">, installing </w:t>
-      </w:r>
-      <w:r>
-        <w:rPr>
-          <w:rFonts w:eastAsia="Times New Roman" w:cs="Times New Roman"/>
-          <w:color w:val="000000"/>
-          <w:kern w:val="0"/>
-          <w:sz w:val="22"/>
-          <w:lang w:eastAsia="en-GB"/>
-          <w14:ligatures w14:val="none"/>
-        </w:rPr>
-        <w:t>pybullet</w:t>
-      </w:r>
-      <w:r>
-        <w:rPr>
-          <w:rFonts w:eastAsia="Times New Roman" w:cs="Times New Roman"/>
-          <w:color w:val="000000"/>
-          <w:kern w:val="0"/>
-          <w:lang w:eastAsia="en-GB"/>
-          <w14:ligatures w14:val="none"/>
-        </w:rPr>
-        <w:t xml:space="preserve"> automatically if missing, whether opened in Google Colab or run locally. A generation cell writes six URDF files to disk: an obstacle (crate), a target zone, a landmark, a shelf, a charging dock, and a two-wheel robot with a box chassis and two cylindrical wheels. An environment cell connects to PyBullet in DIRECT mode (no GUI, fully scriptable), loads a ground plane from the bundled </w:t>
-      </w:r>
-      <w:r>
-        <w:rPr>
-          <w:rFonts w:eastAsia="Times New Roman" w:cs="Times New Roman"/>
-          <w:color w:val="000000"/>
-          <w:kern w:val="0"/>
-          <w:sz w:val="22"/>
-          <w:lang w:eastAsia="en-GB"/>
-          <w14:ligatures w14:val="none"/>
-        </w:rPr>
-        <w:t>pybullet_data</w:t>
-      </w:r>
-      <w:r>
-        <w:rPr>
-          <w:rFonts w:eastAsia="Times New Roman" w:cs="Times New Roman"/>
-          <w:color w:val="000000"/>
-          <w:kern w:val="0"/>
-          <w:lang w:eastAsia="en-GB"/>
-          <w14:ligatures w14:val="none"/>
-        </w:rPr>
-        <w:t xml:space="preserve"> assets, and instantiates the fourteen objects plus the robot at the coordinates taken from the floor sketch: four crate obstacles flanking the aisle, three target zones (pickup, an off-</w:t>
-      </w:r>
-      <w:r>
-        <w:rPr>
-          <w:rFonts w:eastAsia="Times New Roman" w:cs="Times New Roman"/>
-          <w:color w:val="000000"/>
-          <w:kern w:val="0"/>
-          <w:lang w:eastAsia="en-GB"/>
-          <w14:ligatures w14:val="none"/>
-        </w:rPr>
-        <w:lastRenderedPageBreak/>
-        <w:t>aisle inspection point, and drop-off), four corner landmarks, two back-wall shelves, and one charging dock.</w:t>
+      <w:proofErr w:type="spellStart"/>
+      <w:r>
+        <w:rPr>
+          <w:rFonts w:eastAsia="Times New Roman" w:cs="Times New Roman"/>
+          <w:color w:val="000000"/>
+          <w:kern w:val="0"/>
+          <w:sz w:val="22"/>
+          <w:lang w:eastAsia="en-GB"/>
+          <w14:ligatures w14:val="none"/>
+        </w:rPr>
+        <w:t>computeProjectionMatrixFOV</w:t>
+      </w:r>
+      <w:proofErr w:type="spellEnd"/>
+      <w:r>
+        <w:rPr>
+          <w:rFonts w:eastAsia="Times New Roman" w:cs="Times New Roman"/>
+          <w:color w:val="000000"/>
+          <w:kern w:val="0"/>
+          <w:lang w:eastAsia="en-GB"/>
+          <w14:ligatures w14:val="none"/>
+        </w:rPr>
+        <w:t xml:space="preserve"> (</w:t>
+      </w:r>
+      <w:proofErr w:type="spellStart"/>
+      <w:r>
+        <w:rPr>
+          <w:rFonts w:eastAsia="Times New Roman" w:cs="Times New Roman"/>
+          <w:color w:val="000000"/>
+          <w:kern w:val="0"/>
+          <w:lang w:eastAsia="en-GB"/>
+          <w14:ligatures w14:val="none"/>
+        </w:rPr>
+        <w:t>PyBullet</w:t>
+      </w:r>
+      <w:proofErr w:type="spellEnd"/>
+      <w:r>
+        <w:rPr>
+          <w:rFonts w:eastAsia="Times New Roman" w:cs="Times New Roman"/>
+          <w:color w:val="000000"/>
+          <w:kern w:val="0"/>
+          <w:lang w:eastAsia="en-GB"/>
+          <w14:ligatures w14:val="none"/>
+        </w:rPr>
+        <w:t xml:space="preserve">, 2023), repositioning only the robot between renders while every other object stays fixed, then calls </w:t>
+      </w:r>
+      <w:proofErr w:type="spellStart"/>
+      <w:r>
+        <w:rPr>
+          <w:rFonts w:eastAsia="Times New Roman" w:cs="Times New Roman"/>
+          <w:color w:val="000000"/>
+          <w:kern w:val="0"/>
+          <w:sz w:val="22"/>
+          <w:lang w:eastAsia="en-GB"/>
+          <w14:ligatures w14:val="none"/>
+        </w:rPr>
+        <w:t>getCameraImage</w:t>
+      </w:r>
+      <w:proofErr w:type="spellEnd"/>
+      <w:r>
+        <w:rPr>
+          <w:rFonts w:eastAsia="Times New Roman" w:cs="Times New Roman"/>
+          <w:color w:val="000000"/>
+          <w:kern w:val="0"/>
+          <w:lang w:eastAsia="en-GB"/>
+          <w14:ligatures w14:val="none"/>
+        </w:rPr>
+        <w:t xml:space="preserve"> to capture a 480 by 360 RGB array per viewpoint.</w:t>
       </w:r>
     </w:p>
     <w:p>
@@ -4687,217 +5459,29 @@
           <w:lang w:eastAsia="en-GB"/>
           <w14:ligatures w14:val="none"/>
         </w:rPr>
-        <w:t xml:space="preserve">A semantic layer, </w:t>
-      </w:r>
-      <w:r>
-        <w:rPr>
-          <w:rFonts w:eastAsia="Times New Roman" w:cs="Times New Roman"/>
-          <w:color w:val="000000"/>
-          <w:kern w:val="0"/>
-          <w:sz w:val="22"/>
-          <w:lang w:eastAsia="en-GB"/>
-          <w14:ligatures w14:val="none"/>
-        </w:rPr>
-        <w:t>semantic_db</w:t>
-      </w:r>
-      <w:r>
-        <w:rPr>
-          <w:rFonts w:eastAsia="Times New Roman" w:cs="Times New Roman"/>
-          <w:color w:val="000000"/>
-          <w:kern w:val="0"/>
-          <w:lang w:eastAsia="en-GB"/>
-          <w14:ligatures w14:val="none"/>
-        </w:rPr>
-        <w:t xml:space="preserve">, is a plain Python dictionary keyed by PyBullet body id, mapping each id to its role string and (x, y, z) position; Table 1 reproduces this registry exactly as printed. Three helper functions operate on it: </w:t>
-      </w:r>
-      <w:r>
-        <w:rPr>
-          <w:rFonts w:eastAsia="Times New Roman" w:cs="Times New Roman"/>
-          <w:color w:val="000000"/>
-          <w:kern w:val="0"/>
-          <w:sz w:val="22"/>
-          <w:lang w:eastAsia="en-GB"/>
-          <w14:ligatures w14:val="none"/>
-        </w:rPr>
-        <w:t>get_objects_by_role</w:t>
-      </w:r>
-      <w:r>
-        <w:rPr>
-          <w:rFonts w:eastAsia="Times New Roman" w:cs="Times New Roman"/>
-          <w:color w:val="000000"/>
-          <w:kern w:val="0"/>
-          <w:lang w:eastAsia="en-GB"/>
-          <w14:ligatures w14:val="none"/>
-        </w:rPr>
-        <w:t xml:space="preserve">, which filters by role string; </w:t>
-      </w:r>
-      <w:r>
-        <w:rPr>
-          <w:rFonts w:eastAsia="Times New Roman" w:cs="Times New Roman"/>
-          <w:color w:val="000000"/>
-          <w:kern w:val="0"/>
-          <w:sz w:val="22"/>
-          <w:lang w:eastAsia="en-GB"/>
-          <w14:ligatures w14:val="none"/>
-        </w:rPr>
-        <w:t>get_nearest_target</w:t>
-      </w:r>
-      <w:r>
-        <w:rPr>
-          <w:rFonts w:eastAsia="Times New Roman" w:cs="Times New Roman"/>
-          <w:color w:val="000000"/>
-          <w:kern w:val="0"/>
-          <w:lang w:eastAsia="en-GB"/>
-          <w14:ligatures w14:val="none"/>
-        </w:rPr>
-        <w:t xml:space="preserve">, which computes Euclidean distance from the robot’s current base position to every </w:t>
-      </w:r>
-      <w:r>
-        <w:rPr>
-          <w:rFonts w:eastAsia="Times New Roman" w:cs="Times New Roman"/>
-          <w:color w:val="000000"/>
-          <w:kern w:val="0"/>
-          <w:sz w:val="22"/>
-          <w:lang w:eastAsia="en-GB"/>
-          <w14:ligatures w14:val="none"/>
-        </w:rPr>
-        <w:t>target</w:t>
-      </w:r>
-      <w:r>
-        <w:rPr>
-          <w:rFonts w:eastAsia="Times New Roman" w:cs="Times New Roman"/>
-          <w:color w:val="000000"/>
-          <w:kern w:val="0"/>
-          <w:lang w:eastAsia="en-GB"/>
-          <w14:ligatures w14:val="none"/>
-        </w:rPr>
-        <w:t xml:space="preserve">-labelled object and returns the closest; and </w:t>
-      </w:r>
-      <w:r>
-        <w:rPr>
-          <w:rFonts w:eastAsia="Times New Roman" w:cs="Times New Roman"/>
-          <w:color w:val="000000"/>
-          <w:kern w:val="0"/>
-          <w:sz w:val="22"/>
-          <w:lang w:eastAsia="en-GB"/>
-          <w14:ligatures w14:val="none"/>
-        </w:rPr>
-        <w:t>print_object_roles</w:t>
-      </w:r>
-      <w:r>
-        <w:rPr>
-          <w:rFonts w:eastAsia="Times New Roman" w:cs="Times New Roman"/>
-          <w:color w:val="000000"/>
-          <w:kern w:val="0"/>
-          <w:lang w:eastAsia="en-GB"/>
-          <w14:ligatures w14:val="none"/>
-        </w:rPr>
-        <w:t xml:space="preserve">, which prints a formatted summary of the whole registry. A rendering cell configures six camera viewpoints with </w:t>
-      </w:r>
-      <w:r>
-        <w:rPr>
-          <w:rFonts w:eastAsia="Times New Roman" w:cs="Times New Roman"/>
-          <w:color w:val="000000"/>
-          <w:kern w:val="0"/>
-          <w:sz w:val="22"/>
-          <w:lang w:eastAsia="en-GB"/>
-          <w14:ligatures w14:val="none"/>
-        </w:rPr>
-        <w:t>computeViewMatrix</w:t>
-      </w:r>
-      <w:r>
-        <w:rPr>
-          <w:rFonts w:eastAsia="Times New Roman" w:cs="Times New Roman"/>
-          <w:color w:val="000000"/>
-          <w:kern w:val="0"/>
-          <w:lang w:eastAsia="en-GB"/>
-          <w14:ligatures w14:val="none"/>
-        </w:rPr>
-        <w:t xml:space="preserve"> and </w:t>
-      </w:r>
-      <w:r>
-        <w:rPr>
-          <w:rFonts w:eastAsia="Times New Roman" w:cs="Times New Roman"/>
-          <w:color w:val="000000"/>
-          <w:kern w:val="0"/>
-          <w:sz w:val="22"/>
-          <w:lang w:eastAsia="en-GB"/>
-          <w14:ligatures w14:val="none"/>
-        </w:rPr>
-        <w:t>computeProjectionMatrixFOV</w:t>
-      </w:r>
-      <w:r>
-        <w:rPr>
-          <w:rFonts w:eastAsia="Times New Roman" w:cs="Times New Roman"/>
-          <w:color w:val="000000"/>
-          <w:kern w:val="0"/>
-          <w:lang w:eastAsia="en-GB"/>
-          <w14:ligatures w14:val="none"/>
-        </w:rPr>
-        <w:t xml:space="preserve"> (PyBullet, 2023), repositioning only the robot between renders while every other object stays fixed, then calls </w:t>
-      </w:r>
-      <w:r>
-        <w:rPr>
-          <w:rFonts w:eastAsia="Times New Roman" w:cs="Times New Roman"/>
-          <w:color w:val="000000"/>
-          <w:kern w:val="0"/>
-          <w:sz w:val="22"/>
-          <w:lang w:eastAsia="en-GB"/>
-          <w14:ligatures w14:val="none"/>
-        </w:rPr>
-        <w:t>getCameraImage</w:t>
-      </w:r>
-      <w:r>
-        <w:rPr>
-          <w:rFonts w:eastAsia="Times New Roman" w:cs="Times New Roman"/>
-          <w:color w:val="000000"/>
-          <w:kern w:val="0"/>
-          <w:lang w:eastAsia="en-GB"/>
-          <w14:ligatures w14:val="none"/>
-        </w:rPr>
-        <w:t xml:space="preserve"> to capture a 480 by 360 RGB array per viewpoint.</w:t>
-      </w:r>
-    </w:p>
-    <w:p>
-      <w:pPr>
-        <w:spacing w:after="180" w:line="360" w:lineRule="auto"/>
-        <w:rPr>
-          <w:rFonts w:eastAsia="Times New Roman" w:cs="Times New Roman"/>
-          <w:color w:val="000000"/>
-          <w:kern w:val="0"/>
-          <w:lang w:eastAsia="en-GB"/>
-          <w14:ligatures w14:val="none"/>
-        </w:rPr>
-      </w:pPr>
-      <w:r>
-        <w:rPr>
-          <w:rFonts w:eastAsia="Times New Roman" w:cs="Times New Roman"/>
-          <w:color w:val="000000"/>
-          <w:kern w:val="0"/>
-          <w:lang w:eastAsia="en-GB"/>
-          <w14:ligatures w14:val="none"/>
-        </w:rPr>
-        <w:t>The principal tools were Python 3, PyBullet for physics and rendering, NumPy for array handling, and Matplotlib for visualisation. No learned perception model was used: roles are assigned deterministically at construction time, which keeps the demonstration self-contained but means it does not infer role from image content alone, a limitation returned to in Section 3.</w:t>
-      </w:r>
-      <w:r>
-        <w:rPr>
-          <w:rFonts w:eastAsia="Times New Roman" w:cs="Times New Roman"/>
-          <w:color w:val="000000"/>
-          <w:kern w:val="0"/>
-          <w:lang w:eastAsia="en-GB"/>
-          <w14:ligatures w14:val="none"/>
-        </w:rPr>
-        <w:t>6</w:t>
-      </w:r>
-      <w:r>
-        <w:rPr>
-          <w:rFonts w:eastAsia="Times New Roman" w:cs="Times New Roman"/>
-          <w:color w:val="000000"/>
-          <w:kern w:val="0"/>
-          <w:lang w:eastAsia="en-GB"/>
-          <w14:ligatures w14:val="none"/>
-        </w:rPr>
-        <w:t>.</w:t>
+        <w:t xml:space="preserve">The principal tools were Python 3, </w:t>
+      </w:r>
+      <w:proofErr w:type="spellStart"/>
+      <w:r>
+        <w:rPr>
+          <w:rFonts w:eastAsia="Times New Roman" w:cs="Times New Roman"/>
+          <w:color w:val="000000"/>
+          <w:kern w:val="0"/>
+          <w:lang w:eastAsia="en-GB"/>
+          <w14:ligatures w14:val="none"/>
+        </w:rPr>
+        <w:t>PyBullet</w:t>
+      </w:r>
+      <w:proofErr w:type="spellEnd"/>
+      <w:r>
+        <w:rPr>
+          <w:rFonts w:eastAsia="Times New Roman" w:cs="Times New Roman"/>
+          <w:color w:val="000000"/>
+          <w:kern w:val="0"/>
+          <w:lang w:eastAsia="en-GB"/>
+          <w14:ligatures w14:val="none"/>
+        </w:rPr>
+        <w:t xml:space="preserve"> for physics and rendering, NumPy for array handling, and Matplotlib for visualisation. No learned perception model was used: roles are assigned deterministically at construction time, which keeps the demonstration self-contained but means it does not infer role from image content alone, a limitation returned to in Section 3.6.</w:t>
       </w:r>
     </w:p>
     <w:p>
@@ -4905,6 +5489,7 @@
         <w:pStyle w:val="TableStyle"/>
         <w:spacing w:before="240"/>
       </w:pPr>
+      <w:bookmarkStart w:id="12" w:name="_Toc240463750"/>
       <w:r>
         <w:t xml:space="preserve">Table </w:t>
       </w:r>
@@ -4918,14 +5503,34 @@
         <w:fldChar w:fldCharType="separate"/>
       </w:r>
       <w:r>
+        <w:rPr>
+          <w:noProof/>
+        </w:rPr>
         <w:t>1</w:t>
       </w:r>
       <w:r>
         <w:fldChar w:fldCharType="end"/>
       </w:r>
       <w:r>
-        <w:t>: Semantic object registry as printed by print_object_roles() (14 objects, excluding the robot).</w:t>
-      </w:r>
+        <w:t xml:space="preserve">: Semantic object registry as printed by </w:t>
+      </w:r>
+      <w:proofErr w:type="spellStart"/>
+      <w:r>
+        <w:t>print_object_</w:t>
+      </w:r>
+      <w:proofErr w:type="gramStart"/>
+      <w:r>
+        <w:t>roles</w:t>
+      </w:r>
+      <w:proofErr w:type="spellEnd"/>
+      <w:r>
+        <w:t>(</w:t>
+      </w:r>
+      <w:proofErr w:type="gramEnd"/>
+      <w:r>
+        <w:t>) (14 objects, excluding the robot).</w:t>
+      </w:r>
+      <w:bookmarkEnd w:id="12"/>
     </w:p>
     <w:tbl>
       <w:tblPr>
@@ -4935,9 +5540,9 @@
         <w:tblLook w:val="0020" w:firstRow="1" w:lastRow="0" w:firstColumn="0" w:lastColumn="0" w:noHBand="0" w:noVBand="0"/>
       </w:tblPr>
       <w:tblGrid>
-        <w:gridCol w:w="1044"/>
-        <w:gridCol w:w="1123"/>
-        <w:gridCol w:w="2096"/>
+        <w:gridCol w:w="906"/>
+        <w:gridCol w:w="972"/>
+        <w:gridCol w:w="1783"/>
       </w:tblGrid>
       <w:tr>
         <w:trPr>
@@ -4964,6 +5569,7 @@
                 <w:bCs/>
               </w:rPr>
             </w:pPr>
+            <w:proofErr w:type="spellStart"/>
             <w:r>
               <w:rPr>
                 <w:b/>
@@ -4971,6 +5577,7 @@
               </w:rPr>
               <w:t>body_id</w:t>
             </w:r>
+            <w:proofErr w:type="spellEnd"/>
           </w:p>
         </w:tc>
         <w:tc>
@@ -5700,7 +6307,6 @@
               <w:jc w:val="left"/>
             </w:pPr>
             <w:r>
-              <w:lastRenderedPageBreak/>
               <w:t>12</w:t>
             </w:r>
           </w:p>
@@ -5872,40 +6478,1945 @@
           <w:rFonts w:eastAsiaTheme="majorEastAsia"/>
         </w:rPr>
       </w:pPr>
-      <w:bookmarkStart w:id="11" w:name="execution-and-testing"/>
-      <w:bookmarkStart w:id="12" w:name="_Toc241062516"/>
-      <w:bookmarkStart w:id="13" w:name="_Toc241518192"/>
-      <w:bookmarkEnd w:id="8"/>
+      <w:bookmarkStart w:id="13" w:name="_Toc241062516"/>
+      <w:bookmarkStart w:id="14" w:name="_Toc241518192"/>
+      <w:bookmarkStart w:id="15" w:name="execution-and-testing"/>
+      <w:bookmarkEnd w:id="9"/>
       <w:r>
         <w:rPr>
           <w:rFonts w:eastAsiaTheme="majorEastAsia"/>
         </w:rPr>
-        <w:t>3.</w:t>
-      </w:r>
-      <w:r>
-        <w:rPr>
-          <w:rFonts w:eastAsiaTheme="majorEastAsia"/>
-        </w:rPr>
-        <w:t>4</w:t>
-      </w:r>
-      <w:r>
-        <w:rPr>
-          <w:rFonts w:eastAsiaTheme="majorEastAsia"/>
-        </w:rPr>
-        <w:t xml:space="preserve"> Code Implementation</w:t>
-      </w:r>
-      <w:bookmarkEnd w:id="12"/>
+        <w:t>3.4 Code Implementation</w:t>
+      </w:r>
       <w:bookmarkEnd w:id="13"/>
-    </w:p>
-    <w:p>
-      <w:pPr>
-        <w:spacing w:line="360" w:lineRule="auto"/>
-        <w:rPr>
-          <w:lang w:eastAsia="en-GB"/>
-        </w:rPr>
-      </w:pPr>
-      <w:r>
-        <w:t>The system is implemented as a Python Jupyter notebook, so results are identical whether run locally or in Colab……….. (THIS IS STILL NOT COMPLETED. NEED TO ADD THE MAIN CODE SNIPPETS EXPLAIN THEM AND COMPLETE IT)</w:t>
+      <w:bookmarkEnd w:id="14"/>
+    </w:p>
+    <w:p>
+      <w:pPr>
+        <w:spacing w:after="120" w:line="360" w:lineRule="auto"/>
+        <w:rPr>
+          <w:rFonts w:eastAsia="Times New Roman" w:cs="Times New Roman"/>
+          <w:color w:val="000000"/>
+          <w:kern w:val="0"/>
+          <w:lang w:eastAsia="en-GB"/>
+          <w14:ligatures w14:val="none"/>
+        </w:rPr>
+      </w:pPr>
+      <w:r>
+        <w:rPr>
+          <w:rFonts w:eastAsia="Times New Roman" w:cs="Times New Roman"/>
+          <w:color w:val="000000"/>
+          <w:kern w:val="0"/>
+          <w:lang w:eastAsia="en-GB"/>
+          <w14:ligatures w14:val="none"/>
+        </w:rPr>
+        <w:t xml:space="preserve">The system is implemented as a Python Jupyter notebook, so results are identical whether run locally or in </w:t>
+      </w:r>
+      <w:proofErr w:type="spellStart"/>
+      <w:r>
+        <w:rPr>
+          <w:rFonts w:eastAsia="Times New Roman" w:cs="Times New Roman"/>
+          <w:color w:val="000000"/>
+          <w:kern w:val="0"/>
+          <w:lang w:eastAsia="en-GB"/>
+          <w14:ligatures w14:val="none"/>
+        </w:rPr>
+        <w:t>Colab</w:t>
+      </w:r>
+      <w:proofErr w:type="spellEnd"/>
+      <w:r>
+        <w:rPr>
+          <w:rFonts w:eastAsia="Times New Roman" w:cs="Times New Roman"/>
+          <w:color w:val="000000"/>
+          <w:kern w:val="0"/>
+          <w:lang w:eastAsia="en-GB"/>
+          <w14:ligatures w14:val="none"/>
+        </w:rPr>
+        <w:t>. The excerpts below are abridged from the notebook.</w:t>
+      </w:r>
+    </w:p>
+    <w:p>
+      <w:pPr>
+        <w:spacing w:after="120" w:line="360" w:lineRule="auto"/>
+        <w:rPr>
+          <w:rFonts w:eastAsia="Times New Roman" w:cs="Times New Roman"/>
+          <w:color w:val="000000"/>
+          <w:kern w:val="0"/>
+          <w:lang w:eastAsia="en-GB"/>
+          <w14:ligatures w14:val="none"/>
+        </w:rPr>
+      </w:pPr>
+      <w:r>
+        <w:rPr>
+          <w:rFonts w:eastAsia="Times New Roman" w:cs="Times New Roman"/>
+          <w:i/>
+          <w:iCs/>
+          <w:color w:val="000000"/>
+          <w:kern w:val="0"/>
+          <w:lang w:eastAsia="en-GB"/>
+          <w14:ligatures w14:val="none"/>
+        </w:rPr>
+        <w:lastRenderedPageBreak/>
+        <w:t>URDF generation (cell 3):</w:t>
+      </w:r>
+      <w:r>
+        <w:rPr>
+          <w:rFonts w:eastAsia="Times New Roman" w:cs="Times New Roman"/>
+          <w:color w:val="000000"/>
+          <w:kern w:val="0"/>
+          <w:lang w:eastAsia="en-GB"/>
+          <w14:ligatures w14:val="none"/>
+        </w:rPr>
+        <w:t xml:space="preserve"> each category is a short URDF string written to disk; the obstacle is shown.</w:t>
+      </w:r>
+    </w:p>
+    <w:p>
+      <w:pPr>
+        <w:keepNext/>
+        <w:keepLines/>
+        <w:shd w:val="clear" w:color="auto" w:fill="3B3838" w:themeFill="background2" w:themeFillShade="40"/>
+        <w:spacing w:line="240" w:lineRule="auto"/>
+        <w:jc w:val="left"/>
+        <w:rPr>
+          <w:rFonts w:ascii="Courier New" w:hAnsi="Courier New" w:cs="Courier New"/>
+          <w:sz w:val="22"/>
+          <w:szCs w:val="22"/>
+        </w:rPr>
+      </w:pPr>
+      <w:r>
+        <w:rPr>
+          <w:rFonts w:ascii="Courier New" w:hAnsi="Courier New" w:cs="Courier New"/>
+          <w:sz w:val="22"/>
+          <w:szCs w:val="22"/>
+        </w:rPr>
+        <w:t>OBSTACLE_URDF = """&lt;?xml version="1.0"?&gt;</w:t>
+      </w:r>
+    </w:p>
+    <w:p>
+      <w:pPr>
+        <w:keepNext/>
+        <w:keepLines/>
+        <w:shd w:val="clear" w:color="auto" w:fill="3B3838" w:themeFill="background2" w:themeFillShade="40"/>
+        <w:spacing w:line="240" w:lineRule="auto"/>
+        <w:jc w:val="left"/>
+        <w:rPr>
+          <w:rFonts w:ascii="Courier New" w:hAnsi="Courier New" w:cs="Courier New"/>
+          <w:sz w:val="22"/>
+          <w:szCs w:val="22"/>
+        </w:rPr>
+      </w:pPr>
+      <w:r>
+        <w:rPr>
+          <w:rFonts w:ascii="Courier New" w:hAnsi="Courier New" w:cs="Courier New"/>
+          <w:sz w:val="22"/>
+          <w:szCs w:val="22"/>
+        </w:rPr>
+        <w:t>&lt;robot name="obstacle"&gt;</w:t>
+      </w:r>
+    </w:p>
+    <w:p>
+      <w:pPr>
+        <w:keepNext/>
+        <w:keepLines/>
+        <w:shd w:val="clear" w:color="auto" w:fill="3B3838" w:themeFill="background2" w:themeFillShade="40"/>
+        <w:spacing w:line="240" w:lineRule="auto"/>
+        <w:jc w:val="left"/>
+        <w:rPr>
+          <w:rFonts w:ascii="Courier New" w:hAnsi="Courier New" w:cs="Courier New"/>
+          <w:sz w:val="22"/>
+          <w:szCs w:val="22"/>
+        </w:rPr>
+      </w:pPr>
+      <w:r>
+        <w:rPr>
+          <w:rFonts w:ascii="Courier New" w:hAnsi="Courier New" w:cs="Courier New"/>
+          <w:sz w:val="22"/>
+          <w:szCs w:val="22"/>
+        </w:rPr>
+        <w:t xml:space="preserve">  &lt;link name="</w:t>
+      </w:r>
+      <w:proofErr w:type="spellStart"/>
+      <w:r>
+        <w:rPr>
+          <w:rFonts w:ascii="Courier New" w:hAnsi="Courier New" w:cs="Courier New"/>
+          <w:sz w:val="22"/>
+          <w:szCs w:val="22"/>
+        </w:rPr>
+        <w:t>base_link</w:t>
+      </w:r>
+      <w:proofErr w:type="spellEnd"/>
+      <w:r>
+        <w:rPr>
+          <w:rFonts w:ascii="Courier New" w:hAnsi="Courier New" w:cs="Courier New"/>
+          <w:sz w:val="22"/>
+          <w:szCs w:val="22"/>
+        </w:rPr>
+        <w:t>"&gt;</w:t>
+      </w:r>
+    </w:p>
+    <w:p>
+      <w:pPr>
+        <w:keepNext/>
+        <w:keepLines/>
+        <w:shd w:val="clear" w:color="auto" w:fill="3B3838" w:themeFill="background2" w:themeFillShade="40"/>
+        <w:spacing w:line="240" w:lineRule="auto"/>
+        <w:jc w:val="left"/>
+        <w:rPr>
+          <w:rFonts w:ascii="Courier New" w:hAnsi="Courier New" w:cs="Courier New"/>
+          <w:sz w:val="22"/>
+          <w:szCs w:val="22"/>
+        </w:rPr>
+      </w:pPr>
+      <w:r>
+        <w:rPr>
+          <w:rFonts w:ascii="Courier New" w:hAnsi="Courier New" w:cs="Courier New"/>
+          <w:sz w:val="22"/>
+          <w:szCs w:val="22"/>
+        </w:rPr>
+        <w:t xml:space="preserve">    &lt;visual&gt;&lt;geometry&gt;</w:t>
+      </w:r>
+    </w:p>
+    <w:p>
+      <w:pPr>
+        <w:keepNext/>
+        <w:keepLines/>
+        <w:shd w:val="clear" w:color="auto" w:fill="3B3838" w:themeFill="background2" w:themeFillShade="40"/>
+        <w:spacing w:line="240" w:lineRule="auto"/>
+        <w:jc w:val="left"/>
+        <w:rPr>
+          <w:rFonts w:ascii="Courier New" w:hAnsi="Courier New" w:cs="Courier New"/>
+          <w:sz w:val="22"/>
+          <w:szCs w:val="22"/>
+        </w:rPr>
+      </w:pPr>
+      <w:r>
+        <w:rPr>
+          <w:rFonts w:ascii="Courier New" w:hAnsi="Courier New" w:cs="Courier New"/>
+          <w:sz w:val="22"/>
+          <w:szCs w:val="22"/>
+        </w:rPr>
+        <w:t xml:space="preserve">      &lt;box size="0.5 0.5 0.5"/&gt;&lt;/geometry&gt;&lt;/visual&gt;</w:t>
+      </w:r>
+    </w:p>
+    <w:p>
+      <w:pPr>
+        <w:keepNext/>
+        <w:keepLines/>
+        <w:shd w:val="clear" w:color="auto" w:fill="3B3838" w:themeFill="background2" w:themeFillShade="40"/>
+        <w:spacing w:line="240" w:lineRule="auto"/>
+        <w:jc w:val="left"/>
+        <w:rPr>
+          <w:rFonts w:ascii="Courier New" w:hAnsi="Courier New" w:cs="Courier New"/>
+          <w:sz w:val="22"/>
+          <w:szCs w:val="22"/>
+        </w:rPr>
+      </w:pPr>
+      <w:r>
+        <w:rPr>
+          <w:rFonts w:ascii="Courier New" w:hAnsi="Courier New" w:cs="Courier New"/>
+          <w:sz w:val="22"/>
+          <w:szCs w:val="22"/>
+        </w:rPr>
+        <w:t xml:space="preserve">    &lt;collision&gt;&lt;geometry&gt;</w:t>
+      </w:r>
+    </w:p>
+    <w:p>
+      <w:pPr>
+        <w:keepNext/>
+        <w:keepLines/>
+        <w:shd w:val="clear" w:color="auto" w:fill="3B3838" w:themeFill="background2" w:themeFillShade="40"/>
+        <w:spacing w:line="240" w:lineRule="auto"/>
+        <w:jc w:val="left"/>
+        <w:rPr>
+          <w:rFonts w:ascii="Courier New" w:hAnsi="Courier New" w:cs="Courier New"/>
+          <w:sz w:val="22"/>
+          <w:szCs w:val="22"/>
+        </w:rPr>
+      </w:pPr>
+      <w:r>
+        <w:rPr>
+          <w:rFonts w:ascii="Courier New" w:hAnsi="Courier New" w:cs="Courier New"/>
+          <w:sz w:val="22"/>
+          <w:szCs w:val="22"/>
+        </w:rPr>
+        <w:t xml:space="preserve">      &lt;box size="0.5 0.5 0.5"/&gt;&lt;/geometry&gt;&lt;/collision&gt;</w:t>
+      </w:r>
+    </w:p>
+    <w:p>
+      <w:pPr>
+        <w:keepNext/>
+        <w:keepLines/>
+        <w:shd w:val="clear" w:color="auto" w:fill="3B3838" w:themeFill="background2" w:themeFillShade="40"/>
+        <w:spacing w:line="240" w:lineRule="auto"/>
+        <w:jc w:val="left"/>
+        <w:rPr>
+          <w:rFonts w:ascii="Courier New" w:hAnsi="Courier New" w:cs="Courier New"/>
+          <w:sz w:val="22"/>
+          <w:szCs w:val="22"/>
+        </w:rPr>
+      </w:pPr>
+      <w:r>
+        <w:rPr>
+          <w:rFonts w:ascii="Courier New" w:hAnsi="Courier New" w:cs="Courier New"/>
+          <w:sz w:val="22"/>
+          <w:szCs w:val="22"/>
+        </w:rPr>
+        <w:t xml:space="preserve">    &lt;inertial&gt;&lt;mass value="0"/&gt;&lt;/inertial&gt;</w:t>
+      </w:r>
+    </w:p>
+    <w:p>
+      <w:pPr>
+        <w:keepNext/>
+        <w:keepLines/>
+        <w:shd w:val="clear" w:color="auto" w:fill="3B3838" w:themeFill="background2" w:themeFillShade="40"/>
+        <w:spacing w:line="240" w:lineRule="auto"/>
+        <w:jc w:val="left"/>
+        <w:rPr>
+          <w:rFonts w:ascii="Courier New" w:hAnsi="Courier New" w:cs="Courier New"/>
+          <w:sz w:val="22"/>
+          <w:szCs w:val="22"/>
+        </w:rPr>
+      </w:pPr>
+      <w:r>
+        <w:rPr>
+          <w:rFonts w:ascii="Courier New" w:hAnsi="Courier New" w:cs="Courier New"/>
+          <w:sz w:val="22"/>
+          <w:szCs w:val="22"/>
+        </w:rPr>
+        <w:t xml:space="preserve">  &lt;/link&gt;</w:t>
+      </w:r>
+    </w:p>
+    <w:p>
+      <w:pPr>
+        <w:keepNext/>
+        <w:keepLines/>
+        <w:shd w:val="clear" w:color="auto" w:fill="3B3838" w:themeFill="background2" w:themeFillShade="40"/>
+        <w:spacing w:line="240" w:lineRule="auto"/>
+        <w:jc w:val="left"/>
+        <w:rPr>
+          <w:rFonts w:ascii="Courier New" w:hAnsi="Courier New" w:cs="Courier New"/>
+          <w:sz w:val="22"/>
+          <w:szCs w:val="22"/>
+        </w:rPr>
+      </w:pPr>
+      <w:r>
+        <w:rPr>
+          <w:rFonts w:ascii="Courier New" w:hAnsi="Courier New" w:cs="Courier New"/>
+          <w:sz w:val="22"/>
+          <w:szCs w:val="22"/>
+        </w:rPr>
+        <w:t>&lt;/robot&gt;"""</w:t>
+      </w:r>
+    </w:p>
+    <w:p>
+      <w:pPr>
+        <w:keepLines/>
+        <w:shd w:val="clear" w:color="auto" w:fill="3B3838" w:themeFill="background2" w:themeFillShade="40"/>
+        <w:spacing w:after="200" w:line="240" w:lineRule="auto"/>
+        <w:jc w:val="left"/>
+        <w:rPr>
+          <w:rFonts w:ascii="Courier New" w:hAnsi="Courier New" w:cs="Courier New"/>
+          <w:sz w:val="22"/>
+          <w:szCs w:val="22"/>
+        </w:rPr>
+      </w:pPr>
+      <w:r>
+        <w:rPr>
+          <w:rFonts w:ascii="Courier New" w:hAnsi="Courier New" w:cs="Courier New"/>
+          <w:sz w:val="22"/>
+          <w:szCs w:val="22"/>
+        </w:rPr>
+        <w:t xml:space="preserve">URDF_PATHS["obstacle"] = </w:t>
+      </w:r>
+      <w:proofErr w:type="spellStart"/>
+      <w:r>
+        <w:rPr>
+          <w:rFonts w:ascii="Courier New" w:hAnsi="Courier New" w:cs="Courier New"/>
+          <w:sz w:val="22"/>
+          <w:szCs w:val="22"/>
+        </w:rPr>
+        <w:t>write_</w:t>
+      </w:r>
+      <w:proofErr w:type="gramStart"/>
+      <w:r>
+        <w:rPr>
+          <w:rFonts w:ascii="Courier New" w:hAnsi="Courier New" w:cs="Courier New"/>
+          <w:sz w:val="22"/>
+          <w:szCs w:val="22"/>
+        </w:rPr>
+        <w:t>urdf</w:t>
+      </w:r>
+      <w:proofErr w:type="spellEnd"/>
+      <w:r>
+        <w:rPr>
+          <w:rFonts w:ascii="Courier New" w:hAnsi="Courier New" w:cs="Courier New"/>
+          <w:sz w:val="22"/>
+          <w:szCs w:val="22"/>
+        </w:rPr>
+        <w:t>(</w:t>
+      </w:r>
+      <w:proofErr w:type="gramEnd"/>
+      <w:r>
+        <w:rPr>
+          <w:rFonts w:ascii="Courier New" w:hAnsi="Courier New" w:cs="Courier New"/>
+          <w:sz w:val="22"/>
+          <w:szCs w:val="22"/>
+        </w:rPr>
+        <w:t>"</w:t>
+      </w:r>
+      <w:proofErr w:type="spellStart"/>
+      <w:proofErr w:type="gramStart"/>
+      <w:r>
+        <w:rPr>
+          <w:rFonts w:ascii="Courier New" w:hAnsi="Courier New" w:cs="Courier New"/>
+          <w:sz w:val="22"/>
+          <w:szCs w:val="22"/>
+        </w:rPr>
+        <w:t>obstacle.urdf</w:t>
+      </w:r>
+      <w:proofErr w:type="spellEnd"/>
+      <w:proofErr w:type="gramEnd"/>
+      <w:r>
+        <w:rPr>
+          <w:rFonts w:ascii="Courier New" w:hAnsi="Courier New" w:cs="Courier New"/>
+          <w:sz w:val="22"/>
+          <w:szCs w:val="22"/>
+        </w:rPr>
+        <w:t>", OBSTACLE_URDF)</w:t>
+      </w:r>
+    </w:p>
+    <w:p>
+      <w:pPr>
+        <w:spacing w:after="120" w:line="360" w:lineRule="auto"/>
+        <w:rPr>
+          <w:rFonts w:eastAsia="Times New Roman" w:cs="Times New Roman"/>
+          <w:color w:val="000000"/>
+          <w:kern w:val="0"/>
+          <w:lang w:eastAsia="en-GB"/>
+          <w14:ligatures w14:val="none"/>
+        </w:rPr>
+      </w:pPr>
+      <w:r>
+        <w:rPr>
+          <w:rFonts w:eastAsia="Times New Roman" w:cs="Times New Roman"/>
+          <w:i/>
+          <w:iCs/>
+          <w:color w:val="000000"/>
+          <w:kern w:val="0"/>
+          <w:lang w:eastAsia="en-GB"/>
+          <w14:ligatures w14:val="none"/>
+        </w:rPr>
+        <w:t>Semantic layer and query (cell 5):</w:t>
+      </w:r>
+      <w:r>
+        <w:rPr>
+          <w:rFonts w:eastAsia="Times New Roman" w:cs="Times New Roman"/>
+          <w:color w:val="000000"/>
+          <w:kern w:val="0"/>
+          <w:lang w:eastAsia="en-GB"/>
+          <w14:ligatures w14:val="none"/>
+        </w:rPr>
+        <w:t xml:space="preserve"> </w:t>
+      </w:r>
+      <w:proofErr w:type="spellStart"/>
+      <w:r>
+        <w:rPr>
+          <w:rFonts w:eastAsia="Times New Roman" w:cs="Times New Roman"/>
+          <w:color w:val="000000"/>
+          <w:kern w:val="0"/>
+          <w:sz w:val="22"/>
+          <w:lang w:eastAsia="en-GB"/>
+          <w14:ligatures w14:val="none"/>
+        </w:rPr>
+        <w:t>semantic_db</w:t>
+      </w:r>
+      <w:proofErr w:type="spellEnd"/>
+      <w:r>
+        <w:rPr>
+          <w:rFonts w:eastAsia="Times New Roman" w:cs="Times New Roman"/>
+          <w:color w:val="000000"/>
+          <w:kern w:val="0"/>
+          <w:lang w:eastAsia="en-GB"/>
+          <w14:ligatures w14:val="none"/>
+        </w:rPr>
+        <w:t xml:space="preserve"> maps body ids to roles; </w:t>
+      </w:r>
+      <w:proofErr w:type="spellStart"/>
+      <w:r>
+        <w:rPr>
+          <w:rFonts w:eastAsia="Times New Roman" w:cs="Times New Roman"/>
+          <w:color w:val="000000"/>
+          <w:kern w:val="0"/>
+          <w:sz w:val="22"/>
+          <w:lang w:eastAsia="en-GB"/>
+          <w14:ligatures w14:val="none"/>
+        </w:rPr>
+        <w:t>get_nearest_target</w:t>
+      </w:r>
+      <w:proofErr w:type="spellEnd"/>
+      <w:r>
+        <w:rPr>
+          <w:rFonts w:eastAsia="Times New Roman" w:cs="Times New Roman"/>
+          <w:color w:val="000000"/>
+          <w:kern w:val="0"/>
+          <w:lang w:eastAsia="en-GB"/>
+          <w14:ligatures w14:val="none"/>
+        </w:rPr>
+        <w:t xml:space="preserve"> reads the robot’s live pose and returns the closest target.</w:t>
+      </w:r>
+    </w:p>
+    <w:p>
+      <w:pPr>
+        <w:keepNext/>
+        <w:keepLines/>
+        <w:shd w:val="clear" w:color="auto" w:fill="3B3838" w:themeFill="background2" w:themeFillShade="40"/>
+        <w:spacing w:line="240" w:lineRule="auto"/>
+        <w:jc w:val="left"/>
+        <w:rPr>
+          <w:rFonts w:ascii="Courier New" w:hAnsi="Courier New" w:cs="Courier New"/>
+          <w:sz w:val="22"/>
+          <w:szCs w:val="22"/>
+        </w:rPr>
+      </w:pPr>
+      <w:proofErr w:type="spellStart"/>
+      <w:r>
+        <w:rPr>
+          <w:rFonts w:ascii="Courier New" w:hAnsi="Courier New" w:cs="Courier New"/>
+          <w:sz w:val="22"/>
+          <w:szCs w:val="22"/>
+        </w:rPr>
+        <w:t>semantic_db</w:t>
+      </w:r>
+      <w:proofErr w:type="spellEnd"/>
+      <w:r>
+        <w:rPr>
+          <w:rFonts w:ascii="Courier New" w:hAnsi="Courier New" w:cs="Courier New"/>
+          <w:sz w:val="22"/>
+          <w:szCs w:val="22"/>
+        </w:rPr>
+        <w:t xml:space="preserve"> = {}</w:t>
+      </w:r>
+    </w:p>
+    <w:p>
+      <w:pPr>
+        <w:keepNext/>
+        <w:keepLines/>
+        <w:shd w:val="clear" w:color="auto" w:fill="3B3838" w:themeFill="background2" w:themeFillShade="40"/>
+        <w:spacing w:line="240" w:lineRule="auto"/>
+        <w:jc w:val="left"/>
+        <w:rPr>
+          <w:rFonts w:ascii="Courier New" w:hAnsi="Courier New" w:cs="Courier New"/>
+          <w:sz w:val="22"/>
+          <w:szCs w:val="22"/>
+        </w:rPr>
+      </w:pPr>
+      <w:r>
+        <w:rPr>
+          <w:rFonts w:ascii="Courier New" w:hAnsi="Courier New" w:cs="Courier New"/>
+          <w:sz w:val="22"/>
+          <w:szCs w:val="22"/>
+        </w:rPr>
+        <w:t xml:space="preserve">for </w:t>
+      </w:r>
+      <w:proofErr w:type="spellStart"/>
+      <w:r>
+        <w:rPr>
+          <w:rFonts w:ascii="Courier New" w:hAnsi="Courier New" w:cs="Courier New"/>
+          <w:sz w:val="22"/>
+          <w:szCs w:val="22"/>
+        </w:rPr>
+        <w:t>body_id</w:t>
+      </w:r>
+      <w:proofErr w:type="spellEnd"/>
+      <w:r>
+        <w:rPr>
+          <w:rFonts w:ascii="Courier New" w:hAnsi="Courier New" w:cs="Courier New"/>
+          <w:sz w:val="22"/>
+          <w:szCs w:val="22"/>
+        </w:rPr>
+        <w:t xml:space="preserve">, role, </w:t>
+      </w:r>
+      <w:proofErr w:type="spellStart"/>
+      <w:r>
+        <w:rPr>
+          <w:rFonts w:ascii="Courier New" w:hAnsi="Courier New" w:cs="Courier New"/>
+          <w:sz w:val="22"/>
+          <w:szCs w:val="22"/>
+        </w:rPr>
+        <w:t>pos</w:t>
+      </w:r>
+      <w:proofErr w:type="spellEnd"/>
+      <w:r>
+        <w:rPr>
+          <w:rFonts w:ascii="Courier New" w:hAnsi="Courier New" w:cs="Courier New"/>
+          <w:sz w:val="22"/>
+          <w:szCs w:val="22"/>
+        </w:rPr>
+        <w:t xml:space="preserve"> in </w:t>
+      </w:r>
+      <w:proofErr w:type="spellStart"/>
+      <w:r>
+        <w:rPr>
+          <w:rFonts w:ascii="Courier New" w:hAnsi="Courier New" w:cs="Courier New"/>
+          <w:sz w:val="22"/>
+          <w:szCs w:val="22"/>
+        </w:rPr>
+        <w:t>object_ids</w:t>
+      </w:r>
+      <w:proofErr w:type="spellEnd"/>
+      <w:r>
+        <w:rPr>
+          <w:rFonts w:ascii="Courier New" w:hAnsi="Courier New" w:cs="Courier New"/>
+          <w:sz w:val="22"/>
+          <w:szCs w:val="22"/>
+        </w:rPr>
+        <w:t>:</w:t>
+      </w:r>
+    </w:p>
+    <w:p>
+      <w:pPr>
+        <w:keepNext/>
+        <w:keepLines/>
+        <w:shd w:val="clear" w:color="auto" w:fill="3B3838" w:themeFill="background2" w:themeFillShade="40"/>
+        <w:spacing w:line="240" w:lineRule="auto"/>
+        <w:jc w:val="left"/>
+        <w:rPr>
+          <w:rFonts w:ascii="Courier New" w:hAnsi="Courier New" w:cs="Courier New"/>
+          <w:sz w:val="22"/>
+          <w:szCs w:val="22"/>
+        </w:rPr>
+      </w:pPr>
+      <w:r>
+        <w:rPr>
+          <w:rFonts w:ascii="Courier New" w:hAnsi="Courier New" w:cs="Courier New"/>
+          <w:sz w:val="22"/>
+          <w:szCs w:val="22"/>
+        </w:rPr>
+        <w:t xml:space="preserve">    </w:t>
+      </w:r>
+      <w:proofErr w:type="spellStart"/>
+      <w:r>
+        <w:rPr>
+          <w:rFonts w:ascii="Courier New" w:hAnsi="Courier New" w:cs="Courier New"/>
+          <w:sz w:val="22"/>
+          <w:szCs w:val="22"/>
+        </w:rPr>
+        <w:t>semantic_db</w:t>
+      </w:r>
+      <w:proofErr w:type="spellEnd"/>
+      <w:r>
+        <w:rPr>
+          <w:rFonts w:ascii="Courier New" w:hAnsi="Courier New" w:cs="Courier New"/>
+          <w:sz w:val="22"/>
+          <w:szCs w:val="22"/>
+        </w:rPr>
+        <w:t>[</w:t>
+      </w:r>
+      <w:proofErr w:type="spellStart"/>
+      <w:r>
+        <w:rPr>
+          <w:rFonts w:ascii="Courier New" w:hAnsi="Courier New" w:cs="Courier New"/>
+          <w:sz w:val="22"/>
+          <w:szCs w:val="22"/>
+        </w:rPr>
+        <w:t>body_id</w:t>
+      </w:r>
+      <w:proofErr w:type="spellEnd"/>
+      <w:r>
+        <w:rPr>
+          <w:rFonts w:ascii="Courier New" w:hAnsi="Courier New" w:cs="Courier New"/>
+          <w:sz w:val="22"/>
+          <w:szCs w:val="22"/>
+        </w:rPr>
+        <w:t xml:space="preserve">] = {"role": role, "position": </w:t>
+      </w:r>
+      <w:proofErr w:type="spellStart"/>
+      <w:r>
+        <w:rPr>
+          <w:rFonts w:ascii="Courier New" w:hAnsi="Courier New" w:cs="Courier New"/>
+          <w:sz w:val="22"/>
+          <w:szCs w:val="22"/>
+        </w:rPr>
+        <w:t>pos</w:t>
+      </w:r>
+      <w:proofErr w:type="spellEnd"/>
+      <w:r>
+        <w:rPr>
+          <w:rFonts w:ascii="Courier New" w:hAnsi="Courier New" w:cs="Courier New"/>
+          <w:sz w:val="22"/>
+          <w:szCs w:val="22"/>
+        </w:rPr>
+        <w:t>}</w:t>
+      </w:r>
+    </w:p>
+    <w:p>
+      <w:pPr>
+        <w:keepNext/>
+        <w:keepLines/>
+        <w:shd w:val="clear" w:color="auto" w:fill="3B3838" w:themeFill="background2" w:themeFillShade="40"/>
+        <w:spacing w:line="240" w:lineRule="auto"/>
+        <w:jc w:val="left"/>
+        <w:rPr>
+          <w:rFonts w:ascii="Courier New" w:hAnsi="Courier New" w:cs="Courier New"/>
+          <w:sz w:val="22"/>
+          <w:szCs w:val="22"/>
+        </w:rPr>
+      </w:pPr>
+    </w:p>
+    <w:p>
+      <w:pPr>
+        <w:keepNext/>
+        <w:keepLines/>
+        <w:shd w:val="clear" w:color="auto" w:fill="3B3838" w:themeFill="background2" w:themeFillShade="40"/>
+        <w:spacing w:line="240" w:lineRule="auto"/>
+        <w:jc w:val="left"/>
+        <w:rPr>
+          <w:rFonts w:ascii="Courier New" w:hAnsi="Courier New" w:cs="Courier New"/>
+          <w:sz w:val="22"/>
+          <w:szCs w:val="22"/>
+        </w:rPr>
+      </w:pPr>
+      <w:r>
+        <w:rPr>
+          <w:rFonts w:ascii="Courier New" w:hAnsi="Courier New" w:cs="Courier New"/>
+          <w:sz w:val="22"/>
+          <w:szCs w:val="22"/>
+        </w:rPr>
+        <w:t xml:space="preserve">def </w:t>
+      </w:r>
+      <w:proofErr w:type="spellStart"/>
+      <w:r>
+        <w:rPr>
+          <w:rFonts w:ascii="Courier New" w:hAnsi="Courier New" w:cs="Courier New"/>
+          <w:sz w:val="22"/>
+          <w:szCs w:val="22"/>
+        </w:rPr>
+        <w:t>get_nearest_target</w:t>
+      </w:r>
+      <w:proofErr w:type="spellEnd"/>
+      <w:r>
+        <w:rPr>
+          <w:rFonts w:ascii="Courier New" w:hAnsi="Courier New" w:cs="Courier New"/>
+          <w:sz w:val="22"/>
+          <w:szCs w:val="22"/>
+        </w:rPr>
+        <w:t>(</w:t>
+      </w:r>
+      <w:proofErr w:type="spellStart"/>
+      <w:r>
+        <w:rPr>
+          <w:rFonts w:ascii="Courier New" w:hAnsi="Courier New" w:cs="Courier New"/>
+          <w:sz w:val="22"/>
+          <w:szCs w:val="22"/>
+        </w:rPr>
+        <w:t>robot_body_id</w:t>
+      </w:r>
+      <w:proofErr w:type="spellEnd"/>
+      <w:r>
+        <w:rPr>
+          <w:rFonts w:ascii="Courier New" w:hAnsi="Courier New" w:cs="Courier New"/>
+          <w:sz w:val="22"/>
+          <w:szCs w:val="22"/>
+        </w:rPr>
+        <w:t>):</w:t>
+      </w:r>
+    </w:p>
+    <w:p>
+      <w:pPr>
+        <w:keepNext/>
+        <w:keepLines/>
+        <w:shd w:val="clear" w:color="auto" w:fill="3B3838" w:themeFill="background2" w:themeFillShade="40"/>
+        <w:spacing w:line="240" w:lineRule="auto"/>
+        <w:jc w:val="left"/>
+        <w:rPr>
+          <w:rFonts w:ascii="Courier New" w:hAnsi="Courier New" w:cs="Courier New"/>
+          <w:sz w:val="22"/>
+          <w:szCs w:val="22"/>
+        </w:rPr>
+      </w:pPr>
+      <w:r>
+        <w:rPr>
+          <w:rFonts w:ascii="Courier New" w:hAnsi="Courier New" w:cs="Courier New"/>
+          <w:sz w:val="22"/>
+          <w:szCs w:val="22"/>
+        </w:rPr>
+        <w:t xml:space="preserve">    </w:t>
+      </w:r>
+      <w:proofErr w:type="spellStart"/>
+      <w:r>
+        <w:rPr>
+          <w:rFonts w:ascii="Courier New" w:hAnsi="Courier New" w:cs="Courier New"/>
+          <w:sz w:val="22"/>
+          <w:szCs w:val="22"/>
+        </w:rPr>
+        <w:t>robot_pos</w:t>
+      </w:r>
+      <w:proofErr w:type="spellEnd"/>
+      <w:r>
+        <w:rPr>
+          <w:rFonts w:ascii="Courier New" w:hAnsi="Courier New" w:cs="Courier New"/>
+          <w:sz w:val="22"/>
+          <w:szCs w:val="22"/>
+        </w:rPr>
+        <w:t xml:space="preserve">, _ = </w:t>
+      </w:r>
+      <w:proofErr w:type="spellStart"/>
+      <w:proofErr w:type="gramStart"/>
+      <w:r>
+        <w:rPr>
+          <w:rFonts w:ascii="Courier New" w:hAnsi="Courier New" w:cs="Courier New"/>
+          <w:sz w:val="22"/>
+          <w:szCs w:val="22"/>
+        </w:rPr>
+        <w:t>p.getBasePositionAndOrientation</w:t>
+      </w:r>
+      <w:proofErr w:type="spellEnd"/>
+      <w:proofErr w:type="gramEnd"/>
+      <w:r>
+        <w:rPr>
+          <w:rFonts w:ascii="Courier New" w:hAnsi="Courier New" w:cs="Courier New"/>
+          <w:sz w:val="22"/>
+          <w:szCs w:val="22"/>
+        </w:rPr>
+        <w:t>(</w:t>
+      </w:r>
+      <w:proofErr w:type="spellStart"/>
+      <w:r>
+        <w:rPr>
+          <w:rFonts w:ascii="Courier New" w:hAnsi="Courier New" w:cs="Courier New"/>
+          <w:sz w:val="22"/>
+          <w:szCs w:val="22"/>
+        </w:rPr>
+        <w:t>robot_body_id</w:t>
+      </w:r>
+      <w:proofErr w:type="spellEnd"/>
+      <w:r>
+        <w:rPr>
+          <w:rFonts w:ascii="Courier New" w:hAnsi="Courier New" w:cs="Courier New"/>
+          <w:sz w:val="22"/>
+          <w:szCs w:val="22"/>
+        </w:rPr>
+        <w:t>)</w:t>
+      </w:r>
+    </w:p>
+    <w:p>
+      <w:pPr>
+        <w:keepNext/>
+        <w:keepLines/>
+        <w:shd w:val="clear" w:color="auto" w:fill="3B3838" w:themeFill="background2" w:themeFillShade="40"/>
+        <w:spacing w:line="240" w:lineRule="auto"/>
+        <w:jc w:val="left"/>
+        <w:rPr>
+          <w:rFonts w:ascii="Courier New" w:hAnsi="Courier New" w:cs="Courier New"/>
+          <w:sz w:val="22"/>
+          <w:szCs w:val="22"/>
+        </w:rPr>
+      </w:pPr>
+      <w:r>
+        <w:rPr>
+          <w:rFonts w:ascii="Courier New" w:hAnsi="Courier New" w:cs="Courier New"/>
+          <w:sz w:val="22"/>
+          <w:szCs w:val="22"/>
+        </w:rPr>
+        <w:t xml:space="preserve">    targets = </w:t>
+      </w:r>
+      <w:proofErr w:type="spellStart"/>
+      <w:r>
+        <w:rPr>
+          <w:rFonts w:ascii="Courier New" w:hAnsi="Courier New" w:cs="Courier New"/>
+          <w:sz w:val="22"/>
+          <w:szCs w:val="22"/>
+        </w:rPr>
+        <w:t>get_objects_by_role</w:t>
+      </w:r>
+      <w:proofErr w:type="spellEnd"/>
+      <w:r>
+        <w:rPr>
+          <w:rFonts w:ascii="Courier New" w:hAnsi="Courier New" w:cs="Courier New"/>
+          <w:sz w:val="22"/>
+          <w:szCs w:val="22"/>
+        </w:rPr>
+        <w:t>("target")</w:t>
+      </w:r>
+    </w:p>
+    <w:p>
+      <w:pPr>
+        <w:keepNext/>
+        <w:keepLines/>
+        <w:shd w:val="clear" w:color="auto" w:fill="3B3838" w:themeFill="background2" w:themeFillShade="40"/>
+        <w:spacing w:line="240" w:lineRule="auto"/>
+        <w:jc w:val="left"/>
+        <w:rPr>
+          <w:rFonts w:ascii="Courier New" w:hAnsi="Courier New" w:cs="Courier New"/>
+          <w:sz w:val="22"/>
+          <w:szCs w:val="22"/>
+        </w:rPr>
+      </w:pPr>
+      <w:r>
+        <w:rPr>
+          <w:rFonts w:ascii="Courier New" w:hAnsi="Courier New" w:cs="Courier New"/>
+          <w:sz w:val="22"/>
+          <w:szCs w:val="22"/>
+        </w:rPr>
+        <w:t xml:space="preserve">    best, </w:t>
+      </w:r>
+      <w:proofErr w:type="spellStart"/>
+      <w:r>
+        <w:rPr>
+          <w:rFonts w:ascii="Courier New" w:hAnsi="Courier New" w:cs="Courier New"/>
+          <w:sz w:val="22"/>
+          <w:szCs w:val="22"/>
+        </w:rPr>
+        <w:t>best_dist</w:t>
+      </w:r>
+      <w:proofErr w:type="spellEnd"/>
+      <w:r>
+        <w:rPr>
+          <w:rFonts w:ascii="Courier New" w:hAnsi="Courier New" w:cs="Courier New"/>
+          <w:sz w:val="22"/>
+          <w:szCs w:val="22"/>
+        </w:rPr>
+        <w:t xml:space="preserve"> = None, float("inf")</w:t>
+      </w:r>
+    </w:p>
+    <w:p>
+      <w:pPr>
+        <w:keepNext/>
+        <w:keepLines/>
+        <w:shd w:val="clear" w:color="auto" w:fill="3B3838" w:themeFill="background2" w:themeFillShade="40"/>
+        <w:spacing w:line="240" w:lineRule="auto"/>
+        <w:jc w:val="left"/>
+        <w:rPr>
+          <w:rFonts w:ascii="Courier New" w:hAnsi="Courier New" w:cs="Courier New"/>
+          <w:sz w:val="22"/>
+          <w:szCs w:val="22"/>
+        </w:rPr>
+      </w:pPr>
+      <w:r>
+        <w:rPr>
+          <w:rFonts w:ascii="Courier New" w:hAnsi="Courier New" w:cs="Courier New"/>
+          <w:sz w:val="22"/>
+          <w:szCs w:val="22"/>
+        </w:rPr>
+        <w:t xml:space="preserve">    for </w:t>
+      </w:r>
+      <w:proofErr w:type="spellStart"/>
+      <w:r>
+        <w:rPr>
+          <w:rFonts w:ascii="Courier New" w:hAnsi="Courier New" w:cs="Courier New"/>
+          <w:sz w:val="22"/>
+          <w:szCs w:val="22"/>
+        </w:rPr>
+        <w:t>body_id</w:t>
+      </w:r>
+      <w:proofErr w:type="spellEnd"/>
+      <w:r>
+        <w:rPr>
+          <w:rFonts w:ascii="Courier New" w:hAnsi="Courier New" w:cs="Courier New"/>
+          <w:sz w:val="22"/>
+          <w:szCs w:val="22"/>
+        </w:rPr>
+        <w:t xml:space="preserve">, </w:t>
+      </w:r>
+      <w:proofErr w:type="spellStart"/>
+      <w:r>
+        <w:rPr>
+          <w:rFonts w:ascii="Courier New" w:hAnsi="Courier New" w:cs="Courier New"/>
+          <w:sz w:val="22"/>
+          <w:szCs w:val="22"/>
+        </w:rPr>
+        <w:t>pos</w:t>
+      </w:r>
+      <w:proofErr w:type="spellEnd"/>
+      <w:r>
+        <w:rPr>
+          <w:rFonts w:ascii="Courier New" w:hAnsi="Courier New" w:cs="Courier New"/>
+          <w:sz w:val="22"/>
+          <w:szCs w:val="22"/>
+        </w:rPr>
+        <w:t xml:space="preserve"> in targets:</w:t>
+      </w:r>
+    </w:p>
+    <w:p>
+      <w:pPr>
+        <w:keepNext/>
+        <w:keepLines/>
+        <w:shd w:val="clear" w:color="auto" w:fill="3B3838" w:themeFill="background2" w:themeFillShade="40"/>
+        <w:spacing w:line="240" w:lineRule="auto"/>
+        <w:jc w:val="left"/>
+        <w:rPr>
+          <w:rFonts w:ascii="Courier New" w:hAnsi="Courier New" w:cs="Courier New"/>
+          <w:sz w:val="22"/>
+          <w:szCs w:val="22"/>
+        </w:rPr>
+      </w:pPr>
+      <w:r>
+        <w:rPr>
+          <w:rFonts w:ascii="Courier New" w:hAnsi="Courier New" w:cs="Courier New"/>
+          <w:sz w:val="22"/>
+          <w:szCs w:val="22"/>
+        </w:rPr>
+        <w:t xml:space="preserve">        </w:t>
+      </w:r>
+      <w:proofErr w:type="spellStart"/>
+      <w:r>
+        <w:rPr>
+          <w:rFonts w:ascii="Courier New" w:hAnsi="Courier New" w:cs="Courier New"/>
+          <w:sz w:val="22"/>
+          <w:szCs w:val="22"/>
+        </w:rPr>
+        <w:t>dist</w:t>
+      </w:r>
+      <w:proofErr w:type="spellEnd"/>
+      <w:r>
+        <w:rPr>
+          <w:rFonts w:ascii="Courier New" w:hAnsi="Courier New" w:cs="Courier New"/>
+          <w:sz w:val="22"/>
+          <w:szCs w:val="22"/>
+        </w:rPr>
+        <w:t xml:space="preserve"> = </w:t>
+      </w:r>
+      <w:proofErr w:type="spellStart"/>
+      <w:proofErr w:type="gramStart"/>
+      <w:r>
+        <w:rPr>
+          <w:rFonts w:ascii="Courier New" w:hAnsi="Courier New" w:cs="Courier New"/>
+          <w:sz w:val="22"/>
+          <w:szCs w:val="22"/>
+        </w:rPr>
+        <w:t>math.dist</w:t>
+      </w:r>
+      <w:proofErr w:type="spellEnd"/>
+      <w:proofErr w:type="gramEnd"/>
+      <w:r>
+        <w:rPr>
+          <w:rFonts w:ascii="Courier New" w:hAnsi="Courier New" w:cs="Courier New"/>
+          <w:sz w:val="22"/>
+          <w:szCs w:val="22"/>
+        </w:rPr>
+        <w:t>(</w:t>
+      </w:r>
+      <w:proofErr w:type="spellStart"/>
+      <w:r>
+        <w:rPr>
+          <w:rFonts w:ascii="Courier New" w:hAnsi="Courier New" w:cs="Courier New"/>
+          <w:sz w:val="22"/>
+          <w:szCs w:val="22"/>
+        </w:rPr>
+        <w:t>robot_pos</w:t>
+      </w:r>
+      <w:proofErr w:type="spellEnd"/>
+      <w:r>
+        <w:rPr>
+          <w:rFonts w:ascii="Courier New" w:hAnsi="Courier New" w:cs="Courier New"/>
+          <w:sz w:val="22"/>
+          <w:szCs w:val="22"/>
+        </w:rPr>
+        <w:t xml:space="preserve">, </w:t>
+      </w:r>
+      <w:proofErr w:type="spellStart"/>
+      <w:r>
+        <w:rPr>
+          <w:rFonts w:ascii="Courier New" w:hAnsi="Courier New" w:cs="Courier New"/>
+          <w:sz w:val="22"/>
+          <w:szCs w:val="22"/>
+        </w:rPr>
+        <w:t>pos</w:t>
+      </w:r>
+      <w:proofErr w:type="spellEnd"/>
+      <w:r>
+        <w:rPr>
+          <w:rFonts w:ascii="Courier New" w:hAnsi="Courier New" w:cs="Courier New"/>
+          <w:sz w:val="22"/>
+          <w:szCs w:val="22"/>
+        </w:rPr>
+        <w:t>)</w:t>
+      </w:r>
+    </w:p>
+    <w:p>
+      <w:pPr>
+        <w:keepNext/>
+        <w:keepLines/>
+        <w:shd w:val="clear" w:color="auto" w:fill="3B3838" w:themeFill="background2" w:themeFillShade="40"/>
+        <w:spacing w:line="240" w:lineRule="auto"/>
+        <w:jc w:val="left"/>
+        <w:rPr>
+          <w:rFonts w:ascii="Courier New" w:hAnsi="Courier New" w:cs="Courier New"/>
+          <w:sz w:val="22"/>
+          <w:szCs w:val="22"/>
+        </w:rPr>
+      </w:pPr>
+      <w:r>
+        <w:rPr>
+          <w:rFonts w:ascii="Courier New" w:hAnsi="Courier New" w:cs="Courier New"/>
+          <w:sz w:val="22"/>
+          <w:szCs w:val="22"/>
+        </w:rPr>
+        <w:t xml:space="preserve">        if </w:t>
+      </w:r>
+      <w:proofErr w:type="spellStart"/>
+      <w:r>
+        <w:rPr>
+          <w:rFonts w:ascii="Courier New" w:hAnsi="Courier New" w:cs="Courier New"/>
+          <w:sz w:val="22"/>
+          <w:szCs w:val="22"/>
+        </w:rPr>
+        <w:t>dist</w:t>
+      </w:r>
+      <w:proofErr w:type="spellEnd"/>
+      <w:r>
+        <w:rPr>
+          <w:rFonts w:ascii="Courier New" w:hAnsi="Courier New" w:cs="Courier New"/>
+          <w:sz w:val="22"/>
+          <w:szCs w:val="22"/>
+        </w:rPr>
+        <w:t xml:space="preserve"> &lt; </w:t>
+      </w:r>
+      <w:proofErr w:type="spellStart"/>
+      <w:r>
+        <w:rPr>
+          <w:rFonts w:ascii="Courier New" w:hAnsi="Courier New" w:cs="Courier New"/>
+          <w:sz w:val="22"/>
+          <w:szCs w:val="22"/>
+        </w:rPr>
+        <w:t>best_dist</w:t>
+      </w:r>
+      <w:proofErr w:type="spellEnd"/>
+      <w:r>
+        <w:rPr>
+          <w:rFonts w:ascii="Courier New" w:hAnsi="Courier New" w:cs="Courier New"/>
+          <w:sz w:val="22"/>
+          <w:szCs w:val="22"/>
+        </w:rPr>
+        <w:t>:</w:t>
+      </w:r>
+    </w:p>
+    <w:p>
+      <w:pPr>
+        <w:keepNext/>
+        <w:keepLines/>
+        <w:shd w:val="clear" w:color="auto" w:fill="3B3838" w:themeFill="background2" w:themeFillShade="40"/>
+        <w:spacing w:line="240" w:lineRule="auto"/>
+        <w:jc w:val="left"/>
+        <w:rPr>
+          <w:rFonts w:ascii="Courier New" w:hAnsi="Courier New" w:cs="Courier New"/>
+          <w:sz w:val="22"/>
+          <w:szCs w:val="22"/>
+        </w:rPr>
+      </w:pPr>
+      <w:r>
+        <w:rPr>
+          <w:rFonts w:ascii="Courier New" w:hAnsi="Courier New" w:cs="Courier New"/>
+          <w:sz w:val="22"/>
+          <w:szCs w:val="22"/>
+        </w:rPr>
+        <w:t xml:space="preserve">            </w:t>
+      </w:r>
+      <w:proofErr w:type="spellStart"/>
+      <w:r>
+        <w:rPr>
+          <w:rFonts w:ascii="Courier New" w:hAnsi="Courier New" w:cs="Courier New"/>
+          <w:sz w:val="22"/>
+          <w:szCs w:val="22"/>
+        </w:rPr>
+        <w:t>best_dist</w:t>
+      </w:r>
+      <w:proofErr w:type="spellEnd"/>
+      <w:r>
+        <w:rPr>
+          <w:rFonts w:ascii="Courier New" w:hAnsi="Courier New" w:cs="Courier New"/>
+          <w:sz w:val="22"/>
+          <w:szCs w:val="22"/>
+        </w:rPr>
+        <w:t xml:space="preserve">, best = </w:t>
+      </w:r>
+      <w:proofErr w:type="spellStart"/>
+      <w:r>
+        <w:rPr>
+          <w:rFonts w:ascii="Courier New" w:hAnsi="Courier New" w:cs="Courier New"/>
+          <w:sz w:val="22"/>
+          <w:szCs w:val="22"/>
+        </w:rPr>
+        <w:t>dist</w:t>
+      </w:r>
+      <w:proofErr w:type="spellEnd"/>
+      <w:r>
+        <w:rPr>
+          <w:rFonts w:ascii="Courier New" w:hAnsi="Courier New" w:cs="Courier New"/>
+          <w:sz w:val="22"/>
+          <w:szCs w:val="22"/>
+        </w:rPr>
+        <w:t>, (</w:t>
+      </w:r>
+      <w:proofErr w:type="spellStart"/>
+      <w:r>
+        <w:rPr>
+          <w:rFonts w:ascii="Courier New" w:hAnsi="Courier New" w:cs="Courier New"/>
+          <w:sz w:val="22"/>
+          <w:szCs w:val="22"/>
+        </w:rPr>
+        <w:t>body_id</w:t>
+      </w:r>
+      <w:proofErr w:type="spellEnd"/>
+      <w:r>
+        <w:rPr>
+          <w:rFonts w:ascii="Courier New" w:hAnsi="Courier New" w:cs="Courier New"/>
+          <w:sz w:val="22"/>
+          <w:szCs w:val="22"/>
+        </w:rPr>
+        <w:t xml:space="preserve">, </w:t>
+      </w:r>
+      <w:proofErr w:type="spellStart"/>
+      <w:r>
+        <w:rPr>
+          <w:rFonts w:ascii="Courier New" w:hAnsi="Courier New" w:cs="Courier New"/>
+          <w:sz w:val="22"/>
+          <w:szCs w:val="22"/>
+        </w:rPr>
+        <w:t>pos</w:t>
+      </w:r>
+      <w:proofErr w:type="spellEnd"/>
+      <w:r>
+        <w:rPr>
+          <w:rFonts w:ascii="Courier New" w:hAnsi="Courier New" w:cs="Courier New"/>
+          <w:sz w:val="22"/>
+          <w:szCs w:val="22"/>
+        </w:rPr>
+        <w:t>)</w:t>
+      </w:r>
+    </w:p>
+    <w:p>
+      <w:pPr>
+        <w:keepNext/>
+        <w:keepLines/>
+        <w:shd w:val="clear" w:color="auto" w:fill="3B3838" w:themeFill="background2" w:themeFillShade="40"/>
+        <w:spacing w:line="240" w:lineRule="auto"/>
+        <w:jc w:val="left"/>
+        <w:rPr>
+          <w:rFonts w:ascii="Courier New" w:hAnsi="Courier New" w:cs="Courier New"/>
+          <w:sz w:val="22"/>
+          <w:szCs w:val="22"/>
+        </w:rPr>
+      </w:pPr>
+      <w:r>
+        <w:rPr>
+          <w:rFonts w:ascii="Courier New" w:hAnsi="Courier New" w:cs="Courier New"/>
+          <w:sz w:val="22"/>
+          <w:szCs w:val="22"/>
+        </w:rPr>
+        <w:t xml:space="preserve">    return {"</w:t>
+      </w:r>
+      <w:proofErr w:type="spellStart"/>
+      <w:r>
+        <w:rPr>
+          <w:rFonts w:ascii="Courier New" w:hAnsi="Courier New" w:cs="Courier New"/>
+          <w:sz w:val="22"/>
+          <w:szCs w:val="22"/>
+        </w:rPr>
+        <w:t>body_id</w:t>
+      </w:r>
+      <w:proofErr w:type="spellEnd"/>
+      <w:r>
+        <w:rPr>
+          <w:rFonts w:ascii="Courier New" w:hAnsi="Courier New" w:cs="Courier New"/>
+          <w:sz w:val="22"/>
+          <w:szCs w:val="22"/>
+        </w:rPr>
+        <w:t xml:space="preserve">": </w:t>
+      </w:r>
+      <w:proofErr w:type="gramStart"/>
+      <w:r>
+        <w:rPr>
+          <w:rFonts w:ascii="Courier New" w:hAnsi="Courier New" w:cs="Courier New"/>
+          <w:sz w:val="22"/>
+          <w:szCs w:val="22"/>
+        </w:rPr>
+        <w:t>best[</w:t>
+      </w:r>
+      <w:proofErr w:type="gramEnd"/>
+      <w:r>
+        <w:rPr>
+          <w:rFonts w:ascii="Courier New" w:hAnsi="Courier New" w:cs="Courier New"/>
+          <w:sz w:val="22"/>
+          <w:szCs w:val="22"/>
+        </w:rPr>
+        <w:t xml:space="preserve">0], "position": </w:t>
+      </w:r>
+      <w:proofErr w:type="gramStart"/>
+      <w:r>
+        <w:rPr>
+          <w:rFonts w:ascii="Courier New" w:hAnsi="Courier New" w:cs="Courier New"/>
+          <w:sz w:val="22"/>
+          <w:szCs w:val="22"/>
+        </w:rPr>
+        <w:t>best[</w:t>
+      </w:r>
+      <w:proofErr w:type="gramEnd"/>
+      <w:r>
+        <w:rPr>
+          <w:rFonts w:ascii="Courier New" w:hAnsi="Courier New" w:cs="Courier New"/>
+          <w:sz w:val="22"/>
+          <w:szCs w:val="22"/>
+        </w:rPr>
+        <w:t>1],</w:t>
+      </w:r>
+    </w:p>
+    <w:p>
+      <w:pPr>
+        <w:keepLines/>
+        <w:shd w:val="clear" w:color="auto" w:fill="3B3838" w:themeFill="background2" w:themeFillShade="40"/>
+        <w:spacing w:after="200" w:line="240" w:lineRule="auto"/>
+        <w:jc w:val="left"/>
+        <w:rPr>
+          <w:rFonts w:ascii="Courier New" w:hAnsi="Courier New" w:cs="Courier New"/>
+          <w:sz w:val="22"/>
+          <w:szCs w:val="22"/>
+        </w:rPr>
+      </w:pPr>
+      <w:r>
+        <w:rPr>
+          <w:rFonts w:ascii="Courier New" w:hAnsi="Courier New" w:cs="Courier New"/>
+          <w:sz w:val="22"/>
+          <w:szCs w:val="22"/>
+        </w:rPr>
+        <w:t xml:space="preserve">            "distance": </w:t>
+      </w:r>
+      <w:proofErr w:type="spellStart"/>
+      <w:r>
+        <w:rPr>
+          <w:rFonts w:ascii="Courier New" w:hAnsi="Courier New" w:cs="Courier New"/>
+          <w:sz w:val="22"/>
+          <w:szCs w:val="22"/>
+        </w:rPr>
+        <w:t>best_dist</w:t>
+      </w:r>
+      <w:proofErr w:type="spellEnd"/>
+      <w:r>
+        <w:rPr>
+          <w:rFonts w:ascii="Courier New" w:hAnsi="Courier New" w:cs="Courier New"/>
+          <w:sz w:val="22"/>
+          <w:szCs w:val="22"/>
+        </w:rPr>
+        <w:t>}</w:t>
+      </w:r>
+    </w:p>
+    <w:p>
+      <w:pPr>
+        <w:spacing w:after="120" w:line="360" w:lineRule="auto"/>
+        <w:rPr>
+          <w:rFonts w:eastAsia="Times New Roman" w:cs="Times New Roman"/>
+          <w:color w:val="000000"/>
+          <w:kern w:val="0"/>
+          <w:lang w:eastAsia="en-GB"/>
+          <w14:ligatures w14:val="none"/>
+        </w:rPr>
+      </w:pPr>
+      <w:r>
+        <w:rPr>
+          <w:rFonts w:eastAsia="Times New Roman" w:cs="Times New Roman"/>
+          <w:i/>
+          <w:iCs/>
+          <w:color w:val="000000"/>
+          <w:kern w:val="0"/>
+          <w:lang w:eastAsia="en-GB"/>
+          <w14:ligatures w14:val="none"/>
+        </w:rPr>
+        <w:t>Camera rendering (cell 6):</w:t>
+      </w:r>
+      <w:r>
+        <w:rPr>
+          <w:rFonts w:eastAsia="Times New Roman" w:cs="Times New Roman"/>
+          <w:color w:val="000000"/>
+          <w:kern w:val="0"/>
+          <w:lang w:eastAsia="en-GB"/>
+          <w14:ligatures w14:val="none"/>
+        </w:rPr>
+        <w:t xml:space="preserve"> fixed eye and target pairs are rendered on the CPU in DIRECT mode; only the robot’s pose changes between calls.</w:t>
+      </w:r>
+    </w:p>
+    <w:p>
+      <w:pPr>
+        <w:keepNext/>
+        <w:keepLines/>
+        <w:shd w:val="clear" w:color="auto" w:fill="3B3838" w:themeFill="background2" w:themeFillShade="40"/>
+        <w:spacing w:line="240" w:lineRule="auto"/>
+        <w:jc w:val="left"/>
+        <w:rPr>
+          <w:rFonts w:ascii="Courier New" w:hAnsi="Courier New" w:cs="Courier New"/>
+          <w:sz w:val="22"/>
+          <w:szCs w:val="22"/>
+        </w:rPr>
+      </w:pPr>
+      <w:r>
+        <w:rPr>
+          <w:rFonts w:ascii="Courier New" w:hAnsi="Courier New" w:cs="Courier New"/>
+          <w:sz w:val="22"/>
+          <w:szCs w:val="22"/>
+        </w:rPr>
+        <w:t xml:space="preserve">def </w:t>
+      </w:r>
+      <w:proofErr w:type="spellStart"/>
+      <w:r>
+        <w:rPr>
+          <w:rFonts w:ascii="Courier New" w:hAnsi="Courier New" w:cs="Courier New"/>
+          <w:sz w:val="22"/>
+          <w:szCs w:val="22"/>
+        </w:rPr>
+        <w:t>render_</w:t>
+      </w:r>
+      <w:proofErr w:type="gramStart"/>
+      <w:r>
+        <w:rPr>
+          <w:rFonts w:ascii="Courier New" w:hAnsi="Courier New" w:cs="Courier New"/>
+          <w:sz w:val="22"/>
+          <w:szCs w:val="22"/>
+        </w:rPr>
+        <w:t>view</w:t>
+      </w:r>
+      <w:proofErr w:type="spellEnd"/>
+      <w:r>
+        <w:rPr>
+          <w:rFonts w:ascii="Courier New" w:hAnsi="Courier New" w:cs="Courier New"/>
+          <w:sz w:val="22"/>
+          <w:szCs w:val="22"/>
+        </w:rPr>
+        <w:t>(</w:t>
+      </w:r>
+      <w:proofErr w:type="spellStart"/>
+      <w:proofErr w:type="gramEnd"/>
+      <w:r>
+        <w:rPr>
+          <w:rFonts w:ascii="Courier New" w:hAnsi="Courier New" w:cs="Courier New"/>
+          <w:sz w:val="22"/>
+          <w:szCs w:val="22"/>
+        </w:rPr>
+        <w:t>camera_eye</w:t>
+      </w:r>
+      <w:proofErr w:type="spellEnd"/>
+      <w:r>
+        <w:rPr>
+          <w:rFonts w:ascii="Courier New" w:hAnsi="Courier New" w:cs="Courier New"/>
+          <w:sz w:val="22"/>
+          <w:szCs w:val="22"/>
+        </w:rPr>
+        <w:t xml:space="preserve">, </w:t>
+      </w:r>
+      <w:proofErr w:type="spellStart"/>
+      <w:r>
+        <w:rPr>
+          <w:rFonts w:ascii="Courier New" w:hAnsi="Courier New" w:cs="Courier New"/>
+          <w:sz w:val="22"/>
+          <w:szCs w:val="22"/>
+        </w:rPr>
+        <w:t>camera_target</w:t>
+      </w:r>
+      <w:proofErr w:type="spellEnd"/>
+      <w:r>
+        <w:rPr>
+          <w:rFonts w:ascii="Courier New" w:hAnsi="Courier New" w:cs="Courier New"/>
+          <w:sz w:val="22"/>
+          <w:szCs w:val="22"/>
+        </w:rPr>
+        <w:t xml:space="preserve">, </w:t>
+      </w:r>
+      <w:proofErr w:type="spellStart"/>
+      <w:r>
+        <w:rPr>
+          <w:rFonts w:ascii="Courier New" w:hAnsi="Courier New" w:cs="Courier New"/>
+          <w:sz w:val="22"/>
+          <w:szCs w:val="22"/>
+        </w:rPr>
+        <w:t>up_vector</w:t>
+      </w:r>
+      <w:proofErr w:type="spellEnd"/>
+      <w:proofErr w:type="gramStart"/>
+      <w:r>
+        <w:rPr>
+          <w:rFonts w:ascii="Courier New" w:hAnsi="Courier New" w:cs="Courier New"/>
+          <w:sz w:val="22"/>
+          <w:szCs w:val="22"/>
+        </w:rPr>
+        <w:t>=(</w:t>
+      </w:r>
+      <w:proofErr w:type="gramEnd"/>
+      <w:r>
+        <w:rPr>
+          <w:rFonts w:ascii="Courier New" w:hAnsi="Courier New" w:cs="Courier New"/>
+          <w:sz w:val="22"/>
+          <w:szCs w:val="22"/>
+        </w:rPr>
+        <w:t>0, 0, 1)):</w:t>
+      </w:r>
+    </w:p>
+    <w:p>
+      <w:pPr>
+        <w:keepNext/>
+        <w:keepLines/>
+        <w:shd w:val="clear" w:color="auto" w:fill="3B3838" w:themeFill="background2" w:themeFillShade="40"/>
+        <w:spacing w:line="240" w:lineRule="auto"/>
+        <w:jc w:val="left"/>
+        <w:rPr>
+          <w:rFonts w:ascii="Courier New" w:hAnsi="Courier New" w:cs="Courier New"/>
+          <w:sz w:val="22"/>
+          <w:szCs w:val="22"/>
+        </w:rPr>
+      </w:pPr>
+      <w:r>
+        <w:rPr>
+          <w:rFonts w:ascii="Courier New" w:hAnsi="Courier New" w:cs="Courier New"/>
+          <w:sz w:val="22"/>
+          <w:szCs w:val="22"/>
+        </w:rPr>
+        <w:t xml:space="preserve">    view = </w:t>
+      </w:r>
+      <w:proofErr w:type="spellStart"/>
+      <w:proofErr w:type="gramStart"/>
+      <w:r>
+        <w:rPr>
+          <w:rFonts w:ascii="Courier New" w:hAnsi="Courier New" w:cs="Courier New"/>
+          <w:sz w:val="22"/>
+          <w:szCs w:val="22"/>
+        </w:rPr>
+        <w:t>p.computeViewMatrix</w:t>
+      </w:r>
+      <w:proofErr w:type="spellEnd"/>
+      <w:proofErr w:type="gramEnd"/>
+      <w:r>
+        <w:rPr>
+          <w:rFonts w:ascii="Courier New" w:hAnsi="Courier New" w:cs="Courier New"/>
+          <w:sz w:val="22"/>
+          <w:szCs w:val="22"/>
+        </w:rPr>
+        <w:t>(</w:t>
+      </w:r>
+      <w:proofErr w:type="spellStart"/>
+      <w:r>
+        <w:rPr>
+          <w:rFonts w:ascii="Courier New" w:hAnsi="Courier New" w:cs="Courier New"/>
+          <w:sz w:val="22"/>
+          <w:szCs w:val="22"/>
+        </w:rPr>
+        <w:t>camera_eye</w:t>
+      </w:r>
+      <w:proofErr w:type="spellEnd"/>
+      <w:r>
+        <w:rPr>
+          <w:rFonts w:ascii="Courier New" w:hAnsi="Courier New" w:cs="Courier New"/>
+          <w:sz w:val="22"/>
+          <w:szCs w:val="22"/>
+        </w:rPr>
+        <w:t xml:space="preserve">, </w:t>
+      </w:r>
+      <w:proofErr w:type="spellStart"/>
+      <w:r>
+        <w:rPr>
+          <w:rFonts w:ascii="Courier New" w:hAnsi="Courier New" w:cs="Courier New"/>
+          <w:sz w:val="22"/>
+          <w:szCs w:val="22"/>
+        </w:rPr>
+        <w:t>camera_target</w:t>
+      </w:r>
+      <w:proofErr w:type="spellEnd"/>
+      <w:r>
+        <w:rPr>
+          <w:rFonts w:ascii="Courier New" w:hAnsi="Courier New" w:cs="Courier New"/>
+          <w:sz w:val="22"/>
+          <w:szCs w:val="22"/>
+        </w:rPr>
+        <w:t xml:space="preserve">, </w:t>
+      </w:r>
+      <w:proofErr w:type="spellStart"/>
+      <w:r>
+        <w:rPr>
+          <w:rFonts w:ascii="Courier New" w:hAnsi="Courier New" w:cs="Courier New"/>
+          <w:sz w:val="22"/>
+          <w:szCs w:val="22"/>
+        </w:rPr>
+        <w:t>up_vector</w:t>
+      </w:r>
+      <w:proofErr w:type="spellEnd"/>
+      <w:r>
+        <w:rPr>
+          <w:rFonts w:ascii="Courier New" w:hAnsi="Courier New" w:cs="Courier New"/>
+          <w:sz w:val="22"/>
+          <w:szCs w:val="22"/>
+        </w:rPr>
+        <w:t>)</w:t>
+      </w:r>
+    </w:p>
+    <w:p>
+      <w:pPr>
+        <w:keepNext/>
+        <w:keepLines/>
+        <w:shd w:val="clear" w:color="auto" w:fill="3B3838" w:themeFill="background2" w:themeFillShade="40"/>
+        <w:spacing w:line="240" w:lineRule="auto"/>
+        <w:jc w:val="left"/>
+        <w:rPr>
+          <w:rFonts w:ascii="Courier New" w:hAnsi="Courier New" w:cs="Courier New"/>
+          <w:sz w:val="22"/>
+          <w:szCs w:val="22"/>
+        </w:rPr>
+      </w:pPr>
+      <w:r>
+        <w:rPr>
+          <w:rFonts w:ascii="Courier New" w:hAnsi="Courier New" w:cs="Courier New"/>
+          <w:sz w:val="22"/>
+          <w:szCs w:val="22"/>
+        </w:rPr>
+        <w:t xml:space="preserve">    </w:t>
+      </w:r>
+      <w:proofErr w:type="spellStart"/>
+      <w:r>
+        <w:rPr>
+          <w:rFonts w:ascii="Courier New" w:hAnsi="Courier New" w:cs="Courier New"/>
+          <w:sz w:val="22"/>
+          <w:szCs w:val="22"/>
+        </w:rPr>
+        <w:t>proj</w:t>
+      </w:r>
+      <w:proofErr w:type="spellEnd"/>
+      <w:r>
+        <w:rPr>
+          <w:rFonts w:ascii="Courier New" w:hAnsi="Courier New" w:cs="Courier New"/>
+          <w:sz w:val="22"/>
+          <w:szCs w:val="22"/>
+        </w:rPr>
+        <w:t xml:space="preserve"> = </w:t>
+      </w:r>
+      <w:proofErr w:type="spellStart"/>
+      <w:proofErr w:type="gramStart"/>
+      <w:r>
+        <w:rPr>
+          <w:rFonts w:ascii="Courier New" w:hAnsi="Courier New" w:cs="Courier New"/>
+          <w:sz w:val="22"/>
+          <w:szCs w:val="22"/>
+        </w:rPr>
+        <w:t>p.computeProjectionMatrixFOV</w:t>
+      </w:r>
+      <w:proofErr w:type="spellEnd"/>
+      <w:proofErr w:type="gramEnd"/>
+      <w:r>
+        <w:rPr>
+          <w:rFonts w:ascii="Courier New" w:hAnsi="Courier New" w:cs="Courier New"/>
+          <w:sz w:val="22"/>
+          <w:szCs w:val="22"/>
+        </w:rPr>
+        <w:t>(</w:t>
+      </w:r>
+    </w:p>
+    <w:p>
+      <w:pPr>
+        <w:keepNext/>
+        <w:keepLines/>
+        <w:shd w:val="clear" w:color="auto" w:fill="3B3838" w:themeFill="background2" w:themeFillShade="40"/>
+        <w:spacing w:line="240" w:lineRule="auto"/>
+        <w:jc w:val="left"/>
+        <w:rPr>
+          <w:rFonts w:ascii="Courier New" w:hAnsi="Courier New" w:cs="Courier New"/>
+          <w:sz w:val="22"/>
+          <w:szCs w:val="22"/>
+        </w:rPr>
+      </w:pPr>
+      <w:r>
+        <w:rPr>
+          <w:rFonts w:ascii="Courier New" w:hAnsi="Courier New" w:cs="Courier New"/>
+          <w:sz w:val="22"/>
+          <w:szCs w:val="22"/>
+        </w:rPr>
+        <w:t xml:space="preserve">        </w:t>
+      </w:r>
+      <w:proofErr w:type="spellStart"/>
+      <w:r>
+        <w:rPr>
+          <w:rFonts w:ascii="Courier New" w:hAnsi="Courier New" w:cs="Courier New"/>
+          <w:sz w:val="22"/>
+          <w:szCs w:val="22"/>
+        </w:rPr>
+        <w:t>fov</w:t>
+      </w:r>
+      <w:proofErr w:type="spellEnd"/>
+      <w:r>
+        <w:rPr>
+          <w:rFonts w:ascii="Courier New" w:hAnsi="Courier New" w:cs="Courier New"/>
+          <w:sz w:val="22"/>
+          <w:szCs w:val="22"/>
+        </w:rPr>
+        <w:t>=60, aspect=IMG_WIDTH / IMG_HEIGHT,</w:t>
+      </w:r>
+    </w:p>
+    <w:p>
+      <w:pPr>
+        <w:keepNext/>
+        <w:keepLines/>
+        <w:shd w:val="clear" w:color="auto" w:fill="3B3838" w:themeFill="background2" w:themeFillShade="40"/>
+        <w:spacing w:line="240" w:lineRule="auto"/>
+        <w:jc w:val="left"/>
+        <w:rPr>
+          <w:rFonts w:ascii="Courier New" w:hAnsi="Courier New" w:cs="Courier New"/>
+          <w:sz w:val="22"/>
+          <w:szCs w:val="22"/>
+        </w:rPr>
+      </w:pPr>
+      <w:r>
+        <w:rPr>
+          <w:rFonts w:ascii="Courier New" w:hAnsi="Courier New" w:cs="Courier New"/>
+          <w:sz w:val="22"/>
+          <w:szCs w:val="22"/>
+        </w:rPr>
+        <w:t xml:space="preserve">        </w:t>
+      </w:r>
+      <w:proofErr w:type="spellStart"/>
+      <w:r>
+        <w:rPr>
+          <w:rFonts w:ascii="Courier New" w:hAnsi="Courier New" w:cs="Courier New"/>
+          <w:sz w:val="22"/>
+          <w:szCs w:val="22"/>
+        </w:rPr>
+        <w:t>nearVal</w:t>
+      </w:r>
+      <w:proofErr w:type="spellEnd"/>
+      <w:r>
+        <w:rPr>
+          <w:rFonts w:ascii="Courier New" w:hAnsi="Courier New" w:cs="Courier New"/>
+          <w:sz w:val="22"/>
+          <w:szCs w:val="22"/>
+        </w:rPr>
+        <w:t xml:space="preserve">=NEAR_PLANE, </w:t>
+      </w:r>
+      <w:proofErr w:type="spellStart"/>
+      <w:r>
+        <w:rPr>
+          <w:rFonts w:ascii="Courier New" w:hAnsi="Courier New" w:cs="Courier New"/>
+          <w:sz w:val="22"/>
+          <w:szCs w:val="22"/>
+        </w:rPr>
+        <w:t>farVal</w:t>
+      </w:r>
+      <w:proofErr w:type="spellEnd"/>
+      <w:r>
+        <w:rPr>
+          <w:rFonts w:ascii="Courier New" w:hAnsi="Courier New" w:cs="Courier New"/>
+          <w:sz w:val="22"/>
+          <w:szCs w:val="22"/>
+        </w:rPr>
+        <w:t>=FAR_PLANE)</w:t>
+      </w:r>
+    </w:p>
+    <w:p>
+      <w:pPr>
+        <w:keepNext/>
+        <w:keepLines/>
+        <w:shd w:val="clear" w:color="auto" w:fill="3B3838" w:themeFill="background2" w:themeFillShade="40"/>
+        <w:spacing w:line="240" w:lineRule="auto"/>
+        <w:jc w:val="left"/>
+        <w:rPr>
+          <w:rFonts w:ascii="Courier New" w:hAnsi="Courier New" w:cs="Courier New"/>
+          <w:sz w:val="22"/>
+          <w:szCs w:val="22"/>
+        </w:rPr>
+      </w:pPr>
+      <w:r>
+        <w:rPr>
+          <w:rFonts w:ascii="Courier New" w:hAnsi="Courier New" w:cs="Courier New"/>
+          <w:sz w:val="22"/>
+          <w:szCs w:val="22"/>
+        </w:rPr>
+        <w:t xml:space="preserve">    _, _, </w:t>
+      </w:r>
+      <w:proofErr w:type="spellStart"/>
+      <w:r>
+        <w:rPr>
+          <w:rFonts w:ascii="Courier New" w:hAnsi="Courier New" w:cs="Courier New"/>
+          <w:sz w:val="22"/>
+          <w:szCs w:val="22"/>
+        </w:rPr>
+        <w:t>rgb</w:t>
+      </w:r>
+      <w:proofErr w:type="spellEnd"/>
+      <w:r>
+        <w:rPr>
+          <w:rFonts w:ascii="Courier New" w:hAnsi="Courier New" w:cs="Courier New"/>
+          <w:sz w:val="22"/>
+          <w:szCs w:val="22"/>
+        </w:rPr>
+        <w:t xml:space="preserve">, _, _ = </w:t>
+      </w:r>
+      <w:proofErr w:type="spellStart"/>
+      <w:proofErr w:type="gramStart"/>
+      <w:r>
+        <w:rPr>
+          <w:rFonts w:ascii="Courier New" w:hAnsi="Courier New" w:cs="Courier New"/>
+          <w:sz w:val="22"/>
+          <w:szCs w:val="22"/>
+        </w:rPr>
+        <w:t>p.getCameraImage</w:t>
+      </w:r>
+      <w:proofErr w:type="spellEnd"/>
+      <w:proofErr w:type="gramEnd"/>
+      <w:r>
+        <w:rPr>
+          <w:rFonts w:ascii="Courier New" w:hAnsi="Courier New" w:cs="Courier New"/>
+          <w:sz w:val="22"/>
+          <w:szCs w:val="22"/>
+        </w:rPr>
+        <w:t>(</w:t>
+      </w:r>
+    </w:p>
+    <w:p>
+      <w:pPr>
+        <w:keepNext/>
+        <w:keepLines/>
+        <w:shd w:val="clear" w:color="auto" w:fill="3B3838" w:themeFill="background2" w:themeFillShade="40"/>
+        <w:spacing w:line="240" w:lineRule="auto"/>
+        <w:jc w:val="left"/>
+        <w:rPr>
+          <w:rFonts w:ascii="Courier New" w:hAnsi="Courier New" w:cs="Courier New"/>
+          <w:sz w:val="22"/>
+          <w:szCs w:val="22"/>
+        </w:rPr>
+      </w:pPr>
+      <w:r>
+        <w:rPr>
+          <w:rFonts w:ascii="Courier New" w:hAnsi="Courier New" w:cs="Courier New"/>
+          <w:sz w:val="22"/>
+          <w:szCs w:val="22"/>
+        </w:rPr>
+        <w:t xml:space="preserve">        IMG_WIDTH, IMG_HEIGHT, view, </w:t>
+      </w:r>
+      <w:proofErr w:type="spellStart"/>
+      <w:r>
+        <w:rPr>
+          <w:rFonts w:ascii="Courier New" w:hAnsi="Courier New" w:cs="Courier New"/>
+          <w:sz w:val="22"/>
+          <w:szCs w:val="22"/>
+        </w:rPr>
+        <w:t>proj</w:t>
+      </w:r>
+      <w:proofErr w:type="spellEnd"/>
+      <w:r>
+        <w:rPr>
+          <w:rFonts w:ascii="Courier New" w:hAnsi="Courier New" w:cs="Courier New"/>
+          <w:sz w:val="22"/>
+          <w:szCs w:val="22"/>
+        </w:rPr>
+        <w:t>,</w:t>
+      </w:r>
+    </w:p>
+    <w:p>
+      <w:pPr>
+        <w:keepNext/>
+        <w:keepLines/>
+        <w:shd w:val="clear" w:color="auto" w:fill="3B3838" w:themeFill="background2" w:themeFillShade="40"/>
+        <w:spacing w:line="240" w:lineRule="auto"/>
+        <w:jc w:val="left"/>
+        <w:rPr>
+          <w:rFonts w:ascii="Courier New" w:hAnsi="Courier New" w:cs="Courier New"/>
+          <w:sz w:val="22"/>
+          <w:szCs w:val="22"/>
+        </w:rPr>
+      </w:pPr>
+      <w:r>
+        <w:rPr>
+          <w:rFonts w:ascii="Courier New" w:hAnsi="Courier New" w:cs="Courier New"/>
+          <w:sz w:val="22"/>
+          <w:szCs w:val="22"/>
+        </w:rPr>
+        <w:t xml:space="preserve">        renderer=</w:t>
+      </w:r>
+      <w:proofErr w:type="spellStart"/>
+      <w:r>
+        <w:rPr>
+          <w:rFonts w:ascii="Courier New" w:hAnsi="Courier New" w:cs="Courier New"/>
+          <w:sz w:val="22"/>
+          <w:szCs w:val="22"/>
+        </w:rPr>
+        <w:t>p.ER_TINY_RENDERER</w:t>
+      </w:r>
+      <w:proofErr w:type="spellEnd"/>
+      <w:r>
+        <w:rPr>
+          <w:rFonts w:ascii="Courier New" w:hAnsi="Courier New" w:cs="Courier New"/>
+          <w:sz w:val="22"/>
+          <w:szCs w:val="22"/>
+        </w:rPr>
+        <w:t>)</w:t>
+      </w:r>
+    </w:p>
+    <w:p>
+      <w:pPr>
+        <w:keepLines/>
+        <w:shd w:val="clear" w:color="auto" w:fill="3B3838" w:themeFill="background2" w:themeFillShade="40"/>
+        <w:spacing w:after="200" w:line="240" w:lineRule="auto"/>
+        <w:jc w:val="left"/>
+        <w:rPr>
+          <w:rFonts w:ascii="Courier New" w:hAnsi="Courier New" w:cs="Courier New"/>
+          <w:sz w:val="22"/>
+          <w:szCs w:val="22"/>
+        </w:rPr>
+      </w:pPr>
+      <w:r>
+        <w:rPr>
+          <w:rFonts w:ascii="Courier New" w:hAnsi="Courier New" w:cs="Courier New"/>
+          <w:sz w:val="22"/>
+          <w:szCs w:val="22"/>
+        </w:rPr>
+        <w:t xml:space="preserve">    return </w:t>
+      </w:r>
+      <w:proofErr w:type="spellStart"/>
+      <w:proofErr w:type="gramStart"/>
+      <w:r>
+        <w:rPr>
+          <w:rFonts w:ascii="Courier New" w:hAnsi="Courier New" w:cs="Courier New"/>
+          <w:sz w:val="22"/>
+          <w:szCs w:val="22"/>
+        </w:rPr>
+        <w:t>np.reshape</w:t>
+      </w:r>
+      <w:proofErr w:type="spellEnd"/>
+      <w:proofErr w:type="gramEnd"/>
+      <w:r>
+        <w:rPr>
+          <w:rFonts w:ascii="Courier New" w:hAnsi="Courier New" w:cs="Courier New"/>
+          <w:sz w:val="22"/>
+          <w:szCs w:val="22"/>
+        </w:rPr>
+        <w:t>(</w:t>
+      </w:r>
+      <w:proofErr w:type="spellStart"/>
+      <w:r>
+        <w:rPr>
+          <w:rFonts w:ascii="Courier New" w:hAnsi="Courier New" w:cs="Courier New"/>
+          <w:sz w:val="22"/>
+          <w:szCs w:val="22"/>
+        </w:rPr>
+        <w:t>rgb</w:t>
+      </w:r>
+      <w:proofErr w:type="spellEnd"/>
+      <w:r>
+        <w:rPr>
+          <w:rFonts w:ascii="Courier New" w:hAnsi="Courier New" w:cs="Courier New"/>
+          <w:sz w:val="22"/>
+          <w:szCs w:val="22"/>
+        </w:rPr>
+        <w:t>, (IMG_HEIGHT, IMG_WIDTH, 4</w:t>
+      </w:r>
+      <w:proofErr w:type="gramStart"/>
+      <w:r>
+        <w:rPr>
+          <w:rFonts w:ascii="Courier New" w:hAnsi="Courier New" w:cs="Courier New"/>
+          <w:sz w:val="22"/>
+          <w:szCs w:val="22"/>
+        </w:rPr>
+        <w:t>))[:,</w:t>
+      </w:r>
+      <w:proofErr w:type="gramEnd"/>
+      <w:r>
+        <w:rPr>
+          <w:rFonts w:ascii="Courier New" w:hAnsi="Courier New" w:cs="Courier New"/>
+          <w:sz w:val="22"/>
+          <w:szCs w:val="22"/>
+        </w:rPr>
+        <w:t xml:space="preserve"> :, :3]</w:t>
       </w:r>
     </w:p>
     <w:p>
@@ -5913,17 +8424,11 @@
         <w:pStyle w:val="Heading2"/>
         <w:spacing w:before="240"/>
       </w:pPr>
-      <w:bookmarkStart w:id="14" w:name="_Toc241518193"/>
-      <w:r>
-        <w:t>3.</w:t>
-      </w:r>
-      <w:r>
-        <w:t>5</w:t>
-      </w:r>
-      <w:r>
-        <w:t xml:space="preserve"> Execution and Testing</w:t>
-      </w:r>
-      <w:bookmarkEnd w:id="14"/>
+      <w:bookmarkStart w:id="16" w:name="_Toc241518193"/>
+      <w:r>
+        <w:t>3.5 Execution and Testing</w:t>
+      </w:r>
+      <w:bookmarkEnd w:id="16"/>
     </w:p>
     <w:p>
       <w:pPr>
@@ -5955,7 +8460,31 @@
           <w:lang w:eastAsia="en-GB"/>
           <w14:ligatures w14:val="none"/>
         </w:rPr>
-        <w:t>github.com/Amaan9136/bsbi-assignments</w:t>
+        <w:t>github.com/Amaan9136/</w:t>
+      </w:r>
+      <w:proofErr w:type="spellStart"/>
+      <w:r>
+        <w:rPr>
+          <w:rFonts w:eastAsia="Times New Roman" w:cs="Times New Roman"/>
+          <w:color w:val="000000"/>
+          <w:kern w:val="0"/>
+          <w:sz w:val="22"/>
+          <w:lang w:eastAsia="en-GB"/>
+          <w14:ligatures w14:val="none"/>
+        </w:rPr>
+        <w:t>bsbi</w:t>
+      </w:r>
+      <w:proofErr w:type="spellEnd"/>
+      <w:r>
+        <w:rPr>
+          <w:rFonts w:eastAsia="Times New Roman" w:cs="Times New Roman"/>
+          <w:color w:val="000000"/>
+          <w:kern w:val="0"/>
+          <w:sz w:val="22"/>
+          <w:lang w:eastAsia="en-GB"/>
+          <w14:ligatures w14:val="none"/>
+        </w:rPr>
+        <w:t>-assignments</w:t>
       </w:r>
       <w:r>
         <w:rPr>
@@ -5976,39 +8505,98 @@
           <w:lang w:eastAsia="en-GB"/>
           <w14:ligatures w14:val="none"/>
         </w:rPr>
-        <w:t>Sem2/Robotics Software and Programming/task1-code/Task1_PyBullet_Object_Semantics.ipynb</w:t>
-      </w:r>
-      <w:r>
-        <w:rPr>
-          <w:rFonts w:eastAsia="Times New Roman" w:cs="Times New Roman"/>
-          <w:color w:val="000000"/>
-          <w:kern w:val="0"/>
-          <w:lang w:eastAsia="en-GB"/>
-          <w14:ligatures w14:val="none"/>
-        </w:rPr>
-        <w:t xml:space="preserve">, and can be opened directly in Google Colab via </w:t>
-      </w:r>
-      <w:r>
-        <w:rPr>
-          <w:rFonts w:eastAsia="Times New Roman" w:cs="Times New Roman"/>
-          <w:color w:val="000000"/>
-          <w:kern w:val="0"/>
-          <w:sz w:val="22"/>
-          <w:lang w:eastAsia="en-GB"/>
-          <w14:ligatures w14:val="none"/>
-        </w:rPr>
-        <w:t>colab.research.google.com/github/Amaan9136/bsbi-assignments/blob/main/Sem2/Robotics%20Software%20and%20Programming/task1-code/Task1_PyBullet_Object_Semantics.ipynb</w:t>
-      </w:r>
-      <w:r>
-        <w:rPr>
-          <w:rFonts w:eastAsia="Times New Roman" w:cs="Times New Roman"/>
-          <w:color w:val="000000"/>
-          <w:kern w:val="0"/>
-          <w:lang w:eastAsia="en-GB"/>
-          <w14:ligatures w14:val="none"/>
-        </w:rPr>
-        <w:t xml:space="preserve">, which loads the same file straight from the public repository rather than a separately uploaded copy. Each of the nine cells ran without error and produced the outputs reproduced below; a fresh, cold-start rerun specifically inside Colab, confirming the setup cell’s automatic </w:t>
-      </w:r>
+        <w:t xml:space="preserve">Sem2/Robotics Software and </w:t>
+      </w:r>
+      <w:r>
+        <w:rPr>
+          <w:rFonts w:eastAsia="Times New Roman" w:cs="Times New Roman"/>
+          <w:color w:val="000000"/>
+          <w:kern w:val="0"/>
+          <w:sz w:val="22"/>
+          <w:lang w:eastAsia="en-GB"/>
+          <w14:ligatures w14:val="none"/>
+        </w:rPr>
+        <w:lastRenderedPageBreak/>
+        <w:t>Programming/task1-code/Task1_PyBullet_Object_Semantics.ipynb</w:t>
+      </w:r>
+      <w:r>
+        <w:rPr>
+          <w:rFonts w:eastAsia="Times New Roman" w:cs="Times New Roman"/>
+          <w:color w:val="000000"/>
+          <w:kern w:val="0"/>
+          <w:lang w:eastAsia="en-GB"/>
+          <w14:ligatures w14:val="none"/>
+        </w:rPr>
+        <w:t xml:space="preserve">, and can be opened directly in Google </w:t>
+      </w:r>
+      <w:proofErr w:type="spellStart"/>
+      <w:r>
+        <w:rPr>
+          <w:rFonts w:eastAsia="Times New Roman" w:cs="Times New Roman"/>
+          <w:color w:val="000000"/>
+          <w:kern w:val="0"/>
+          <w:lang w:eastAsia="en-GB"/>
+          <w14:ligatures w14:val="none"/>
+        </w:rPr>
+        <w:t>Colab</w:t>
+      </w:r>
+      <w:proofErr w:type="spellEnd"/>
+      <w:r>
+        <w:rPr>
+          <w:rFonts w:eastAsia="Times New Roman" w:cs="Times New Roman"/>
+          <w:color w:val="000000"/>
+          <w:kern w:val="0"/>
+          <w:lang w:eastAsia="en-GB"/>
+          <w14:ligatures w14:val="none"/>
+        </w:rPr>
+        <w:t xml:space="preserve"> via </w:t>
+      </w:r>
+      <w:hyperlink r:id="rId14" w:history="1">
+        <w:r>
+          <w:rPr>
+            <w:rStyle w:val="Hyperlink"/>
+            <w:rFonts w:eastAsia="Times New Roman" w:cs="Times New Roman"/>
+            <w:kern w:val="0"/>
+            <w:sz w:val="22"/>
+            <w:lang w:eastAsia="en-GB"/>
+            <w14:ligatures w14:val="none"/>
+          </w:rPr>
+          <w:t>https://colab.research.google.com/github/Amaan9136/bsbi-assignments/blob/main/Sem2/Robotics%20Software%20and%20Programming/task1-code/Task1_PyBullet_Object_Semantics.ipynb</w:t>
+        </w:r>
+      </w:hyperlink>
+      <w:r>
+        <w:rPr>
+          <w:rFonts w:eastAsia="Times New Roman" w:cs="Times New Roman"/>
+          <w:color w:val="000000"/>
+          <w:kern w:val="0"/>
+          <w:lang w:eastAsia="en-GB"/>
+          <w14:ligatures w14:val="none"/>
+        </w:rPr>
+        <w:t xml:space="preserve">, which loads the same file straight from the public repository rather than a separately uploaded copy. Each of the nine cells ran without error and produced the outputs reproduced below; a fresh, cold-start rerun specifically inside </w:t>
+      </w:r>
+      <w:proofErr w:type="spellStart"/>
+      <w:r>
+        <w:rPr>
+          <w:rFonts w:eastAsia="Times New Roman" w:cs="Times New Roman"/>
+          <w:color w:val="000000"/>
+          <w:kern w:val="0"/>
+          <w:lang w:eastAsia="en-GB"/>
+          <w14:ligatures w14:val="none"/>
+        </w:rPr>
+        <w:t>Colab</w:t>
+      </w:r>
+      <w:proofErr w:type="spellEnd"/>
+      <w:r>
+        <w:rPr>
+          <w:rFonts w:eastAsia="Times New Roman" w:cs="Times New Roman"/>
+          <w:color w:val="000000"/>
+          <w:kern w:val="0"/>
+          <w:lang w:eastAsia="en-GB"/>
+          <w14:ligatures w14:val="none"/>
+        </w:rPr>
+        <w:t xml:space="preserve">, confirming the setup cell’s automatic </w:t>
+      </w:r>
+      <w:proofErr w:type="spellStart"/>
       <w:r>
         <w:rPr>
           <w:rFonts w:eastAsia="Times New Roman" w:cs="Times New Roman"/>
@@ -6020,6 +8608,7 @@
         </w:rPr>
         <w:t>pybullet</w:t>
       </w:r>
+      <w:proofErr w:type="spellEnd"/>
       <w:r>
         <w:rPr>
           <w:rFonts w:eastAsia="Times New Roman" w:cs="Times New Roman"/>
@@ -6050,7 +8639,7 @@
           <w:lang w:eastAsia="en-GB"/>
           <w14:ligatures w14:val="none"/>
         </w:rPr>
-        <w:t>Figure 1 shows all six rendered viewpoints with the robot pose used for each. Viewpoint 1 is an overhead-style view from the entrance with the robot at the origin; viewpoints 2 and 3 move progressively down the aisle towards the drop-off target; the remaining three take oblique angles from different corners of the room, so between them every object and every robot pose is visible from at least one direction.</w:t>
+        <w:t>Figure 2 shows all six rendered viewpoints with the robot pose used for each. Viewpoint 1 is an overhead-style view from the entrance with the robot at the origin; viewpoints 2 and 3 move progressively down the aisle towards the drop-off target; the remaining three take oblique angles from different corners of the room, so between them every object and every robot pose is visible from at least one direction.</w:t>
       </w:r>
     </w:p>
     <w:p>
@@ -6067,12 +8656,11 @@
           <w:lang w:eastAsia="en-GB"/>
           <w14:ligatures w14:val="none"/>
         </w:rPr>
-        <w:lastRenderedPageBreak/>
         <w:drawing>
           <wp:inline distT="0" distB="0" distL="0" distR="0" wp14:anchorId="389F5184" wp14:editId="53070D84">
             <wp:extent cx="5905500" cy="3596640"/>
             <wp:effectExtent l="0" t="0" r="0" b="0"/>
-            <wp:docPr id="25" name="Picture" descr="Figure 1. Six PyBullet camera viewpoints, robot repositioned between renders while all other objects remain fixed."/>
+            <wp:docPr id="25" name="Picture" descr="Figure 2. Six PyBullet camera viewpoints, robot repositioned between renders while all other objects remain fixed."/>
             <wp:cNvGraphicFramePr/>
             <a:graphic xmlns:a="http://schemas.openxmlformats.org/drawingml/2006/main">
               <a:graphicData uri="http://schemas.openxmlformats.org/drawingml/2006/picture">
@@ -6084,7 +8672,7 @@
                     </pic:cNvPicPr>
                   </pic:nvPicPr>
                   <pic:blipFill>
-                    <a:blip r:embed="rId13"/>
+                    <a:blip r:embed="rId15"/>
                     <a:stretch>
                       <a:fillRect/>
                     </a:stretch>
@@ -6115,7 +8703,7 @@
       <w:pPr>
         <w:pStyle w:val="FigureStyle"/>
       </w:pPr>
-      <w:bookmarkStart w:id="15" w:name="_Toc241518165"/>
+      <w:bookmarkStart w:id="17" w:name="_Toc241518165"/>
       <w:r>
         <w:t xml:space="preserve">Figure </w:t>
       </w:r>
@@ -6129,15 +8717,185 @@
         <w:fldChar w:fldCharType="separate"/>
       </w:r>
       <w:r>
-        <w:t>1</w:t>
+        <w:rPr>
+          <w:noProof/>
+        </w:rPr>
+        <w:t>2</w:t>
       </w:r>
       <w:r>
         <w:fldChar w:fldCharType="end"/>
       </w:r>
       <w:r>
-        <w:t>: Six PyBullet camera viewpoints, robot repositioned between renders while all other objects remain fixed.</w:t>
-      </w:r>
+        <w:t xml:space="preserve">: Six </w:t>
+      </w:r>
+      <w:proofErr w:type="spellStart"/>
+      <w:r>
+        <w:t>PyBullet</w:t>
+      </w:r>
+      <w:proofErr w:type="spellEnd"/>
+      <w:r>
+        <w:t xml:space="preserve"> camera viewpoints, robot repositioned between renders while all other objects remain fixed.</w:t>
+      </w:r>
+      <w:bookmarkEnd w:id="17"/>
+    </w:p>
+    <w:p>
+      <w:pPr>
+        <w:spacing w:after="180" w:line="360" w:lineRule="auto"/>
+        <w:rPr>
+          <w:rFonts w:eastAsia="Times New Roman" w:cs="Times New Roman"/>
+          <w:color w:val="000000"/>
+          <w:kern w:val="0"/>
+          <w:lang w:eastAsia="en-GB"/>
+          <w14:ligatures w14:val="none"/>
+        </w:rPr>
+      </w:pPr>
+      <w:r>
+        <w:rPr>
+          <w:rFonts w:eastAsia="Times New Roman" w:cs="Times New Roman"/>
+          <w:color w:val="000000"/>
+          <w:kern w:val="0"/>
+          <w:lang w:eastAsia="en-GB"/>
+          <w14:ligatures w14:val="none"/>
+        </w:rPr>
+        <w:t xml:space="preserve">The interaction demonstration in cell 8 repositioned the robot to (5.5, 0.0, 0.1), close to the drop-off target, and exercised all three helper functions. </w:t>
+      </w:r>
+      <w:proofErr w:type="spellStart"/>
+      <w:r>
+        <w:rPr>
+          <w:rFonts w:eastAsia="Times New Roman" w:cs="Times New Roman"/>
+          <w:color w:val="000000"/>
+          <w:kern w:val="0"/>
+          <w:sz w:val="22"/>
+          <w:lang w:eastAsia="en-GB"/>
+          <w14:ligatures w14:val="none"/>
+        </w:rPr>
+        <w:t>print_object_roles</w:t>
+      </w:r>
+      <w:proofErr w:type="spellEnd"/>
+      <w:r>
+        <w:rPr>
+          <w:rFonts w:eastAsia="Times New Roman" w:cs="Times New Roman"/>
+          <w:color w:val="000000"/>
+          <w:kern w:val="0"/>
+          <w:lang w:eastAsia="en-GB"/>
+          <w14:ligatures w14:val="none"/>
+        </w:rPr>
+        <w:t xml:space="preserve"> reproduced the full fourteen-row registry in Table 1. </w:t>
+      </w:r>
+      <w:proofErr w:type="spellStart"/>
+      <w:r>
+        <w:rPr>
+          <w:rFonts w:eastAsia="Times New Roman" w:cs="Times New Roman"/>
+          <w:color w:val="000000"/>
+          <w:kern w:val="0"/>
+          <w:sz w:val="22"/>
+          <w:lang w:eastAsia="en-GB"/>
+          <w14:ligatures w14:val="none"/>
+        </w:rPr>
+        <w:t>get_objects_by_role</w:t>
+      </w:r>
+      <w:proofErr w:type="spellEnd"/>
+      <w:r>
+        <w:rPr>
+          <w:rFonts w:eastAsia="Times New Roman" w:cs="Times New Roman"/>
+          <w:color w:val="000000"/>
+          <w:kern w:val="0"/>
+          <w:sz w:val="22"/>
+          <w:lang w:eastAsia="en-GB"/>
+          <w14:ligatures w14:val="none"/>
+        </w:rPr>
+        <w:t>("obstacle")</w:t>
+      </w:r>
+      <w:r>
+        <w:rPr>
+          <w:rFonts w:eastAsia="Times New Roman" w:cs="Times New Roman"/>
+          <w:color w:val="000000"/>
+          <w:kern w:val="0"/>
+          <w:lang w:eastAsia="en-GB"/>
+          <w14:ligatures w14:val="none"/>
+        </w:rPr>
+        <w:t xml:space="preserve"> correctly returned the four crate </w:t>
+      </w:r>
+      <w:r>
+        <w:rPr>
+          <w:rFonts w:eastAsia="Times New Roman" w:cs="Times New Roman"/>
+          <w:color w:val="000000"/>
+          <w:kern w:val="0"/>
+          <w:lang w:eastAsia="en-GB"/>
+          <w14:ligatures w14:val="none"/>
+        </w:rPr>
+        <w:lastRenderedPageBreak/>
+        <w:t xml:space="preserve">obstacles (ids 1 to 4), and </w:t>
+      </w:r>
+      <w:proofErr w:type="spellStart"/>
+      <w:r>
+        <w:rPr>
+          <w:rFonts w:eastAsia="Times New Roman" w:cs="Times New Roman"/>
+          <w:color w:val="000000"/>
+          <w:kern w:val="0"/>
+          <w:sz w:val="22"/>
+          <w:lang w:eastAsia="en-GB"/>
+          <w14:ligatures w14:val="none"/>
+        </w:rPr>
+        <w:t>get_objects_by_role</w:t>
+      </w:r>
+      <w:proofErr w:type="spellEnd"/>
+      <w:r>
+        <w:rPr>
+          <w:rFonts w:eastAsia="Times New Roman" w:cs="Times New Roman"/>
+          <w:color w:val="000000"/>
+          <w:kern w:val="0"/>
+          <w:sz w:val="22"/>
+          <w:lang w:eastAsia="en-GB"/>
+          <w14:ligatures w14:val="none"/>
+        </w:rPr>
+        <w:t>("shelf")</w:t>
+      </w:r>
+      <w:r>
+        <w:rPr>
+          <w:rFonts w:eastAsia="Times New Roman" w:cs="Times New Roman"/>
+          <w:color w:val="000000"/>
+          <w:kern w:val="0"/>
+          <w:lang w:eastAsia="en-GB"/>
+          <w14:ligatures w14:val="none"/>
+        </w:rPr>
+        <w:t xml:space="preserve"> returned the two shelves (ids 12 and 13). </w:t>
+      </w:r>
+      <w:proofErr w:type="spellStart"/>
+      <w:r>
+        <w:rPr>
+          <w:rFonts w:eastAsia="Times New Roman" w:cs="Times New Roman"/>
+          <w:color w:val="000000"/>
+          <w:kern w:val="0"/>
+          <w:sz w:val="22"/>
+          <w:lang w:eastAsia="en-GB"/>
+          <w14:ligatures w14:val="none"/>
+        </w:rPr>
+        <w:t>get_nearest_target</w:t>
+      </w:r>
+      <w:proofErr w:type="spellEnd"/>
+      <w:r>
+        <w:rPr>
+          <w:rFonts w:eastAsia="Times New Roman" w:cs="Times New Roman"/>
+          <w:color w:val="000000"/>
+          <w:kern w:val="0"/>
+          <w:lang w:eastAsia="en-GB"/>
+          <w14:ligatures w14:val="none"/>
+        </w:rPr>
+        <w:t xml:space="preserve"> correctly identified body id 7, the drop-off target at (5.50, 0.00, 0.01), as nearest, reporting a distance of 0.092 m, consistent with the robot’s near-target placement.</w:t>
+      </w:r>
+    </w:p>
+    <w:p>
+      <w:pPr>
+        <w:pStyle w:val="Heading2"/>
+      </w:pPr>
+      <w:bookmarkStart w:id="18" w:name="_Toc241518194"/>
+      <w:bookmarkStart w:id="19" w:name="evaluation-and-reflection"/>
       <w:bookmarkEnd w:id="15"/>
+      <w:r>
+        <w:t>3.6 Evaluation and Reflection</w:t>
+      </w:r>
+      <w:bookmarkEnd w:id="18"/>
     </w:p>
     <w:p>
       <w:pPr>
@@ -6158,110 +8916,8 @@
           <w:lang w:eastAsia="en-GB"/>
           <w14:ligatures w14:val="none"/>
         </w:rPr>
-        <w:t xml:space="preserve">The interaction demonstration in cell 8 repositioned the robot to (5.5, 0.0, 0.1), close to the drop-off target, and exercised all three helper functions. </w:t>
-      </w:r>
-      <w:r>
-        <w:rPr>
-          <w:rFonts w:eastAsia="Times New Roman" w:cs="Times New Roman"/>
-          <w:color w:val="000000"/>
-          <w:kern w:val="0"/>
-          <w:sz w:val="22"/>
-          <w:lang w:eastAsia="en-GB"/>
-          <w14:ligatures w14:val="none"/>
-        </w:rPr>
-        <w:t>print_object_roles</w:t>
-      </w:r>
-      <w:r>
-        <w:rPr>
-          <w:rFonts w:eastAsia="Times New Roman" w:cs="Times New Roman"/>
-          <w:color w:val="000000"/>
-          <w:kern w:val="0"/>
-          <w:lang w:eastAsia="en-GB"/>
-          <w14:ligatures w14:val="none"/>
-        </w:rPr>
-        <w:t xml:space="preserve"> reproduced the full fourteen-row registry in Table 1. </w:t>
-      </w:r>
-      <w:r>
-        <w:rPr>
-          <w:rFonts w:eastAsia="Times New Roman" w:cs="Times New Roman"/>
-          <w:color w:val="000000"/>
-          <w:kern w:val="0"/>
-          <w:sz w:val="22"/>
-          <w:lang w:eastAsia="en-GB"/>
-          <w14:ligatures w14:val="none"/>
-        </w:rPr>
-        <w:t>get_objects_by_role("obstacle")</w:t>
-      </w:r>
-      <w:r>
-        <w:rPr>
-          <w:rFonts w:eastAsia="Times New Roman" w:cs="Times New Roman"/>
-          <w:color w:val="000000"/>
-          <w:kern w:val="0"/>
-          <w:lang w:eastAsia="en-GB"/>
-          <w14:ligatures w14:val="none"/>
-        </w:rPr>
-        <w:t xml:space="preserve"> correctly returned the four crate obstacles (ids 1 to 4), and </w:t>
-      </w:r>
-      <w:r>
-        <w:rPr>
-          <w:rFonts w:eastAsia="Times New Roman" w:cs="Times New Roman"/>
-          <w:color w:val="000000"/>
-          <w:kern w:val="0"/>
-          <w:sz w:val="22"/>
-          <w:lang w:eastAsia="en-GB"/>
-          <w14:ligatures w14:val="none"/>
-        </w:rPr>
-        <w:t>get_objects_by_role("shelf")</w:t>
-      </w:r>
-      <w:r>
-        <w:rPr>
-          <w:rFonts w:eastAsia="Times New Roman" w:cs="Times New Roman"/>
-          <w:color w:val="000000"/>
-          <w:kern w:val="0"/>
-          <w:lang w:eastAsia="en-GB"/>
-          <w14:ligatures w14:val="none"/>
-        </w:rPr>
-        <w:t xml:space="preserve"> returned the two shelves (ids 12 and 13). </w:t>
-      </w:r>
-      <w:r>
-        <w:rPr>
-          <w:rFonts w:eastAsia="Times New Roman" w:cs="Times New Roman"/>
-          <w:color w:val="000000"/>
-          <w:kern w:val="0"/>
-          <w:sz w:val="22"/>
-          <w:lang w:eastAsia="en-GB"/>
-          <w14:ligatures w14:val="none"/>
-        </w:rPr>
-        <w:t>get_nearest_target</w:t>
-      </w:r>
-      <w:r>
-        <w:rPr>
-          <w:rFonts w:eastAsia="Times New Roman" w:cs="Times New Roman"/>
-          <w:color w:val="000000"/>
-          <w:kern w:val="0"/>
-          <w:lang w:eastAsia="en-GB"/>
-          <w14:ligatures w14:val="none"/>
-        </w:rPr>
-        <w:t xml:space="preserve"> correctly identified body id 7, the drop-off target at (5.50, 0.00, 0.01), as nearest, reporting a distance of 0.092 m, consistent with the robot’s near-target placement.</w:t>
-      </w:r>
-    </w:p>
-    <w:p>
-      <w:pPr>
-        <w:pStyle w:val="Heading2"/>
-      </w:pPr>
-      <w:bookmarkStart w:id="16" w:name="evaluation-and-reflection"/>
-      <w:bookmarkStart w:id="17" w:name="_Toc241518194"/>
-      <w:bookmarkEnd w:id="11"/>
-      <w:r>
-        <w:t>3.</w:t>
-      </w:r>
-      <w:r>
-        <w:t>6</w:t>
-      </w:r>
-      <w:r>
-        <w:t xml:space="preserve"> Evaluation and Reflection</w:t>
-      </w:r>
-      <w:bookmarkEnd w:id="17"/>
+        <w:t>The main challenge was keeping camera composition consistent while the robot moved. An early version computed each viewpoint’s eye and target position relative to the robot’s own pose, causing the framing to shift unpredictably and, in one configuration, letting the robot leave the frame entirely. This was resolved by fixing camera positions relative to the room’s known bounding extent and moving only the robot between renders; the viewpoint count was subsequently extended from the minimum of three to six so the semantic layer had a wider set of perspectives to be checked against. A second approach tried and rejected assigned roles by matching each object’s URDF filename with string patterns at load time; this was replaced with an explicit role argument recorded directly in the scene layout, less error-prone and auditable in one place.</w:t>
+      </w:r>
     </w:p>
     <w:p>
       <w:pPr>
@@ -6282,60 +8938,29 @@
           <w:lang w:eastAsia="en-GB"/>
           <w14:ligatures w14:val="none"/>
         </w:rPr>
-        <w:t xml:space="preserve">The main challenge was keeping camera composition consistent while the robot moved. An early version computed each viewpoint’s eye and target position relative to the robot’s own pose, causing the framing to shift unpredictably and, in one configuration, letting the robot leave the frame entirely. This was resolved by fixing camera positions relative to the room’s known bounding extent and moving only the robot between renders; the viewpoint count was subsequently extended from the minimum of three to six so the semantic layer had a wider set of perspectives to be checked against. A second approach tried and rejected assigned roles by matching each object’s URDF filename with string patterns at load time; this was replaced with </w:t>
-      </w:r>
-      <w:r>
-        <w:rPr>
-          <w:rFonts w:eastAsia="Times New Roman" w:cs="Times New Roman"/>
-          <w:color w:val="000000"/>
-          <w:kern w:val="0"/>
-          <w:lang w:eastAsia="en-GB"/>
-          <w14:ligatures w14:val="none"/>
-        </w:rPr>
-        <w:lastRenderedPageBreak/>
-        <w:t>an explicit role argument recorded directly in the scene layout, less error-prone and auditable in one place.</w:t>
-      </w:r>
-    </w:p>
-    <w:p>
-      <w:pPr>
-        <w:spacing w:after="180" w:line="360" w:lineRule="auto"/>
-        <w:rPr>
-          <w:rFonts w:eastAsia="Times New Roman" w:cs="Times New Roman"/>
-          <w:color w:val="000000"/>
-          <w:kern w:val="0"/>
-          <w:lang w:eastAsia="en-GB"/>
-          <w14:ligatures w14:val="none"/>
-        </w:rPr>
-      </w:pPr>
-      <w:r>
-        <w:rPr>
-          <w:rFonts w:eastAsia="Times New Roman" w:cs="Times New Roman"/>
-          <w:color w:val="000000"/>
-          <w:kern w:val="0"/>
-          <w:lang w:eastAsia="en-GB"/>
-          <w14:ligatures w14:val="none"/>
-        </w:rPr>
-        <w:t>A clear limitation is that semantic labels remain static metadata assigned by the designer, rather than inferred from the rendered images themselves. This suits Task 1’s brief, which asks for an interpretable, structured environment rather than a perception system, but stops short of recognising an object’s role from appearance alone. A natural next step would use a synthetic indoor dataset such as SceneNet RGB-D (McCormac et al., 2017) to train a lightweight classifier predicting role directly from the images already captured in Section 3.</w:t>
-      </w:r>
-      <w:r>
-        <w:rPr>
-          <w:rFonts w:eastAsia="Times New Roman" w:cs="Times New Roman"/>
-          <w:color w:val="000000"/>
-          <w:kern w:val="0"/>
-          <w:lang w:eastAsia="en-GB"/>
-          <w14:ligatures w14:val="none"/>
-        </w:rPr>
-        <w:t>5</w:t>
-      </w:r>
-      <w:r>
-        <w:rPr>
-          <w:rFonts w:eastAsia="Times New Roman" w:cs="Times New Roman"/>
-          <w:color w:val="000000"/>
-          <w:kern w:val="0"/>
-          <w:lang w:eastAsia="en-GB"/>
-          <w14:ligatures w14:val="none"/>
-        </w:rPr>
-        <w:t>. In relation to real-world robotics, the inspection room scenario maps onto genuine warehouse and precision agriculture use cases, where a platform must distinguish an obstacle to avoid from a target requiring attention and a landmark used purely for localisation (Duckett et al., 2018); misclassifying between these categories carries direct operational consequences, which is why keeping the geometry-to-role mapping explicit and auditable matters beyond the scope of the exercise itself.</w:t>
+        <w:t xml:space="preserve">A clear limitation is that semantic labels remain static metadata assigned by the designer, rather than inferred from the rendered images. This suits Task 1’s brief, which asks for an interpretable environment rather than a perception system, but stops short of recognising a role from appearance. A natural next step would train a lightweight classifier on </w:t>
+      </w:r>
+      <w:proofErr w:type="spellStart"/>
+      <w:r>
+        <w:rPr>
+          <w:rFonts w:eastAsia="Times New Roman" w:cs="Times New Roman"/>
+          <w:color w:val="000000"/>
+          <w:kern w:val="0"/>
+          <w:lang w:eastAsia="en-GB"/>
+          <w14:ligatures w14:val="none"/>
+        </w:rPr>
+        <w:t>SceneNet</w:t>
+      </w:r>
+      <w:proofErr w:type="spellEnd"/>
+      <w:r>
+        <w:rPr>
+          <w:rFonts w:eastAsia="Times New Roman" w:cs="Times New Roman"/>
+          <w:color w:val="000000"/>
+          <w:kern w:val="0"/>
+          <w:lang w:eastAsia="en-GB"/>
+          <w14:ligatures w14:val="none"/>
+        </w:rPr>
+        <w:t xml:space="preserve"> RGB-D (McCormac et al., 2017) to predict role from the images captured in Section 3.5. In real-world terms, the scenario maps onto warehouse and agricultural use cases, where a platform must distinguish an obstacle from a target and a landmark (Duckett et al., 2018); misclassification has operational consequences, so keeping the geometry-to-role mapping explicit and auditable matters.</w:t>
       </w:r>
     </w:p>
     <w:p>
@@ -6353,9 +8978,9 @@
           <w14:ligatures w14:val="none"/>
         </w:rPr>
       </w:pPr>
-      <w:bookmarkStart w:id="18" w:name="X0392f8fe48d70801542a9b56d2b78e0e107a71b"/>
+      <w:bookmarkStart w:id="20" w:name="X0392f8fe48d70801542a9b56d2b78e0e107a71b"/>
       <w:bookmarkEnd w:id="4"/>
-      <w:bookmarkEnd w:id="16"/>
+      <w:bookmarkEnd w:id="19"/>
       <w:r>
         <w:rPr>
           <w:rFonts w:eastAsia="Times New Roman" w:cs="Times New Roman"/>
@@ -6371,23 +8996,23 @@
       <w:pPr>
         <w:pStyle w:val="Heading1"/>
       </w:pPr>
-      <w:bookmarkStart w:id="19" w:name="_Toc241518195"/>
+      <w:bookmarkStart w:id="21" w:name="_Toc241518195"/>
       <w:r>
         <w:lastRenderedPageBreak/>
         <w:t>Task 2: Goal-Oriented Autonomous Robot with Monitoring (ROS2)</w:t>
       </w:r>
-      <w:bookmarkEnd w:id="19"/>
+      <w:bookmarkEnd w:id="21"/>
     </w:p>
     <w:p>
       <w:pPr>
         <w:pStyle w:val="Heading2"/>
       </w:pPr>
-      <w:bookmarkStart w:id="20" w:name="project-definition-1"/>
-      <w:bookmarkStart w:id="21" w:name="_Toc241518196"/>
+      <w:bookmarkStart w:id="22" w:name="_Toc241518196"/>
+      <w:bookmarkStart w:id="23" w:name="project-definition-1"/>
       <w:r>
         <w:t>4.1 Project Definition</w:t>
       </w:r>
-      <w:bookmarkEnd w:id="21"/>
+      <w:bookmarkEnd w:id="22"/>
     </w:p>
     <w:p>
       <w:pPr>
@@ -6432,6 +9057,7 @@
         </w:rPr>
         <w:t xml:space="preserve">The package, </w:t>
       </w:r>
+      <w:proofErr w:type="spellStart"/>
       <w:r>
         <w:rPr>
           <w:rFonts w:eastAsia="Times New Roman" w:cs="Times New Roman"/>
@@ -6443,16 +9069,84 @@
         </w:rPr>
         <w:t>semantic_nav_monitor</w:t>
       </w:r>
-      <w:r>
-        <w:rPr>
-          <w:rFonts w:eastAsia="Times New Roman" w:cs="Times New Roman"/>
-          <w:color w:val="000000"/>
-          <w:kern w:val="0"/>
-          <w:lang w:eastAsia="en-GB"/>
-          <w14:ligatures w14:val="none"/>
-        </w:rPr>
-        <w:t xml:space="preserve">, targets TheConstruct.ai running ROS2 Humble with Gazebo Classic and the standard TurtleBot3 stack, the platform the brief specifies. Development and the evidence in this section were carried out directly on TheConstruct.ai’s browser-based ROSject platform, inside Rosject </w:t>
-      </w:r>
+      <w:proofErr w:type="spellEnd"/>
+      <w:r>
+        <w:rPr>
+          <w:rFonts w:eastAsia="Times New Roman" w:cs="Times New Roman"/>
+          <w:color w:val="000000"/>
+          <w:kern w:val="0"/>
+          <w:lang w:eastAsia="en-GB"/>
+          <w14:ligatures w14:val="none"/>
+        </w:rPr>
+        <w:t xml:space="preserve">, targets TheConstruct.ai running ROS2 Humble with Gazebo Classic and the standard TurtleBot3 stack, the platform the brief specifies. Development and the evidence in this section were carried out directly on </w:t>
+      </w:r>
+      <w:proofErr w:type="spellStart"/>
+      <w:r>
+        <w:rPr>
+          <w:rFonts w:eastAsia="Times New Roman" w:cs="Times New Roman"/>
+          <w:color w:val="000000"/>
+          <w:kern w:val="0"/>
+          <w:lang w:eastAsia="en-GB"/>
+          <w14:ligatures w14:val="none"/>
+        </w:rPr>
+        <w:t>TheConstruct.ai’s</w:t>
+      </w:r>
+      <w:proofErr w:type="spellEnd"/>
+      <w:r>
+        <w:rPr>
+          <w:rFonts w:eastAsia="Times New Roman" w:cs="Times New Roman"/>
+          <w:color w:val="000000"/>
+          <w:kern w:val="0"/>
+          <w:lang w:eastAsia="en-GB"/>
+          <w14:ligatures w14:val="none"/>
+        </w:rPr>
+        <w:t xml:space="preserve"> browser-based </w:t>
+      </w:r>
+      <w:proofErr w:type="spellStart"/>
+      <w:r>
+        <w:rPr>
+          <w:rFonts w:eastAsia="Times New Roman" w:cs="Times New Roman"/>
+          <w:color w:val="000000"/>
+          <w:kern w:val="0"/>
+          <w:lang w:eastAsia="en-GB"/>
+          <w14:ligatures w14:val="none"/>
+        </w:rPr>
+        <w:t>ROSject</w:t>
+      </w:r>
+      <w:proofErr w:type="spellEnd"/>
+      <w:r>
+        <w:rPr>
+          <w:rFonts w:eastAsia="Times New Roman" w:cs="Times New Roman"/>
+          <w:color w:val="000000"/>
+          <w:kern w:val="0"/>
+          <w:lang w:eastAsia="en-GB"/>
+          <w14:ligatures w14:val="none"/>
+        </w:rPr>
+        <w:t xml:space="preserve"> platform, inside </w:t>
+      </w:r>
+      <w:proofErr w:type="spellStart"/>
+      <w:r>
+        <w:rPr>
+          <w:rFonts w:eastAsia="Times New Roman" w:cs="Times New Roman"/>
+          <w:color w:val="000000"/>
+          <w:kern w:val="0"/>
+          <w:lang w:eastAsia="en-GB"/>
+          <w14:ligatures w14:val="none"/>
+        </w:rPr>
+        <w:t>Rosject</w:t>
+      </w:r>
+      <w:proofErr w:type="spellEnd"/>
+      <w:r>
+        <w:rPr>
+          <w:rFonts w:eastAsia="Times New Roman" w:cs="Times New Roman"/>
+          <w:color w:val="000000"/>
+          <w:kern w:val="0"/>
+          <w:lang w:eastAsia="en-GB"/>
+          <w14:ligatures w14:val="none"/>
+        </w:rPr>
+        <w:t xml:space="preserve"> </w:t>
+      </w:r>
+      <w:proofErr w:type="spellStart"/>
       <w:r>
         <w:rPr>
           <w:rFonts w:eastAsia="Times New Roman" w:cs="Times New Roman"/>
@@ -6465,6 +9159,7 @@
         </w:rPr>
         <w:t>XctZpczWOA</w:t>
       </w:r>
+      <w:proofErr w:type="spellEnd"/>
       <w:r>
         <w:rPr>
           <w:rFonts w:eastAsia="Times New Roman" w:cs="Times New Roman"/>
@@ -6484,7 +9179,31 @@
           <w:lang w:eastAsia="en-GB"/>
           <w14:ligatures w14:val="none"/>
         </w:rPr>
-        <w:t>app.theconstruct.ai/desktop/rosject/1051220</w:t>
+        <w:t>app.theconstruct.ai/desktop/</w:t>
+      </w:r>
+      <w:proofErr w:type="spellStart"/>
+      <w:r>
+        <w:rPr>
+          <w:rFonts w:eastAsia="Times New Roman" w:cs="Times New Roman"/>
+          <w:color w:val="000000"/>
+          <w:kern w:val="0"/>
+          <w:sz w:val="22"/>
+          <w:lang w:eastAsia="en-GB"/>
+          <w14:ligatures w14:val="none"/>
+        </w:rPr>
+        <w:t>rosject</w:t>
+      </w:r>
+      <w:proofErr w:type="spellEnd"/>
+      <w:r>
+        <w:rPr>
+          <w:rFonts w:eastAsia="Times New Roman" w:cs="Times New Roman"/>
+          <w:color w:val="000000"/>
+          <w:kern w:val="0"/>
+          <w:sz w:val="22"/>
+          <w:lang w:eastAsia="en-GB"/>
+          <w14:ligatures w14:val="none"/>
+        </w:rPr>
+        <w:t>/1051220</w:t>
       </w:r>
       <w:r>
         <w:rPr>
@@ -6515,8 +9234,31 @@
           <w:lang w:eastAsia="en-GB"/>
           <w14:ligatures w14:val="none"/>
         </w:rPr>
-        <w:t>. The free tier does not issue a permanent shareable URL, so the project was instead made public under its title, XctZpczWOA, which is the unique identifier required by the brief. Alongside this, an equivalent local Ubuntu 24.04 workspace running ROS2 Jazzy and Gazebo Harmonic (</w:t>
-      </w:r>
+        <w:t xml:space="preserve">. The free tier does not issue a permanent shareable URL, so the project was instead made public under its title, </w:t>
+      </w:r>
+      <w:proofErr w:type="spellStart"/>
+      <w:r>
+        <w:rPr>
+          <w:rFonts w:eastAsia="Times New Roman" w:cs="Times New Roman"/>
+          <w:color w:val="000000"/>
+          <w:kern w:val="0"/>
+          <w:lang w:eastAsia="en-GB"/>
+          <w14:ligatures w14:val="none"/>
+        </w:rPr>
+        <w:t>XctZpczWOA</w:t>
+      </w:r>
+      <w:proofErr w:type="spellEnd"/>
+      <w:r>
+        <w:rPr>
+          <w:rFonts w:eastAsia="Times New Roman" w:cs="Times New Roman"/>
+          <w:color w:val="000000"/>
+          <w:kern w:val="0"/>
+          <w:lang w:eastAsia="en-GB"/>
+          <w14:ligatures w14:val="none"/>
+        </w:rPr>
+        <w:t>, which is the unique identifier required by the brief. Alongside this, an equivalent local Ubuntu 24.04 workspace running ROS2 Jazzy and Gazebo Harmonic (</w:t>
+      </w:r>
+      <w:proofErr w:type="spellStart"/>
       <w:r>
         <w:rPr>
           <w:rFonts w:eastAsia="Times New Roman" w:cs="Times New Roman"/>
@@ -6528,15 +9270,38 @@
         </w:rPr>
         <w:t>ros_gz_sim</w:t>
       </w:r>
-      <w:r>
-        <w:rPr>
-          <w:rFonts w:eastAsia="Times New Roman" w:cs="Times New Roman"/>
-          <w:color w:val="000000"/>
-          <w:kern w:val="0"/>
-          <w:lang w:eastAsia="en-GB"/>
-          <w14:ligatures w14:val="none"/>
-        </w:rPr>
-        <w:t>) was used optionally, purely to exercise GUI features that are easier to inspect outside the Rosject browser window, specifically the native LIDAR ray visualisation, the raw camera feed panel, and the planned-path line toggle; the package therefore ships a second, Harmonic-compatible launch file and world for that purpose, but it is a supplementary verification aid rather than the submission platform.</w:t>
+      <w:proofErr w:type="spellEnd"/>
+      <w:r>
+        <w:rPr>
+          <w:rFonts w:eastAsia="Times New Roman" w:cs="Times New Roman"/>
+          <w:color w:val="000000"/>
+          <w:kern w:val="0"/>
+          <w:lang w:eastAsia="en-GB"/>
+          <w14:ligatures w14:val="none"/>
+        </w:rPr>
+        <w:t xml:space="preserve">) was used optionally, purely to exercise GUI features that are easier to inspect outside the </w:t>
+      </w:r>
+      <w:proofErr w:type="spellStart"/>
+      <w:r>
+        <w:rPr>
+          <w:rFonts w:eastAsia="Times New Roman" w:cs="Times New Roman"/>
+          <w:color w:val="000000"/>
+          <w:kern w:val="0"/>
+          <w:lang w:eastAsia="en-GB"/>
+          <w14:ligatures w14:val="none"/>
+        </w:rPr>
+        <w:t>Rosject</w:t>
+      </w:r>
+      <w:proofErr w:type="spellEnd"/>
+      <w:r>
+        <w:rPr>
+          <w:rFonts w:eastAsia="Times New Roman" w:cs="Times New Roman"/>
+          <w:color w:val="000000"/>
+          <w:kern w:val="0"/>
+          <w:lang w:eastAsia="en-GB"/>
+          <w14:ligatures w14:val="none"/>
+        </w:rPr>
+        <w:t xml:space="preserve"> browser window, specifically the native LIDAR ray visualisation, the raw camera feed panel, and the planned-path line toggle; the package therefore ships a second, Harmonic-compatible launch file and world for that purpose, but it is a supplementary verification aid rather than the submission platform.</w:t>
       </w:r>
     </w:p>
     <w:p>
@@ -6560,6 +9325,7 @@
         </w:rPr>
         <w:t xml:space="preserve">The custom Gazebo world, </w:t>
       </w:r>
+      <w:proofErr w:type="spellStart"/>
       <w:r>
         <w:rPr>
           <w:rFonts w:eastAsia="Times New Roman" w:cs="Times New Roman"/>
@@ -6571,15 +9337,27 @@
         </w:rPr>
         <w:t>warehouse_inspection</w:t>
       </w:r>
-      <w:r>
-        <w:rPr>
-          <w:rFonts w:eastAsia="Times New Roman" w:cs="Times New Roman"/>
-          <w:color w:val="000000"/>
-          <w:kern w:val="0"/>
-          <w:lang w:eastAsia="en-GB"/>
-          <w14:ligatures w14:val="none"/>
-        </w:rPr>
-        <w:t xml:space="preserve"> (built as both a Classic </w:t>
+      <w:proofErr w:type="spellEnd"/>
+      <w:r>
+        <w:rPr>
+          <w:rFonts w:eastAsia="Times New Roman" w:cs="Times New Roman"/>
+          <w:color w:val="000000"/>
+          <w:kern w:val="0"/>
+          <w:lang w:eastAsia="en-GB"/>
+          <w14:ligatures w14:val="none"/>
+        </w:rPr>
+        <w:t xml:space="preserve"> (built as both a </w:t>
+      </w:r>
+      <w:proofErr w:type="gramStart"/>
+      <w:r>
+        <w:rPr>
+          <w:rFonts w:eastAsia="Times New Roman" w:cs="Times New Roman"/>
+          <w:color w:val="000000"/>
+          <w:kern w:val="0"/>
+          <w:lang w:eastAsia="en-GB"/>
+          <w14:ligatures w14:val="none"/>
+        </w:rPr>
+        <w:t xml:space="preserve">Classic </w:t>
       </w:r>
       <w:r>
         <w:rPr>
@@ -6592,6 +9370,7 @@
         </w:rPr>
         <w:t>.world</w:t>
       </w:r>
+      <w:proofErr w:type="gramEnd"/>
       <w:r>
         <w:rPr>
           <w:rFonts w:eastAsia="Times New Roman" w:cs="Times New Roman"/>
@@ -6611,8 +9390,21 @@
           <w:lang w:eastAsia="en-GB"/>
           <w14:ligatures w14:val="none"/>
         </w:rPr>
-        <w:t>.sdf</w:t>
-      </w:r>
+        <w:t>.</w:t>
+      </w:r>
+      <w:proofErr w:type="spellStart"/>
+      <w:r>
+        <w:rPr>
+          <w:rFonts w:eastAsia="Times New Roman" w:cs="Times New Roman"/>
+          <w:color w:val="000000"/>
+          <w:kern w:val="0"/>
+          <w:sz w:val="22"/>
+          <w:lang w:eastAsia="en-GB"/>
+          <w14:ligatures w14:val="none"/>
+        </w:rPr>
+        <w:t>sdf</w:t>
+      </w:r>
+      <w:proofErr w:type="spellEnd"/>
       <w:r>
         <w:rPr>
           <w:rFonts w:eastAsia="Times New Roman" w:cs="Times New Roman"/>
@@ -6623,6 +9415,7 @@
         </w:rPr>
         <w:t xml:space="preserve"> for local verification), defines a walled rectangular bay containing eight pallet-stack obstacles (two per patrol leg) plus three smaller centreline pylons, four coloured checkpoint markers (one doubling as the charging dock), and no reliance on remote model assets. The robot model is a TurtleBot3 Burger fitted with a forward camera (</w:t>
       </w:r>
+      <w:proofErr w:type="spellStart"/>
       <w:r>
         <w:rPr>
           <w:rFonts w:eastAsia="Times New Roman" w:cs="Times New Roman"/>
@@ -6634,6 +9427,7 @@
         </w:rPr>
         <w:t>burger_cam</w:t>
       </w:r>
+      <w:proofErr w:type="spellEnd"/>
       <w:r>
         <w:rPr>
           <w:rFonts w:eastAsia="Times New Roman" w:cs="Times New Roman"/>
@@ -6674,8 +9468,21 @@
           <w:lang w:eastAsia="en-GB"/>
           <w14:ligatures w14:val="none"/>
         </w:rPr>
-        <w:t>/odom</w:t>
-      </w:r>
+        <w:t>/</w:t>
+      </w:r>
+      <w:proofErr w:type="spellStart"/>
+      <w:r>
+        <w:rPr>
+          <w:rFonts w:eastAsia="Times New Roman" w:cs="Times New Roman"/>
+          <w:color w:val="000000"/>
+          <w:kern w:val="0"/>
+          <w:sz w:val="22"/>
+          <w:lang w:eastAsia="en-GB"/>
+          <w14:ligatures w14:val="none"/>
+        </w:rPr>
+        <w:t>odom</w:t>
+      </w:r>
+      <w:proofErr w:type="spellEnd"/>
       <w:r>
         <w:rPr>
           <w:rFonts w:eastAsia="Times New Roman" w:cs="Times New Roman"/>
@@ -6691,14 +9498,14 @@
       <w:pPr>
         <w:pStyle w:val="Heading2"/>
       </w:pPr>
-      <w:bookmarkStart w:id="22" w:name="design-and-implementation-1"/>
-      <w:bookmarkStart w:id="23" w:name="_Toc241518197"/>
-      <w:bookmarkEnd w:id="20"/>
+      <w:bookmarkStart w:id="24" w:name="_Toc241518197"/>
+      <w:bookmarkStart w:id="25" w:name="design-and-implementation-1"/>
+      <w:bookmarkEnd w:id="23"/>
       <w:r>
         <w:lastRenderedPageBreak/>
         <w:t>4.2 Design and Implementation</w:t>
       </w:r>
-      <w:bookmarkEnd w:id="23"/>
+      <w:bookmarkEnd w:id="24"/>
     </w:p>
     <w:p>
       <w:pPr>
@@ -6721,6 +9528,7 @@
         </w:rPr>
         <w:t xml:space="preserve">The package contains four ROS2 nodes, summarised in Table 2. </w:t>
       </w:r>
+      <w:proofErr w:type="spellStart"/>
       <w:r>
         <w:rPr>
           <w:rFonts w:eastAsia="Times New Roman" w:cs="Times New Roman"/>
@@ -6732,6 +9540,7 @@
         </w:rPr>
         <w:t>mission_controller</w:t>
       </w:r>
+      <w:proofErr w:type="spellEnd"/>
       <w:r>
         <w:rPr>
           <w:rFonts w:eastAsia="Times New Roman" w:cs="Times New Roman"/>
@@ -6742,6 +9551,7 @@
         </w:rPr>
         <w:t xml:space="preserve"> is the only node that commands the robot; </w:t>
       </w:r>
+      <w:proofErr w:type="spellStart"/>
       <w:r>
         <w:rPr>
           <w:rFonts w:eastAsia="Times New Roman" w:cs="Times New Roman"/>
@@ -6753,6 +9563,7 @@
         </w:rPr>
         <w:t>monitor_node</w:t>
       </w:r>
+      <w:proofErr w:type="spellEnd"/>
       <w:r>
         <w:rPr>
           <w:rFonts w:eastAsia="Times New Roman" w:cs="Times New Roman"/>
@@ -6763,6 +9574,7 @@
         </w:rPr>
         <w:t xml:space="preserve"> is a purely passive observer; </w:t>
       </w:r>
+      <w:proofErr w:type="spellStart"/>
       <w:r>
         <w:rPr>
           <w:rFonts w:eastAsia="Times New Roman" w:cs="Times New Roman"/>
@@ -6774,6 +9586,7 @@
         </w:rPr>
         <w:t>keyboard_hri_node</w:t>
       </w:r>
+      <w:proofErr w:type="spellEnd"/>
       <w:r>
         <w:rPr>
           <w:rFonts w:eastAsia="Times New Roman" w:cs="Times New Roman"/>
@@ -6784,6 +9597,7 @@
         </w:rPr>
         <w:t xml:space="preserve"> provides single-keypress human interaction without requiring the Enter key; and </w:t>
       </w:r>
+      <w:proofErr w:type="spellStart"/>
       <w:r>
         <w:rPr>
           <w:rFonts w:eastAsia="Times New Roman" w:cs="Times New Roman"/>
@@ -6795,44 +9609,124 @@
         </w:rPr>
         <w:t>path_visualizer_node</w:t>
       </w:r>
-      <w:r>
-        <w:rPr>
-          <w:rFonts w:eastAsia="Times New Roman" w:cs="Times New Roman"/>
-          <w:color w:val="000000"/>
-          <w:kern w:val="0"/>
-          <w:lang w:eastAsia="en-GB"/>
-          <w14:ligatures w14:val="none"/>
-        </w:rPr>
-        <w:t xml:space="preserve"> draws the planned route inside the Gazebo client as a visual aid, with no effect on the robot’s actual behaviour.</w:t>
-      </w:r>
-    </w:p>
-    <w:p>
-      <w:pPr>
-        <w:spacing w:line="360" w:lineRule="auto"/>
-        <w:rPr>
-          <w:rFonts w:eastAsia="Times New Roman" w:cs="Times New Roman"/>
-          <w:color w:val="000000"/>
-          <w:kern w:val="0"/>
-          <w:lang w:eastAsia="en-GB"/>
-          <w14:ligatures w14:val="none"/>
-        </w:rPr>
-      </w:pPr>
-      <w:r>
-        <w:rPr>
-          <w:rFonts w:eastAsia="Times New Roman" w:cs="Times New Roman"/>
-          <w:color w:val="000000"/>
-          <w:kern w:val="0"/>
-          <w:lang w:eastAsia="en-GB"/>
-          <w14:ligatures w14:val="none"/>
-        </w:rPr>
-        <w:t>[NEED TO CREATE AND ADD A FLOWCHAT/ARCHETECTURE DIAGRAM]</w:t>
-      </w:r>
+      <w:proofErr w:type="spellEnd"/>
+      <w:r>
+        <w:rPr>
+          <w:rFonts w:eastAsia="Times New Roman" w:cs="Times New Roman"/>
+          <w:color w:val="000000"/>
+          <w:kern w:val="0"/>
+          <w:lang w:eastAsia="en-GB"/>
+          <w14:ligatures w14:val="none"/>
+        </w:rPr>
+        <w:t xml:space="preserve"> draws the planned route inside the Gazebo client as a visual aid, with no effect on the robot’s actual behaviour. Figure 3 shows the resulting node and topic architecture.</w:t>
+      </w:r>
+    </w:p>
+    <w:p>
+      <w:pPr>
+        <w:keepNext/>
+        <w:spacing w:after="200" w:line="360" w:lineRule="auto"/>
+      </w:pPr>
+      <w:r>
+        <w:rPr>
+          <w:rFonts w:eastAsia="Times New Roman" w:cs="Times New Roman"/>
+          <w:noProof/>
+          <w:color w:val="000000"/>
+          <w:kern w:val="0"/>
+          <w:lang w:eastAsia="en-GB"/>
+          <w14:ligatures w14:val="none"/>
+        </w:rPr>
+        <w:drawing>
+          <wp:inline distT="0" distB="0" distL="0" distR="0" wp14:anchorId="00C3B925" wp14:editId="55AEEB0C">
+            <wp:extent cx="5904865" cy="3208866"/>
+            <wp:effectExtent l="0" t="0" r="635" b="0"/>
+            <wp:docPr id="204" name="Picture" descr="Figure 3. ROS2 node and topic architecture of the semantic_nav_monitor package, showing operator input, the four nodes and the Gazebo simulation."/>
+            <wp:cNvGraphicFramePr/>
+            <a:graphic xmlns:a="http://schemas.openxmlformats.org/drawingml/2006/main">
+              <a:graphicData uri="http://schemas.openxmlformats.org/drawingml/2006/picture">
+                <pic:pic xmlns:pic="http://schemas.openxmlformats.org/drawingml/2006/picture">
+                  <pic:nvPicPr>
+                    <pic:cNvPr id="205" name="Picture" descr="Figure 3. ROS2 node and topic architecture of the semantic_nav_monitor package, showing operator input, the four nodes and the Gazebo simulation."/>
+                    <pic:cNvPicPr>
+                      <a:picLocks noChangeAspect="1" noChangeArrowheads="1"/>
+                    </pic:cNvPicPr>
+                  </pic:nvPicPr>
+                  <pic:blipFill rotWithShape="1">
+                    <a:blip r:embed="rId16"/>
+                    <a:srcRect t="6939" b="2362"/>
+                    <a:stretch>
+                      <a:fillRect/>
+                    </a:stretch>
+                  </pic:blipFill>
+                  <pic:spPr bwMode="auto">
+                    <a:xfrm>
+                      <a:off x="0" y="0"/>
+                      <a:ext cx="5905500" cy="3209211"/>
+                    </a:xfrm>
+                    <a:prstGeom prst="rect">
+                      <a:avLst/>
+                    </a:prstGeom>
+                    <a:noFill/>
+                    <a:ln>
+                      <a:noFill/>
+                    </a:ln>
+                    <a:extLst>
+                      <a:ext uri="{53640926-AAD7-44D8-BBD7-CCE9431645EC}">
+                        <a14:shadowObscured xmlns:a14="http://schemas.microsoft.com/office/drawing/2010/main"/>
+                      </a:ext>
+                    </a:extLst>
+                  </pic:spPr>
+                </pic:pic>
+              </a:graphicData>
+            </a:graphic>
+          </wp:inline>
+        </w:drawing>
+      </w:r>
+    </w:p>
+    <w:p>
+      <w:pPr>
+        <w:pStyle w:val="FigureStyle"/>
+      </w:pPr>
+      <w:bookmarkStart w:id="26" w:name="_Toc241518302"/>
+      <w:r>
+        <w:t xml:space="preserve">Figure </w:t>
+      </w:r>
+      <w:r>
+        <w:fldChar w:fldCharType="begin"/>
+      </w:r>
+      <w:r>
+        <w:instrText xml:space="preserve"> SEQ Figure \* ARABIC </w:instrText>
+      </w:r>
+      <w:r>
+        <w:fldChar w:fldCharType="separate"/>
+      </w:r>
+      <w:r>
+        <w:rPr>
+          <w:noProof/>
+        </w:rPr>
+        <w:t>3</w:t>
+      </w:r>
+      <w:r>
+        <w:fldChar w:fldCharType="end"/>
+      </w:r>
+      <w:r>
+        <w:t xml:space="preserve">: ROS2 node and topic architecture of the </w:t>
+      </w:r>
+      <w:proofErr w:type="spellStart"/>
+      <w:r>
+        <w:t>semantic_nav_monitor</w:t>
+      </w:r>
+      <w:proofErr w:type="spellEnd"/>
+      <w:r>
+        <w:t xml:space="preserve"> package, showing operator input, the four nodes and the Gazebo simulation.</w:t>
+      </w:r>
+      <w:bookmarkEnd w:id="26"/>
     </w:p>
     <w:p>
       <w:pPr>
         <w:pStyle w:val="TableStyle"/>
         <w:spacing w:before="240"/>
       </w:pPr>
+      <w:bookmarkStart w:id="27" w:name="_Toc240463751"/>
       <w:r>
         <w:t xml:space="preserve">Table </w:t>
       </w:r>
@@ -6855,11 +9749,9 @@
         <w:fldChar w:fldCharType="end"/>
       </w:r>
       <w:r>
-        <w:t xml:space="preserve">: </w:t>
-      </w:r>
-      <w:r>
-        <w:t>ROS2 node architecture.</w:t>
-      </w:r>
+        <w:t>: ROS2 node architecture.</w:t>
+      </w:r>
+      <w:bookmarkEnd w:id="27"/>
     </w:p>
     <w:tbl>
       <w:tblPr>
@@ -6877,9 +9769,9 @@
         <w:tblLook w:val="0020" w:firstRow="1" w:lastRow="0" w:firstColumn="0" w:lastColumn="0" w:noHBand="0" w:noVBand="0"/>
       </w:tblPr>
       <w:tblGrid>
-        <w:gridCol w:w="2269"/>
+        <w:gridCol w:w="2270"/>
         <w:gridCol w:w="2203"/>
-        <w:gridCol w:w="2203"/>
+        <w:gridCol w:w="2202"/>
         <w:gridCol w:w="2321"/>
       </w:tblGrid>
       <w:tr>
@@ -7002,9 +9894,11 @@
               <w:spacing w:after="36"/>
               <w:jc w:val="left"/>
             </w:pPr>
+            <w:proofErr w:type="spellStart"/>
             <w:r>
               <w:t>mission_controller</w:t>
             </w:r>
+            <w:proofErr w:type="spellEnd"/>
           </w:p>
         </w:tc>
         <w:tc>
@@ -7017,8 +9911,29 @@
               <w:jc w:val="left"/>
             </w:pPr>
             <w:r>
-              <w:t>/scan, /odom, /hri_command</w:t>
-            </w:r>
+              <w:t>/</w:t>
+            </w:r>
+            <w:proofErr w:type="gramStart"/>
+            <w:r>
+              <w:t>scan</w:t>
+            </w:r>
+            <w:proofErr w:type="gramEnd"/>
+            <w:r>
+              <w:t>, /</w:t>
+            </w:r>
+            <w:proofErr w:type="spellStart"/>
+            <w:r>
+              <w:t>odom</w:t>
+            </w:r>
+            <w:proofErr w:type="spellEnd"/>
+            <w:r>
+              <w:t>, /</w:t>
+            </w:r>
+            <w:proofErr w:type="spellStart"/>
+            <w:r>
+              <w:t>hri_command</w:t>
+            </w:r>
+            <w:proofErr w:type="spellEnd"/>
           </w:p>
         </w:tc>
         <w:tc>
@@ -7031,8 +9946,34 @@
               <w:jc w:val="left"/>
             </w:pPr>
             <w:r>
-              <w:t>/cmd_vel, /mission_state, /planned_path</w:t>
-            </w:r>
+              <w:t>/</w:t>
+            </w:r>
+            <w:proofErr w:type="spellStart"/>
+            <w:proofErr w:type="gramStart"/>
+            <w:r>
+              <w:t>cmd</w:t>
+            </w:r>
+            <w:proofErr w:type="gramEnd"/>
+            <w:r>
+              <w:t>_vel</w:t>
+            </w:r>
+            <w:proofErr w:type="spellEnd"/>
+            <w:r>
+              <w:t>, /</w:t>
+            </w:r>
+            <w:proofErr w:type="spellStart"/>
+            <w:r>
+              <w:t>mission_state</w:t>
+            </w:r>
+            <w:proofErr w:type="spellEnd"/>
+            <w:r>
+              <w:t>, /</w:t>
+            </w:r>
+            <w:proofErr w:type="spellStart"/>
+            <w:r>
+              <w:t>planned_path</w:t>
+            </w:r>
+            <w:proofErr w:type="spellEnd"/>
           </w:p>
         </w:tc>
         <w:tc>
@@ -7063,9 +10004,11 @@
               <w:spacing w:after="36"/>
               <w:jc w:val="left"/>
             </w:pPr>
+            <w:proofErr w:type="spellStart"/>
             <w:r>
               <w:t>monitor_node</w:t>
             </w:r>
+            <w:proofErr w:type="spellEnd"/>
           </w:p>
         </w:tc>
         <w:tc>
@@ -7078,8 +10021,26 @@
               <w:jc w:val="left"/>
             </w:pPr>
             <w:r>
-              <w:t>/mission_state, /odom</w:t>
-            </w:r>
+              <w:t>/</w:t>
+            </w:r>
+            <w:proofErr w:type="spellStart"/>
+            <w:proofErr w:type="gramStart"/>
+            <w:r>
+              <w:t>mission</w:t>
+            </w:r>
+            <w:proofErr w:type="gramEnd"/>
+            <w:r>
+              <w:t>_state</w:t>
+            </w:r>
+            <w:proofErr w:type="spellEnd"/>
+            <w:r>
+              <w:t>, /</w:t>
+            </w:r>
+            <w:proofErr w:type="spellStart"/>
+            <w:r>
+              <w:t>odom</w:t>
+            </w:r>
+            <w:proofErr w:type="spellEnd"/>
           </w:p>
         </w:tc>
         <w:tc>
@@ -7124,9 +10085,11 @@
               <w:spacing w:after="36"/>
               <w:jc w:val="left"/>
             </w:pPr>
+            <w:proofErr w:type="spellStart"/>
             <w:r>
               <w:t>keyboard_hri_node</w:t>
             </w:r>
+            <w:proofErr w:type="spellEnd"/>
           </w:p>
         </w:tc>
         <w:tc>
@@ -7153,8 +10116,26 @@
               <w:jc w:val="left"/>
             </w:pPr>
             <w:r>
-              <w:t>/hri_command, /show_planned_path</w:t>
-            </w:r>
+              <w:t>/</w:t>
+            </w:r>
+            <w:proofErr w:type="spellStart"/>
+            <w:proofErr w:type="gramStart"/>
+            <w:r>
+              <w:t>hri</w:t>
+            </w:r>
+            <w:proofErr w:type="gramEnd"/>
+            <w:r>
+              <w:t>_command</w:t>
+            </w:r>
+            <w:proofErr w:type="spellEnd"/>
+            <w:r>
+              <w:t>, /</w:t>
+            </w:r>
+            <w:proofErr w:type="spellStart"/>
+            <w:r>
+              <w:t>show_planned_path</w:t>
+            </w:r>
+            <w:proofErr w:type="spellEnd"/>
           </w:p>
         </w:tc>
         <w:tc>
@@ -7167,7 +10148,15 @@
               <w:jc w:val="left"/>
             </w:pPr>
             <w:r>
-              <w:t>Single-key HRI: s start, p pause, x stop, v toggle path, q quit</w:t>
+              <w:t xml:space="preserve">Single-key HRI: s start, p </w:t>
+            </w:r>
+            <w:proofErr w:type="gramStart"/>
+            <w:r>
+              <w:t>pause</w:t>
+            </w:r>
+            <w:proofErr w:type="gramEnd"/>
+            <w:r>
+              <w:t>, x stop, v toggle path, q quit</w:t>
             </w:r>
           </w:p>
         </w:tc>
@@ -7185,9 +10174,12 @@
               <w:spacing w:after="36"/>
               <w:jc w:val="left"/>
             </w:pPr>
-            <w:r>
+            <w:proofErr w:type="spellStart"/>
+            <w:r>
+              <w:lastRenderedPageBreak/>
               <w:t>path_visualizer_node</w:t>
             </w:r>
+            <w:proofErr w:type="spellEnd"/>
           </w:p>
         </w:tc>
         <w:tc>
@@ -7200,8 +10192,26 @@
               <w:jc w:val="left"/>
             </w:pPr>
             <w:r>
-              <w:t>/planned_path, /show_planned_path</w:t>
-            </w:r>
+              <w:t>/</w:t>
+            </w:r>
+            <w:proofErr w:type="spellStart"/>
+            <w:proofErr w:type="gramStart"/>
+            <w:r>
+              <w:t>planned</w:t>
+            </w:r>
+            <w:proofErr w:type="gramEnd"/>
+            <w:r>
+              <w:t>_path</w:t>
+            </w:r>
+            <w:proofErr w:type="spellEnd"/>
+            <w:r>
+              <w:t>, /</w:t>
+            </w:r>
+            <w:proofErr w:type="spellStart"/>
+            <w:r>
+              <w:t>show_planned_path</w:t>
+            </w:r>
+            <w:proofErr w:type="spellEnd"/>
           </w:p>
         </w:tc>
         <w:tc>
@@ -7245,6 +10255,7 @@
           <w14:ligatures w14:val="none"/>
         </w:rPr>
       </w:pPr>
+      <w:proofErr w:type="spellStart"/>
       <w:r>
         <w:rPr>
           <w:rFonts w:eastAsia="Times New Roman" w:cs="Times New Roman"/>
@@ -7256,6 +10267,7 @@
         </w:rPr>
         <w:t>mission_controller</w:t>
       </w:r>
+      <w:proofErr w:type="spellEnd"/>
       <w:r>
         <w:rPr>
           <w:rFonts w:eastAsia="Times New Roman" w:cs="Times New Roman"/>
@@ -7266,6 +10278,7 @@
         </w:rPr>
         <w:t xml:space="preserve"> implements six states rather than the assignment’s minimum of five, adding a Planning state ahead of Navigate. Table 3 sets out each state’s trigger and behaviour, matching the </w:t>
       </w:r>
+      <w:proofErr w:type="spellStart"/>
       <w:r>
         <w:rPr>
           <w:rFonts w:eastAsia="Times New Roman" w:cs="Times New Roman"/>
@@ -7277,22 +10290,146 @@
         </w:rPr>
         <w:t>MissionState</w:t>
       </w:r>
-      <w:r>
-        <w:rPr>
-          <w:rFonts w:eastAsia="Times New Roman" w:cs="Times New Roman"/>
-          <w:color w:val="000000"/>
-          <w:kern w:val="0"/>
-          <w:lang w:eastAsia="en-GB"/>
-          <w14:ligatures w14:val="none"/>
-        </w:rPr>
-        <w:t xml:space="preserve"> enum in the code exactly.</w:t>
-      </w:r>
+      <w:proofErr w:type="spellEnd"/>
+      <w:r>
+        <w:rPr>
+          <w:rFonts w:eastAsia="Times New Roman" w:cs="Times New Roman"/>
+          <w:color w:val="000000"/>
+          <w:kern w:val="0"/>
+          <w:lang w:eastAsia="en-GB"/>
+          <w14:ligatures w14:val="none"/>
+        </w:rPr>
+        <w:t xml:space="preserve"> </w:t>
+      </w:r>
+      <w:proofErr w:type="spellStart"/>
+      <w:r>
+        <w:rPr>
+          <w:rFonts w:eastAsia="Times New Roman" w:cs="Times New Roman"/>
+          <w:color w:val="000000"/>
+          <w:kern w:val="0"/>
+          <w:lang w:eastAsia="en-GB"/>
+          <w14:ligatures w14:val="none"/>
+        </w:rPr>
+        <w:t>enum</w:t>
+      </w:r>
+      <w:proofErr w:type="spellEnd"/>
+      <w:r>
+        <w:rPr>
+          <w:rFonts w:eastAsia="Times New Roman" w:cs="Times New Roman"/>
+          <w:color w:val="000000"/>
+          <w:kern w:val="0"/>
+          <w:lang w:eastAsia="en-GB"/>
+          <w14:ligatures w14:val="none"/>
+        </w:rPr>
+        <w:t xml:space="preserve"> in the code exactly. Figure 4 shows the same machine as a transition diagram.</w:t>
+      </w:r>
+    </w:p>
+    <w:p>
+      <w:pPr>
+        <w:keepNext/>
+        <w:spacing w:after="200" w:line="360" w:lineRule="auto"/>
+      </w:pPr>
+      <w:r>
+        <w:rPr>
+          <w:rFonts w:eastAsia="Times New Roman" w:cs="Times New Roman"/>
+          <w:noProof/>
+          <w:color w:val="000000"/>
+          <w:kern w:val="0"/>
+          <w:lang w:eastAsia="en-GB"/>
+          <w14:ligatures w14:val="none"/>
+        </w:rPr>
+        <w:drawing>
+          <wp:inline distT="0" distB="0" distL="0" distR="0" wp14:anchorId="45265CFA" wp14:editId="426256AC">
+            <wp:extent cx="5904395" cy="2184400"/>
+            <wp:effectExtent l="0" t="0" r="1270" b="6350"/>
+            <wp:docPr id="206" name="Picture" descr="Figure 4. Six-state finite state machine in mission_controller, with the REVERSE, ORIENT and COMMIT sub-phases shown beneath their parent states."/>
+            <wp:cNvGraphicFramePr/>
+            <a:graphic xmlns:a="http://schemas.openxmlformats.org/drawingml/2006/main">
+              <a:graphicData uri="http://schemas.openxmlformats.org/drawingml/2006/picture">
+                <pic:pic xmlns:pic="http://schemas.openxmlformats.org/drawingml/2006/picture">
+                  <pic:nvPicPr>
+                    <pic:cNvPr id="207" name="Picture" descr="Figure 4. Six-state finite state machine in mission_controller, with the REVERSE, ORIENT and COMMIT sub-phases shown beneath their parent states."/>
+                    <pic:cNvPicPr>
+                      <a:picLocks noChangeAspect="1" noChangeArrowheads="1"/>
+                    </pic:cNvPicPr>
+                  </pic:nvPicPr>
+                  <pic:blipFill rotWithShape="1">
+                    <a:blip r:embed="rId17"/>
+                    <a:srcRect t="18776" b="9982"/>
+                    <a:stretch>
+                      <a:fillRect/>
+                    </a:stretch>
+                  </pic:blipFill>
+                  <pic:spPr bwMode="auto">
+                    <a:xfrm>
+                      <a:off x="0" y="0"/>
+                      <a:ext cx="5905500" cy="2184809"/>
+                    </a:xfrm>
+                    <a:prstGeom prst="rect">
+                      <a:avLst/>
+                    </a:prstGeom>
+                    <a:noFill/>
+                    <a:ln>
+                      <a:noFill/>
+                    </a:ln>
+                    <a:extLst>
+                      <a:ext uri="{53640926-AAD7-44D8-BBD7-CCE9431645EC}">
+                        <a14:shadowObscured xmlns:a14="http://schemas.microsoft.com/office/drawing/2010/main"/>
+                      </a:ext>
+                    </a:extLst>
+                  </pic:spPr>
+                </pic:pic>
+              </a:graphicData>
+            </a:graphic>
+          </wp:inline>
+        </w:drawing>
+      </w:r>
+    </w:p>
+    <w:p>
+      <w:pPr>
+        <w:pStyle w:val="FigureStyle"/>
+      </w:pPr>
+      <w:bookmarkStart w:id="28" w:name="_Toc241518303"/>
+      <w:r>
+        <w:t xml:space="preserve">Figure </w:t>
+      </w:r>
+      <w:r>
+        <w:fldChar w:fldCharType="begin"/>
+      </w:r>
+      <w:r>
+        <w:instrText xml:space="preserve"> SEQ Figure \* ARABIC </w:instrText>
+      </w:r>
+      <w:r>
+        <w:fldChar w:fldCharType="separate"/>
+      </w:r>
+      <w:r>
+        <w:rPr>
+          <w:noProof/>
+        </w:rPr>
+        <w:t>4</w:t>
+      </w:r>
+      <w:r>
+        <w:fldChar w:fldCharType="end"/>
+      </w:r>
+      <w:r>
+        <w:t xml:space="preserve">: Six-state finite state machine in </w:t>
+      </w:r>
+      <w:proofErr w:type="spellStart"/>
+      <w:r>
+        <w:t>mission_controller</w:t>
+      </w:r>
+      <w:proofErr w:type="spellEnd"/>
+      <w:r>
+        <w:t>, with the REVERSE, ORIENT and COMMIT sub-phases shown beneath their parent states.</w:t>
+      </w:r>
+      <w:bookmarkEnd w:id="28"/>
     </w:p>
     <w:p>
       <w:pPr>
         <w:pStyle w:val="TableStyle"/>
         <w:spacing w:before="240"/>
       </w:pPr>
+      <w:bookmarkStart w:id="29" w:name="_Toc240463752"/>
       <w:r>
         <w:t xml:space="preserve">Table </w:t>
       </w:r>
@@ -7315,11 +10452,9 @@
         <w:fldChar w:fldCharType="end"/>
       </w:r>
       <w:r>
-        <w:t xml:space="preserve">: </w:t>
-      </w:r>
-      <w:r>
-        <w:t>Finite state machine (six states).</w:t>
-      </w:r>
+        <w:t>: Finite state machine (six states).</w:t>
+      </w:r>
+      <w:bookmarkEnd w:id="29"/>
     </w:p>
     <w:tbl>
       <w:tblPr>
@@ -7337,9 +10472,9 @@
         <w:tblLook w:val="0020" w:firstRow="1" w:lastRow="0" w:firstColumn="0" w:lastColumn="0" w:noHBand="0" w:noVBand="0"/>
       </w:tblPr>
       <w:tblGrid>
-        <w:gridCol w:w="2590"/>
-        <w:gridCol w:w="3092"/>
-        <w:gridCol w:w="3314"/>
+        <w:gridCol w:w="2194"/>
+        <w:gridCol w:w="3202"/>
+        <w:gridCol w:w="3600"/>
       </w:tblGrid>
       <w:tr>
         <w:trPr>
@@ -7493,7 +10628,6 @@
               <w:jc w:val="left"/>
             </w:pPr>
             <w:r>
-              <w:lastRenderedPageBreak/>
               <w:t>PLANNING</w:t>
             </w:r>
           </w:p>
@@ -7530,11 +10664,19 @@
             <w:r>
               <w:t xml:space="preserve">Builds the four-checkpoint route as a </w:t>
             </w:r>
+            <w:proofErr w:type="spellStart"/>
             <w:r>
               <w:rPr>
                 <w:sz w:val="22"/>
               </w:rPr>
-              <w:t>nav_msgs/Path</w:t>
+              <w:t>nav_msgs</w:t>
+            </w:r>
+            <w:proofErr w:type="spellEnd"/>
+            <w:r>
+              <w:rPr>
+                <w:sz w:val="22"/>
+              </w:rPr>
+              <w:t>/Path</w:t>
             </w:r>
             <w:r>
               <w:t>, publishes it once, then hands off immediately</w:t>
@@ -7697,6 +10839,7 @@
               <w:jc w:val="left"/>
             </w:pPr>
             <w:r>
+              <w:lastRenderedPageBreak/>
               <w:t>MISSION_COMPLETE</w:t>
             </w:r>
           </w:p>
@@ -7761,6 +10904,7 @@
         </w:rPr>
         <w:t xml:space="preserve">Two design decisions reflect real engineering trade-offs. First, velocity commands are published as </w:t>
       </w:r>
+      <w:proofErr w:type="spellStart"/>
       <w:r>
         <w:rPr>
           <w:rFonts w:eastAsia="Times New Roman" w:cs="Times New Roman"/>
@@ -7772,6 +10916,7 @@
         </w:rPr>
         <w:t>TwistStamped</w:t>
       </w:r>
+      <w:proofErr w:type="spellEnd"/>
       <w:r>
         <w:rPr>
           <w:rFonts w:eastAsia="Times New Roman" w:cs="Times New Roman"/>
@@ -7803,6 +10948,7 @@
         </w:rPr>
         <w:t xml:space="preserve">, since the </w:t>
       </w:r>
+      <w:proofErr w:type="spellStart"/>
       <w:r>
         <w:rPr>
           <w:rFonts w:eastAsia="Times New Roman" w:cs="Times New Roman"/>
@@ -7814,6 +10960,7 @@
         </w:rPr>
         <w:t>ros_gz_bridge</w:t>
       </w:r>
+      <w:proofErr w:type="spellEnd"/>
       <w:r>
         <w:rPr>
           <w:rFonts w:eastAsia="Times New Roman" w:cs="Times New Roman"/>
@@ -7836,6 +10983,7 @@
           <w14:ligatures w14:val="none"/>
         </w:rPr>
       </w:pPr>
+      <w:proofErr w:type="spellStart"/>
       <w:r>
         <w:rPr>
           <w:rFonts w:eastAsia="Times New Roman" w:cs="Times New Roman"/>
@@ -7847,6 +10995,7 @@
         </w:rPr>
         <w:t>monitor_node</w:t>
       </w:r>
+      <w:proofErr w:type="spellEnd"/>
       <w:r>
         <w:rPr>
           <w:rFonts w:eastAsia="Times New Roman" w:cs="Times New Roman"/>
@@ -7866,8 +11015,21 @@
           <w:lang w:eastAsia="en-GB"/>
           <w14:ligatures w14:val="none"/>
         </w:rPr>
-        <w:t>/mission_state</w:t>
-      </w:r>
+        <w:t>/</w:t>
+      </w:r>
+      <w:proofErr w:type="spellStart"/>
+      <w:r>
+        <w:rPr>
+          <w:rFonts w:eastAsia="Times New Roman" w:cs="Times New Roman"/>
+          <w:color w:val="000000"/>
+          <w:kern w:val="0"/>
+          <w:sz w:val="22"/>
+          <w:lang w:eastAsia="en-GB"/>
+          <w14:ligatures w14:val="none"/>
+        </w:rPr>
+        <w:t>mission_state</w:t>
+      </w:r>
+      <w:proofErr w:type="spellEnd"/>
       <w:r>
         <w:rPr>
           <w:rFonts w:eastAsia="Times New Roman" w:cs="Times New Roman"/>
@@ -7887,8 +11049,21 @@
           <w:lang w:eastAsia="en-GB"/>
           <w14:ligatures w14:val="none"/>
         </w:rPr>
-        <w:t>/odom</w:t>
-      </w:r>
+        <w:t>/</w:t>
+      </w:r>
+      <w:proofErr w:type="spellStart"/>
+      <w:r>
+        <w:rPr>
+          <w:rFonts w:eastAsia="Times New Roman" w:cs="Times New Roman"/>
+          <w:color w:val="000000"/>
+          <w:kern w:val="0"/>
+          <w:sz w:val="22"/>
+          <w:lang w:eastAsia="en-GB"/>
+          <w14:ligatures w14:val="none"/>
+        </w:rPr>
+        <w:t>odom</w:t>
+      </w:r>
+      <w:proofErr w:type="spellEnd"/>
       <w:r>
         <w:rPr>
           <w:rFonts w:eastAsia="Times New Roman" w:cs="Times New Roman"/>
@@ -7920,6 +11095,7 @@
         </w:rPr>
         <w:t xml:space="preserve">, increments an obstacle-encounter counter, which the code’s own documentation records as standing in for the assignment’s “collisions” metric, since the robot avoids contact rather than colliding. Odometry feeds a running distance-travelled total, and a five-second timer prints a running summary throughout the mission. </w:t>
       </w:r>
+      <w:proofErr w:type="spellStart"/>
       <w:r>
         <w:rPr>
           <w:rFonts w:eastAsia="Times New Roman" w:cs="Times New Roman"/>
@@ -7931,38 +11107,41 @@
         </w:rPr>
         <w:t>path_visualizer_node</w:t>
       </w:r>
-      <w:r>
-        <w:rPr>
-          <w:rFonts w:eastAsia="Times New Roman" w:cs="Times New Roman"/>
-          <w:color w:val="000000"/>
-          <w:kern w:val="0"/>
-          <w:lang w:eastAsia="en-GB"/>
-          <w14:ligatures w14:val="none"/>
-        </w:rPr>
-        <w:t xml:space="preserve"> listens </w:t>
-      </w:r>
-      <w:r>
-        <w:rPr>
-          <w:rFonts w:eastAsia="Times New Roman" w:cs="Times New Roman"/>
-          <w:color w:val="000000"/>
-          <w:kern w:val="0"/>
-          <w:lang w:eastAsia="en-GB"/>
-          <w14:ligatures w14:val="none"/>
-        </w:rPr>
-        <w:lastRenderedPageBreak/>
-        <w:t xml:space="preserve">on </w:t>
-      </w:r>
-      <w:r>
-        <w:rPr>
-          <w:rFonts w:eastAsia="Times New Roman" w:cs="Times New Roman"/>
-          <w:color w:val="000000"/>
-          <w:kern w:val="0"/>
-          <w:sz w:val="22"/>
-          <w:lang w:eastAsia="en-GB"/>
-          <w14:ligatures w14:val="none"/>
-        </w:rPr>
-        <w:t>/planned_path</w:t>
-      </w:r>
+      <w:proofErr w:type="spellEnd"/>
+      <w:r>
+        <w:rPr>
+          <w:rFonts w:eastAsia="Times New Roman" w:cs="Times New Roman"/>
+          <w:color w:val="000000"/>
+          <w:kern w:val="0"/>
+          <w:lang w:eastAsia="en-GB"/>
+          <w14:ligatures w14:val="none"/>
+        </w:rPr>
+        <w:t xml:space="preserve"> listens on </w:t>
+      </w:r>
+      <w:r>
+        <w:rPr>
+          <w:rFonts w:eastAsia="Times New Roman" w:cs="Times New Roman"/>
+          <w:color w:val="000000"/>
+          <w:kern w:val="0"/>
+          <w:sz w:val="22"/>
+          <w:lang w:eastAsia="en-GB"/>
+          <w14:ligatures w14:val="none"/>
+        </w:rPr>
+        <w:t>/</w:t>
+      </w:r>
+      <w:proofErr w:type="spellStart"/>
+      <w:r>
+        <w:rPr>
+          <w:rFonts w:eastAsia="Times New Roman" w:cs="Times New Roman"/>
+          <w:color w:val="000000"/>
+          <w:kern w:val="0"/>
+          <w:sz w:val="22"/>
+          <w:lang w:eastAsia="en-GB"/>
+          <w14:ligatures w14:val="none"/>
+        </w:rPr>
+        <w:t>planned_path</w:t>
+      </w:r>
+      <w:proofErr w:type="spellEnd"/>
       <w:r>
         <w:rPr>
           <w:rFonts w:eastAsia="Times New Roman" w:cs="Times New Roman"/>
@@ -7973,6 +11152,7 @@
         </w:rPr>
         <w:t xml:space="preserve"> and, once told to show it, spawns thin static box entities along the route via the same Gazebo </w:t>
       </w:r>
+      <w:proofErr w:type="spellStart"/>
       <w:r>
         <w:rPr>
           <w:rFonts w:eastAsia="Times New Roman" w:cs="Times New Roman"/>
@@ -7984,6 +11164,7 @@
         </w:rPr>
         <w:t>EntityFactory</w:t>
       </w:r>
+      <w:proofErr w:type="spellEnd"/>
       <w:r>
         <w:rPr>
           <w:rFonts w:eastAsia="Times New Roman" w:cs="Times New Roman"/>
@@ -7999,13 +11180,13 @@
       <w:pPr>
         <w:pStyle w:val="Heading2"/>
       </w:pPr>
-      <w:bookmarkStart w:id="24" w:name="execution-and-testing-1"/>
-      <w:bookmarkStart w:id="25" w:name="_Toc241518198"/>
-      <w:bookmarkEnd w:id="22"/>
+      <w:bookmarkStart w:id="30" w:name="_Toc241518198"/>
+      <w:bookmarkStart w:id="31" w:name="execution-and-testing-1"/>
+      <w:bookmarkEnd w:id="25"/>
       <w:r>
         <w:t>4.3 Execution and Testing</w:t>
       </w:r>
-      <w:bookmarkEnd w:id="25"/>
+      <w:bookmarkEnd w:id="30"/>
     </w:p>
     <w:p>
       <w:pPr>
@@ -8026,19 +11207,67 @@
           <w:lang w:eastAsia="en-GB"/>
           <w14:ligatures w14:val="none"/>
         </w:rPr>
-        <w:t xml:space="preserve">The package was built inside the Rosject with </w:t>
-      </w:r>
-      <w:r>
-        <w:rPr>
-          <w:rFonts w:eastAsia="Times New Roman" w:cs="Times New Roman"/>
-          <w:color w:val="000000"/>
-          <w:kern w:val="0"/>
-          <w:sz w:val="22"/>
-          <w:lang w:eastAsia="en-GB"/>
-          <w14:ligatures w14:val="none"/>
-        </w:rPr>
-        <w:t>colcon build --packages-select semantic_nav_monitor</w:t>
-      </w:r>
+        <w:t xml:space="preserve">The package was built inside the </w:t>
+      </w:r>
+      <w:proofErr w:type="spellStart"/>
+      <w:r>
+        <w:rPr>
+          <w:rFonts w:eastAsia="Times New Roman" w:cs="Times New Roman"/>
+          <w:color w:val="000000"/>
+          <w:kern w:val="0"/>
+          <w:lang w:eastAsia="en-GB"/>
+          <w14:ligatures w14:val="none"/>
+        </w:rPr>
+        <w:t>Rosject</w:t>
+      </w:r>
+      <w:proofErr w:type="spellEnd"/>
+      <w:r>
+        <w:rPr>
+          <w:rFonts w:eastAsia="Times New Roman" w:cs="Times New Roman"/>
+          <w:color w:val="000000"/>
+          <w:kern w:val="0"/>
+          <w:lang w:eastAsia="en-GB"/>
+          <w14:ligatures w14:val="none"/>
+        </w:rPr>
+        <w:t xml:space="preserve"> with </w:t>
+      </w:r>
+      <w:proofErr w:type="spellStart"/>
+      <w:r>
+        <w:rPr>
+          <w:rFonts w:eastAsia="Times New Roman" w:cs="Times New Roman"/>
+          <w:color w:val="000000"/>
+          <w:kern w:val="0"/>
+          <w:sz w:val="22"/>
+          <w:lang w:eastAsia="en-GB"/>
+          <w14:ligatures w14:val="none"/>
+        </w:rPr>
+        <w:t>colcon</w:t>
+      </w:r>
+      <w:proofErr w:type="spellEnd"/>
+      <w:r>
+        <w:rPr>
+          <w:rFonts w:eastAsia="Times New Roman" w:cs="Times New Roman"/>
+          <w:color w:val="000000"/>
+          <w:kern w:val="0"/>
+          <w:sz w:val="22"/>
+          <w:lang w:eastAsia="en-GB"/>
+          <w14:ligatures w14:val="none"/>
+        </w:rPr>
+        <w:t xml:space="preserve"> build --packages-select </w:t>
+      </w:r>
+      <w:proofErr w:type="spellStart"/>
+      <w:r>
+        <w:rPr>
+          <w:rFonts w:eastAsia="Times New Roman" w:cs="Times New Roman"/>
+          <w:color w:val="000000"/>
+          <w:kern w:val="0"/>
+          <w:sz w:val="22"/>
+          <w:lang w:eastAsia="en-GB"/>
+          <w14:ligatures w14:val="none"/>
+        </w:rPr>
+        <w:t>semantic_nav_monitor</w:t>
+      </w:r>
+      <w:proofErr w:type="spellEnd"/>
       <w:r>
         <w:rPr>
           <w:rFonts w:eastAsia="Times New Roman" w:cs="Times New Roman"/>
@@ -8058,18 +11287,76 @@
           <w:lang w:eastAsia="en-GB"/>
           <w14:ligatures w14:val="none"/>
         </w:rPr>
-        <w:t>TURTLEBOT3_MODEL=burger_cam</w:t>
-      </w:r>
-      <w:r>
-        <w:rPr>
-          <w:rFonts w:eastAsia="Times New Roman" w:cs="Times New Roman"/>
-          <w:color w:val="000000"/>
-          <w:kern w:val="0"/>
-          <w:lang w:eastAsia="en-GB"/>
-          <w14:ligatures w14:val="none"/>
-        </w:rPr>
-        <w:t xml:space="preserve">. Figure 2 shows the Rosject’s three-pane workspace: the file explorer confirming the Rosject name </w:t>
-      </w:r>
+        <w:t>TURTLEBOT3_MODEL=</w:t>
+      </w:r>
+      <w:proofErr w:type="spellStart"/>
+      <w:r>
+        <w:rPr>
+          <w:rFonts w:eastAsia="Times New Roman" w:cs="Times New Roman"/>
+          <w:color w:val="000000"/>
+          <w:kern w:val="0"/>
+          <w:sz w:val="22"/>
+          <w:lang w:eastAsia="en-GB"/>
+          <w14:ligatures w14:val="none"/>
+        </w:rPr>
+        <w:t>burger_cam</w:t>
+      </w:r>
+      <w:proofErr w:type="spellEnd"/>
+      <w:r>
+        <w:rPr>
+          <w:rFonts w:eastAsia="Times New Roman" w:cs="Times New Roman"/>
+          <w:color w:val="000000"/>
+          <w:kern w:val="0"/>
+          <w:lang w:eastAsia="en-GB"/>
+          <w14:ligatures w14:val="none"/>
+        </w:rPr>
+        <w:t xml:space="preserve">. Figure 5 shows the </w:t>
+      </w:r>
+      <w:proofErr w:type="spellStart"/>
+      <w:r>
+        <w:rPr>
+          <w:rFonts w:eastAsia="Times New Roman" w:cs="Times New Roman"/>
+          <w:color w:val="000000"/>
+          <w:kern w:val="0"/>
+          <w:lang w:eastAsia="en-GB"/>
+          <w14:ligatures w14:val="none"/>
+        </w:rPr>
+        <w:t>Rosject’s</w:t>
+      </w:r>
+      <w:proofErr w:type="spellEnd"/>
+      <w:r>
+        <w:rPr>
+          <w:rFonts w:eastAsia="Times New Roman" w:cs="Times New Roman"/>
+          <w:color w:val="000000"/>
+          <w:kern w:val="0"/>
+          <w:lang w:eastAsia="en-GB"/>
+          <w14:ligatures w14:val="none"/>
+        </w:rPr>
+        <w:t xml:space="preserve"> three-pane workspace: the file explorer confirming the </w:t>
+      </w:r>
+      <w:proofErr w:type="spellStart"/>
+      <w:r>
+        <w:rPr>
+          <w:rFonts w:eastAsia="Times New Roman" w:cs="Times New Roman"/>
+          <w:color w:val="000000"/>
+          <w:kern w:val="0"/>
+          <w:lang w:eastAsia="en-GB"/>
+          <w14:ligatures w14:val="none"/>
+        </w:rPr>
+        <w:t>Rosject</w:t>
+      </w:r>
+      <w:proofErr w:type="spellEnd"/>
+      <w:r>
+        <w:rPr>
+          <w:rFonts w:eastAsia="Times New Roman" w:cs="Times New Roman"/>
+          <w:color w:val="000000"/>
+          <w:kern w:val="0"/>
+          <w:lang w:eastAsia="en-GB"/>
+          <w14:ligatures w14:val="none"/>
+        </w:rPr>
+        <w:t xml:space="preserve"> name </w:t>
+      </w:r>
+      <w:proofErr w:type="spellStart"/>
       <w:r>
         <w:rPr>
           <w:rFonts w:eastAsia="Times New Roman" w:cs="Times New Roman"/>
@@ -8082,6 +11369,7 @@
         </w:rPr>
         <w:t>XctZpczWOA</w:t>
       </w:r>
+      <w:proofErr w:type="spellEnd"/>
       <w:r>
         <w:rPr>
           <w:rFonts w:eastAsia="Times New Roman" w:cs="Times New Roman"/>
@@ -8113,6 +11401,7 @@
         </w:rPr>
         <w:t xml:space="preserve"> in the code editor, the Simulation panel with the warehouse world, robot, eight pallets and four checkpoints, and a shell streaming </w:t>
       </w:r>
+      <w:proofErr w:type="spellStart"/>
       <w:r>
         <w:rPr>
           <w:rFonts w:eastAsia="Times New Roman" w:cs="Times New Roman"/>
@@ -8132,7 +11421,18 @@
           <w:lang w:eastAsia="en-GB"/>
           <w14:ligatures w14:val="none"/>
         </w:rPr>
-        <w:t>’s summary, confirming platform, code and a live run together.</w:t>
+        <w:t>’s</w:t>
+      </w:r>
+      <w:proofErr w:type="spellEnd"/>
+      <w:r>
+        <w:rPr>
+          <w:rFonts w:eastAsia="Times New Roman" w:cs="Times New Roman"/>
+          <w:color w:val="000000"/>
+          <w:kern w:val="0"/>
+          <w:lang w:eastAsia="en-GB"/>
+          <w14:ligatures w14:val="none"/>
+        </w:rPr>
+        <w:t xml:space="preserve"> summary, confirming platform, code and a live run together.</w:t>
       </w:r>
     </w:p>
     <w:p>
@@ -8150,11 +11450,12 @@
           <w:lang w:eastAsia="en-GB"/>
           <w14:ligatures w14:val="none"/>
         </w:rPr>
+        <w:lastRenderedPageBreak/>
         <w:drawing>
           <wp:inline distT="0" distB="0" distL="0" distR="0" wp14:anchorId="509E759E" wp14:editId="6A13011E">
             <wp:extent cx="5334000" cy="2995379"/>
             <wp:effectExtent l="0" t="0" r="0" b="0"/>
-            <wp:docPr id="33" name="Picture" descr="Figure 2. TheConstruct.ai Rosject XctZpczWOA: file explorer, mission_controller.py in the code editor, the live Simulation panel, and monitor_node’s summary stream in the shell."/>
+            <wp:docPr id="33" name="Picture" descr="Figure 5. TheConstruct.ai Rosject XctZpczWOA: file explorer, mission_controller.py in the code editor, the live Simulation panel, and monitor_node’s summary stream in the shell."/>
             <wp:cNvGraphicFramePr/>
             <a:graphic xmlns:a="http://schemas.openxmlformats.org/drawingml/2006/main">
               <a:graphicData uri="http://schemas.openxmlformats.org/drawingml/2006/picture">
@@ -8166,7 +11467,7 @@
                     </pic:cNvPicPr>
                   </pic:nvPicPr>
                   <pic:blipFill>
-                    <a:blip r:embed="rId14"/>
+                    <a:blip r:embed="rId18"/>
                     <a:stretch>
                       <a:fillRect/>
                     </a:stretch>
@@ -8204,7 +11505,7 @@
           <w14:ligatures w14:val="none"/>
         </w:rPr>
       </w:pPr>
-      <w:bookmarkStart w:id="26" w:name="_Toc241518166"/>
+      <w:bookmarkStart w:id="32" w:name="_Toc241518166"/>
       <w:r>
         <w:t xml:space="preserve">Figure </w:t>
       </w:r>
@@ -8221,18 +11522,39 @@
         <w:rPr>
           <w:noProof/>
         </w:rPr>
-        <w:t>2</w:t>
+        <w:t>5</w:t>
       </w:r>
       <w:r>
         <w:fldChar w:fldCharType="end"/>
       </w:r>
       <w:r>
-        <w:t xml:space="preserve">: </w:t>
-      </w:r>
-      <w:r>
-        <w:t>TheConstruct.ai Rosject XctZpczWOA: file explorer, mission_controller.py in the code editor, the live Simulation panel, and monitor_node’s summary stream in the shell.</w:t>
-      </w:r>
-      <w:bookmarkEnd w:id="26"/>
+        <w:t xml:space="preserve">: TheConstruct.ai </w:t>
+      </w:r>
+      <w:proofErr w:type="spellStart"/>
+      <w:r>
+        <w:t>Rosject</w:t>
+      </w:r>
+      <w:proofErr w:type="spellEnd"/>
+      <w:r>
+        <w:t xml:space="preserve"> </w:t>
+      </w:r>
+      <w:proofErr w:type="spellStart"/>
+      <w:r>
+        <w:t>XctZpczWOA</w:t>
+      </w:r>
+      <w:proofErr w:type="spellEnd"/>
+      <w:r>
+        <w:t xml:space="preserve">: file explorer, mission_controller.py in the code editor, the live Simulation panel, and </w:t>
+      </w:r>
+      <w:proofErr w:type="spellStart"/>
+      <w:r>
+        <w:t>monitor_node’s</w:t>
+      </w:r>
+      <w:proofErr w:type="spellEnd"/>
+      <w:r>
+        <w:t xml:space="preserve"> summary stream in the shell.</w:t>
+      </w:r>
+      <w:bookmarkEnd w:id="32"/>
     </w:p>
     <w:p>
       <w:pPr>
@@ -8253,7 +11575,7 @@
           <w:lang w:eastAsia="en-GB"/>
           <w14:ligatures w14:val="none"/>
         </w:rPr>
-        <w:t>Figure 3 shows the Gazebo client mid-patrol, with the robot navigating among the pallets; the status bar’s Real Time and Iterations counters (00:02:11 elapsed, 94,858 iterations) confirm a continuously running simulation, not a static load.</w:t>
+        <w:t>Figure 6 shows the Gazebo client mid-patrol, with the robot navigating among the pallets; the status bar’s Real Time and Iterations counters (00:02:11 elapsed, 94,858 iterations) confirm a continuously running simulation, not a static load.</w:t>
       </w:r>
     </w:p>
     <w:p>
@@ -8271,12 +11593,11 @@
           <w:lang w:eastAsia="en-GB"/>
           <w14:ligatures w14:val="none"/>
         </w:rPr>
-        <w:lastRenderedPageBreak/>
         <w:drawing>
           <wp:inline distT="0" distB="0" distL="0" distR="0" wp14:anchorId="761ECA1D" wp14:editId="163CC229">
             <wp:extent cx="5334000" cy="3172610"/>
             <wp:effectExtent l="0" t="0" r="0" b="0"/>
-            <wp:docPr id="36" name="Picture" descr="Figure 3. Gazebo client mid-patrol on TheConstruct.ai: robot among the eight pallet obstacles and checkpoint markers, with elapsed real time and iteration count visible."/>
+            <wp:docPr id="36" name="Picture" descr="Figure 6. Gazebo client mid-patrol on TheConstruct.ai: robot among the eight pallet obstacles and checkpoint markers, with elapsed real time and iteration count visible."/>
             <wp:cNvGraphicFramePr/>
             <a:graphic xmlns:a="http://schemas.openxmlformats.org/drawingml/2006/main">
               <a:graphicData uri="http://schemas.openxmlformats.org/drawingml/2006/picture">
@@ -8288,7 +11609,7 @@
                     </pic:cNvPicPr>
                   </pic:nvPicPr>
                   <pic:blipFill>
-                    <a:blip r:embed="rId15"/>
+                    <a:blip r:embed="rId19"/>
                     <a:stretch>
                       <a:fillRect/>
                     </a:stretch>
@@ -8326,7 +11647,7 @@
           <w14:ligatures w14:val="none"/>
         </w:rPr>
       </w:pPr>
-      <w:bookmarkStart w:id="27" w:name="_Toc241518167"/>
+      <w:bookmarkStart w:id="33" w:name="_Toc241518167"/>
       <w:r>
         <w:t xml:space="preserve">Figure </w:t>
       </w:r>
@@ -8343,18 +11664,15 @@
         <w:rPr>
           <w:noProof/>
         </w:rPr>
-        <w:t>3</w:t>
+        <w:t>6</w:t>
       </w:r>
       <w:r>
         <w:fldChar w:fldCharType="end"/>
       </w:r>
       <w:r>
-        <w:t xml:space="preserve">: </w:t>
-      </w:r>
-      <w:r>
-        <w:t>Gazebo client mid-patrol on TheConstruct.ai: robot among the eight pallet obstacles and checkpoint markers, with elapsed real time and iteration count visible.</w:t>
-      </w:r>
-      <w:bookmarkEnd w:id="27"/>
+        <w:t>: Gazebo client mid-patrol on TheConstruct.ai: robot among the eight pallet obstacles and checkpoint markers, with elapsed real time and iteration count visible.</w:t>
+      </w:r>
+      <w:bookmarkEnd w:id="33"/>
     </w:p>
     <w:p>
       <w:pPr>
@@ -8375,8 +11693,10 @@
           <w:lang w:eastAsia="en-GB"/>
           <w14:ligatures w14:val="none"/>
         </w:rPr>
-        <w:t xml:space="preserve">Figure 4 shows </w:t>
-      </w:r>
+        <w:lastRenderedPageBreak/>
+        <w:t xml:space="preserve">Figure 7 shows </w:t>
+      </w:r>
+      <w:proofErr w:type="spellStart"/>
       <w:r>
         <w:rPr>
           <w:rFonts w:eastAsia="Times New Roman" w:cs="Times New Roman"/>
@@ -8388,15 +11708,38 @@
         </w:rPr>
         <w:t>keyboard_hri_node</w:t>
       </w:r>
-      <w:r>
-        <w:rPr>
-          <w:rFonts w:eastAsia="Times New Roman" w:cs="Times New Roman"/>
-          <w:color w:val="000000"/>
-          <w:kern w:val="0"/>
-          <w:lang w:eastAsia="en-GB"/>
-          <w14:ligatures w14:val="none"/>
-        </w:rPr>
-        <w:t xml:space="preserve"> in a Rosject shell beside the live Simulation panel: </w:t>
+      <w:proofErr w:type="spellEnd"/>
+      <w:r>
+        <w:rPr>
+          <w:rFonts w:eastAsia="Times New Roman" w:cs="Times New Roman"/>
+          <w:color w:val="000000"/>
+          <w:kern w:val="0"/>
+          <w:lang w:eastAsia="en-GB"/>
+          <w14:ligatures w14:val="none"/>
+        </w:rPr>
+        <w:t xml:space="preserve"> in a </w:t>
+      </w:r>
+      <w:proofErr w:type="spellStart"/>
+      <w:r>
+        <w:rPr>
+          <w:rFonts w:eastAsia="Times New Roman" w:cs="Times New Roman"/>
+          <w:color w:val="000000"/>
+          <w:kern w:val="0"/>
+          <w:lang w:eastAsia="en-GB"/>
+          <w14:ligatures w14:val="none"/>
+        </w:rPr>
+        <w:t>Rosject</w:t>
+      </w:r>
+      <w:proofErr w:type="spellEnd"/>
+      <w:r>
+        <w:rPr>
+          <w:rFonts w:eastAsia="Times New Roman" w:cs="Times New Roman"/>
+          <w:color w:val="000000"/>
+          <w:kern w:val="0"/>
+          <w:lang w:eastAsia="en-GB"/>
+          <w14:ligatures w14:val="none"/>
+        </w:rPr>
+        <w:t xml:space="preserve"> shell beside the live Simulation panel: </w:t>
       </w:r>
       <w:r>
         <w:rPr>
@@ -8523,7 +11866,7 @@
           <wp:inline distT="0" distB="0" distL="0" distR="0" wp14:anchorId="33F149AE" wp14:editId="4AA4672F">
             <wp:extent cx="5334000" cy="2571439"/>
             <wp:effectExtent l="0" t="0" r="0" b="0"/>
-            <wp:docPr id="39" name="Picture" descr="Figure 4. keyboard_hri_node in a Rosject shell: start and pause keypresses published and confirmed, alongside the live Simulation panel."/>
+            <wp:docPr id="39" name="Picture" descr="Figure 7. keyboard_hri_node in a Rosject shell: start and pause keypresses published and confirmed, alongside the live Simulation panel."/>
             <wp:cNvGraphicFramePr/>
             <a:graphic xmlns:a="http://schemas.openxmlformats.org/drawingml/2006/main">
               <a:graphicData uri="http://schemas.openxmlformats.org/drawingml/2006/picture">
@@ -8535,7 +11878,7 @@
                     </pic:cNvPicPr>
                   </pic:nvPicPr>
                   <pic:blipFill>
-                    <a:blip r:embed="rId16"/>
+                    <a:blip r:embed="rId20"/>
                     <a:stretch>
                       <a:fillRect/>
                     </a:stretch>
@@ -8573,7 +11916,7 @@
           <w14:ligatures w14:val="none"/>
         </w:rPr>
       </w:pPr>
-      <w:bookmarkStart w:id="28" w:name="_Toc241518168"/>
+      <w:bookmarkStart w:id="34" w:name="_Toc241518168"/>
       <w:r>
         <w:t xml:space="preserve">Figure </w:t>
       </w:r>
@@ -8590,7 +11933,7 @@
         <w:rPr>
           <w:noProof/>
         </w:rPr>
-        <w:t>4</w:t>
+        <w:t>7</w:t>
       </w:r>
       <w:r>
         <w:fldChar w:fldCharType="end"/>
@@ -8598,10 +11941,23 @@
       <w:r>
         <w:t xml:space="preserve">: </w:t>
       </w:r>
-      <w:r>
-        <w:t>keyboard_hri_node in a Rosject shell: start and pause keypresses published and confirmed, alongside the live Simulation panel.</w:t>
-      </w:r>
-      <w:bookmarkEnd w:id="28"/>
+      <w:proofErr w:type="spellStart"/>
+      <w:r>
+        <w:t>keyboard_hri_node</w:t>
+      </w:r>
+      <w:proofErr w:type="spellEnd"/>
+      <w:r>
+        <w:t xml:space="preserve"> in a </w:t>
+      </w:r>
+      <w:proofErr w:type="spellStart"/>
+      <w:r>
+        <w:t>Rosject</w:t>
+      </w:r>
+      <w:proofErr w:type="spellEnd"/>
+      <w:r>
+        <w:t xml:space="preserve"> shell: start and pause keypresses published and confirmed, alongside the live Simulation panel.</w:t>
+      </w:r>
+      <w:bookmarkEnd w:id="34"/>
     </w:p>
     <w:p>
       <w:pPr>
@@ -8622,29 +11978,41 @@
           <w:lang w:eastAsia="en-GB"/>
           <w14:ligatures w14:val="none"/>
         </w:rPr>
-        <w:lastRenderedPageBreak/>
-        <w:t xml:space="preserve">Figure 5 is a live </w:t>
-      </w:r>
-      <w:r>
-        <w:rPr>
-          <w:rFonts w:eastAsia="Times New Roman" w:cs="Times New Roman"/>
-          <w:color w:val="000000"/>
-          <w:kern w:val="0"/>
-          <w:sz w:val="22"/>
-          <w:lang w:eastAsia="en-GB"/>
-          <w14:ligatures w14:val="none"/>
-        </w:rPr>
-        <w:t>ros2 topic echo /mission_state</w:t>
-      </w:r>
-      <w:r>
-        <w:rPr>
-          <w:rFonts w:eastAsia="Times New Roman" w:cs="Times New Roman"/>
-          <w:color w:val="000000"/>
-          <w:kern w:val="0"/>
-          <w:lang w:eastAsia="en-GB"/>
-          <w14:ligatures w14:val="none"/>
-        </w:rPr>
-        <w:t xml:space="preserve"> capture. Reading oldest to newest, it records AVOID_OBSTACLE, REPLAN, AVOID_OBSTACLE, IDLE, PLANNING, NAVIGATE and finally MISSION_COMPLETE: the robot was mid-avoidance, returned briefly to IDLE, most likely paused and restarted via the keyboard node in Figure 4, then re-planned, navigated and completed, the clearest direct evidence of a full mission carried through on the required platform.</w:t>
+        <w:t xml:space="preserve">Figure 8 is a live </w:t>
+      </w:r>
+      <w:r>
+        <w:rPr>
+          <w:rFonts w:eastAsia="Times New Roman" w:cs="Times New Roman"/>
+          <w:color w:val="000000"/>
+          <w:kern w:val="0"/>
+          <w:sz w:val="22"/>
+          <w:lang w:eastAsia="en-GB"/>
+          <w14:ligatures w14:val="none"/>
+        </w:rPr>
+        <w:t>ros2 topic echo /</w:t>
+      </w:r>
+      <w:proofErr w:type="spellStart"/>
+      <w:r>
+        <w:rPr>
+          <w:rFonts w:eastAsia="Times New Roman" w:cs="Times New Roman"/>
+          <w:color w:val="000000"/>
+          <w:kern w:val="0"/>
+          <w:sz w:val="22"/>
+          <w:lang w:eastAsia="en-GB"/>
+          <w14:ligatures w14:val="none"/>
+        </w:rPr>
+        <w:t>mission_state</w:t>
+      </w:r>
+      <w:proofErr w:type="spellEnd"/>
+      <w:r>
+        <w:rPr>
+          <w:rFonts w:eastAsia="Times New Roman" w:cs="Times New Roman"/>
+          <w:color w:val="000000"/>
+          <w:kern w:val="0"/>
+          <w:lang w:eastAsia="en-GB"/>
+          <w14:ligatures w14:val="none"/>
+        </w:rPr>
+        <w:t xml:space="preserve"> capture. Reading oldest to newest, it records AVOID_OBSTACLE, REPLAN, AVOID_OBSTACLE, IDLE, PLANNING, NAVIGATE and finally MISSION_COMPLETE: the robot was mid-avoidance, returned briefly to IDLE, most likely paused and restarted via the keyboard node in Figure 7, then re-planned, navigated and completed, the clearest direct evidence of a full mission carried through on the required platform.</w:t>
       </w:r>
     </w:p>
     <w:p>
@@ -8662,11 +12030,12 @@
           <w:lang w:eastAsia="en-GB"/>
           <w14:ligatures w14:val="none"/>
         </w:rPr>
+        <w:lastRenderedPageBreak/>
         <w:drawing>
           <wp:inline distT="0" distB="0" distL="0" distR="0" wp14:anchorId="20176126" wp14:editId="3BF6B7EF">
             <wp:extent cx="5334000" cy="2369894"/>
             <wp:effectExtent l="0" t="0" r="0" b="0"/>
-            <wp:docPr id="42" name="Picture" descr="Figure 5. Live /mission_state echo showing the robot cycle through AVOID_OBSTACLE, REPLAN, IDLE, PLANNING, NAVIGATE and MISSION_COMPLETE."/>
+            <wp:docPr id="42" name="Picture" descr="Figure 8. Live /mission_state echo showing the robot cycle through AVOID_OBSTACLE, REPLAN, IDLE, PLANNING, NAVIGATE and MISSION_COMPLETE."/>
             <wp:cNvGraphicFramePr/>
             <a:graphic xmlns:a="http://schemas.openxmlformats.org/drawingml/2006/main">
               <a:graphicData uri="http://schemas.openxmlformats.org/drawingml/2006/picture">
@@ -8678,7 +12047,7 @@
                     </pic:cNvPicPr>
                   </pic:nvPicPr>
                   <pic:blipFill>
-                    <a:blip r:embed="rId17"/>
+                    <a:blip r:embed="rId21"/>
                     <a:stretch>
                       <a:fillRect/>
                     </a:stretch>
@@ -8716,7 +12085,7 @@
           <w14:ligatures w14:val="none"/>
         </w:rPr>
       </w:pPr>
-      <w:bookmarkStart w:id="29" w:name="_Toc241518169"/>
+      <w:bookmarkStart w:id="35" w:name="_Toc241518169"/>
       <w:r>
         <w:t xml:space="preserve">Figure </w:t>
       </w:r>
@@ -8733,18 +12102,23 @@
         <w:rPr>
           <w:noProof/>
         </w:rPr>
-        <w:t>5</w:t>
+        <w:t>8</w:t>
       </w:r>
       <w:r>
         <w:fldChar w:fldCharType="end"/>
       </w:r>
       <w:r>
-        <w:t xml:space="preserve">: </w:t>
-      </w:r>
-      <w:r>
-        <w:t>Live /mission_state echo showing the robot cycle through AVOID_OBSTACLE, REPLAN, IDLE, PLANNING, NAVIGATE and MISSION_COMPLETE.</w:t>
-      </w:r>
-      <w:bookmarkEnd w:id="29"/>
+        <w:t>: Live /</w:t>
+      </w:r>
+      <w:proofErr w:type="spellStart"/>
+      <w:r>
+        <w:t>mission_state</w:t>
+      </w:r>
+      <w:proofErr w:type="spellEnd"/>
+      <w:r>
+        <w:t xml:space="preserve"> echo showing the robot cycle through AVOID_OBSTACLE, REPLAN, IDLE, PLANNING, NAVIGATE and MISSION_COMPLETE.</w:t>
+      </w:r>
+      <w:bookmarkEnd w:id="35"/>
     </w:p>
     <w:p>
       <w:pPr>
@@ -8765,8 +12139,9 @@
           <w:lang w:eastAsia="en-GB"/>
           <w14:ligatures w14:val="none"/>
         </w:rPr>
-        <w:t xml:space="preserve">Figure 6 captures </w:t>
-      </w:r>
+        <w:t xml:space="preserve">Figure 9 captures </w:t>
+      </w:r>
+      <w:proofErr w:type="spellStart"/>
       <w:r>
         <w:rPr>
           <w:rFonts w:eastAsia="Times New Roman" w:cs="Times New Roman"/>
@@ -8786,7 +12161,18 @@
           <w:lang w:eastAsia="en-GB"/>
           <w14:ligatures w14:val="none"/>
         </w:rPr>
-        <w:t>’s periodic summary shortly before that completion, reproduced in Table 4. As the header still reads “in progress” at capture, these are the last recorded progress figures rather than a separate post-completion summary, logged shortly before the MISSION_COMPLETE transition in Figure 5.</w:t>
+        <w:t>’s</w:t>
+      </w:r>
+      <w:proofErr w:type="spellEnd"/>
+      <w:r>
+        <w:rPr>
+          <w:rFonts w:eastAsia="Times New Roman" w:cs="Times New Roman"/>
+          <w:color w:val="000000"/>
+          <w:kern w:val="0"/>
+          <w:lang w:eastAsia="en-GB"/>
+          <w14:ligatures w14:val="none"/>
+        </w:rPr>
+        <w:t xml:space="preserve"> periodic summary shortly before that completion, reproduced in Table 4. As the header still reads “in progress” at capture, these are the last recorded progress figures rather than a separate post-completion summary, logged shortly before the MISSION_COMPLETE transition in Figure 8.</w:t>
       </w:r>
     </w:p>
     <w:p>
@@ -8804,12 +12190,11 @@
           <w:lang w:eastAsia="en-GB"/>
           <w14:ligatures w14:val="none"/>
         </w:rPr>
-        <w:lastRenderedPageBreak/>
         <w:drawing>
           <wp:inline distT="0" distB="0" distL="0" distR="0" wp14:anchorId="02FB3075" wp14:editId="797EA9CE">
             <wp:extent cx="5334000" cy="2552103"/>
             <wp:effectExtent l="0" t="0" r="0" b="0"/>
-            <wp:docPr id="45" name="Picture" descr="Figure 6. monitor_node’s mission summary, captured shortly before MISSION_COMPLETE."/>
+            <wp:docPr id="45" name="Picture" descr="Figure 9. monitor_node’s mission summary, captured shortly before MISSION_COMPLETE."/>
             <wp:cNvGraphicFramePr/>
             <a:graphic xmlns:a="http://schemas.openxmlformats.org/drawingml/2006/main">
               <a:graphicData uri="http://schemas.openxmlformats.org/drawingml/2006/picture">
@@ -8821,7 +12206,7 @@
                     </pic:cNvPicPr>
                   </pic:nvPicPr>
                   <pic:blipFill>
-                    <a:blip r:embed="rId18"/>
+                    <a:blip r:embed="rId22"/>
                     <a:stretch>
                       <a:fillRect/>
                     </a:stretch>
@@ -8859,7 +12244,7 @@
           <w14:ligatures w14:val="none"/>
         </w:rPr>
       </w:pPr>
-      <w:bookmarkStart w:id="30" w:name="_Toc241518170"/>
+      <w:bookmarkStart w:id="36" w:name="_Toc241518170"/>
       <w:r>
         <w:t xml:space="preserve">Figure </w:t>
       </w:r>
@@ -8876,7 +12261,7 @@
         <w:rPr>
           <w:noProof/>
         </w:rPr>
-        <w:t>6</w:t>
+        <w:t>9</w:t>
       </w:r>
       <w:r>
         <w:fldChar w:fldCharType="end"/>
@@ -8884,16 +12269,22 @@
       <w:r>
         <w:t xml:space="preserve">: </w:t>
       </w:r>
-      <w:r>
-        <w:t>monitor_node’s mission summary, captured shortly before MISSION_COMPLETE.</w:t>
-      </w:r>
-      <w:bookmarkEnd w:id="30"/>
+      <w:proofErr w:type="spellStart"/>
+      <w:r>
+        <w:t>monitor_node’s</w:t>
+      </w:r>
+      <w:proofErr w:type="spellEnd"/>
+      <w:r>
+        <w:t xml:space="preserve"> mission summary, captured shortly before MISSION_COMPLETE.</w:t>
+      </w:r>
+      <w:bookmarkEnd w:id="36"/>
     </w:p>
     <w:p>
       <w:pPr>
         <w:pStyle w:val="TableStyle"/>
         <w:spacing w:before="240"/>
       </w:pPr>
+      <w:bookmarkStart w:id="37" w:name="_Toc240463753"/>
       <w:r>
         <w:t xml:space="preserve">Table </w:t>
       </w:r>
@@ -8916,11 +12307,33 @@
         <w:fldChar w:fldCharType="end"/>
       </w:r>
       <w:r>
-        <w:t xml:space="preserve">: </w:t>
-      </w:r>
-      <w:r>
-        <w:t>Mission summary logged by monitor_node on TheConstruct.ai, Rosject XctZpczWOA, shortly before MISSION_COMPLETE.</w:t>
-      </w:r>
+        <w:t xml:space="preserve">: Mission summary logged by </w:t>
+      </w:r>
+      <w:proofErr w:type="spellStart"/>
+      <w:r>
+        <w:t>monitor_node</w:t>
+      </w:r>
+      <w:proofErr w:type="spellEnd"/>
+      <w:r>
+        <w:t xml:space="preserve"> on TheConstruct.ai, </w:t>
+      </w:r>
+      <w:proofErr w:type="spellStart"/>
+      <w:r>
+        <w:t>Rosject</w:t>
+      </w:r>
+      <w:proofErr w:type="spellEnd"/>
+      <w:r>
+        <w:t xml:space="preserve"> </w:t>
+      </w:r>
+      <w:proofErr w:type="spellStart"/>
+      <w:r>
+        <w:t>XctZpczWOA</w:t>
+      </w:r>
+      <w:proofErr w:type="spellEnd"/>
+      <w:r>
+        <w:t>, shortly before MISSION_COMPLETE.</w:t>
+      </w:r>
+      <w:bookmarkEnd w:id="37"/>
     </w:p>
     <w:tbl>
       <w:tblPr>
@@ -8930,8 +12343,8 @@
         <w:tblLook w:val="0020" w:firstRow="1" w:lastRow="0" w:firstColumn="0" w:lastColumn="0" w:noHBand="0" w:noVBand="0"/>
       </w:tblPr>
       <w:tblGrid>
-        <w:gridCol w:w="3163"/>
-        <w:gridCol w:w="1003"/>
+        <w:gridCol w:w="2672"/>
+        <w:gridCol w:w="872"/>
       </w:tblGrid>
       <w:tr>
         <w:trPr>
@@ -8963,6 +12376,7 @@
                 <w:b/>
                 <w:bCs/>
               </w:rPr>
+              <w:lastRenderedPageBreak/>
               <w:t>Metric</w:t>
             </w:r>
           </w:p>
@@ -9348,7 +12762,29 @@
           <w:lang w:eastAsia="en-GB"/>
           <w14:ligatures w14:val="none"/>
         </w:rPr>
-        <w:t>The local Jazzy/Harmonic workspace supplied one further, supplementary view not easily captured inside the Rosject browser window: Figure 7 shows native LIDAR-ray visualisation active near a pallet obstacle, with the forward camera feed in the same panel, confirming the sensing picture the AVOID_OBSTACLE logic in Section 4.2 acts on.</w:t>
+        <w:t xml:space="preserve">The local Jazzy/Harmonic workspace supplied one further, supplementary view not easily captured inside the </w:t>
+      </w:r>
+      <w:proofErr w:type="spellStart"/>
+      <w:r>
+        <w:rPr>
+          <w:rFonts w:eastAsia="Times New Roman" w:cs="Times New Roman"/>
+          <w:color w:val="000000"/>
+          <w:kern w:val="0"/>
+          <w:lang w:eastAsia="en-GB"/>
+          <w14:ligatures w14:val="none"/>
+        </w:rPr>
+        <w:t>Rosject</w:t>
+      </w:r>
+      <w:proofErr w:type="spellEnd"/>
+      <w:r>
+        <w:rPr>
+          <w:rFonts w:eastAsia="Times New Roman" w:cs="Times New Roman"/>
+          <w:color w:val="000000"/>
+          <w:kern w:val="0"/>
+          <w:lang w:eastAsia="en-GB"/>
+          <w14:ligatures w14:val="none"/>
+        </w:rPr>
+        <w:t xml:space="preserve"> browser window: Figure 10 shows native LIDAR-ray visualisation active near a pallet obstacle, with the forward camera feed in the same panel, confirming the sensing picture the AVOID_OBSTACLE logic in Section 4.2 acts on.</w:t>
       </w:r>
     </w:p>
     <w:p>
@@ -9366,12 +12802,11 @@
           <w:lang w:eastAsia="en-GB"/>
           <w14:ligatures w14:val="none"/>
         </w:rPr>
-        <w:lastRenderedPageBreak/>
         <w:drawing>
           <wp:inline distT="0" distB="0" distL="0" distR="0" wp14:anchorId="0B45319D" wp14:editId="788CFC1E">
             <wp:extent cx="5334000" cy="2859857"/>
             <wp:effectExtent l="0" t="0" r="0" b="0"/>
-            <wp:docPr id="48" name="Picture" descr="Figure 7. Local Gazebo Harmonic verification: LIDAR rays visualised around the robot near a pallet obstacle, with the forward camera feed shown alongside."/>
+            <wp:docPr id="48" name="Picture" descr="Figure 10. Local Gazebo Harmonic verification: LIDAR rays visualised around the robot near a pallet obstacle, with the forward camera feed shown alongside."/>
             <wp:cNvGraphicFramePr/>
             <a:graphic xmlns:a="http://schemas.openxmlformats.org/drawingml/2006/main">
               <a:graphicData uri="http://schemas.openxmlformats.org/drawingml/2006/picture">
@@ -9383,7 +12818,7 @@
                     </pic:cNvPicPr>
                   </pic:nvPicPr>
                   <pic:blipFill>
-                    <a:blip r:embed="rId19"/>
+                    <a:blip r:embed="rId23"/>
                     <a:stretch>
                       <a:fillRect/>
                     </a:stretch>
@@ -9421,7 +12856,7 @@
           <w14:ligatures w14:val="none"/>
         </w:rPr>
       </w:pPr>
-      <w:bookmarkStart w:id="31" w:name="_Toc241518171"/>
+      <w:bookmarkStart w:id="38" w:name="_Toc241518171"/>
       <w:r>
         <w:t xml:space="preserve">Figure </w:t>
       </w:r>
@@ -9438,52 +12873,72 @@
         <w:rPr>
           <w:noProof/>
         </w:rPr>
-        <w:t>7</w:t>
+        <w:t>10</w:t>
       </w:r>
       <w:r>
         <w:fldChar w:fldCharType="end"/>
       </w:r>
       <w:r>
-        <w:t xml:space="preserve">: </w:t>
-      </w:r>
-      <w:r>
-        <w:t>Local Gazebo Harmonic verification: LIDAR rays visualised around the robot near a pallet obstacle, with the forward camera feed shown alongside.</w:t>
-      </w:r>
+        <w:t>: Local Gazebo Harmonic verification: LIDAR rays visualised around the robot near a pallet obstacle, with the forward camera feed shown alongside.</w:t>
+      </w:r>
+      <w:bookmarkEnd w:id="38"/>
+    </w:p>
+    <w:p>
+      <w:pPr>
+        <w:spacing w:before="240" w:after="180" w:line="360" w:lineRule="auto"/>
+        <w:rPr>
+          <w:rFonts w:eastAsia="Times New Roman" w:cs="Times New Roman"/>
+          <w:color w:val="000000"/>
+          <w:kern w:val="0"/>
+          <w:lang w:eastAsia="en-GB"/>
+          <w14:ligatures w14:val="none"/>
+        </w:rPr>
+      </w:pPr>
+      <w:r>
+        <w:rPr>
+          <w:rFonts w:eastAsia="Times New Roman" w:cs="Times New Roman"/>
+          <w:color w:val="000000"/>
+          <w:kern w:val="0"/>
+          <w:lang w:eastAsia="en-GB"/>
+          <w14:ligatures w14:val="none"/>
+        </w:rPr>
+        <w:t xml:space="preserve">Five test cases are directly evidenced on the required platform: </w:t>
+      </w:r>
+      <w:proofErr w:type="spellStart"/>
+      <w:r>
+        <w:rPr>
+          <w:rFonts w:eastAsia="Times New Roman" w:cs="Times New Roman"/>
+          <w:color w:val="000000"/>
+          <w:kern w:val="0"/>
+          <w:lang w:eastAsia="en-GB"/>
+          <w14:ligatures w14:val="none"/>
+        </w:rPr>
+        <w:t>Rosject</w:t>
+      </w:r>
+      <w:proofErr w:type="spellEnd"/>
+      <w:r>
+        <w:rPr>
+          <w:rFonts w:eastAsia="Times New Roman" w:cs="Times New Roman"/>
+          <w:color w:val="000000"/>
+          <w:kern w:val="0"/>
+          <w:lang w:eastAsia="en-GB"/>
+          <w14:ligatures w14:val="none"/>
+        </w:rPr>
+        <w:t xml:space="preserve"> identity and a live simulation (Figure 5); a continuously running world (Figure 6); keyboard HRI with confirmed acknowledgement (Figure 7); a complete state cycle reaching MISSION_COMPLETE (Figure 8); and logged mission metrics (Figure 9, Table 4). LIDAR sensing is additionally evidenced locally (Figure 10).</w:t>
+      </w:r>
+    </w:p>
+    <w:p>
+      <w:pPr>
+        <w:pStyle w:val="Heading2"/>
+      </w:pPr>
+      <w:bookmarkStart w:id="39" w:name="_Toc241518199"/>
+      <w:bookmarkStart w:id="40" w:name="evaluation-and-reflection-1"/>
       <w:bookmarkEnd w:id="31"/>
-    </w:p>
-    <w:p>
-      <w:pPr>
-        <w:spacing w:before="240" w:after="180" w:line="360" w:lineRule="auto"/>
-        <w:rPr>
-          <w:rFonts w:eastAsia="Times New Roman" w:cs="Times New Roman"/>
-          <w:color w:val="000000"/>
-          <w:kern w:val="0"/>
-          <w:lang w:eastAsia="en-GB"/>
-          <w14:ligatures w14:val="none"/>
-        </w:rPr>
-      </w:pPr>
-      <w:r>
-        <w:rPr>
-          <w:rFonts w:eastAsia="Times New Roman" w:cs="Times New Roman"/>
-          <w:color w:val="000000"/>
-          <w:kern w:val="0"/>
-          <w:lang w:eastAsia="en-GB"/>
-          <w14:ligatures w14:val="none"/>
-        </w:rPr>
-        <w:t>Five test cases are directly evidenced on the required platform: Rosject identity and a live simulation (Figure 2); a continuously running world (Figure 3); keyboard HRI with confirmed acknowledgement (Figure 4); a complete state cycle reaching MISSION_COMPLETE (Figure 5); and logged mission metrics (Figure 6, Table 4). LIDAR sensing is additionally evidenced locally (Figure 7).</w:t>
-      </w:r>
-    </w:p>
-    <w:p>
-      <w:pPr>
-        <w:pStyle w:val="Heading2"/>
-      </w:pPr>
-      <w:bookmarkStart w:id="32" w:name="evaluation-and-reflection-1"/>
-      <w:bookmarkStart w:id="33" w:name="_Toc241518199"/>
-      <w:bookmarkEnd w:id="24"/>
-      <w:r>
+      <w:r>
+        <w:lastRenderedPageBreak/>
         <w:t>4.4 Evaluation and Reflection</w:t>
       </w:r>
-      <w:bookmarkEnd w:id="33"/>
+      <w:bookmarkEnd w:id="39"/>
     </w:p>
     <w:p>
       <w:pPr>
@@ -9504,7 +12959,7 @@
           <w:lang w:eastAsia="en-GB"/>
           <w14:ligatures w14:val="none"/>
         </w:rPr>
-        <w:t>Table 4 is informative about a limitation met during development: eleven obstacle encounters against 12.16 m travelled, with 61.7 s in IDLE, points to a mission that included at least one operator pause and restart, consistent with Figure 5. Several rounds of tuning were needed: the required escape-heading clearance was originally set well above the robot’s actual half-width, causing unnecessary detours around gaps it could physically fit through; and an earlier scoring rule always picked the heading most aligned with the goal even at bare-minimum clearance, causing an oscillation where the robot hugged one edge of a gap, stalled, and retried on the other side. Both were corrected, by trimming margins closer to the real 0.11 m half-width and preferring, among similarly aligned headings, whichever offered more open space; only 10.3 s was ultimately spent in AVOID_OBSTACLE against 59.8 s in NAVIGATE, a marked improvement on earlier local trials where avoidance dominated.</w:t>
+        <w:t>Table 4 is informative about a limitation met during development: eleven obstacle encounters against 12.16 m travelled, with 61.7 s in IDLE, points to at least one operator pause and restart, consistent with Figure 8. Several rounds of tuning were needed: the required escape-heading clearance was originally set well above the robot’s half-width, causing detours around gaps it could fit through, and an earlier scoring rule always picked the heading most aligned with the goal even at minimum clearance, causing oscillation at gap edges. Both were corrected by trimming margins closer to the real 0.11 m half-width and preferring, among similarly aligned headings, the one with more open space; only 10.3 s was ultimately spent in AVOID_OBSTACLE against 59.8 s in NAVIGATE.</w:t>
       </w:r>
     </w:p>
     <w:p>
@@ -9526,8 +12981,117 @@
           <w:lang w:eastAsia="en-GB"/>
           <w14:ligatures w14:val="none"/>
         </w:rPr>
-        <w:lastRenderedPageBreak/>
-        <w:t>A second limitation is the REPLAN state’s simplicity: it drives forward along a probed-clear heading for a fixed distance rather than computing a genuine path around the obstacle’s full extent. A local costmap-based planner, as used within the Nav2 navigation stack (Macenski et al., 2020), would route around extended obstacles more efficiently than this probe-and-commit approach, at the cost of considerably more implementation complexity. A third, procedural limitation is that TheConstruct.ai’s free tier issues no permanent shareable simulation URL, so the Rosject is shared by its unique name, XctZpczWOA, a platform constraint rather than a shortcoming of the package.</w:t>
+        <w:t xml:space="preserve">A second limitation is the REPLAN state’s simplicity: it drives forward along a probed-clear heading for a fixed distance rather than computing a genuine path around the obstacle’s full extent. A local </w:t>
+      </w:r>
+      <w:proofErr w:type="spellStart"/>
+      <w:r>
+        <w:rPr>
+          <w:rFonts w:eastAsia="Times New Roman" w:cs="Times New Roman"/>
+          <w:color w:val="000000"/>
+          <w:kern w:val="0"/>
+          <w:lang w:eastAsia="en-GB"/>
+          <w14:ligatures w14:val="none"/>
+        </w:rPr>
+        <w:t>costmap</w:t>
+      </w:r>
+      <w:proofErr w:type="spellEnd"/>
+      <w:r>
+        <w:rPr>
+          <w:rFonts w:eastAsia="Times New Roman" w:cs="Times New Roman"/>
+          <w:color w:val="000000"/>
+          <w:kern w:val="0"/>
+          <w:lang w:eastAsia="en-GB"/>
+          <w14:ligatures w14:val="none"/>
+        </w:rPr>
+        <w:t>-based planner, as used within the Nav2 navigation stack (</w:t>
+      </w:r>
+      <w:proofErr w:type="spellStart"/>
+      <w:r>
+        <w:rPr>
+          <w:rFonts w:eastAsia="Times New Roman" w:cs="Times New Roman"/>
+          <w:color w:val="000000"/>
+          <w:kern w:val="0"/>
+          <w:lang w:eastAsia="en-GB"/>
+          <w14:ligatures w14:val="none"/>
+        </w:rPr>
+        <w:t>Macenski</w:t>
+      </w:r>
+      <w:proofErr w:type="spellEnd"/>
+      <w:r>
+        <w:rPr>
+          <w:rFonts w:eastAsia="Times New Roman" w:cs="Times New Roman"/>
+          <w:color w:val="000000"/>
+          <w:kern w:val="0"/>
+          <w:lang w:eastAsia="en-GB"/>
+          <w14:ligatures w14:val="none"/>
+        </w:rPr>
+        <w:t xml:space="preserve"> et al., 2020), would route around extended obstacles more efficiently than this probe-and-commit approach, at the cost of considerably more implementation complexity. A third, procedural limitation is that </w:t>
+      </w:r>
+      <w:proofErr w:type="spellStart"/>
+      <w:r>
+        <w:rPr>
+          <w:rFonts w:eastAsia="Times New Roman" w:cs="Times New Roman"/>
+          <w:color w:val="000000"/>
+          <w:kern w:val="0"/>
+          <w:lang w:eastAsia="en-GB"/>
+          <w14:ligatures w14:val="none"/>
+        </w:rPr>
+        <w:t>TheConstruct.ai’s</w:t>
+      </w:r>
+      <w:proofErr w:type="spellEnd"/>
+      <w:r>
+        <w:rPr>
+          <w:rFonts w:eastAsia="Times New Roman" w:cs="Times New Roman"/>
+          <w:color w:val="000000"/>
+          <w:kern w:val="0"/>
+          <w:lang w:eastAsia="en-GB"/>
+          <w14:ligatures w14:val="none"/>
+        </w:rPr>
+        <w:t xml:space="preserve"> free tier issues no permanent shareable simulation URL, so the </w:t>
+      </w:r>
+      <w:proofErr w:type="spellStart"/>
+      <w:r>
+        <w:rPr>
+          <w:rFonts w:eastAsia="Times New Roman" w:cs="Times New Roman"/>
+          <w:color w:val="000000"/>
+          <w:kern w:val="0"/>
+          <w:lang w:eastAsia="en-GB"/>
+          <w14:ligatures w14:val="none"/>
+        </w:rPr>
+        <w:t>Rosject</w:t>
+      </w:r>
+      <w:proofErr w:type="spellEnd"/>
+      <w:r>
+        <w:rPr>
+          <w:rFonts w:eastAsia="Times New Roman" w:cs="Times New Roman"/>
+          <w:color w:val="000000"/>
+          <w:kern w:val="0"/>
+          <w:lang w:eastAsia="en-GB"/>
+          <w14:ligatures w14:val="none"/>
+        </w:rPr>
+        <w:t xml:space="preserve"> is shared by its unique name, </w:t>
+      </w:r>
+      <w:proofErr w:type="spellStart"/>
+      <w:r>
+        <w:rPr>
+          <w:rFonts w:eastAsia="Times New Roman" w:cs="Times New Roman"/>
+          <w:color w:val="000000"/>
+          <w:kern w:val="0"/>
+          <w:lang w:eastAsia="en-GB"/>
+          <w14:ligatures w14:val="none"/>
+        </w:rPr>
+        <w:t>XctZpczWOA</w:t>
+      </w:r>
+      <w:proofErr w:type="spellEnd"/>
+      <w:r>
+        <w:rPr>
+          <w:rFonts w:eastAsia="Times New Roman" w:cs="Times New Roman"/>
+          <w:color w:val="000000"/>
+          <w:kern w:val="0"/>
+          <w:lang w:eastAsia="en-GB"/>
+          <w14:ligatures w14:val="none"/>
+        </w:rPr>
+        <w:t>, a platform constraint rather than a shortcoming of the package.</w:t>
       </w:r>
     </w:p>
     <w:p>
@@ -9549,9 +13113,33 @@
           <w:lang w:eastAsia="en-GB"/>
           <w14:ligatures w14:val="none"/>
         </w:rPr>
-        <w:t>Despite these limitations, the underlying approach, a small number of explicit states, reactive obstacle handling backed by a redundant odometry check, and continuous self-reporting, maps directly onto real warehouse and service robotics, where operational staff generally need to understand why a robot took a particular action rather than trust an opaque policy (Siegwart, Nourbakhsh and Scaramuzza, 2011). The obstacle-encounter count and per-state timing in Table 4, logged on the platform the brief specifies and culminating in a genuine MISSION_COMPLETE transition, are exactly the kind of evidence a site operator would want before trusting a patrol robot in a live warehouse.</w:t>
-      </w:r>
-    </w:p>
+        <w:t xml:space="preserve">Despite these limitations, the underlying approach, a small number of explicit states, reactive obstacle handling backed by a redundant odometry check, and continuous self-reporting, maps directly onto real warehouse and service robotics, where operational staff generally need to understand why a robot took a particular action rather than trust an opaque policy (Siegwart, Nourbakhsh and </w:t>
+      </w:r>
+      <w:proofErr w:type="spellStart"/>
+      <w:r>
+        <w:rPr>
+          <w:rFonts w:eastAsia="Times New Roman" w:cs="Times New Roman"/>
+          <w:color w:val="000000"/>
+          <w:kern w:val="0"/>
+          <w:lang w:eastAsia="en-GB"/>
+          <w14:ligatures w14:val="none"/>
+        </w:rPr>
+        <w:t>Scaramuzza</w:t>
+      </w:r>
+      <w:proofErr w:type="spellEnd"/>
+      <w:r>
+        <w:rPr>
+          <w:rFonts w:eastAsia="Times New Roman" w:cs="Times New Roman"/>
+          <w:color w:val="000000"/>
+          <w:kern w:val="0"/>
+          <w:lang w:eastAsia="en-GB"/>
+          <w14:ligatures w14:val="none"/>
+        </w:rPr>
+        <w:t>, 2011). The obstacle-encounter count and per-state timing in Table 4, logged on the platform the brief specifies and culminating in a genuine MISSION_COMPLETE transition, are exactly the kind of evidence a site operator would want before trusting a patrol robot in a live warehouse.</w:t>
+      </w:r>
+    </w:p>
+    <w:bookmarkEnd w:id="20"/>
+    <w:bookmarkEnd w:id="40"/>
     <w:p>
       <w:pPr>
         <w:spacing w:after="160"/>
@@ -9568,9 +13156,6 @@
           <w14:ligatures w14:val="none"/>
         </w:rPr>
       </w:pPr>
-      <w:bookmarkStart w:id="34" w:name="combined-evaluation-and-reflection"/>
-      <w:bookmarkEnd w:id="18"/>
-      <w:bookmarkEnd w:id="32"/>
       <w:r>
         <w:br w:type="page"/>
       </w:r>
@@ -9579,12 +13164,12 @@
       <w:pPr>
         <w:pStyle w:val="Heading1"/>
       </w:pPr>
-      <w:bookmarkStart w:id="35" w:name="_Toc241518200"/>
+      <w:bookmarkStart w:id="41" w:name="_Toc241518200"/>
       <w:r>
         <w:lastRenderedPageBreak/>
         <w:t>Combined Evaluation and Reflection</w:t>
       </w:r>
-      <w:bookmarkEnd w:id="35"/>
+      <w:bookmarkEnd w:id="41"/>
     </w:p>
     <w:p>
       <w:pPr>
@@ -9605,27 +13190,7 @@
           <w:lang w:eastAsia="en-GB"/>
           <w14:ligatures w14:val="none"/>
         </w:rPr>
-        <w:t>Together, the two tasks address complementary halves of the same question: how a robotic system represents and acts on the meaning of what is around it. Task 1 demonstrates semantic representation in a static, fully observable scene, where roles are assigned by the designer and retrieved through dictionary lookups; the fourteen-row registry in Table 1 and the sub-tenth-of-a-metre nearest-target result in Section 3.</w:t>
-      </w:r>
-      <w:r>
-        <w:rPr>
-          <w:rFonts w:eastAsia="Times New Roman" w:cs="Times New Roman"/>
-          <w:color w:val="000000"/>
-          <w:kern w:val="0"/>
-          <w:lang w:eastAsia="en-GB"/>
-          <w14:ligatures w14:val="none"/>
-        </w:rPr>
-        <w:t>5</w:t>
-      </w:r>
-      <w:r>
-        <w:rPr>
-          <w:rFonts w:eastAsia="Times New Roman" w:cs="Times New Roman"/>
-          <w:color w:val="000000"/>
-          <w:kern w:val="0"/>
-          <w:lang w:eastAsia="en-GB"/>
-          <w14:ligatures w14:val="none"/>
-        </w:rPr>
-        <w:t xml:space="preserve"> show that lookup working correctly. Task 2 demonstrates semantically informed behaviour in a dynamic setting, where the robot reacts to LIDAR and odometry in real time and selects among six states whose meaning, avoiding, replanning, completing, is a label it applies to its own behaviour rather than an external object.</w:t>
+        <w:t>Together, the two tasks address one question: how a robotic system represents and acts on the meaning of what is around it. Task 1 demonstrates semantic representation in a static scene, where roles are assigned by the designer and retrieved by dictionary lookup, as the registry in Table 1 and the sub-tenth-of-a-metre nearest-target result in Section 3.5 show. Task 2 demonstrates semantically informed behaviour in a dynamic setting, where the robot selects among six states whose meaning, avoiding, replanning, completing, is a label it applies to its own behaviour.</w:t>
       </w:r>
     </w:p>
     <w:p>
@@ -9649,10 +13214,8 @@
           <w:lang w:eastAsia="en-GB"/>
           <w14:ligatures w14:val="none"/>
         </w:rPr>
-        <w:t>Working through both tasks reinforced that simulation, perception, navigation and monitoring are stages of one pipeline rather than separate concerns. The camera-based observation in Task 1 and the LIDAR-based sensing in Task 2 both feed a decision layer, whether query functions or a finite state machine, and both benefit from an explicit monitoring mechanism, print_object_roles and monitor_node respectively, that lets internal reasoning be inspected rather than treated as a black box. The most instructive moment was arguably a documented failure rather than a success: the over-cautious obstacle avoidance in Task 2, corrected across several rounds of threshold tuning, shows a system can be technically correct, avoiding every obstacle, while still being a poor design that wastes most of its time doing so, and that catching this required the monitoring layer itself.</w:t>
-      </w:r>
-      <w:bookmarkStart w:id="36" w:name="concluding-remarks"/>
-      <w:bookmarkEnd w:id="34"/>
+        <w:t>Working through both tasks reinforced that simulation, perception, navigation and monitoring are stages of one pipeline. The camera observation in Task 1 and the LIDAR sensing in Task 2 both feed a decision layer, whether query functions or a state machine, and both benefit from an explicit monitoring mechanism that lets internal reasoning be inspected. The most instructive moment was a documented failure: the over-cautious obstacle avoidance in Task 2, corrected across several rounds of threshold tuning, showed that a system can avoid every obstacle yet still be a poor design, and catching this required the monitoring layer itself.</w:t>
+      </w:r>
     </w:p>
     <w:p>
       <w:pPr>
@@ -9684,12 +13247,12 @@
       <w:pPr>
         <w:pStyle w:val="Heading1"/>
       </w:pPr>
-      <w:bookmarkStart w:id="37" w:name="_Toc241518201"/>
+      <w:bookmarkStart w:id="42" w:name="_Toc241518201"/>
       <w:r>
         <w:lastRenderedPageBreak/>
         <w:t>Concluding Remarks</w:t>
       </w:r>
-      <w:bookmarkEnd w:id="37"/>
+      <w:bookmarkEnd w:id="42"/>
     </w:p>
     <w:p>
       <w:pPr>
@@ -9710,14 +13273,122 @@
           <w:lang w:eastAsia="en-GB"/>
           <w14:ligatures w14:val="none"/>
         </w:rPr>
-        <w:t>This report has documented two exercises for the Robotics Software and Programming module: a PyBullet simulation with object-level semantics stored as static metadata and queried through helper functions, and a ROS2 goal-oriented navigation system for a TurtleBot3 with a six-state machine, LIDAR and odometry based obstacle avoidance, keyboard HRI, and continuous self-monitoring. Both were implemented and executed against the requirements in the brief, and the evidence presented, a six-viewpoint render set and a full object registry for a publicly hosted Task 1 notebook, and Rosject, world, HRI, state-cycle and mission-metric screenshots captured directly on TheConstruct.ai for Task 2, is drawn from what each system actually produced rather than from an idealised description of what it was meant to do. Task 2 was run to a genuine MISSION_COMPLETE on the required platform, inside Rosject XctZpczWOA. The remaining outstanding item is procedural rather than technical: a cold-start confirmation of the Task 1 notebook running inside Colab itself, listed below. The clearest shared lesson is that semantic structure, whether encoded as metadata attached to objects or expressed through a robot’s own behavioural states, only becomes trustworthy once it is monitored and logged, not merely implemented.</w:t>
-      </w:r>
-      <w:bookmarkEnd w:id="36"/>
+        <w:t xml:space="preserve">This report has documented a </w:t>
+      </w:r>
+      <w:proofErr w:type="spellStart"/>
+      <w:r>
+        <w:rPr>
+          <w:rFonts w:eastAsia="Times New Roman" w:cs="Times New Roman"/>
+          <w:color w:val="000000"/>
+          <w:kern w:val="0"/>
+          <w:lang w:eastAsia="en-GB"/>
+          <w14:ligatures w14:val="none"/>
+        </w:rPr>
+        <w:t>PyBullet</w:t>
+      </w:r>
+      <w:proofErr w:type="spellEnd"/>
+      <w:r>
+        <w:rPr>
+          <w:rFonts w:eastAsia="Times New Roman" w:cs="Times New Roman"/>
+          <w:color w:val="000000"/>
+          <w:kern w:val="0"/>
+          <w:lang w:eastAsia="en-GB"/>
+          <w14:ligatures w14:val="none"/>
+        </w:rPr>
+        <w:t xml:space="preserve"> simulation with object-level semantics stored as static metadata and queried through helper functions, and a ROS2 goal-oriented navigation system for a TurtleBot3 with a six-state machine, LIDAR and odometry based obstacle avoidance, keyboard interaction and continuous self-monitoring. Both were implemented and executed against the brief, and the evidence presented is drawn from what each system actually produced: a six-viewpoint render set and object registry for a publicly hosted Task 1 notebook, and </w:t>
+      </w:r>
+      <w:proofErr w:type="spellStart"/>
+      <w:r>
+        <w:rPr>
+          <w:rFonts w:eastAsia="Times New Roman" w:cs="Times New Roman"/>
+          <w:color w:val="000000"/>
+          <w:kern w:val="0"/>
+          <w:lang w:eastAsia="en-GB"/>
+          <w14:ligatures w14:val="none"/>
+        </w:rPr>
+        <w:t>Rosject</w:t>
+      </w:r>
+      <w:proofErr w:type="spellEnd"/>
+      <w:r>
+        <w:rPr>
+          <w:rFonts w:eastAsia="Times New Roman" w:cs="Times New Roman"/>
+          <w:color w:val="000000"/>
+          <w:kern w:val="0"/>
+          <w:lang w:eastAsia="en-GB"/>
+          <w14:ligatures w14:val="none"/>
+        </w:rPr>
+        <w:t xml:space="preserve">, world, interaction, state-cycle and mission-metric screenshots captured on TheConstruct.ai for Task 2, which ran to a genuine MISSION_COMPLETE inside </w:t>
+      </w:r>
+      <w:proofErr w:type="spellStart"/>
+      <w:r>
+        <w:rPr>
+          <w:rFonts w:eastAsia="Times New Roman" w:cs="Times New Roman"/>
+          <w:color w:val="000000"/>
+          <w:kern w:val="0"/>
+          <w:lang w:eastAsia="en-GB"/>
+          <w14:ligatures w14:val="none"/>
+        </w:rPr>
+        <w:t>Rosject</w:t>
+      </w:r>
+      <w:proofErr w:type="spellEnd"/>
+      <w:r>
+        <w:rPr>
+          <w:rFonts w:eastAsia="Times New Roman" w:cs="Times New Roman"/>
+          <w:color w:val="000000"/>
+          <w:kern w:val="0"/>
+          <w:lang w:eastAsia="en-GB"/>
+          <w14:ligatures w14:val="none"/>
+        </w:rPr>
+        <w:t xml:space="preserve"> </w:t>
+      </w:r>
+      <w:proofErr w:type="spellStart"/>
+      <w:r>
+        <w:rPr>
+          <w:rFonts w:eastAsia="Times New Roman" w:cs="Times New Roman"/>
+          <w:color w:val="000000"/>
+          <w:kern w:val="0"/>
+          <w:lang w:eastAsia="en-GB"/>
+          <w14:ligatures w14:val="none"/>
+        </w:rPr>
+        <w:t>XctZpczWOA</w:t>
+      </w:r>
+      <w:proofErr w:type="spellEnd"/>
+      <w:r>
+        <w:rPr>
+          <w:rFonts w:eastAsia="Times New Roman" w:cs="Times New Roman"/>
+          <w:color w:val="000000"/>
+          <w:kern w:val="0"/>
+          <w:lang w:eastAsia="en-GB"/>
+          <w14:ligatures w14:val="none"/>
+        </w:rPr>
+        <w:t xml:space="preserve">. The one outstanding item is procedural: a cold-start confirmation of the Task 1 notebook inside </w:t>
+      </w:r>
+      <w:proofErr w:type="spellStart"/>
+      <w:r>
+        <w:rPr>
+          <w:rFonts w:eastAsia="Times New Roman" w:cs="Times New Roman"/>
+          <w:color w:val="000000"/>
+          <w:kern w:val="0"/>
+          <w:lang w:eastAsia="en-GB"/>
+          <w14:ligatures w14:val="none"/>
+        </w:rPr>
+        <w:t>Colab</w:t>
+      </w:r>
+      <w:proofErr w:type="spellEnd"/>
+      <w:r>
+        <w:rPr>
+          <w:rFonts w:eastAsia="Times New Roman" w:cs="Times New Roman"/>
+          <w:color w:val="000000"/>
+          <w:kern w:val="0"/>
+          <w:lang w:eastAsia="en-GB"/>
+          <w14:ligatures w14:val="none"/>
+        </w:rPr>
+        <w:t>, listed below. The shared lesson is that semantic structure, whether attached to objects or expressed through a robot’s own states, only becomes trustworthy once it is monitored and logged.</w:t>
+      </w:r>
     </w:p>
     <w:p>
       <w:pPr>
         <w:spacing w:after="160"/>
-        <w:jc w:val="left"/>
         <w:rPr>
           <w:rFonts w:eastAsiaTheme="majorEastAsia" w:cs="Times New Roman"/>
           <w:b/>
@@ -9737,12 +13408,12 @@
       <w:pPr>
         <w:pStyle w:val="Heading1"/>
       </w:pPr>
-      <w:bookmarkStart w:id="38" w:name="_Toc241518202"/>
+      <w:bookmarkStart w:id="43" w:name="_Toc241518202"/>
       <w:r>
         <w:lastRenderedPageBreak/>
         <w:t>Acknowledgement</w:t>
       </w:r>
-      <w:bookmarkEnd w:id="38"/>
+      <w:bookmarkEnd w:id="43"/>
     </w:p>
     <w:p>
       <w:pPr>
@@ -9759,31 +13430,7 @@
         <w:rPr>
           <w:rFonts w:cs="Times New Roman"/>
         </w:rPr>
-        <w:t>Perplexity AI (2026)</w:t>
-      </w:r>
-      <w:r>
-        <w:rPr>
-          <w:rFonts w:cs="Times New Roman"/>
-        </w:rPr>
-        <w:t xml:space="preserve"> </w:t>
-      </w:r>
-      <w:r>
-        <w:rPr>
-          <w:rFonts w:cs="Times New Roman"/>
-        </w:rPr>
-        <w:t>was used</w:t>
-      </w:r>
-      <w:r>
-        <w:rPr>
-          <w:rFonts w:cs="Times New Roman"/>
-        </w:rPr>
-        <w:t xml:space="preserve"> </w:t>
-      </w:r>
-      <w:r>
-        <w:rPr>
-          <w:rFonts w:cs="Times New Roman"/>
-        </w:rPr>
-        <w:t xml:space="preserve">to support literature searching, identify potentially relevant academic sources, and assist with grammar correction and word-limit reduction during editing. </w:t>
+        <w:t xml:space="preserve">Perplexity AI (2026) was used to support literature searching, identify potentially relevant academic sources, and assist with grammar correction and word-limit reduction during editing. </w:t>
       </w:r>
       <w:r>
         <w:rPr>
@@ -9807,37 +13454,12 @@
         <w:rPr>
           <w:rFonts w:cs="Times New Roman"/>
         </w:rPr>
-        <w:t xml:space="preserve">The architecture and pipeline diagrams in Sections 3.3 and 4.2 </w:t>
-      </w:r>
-      <w:r>
-        <w:rPr>
-          <w:rFonts w:cs="Times New Roman"/>
-        </w:rPr>
-        <w:t>(REPLACE WITH PROPER SECTION</w:t>
-      </w:r>
-      <w:r>
-        <w:rPr>
-          <w:rFonts w:cs="Times New Roman"/>
-        </w:rPr>
-        <w:t>S</w:t>
-      </w:r>
-      <w:r>
-        <w:rPr>
-          <w:rFonts w:cs="Times New Roman"/>
-        </w:rPr>
-        <w:t xml:space="preserve">) </w:t>
-      </w:r>
-      <w:r>
-        <w:rPr>
-          <w:rFonts w:cs="Times New Roman"/>
-        </w:rPr>
-        <w:t>were generated using Python scripts with the matplotlib library, written specifically to render the structures described in this report. The scripts and their outputs were reviewed by the author before inclusion.</w:t>
+        <w:t>The architecture and pipeline diagrams in Sections 3.3 and 4.2 were generated using Python scripts with the matplotlib library, written specifically to render the structures described in this report. The scripts and their outputs were reviewed by the author before inclusion.</w:t>
       </w:r>
     </w:p>
     <w:p>
       <w:pPr>
         <w:spacing w:after="160"/>
-        <w:jc w:val="left"/>
         <w:rPr>
           <w:rFonts w:eastAsia="Times New Roman" w:cs="Times New Roman"/>
           <w:b/>
@@ -9869,12 +13491,12 @@
       <w:pPr>
         <w:pStyle w:val="Heading1"/>
       </w:pPr>
-      <w:bookmarkStart w:id="39" w:name="_Toc241518203"/>
+      <w:bookmarkStart w:id="44" w:name="_Toc241518203"/>
       <w:r>
         <w:lastRenderedPageBreak/>
         <w:t>References</w:t>
       </w:r>
-      <w:bookmarkEnd w:id="39"/>
+      <w:bookmarkEnd w:id="44"/>
     </w:p>
     <w:p>
       <w:pPr>
@@ -9895,9 +13517,97 @@
           <w:lang w:eastAsia="en-GB"/>
           <w14:ligatures w14:val="none"/>
         </w:rPr>
-        <w:t xml:space="preserve">Coumans, E. and Bai, Y. (2021) PyBullet, a Python Module for Physics Simulation for Games, Robotics and Machine Learning. [online] Available from </w:t>
-      </w:r>
-      <w:hyperlink r:id="rId20">
+        <w:t xml:space="preserve">Collins, J., Chand, S., </w:t>
+      </w:r>
+      <w:proofErr w:type="spellStart"/>
+      <w:r>
+        <w:rPr>
+          <w:rFonts w:eastAsia="Times New Roman" w:cs="Times New Roman"/>
+          <w:color w:val="000000"/>
+          <w:kern w:val="0"/>
+          <w:lang w:eastAsia="en-GB"/>
+          <w14:ligatures w14:val="none"/>
+        </w:rPr>
+        <w:t>Vanderkop</w:t>
+      </w:r>
+      <w:proofErr w:type="spellEnd"/>
+      <w:r>
+        <w:rPr>
+          <w:rFonts w:eastAsia="Times New Roman" w:cs="Times New Roman"/>
+          <w:color w:val="000000"/>
+          <w:kern w:val="0"/>
+          <w:lang w:eastAsia="en-GB"/>
+          <w14:ligatures w14:val="none"/>
+        </w:rPr>
+        <w:t xml:space="preserve">, A. and Howard, D. (2021) ‘A Review of Physics Simulators for Robotic Applications.’ IEEE Access 9: 51416-51431. [online] Available from </w:t>
+      </w:r>
+      <w:hyperlink r:id="rId24">
+        <w:r>
+          <w:rPr>
+            <w:rFonts w:eastAsia="Times New Roman" w:cs="Times New Roman"/>
+            <w:color w:val="000000"/>
+            <w:kern w:val="0"/>
+            <w:lang w:eastAsia="en-GB"/>
+            <w14:ligatures w14:val="none"/>
+          </w:rPr>
+          <w:t>https://doi.org/10.1109/ACCESS.2021.3068769</w:t>
+        </w:r>
+      </w:hyperlink>
+      <w:r>
+        <w:rPr>
+          <w:rFonts w:eastAsia="Times New Roman" w:cs="Times New Roman"/>
+          <w:color w:val="000000"/>
+          <w:kern w:val="0"/>
+          <w:lang w:eastAsia="en-GB"/>
+          <w14:ligatures w14:val="none"/>
+        </w:rPr>
+        <w:t xml:space="preserve"> [Accessed 29 September 2026]</w:t>
+      </w:r>
+    </w:p>
+    <w:p>
+      <w:pPr>
+        <w:spacing w:after="180" w:line="360" w:lineRule="auto"/>
+        <w:rPr>
+          <w:rFonts w:eastAsia="Times New Roman" w:cs="Times New Roman"/>
+          <w:color w:val="000000"/>
+          <w:kern w:val="0"/>
+          <w:lang w:eastAsia="en-GB"/>
+          <w14:ligatures w14:val="none"/>
+        </w:rPr>
+      </w:pPr>
+      <w:r>
+        <w:rPr>
+          <w:rFonts w:eastAsia="Times New Roman" w:cs="Times New Roman"/>
+          <w:color w:val="000000"/>
+          <w:kern w:val="0"/>
+          <w:lang w:eastAsia="en-GB"/>
+          <w14:ligatures w14:val="none"/>
+        </w:rPr>
+        <w:t xml:space="preserve">Coumans, E. and Bai, Y. (2021) </w:t>
+      </w:r>
+      <w:proofErr w:type="spellStart"/>
+      <w:r>
+        <w:rPr>
+          <w:rFonts w:eastAsia="Times New Roman" w:cs="Times New Roman"/>
+          <w:color w:val="000000"/>
+          <w:kern w:val="0"/>
+          <w:lang w:eastAsia="en-GB"/>
+          <w14:ligatures w14:val="none"/>
+        </w:rPr>
+        <w:t>PyBullet</w:t>
+      </w:r>
+      <w:proofErr w:type="spellEnd"/>
+      <w:r>
+        <w:rPr>
+          <w:rFonts w:eastAsia="Times New Roman" w:cs="Times New Roman"/>
+          <w:color w:val="000000"/>
+          <w:kern w:val="0"/>
+          <w:lang w:eastAsia="en-GB"/>
+          <w14:ligatures w14:val="none"/>
+        </w:rPr>
+        <w:t xml:space="preserve">, a Python Module for Physics Simulation for Games, Robotics and Machine Learning. [online] Available from </w:t>
+      </w:r>
+      <w:hyperlink r:id="rId25">
         <w:r>
           <w:rPr>
             <w:rFonts w:eastAsia="Times New Roman" w:cs="Times New Roman"/>
@@ -9941,7 +13651,7 @@
         </w:rPr>
         <w:t xml:space="preserve">Duckett, T., Pearson, S., Blackmore, S. and Grieve, B. (2018) Agricultural Robotics: The Future of Robotic Agriculture. UK-RAS White Papers. [online] Available from </w:t>
       </w:r>
-      <w:hyperlink r:id="rId21">
+      <w:hyperlink r:id="rId26">
         <w:r>
           <w:rPr>
             <w:rFonts w:eastAsia="Times New Roman" w:cs="Times New Roman"/>
@@ -9975,6 +13685,84 @@
           <w14:ligatures w14:val="none"/>
         </w:rPr>
       </w:pPr>
+      <w:proofErr w:type="spellStart"/>
+      <w:r>
+        <w:rPr>
+          <w:rFonts w:eastAsia="Times New Roman" w:cs="Times New Roman"/>
+          <w:color w:val="000000"/>
+          <w:kern w:val="0"/>
+          <w:lang w:eastAsia="en-GB"/>
+          <w14:ligatures w14:val="none"/>
+        </w:rPr>
+        <w:t>Kostavelis</w:t>
+      </w:r>
+      <w:proofErr w:type="spellEnd"/>
+      <w:r>
+        <w:rPr>
+          <w:rFonts w:eastAsia="Times New Roman" w:cs="Times New Roman"/>
+          <w:color w:val="000000"/>
+          <w:kern w:val="0"/>
+          <w:lang w:eastAsia="en-GB"/>
+          <w14:ligatures w14:val="none"/>
+        </w:rPr>
+        <w:t xml:space="preserve">, I. and </w:t>
+      </w:r>
+      <w:proofErr w:type="spellStart"/>
+      <w:r>
+        <w:rPr>
+          <w:rFonts w:eastAsia="Times New Roman" w:cs="Times New Roman"/>
+          <w:color w:val="000000"/>
+          <w:kern w:val="0"/>
+          <w:lang w:eastAsia="en-GB"/>
+          <w14:ligatures w14:val="none"/>
+        </w:rPr>
+        <w:t>Gasteratos</w:t>
+      </w:r>
+      <w:proofErr w:type="spellEnd"/>
+      <w:r>
+        <w:rPr>
+          <w:rFonts w:eastAsia="Times New Roman" w:cs="Times New Roman"/>
+          <w:color w:val="000000"/>
+          <w:kern w:val="0"/>
+          <w:lang w:eastAsia="en-GB"/>
+          <w14:ligatures w14:val="none"/>
+        </w:rPr>
+        <w:t xml:space="preserve">, A. (2015) ‘Semantic mapping for mobile robotics tasks: A survey.’ Robotics and Autonomous Systems 66: 86-103. [online] Available from </w:t>
+      </w:r>
+      <w:hyperlink r:id="rId27">
+        <w:r>
+          <w:rPr>
+            <w:rFonts w:eastAsia="Times New Roman" w:cs="Times New Roman"/>
+            <w:color w:val="000000"/>
+            <w:kern w:val="0"/>
+            <w:lang w:eastAsia="en-GB"/>
+            <w14:ligatures w14:val="none"/>
+          </w:rPr>
+          <w:t>https://doi.org/10.1016/j.robot.2014.12.006</w:t>
+        </w:r>
+      </w:hyperlink>
+      <w:r>
+        <w:rPr>
+          <w:rFonts w:eastAsia="Times New Roman" w:cs="Times New Roman"/>
+          <w:color w:val="000000"/>
+          <w:kern w:val="0"/>
+          <w:lang w:eastAsia="en-GB"/>
+          <w14:ligatures w14:val="none"/>
+        </w:rPr>
+        <w:t xml:space="preserve"> [Accessed 29 September 2026]</w:t>
+      </w:r>
+    </w:p>
+    <w:p>
+      <w:pPr>
+        <w:spacing w:after="180" w:line="360" w:lineRule="auto"/>
+        <w:rPr>
+          <w:rFonts w:eastAsia="Times New Roman" w:cs="Times New Roman"/>
+          <w:color w:val="000000"/>
+          <w:kern w:val="0"/>
+          <w:lang w:eastAsia="en-GB"/>
+          <w14:ligatures w14:val="none"/>
+        </w:rPr>
+      </w:pPr>
       <w:r>
         <w:rPr>
           <w:rFonts w:eastAsia="Times New Roman" w:cs="Times New Roman"/>
@@ -10005,7 +13793,51 @@
           <w:lang w:eastAsia="en-GB"/>
           <w14:ligatures w14:val="none"/>
         </w:rPr>
-        <w:t>McCormac, J., Handa, A., Leutenegger, S. and Davison, A.J. (2017) ‘SceneNet RGB-D: Can 5M Synthetic Images Beat Generic ImageNet Pre-training on Indoor Segmentation?’ In: Proceedings of the IEEE International Conference on Computer Vision (ICCV). Venice, 22-29 October 2017: 2678-2687</w:t>
+        <w:t xml:space="preserve">McCormac, J., Handa, A., </w:t>
+      </w:r>
+      <w:proofErr w:type="spellStart"/>
+      <w:r>
+        <w:rPr>
+          <w:rFonts w:eastAsia="Times New Roman" w:cs="Times New Roman"/>
+          <w:color w:val="000000"/>
+          <w:kern w:val="0"/>
+          <w:lang w:eastAsia="en-GB"/>
+          <w14:ligatures w14:val="none"/>
+        </w:rPr>
+        <w:t>Leutenegger</w:t>
+      </w:r>
+      <w:proofErr w:type="spellEnd"/>
+      <w:r>
+        <w:rPr>
+          <w:rFonts w:eastAsia="Times New Roman" w:cs="Times New Roman"/>
+          <w:color w:val="000000"/>
+          <w:kern w:val="0"/>
+          <w:lang w:eastAsia="en-GB"/>
+          <w14:ligatures w14:val="none"/>
+        </w:rPr>
+        <w:t>, S. and Davison, A.J. (2017) ‘</w:t>
+      </w:r>
+      <w:proofErr w:type="spellStart"/>
+      <w:r>
+        <w:rPr>
+          <w:rFonts w:eastAsia="Times New Roman" w:cs="Times New Roman"/>
+          <w:color w:val="000000"/>
+          <w:kern w:val="0"/>
+          <w:lang w:eastAsia="en-GB"/>
+          <w14:ligatures w14:val="none"/>
+        </w:rPr>
+        <w:t>SceneNet</w:t>
+      </w:r>
+      <w:proofErr w:type="spellEnd"/>
+      <w:r>
+        <w:rPr>
+          <w:rFonts w:eastAsia="Times New Roman" w:cs="Times New Roman"/>
+          <w:color w:val="000000"/>
+          <w:kern w:val="0"/>
+          <w:lang w:eastAsia="en-GB"/>
+          <w14:ligatures w14:val="none"/>
+        </w:rPr>
+        <w:t xml:space="preserve"> RGB-D: Can 5M Synthetic Images Beat Generic ImageNet Pre-training on Indoor Segmentation?’ In: Proceedings of the IEEE International Conference on Computer Vision (ICCV). Venice, 22-29 October 2017: 2678-2687</w:t>
       </w:r>
     </w:p>
     <w:p>
@@ -10027,19 +13859,9 @@
           <w:lang w:eastAsia="en-GB"/>
           <w14:ligatures w14:val="none"/>
         </w:rPr>
-        <w:t>Open-Source</w:t>
-      </w:r>
-      <w:r>
-        <w:rPr>
-          <w:rFonts w:eastAsia="Times New Roman" w:cs="Times New Roman"/>
-          <w:color w:val="000000"/>
-          <w:kern w:val="0"/>
-          <w:lang w:eastAsia="en-GB"/>
-          <w14:ligatures w14:val="none"/>
-        </w:rPr>
-        <w:t xml:space="preserve"> Robotics Foundation (2024) ROS 2 Documentation: Humble. [online] Available from </w:t>
-      </w:r>
-      <w:hyperlink r:id="rId22">
+        <w:t xml:space="preserve">Open-Source Robotics Foundation (2024) ROS 2 Documentation: Humble. [online] Available from </w:t>
+      </w:r>
+      <w:hyperlink r:id="rId28">
         <w:r>
           <w:rPr>
             <w:rFonts w:eastAsia="Times New Roman" w:cs="Times New Roman"/>
@@ -10083,7 +13905,7 @@
         </w:rPr>
         <w:t xml:space="preserve">Open Robotics (2024) Gazebo Harmonic Documentation. [online] Available from </w:t>
       </w:r>
-      <w:hyperlink r:id="rId23">
+      <w:hyperlink r:id="rId29">
         <w:r>
           <w:rPr>
             <w:rFonts w:eastAsia="Times New Roman" w:cs="Times New Roman"/>
@@ -10117,17 +13939,73 @@
           <w14:ligatures w14:val="none"/>
         </w:rPr>
       </w:pPr>
-      <w:r>
-        <w:rPr>
-          <w:rFonts w:eastAsia="Times New Roman" w:cs="Times New Roman"/>
-          <w:color w:val="000000"/>
-          <w:kern w:val="0"/>
-          <w:lang w:eastAsia="en-GB"/>
-          <w14:ligatures w14:val="none"/>
-        </w:rPr>
-        <w:t xml:space="preserve">PyBullet (2023) PyBullet Quickstart Guide. [online] Available from </w:t>
-      </w:r>
-      <w:hyperlink r:id="rId24">
+      <w:proofErr w:type="spellStart"/>
+      <w:r>
+        <w:rPr>
+          <w:rFonts w:eastAsia="Times New Roman" w:cs="Times New Roman"/>
+          <w:color w:val="000000"/>
+          <w:kern w:val="0"/>
+          <w:lang w:eastAsia="en-GB"/>
+          <w14:ligatures w14:val="none"/>
+        </w:rPr>
+        <w:t>PyBullet</w:t>
+      </w:r>
+      <w:proofErr w:type="spellEnd"/>
+      <w:r>
+        <w:rPr>
+          <w:rFonts w:eastAsia="Times New Roman" w:cs="Times New Roman"/>
+          <w:color w:val="000000"/>
+          <w:kern w:val="0"/>
+          <w:lang w:eastAsia="en-GB"/>
+          <w14:ligatures w14:val="none"/>
+        </w:rPr>
+        <w:t xml:space="preserve"> (2023) </w:t>
+      </w:r>
+      <w:proofErr w:type="spellStart"/>
+      <w:r>
+        <w:rPr>
+          <w:rFonts w:eastAsia="Times New Roman" w:cs="Times New Roman"/>
+          <w:color w:val="000000"/>
+          <w:kern w:val="0"/>
+          <w:lang w:eastAsia="en-GB"/>
+          <w14:ligatures w14:val="none"/>
+        </w:rPr>
+        <w:t>PyBullet</w:t>
+      </w:r>
+      <w:proofErr w:type="spellEnd"/>
+      <w:r>
+        <w:rPr>
+          <w:rFonts w:eastAsia="Times New Roman" w:cs="Times New Roman"/>
+          <w:color w:val="000000"/>
+          <w:kern w:val="0"/>
+          <w:lang w:eastAsia="en-GB"/>
+          <w14:ligatures w14:val="none"/>
+        </w:rPr>
+        <w:t xml:space="preserve"> </w:t>
+      </w:r>
+      <w:proofErr w:type="spellStart"/>
+      <w:r>
+        <w:rPr>
+          <w:rFonts w:eastAsia="Times New Roman" w:cs="Times New Roman"/>
+          <w:color w:val="000000"/>
+          <w:kern w:val="0"/>
+          <w:lang w:eastAsia="en-GB"/>
+          <w14:ligatures w14:val="none"/>
+        </w:rPr>
+        <w:t>Quickstart</w:t>
+      </w:r>
+      <w:proofErr w:type="spellEnd"/>
+      <w:r>
+        <w:rPr>
+          <w:rFonts w:eastAsia="Times New Roman" w:cs="Times New Roman"/>
+          <w:color w:val="000000"/>
+          <w:kern w:val="0"/>
+          <w:lang w:eastAsia="en-GB"/>
+          <w14:ligatures w14:val="none"/>
+        </w:rPr>
+        <w:t xml:space="preserve"> Guide. [online] Available from </w:t>
+      </w:r>
+      <w:hyperlink r:id="rId30">
         <w:r>
           <w:rPr>
             <w:rFonts w:eastAsia="Times New Roman" w:cs="Times New Roman"/>
@@ -10191,9 +14069,10 @@
           <w:lang w:eastAsia="en-GB"/>
           <w14:ligatures w14:val="none"/>
         </w:rPr>
+        <w:lastRenderedPageBreak/>
         <w:t xml:space="preserve">ROBOTIS (2023) TurtleBot3 e-Manual. [online] Available from </w:t>
       </w:r>
-      <w:hyperlink r:id="rId25">
+      <w:hyperlink r:id="rId31">
         <w:r>
           <w:rPr>
             <w:rFonts w:eastAsia="Times New Roman" w:cs="Times New Roman"/>
@@ -10235,7 +14114,29 @@
           <w:lang w:eastAsia="en-GB"/>
           <w14:ligatures w14:val="none"/>
         </w:rPr>
-        <w:t>Siegwart, R., Nourbakhsh, I.R. and Scaramuzza, D. (2011) Introduction to Autonomous Mobile Robots. 2nd ed. Cambridge, MA: MIT Press</w:t>
+        <w:t xml:space="preserve">Siegwart, R., Nourbakhsh, I.R. and </w:t>
+      </w:r>
+      <w:proofErr w:type="spellStart"/>
+      <w:r>
+        <w:rPr>
+          <w:rFonts w:eastAsia="Times New Roman" w:cs="Times New Roman"/>
+          <w:color w:val="000000"/>
+          <w:kern w:val="0"/>
+          <w:lang w:eastAsia="en-GB"/>
+          <w14:ligatures w14:val="none"/>
+        </w:rPr>
+        <w:t>Scaramuzza</w:t>
+      </w:r>
+      <w:proofErr w:type="spellEnd"/>
+      <w:r>
+        <w:rPr>
+          <w:rFonts w:eastAsia="Times New Roman" w:cs="Times New Roman"/>
+          <w:color w:val="000000"/>
+          <w:kern w:val="0"/>
+          <w:lang w:eastAsia="en-GB"/>
+          <w14:ligatures w14:val="none"/>
+        </w:rPr>
+        <w:t>, D. (2011) Introduction to Autonomous Mobile Robots. 2nd ed. Cambridge, MA: MIT Press</w:t>
       </w:r>
     </w:p>
     <w:p>
@@ -10249,17 +14150,29 @@
           <w14:ligatures w14:val="none"/>
         </w:rPr>
       </w:pPr>
-      <w:r>
-        <w:rPr>
-          <w:rFonts w:eastAsia="Times New Roman" w:cs="Times New Roman"/>
-          <w:color w:val="000000"/>
-          <w:kern w:val="0"/>
-          <w:lang w:eastAsia="en-GB"/>
-          <w14:ligatures w14:val="none"/>
-        </w:rPr>
-        <w:t xml:space="preserve">TheConstruct (2023) ROS2 Basics in 5 Days (Python). [online] Available from </w:t>
-      </w:r>
-      <w:hyperlink r:id="rId26">
+      <w:proofErr w:type="spellStart"/>
+      <w:r>
+        <w:rPr>
+          <w:rFonts w:eastAsia="Times New Roman" w:cs="Times New Roman"/>
+          <w:color w:val="000000"/>
+          <w:kern w:val="0"/>
+          <w:lang w:eastAsia="en-GB"/>
+          <w14:ligatures w14:val="none"/>
+        </w:rPr>
+        <w:t>TheConstruct</w:t>
+      </w:r>
+      <w:proofErr w:type="spellEnd"/>
+      <w:r>
+        <w:rPr>
+          <w:rFonts w:eastAsia="Times New Roman" w:cs="Times New Roman"/>
+          <w:color w:val="000000"/>
+          <w:kern w:val="0"/>
+          <w:lang w:eastAsia="en-GB"/>
+          <w14:ligatures w14:val="none"/>
+        </w:rPr>
+        <w:t xml:space="preserve"> (2023) ROS2 Basics in 5 Days (Python). [online] Available from </w:t>
+      </w:r>
+      <w:hyperlink r:id="rId32">
         <w:r>
           <w:rPr>
             <w:rFonts w:eastAsia="Times New Roman" w:cs="Times New Roman"/>
@@ -10283,7 +14196,7 @@
       </w:r>
     </w:p>
     <w:sectPr>
-      <w:footerReference w:type="default" r:id="rId27"/>
+      <w:footerReference w:type="default" r:id="rId33"/>
       <w:type w:val="continuous"/>
       <w:pgSz w:w="11906" w:h="16838" w:code="9"/>
       <w:pgMar w:top="1440" w:right="1440" w:bottom="1440" w:left="1440" w:header="720" w:footer="720" w:gutter="0"/>
@@ -11248,6 +15161,7 @@
   <w:style w:type="character" w:default="1" w:styleId="DefaultParagraphFont">
     <w:name w:val="Default Paragraph Font"/>
     <w:uiPriority w:val="1"/>
+    <w:semiHidden/>
     <w:unhideWhenUsed/>
   </w:style>
   <w:style w:type="table" w:default="1" w:styleId="TableNormal">
@@ -11958,6 +15872,8 @@
       <w:rFonts w:ascii="Times New Roman" w:eastAsia="Times New Roman" w:hAnsi="Times New Roman" w:cs="Times New Roman"/>
       <w:color w:val="000000"/>
       <w:kern w:val="0"/>
+      <w:sz w:val="20"/>
+      <w:szCs w:val="20"/>
       <w:lang w:val="en-GB" w:eastAsia="en-GB"/>
       <w14:ligatures w14:val="none"/>
     </w:rPr>

--- a/Sem2/Robotics Software and Programming/Report.docx
+++ b/Sem2/Robotics Software and Programming/Report.docx
@@ -442,25 +442,7 @@
           <w:sz w:val="28"/>
           <w:szCs w:val="28"/>
         </w:rPr>
-        <w:t xml:space="preserve">Dr </w:t>
-      </w:r>
-      <w:proofErr w:type="spellStart"/>
-      <w:r>
-        <w:rPr>
-          <w:rFonts w:cs="Times New Roman"/>
-          <w:sz w:val="28"/>
-          <w:szCs w:val="28"/>
-        </w:rPr>
-        <w:t>Fahmid</w:t>
-      </w:r>
-      <w:proofErr w:type="spellEnd"/>
-      <w:r>
-        <w:rPr>
-          <w:rFonts w:cs="Times New Roman"/>
-          <w:sz w:val="28"/>
-          <w:szCs w:val="28"/>
-        </w:rPr>
-        <w:t xml:space="preserve"> Al Farid</w:t>
+        <w:t>Dr Fahmid Al Farid</w:t>
       </w:r>
     </w:p>
     <w:p>
@@ -4173,109 +4155,126 @@
         <w:spacing w:after="180" w:line="360" w:lineRule="auto"/>
         <w:rPr>
           <w:rFonts w:eastAsia="Times New Roman" w:cs="Times New Roman"/>
-          <w:color w:val="000000"/>
-          <w:kern w:val="0"/>
-          <w:lang w:eastAsia="en-GB"/>
-          <w14:ligatures w14:val="none"/>
-        </w:rPr>
-      </w:pPr>
-      <w:r>
-        <w:rPr>
-          <w:rFonts w:eastAsia="Times New Roman" w:cs="Times New Roman"/>
-          <w:color w:val="000000"/>
-          <w:kern w:val="0"/>
-          <w:lang w:eastAsia="en-GB"/>
-          <w14:ligatures w14:val="none"/>
-        </w:rPr>
-        <w:t xml:space="preserve">This report documents two practical exercises for the Robotics Software and Programming module. Task 1 builds a semantically labelled </w:t>
-      </w:r>
-      <w:proofErr w:type="spellStart"/>
-      <w:r>
-        <w:rPr>
-          <w:rFonts w:eastAsia="Times New Roman" w:cs="Times New Roman"/>
-          <w:color w:val="000000"/>
-          <w:kern w:val="0"/>
-          <w:lang w:eastAsia="en-GB"/>
-          <w14:ligatures w14:val="none"/>
-        </w:rPr>
-        <w:t>PyBullet</w:t>
-      </w:r>
-      <w:proofErr w:type="spellEnd"/>
-      <w:r>
-        <w:rPr>
-          <w:rFonts w:eastAsia="Times New Roman" w:cs="Times New Roman"/>
-          <w:color w:val="000000"/>
-          <w:kern w:val="0"/>
-          <w:lang w:eastAsia="en-GB"/>
-          <w14:ligatures w14:val="none"/>
-        </w:rPr>
-        <w:t xml:space="preserve"> simulation of a small inspection and light-warehousing room, using five custom URDF object categories, a two-wheel robot, fourteen placed objects, six camera viewpoints, and a dictionary-based semantic registry supporting role lookup and nearest-target queries. Task 2 implements a six-state finite state machine for a TurtleBot3 in ROS2, running in a custom Gazebo warehouse world with eight pallet obstacles, four patrol checkpoints and a charging dock, adding path planning, LIDAR and odometry based obstacle avoidance, a keyboard interaction node, and a monitoring node that logs state transitions and mission metrics. Task 2 was run to completion on TheConstruct.ai inside </w:t>
-      </w:r>
-      <w:proofErr w:type="spellStart"/>
-      <w:r>
-        <w:rPr>
-          <w:rFonts w:eastAsia="Times New Roman" w:cs="Times New Roman"/>
-          <w:color w:val="000000"/>
-          <w:kern w:val="0"/>
-          <w:lang w:eastAsia="en-GB"/>
-          <w14:ligatures w14:val="none"/>
-        </w:rPr>
-        <w:t>Rosject</w:t>
-      </w:r>
-      <w:proofErr w:type="spellEnd"/>
-      <w:r>
-        <w:rPr>
-          <w:rFonts w:eastAsia="Times New Roman" w:cs="Times New Roman"/>
-          <w:color w:val="000000"/>
-          <w:kern w:val="0"/>
-          <w:lang w:eastAsia="en-GB"/>
-          <w14:ligatures w14:val="none"/>
-        </w:rPr>
-        <w:t xml:space="preserve"> </w:t>
-      </w:r>
-      <w:proofErr w:type="spellStart"/>
-      <w:r>
-        <w:rPr>
-          <w:rFonts w:eastAsia="Times New Roman" w:cs="Times New Roman"/>
-          <w:color w:val="000000"/>
-          <w:kern w:val="0"/>
-          <w:lang w:eastAsia="en-GB"/>
-          <w14:ligatures w14:val="none"/>
-        </w:rPr>
-        <w:t>XctZpczWOA</w:t>
-      </w:r>
-      <w:proofErr w:type="spellEnd"/>
-      <w:r>
-        <w:rPr>
-          <w:rFonts w:eastAsia="Times New Roman" w:cs="Times New Roman"/>
-          <w:color w:val="000000"/>
-          <w:kern w:val="0"/>
-          <w:lang w:eastAsia="en-GB"/>
-          <w14:ligatures w14:val="none"/>
-        </w:rPr>
-        <w:t xml:space="preserve">, with a local ROS2 Jazzy and Gazebo Harmonic workspace used only as a supplementary aid. Together, the two </w:t>
-      </w:r>
-      <w:r>
-        <w:rPr>
-          <w:rFonts w:eastAsia="Times New Roman" w:cs="Times New Roman"/>
           <w:b/>
           <w:bCs/>
           <w:color w:val="000000"/>
           <w:kern w:val="0"/>
-          <w:lang w:eastAsia="en-GB"/>
-          <w14:ligatures w14:val="none"/>
-        </w:rPr>
-        <w:t>tasks</w:t>
-      </w:r>
-      <w:r>
-        <w:rPr>
-          <w:rFonts w:eastAsia="Times New Roman" w:cs="Times New Roman"/>
-          <w:color w:val="000000"/>
-          <w:kern w:val="0"/>
-          <w:lang w:eastAsia="en-GB"/>
-          <w14:ligatures w14:val="none"/>
-        </w:rPr>
-        <w:t xml:space="preserve"> trace one thread: representing what objects and behaviours mean, first as static metadata attached to a scene, then as a state machine reasoning about sensor data in real time.</w:t>
+          <w:sz w:val="32"/>
+          <w:szCs w:val="32"/>
+          <w:lang w:eastAsia="en-GB"/>
+          <w14:ligatures w14:val="none"/>
+        </w:rPr>
+      </w:pPr>
+      <w:r>
+        <w:rPr>
+          <w:rFonts w:eastAsia="Times New Roman" w:cs="Times New Roman"/>
+          <w:color w:val="000000"/>
+          <w:kern w:val="0"/>
+          <w:lang w:eastAsia="en-GB"/>
+          <w14:ligatures w14:val="none"/>
+        </w:rPr>
+        <w:t xml:space="preserve">This report documents two practical exercises for the Robotics Software and Programming module. Task 1 builds a semantically labelled PyBullet simulation of a small inspection and light-warehousing room, using five custom URDF object categories, a two-wheel robot, fourteen placed objects, six camera viewpoints, and a dictionary-based semantic registry supporting role lookup and nearest-target queries. Task 2 implements a six-state finite state machine for a TurtleBot3 in ROS2, running in a custom Gazebo warehouse world with eight pallet obstacles, four patrol checkpoints and a charging dock, adding path planning, LIDAR and odometry based obstacle avoidance, a keyboard interaction node, and a monitoring node that logs state transitions and mission metrics. Task 2 was run to completion on TheConstruct.ai inside Rosject XctZpczWOA, with a local ROS2 Jazzy and Gazebo Harmonic workspace used only as a supplementary aid. </w:t>
+      </w:r>
+      <w:r>
+        <w:rPr>
+          <w:rFonts w:eastAsia="Times New Roman" w:cs="Times New Roman"/>
+          <w:color w:val="000000"/>
+          <w:kern w:val="0"/>
+          <w:lang w:eastAsia="en-GB"/>
+          <w14:ligatures w14:val="none"/>
+        </w:rPr>
+        <w:t>Together, the two tasks look at how a robot can represent what things mean, first as fixed labels attached to a scene and then as a state machine reacting to sensor data in real time.</w:t>
+      </w:r>
+      <w:bookmarkStart w:id="2" w:name="introduction"/>
+      <w:bookmarkEnd w:id="1"/>
+      <w:r>
+        <w:rPr>
+          <w:rFonts w:eastAsia="Times New Roman" w:cs="Times New Roman"/>
+          <w:b/>
+          <w:bCs/>
+          <w:color w:val="000000"/>
+          <w:kern w:val="0"/>
+          <w:sz w:val="32"/>
+          <w:szCs w:val="32"/>
+          <w:lang w:eastAsia="en-GB"/>
+          <w14:ligatures w14:val="none"/>
+        </w:rPr>
+        <w:br w:type="page"/>
+      </w:r>
+    </w:p>
+    <w:p>
+      <w:pPr>
+        <w:pStyle w:val="Heading1"/>
+      </w:pPr>
+      <w:bookmarkStart w:id="3" w:name="_Toc241518187"/>
+      <w:r>
+        <w:lastRenderedPageBreak/>
+        <w:t>Introduction</w:t>
+      </w:r>
+      <w:bookmarkEnd w:id="3"/>
+    </w:p>
+    <w:p>
+      <w:pPr>
+        <w:spacing w:after="180" w:line="360" w:lineRule="auto"/>
+        <w:rPr>
+          <w:rFonts w:eastAsia="Times New Roman" w:cs="Times New Roman"/>
+          <w:color w:val="000000"/>
+          <w:kern w:val="0"/>
+          <w:lang w:eastAsia="en-GB"/>
+          <w14:ligatures w14:val="none"/>
+        </w:rPr>
+      </w:pPr>
+      <w:r>
+        <w:rPr>
+          <w:rFonts w:eastAsia="Times New Roman" w:cs="Times New Roman"/>
+          <w:color w:val="000000"/>
+          <w:kern w:val="0"/>
+          <w:lang w:eastAsia="en-GB"/>
+          <w14:ligatures w14:val="none"/>
+        </w:rPr>
+        <w:t>The module asks us to design, build and test robot software in simulation, so the skills carry over to real hardware without needing any.</w:t>
+      </w:r>
+      <w:r>
+        <w:rPr>
+          <w:rFonts w:eastAsia="Times New Roman" w:cs="Times New Roman"/>
+          <w:color w:val="000000"/>
+          <w:kern w:val="0"/>
+          <w:lang w:eastAsia="en-GB"/>
+          <w14:ligatures w14:val="none"/>
+        </w:rPr>
+        <w:t xml:space="preserve"> The brief, Dynamic Robotics Simulation and Autonomous System Design, sets out two stages of increasing complexity: an interactive PyBullet environment with object-level semantics, and a ROS2-based autonomous system with sensing, navigation, human interaction and self-monitoring. </w:t>
+      </w:r>
+      <w:r>
+        <w:rPr>
+          <w:rFonts w:eastAsia="Times New Roman" w:cs="Times New Roman"/>
+          <w:color w:val="000000"/>
+          <w:kern w:val="0"/>
+          <w:lang w:eastAsia="en-GB"/>
+          <w14:ligatures w14:val="none"/>
+        </w:rPr>
+        <w:t>The two stages use different tools, but the guidelines ask for one report, so both are covered here using the BSBI template.</w:t>
+      </w:r>
+    </w:p>
+    <w:p>
+      <w:pPr>
+        <w:spacing w:after="180" w:line="360" w:lineRule="auto"/>
+        <w:rPr>
+          <w:rFonts w:eastAsia="Times New Roman" w:cs="Times New Roman"/>
+          <w:color w:val="000000"/>
+          <w:kern w:val="0"/>
+          <w:lang w:eastAsia="en-GB"/>
+          <w14:ligatures w14:val="none"/>
+        </w:rPr>
+      </w:pPr>
+      <w:r>
+        <w:rPr>
+          <w:rFonts w:eastAsia="Times New Roman" w:cs="Times New Roman"/>
+          <w:color w:val="000000"/>
+          <w:kern w:val="0"/>
+          <w:lang w:eastAsia="en-GB"/>
+          <w14:ligatures w14:val="none"/>
+        </w:rPr>
+        <w:t>In Task 1, every object in the simulated room gets a role (obstacle, target, landmark, shelf or charger) that is stored and can be looked up in code. Task 2 applies the idea to a moving robot that reads LIDAR and odometry, switches between behaviour states, and reports what it did and why. Overall, the report moves from labelling objects to labelling behaviour.</w:t>
       </w:r>
     </w:p>
     <w:p>
@@ -4294,8 +4293,8 @@
           <w14:ligatures w14:val="none"/>
         </w:rPr>
       </w:pPr>
-      <w:bookmarkStart w:id="2" w:name="introduction"/>
-      <w:bookmarkEnd w:id="1"/>
+      <w:bookmarkStart w:id="4" w:name="X8f500a1b17ce880a56c76a82243d9dad512dc6d"/>
+      <w:bookmarkEnd w:id="2"/>
       <w:r>
         <w:rPr>
           <w:rFonts w:eastAsia="Times New Roman" w:cs="Times New Roman"/>
@@ -4315,128 +4314,10 @@
       <w:pPr>
         <w:pStyle w:val="Heading1"/>
       </w:pPr>
-      <w:bookmarkStart w:id="3" w:name="_Toc241518187"/>
+      <w:bookmarkStart w:id="5" w:name="_Toc241518188"/>
       <w:r>
         <w:lastRenderedPageBreak/>
-        <w:t>Introduction</w:t>
-      </w:r>
-      <w:bookmarkEnd w:id="3"/>
-    </w:p>
-    <w:p>
-      <w:pPr>
-        <w:spacing w:after="180" w:line="360" w:lineRule="auto"/>
-        <w:rPr>
-          <w:rFonts w:eastAsia="Times New Roman" w:cs="Times New Roman"/>
-          <w:color w:val="000000"/>
-          <w:kern w:val="0"/>
-          <w:lang w:eastAsia="en-GB"/>
-          <w14:ligatures w14:val="none"/>
-        </w:rPr>
-      </w:pPr>
-      <w:r>
-        <w:rPr>
-          <w:rFonts w:eastAsia="Times New Roman" w:cs="Times New Roman"/>
-          <w:color w:val="000000"/>
-          <w:kern w:val="0"/>
-          <w:lang w:eastAsia="en-GB"/>
-          <w14:ligatures w14:val="none"/>
-        </w:rPr>
-        <w:t xml:space="preserve">The Robotics Software and Programming module asks students to design, build and evaluate robotic software entirely within simulation, so the resulting skills transfer to hardware without requiring access to it. The brief, Dynamic Robotics Simulation and Autonomous System Design, sets out two stages of increasing complexity: an interactive </w:t>
-      </w:r>
-      <w:proofErr w:type="spellStart"/>
-      <w:r>
-        <w:rPr>
-          <w:rFonts w:eastAsia="Times New Roman" w:cs="Times New Roman"/>
-          <w:color w:val="000000"/>
-          <w:kern w:val="0"/>
-          <w:lang w:eastAsia="en-GB"/>
-          <w14:ligatures w14:val="none"/>
-        </w:rPr>
-        <w:t>PyBullet</w:t>
-      </w:r>
-      <w:proofErr w:type="spellEnd"/>
-      <w:r>
-        <w:rPr>
-          <w:rFonts w:eastAsia="Times New Roman" w:cs="Times New Roman"/>
-          <w:color w:val="000000"/>
-          <w:kern w:val="0"/>
-          <w:lang w:eastAsia="en-GB"/>
-          <w14:ligatures w14:val="none"/>
-        </w:rPr>
-        <w:t xml:space="preserve"> environment with object-level semantics, and a ROS2-based autonomous system with sensing, navigation, human interaction and self-monitoring. The stages use different toolchains, but the submission guidelines require one consolidated report, so both are presented together here using the official BSBI template.</w:t>
-      </w:r>
-    </w:p>
-    <w:p>
-      <w:pPr>
-        <w:spacing w:after="180" w:line="360" w:lineRule="auto"/>
-        <w:rPr>
-          <w:rFonts w:eastAsia="Times New Roman" w:cs="Times New Roman"/>
-          <w:color w:val="000000"/>
-          <w:kern w:val="0"/>
-          <w:lang w:eastAsia="en-GB"/>
-          <w14:ligatures w14:val="none"/>
-        </w:rPr>
-      </w:pPr>
-      <w:r>
-        <w:rPr>
-          <w:rFonts w:eastAsia="Times New Roman" w:cs="Times New Roman"/>
-          <w:color w:val="000000"/>
-          <w:kern w:val="0"/>
-          <w:lang w:eastAsia="en-GB"/>
-          <w14:ligatures w14:val="none"/>
-        </w:rPr>
-        <w:t>Task 1 treats a simulated room as more than geometry: every object is assigned a role, obstacle, target, landmark, shelf or charger, stored so it can be queried in code rather than inferred visually. Task 2 carries the idea into a dynamic setting, where a mobile robot reads LIDAR and odometry in real time, chooses between discrete behavioural states, and reports what it did and why. The thread running through the report is the progression from meaning attached to objects to meaning attached to behaviour.</w:t>
-      </w:r>
-    </w:p>
-    <w:p>
-      <w:pPr>
-        <w:spacing w:after="160"/>
-        <w:jc w:val="left"/>
-        <w:rPr>
-          <w:rFonts w:eastAsia="Times New Roman" w:cs="Times New Roman"/>
-          <w:b/>
-          <w:bCs/>
-          <w:color w:val="000000"/>
-          <w:kern w:val="0"/>
-          <w:sz w:val="32"/>
-          <w:szCs w:val="32"/>
-          <w:lang w:eastAsia="en-GB"/>
-          <w14:ligatures w14:val="none"/>
-        </w:rPr>
-      </w:pPr>
-      <w:bookmarkStart w:id="4" w:name="X8f500a1b17ce880a56c76a82243d9dad512dc6d"/>
-      <w:bookmarkEnd w:id="2"/>
-      <w:r>
-        <w:rPr>
-          <w:rFonts w:eastAsia="Times New Roman" w:cs="Times New Roman"/>
-          <w:b/>
-          <w:bCs/>
-          <w:color w:val="000000"/>
-          <w:kern w:val="0"/>
-          <w:sz w:val="32"/>
-          <w:szCs w:val="32"/>
-          <w:lang w:eastAsia="en-GB"/>
-          <w14:ligatures w14:val="none"/>
-        </w:rPr>
-        <w:br w:type="page"/>
-      </w:r>
-    </w:p>
-    <w:p>
-      <w:pPr>
-        <w:pStyle w:val="Heading1"/>
-      </w:pPr>
-      <w:bookmarkStart w:id="5" w:name="_Toc241518188"/>
-      <w:r>
-        <w:lastRenderedPageBreak/>
-        <w:t xml:space="preserve">Task 1: Interactive </w:t>
-      </w:r>
-      <w:proofErr w:type="spellStart"/>
-      <w:r>
-        <w:t>PyBullet</w:t>
-      </w:r>
-      <w:proofErr w:type="spellEnd"/>
-      <w:r>
-        <w:t xml:space="preserve"> Environment with Object Semantics</w:t>
+        <w:t>Task 1: Interactive PyBullet Environment with Object Semantics</w:t>
       </w:r>
       <w:bookmarkEnd w:id="5"/>
     </w:p>
@@ -4470,29 +4351,27 @@
           <w:lang w:eastAsia="en-GB"/>
           <w14:ligatures w14:val="none"/>
         </w:rPr>
-        <w:t xml:space="preserve">The objective of Task 1 was a structured, semantically meaningful </w:t>
-      </w:r>
-      <w:proofErr w:type="spellStart"/>
-      <w:r>
-        <w:rPr>
-          <w:rFonts w:eastAsia="Times New Roman" w:cs="Times New Roman"/>
-          <w:color w:val="000000"/>
-          <w:kern w:val="0"/>
-          <w:lang w:eastAsia="en-GB"/>
-          <w14:ligatures w14:val="none"/>
-        </w:rPr>
-        <w:t>PyBullet</w:t>
-      </w:r>
-      <w:proofErr w:type="spellEnd"/>
-      <w:r>
-        <w:rPr>
-          <w:rFonts w:eastAsia="Times New Roman" w:cs="Times New Roman"/>
-          <w:color w:val="000000"/>
-          <w:kern w:val="0"/>
-          <w:lang w:eastAsia="en-GB"/>
-          <w14:ligatures w14:val="none"/>
-        </w:rPr>
-        <w:t xml:space="preserve"> scene in which the roles of objects, not just their geometry, could be queried programmatically. Before any code was written the room was sketched on paper as a six by four metre space: a single entrance, a central aisle, storage shelving along the back wall, a charging dock near the entrance, and reference landmarks at each corner. That sketch was then converted directly into URDF categories and object coordinates, so every placed object traces back to a deliberate position rather than an arbitrary grid.</w:t>
+        <w:t>The objective of Task 1 was a structured, semantically meaningful PyBullet scene in which the roles of objects, not just their geometry, could be queried programmatically. Before any code was written the room was sketched on paper as a six by four metre space: a single entrance, a central aisle, storage shelving along the back wall, a charging dock near the entrance, and reference landmarks at each corner.</w:t>
+      </w:r>
+      <w:r>
+        <w:rPr>
+          <w:rFonts w:eastAsia="Times New Roman" w:cs="Times New Roman"/>
+          <w:color w:val="000000"/>
+          <w:kern w:val="0"/>
+          <w:lang w:eastAsia="en-GB"/>
+          <w14:ligatures w14:val="none"/>
+        </w:rPr>
+        <w:t xml:space="preserve"> </w:t>
+      </w:r>
+      <w:r>
+        <w:rPr>
+          <w:rFonts w:eastAsia="Times New Roman" w:cs="Times New Roman"/>
+          <w:color w:val="000000"/>
+          <w:kern w:val="0"/>
+          <w:lang w:eastAsia="en-GB"/>
+          <w14:ligatures w14:val="none"/>
+        </w:rPr>
+        <w:t>I then turned the sketch into URDF categories and coordinates, so each object sits where I put it on purpose.</w:t>
       </w:r>
     </w:p>
     <w:p>
@@ -4514,29 +4393,7 @@
           <w:lang w:eastAsia="en-GB"/>
           <w14:ligatures w14:val="none"/>
         </w:rPr>
-        <w:t xml:space="preserve">The finished scene holds fourteen object instances across five URDF categories, above the assignment’s minimum of eight objects and four categories, plus a two-wheel robot repositioned between camera renders to demonstrate movement through the space. All object geometry was authored directly as URDF primitives (boxes and cylinders) rather than imported meshes, keeping the notebook self-contained. Richer, photorealistic indoor datasets such as </w:t>
-      </w:r>
-      <w:proofErr w:type="spellStart"/>
-      <w:r>
-        <w:rPr>
-          <w:rFonts w:eastAsia="Times New Roman" w:cs="Times New Roman"/>
-          <w:color w:val="000000"/>
-          <w:kern w:val="0"/>
-          <w:lang w:eastAsia="en-GB"/>
-          <w14:ligatures w14:val="none"/>
-        </w:rPr>
-        <w:t>SceneNet</w:t>
-      </w:r>
-      <w:proofErr w:type="spellEnd"/>
-      <w:r>
-        <w:rPr>
-          <w:rFonts w:eastAsia="Times New Roman" w:cs="Times New Roman"/>
-          <w:color w:val="000000"/>
-          <w:kern w:val="0"/>
-          <w:lang w:eastAsia="en-GB"/>
-          <w14:ligatures w14:val="none"/>
-        </w:rPr>
-        <w:t xml:space="preserve"> RGB-D (McCormac et al., 2017) were considered but set aside as a direction for future extension.</w:t>
+        <w:t>The finished scene has fourteen objects in five URDF categories, which is above the brief’s minimum of eight objects and four categories, plus a two-wheel robot that I moved between camera renders to show movement. All objects are built from URDF boxes and cylinders instead of imported meshes, so the notebook is self-contained. I considered richer datasets such as SceneNet RGB-D (McCormac et al., 2017) but left them for future work.</w:t>
       </w:r>
     </w:p>
     <w:p>
@@ -4605,95 +4462,17 @@
           <w:lang w:eastAsia="en-GB"/>
           <w14:ligatures w14:val="none"/>
         </w:rPr>
-        <w:t xml:space="preserve"> </w:t>
-      </w:r>
-      <w:proofErr w:type="spellStart"/>
-      <w:r>
-        <w:rPr>
-          <w:rFonts w:eastAsia="Times New Roman" w:cs="Times New Roman"/>
-          <w:color w:val="000000"/>
-          <w:kern w:val="0"/>
-          <w:lang w:eastAsia="en-GB"/>
-          <w14:ligatures w14:val="none"/>
-        </w:rPr>
-        <w:t>PyBullet</w:t>
-      </w:r>
-      <w:proofErr w:type="spellEnd"/>
-      <w:r>
-        <w:rPr>
-          <w:rFonts w:eastAsia="Times New Roman" w:cs="Times New Roman"/>
-          <w:color w:val="000000"/>
-          <w:kern w:val="0"/>
-          <w:lang w:eastAsia="en-GB"/>
-          <w14:ligatures w14:val="none"/>
-        </w:rPr>
-        <w:t xml:space="preserve"> exposes the Bullet physics engine through Python, loads URDF models and includes a CPU renderer (Coumans and Bai, 2021; </w:t>
-      </w:r>
-      <w:proofErr w:type="spellStart"/>
-      <w:r>
-        <w:rPr>
-          <w:rFonts w:eastAsia="Times New Roman" w:cs="Times New Roman"/>
-          <w:color w:val="000000"/>
-          <w:kern w:val="0"/>
-          <w:lang w:eastAsia="en-GB"/>
-          <w14:ligatures w14:val="none"/>
-        </w:rPr>
-        <w:t>PyBullet</w:t>
-      </w:r>
-      <w:proofErr w:type="spellEnd"/>
-      <w:r>
-        <w:rPr>
-          <w:rFonts w:eastAsia="Times New Roman" w:cs="Times New Roman"/>
-          <w:color w:val="000000"/>
-          <w:kern w:val="0"/>
-          <w:lang w:eastAsia="en-GB"/>
-          <w14:ligatures w14:val="none"/>
-        </w:rPr>
-        <w:t xml:space="preserve">, 2023), so the notebook runs headless in </w:t>
-      </w:r>
-      <w:proofErr w:type="spellStart"/>
-      <w:r>
-        <w:rPr>
-          <w:rFonts w:eastAsia="Times New Roman" w:cs="Times New Roman"/>
-          <w:color w:val="000000"/>
-          <w:kern w:val="0"/>
-          <w:lang w:eastAsia="en-GB"/>
-          <w14:ligatures w14:val="none"/>
-        </w:rPr>
-        <w:t>Colab</w:t>
-      </w:r>
-      <w:proofErr w:type="spellEnd"/>
-      <w:r>
-        <w:rPr>
-          <w:rFonts w:eastAsia="Times New Roman" w:cs="Times New Roman"/>
-          <w:color w:val="000000"/>
-          <w:kern w:val="0"/>
-          <w:lang w:eastAsia="en-GB"/>
-          <w14:ligatures w14:val="none"/>
-        </w:rPr>
-        <w:t xml:space="preserve">. Collins et al. (2021) review simulators across robotics; Task 1 needs scene construction and rendering rather than contact-rich manipulation, which favours </w:t>
-      </w:r>
-      <w:proofErr w:type="spellStart"/>
-      <w:r>
-        <w:rPr>
-          <w:rFonts w:eastAsia="Times New Roman" w:cs="Times New Roman"/>
-          <w:color w:val="000000"/>
-          <w:kern w:val="0"/>
-          <w:lang w:eastAsia="en-GB"/>
-          <w14:ligatures w14:val="none"/>
-        </w:rPr>
-        <w:t>PyBullet’s</w:t>
-      </w:r>
-      <w:proofErr w:type="spellEnd"/>
-      <w:r>
-        <w:rPr>
-          <w:rFonts w:eastAsia="Times New Roman" w:cs="Times New Roman"/>
-          <w:color w:val="000000"/>
-          <w:kern w:val="0"/>
-          <w:lang w:eastAsia="en-GB"/>
-          <w14:ligatures w14:val="none"/>
-        </w:rPr>
-        <w:t xml:space="preserve"> light setup.</w:t>
+        <w:t xml:space="preserve"> PyBullet exposes the Bullet physics engine through Python, loads URDF models and includes a CPU renderer (Coumans and Bai, 2021; PyBullet, 2023), so the notebook runs headless in Colab. </w:t>
+      </w:r>
+      <w:r>
+        <w:rPr>
+          <w:rFonts w:eastAsia="Times New Roman" w:cs="Times New Roman"/>
+          <w:color w:val="000000"/>
+          <w:kern w:val="0"/>
+          <w:lang w:eastAsia="en-GB"/>
+          <w14:ligatures w14:val="none"/>
+        </w:rPr>
+        <w:t>Collins et al. (2021) review simulators across robotics. Task 1 only needs scene building and rendering, not contact-heavy manipulation, so PyBullet’s light setup suits it.</w:t>
       </w:r>
     </w:p>
     <w:p>
@@ -4728,51 +4507,17 @@
           <w:lang w:eastAsia="en-GB"/>
           <w14:ligatures w14:val="none"/>
         </w:rPr>
-        <w:t xml:space="preserve"> </w:t>
-      </w:r>
-      <w:proofErr w:type="spellStart"/>
-      <w:r>
-        <w:rPr>
-          <w:rFonts w:eastAsia="Times New Roman" w:cs="Times New Roman"/>
-          <w:color w:val="000000"/>
-          <w:kern w:val="0"/>
-          <w:lang w:eastAsia="en-GB"/>
-          <w14:ligatures w14:val="none"/>
-        </w:rPr>
-        <w:t>Kostavelis</w:t>
-      </w:r>
-      <w:proofErr w:type="spellEnd"/>
-      <w:r>
-        <w:rPr>
-          <w:rFonts w:eastAsia="Times New Roman" w:cs="Times New Roman"/>
-          <w:color w:val="000000"/>
-          <w:kern w:val="0"/>
-          <w:lang w:eastAsia="en-GB"/>
-          <w14:ligatures w14:val="none"/>
-        </w:rPr>
-        <w:t xml:space="preserve"> and </w:t>
-      </w:r>
-      <w:proofErr w:type="spellStart"/>
-      <w:r>
-        <w:rPr>
-          <w:rFonts w:eastAsia="Times New Roman" w:cs="Times New Roman"/>
-          <w:color w:val="000000"/>
-          <w:kern w:val="0"/>
-          <w:lang w:eastAsia="en-GB"/>
-          <w14:ligatures w14:val="none"/>
-        </w:rPr>
-        <w:t>Gasteratos</w:t>
-      </w:r>
-      <w:proofErr w:type="spellEnd"/>
-      <w:r>
-        <w:rPr>
-          <w:rFonts w:eastAsia="Times New Roman" w:cs="Times New Roman"/>
-          <w:color w:val="000000"/>
-          <w:kern w:val="0"/>
-          <w:lang w:eastAsia="en-GB"/>
-          <w14:ligatures w14:val="none"/>
-        </w:rPr>
-        <w:t xml:space="preserve"> (2015) survey semantic mapping for mobile robots, noting its role in human-robot interaction, knowledge representation and planning. The registry built here is the simplest form of that idea: designer-assigned metadata rather than an inferred map, letting code ask what an object is, not only where it is.</w:t>
+        <w:t xml:space="preserve"> Kostavelis and Gasteratos (2015) survey semantic mapping for mobile robots, noting its role in human-robot interaction, knowledge representation and planning. </w:t>
+      </w:r>
+      <w:r>
+        <w:rPr>
+          <w:rFonts w:eastAsia="Times New Roman" w:cs="Times New Roman"/>
+          <w:color w:val="000000"/>
+          <w:kern w:val="0"/>
+          <w:lang w:eastAsia="en-GB"/>
+          <w14:ligatures w14:val="none"/>
+        </w:rPr>
+        <w:t>The registry I built is the simplest version of that idea. The labels are set by the designer instead of inferred, so code can ask what an object is as well as where it is.</w:t>
       </w:r>
     </w:p>
     <w:p>
@@ -4807,40 +4552,27 @@
           <w:lang w:eastAsia="en-GB"/>
           <w14:ligatures w14:val="none"/>
         </w:rPr>
-        <w:t xml:space="preserve"> McCormac et al. (2017) generated </w:t>
-      </w:r>
-      <w:proofErr w:type="spellStart"/>
-      <w:r>
-        <w:rPr>
-          <w:rFonts w:eastAsia="Times New Roman" w:cs="Times New Roman"/>
-          <w:color w:val="000000"/>
-          <w:kern w:val="0"/>
-          <w:lang w:eastAsia="en-GB"/>
-          <w14:ligatures w14:val="none"/>
-        </w:rPr>
-        <w:t>SceneNet</w:t>
-      </w:r>
-      <w:proofErr w:type="spellEnd"/>
-      <w:r>
-        <w:rPr>
-          <w:rFonts w:eastAsia="Times New Roman" w:cs="Times New Roman"/>
-          <w:color w:val="000000"/>
-          <w:kern w:val="0"/>
-          <w:lang w:eastAsia="en-GB"/>
-          <w14:ligatures w14:val="none"/>
-        </w:rPr>
-        <w:t xml:space="preserve"> RGB-D, a large synthetic indoor dataset with ground-truth labels. Task 1 is a far smaller, hand-authored version, trading photorealism for full control over labels. Duckett et al. (2018) note that field robots </w:t>
-      </w:r>
-      <w:r>
-        <w:rPr>
-          <w:rFonts w:eastAsia="Times New Roman" w:cs="Times New Roman"/>
-          <w:color w:val="000000"/>
-          <w:kern w:val="0"/>
-          <w:lang w:eastAsia="en-GB"/>
-          <w14:ligatures w14:val="none"/>
-        </w:rPr>
-        <w:lastRenderedPageBreak/>
-        <w:t>must interpret unstructured surroundings reliably, so explicit roles matter beyond simulation.</w:t>
+        <w:t xml:space="preserve"> McCormac et al. (2017) generated SceneNet RGB-D, a large synthetic indoor dataset with ground-truth labels. </w:t>
+      </w:r>
+      <w:r>
+        <w:rPr>
+          <w:rFonts w:eastAsia="Times New Roman" w:cs="Times New Roman"/>
+          <w:color w:val="000000"/>
+          <w:kern w:val="0"/>
+          <w:lang w:eastAsia="en-GB"/>
+          <w14:ligatures w14:val="none"/>
+        </w:rPr>
+        <w:t>Task 1 is a much smaller, hand-made version that gives up realism for full control over the labels.</w:t>
+      </w:r>
+      <w:r>
+        <w:rPr>
+          <w:rFonts w:eastAsia="Times New Roman" w:cs="Times New Roman"/>
+          <w:color w:val="000000"/>
+          <w:kern w:val="0"/>
+          <w:lang w:eastAsia="en-GB"/>
+          <w14:ligatures w14:val="none"/>
+        </w:rPr>
+        <w:t xml:space="preserve"> Duckett et al. (2018) note that field robots must interpret unstructured surroundings reliably, so explicit roles matter beyond simulation.</w:t>
       </w:r>
     </w:p>
     <w:p>
@@ -4862,7 +4594,7 @@
           <w:lang w:eastAsia="en-GB"/>
           <w14:ligatures w14:val="none"/>
         </w:rPr>
-        <w:t>Task 1’s labels are therefore asserted rather than inferred, so it demonstrates query mechanics rather than perception (Section 3.6).</w:t>
+        <w:t>The labels in Task 1 are assigned, not inferred, so it shows how queries work rather than perception (Section 3.6).</w:t>
       </w:r>
     </w:p>
     <w:p>
@@ -4872,6 +4604,7 @@
       </w:pPr>
       <w:bookmarkStart w:id="10" w:name="_Toc241518191"/>
       <w:r>
+        <w:lastRenderedPageBreak/>
         <w:t>3.3 Design and Implementation</w:t>
       </w:r>
       <w:bookmarkEnd w:id="10"/>
@@ -4918,7 +4651,6 @@
         </w:rPr>
         <w:t xml:space="preserve">) is a pipeline of nine executable cells. A setup cell imports </w:t>
       </w:r>
-      <w:proofErr w:type="spellStart"/>
       <w:r>
         <w:rPr>
           <w:rFonts w:eastAsia="Times New Roman" w:cs="Times New Roman"/>
@@ -4930,7 +4662,6 @@
         </w:rPr>
         <w:t>pybullet</w:t>
       </w:r>
-      <w:proofErr w:type="spellEnd"/>
       <w:r>
         <w:rPr>
           <w:rFonts w:eastAsia="Times New Roman" w:cs="Times New Roman"/>
@@ -4941,7 +4672,6 @@
         </w:rPr>
         <w:t xml:space="preserve">, </w:t>
       </w:r>
-      <w:proofErr w:type="spellStart"/>
       <w:r>
         <w:rPr>
           <w:rFonts w:eastAsia="Times New Roman" w:cs="Times New Roman"/>
@@ -4953,7 +4683,6 @@
         </w:rPr>
         <w:t>pybullet_data</w:t>
       </w:r>
-      <w:proofErr w:type="spellEnd"/>
       <w:r>
         <w:rPr>
           <w:rFonts w:eastAsia="Times New Roman" w:cs="Times New Roman"/>
@@ -4964,7 +4693,6 @@
         </w:rPr>
         <w:t xml:space="preserve">, </w:t>
       </w:r>
-      <w:proofErr w:type="spellStart"/>
       <w:r>
         <w:rPr>
           <w:rFonts w:eastAsia="Times New Roman" w:cs="Times New Roman"/>
@@ -4976,7 +4704,6 @@
         </w:rPr>
         <w:t>numpy</w:t>
       </w:r>
-      <w:proofErr w:type="spellEnd"/>
       <w:r>
         <w:rPr>
           <w:rFonts w:eastAsia="Times New Roman" w:cs="Times New Roman"/>
@@ -5008,7 +4735,6 @@
         </w:rPr>
         <w:t xml:space="preserve">, installing </w:t>
       </w:r>
-      <w:proofErr w:type="spellStart"/>
       <w:r>
         <w:rPr>
           <w:rFonts w:eastAsia="Times New Roman" w:cs="Times New Roman"/>
@@ -5020,62 +4746,16 @@
         </w:rPr>
         <w:t>pybullet</w:t>
       </w:r>
-      <w:proofErr w:type="spellEnd"/>
-      <w:r>
-        <w:rPr>
-          <w:rFonts w:eastAsia="Times New Roman" w:cs="Times New Roman"/>
-          <w:color w:val="000000"/>
-          <w:kern w:val="0"/>
-          <w:lang w:eastAsia="en-GB"/>
-          <w14:ligatures w14:val="none"/>
-        </w:rPr>
-        <w:t xml:space="preserve"> automatically if missing, whether opened in Google </w:t>
-      </w:r>
-      <w:proofErr w:type="spellStart"/>
-      <w:r>
-        <w:rPr>
-          <w:rFonts w:eastAsia="Times New Roman" w:cs="Times New Roman"/>
-          <w:color w:val="000000"/>
-          <w:kern w:val="0"/>
-          <w:lang w:eastAsia="en-GB"/>
-          <w14:ligatures w14:val="none"/>
-        </w:rPr>
-        <w:t>Colab</w:t>
-      </w:r>
-      <w:proofErr w:type="spellEnd"/>
-      <w:r>
-        <w:rPr>
-          <w:rFonts w:eastAsia="Times New Roman" w:cs="Times New Roman"/>
-          <w:color w:val="000000"/>
-          <w:kern w:val="0"/>
-          <w:lang w:eastAsia="en-GB"/>
-          <w14:ligatures w14:val="none"/>
-        </w:rPr>
-        <w:t xml:space="preserve"> or run locally. A generation cell writes six URDF files to disk: an obstacle (crate), a target zone, a landmark, a shelf, a charging dock, and a two-wheel robot with a box chassis and two cylindrical wheels. An environment cell connects to </w:t>
-      </w:r>
-      <w:proofErr w:type="spellStart"/>
-      <w:r>
-        <w:rPr>
-          <w:rFonts w:eastAsia="Times New Roman" w:cs="Times New Roman"/>
-          <w:color w:val="000000"/>
-          <w:kern w:val="0"/>
-          <w:lang w:eastAsia="en-GB"/>
-          <w14:ligatures w14:val="none"/>
-        </w:rPr>
-        <w:t>PyBullet</w:t>
-      </w:r>
-      <w:proofErr w:type="spellEnd"/>
-      <w:r>
-        <w:rPr>
-          <w:rFonts w:eastAsia="Times New Roman" w:cs="Times New Roman"/>
-          <w:color w:val="000000"/>
-          <w:kern w:val="0"/>
-          <w:lang w:eastAsia="en-GB"/>
-          <w14:ligatures w14:val="none"/>
-        </w:rPr>
-        <w:t xml:space="preserve"> in DIRECT mode (no GUI, fully scriptable), loads a ground plane from the bundled </w:t>
-      </w:r>
-      <w:proofErr w:type="spellStart"/>
+      <w:r>
+        <w:rPr>
+          <w:rFonts w:eastAsia="Times New Roman" w:cs="Times New Roman"/>
+          <w:color w:val="000000"/>
+          <w:kern w:val="0"/>
+          <w:lang w:eastAsia="en-GB"/>
+          <w14:ligatures w14:val="none"/>
+        </w:rPr>
+        <w:t xml:space="preserve"> automatically if missing, whether opened in Google Colab or run locally. A generation cell writes six URDF files to disk: an obstacle (crate), a target zone, a landmark, a shelf, a charging dock, and a two-wheel robot with a box chassis and two cylindrical wheels. An environment cell connects to PyBullet in DIRECT mode (no GUI, fully scriptable), loads a ground plane from the bundled </w:t>
+      </w:r>
       <w:r>
         <w:rPr>
           <w:rFonts w:eastAsia="Times New Roman" w:cs="Times New Roman"/>
@@ -5087,7 +4767,6 @@
         </w:rPr>
         <w:t>pybullet_data</w:t>
       </w:r>
-      <w:proofErr w:type="spellEnd"/>
       <w:r>
         <w:rPr>
           <w:rFonts w:eastAsia="Times New Roman" w:cs="Times New Roman"/>
@@ -5210,9 +4889,28 @@
           <w:lang w:eastAsia="en-GB"/>
           <w14:ligatures w14:val="none"/>
         </w:rPr>
-        <w:t xml:space="preserve">A semantic layer, </w:t>
-      </w:r>
-      <w:proofErr w:type="spellStart"/>
+        <w:t>The semantic layer, semantic_db, is a plain Python dictionary. Each PyBullet body id maps to a role string and an (x, y, z) position, and Table 1 shows it as printed.</w:t>
+      </w:r>
+      <w:r>
+        <w:rPr>
+          <w:rFonts w:eastAsia="Times New Roman" w:cs="Times New Roman"/>
+          <w:color w:val="000000"/>
+          <w:kern w:val="0"/>
+          <w:lang w:eastAsia="en-GB"/>
+          <w14:ligatures w14:val="none"/>
+        </w:rPr>
+        <w:t xml:space="preserve"> </w:t>
+      </w:r>
+      <w:r>
+        <w:rPr>
+          <w:rFonts w:eastAsia="Times New Roman" w:cs="Times New Roman"/>
+          <w:color w:val="000000"/>
+          <w:kern w:val="0"/>
+          <w:lang w:eastAsia="en-GB"/>
+          <w14:ligatures w14:val="none"/>
+        </w:rPr>
+        <w:t xml:space="preserve">Three helper functions operate on it: </w:t>
+      </w:r>
       <w:r>
         <w:rPr>
           <w:rFonts w:eastAsia="Times New Roman" w:cs="Times New Roman"/>
@@ -5222,42 +4920,18 @@
           <w:lang w:eastAsia="en-GB"/>
           <w14:ligatures w14:val="none"/>
         </w:rPr>
-        <w:t>semantic_db</w:t>
-      </w:r>
-      <w:proofErr w:type="spellEnd"/>
-      <w:r>
-        <w:rPr>
-          <w:rFonts w:eastAsia="Times New Roman" w:cs="Times New Roman"/>
-          <w:color w:val="000000"/>
-          <w:kern w:val="0"/>
-          <w:lang w:eastAsia="en-GB"/>
-          <w14:ligatures w14:val="none"/>
-        </w:rPr>
-        <w:t xml:space="preserve">, is a plain Python dictionary keyed by </w:t>
-      </w:r>
-      <w:proofErr w:type="spellStart"/>
-      <w:r>
-        <w:rPr>
-          <w:rFonts w:eastAsia="Times New Roman" w:cs="Times New Roman"/>
-          <w:color w:val="000000"/>
-          <w:kern w:val="0"/>
-          <w:lang w:eastAsia="en-GB"/>
-          <w14:ligatures w14:val="none"/>
-        </w:rPr>
-        <w:t>PyBullet</w:t>
-      </w:r>
-      <w:proofErr w:type="spellEnd"/>
-      <w:r>
-        <w:rPr>
-          <w:rFonts w:eastAsia="Times New Roman" w:cs="Times New Roman"/>
-          <w:color w:val="000000"/>
-          <w:kern w:val="0"/>
-          <w:lang w:eastAsia="en-GB"/>
-          <w14:ligatures w14:val="none"/>
-        </w:rPr>
-        <w:t xml:space="preserve"> body id, mapping each id to its role string and (x, y, z) position; Table 1 reproduces this registry exactly as printed. Three helper functions operate on it: </w:t>
-      </w:r>
-      <w:proofErr w:type="spellStart"/>
+        <w:t>get_objects_by_role</w:t>
+      </w:r>
+      <w:r>
+        <w:rPr>
+          <w:rFonts w:eastAsia="Times New Roman" w:cs="Times New Roman"/>
+          <w:color w:val="000000"/>
+          <w:kern w:val="0"/>
+          <w:lang w:eastAsia="en-GB"/>
+          <w14:ligatures w14:val="none"/>
+        </w:rPr>
+        <w:t xml:space="preserve">, which filters by role string; </w:t>
+      </w:r>
       <w:r>
         <w:rPr>
           <w:rFonts w:eastAsia="Times New Roman" w:cs="Times New Roman"/>
@@ -5267,20 +4941,18 @@
           <w:lang w:eastAsia="en-GB"/>
           <w14:ligatures w14:val="none"/>
         </w:rPr>
-        <w:t>get_objects_by_role</w:t>
-      </w:r>
-      <w:proofErr w:type="spellEnd"/>
-      <w:r>
-        <w:rPr>
-          <w:rFonts w:eastAsia="Times New Roman" w:cs="Times New Roman"/>
-          <w:color w:val="000000"/>
-          <w:kern w:val="0"/>
-          <w:lang w:eastAsia="en-GB"/>
-          <w14:ligatures w14:val="none"/>
-        </w:rPr>
-        <w:t xml:space="preserve">, which filters by role string; </w:t>
-      </w:r>
-      <w:proofErr w:type="spellStart"/>
+        <w:t>get_nearest_target</w:t>
+      </w:r>
+      <w:r>
+        <w:rPr>
+          <w:rFonts w:eastAsia="Times New Roman" w:cs="Times New Roman"/>
+          <w:color w:val="000000"/>
+          <w:kern w:val="0"/>
+          <w:lang w:eastAsia="en-GB"/>
+          <w14:ligatures w14:val="none"/>
+        </w:rPr>
+        <w:t xml:space="preserve">, which computes Euclidean distance from the robot’s current base position to every </w:t>
+      </w:r>
       <w:r>
         <w:rPr>
           <w:rFonts w:eastAsia="Times New Roman" w:cs="Times New Roman"/>
@@ -5290,19 +4962,91 @@
           <w:lang w:eastAsia="en-GB"/>
           <w14:ligatures w14:val="none"/>
         </w:rPr>
+        <w:t>target</w:t>
+      </w:r>
+      <w:r>
+        <w:rPr>
+          <w:rFonts w:eastAsia="Times New Roman" w:cs="Times New Roman"/>
+          <w:color w:val="000000"/>
+          <w:kern w:val="0"/>
+          <w:lang w:eastAsia="en-GB"/>
+          <w14:ligatures w14:val="none"/>
+        </w:rPr>
+        <w:t xml:space="preserve">-labelled object and returns the closest; and </w:t>
+      </w:r>
+      <w:r>
+        <w:rPr>
+          <w:rFonts w:eastAsia="Times New Roman" w:cs="Times New Roman"/>
+          <w:color w:val="000000"/>
+          <w:kern w:val="0"/>
+          <w:sz w:val="22"/>
+          <w:lang w:eastAsia="en-GB"/>
+          <w14:ligatures w14:val="none"/>
+        </w:rPr>
+        <w:t>print_object_roles</w:t>
+      </w:r>
+      <w:r>
+        <w:rPr>
+          <w:rFonts w:eastAsia="Times New Roman" w:cs="Times New Roman"/>
+          <w:color w:val="000000"/>
+          <w:kern w:val="0"/>
+          <w:lang w:eastAsia="en-GB"/>
+          <w14:ligatures w14:val="none"/>
+        </w:rPr>
+        <w:t xml:space="preserve">, which prints a formatted summary of the whole registry. A rendering cell configures six camera viewpoints (the brief requires three; six were rendered as a deliberate extension) with </w:t>
+      </w:r>
+      <w:r>
+        <w:rPr>
+          <w:rFonts w:eastAsia="Times New Roman" w:cs="Times New Roman"/>
+          <w:color w:val="000000"/>
+          <w:kern w:val="0"/>
+          <w:sz w:val="22"/>
+          <w:lang w:eastAsia="en-GB"/>
+          <w14:ligatures w14:val="none"/>
+        </w:rPr>
+        <w:t>computeViewMatrix</w:t>
+      </w:r>
+      <w:r>
+        <w:rPr>
+          <w:rFonts w:eastAsia="Times New Roman" w:cs="Times New Roman"/>
+          <w:color w:val="000000"/>
+          <w:kern w:val="0"/>
+          <w:lang w:eastAsia="en-GB"/>
+          <w14:ligatures w14:val="none"/>
+        </w:rPr>
+        <w:t xml:space="preserve"> and </w:t>
+      </w:r>
+      <w:r>
+        <w:rPr>
+          <w:rFonts w:eastAsia="Times New Roman" w:cs="Times New Roman"/>
+          <w:color w:val="000000"/>
+          <w:kern w:val="0"/>
+          <w:sz w:val="22"/>
+          <w:lang w:eastAsia="en-GB"/>
+          <w14:ligatures w14:val="none"/>
+        </w:rPr>
+        <w:t>computeProjectionMatrixFOV</w:t>
+      </w:r>
+      <w:r>
+        <w:rPr>
+          <w:rFonts w:eastAsia="Times New Roman" w:cs="Times New Roman"/>
+          <w:color w:val="000000"/>
+          <w:kern w:val="0"/>
+          <w:lang w:eastAsia="en-GB"/>
+          <w14:ligatures w14:val="none"/>
+        </w:rPr>
+        <w:t xml:space="preserve"> (PyBullet, 2023), repositioning only the robot between renders </w:t>
+      </w:r>
+      <w:r>
+        <w:rPr>
+          <w:rFonts w:eastAsia="Times New Roman" w:cs="Times New Roman"/>
+          <w:color w:val="000000"/>
+          <w:kern w:val="0"/>
+          <w:lang w:eastAsia="en-GB"/>
+          <w14:ligatures w14:val="none"/>
+        </w:rPr>
         <w:lastRenderedPageBreak/>
-        <w:t>get_nearest_target</w:t>
-      </w:r>
-      <w:proofErr w:type="spellEnd"/>
-      <w:r>
-        <w:rPr>
-          <w:rFonts w:eastAsia="Times New Roman" w:cs="Times New Roman"/>
-          <w:color w:val="000000"/>
-          <w:kern w:val="0"/>
-          <w:lang w:eastAsia="en-GB"/>
-          <w14:ligatures w14:val="none"/>
-        </w:rPr>
-        <w:t xml:space="preserve">, which computes Euclidean distance from the robot’s current base position to every </w:t>
+        <w:t xml:space="preserve">while every other object stays fixed, then calls </w:t>
       </w:r>
       <w:r>
         <w:rPr>
@@ -5313,122 +5057,8 @@
           <w:lang w:eastAsia="en-GB"/>
           <w14:ligatures w14:val="none"/>
         </w:rPr>
-        <w:t>target</w:t>
-      </w:r>
-      <w:r>
-        <w:rPr>
-          <w:rFonts w:eastAsia="Times New Roman" w:cs="Times New Roman"/>
-          <w:color w:val="000000"/>
-          <w:kern w:val="0"/>
-          <w:lang w:eastAsia="en-GB"/>
-          <w14:ligatures w14:val="none"/>
-        </w:rPr>
-        <w:t xml:space="preserve">-labelled object and returns the closest; and </w:t>
-      </w:r>
-      <w:proofErr w:type="spellStart"/>
-      <w:r>
-        <w:rPr>
-          <w:rFonts w:eastAsia="Times New Roman" w:cs="Times New Roman"/>
-          <w:color w:val="000000"/>
-          <w:kern w:val="0"/>
-          <w:sz w:val="22"/>
-          <w:lang w:eastAsia="en-GB"/>
-          <w14:ligatures w14:val="none"/>
-        </w:rPr>
-        <w:t>print_object_roles</w:t>
-      </w:r>
-      <w:proofErr w:type="spellEnd"/>
-      <w:r>
-        <w:rPr>
-          <w:rFonts w:eastAsia="Times New Roman" w:cs="Times New Roman"/>
-          <w:color w:val="000000"/>
-          <w:kern w:val="0"/>
-          <w:lang w:eastAsia="en-GB"/>
-          <w14:ligatures w14:val="none"/>
-        </w:rPr>
-        <w:t xml:space="preserve">, which prints a formatted summary of the whole registry. A rendering cell configures six camera viewpoints (the brief requires three; six were rendered as a deliberate extension) with </w:t>
-      </w:r>
-      <w:proofErr w:type="spellStart"/>
-      <w:r>
-        <w:rPr>
-          <w:rFonts w:eastAsia="Times New Roman" w:cs="Times New Roman"/>
-          <w:color w:val="000000"/>
-          <w:kern w:val="0"/>
-          <w:sz w:val="22"/>
-          <w:lang w:eastAsia="en-GB"/>
-          <w14:ligatures w14:val="none"/>
-        </w:rPr>
-        <w:t>computeViewMatrix</w:t>
-      </w:r>
-      <w:proofErr w:type="spellEnd"/>
-      <w:r>
-        <w:rPr>
-          <w:rFonts w:eastAsia="Times New Roman" w:cs="Times New Roman"/>
-          <w:color w:val="000000"/>
-          <w:kern w:val="0"/>
-          <w:lang w:eastAsia="en-GB"/>
-          <w14:ligatures w14:val="none"/>
-        </w:rPr>
-        <w:t xml:space="preserve"> and </w:t>
-      </w:r>
-      <w:proofErr w:type="spellStart"/>
-      <w:r>
-        <w:rPr>
-          <w:rFonts w:eastAsia="Times New Roman" w:cs="Times New Roman"/>
-          <w:color w:val="000000"/>
-          <w:kern w:val="0"/>
-          <w:sz w:val="22"/>
-          <w:lang w:eastAsia="en-GB"/>
-          <w14:ligatures w14:val="none"/>
-        </w:rPr>
-        <w:t>computeProjectionMatrixFOV</w:t>
-      </w:r>
-      <w:proofErr w:type="spellEnd"/>
-      <w:r>
-        <w:rPr>
-          <w:rFonts w:eastAsia="Times New Roman" w:cs="Times New Roman"/>
-          <w:color w:val="000000"/>
-          <w:kern w:val="0"/>
-          <w:lang w:eastAsia="en-GB"/>
-          <w14:ligatures w14:val="none"/>
-        </w:rPr>
-        <w:t xml:space="preserve"> (</w:t>
-      </w:r>
-      <w:proofErr w:type="spellStart"/>
-      <w:r>
-        <w:rPr>
-          <w:rFonts w:eastAsia="Times New Roman" w:cs="Times New Roman"/>
-          <w:color w:val="000000"/>
-          <w:kern w:val="0"/>
-          <w:lang w:eastAsia="en-GB"/>
-          <w14:ligatures w14:val="none"/>
-        </w:rPr>
-        <w:t>PyBullet</w:t>
-      </w:r>
-      <w:proofErr w:type="spellEnd"/>
-      <w:r>
-        <w:rPr>
-          <w:rFonts w:eastAsia="Times New Roman" w:cs="Times New Roman"/>
-          <w:color w:val="000000"/>
-          <w:kern w:val="0"/>
-          <w:lang w:eastAsia="en-GB"/>
-          <w14:ligatures w14:val="none"/>
-        </w:rPr>
-        <w:t xml:space="preserve">, 2023), repositioning only the robot between renders while every other object stays fixed, then calls </w:t>
-      </w:r>
-      <w:proofErr w:type="spellStart"/>
-      <w:r>
-        <w:rPr>
-          <w:rFonts w:eastAsia="Times New Roman" w:cs="Times New Roman"/>
-          <w:color w:val="000000"/>
-          <w:kern w:val="0"/>
-          <w:sz w:val="22"/>
-          <w:lang w:eastAsia="en-GB"/>
-          <w14:ligatures w14:val="none"/>
-        </w:rPr>
         <w:t>getCameraImage</w:t>
       </w:r>
-      <w:proofErr w:type="spellEnd"/>
       <w:r>
         <w:rPr>
           <w:rFonts w:eastAsia="Times New Roman" w:cs="Times New Roman"/>
@@ -5459,29 +5089,7 @@
           <w:lang w:eastAsia="en-GB"/>
           <w14:ligatures w14:val="none"/>
         </w:rPr>
-        <w:t xml:space="preserve">The principal tools were Python 3, </w:t>
-      </w:r>
-      <w:proofErr w:type="spellStart"/>
-      <w:r>
-        <w:rPr>
-          <w:rFonts w:eastAsia="Times New Roman" w:cs="Times New Roman"/>
-          <w:color w:val="000000"/>
-          <w:kern w:val="0"/>
-          <w:lang w:eastAsia="en-GB"/>
-          <w14:ligatures w14:val="none"/>
-        </w:rPr>
-        <w:t>PyBullet</w:t>
-      </w:r>
-      <w:proofErr w:type="spellEnd"/>
-      <w:r>
-        <w:rPr>
-          <w:rFonts w:eastAsia="Times New Roman" w:cs="Times New Roman"/>
-          <w:color w:val="000000"/>
-          <w:kern w:val="0"/>
-          <w:lang w:eastAsia="en-GB"/>
-          <w14:ligatures w14:val="none"/>
-        </w:rPr>
-        <w:t xml:space="preserve"> for physics and rendering, NumPy for array handling, and Matplotlib for visualisation. No learned perception model was used: roles are assigned deterministically at construction time, which keeps the demonstration self-contained but means it does not infer role from image content alone, a limitation returned to in Section 3.6.</w:t>
+        <w:t>I used Python 3, PyBullet, NumPy and Matplotlib. There is no learned perception model: roles are set when the scene is built, so the notebook cannot work out a role from an image alone. Section 3.6 comes back to this.</w:t>
       </w:r>
     </w:p>
     <w:p>
@@ -5512,23 +5120,7 @@
         <w:fldChar w:fldCharType="end"/>
       </w:r>
       <w:r>
-        <w:t xml:space="preserve">: Semantic object registry as printed by </w:t>
-      </w:r>
-      <w:proofErr w:type="spellStart"/>
-      <w:r>
-        <w:t>print_object_</w:t>
-      </w:r>
-      <w:proofErr w:type="gramStart"/>
-      <w:r>
-        <w:t>roles</w:t>
-      </w:r>
-      <w:proofErr w:type="spellEnd"/>
-      <w:r>
-        <w:t>(</w:t>
-      </w:r>
-      <w:proofErr w:type="gramEnd"/>
-      <w:r>
-        <w:t>) (14 objects, excluding the robot).</w:t>
+        <w:t>: Semantic object registry as printed by print_object_roles() (14 objects, excluding the robot).</w:t>
       </w:r>
       <w:bookmarkEnd w:id="12"/>
     </w:p>
@@ -5569,7 +5161,6 @@
                 <w:bCs/>
               </w:rPr>
             </w:pPr>
-            <w:proofErr w:type="spellStart"/>
             <w:r>
               <w:rPr>
                 <w:b/>
@@ -5577,7 +5168,6 @@
               </w:rPr>
               <w:t>body_id</w:t>
             </w:r>
-            <w:proofErr w:type="spellEnd"/>
           </w:p>
         </w:tc>
         <w:tc>
@@ -6510,29 +6100,7 @@
           <w:lang w:eastAsia="en-GB"/>
           <w14:ligatures w14:val="none"/>
         </w:rPr>
-        <w:t xml:space="preserve">The system is implemented as a Python Jupyter notebook, so results are identical whether run locally or in </w:t>
-      </w:r>
-      <w:proofErr w:type="spellStart"/>
-      <w:r>
-        <w:rPr>
-          <w:rFonts w:eastAsia="Times New Roman" w:cs="Times New Roman"/>
-          <w:color w:val="000000"/>
-          <w:kern w:val="0"/>
-          <w:lang w:eastAsia="en-GB"/>
-          <w14:ligatures w14:val="none"/>
-        </w:rPr>
-        <w:t>Colab</w:t>
-      </w:r>
-      <w:proofErr w:type="spellEnd"/>
-      <w:r>
-        <w:rPr>
-          <w:rFonts w:eastAsia="Times New Roman" w:cs="Times New Roman"/>
-          <w:color w:val="000000"/>
-          <w:kern w:val="0"/>
-          <w:lang w:eastAsia="en-GB"/>
-          <w14:ligatures w14:val="none"/>
-        </w:rPr>
-        <w:t>. The excerpts below are abridged from the notebook.</w:t>
+        <w:t>The system is implemented as a Python Jupyter notebook, so results are identical whether run locally or in Colab. The excerpts below are abridged from the notebook.</w:t>
       </w:r>
     </w:p>
     <w:p>
@@ -6556,7 +6124,6 @@
           <w:lang w:eastAsia="en-GB"/>
           <w14:ligatures w14:val="none"/>
         </w:rPr>
-        <w:lastRenderedPageBreak/>
         <w:t>URDF generation (cell 3):</w:t>
       </w:r>
       <w:r>
@@ -6589,6 +6156,7 @@
           <w:sz w:val="22"/>
           <w:szCs w:val="22"/>
         </w:rPr>
+        <w:lastRenderedPageBreak/>
         <w:t>OBSTACLE_URDF = """&lt;?xml version="1.0"?&gt;</w:t>
       </w:r>
     </w:p>
@@ -6633,25 +6201,7 @@
           <w:sz w:val="22"/>
           <w:szCs w:val="22"/>
         </w:rPr>
-        <w:t xml:space="preserve">  &lt;link name="</w:t>
-      </w:r>
-      <w:proofErr w:type="spellStart"/>
-      <w:r>
-        <w:rPr>
-          <w:rFonts w:ascii="Courier New" w:hAnsi="Courier New" w:cs="Courier New"/>
-          <w:sz w:val="22"/>
-          <w:szCs w:val="22"/>
-        </w:rPr>
-        <w:t>base_link</w:t>
-      </w:r>
-      <w:proofErr w:type="spellEnd"/>
-      <w:r>
-        <w:rPr>
-          <w:rFonts w:ascii="Courier New" w:hAnsi="Courier New" w:cs="Courier New"/>
-          <w:sz w:val="22"/>
-          <w:szCs w:val="22"/>
-        </w:rPr>
-        <w:t>"&gt;</w:t>
+        <w:t xml:space="preserve">  &lt;link name="base_link"&gt;</w:t>
       </w:r>
     </w:p>
     <w:p>
@@ -6826,63 +6376,7 @@
           <w:sz w:val="22"/>
           <w:szCs w:val="22"/>
         </w:rPr>
-        <w:t xml:space="preserve">URDF_PATHS["obstacle"] = </w:t>
-      </w:r>
-      <w:proofErr w:type="spellStart"/>
-      <w:r>
-        <w:rPr>
-          <w:rFonts w:ascii="Courier New" w:hAnsi="Courier New" w:cs="Courier New"/>
-          <w:sz w:val="22"/>
-          <w:szCs w:val="22"/>
-        </w:rPr>
-        <w:t>write_</w:t>
-      </w:r>
-      <w:proofErr w:type="gramStart"/>
-      <w:r>
-        <w:rPr>
-          <w:rFonts w:ascii="Courier New" w:hAnsi="Courier New" w:cs="Courier New"/>
-          <w:sz w:val="22"/>
-          <w:szCs w:val="22"/>
-        </w:rPr>
-        <w:t>urdf</w:t>
-      </w:r>
-      <w:proofErr w:type="spellEnd"/>
-      <w:r>
-        <w:rPr>
-          <w:rFonts w:ascii="Courier New" w:hAnsi="Courier New" w:cs="Courier New"/>
-          <w:sz w:val="22"/>
-          <w:szCs w:val="22"/>
-        </w:rPr>
-        <w:t>(</w:t>
-      </w:r>
-      <w:proofErr w:type="gramEnd"/>
-      <w:r>
-        <w:rPr>
-          <w:rFonts w:ascii="Courier New" w:hAnsi="Courier New" w:cs="Courier New"/>
-          <w:sz w:val="22"/>
-          <w:szCs w:val="22"/>
-        </w:rPr>
-        <w:t>"</w:t>
-      </w:r>
-      <w:proofErr w:type="spellStart"/>
-      <w:proofErr w:type="gramStart"/>
-      <w:r>
-        <w:rPr>
-          <w:rFonts w:ascii="Courier New" w:hAnsi="Courier New" w:cs="Courier New"/>
-          <w:sz w:val="22"/>
-          <w:szCs w:val="22"/>
-        </w:rPr>
-        <w:t>obstacle.urdf</w:t>
-      </w:r>
-      <w:proofErr w:type="spellEnd"/>
-      <w:proofErr w:type="gramEnd"/>
-      <w:r>
-        <w:rPr>
-          <w:rFonts w:ascii="Courier New" w:hAnsi="Courier New" w:cs="Courier New"/>
-          <w:sz w:val="22"/>
-          <w:szCs w:val="22"/>
-        </w:rPr>
-        <w:t>", OBSTACLE_URDF)</w:t>
+        <w:t>URDF_PATHS["obstacle"] = write_urdf("obstacle.urdf", OBSTACLE_URDF)</w:t>
       </w:r>
     </w:p>
     <w:p>
@@ -6918,7 +6412,6 @@
         </w:rPr>
         <w:t xml:space="preserve"> </w:t>
       </w:r>
-      <w:proofErr w:type="spellStart"/>
       <w:r>
         <w:rPr>
           <w:rFonts w:eastAsia="Times New Roman" w:cs="Times New Roman"/>
@@ -6930,7 +6423,6 @@
         </w:rPr>
         <w:t>semantic_db</w:t>
       </w:r>
-      <w:proofErr w:type="spellEnd"/>
       <w:r>
         <w:rPr>
           <w:rFonts w:eastAsia="Times New Roman" w:cs="Times New Roman"/>
@@ -6941,7 +6433,6 @@
         </w:rPr>
         <w:t xml:space="preserve"> maps body ids to roles; </w:t>
       </w:r>
-      <w:proofErr w:type="spellStart"/>
       <w:r>
         <w:rPr>
           <w:rFonts w:eastAsia="Times New Roman" w:cs="Times New Roman"/>
@@ -6953,7 +6444,6 @@
         </w:rPr>
         <w:t>get_nearest_target</w:t>
       </w:r>
-      <w:proofErr w:type="spellEnd"/>
       <w:r>
         <w:rPr>
           <w:rFonts w:eastAsia="Times New Roman" w:cs="Times New Roman"/>
@@ -6978,23 +6468,13 @@
           <w:szCs w:val="22"/>
         </w:rPr>
       </w:pPr>
-      <w:proofErr w:type="spellStart"/>
       <w:r>
         <w:rPr>
           <w:rFonts w:ascii="Courier New" w:hAnsi="Courier New" w:cs="Courier New"/>
           <w:sz w:val="22"/>
           <w:szCs w:val="22"/>
         </w:rPr>
-        <w:t>semantic_db</w:t>
-      </w:r>
-      <w:proofErr w:type="spellEnd"/>
-      <w:r>
-        <w:rPr>
-          <w:rFonts w:ascii="Courier New" w:hAnsi="Courier New" w:cs="Courier New"/>
-          <w:sz w:val="22"/>
-          <w:szCs w:val="22"/>
-        </w:rPr>
-        <w:t xml:space="preserve"> = {}</w:t>
+        <w:t>semantic_db = {}</w:t>
       </w:r>
     </w:p>
     <w:p>
@@ -7016,61 +6496,7 @@
           <w:sz w:val="22"/>
           <w:szCs w:val="22"/>
         </w:rPr>
-        <w:t xml:space="preserve">for </w:t>
-      </w:r>
-      <w:proofErr w:type="spellStart"/>
-      <w:r>
-        <w:rPr>
-          <w:rFonts w:ascii="Courier New" w:hAnsi="Courier New" w:cs="Courier New"/>
-          <w:sz w:val="22"/>
-          <w:szCs w:val="22"/>
-        </w:rPr>
-        <w:t>body_id</w:t>
-      </w:r>
-      <w:proofErr w:type="spellEnd"/>
-      <w:r>
-        <w:rPr>
-          <w:rFonts w:ascii="Courier New" w:hAnsi="Courier New" w:cs="Courier New"/>
-          <w:sz w:val="22"/>
-          <w:szCs w:val="22"/>
-        </w:rPr>
-        <w:t xml:space="preserve">, role, </w:t>
-      </w:r>
-      <w:proofErr w:type="spellStart"/>
-      <w:r>
-        <w:rPr>
-          <w:rFonts w:ascii="Courier New" w:hAnsi="Courier New" w:cs="Courier New"/>
-          <w:sz w:val="22"/>
-          <w:szCs w:val="22"/>
-        </w:rPr>
-        <w:t>pos</w:t>
-      </w:r>
-      <w:proofErr w:type="spellEnd"/>
-      <w:r>
-        <w:rPr>
-          <w:rFonts w:ascii="Courier New" w:hAnsi="Courier New" w:cs="Courier New"/>
-          <w:sz w:val="22"/>
-          <w:szCs w:val="22"/>
-        </w:rPr>
-        <w:t xml:space="preserve"> in </w:t>
-      </w:r>
-      <w:proofErr w:type="spellStart"/>
-      <w:r>
-        <w:rPr>
-          <w:rFonts w:ascii="Courier New" w:hAnsi="Courier New" w:cs="Courier New"/>
-          <w:sz w:val="22"/>
-          <w:szCs w:val="22"/>
-        </w:rPr>
-        <w:t>object_ids</w:t>
-      </w:r>
-      <w:proofErr w:type="spellEnd"/>
-      <w:r>
-        <w:rPr>
-          <w:rFonts w:ascii="Courier New" w:hAnsi="Courier New" w:cs="Courier New"/>
-          <w:sz w:val="22"/>
-          <w:szCs w:val="22"/>
-        </w:rPr>
-        <w:t>:</w:t>
+        <w:t>for body_id, role, pos in object_ids:</w:t>
       </w:r>
     </w:p>
     <w:p>
@@ -7092,61 +6518,7 @@
           <w:sz w:val="22"/>
           <w:szCs w:val="22"/>
         </w:rPr>
-        <w:t xml:space="preserve">    </w:t>
-      </w:r>
-      <w:proofErr w:type="spellStart"/>
-      <w:r>
-        <w:rPr>
-          <w:rFonts w:ascii="Courier New" w:hAnsi="Courier New" w:cs="Courier New"/>
-          <w:sz w:val="22"/>
-          <w:szCs w:val="22"/>
-        </w:rPr>
-        <w:t>semantic_db</w:t>
-      </w:r>
-      <w:proofErr w:type="spellEnd"/>
-      <w:r>
-        <w:rPr>
-          <w:rFonts w:ascii="Courier New" w:hAnsi="Courier New" w:cs="Courier New"/>
-          <w:sz w:val="22"/>
-          <w:szCs w:val="22"/>
-        </w:rPr>
-        <w:t>[</w:t>
-      </w:r>
-      <w:proofErr w:type="spellStart"/>
-      <w:r>
-        <w:rPr>
-          <w:rFonts w:ascii="Courier New" w:hAnsi="Courier New" w:cs="Courier New"/>
-          <w:sz w:val="22"/>
-          <w:szCs w:val="22"/>
-        </w:rPr>
-        <w:t>body_id</w:t>
-      </w:r>
-      <w:proofErr w:type="spellEnd"/>
-      <w:r>
-        <w:rPr>
-          <w:rFonts w:ascii="Courier New" w:hAnsi="Courier New" w:cs="Courier New"/>
-          <w:sz w:val="22"/>
-          <w:szCs w:val="22"/>
-        </w:rPr>
-        <w:t xml:space="preserve">] = {"role": role, "position": </w:t>
-      </w:r>
-      <w:proofErr w:type="spellStart"/>
-      <w:r>
-        <w:rPr>
-          <w:rFonts w:ascii="Courier New" w:hAnsi="Courier New" w:cs="Courier New"/>
-          <w:sz w:val="22"/>
-          <w:szCs w:val="22"/>
-        </w:rPr>
-        <w:t>pos</w:t>
-      </w:r>
-      <w:proofErr w:type="spellEnd"/>
-      <w:r>
-        <w:rPr>
-          <w:rFonts w:ascii="Courier New" w:hAnsi="Courier New" w:cs="Courier New"/>
-          <w:sz w:val="22"/>
-          <w:szCs w:val="22"/>
-        </w:rPr>
-        <w:t>}</w:t>
+        <w:t xml:space="preserve">    semantic_db[body_id] = {"role": role, "position": pos}</w:t>
       </w:r>
     </w:p>
     <w:p>
@@ -7182,43 +6554,7 @@
           <w:sz w:val="22"/>
           <w:szCs w:val="22"/>
         </w:rPr>
-        <w:t xml:space="preserve">def </w:t>
-      </w:r>
-      <w:proofErr w:type="spellStart"/>
-      <w:r>
-        <w:rPr>
-          <w:rFonts w:ascii="Courier New" w:hAnsi="Courier New" w:cs="Courier New"/>
-          <w:sz w:val="22"/>
-          <w:szCs w:val="22"/>
-        </w:rPr>
-        <w:t>get_nearest_target</w:t>
-      </w:r>
-      <w:proofErr w:type="spellEnd"/>
-      <w:r>
-        <w:rPr>
-          <w:rFonts w:ascii="Courier New" w:hAnsi="Courier New" w:cs="Courier New"/>
-          <w:sz w:val="22"/>
-          <w:szCs w:val="22"/>
-        </w:rPr>
-        <w:t>(</w:t>
-      </w:r>
-      <w:proofErr w:type="spellStart"/>
-      <w:r>
-        <w:rPr>
-          <w:rFonts w:ascii="Courier New" w:hAnsi="Courier New" w:cs="Courier New"/>
-          <w:sz w:val="22"/>
-          <w:szCs w:val="22"/>
-        </w:rPr>
-        <w:t>robot_body_id</w:t>
-      </w:r>
-      <w:proofErr w:type="spellEnd"/>
-      <w:r>
-        <w:rPr>
-          <w:rFonts w:ascii="Courier New" w:hAnsi="Courier New" w:cs="Courier New"/>
-          <w:sz w:val="22"/>
-          <w:szCs w:val="22"/>
-        </w:rPr>
-        <w:t>):</w:t>
+        <w:t>def get_nearest_target(robot_body_id):</w:t>
       </w:r>
     </w:p>
     <w:p>
@@ -7240,63 +6576,7 @@
           <w:sz w:val="22"/>
           <w:szCs w:val="22"/>
         </w:rPr>
-        <w:t xml:space="preserve">    </w:t>
-      </w:r>
-      <w:proofErr w:type="spellStart"/>
-      <w:r>
-        <w:rPr>
-          <w:rFonts w:ascii="Courier New" w:hAnsi="Courier New" w:cs="Courier New"/>
-          <w:sz w:val="22"/>
-          <w:szCs w:val="22"/>
-        </w:rPr>
-        <w:t>robot_pos</w:t>
-      </w:r>
-      <w:proofErr w:type="spellEnd"/>
-      <w:r>
-        <w:rPr>
-          <w:rFonts w:ascii="Courier New" w:hAnsi="Courier New" w:cs="Courier New"/>
-          <w:sz w:val="22"/>
-          <w:szCs w:val="22"/>
-        </w:rPr>
-        <w:t xml:space="preserve">, _ = </w:t>
-      </w:r>
-      <w:proofErr w:type="spellStart"/>
-      <w:proofErr w:type="gramStart"/>
-      <w:r>
-        <w:rPr>
-          <w:rFonts w:ascii="Courier New" w:hAnsi="Courier New" w:cs="Courier New"/>
-          <w:sz w:val="22"/>
-          <w:szCs w:val="22"/>
-        </w:rPr>
-        <w:t>p.getBasePositionAndOrientation</w:t>
-      </w:r>
-      <w:proofErr w:type="spellEnd"/>
-      <w:proofErr w:type="gramEnd"/>
-      <w:r>
-        <w:rPr>
-          <w:rFonts w:ascii="Courier New" w:hAnsi="Courier New" w:cs="Courier New"/>
-          <w:sz w:val="22"/>
-          <w:szCs w:val="22"/>
-        </w:rPr>
-        <w:t>(</w:t>
-      </w:r>
-      <w:proofErr w:type="spellStart"/>
-      <w:r>
-        <w:rPr>
-          <w:rFonts w:ascii="Courier New" w:hAnsi="Courier New" w:cs="Courier New"/>
-          <w:sz w:val="22"/>
-          <w:szCs w:val="22"/>
-        </w:rPr>
-        <w:t>robot_body_id</w:t>
-      </w:r>
-      <w:proofErr w:type="spellEnd"/>
-      <w:r>
-        <w:rPr>
-          <w:rFonts w:ascii="Courier New" w:hAnsi="Courier New" w:cs="Courier New"/>
-          <w:sz w:val="22"/>
-          <w:szCs w:val="22"/>
-        </w:rPr>
-        <w:t>)</w:t>
+        <w:t xml:space="preserve">    robot_pos, _ = p.getBasePositionAndOrientation(robot_body_id)</w:t>
       </w:r>
     </w:p>
     <w:p>
@@ -7318,25 +6598,7 @@
           <w:sz w:val="22"/>
           <w:szCs w:val="22"/>
         </w:rPr>
-        <w:t xml:space="preserve">    targets = </w:t>
-      </w:r>
-      <w:proofErr w:type="spellStart"/>
-      <w:r>
-        <w:rPr>
-          <w:rFonts w:ascii="Courier New" w:hAnsi="Courier New" w:cs="Courier New"/>
-          <w:sz w:val="22"/>
-          <w:szCs w:val="22"/>
-        </w:rPr>
-        <w:t>get_objects_by_role</w:t>
-      </w:r>
-      <w:proofErr w:type="spellEnd"/>
-      <w:r>
-        <w:rPr>
-          <w:rFonts w:ascii="Courier New" w:hAnsi="Courier New" w:cs="Courier New"/>
-          <w:sz w:val="22"/>
-          <w:szCs w:val="22"/>
-        </w:rPr>
-        <w:t>("target")</w:t>
+        <w:t xml:space="preserve">    targets = get_objects_by_role("target")</w:t>
       </w:r>
     </w:p>
     <w:p>
@@ -7358,25 +6620,7 @@
           <w:sz w:val="22"/>
           <w:szCs w:val="22"/>
         </w:rPr>
-        <w:t xml:space="preserve">    best, </w:t>
-      </w:r>
-      <w:proofErr w:type="spellStart"/>
-      <w:r>
-        <w:rPr>
-          <w:rFonts w:ascii="Courier New" w:hAnsi="Courier New" w:cs="Courier New"/>
-          <w:sz w:val="22"/>
-          <w:szCs w:val="22"/>
-        </w:rPr>
-        <w:t>best_dist</w:t>
-      </w:r>
-      <w:proofErr w:type="spellEnd"/>
-      <w:r>
-        <w:rPr>
-          <w:rFonts w:ascii="Courier New" w:hAnsi="Courier New" w:cs="Courier New"/>
-          <w:sz w:val="22"/>
-          <w:szCs w:val="22"/>
-        </w:rPr>
-        <w:t xml:space="preserve"> = None, float("inf")</w:t>
+        <w:t xml:space="preserve">    best, best_dist = None, float("inf")</w:t>
       </w:r>
     </w:p>
     <w:p>
@@ -7398,43 +6642,7 @@
           <w:sz w:val="22"/>
           <w:szCs w:val="22"/>
         </w:rPr>
-        <w:t xml:space="preserve">    for </w:t>
-      </w:r>
-      <w:proofErr w:type="spellStart"/>
-      <w:r>
-        <w:rPr>
-          <w:rFonts w:ascii="Courier New" w:hAnsi="Courier New" w:cs="Courier New"/>
-          <w:sz w:val="22"/>
-          <w:szCs w:val="22"/>
-        </w:rPr>
-        <w:t>body_id</w:t>
-      </w:r>
-      <w:proofErr w:type="spellEnd"/>
-      <w:r>
-        <w:rPr>
-          <w:rFonts w:ascii="Courier New" w:hAnsi="Courier New" w:cs="Courier New"/>
-          <w:sz w:val="22"/>
-          <w:szCs w:val="22"/>
-        </w:rPr>
-        <w:t xml:space="preserve">, </w:t>
-      </w:r>
-      <w:proofErr w:type="spellStart"/>
-      <w:r>
-        <w:rPr>
-          <w:rFonts w:ascii="Courier New" w:hAnsi="Courier New" w:cs="Courier New"/>
-          <w:sz w:val="22"/>
-          <w:szCs w:val="22"/>
-        </w:rPr>
-        <w:t>pos</w:t>
-      </w:r>
-      <w:proofErr w:type="spellEnd"/>
-      <w:r>
-        <w:rPr>
-          <w:rFonts w:ascii="Courier New" w:hAnsi="Courier New" w:cs="Courier New"/>
-          <w:sz w:val="22"/>
-          <w:szCs w:val="22"/>
-        </w:rPr>
-        <w:t xml:space="preserve"> in targets:</w:t>
+        <w:t xml:space="preserve">    for body_id, pos in targets:</w:t>
       </w:r>
     </w:p>
     <w:p>
@@ -7456,81 +6664,7 @@
           <w:sz w:val="22"/>
           <w:szCs w:val="22"/>
         </w:rPr>
-        <w:t xml:space="preserve">        </w:t>
-      </w:r>
-      <w:proofErr w:type="spellStart"/>
-      <w:r>
-        <w:rPr>
-          <w:rFonts w:ascii="Courier New" w:hAnsi="Courier New" w:cs="Courier New"/>
-          <w:sz w:val="22"/>
-          <w:szCs w:val="22"/>
-        </w:rPr>
-        <w:t>dist</w:t>
-      </w:r>
-      <w:proofErr w:type="spellEnd"/>
-      <w:r>
-        <w:rPr>
-          <w:rFonts w:ascii="Courier New" w:hAnsi="Courier New" w:cs="Courier New"/>
-          <w:sz w:val="22"/>
-          <w:szCs w:val="22"/>
-        </w:rPr>
-        <w:t xml:space="preserve"> = </w:t>
-      </w:r>
-      <w:proofErr w:type="spellStart"/>
-      <w:proofErr w:type="gramStart"/>
-      <w:r>
-        <w:rPr>
-          <w:rFonts w:ascii="Courier New" w:hAnsi="Courier New" w:cs="Courier New"/>
-          <w:sz w:val="22"/>
-          <w:szCs w:val="22"/>
-        </w:rPr>
-        <w:t>math.dist</w:t>
-      </w:r>
-      <w:proofErr w:type="spellEnd"/>
-      <w:proofErr w:type="gramEnd"/>
-      <w:r>
-        <w:rPr>
-          <w:rFonts w:ascii="Courier New" w:hAnsi="Courier New" w:cs="Courier New"/>
-          <w:sz w:val="22"/>
-          <w:szCs w:val="22"/>
-        </w:rPr>
-        <w:t>(</w:t>
-      </w:r>
-      <w:proofErr w:type="spellStart"/>
-      <w:r>
-        <w:rPr>
-          <w:rFonts w:ascii="Courier New" w:hAnsi="Courier New" w:cs="Courier New"/>
-          <w:sz w:val="22"/>
-          <w:szCs w:val="22"/>
-        </w:rPr>
-        <w:t>robot_pos</w:t>
-      </w:r>
-      <w:proofErr w:type="spellEnd"/>
-      <w:r>
-        <w:rPr>
-          <w:rFonts w:ascii="Courier New" w:hAnsi="Courier New" w:cs="Courier New"/>
-          <w:sz w:val="22"/>
-          <w:szCs w:val="22"/>
-        </w:rPr>
-        <w:t xml:space="preserve">, </w:t>
-      </w:r>
-      <w:proofErr w:type="spellStart"/>
-      <w:r>
-        <w:rPr>
-          <w:rFonts w:ascii="Courier New" w:hAnsi="Courier New" w:cs="Courier New"/>
-          <w:sz w:val="22"/>
-          <w:szCs w:val="22"/>
-        </w:rPr>
-        <w:t>pos</w:t>
-      </w:r>
-      <w:proofErr w:type="spellEnd"/>
-      <w:r>
-        <w:rPr>
-          <w:rFonts w:ascii="Courier New" w:hAnsi="Courier New" w:cs="Courier New"/>
-          <w:sz w:val="22"/>
-          <w:szCs w:val="22"/>
-        </w:rPr>
-        <w:t>)</w:t>
+        <w:t xml:space="preserve">        dist = math.dist(robot_pos, pos)</w:t>
       </w:r>
     </w:p>
     <w:p>
@@ -7552,43 +6686,7 @@
           <w:sz w:val="22"/>
           <w:szCs w:val="22"/>
         </w:rPr>
-        <w:t xml:space="preserve">        if </w:t>
-      </w:r>
-      <w:proofErr w:type="spellStart"/>
-      <w:r>
-        <w:rPr>
-          <w:rFonts w:ascii="Courier New" w:hAnsi="Courier New" w:cs="Courier New"/>
-          <w:sz w:val="22"/>
-          <w:szCs w:val="22"/>
-        </w:rPr>
-        <w:t>dist</w:t>
-      </w:r>
-      <w:proofErr w:type="spellEnd"/>
-      <w:r>
-        <w:rPr>
-          <w:rFonts w:ascii="Courier New" w:hAnsi="Courier New" w:cs="Courier New"/>
-          <w:sz w:val="22"/>
-          <w:szCs w:val="22"/>
-        </w:rPr>
-        <w:t xml:space="preserve"> &lt; </w:t>
-      </w:r>
-      <w:proofErr w:type="spellStart"/>
-      <w:r>
-        <w:rPr>
-          <w:rFonts w:ascii="Courier New" w:hAnsi="Courier New" w:cs="Courier New"/>
-          <w:sz w:val="22"/>
-          <w:szCs w:val="22"/>
-        </w:rPr>
-        <w:t>best_dist</w:t>
-      </w:r>
-      <w:proofErr w:type="spellEnd"/>
-      <w:r>
-        <w:rPr>
-          <w:rFonts w:ascii="Courier New" w:hAnsi="Courier New" w:cs="Courier New"/>
-          <w:sz w:val="22"/>
-          <w:szCs w:val="22"/>
-        </w:rPr>
-        <w:t>:</w:t>
+        <w:t xml:space="preserve">        if dist &lt; best_dist:</w:t>
       </w:r>
     </w:p>
     <w:p>
@@ -7610,79 +6708,7 @@
           <w:sz w:val="22"/>
           <w:szCs w:val="22"/>
         </w:rPr>
-        <w:t xml:space="preserve">            </w:t>
-      </w:r>
-      <w:proofErr w:type="spellStart"/>
-      <w:r>
-        <w:rPr>
-          <w:rFonts w:ascii="Courier New" w:hAnsi="Courier New" w:cs="Courier New"/>
-          <w:sz w:val="22"/>
-          <w:szCs w:val="22"/>
-        </w:rPr>
-        <w:t>best_dist</w:t>
-      </w:r>
-      <w:proofErr w:type="spellEnd"/>
-      <w:r>
-        <w:rPr>
-          <w:rFonts w:ascii="Courier New" w:hAnsi="Courier New" w:cs="Courier New"/>
-          <w:sz w:val="22"/>
-          <w:szCs w:val="22"/>
-        </w:rPr>
-        <w:t xml:space="preserve">, best = </w:t>
-      </w:r>
-      <w:proofErr w:type="spellStart"/>
-      <w:r>
-        <w:rPr>
-          <w:rFonts w:ascii="Courier New" w:hAnsi="Courier New" w:cs="Courier New"/>
-          <w:sz w:val="22"/>
-          <w:szCs w:val="22"/>
-        </w:rPr>
-        <w:t>dist</w:t>
-      </w:r>
-      <w:proofErr w:type="spellEnd"/>
-      <w:r>
-        <w:rPr>
-          <w:rFonts w:ascii="Courier New" w:hAnsi="Courier New" w:cs="Courier New"/>
-          <w:sz w:val="22"/>
-          <w:szCs w:val="22"/>
-        </w:rPr>
-        <w:t>, (</w:t>
-      </w:r>
-      <w:proofErr w:type="spellStart"/>
-      <w:r>
-        <w:rPr>
-          <w:rFonts w:ascii="Courier New" w:hAnsi="Courier New" w:cs="Courier New"/>
-          <w:sz w:val="22"/>
-          <w:szCs w:val="22"/>
-        </w:rPr>
-        <w:t>body_id</w:t>
-      </w:r>
-      <w:proofErr w:type="spellEnd"/>
-      <w:r>
-        <w:rPr>
-          <w:rFonts w:ascii="Courier New" w:hAnsi="Courier New" w:cs="Courier New"/>
-          <w:sz w:val="22"/>
-          <w:szCs w:val="22"/>
-        </w:rPr>
-        <w:t xml:space="preserve">, </w:t>
-      </w:r>
-      <w:proofErr w:type="spellStart"/>
-      <w:r>
-        <w:rPr>
-          <w:rFonts w:ascii="Courier New" w:hAnsi="Courier New" w:cs="Courier New"/>
-          <w:sz w:val="22"/>
-          <w:szCs w:val="22"/>
-        </w:rPr>
-        <w:t>pos</w:t>
-      </w:r>
-      <w:proofErr w:type="spellEnd"/>
-      <w:r>
-        <w:rPr>
-          <w:rFonts w:ascii="Courier New" w:hAnsi="Courier New" w:cs="Courier New"/>
-          <w:sz w:val="22"/>
-          <w:szCs w:val="22"/>
-        </w:rPr>
-        <w:t>)</w:t>
+        <w:t xml:space="preserve">            best_dist, best = dist, (body_id, pos)</w:t>
       </w:r>
     </w:p>
     <w:p>
@@ -7704,61 +6730,7 @@
           <w:sz w:val="22"/>
           <w:szCs w:val="22"/>
         </w:rPr>
-        <w:t xml:space="preserve">    return {"</w:t>
-      </w:r>
-      <w:proofErr w:type="spellStart"/>
-      <w:r>
-        <w:rPr>
-          <w:rFonts w:ascii="Courier New" w:hAnsi="Courier New" w:cs="Courier New"/>
-          <w:sz w:val="22"/>
-          <w:szCs w:val="22"/>
-        </w:rPr>
-        <w:t>body_id</w:t>
-      </w:r>
-      <w:proofErr w:type="spellEnd"/>
-      <w:r>
-        <w:rPr>
-          <w:rFonts w:ascii="Courier New" w:hAnsi="Courier New" w:cs="Courier New"/>
-          <w:sz w:val="22"/>
-          <w:szCs w:val="22"/>
-        </w:rPr>
-        <w:t xml:space="preserve">": </w:t>
-      </w:r>
-      <w:proofErr w:type="gramStart"/>
-      <w:r>
-        <w:rPr>
-          <w:rFonts w:ascii="Courier New" w:hAnsi="Courier New" w:cs="Courier New"/>
-          <w:sz w:val="22"/>
-          <w:szCs w:val="22"/>
-        </w:rPr>
-        <w:t>best[</w:t>
-      </w:r>
-      <w:proofErr w:type="gramEnd"/>
-      <w:r>
-        <w:rPr>
-          <w:rFonts w:ascii="Courier New" w:hAnsi="Courier New" w:cs="Courier New"/>
-          <w:sz w:val="22"/>
-          <w:szCs w:val="22"/>
-        </w:rPr>
-        <w:t xml:space="preserve">0], "position": </w:t>
-      </w:r>
-      <w:proofErr w:type="gramStart"/>
-      <w:r>
-        <w:rPr>
-          <w:rFonts w:ascii="Courier New" w:hAnsi="Courier New" w:cs="Courier New"/>
-          <w:sz w:val="22"/>
-          <w:szCs w:val="22"/>
-        </w:rPr>
-        <w:t>best[</w:t>
-      </w:r>
-      <w:proofErr w:type="gramEnd"/>
-      <w:r>
-        <w:rPr>
-          <w:rFonts w:ascii="Courier New" w:hAnsi="Courier New" w:cs="Courier New"/>
-          <w:sz w:val="22"/>
-          <w:szCs w:val="22"/>
-        </w:rPr>
-        <w:t>1],</w:t>
+        <w:t xml:space="preserve">    return {"body_id": best[0], "position": best[1],</w:t>
       </w:r>
     </w:p>
     <w:p>
@@ -7779,25 +6751,7 @@
           <w:sz w:val="22"/>
           <w:szCs w:val="22"/>
         </w:rPr>
-        <w:t xml:space="preserve">            "distance": </w:t>
-      </w:r>
-      <w:proofErr w:type="spellStart"/>
-      <w:r>
-        <w:rPr>
-          <w:rFonts w:ascii="Courier New" w:hAnsi="Courier New" w:cs="Courier New"/>
-          <w:sz w:val="22"/>
-          <w:szCs w:val="22"/>
-        </w:rPr>
-        <w:t>best_dist</w:t>
-      </w:r>
-      <w:proofErr w:type="spellEnd"/>
-      <w:r>
-        <w:rPr>
-          <w:rFonts w:ascii="Courier New" w:hAnsi="Courier New" w:cs="Courier New"/>
-          <w:sz w:val="22"/>
-          <w:szCs w:val="22"/>
-        </w:rPr>
-        <w:t>}</w:t>
+        <w:t xml:space="preserve">            "distance": best_dist}</w:t>
       </w:r>
     </w:p>
     <w:p>
@@ -7853,99 +6807,7 @@
           <w:sz w:val="22"/>
           <w:szCs w:val="22"/>
         </w:rPr>
-        <w:t xml:space="preserve">def </w:t>
-      </w:r>
-      <w:proofErr w:type="spellStart"/>
-      <w:r>
-        <w:rPr>
-          <w:rFonts w:ascii="Courier New" w:hAnsi="Courier New" w:cs="Courier New"/>
-          <w:sz w:val="22"/>
-          <w:szCs w:val="22"/>
-        </w:rPr>
-        <w:t>render_</w:t>
-      </w:r>
-      <w:proofErr w:type="gramStart"/>
-      <w:r>
-        <w:rPr>
-          <w:rFonts w:ascii="Courier New" w:hAnsi="Courier New" w:cs="Courier New"/>
-          <w:sz w:val="22"/>
-          <w:szCs w:val="22"/>
-        </w:rPr>
-        <w:t>view</w:t>
-      </w:r>
-      <w:proofErr w:type="spellEnd"/>
-      <w:r>
-        <w:rPr>
-          <w:rFonts w:ascii="Courier New" w:hAnsi="Courier New" w:cs="Courier New"/>
-          <w:sz w:val="22"/>
-          <w:szCs w:val="22"/>
-        </w:rPr>
-        <w:t>(</w:t>
-      </w:r>
-      <w:proofErr w:type="spellStart"/>
-      <w:proofErr w:type="gramEnd"/>
-      <w:r>
-        <w:rPr>
-          <w:rFonts w:ascii="Courier New" w:hAnsi="Courier New" w:cs="Courier New"/>
-          <w:sz w:val="22"/>
-          <w:szCs w:val="22"/>
-        </w:rPr>
-        <w:t>camera_eye</w:t>
-      </w:r>
-      <w:proofErr w:type="spellEnd"/>
-      <w:r>
-        <w:rPr>
-          <w:rFonts w:ascii="Courier New" w:hAnsi="Courier New" w:cs="Courier New"/>
-          <w:sz w:val="22"/>
-          <w:szCs w:val="22"/>
-        </w:rPr>
-        <w:t xml:space="preserve">, </w:t>
-      </w:r>
-      <w:proofErr w:type="spellStart"/>
-      <w:r>
-        <w:rPr>
-          <w:rFonts w:ascii="Courier New" w:hAnsi="Courier New" w:cs="Courier New"/>
-          <w:sz w:val="22"/>
-          <w:szCs w:val="22"/>
-        </w:rPr>
-        <w:t>camera_target</w:t>
-      </w:r>
-      <w:proofErr w:type="spellEnd"/>
-      <w:r>
-        <w:rPr>
-          <w:rFonts w:ascii="Courier New" w:hAnsi="Courier New" w:cs="Courier New"/>
-          <w:sz w:val="22"/>
-          <w:szCs w:val="22"/>
-        </w:rPr>
-        <w:t xml:space="preserve">, </w:t>
-      </w:r>
-      <w:proofErr w:type="spellStart"/>
-      <w:r>
-        <w:rPr>
-          <w:rFonts w:ascii="Courier New" w:hAnsi="Courier New" w:cs="Courier New"/>
-          <w:sz w:val="22"/>
-          <w:szCs w:val="22"/>
-        </w:rPr>
-        <w:t>up_vector</w:t>
-      </w:r>
-      <w:proofErr w:type="spellEnd"/>
-      <w:proofErr w:type="gramStart"/>
-      <w:r>
-        <w:rPr>
-          <w:rFonts w:ascii="Courier New" w:hAnsi="Courier New" w:cs="Courier New"/>
-          <w:sz w:val="22"/>
-          <w:szCs w:val="22"/>
-        </w:rPr>
-        <w:t>=(</w:t>
-      </w:r>
-      <w:proofErr w:type="gramEnd"/>
-      <w:r>
-        <w:rPr>
-          <w:rFonts w:ascii="Courier New" w:hAnsi="Courier New" w:cs="Courier New"/>
-          <w:sz w:val="22"/>
-          <w:szCs w:val="22"/>
-        </w:rPr>
-        <w:t>0, 0, 1)):</w:t>
+        <w:t>def render_view(camera_eye, camera_target, up_vector=(0, 0, 1)):</w:t>
       </w:r>
     </w:p>
     <w:p>
@@ -7967,81 +6829,7 @@
           <w:sz w:val="22"/>
           <w:szCs w:val="22"/>
         </w:rPr>
-        <w:t xml:space="preserve">    view = </w:t>
-      </w:r>
-      <w:proofErr w:type="spellStart"/>
-      <w:proofErr w:type="gramStart"/>
-      <w:r>
-        <w:rPr>
-          <w:rFonts w:ascii="Courier New" w:hAnsi="Courier New" w:cs="Courier New"/>
-          <w:sz w:val="22"/>
-          <w:szCs w:val="22"/>
-        </w:rPr>
-        <w:t>p.computeViewMatrix</w:t>
-      </w:r>
-      <w:proofErr w:type="spellEnd"/>
-      <w:proofErr w:type="gramEnd"/>
-      <w:r>
-        <w:rPr>
-          <w:rFonts w:ascii="Courier New" w:hAnsi="Courier New" w:cs="Courier New"/>
-          <w:sz w:val="22"/>
-          <w:szCs w:val="22"/>
-        </w:rPr>
-        <w:t>(</w:t>
-      </w:r>
-      <w:proofErr w:type="spellStart"/>
-      <w:r>
-        <w:rPr>
-          <w:rFonts w:ascii="Courier New" w:hAnsi="Courier New" w:cs="Courier New"/>
-          <w:sz w:val="22"/>
-          <w:szCs w:val="22"/>
-        </w:rPr>
-        <w:t>camera_eye</w:t>
-      </w:r>
-      <w:proofErr w:type="spellEnd"/>
-      <w:r>
-        <w:rPr>
-          <w:rFonts w:ascii="Courier New" w:hAnsi="Courier New" w:cs="Courier New"/>
-          <w:sz w:val="22"/>
-          <w:szCs w:val="22"/>
-        </w:rPr>
-        <w:t xml:space="preserve">, </w:t>
-      </w:r>
-      <w:proofErr w:type="spellStart"/>
-      <w:r>
-        <w:rPr>
-          <w:rFonts w:ascii="Courier New" w:hAnsi="Courier New" w:cs="Courier New"/>
-          <w:sz w:val="22"/>
-          <w:szCs w:val="22"/>
-        </w:rPr>
-        <w:t>camera_target</w:t>
-      </w:r>
-      <w:proofErr w:type="spellEnd"/>
-      <w:r>
-        <w:rPr>
-          <w:rFonts w:ascii="Courier New" w:hAnsi="Courier New" w:cs="Courier New"/>
-          <w:sz w:val="22"/>
-          <w:szCs w:val="22"/>
-        </w:rPr>
-        <w:t xml:space="preserve">, </w:t>
-      </w:r>
-      <w:proofErr w:type="spellStart"/>
-      <w:r>
-        <w:rPr>
-          <w:rFonts w:ascii="Courier New" w:hAnsi="Courier New" w:cs="Courier New"/>
-          <w:sz w:val="22"/>
-          <w:szCs w:val="22"/>
-        </w:rPr>
-        <w:t>up_vector</w:t>
-      </w:r>
-      <w:proofErr w:type="spellEnd"/>
-      <w:r>
-        <w:rPr>
-          <w:rFonts w:ascii="Courier New" w:hAnsi="Courier New" w:cs="Courier New"/>
-          <w:sz w:val="22"/>
-          <w:szCs w:val="22"/>
-        </w:rPr>
-        <w:t>)</w:t>
+        <w:t xml:space="preserve">    view = p.computeViewMatrix(camera_eye, camera_target, up_vector)</w:t>
       </w:r>
     </w:p>
     <w:p>
@@ -8063,45 +6851,7 @@
           <w:sz w:val="22"/>
           <w:szCs w:val="22"/>
         </w:rPr>
-        <w:t xml:space="preserve">    </w:t>
-      </w:r>
-      <w:proofErr w:type="spellStart"/>
-      <w:r>
-        <w:rPr>
-          <w:rFonts w:ascii="Courier New" w:hAnsi="Courier New" w:cs="Courier New"/>
-          <w:sz w:val="22"/>
-          <w:szCs w:val="22"/>
-        </w:rPr>
-        <w:t>proj</w:t>
-      </w:r>
-      <w:proofErr w:type="spellEnd"/>
-      <w:r>
-        <w:rPr>
-          <w:rFonts w:ascii="Courier New" w:hAnsi="Courier New" w:cs="Courier New"/>
-          <w:sz w:val="22"/>
-          <w:szCs w:val="22"/>
-        </w:rPr>
-        <w:t xml:space="preserve"> = </w:t>
-      </w:r>
-      <w:proofErr w:type="spellStart"/>
-      <w:proofErr w:type="gramStart"/>
-      <w:r>
-        <w:rPr>
-          <w:rFonts w:ascii="Courier New" w:hAnsi="Courier New" w:cs="Courier New"/>
-          <w:sz w:val="22"/>
-          <w:szCs w:val="22"/>
-        </w:rPr>
-        <w:t>p.computeProjectionMatrixFOV</w:t>
-      </w:r>
-      <w:proofErr w:type="spellEnd"/>
-      <w:proofErr w:type="gramEnd"/>
-      <w:r>
-        <w:rPr>
-          <w:rFonts w:ascii="Courier New" w:hAnsi="Courier New" w:cs="Courier New"/>
-          <w:sz w:val="22"/>
-          <w:szCs w:val="22"/>
-        </w:rPr>
-        <w:t>(</w:t>
+        <w:t xml:space="preserve">    proj = p.computeProjectionMatrixFOV(</w:t>
       </w:r>
     </w:p>
     <w:p>
@@ -8123,25 +6873,7 @@
           <w:sz w:val="22"/>
           <w:szCs w:val="22"/>
         </w:rPr>
-        <w:t xml:space="preserve">        </w:t>
-      </w:r>
-      <w:proofErr w:type="spellStart"/>
-      <w:r>
-        <w:rPr>
-          <w:rFonts w:ascii="Courier New" w:hAnsi="Courier New" w:cs="Courier New"/>
-          <w:sz w:val="22"/>
-          <w:szCs w:val="22"/>
-        </w:rPr>
-        <w:t>fov</w:t>
-      </w:r>
-      <w:proofErr w:type="spellEnd"/>
-      <w:r>
-        <w:rPr>
-          <w:rFonts w:ascii="Courier New" w:hAnsi="Courier New" w:cs="Courier New"/>
-          <w:sz w:val="22"/>
-          <w:szCs w:val="22"/>
-        </w:rPr>
-        <w:t>=60, aspect=IMG_WIDTH / IMG_HEIGHT,</w:t>
+        <w:t xml:space="preserve">        fov=60, aspect=IMG_WIDTH / IMG_HEIGHT,</w:t>
       </w:r>
     </w:p>
     <w:p>
@@ -8163,43 +6895,7 @@
           <w:sz w:val="22"/>
           <w:szCs w:val="22"/>
         </w:rPr>
-        <w:t xml:space="preserve">        </w:t>
-      </w:r>
-      <w:proofErr w:type="spellStart"/>
-      <w:r>
-        <w:rPr>
-          <w:rFonts w:ascii="Courier New" w:hAnsi="Courier New" w:cs="Courier New"/>
-          <w:sz w:val="22"/>
-          <w:szCs w:val="22"/>
-        </w:rPr>
-        <w:t>nearVal</w:t>
-      </w:r>
-      <w:proofErr w:type="spellEnd"/>
-      <w:r>
-        <w:rPr>
-          <w:rFonts w:ascii="Courier New" w:hAnsi="Courier New" w:cs="Courier New"/>
-          <w:sz w:val="22"/>
-          <w:szCs w:val="22"/>
-        </w:rPr>
-        <w:t xml:space="preserve">=NEAR_PLANE, </w:t>
-      </w:r>
-      <w:proofErr w:type="spellStart"/>
-      <w:r>
-        <w:rPr>
-          <w:rFonts w:ascii="Courier New" w:hAnsi="Courier New" w:cs="Courier New"/>
-          <w:sz w:val="22"/>
-          <w:szCs w:val="22"/>
-        </w:rPr>
-        <w:t>farVal</w:t>
-      </w:r>
-      <w:proofErr w:type="spellEnd"/>
-      <w:r>
-        <w:rPr>
-          <w:rFonts w:ascii="Courier New" w:hAnsi="Courier New" w:cs="Courier New"/>
-          <w:sz w:val="22"/>
-          <w:szCs w:val="22"/>
-        </w:rPr>
-        <w:t>=FAR_PLANE)</w:t>
+        <w:t xml:space="preserve">        nearVal=NEAR_PLANE, farVal=FAR_PLANE)</w:t>
       </w:r>
     </w:p>
     <w:p>
@@ -8221,45 +6917,7 @@
           <w:sz w:val="22"/>
           <w:szCs w:val="22"/>
         </w:rPr>
-        <w:t xml:space="preserve">    _, _, </w:t>
-      </w:r>
-      <w:proofErr w:type="spellStart"/>
-      <w:r>
-        <w:rPr>
-          <w:rFonts w:ascii="Courier New" w:hAnsi="Courier New" w:cs="Courier New"/>
-          <w:sz w:val="22"/>
-          <w:szCs w:val="22"/>
-        </w:rPr>
-        <w:t>rgb</w:t>
-      </w:r>
-      <w:proofErr w:type="spellEnd"/>
-      <w:r>
-        <w:rPr>
-          <w:rFonts w:ascii="Courier New" w:hAnsi="Courier New" w:cs="Courier New"/>
-          <w:sz w:val="22"/>
-          <w:szCs w:val="22"/>
-        </w:rPr>
-        <w:t xml:space="preserve">, _, _ = </w:t>
-      </w:r>
-      <w:proofErr w:type="spellStart"/>
-      <w:proofErr w:type="gramStart"/>
-      <w:r>
-        <w:rPr>
-          <w:rFonts w:ascii="Courier New" w:hAnsi="Courier New" w:cs="Courier New"/>
-          <w:sz w:val="22"/>
-          <w:szCs w:val="22"/>
-        </w:rPr>
-        <w:t>p.getCameraImage</w:t>
-      </w:r>
-      <w:proofErr w:type="spellEnd"/>
-      <w:proofErr w:type="gramEnd"/>
-      <w:r>
-        <w:rPr>
-          <w:rFonts w:ascii="Courier New" w:hAnsi="Courier New" w:cs="Courier New"/>
-          <w:sz w:val="22"/>
-          <w:szCs w:val="22"/>
-        </w:rPr>
-        <w:t>(</w:t>
+        <w:t xml:space="preserve">    _, _, rgb, _, _ = p.getCameraImage(</w:t>
       </w:r>
     </w:p>
     <w:p>
@@ -8281,25 +6939,7 @@
           <w:sz w:val="22"/>
           <w:szCs w:val="22"/>
         </w:rPr>
-        <w:t xml:space="preserve">        IMG_WIDTH, IMG_HEIGHT, view, </w:t>
-      </w:r>
-      <w:proofErr w:type="spellStart"/>
-      <w:r>
-        <w:rPr>
-          <w:rFonts w:ascii="Courier New" w:hAnsi="Courier New" w:cs="Courier New"/>
-          <w:sz w:val="22"/>
-          <w:szCs w:val="22"/>
-        </w:rPr>
-        <w:t>proj</w:t>
-      </w:r>
-      <w:proofErr w:type="spellEnd"/>
-      <w:r>
-        <w:rPr>
-          <w:rFonts w:ascii="Courier New" w:hAnsi="Courier New" w:cs="Courier New"/>
-          <w:sz w:val="22"/>
-          <w:szCs w:val="22"/>
-        </w:rPr>
-        <w:t>,</w:t>
+        <w:t xml:space="preserve">        IMG_WIDTH, IMG_HEIGHT, view, proj,</w:t>
       </w:r>
     </w:p>
     <w:p>
@@ -8321,25 +6961,7 @@
           <w:sz w:val="22"/>
           <w:szCs w:val="22"/>
         </w:rPr>
-        <w:t xml:space="preserve">        renderer=</w:t>
-      </w:r>
-      <w:proofErr w:type="spellStart"/>
-      <w:r>
-        <w:rPr>
-          <w:rFonts w:ascii="Courier New" w:hAnsi="Courier New" w:cs="Courier New"/>
-          <w:sz w:val="22"/>
-          <w:szCs w:val="22"/>
-        </w:rPr>
-        <w:t>p.ER_TINY_RENDERER</w:t>
-      </w:r>
-      <w:proofErr w:type="spellEnd"/>
-      <w:r>
-        <w:rPr>
-          <w:rFonts w:ascii="Courier New" w:hAnsi="Courier New" w:cs="Courier New"/>
-          <w:sz w:val="22"/>
-          <w:szCs w:val="22"/>
-        </w:rPr>
-        <w:t>)</w:t>
+        <w:t xml:space="preserve">        renderer=p.ER_TINY_RENDERER)</w:t>
       </w:r>
     </w:p>
     <w:p>
@@ -8360,63 +6982,7 @@
           <w:sz w:val="22"/>
           <w:szCs w:val="22"/>
         </w:rPr>
-        <w:t xml:space="preserve">    return </w:t>
-      </w:r>
-      <w:proofErr w:type="spellStart"/>
-      <w:proofErr w:type="gramStart"/>
-      <w:r>
-        <w:rPr>
-          <w:rFonts w:ascii="Courier New" w:hAnsi="Courier New" w:cs="Courier New"/>
-          <w:sz w:val="22"/>
-          <w:szCs w:val="22"/>
-        </w:rPr>
-        <w:t>np.reshape</w:t>
-      </w:r>
-      <w:proofErr w:type="spellEnd"/>
-      <w:proofErr w:type="gramEnd"/>
-      <w:r>
-        <w:rPr>
-          <w:rFonts w:ascii="Courier New" w:hAnsi="Courier New" w:cs="Courier New"/>
-          <w:sz w:val="22"/>
-          <w:szCs w:val="22"/>
-        </w:rPr>
-        <w:t>(</w:t>
-      </w:r>
-      <w:proofErr w:type="spellStart"/>
-      <w:r>
-        <w:rPr>
-          <w:rFonts w:ascii="Courier New" w:hAnsi="Courier New" w:cs="Courier New"/>
-          <w:sz w:val="22"/>
-          <w:szCs w:val="22"/>
-        </w:rPr>
-        <w:t>rgb</w:t>
-      </w:r>
-      <w:proofErr w:type="spellEnd"/>
-      <w:r>
-        <w:rPr>
-          <w:rFonts w:ascii="Courier New" w:hAnsi="Courier New" w:cs="Courier New"/>
-          <w:sz w:val="22"/>
-          <w:szCs w:val="22"/>
-        </w:rPr>
-        <w:t>, (IMG_HEIGHT, IMG_WIDTH, 4</w:t>
-      </w:r>
-      <w:proofErr w:type="gramStart"/>
-      <w:r>
-        <w:rPr>
-          <w:rFonts w:ascii="Courier New" w:hAnsi="Courier New" w:cs="Courier New"/>
-          <w:sz w:val="22"/>
-          <w:szCs w:val="22"/>
-        </w:rPr>
-        <w:t>))[:,</w:t>
-      </w:r>
-      <w:proofErr w:type="gramEnd"/>
-      <w:r>
-        <w:rPr>
-          <w:rFonts w:ascii="Courier New" w:hAnsi="Courier New" w:cs="Courier New"/>
-          <w:sz w:val="22"/>
-          <w:szCs w:val="22"/>
-        </w:rPr>
-        <w:t xml:space="preserve"> :, :3]</w:t>
+        <w:t xml:space="preserve">    return np.reshape(rgb, (IMG_HEIGHT, IMG_WIDTH, 4))[:, :, :3]</w:t>
       </w:r>
     </w:p>
     <w:p>
@@ -8460,9 +7026,18 @@
           <w:lang w:eastAsia="en-GB"/>
           <w14:ligatures w14:val="none"/>
         </w:rPr>
-        <w:t>github.com/Amaan9136/</w:t>
-      </w:r>
-      <w:proofErr w:type="spellStart"/>
+        <w:t>github.com/Amaan9136/bsbi-assignments</w:t>
+      </w:r>
+      <w:r>
+        <w:rPr>
+          <w:rFonts w:eastAsia="Times New Roman" w:cs="Times New Roman"/>
+          <w:color w:val="000000"/>
+          <w:kern w:val="0"/>
+          <w:lang w:eastAsia="en-GB"/>
+          <w14:ligatures w14:val="none"/>
+        </w:rPr>
+        <w:t xml:space="preserve">, under </w:t>
+      </w:r>
       <w:r>
         <w:rPr>
           <w:rFonts w:eastAsia="Times New Roman" w:cs="Times New Roman"/>
@@ -8472,84 +7047,17 @@
           <w:lang w:eastAsia="en-GB"/>
           <w14:ligatures w14:val="none"/>
         </w:rPr>
-        <w:t>bsbi</w:t>
-      </w:r>
-      <w:proofErr w:type="spellEnd"/>
-      <w:r>
-        <w:rPr>
-          <w:rFonts w:eastAsia="Times New Roman" w:cs="Times New Roman"/>
-          <w:color w:val="000000"/>
-          <w:kern w:val="0"/>
-          <w:sz w:val="22"/>
-          <w:lang w:eastAsia="en-GB"/>
-          <w14:ligatures w14:val="none"/>
-        </w:rPr>
-        <w:t>-assignments</w:t>
-      </w:r>
-      <w:r>
-        <w:rPr>
-          <w:rFonts w:eastAsia="Times New Roman" w:cs="Times New Roman"/>
-          <w:color w:val="000000"/>
-          <w:kern w:val="0"/>
-          <w:lang w:eastAsia="en-GB"/>
-          <w14:ligatures w14:val="none"/>
-        </w:rPr>
-        <w:t xml:space="preserve">, under </w:t>
-      </w:r>
-      <w:r>
-        <w:rPr>
-          <w:rFonts w:eastAsia="Times New Roman" w:cs="Times New Roman"/>
-          <w:color w:val="000000"/>
-          <w:kern w:val="0"/>
-          <w:sz w:val="22"/>
-          <w:lang w:eastAsia="en-GB"/>
-          <w14:ligatures w14:val="none"/>
-        </w:rPr>
-        <w:t xml:space="preserve">Sem2/Robotics Software and </w:t>
-      </w:r>
-      <w:r>
-        <w:rPr>
-          <w:rFonts w:eastAsia="Times New Roman" w:cs="Times New Roman"/>
-          <w:color w:val="000000"/>
-          <w:kern w:val="0"/>
-          <w:sz w:val="22"/>
-          <w:lang w:eastAsia="en-GB"/>
-          <w14:ligatures w14:val="none"/>
-        </w:rPr>
-        <w:lastRenderedPageBreak/>
-        <w:t>Programming/task1-code/Task1_PyBullet_Object_Semantics.ipynb</w:t>
-      </w:r>
-      <w:r>
-        <w:rPr>
-          <w:rFonts w:eastAsia="Times New Roman" w:cs="Times New Roman"/>
-          <w:color w:val="000000"/>
-          <w:kern w:val="0"/>
-          <w:lang w:eastAsia="en-GB"/>
-          <w14:ligatures w14:val="none"/>
-        </w:rPr>
-        <w:t xml:space="preserve">, and can be opened directly in Google </w:t>
-      </w:r>
-      <w:proofErr w:type="spellStart"/>
-      <w:r>
-        <w:rPr>
-          <w:rFonts w:eastAsia="Times New Roman" w:cs="Times New Roman"/>
-          <w:color w:val="000000"/>
-          <w:kern w:val="0"/>
-          <w:lang w:eastAsia="en-GB"/>
-          <w14:ligatures w14:val="none"/>
-        </w:rPr>
-        <w:t>Colab</w:t>
-      </w:r>
-      <w:proofErr w:type="spellEnd"/>
-      <w:r>
-        <w:rPr>
-          <w:rFonts w:eastAsia="Times New Roman" w:cs="Times New Roman"/>
-          <w:color w:val="000000"/>
-          <w:kern w:val="0"/>
-          <w:lang w:eastAsia="en-GB"/>
-          <w14:ligatures w14:val="none"/>
-        </w:rPr>
-        <w:t xml:space="preserve"> via </w:t>
+        <w:t>Sem2/Robotics Software and Programming/task1-code/Task1_PyBullet_Object_Semantics.ipynb</w:t>
+      </w:r>
+      <w:r>
+        <w:rPr>
+          <w:rFonts w:eastAsia="Times New Roman" w:cs="Times New Roman"/>
+          <w:color w:val="000000"/>
+          <w:kern w:val="0"/>
+          <w:lang w:eastAsia="en-GB"/>
+          <w14:ligatures w14:val="none"/>
+        </w:rPr>
+        <w:t xml:space="preserve">, and can be opened directly in Google Colab via </w:t>
       </w:r>
       <w:hyperlink r:id="rId14" w:history="1">
         <w:r>
@@ -8561,7 +7069,19 @@
             <w:lang w:eastAsia="en-GB"/>
             <w14:ligatures w14:val="none"/>
           </w:rPr>
-          <w:t>https://colab.research.google.com/github/Amaan9136/bsbi-assignments/blob/main/Sem2/Robotics%20Software%20and%20Programming/task1-code/Task1_PyBullet_Object_Semantics.ipynb</w:t>
+          <w:t>https://colab.research.google.com/github/Amaan9136/bsbi-assignments/blob/main/Sem2/Robotics%20Software%20and%20Programming/task1-</w:t>
+        </w:r>
+        <w:r>
+          <w:rPr>
+            <w:rStyle w:val="Hyperlink"/>
+            <w:rFonts w:eastAsia="Times New Roman" w:cs="Times New Roman"/>
+            <w:kern w:val="0"/>
+            <w:sz w:val="22"/>
+            <w:lang w:eastAsia="en-GB"/>
+            <w14:ligatures w14:val="none"/>
+          </w:rPr>
+          <w:lastRenderedPageBreak/>
+          <w:t>code/Task1_PyBullet_Object_Semantics.ipynb</w:t>
         </w:r>
       </w:hyperlink>
       <w:r>
@@ -8572,52 +7092,37 @@
           <w:lang w:eastAsia="en-GB"/>
           <w14:ligatures w14:val="none"/>
         </w:rPr>
-        <w:t xml:space="preserve">, which loads the same file straight from the public repository rather than a separately uploaded copy. Each of the nine cells ran without error and produced the outputs reproduced below; a fresh, cold-start rerun specifically inside </w:t>
-      </w:r>
-      <w:proofErr w:type="spellStart"/>
-      <w:r>
-        <w:rPr>
-          <w:rFonts w:eastAsia="Times New Roman" w:cs="Times New Roman"/>
-          <w:color w:val="000000"/>
-          <w:kern w:val="0"/>
-          <w:lang w:eastAsia="en-GB"/>
-          <w14:ligatures w14:val="none"/>
-        </w:rPr>
-        <w:t>Colab</w:t>
-      </w:r>
-      <w:proofErr w:type="spellEnd"/>
-      <w:r>
-        <w:rPr>
-          <w:rFonts w:eastAsia="Times New Roman" w:cs="Times New Roman"/>
-          <w:color w:val="000000"/>
-          <w:kern w:val="0"/>
-          <w:lang w:eastAsia="en-GB"/>
-          <w14:ligatures w14:val="none"/>
-        </w:rPr>
-        <w:t xml:space="preserve">, confirming the setup cell’s automatic </w:t>
-      </w:r>
-      <w:proofErr w:type="spellStart"/>
-      <w:r>
-        <w:rPr>
-          <w:rFonts w:eastAsia="Times New Roman" w:cs="Times New Roman"/>
-          <w:color w:val="000000"/>
-          <w:kern w:val="0"/>
-          <w:sz w:val="22"/>
-          <w:lang w:eastAsia="en-GB"/>
-          <w14:ligatures w14:val="none"/>
-        </w:rPr>
-        <w:t>pybullet</w:t>
-      </w:r>
-      <w:proofErr w:type="spellEnd"/>
-      <w:r>
-        <w:rPr>
-          <w:rFonts w:eastAsia="Times New Roman" w:cs="Times New Roman"/>
-          <w:color w:val="000000"/>
-          <w:kern w:val="0"/>
-          <w:lang w:eastAsia="en-GB"/>
-          <w14:ligatures w14:val="none"/>
-        </w:rPr>
-        <w:t xml:space="preserve"> install works end to end on that platform, has not yet been captured and is listed in the closing section.</w:t>
+        <w:t xml:space="preserve">, </w:t>
+      </w:r>
+      <w:r>
+        <w:rPr>
+          <w:rFonts w:eastAsia="Times New Roman" w:cs="Times New Roman"/>
+          <w:color w:val="000000"/>
+          <w:kern w:val="0"/>
+          <w:lang w:eastAsia="en-GB"/>
+          <w14:ligatures w14:val="none"/>
+        </w:rPr>
+        <w:t>which loads the same file from the public repository.</w:t>
+      </w:r>
+      <w:r>
+        <w:rPr>
+          <w:rFonts w:eastAsia="Times New Roman" w:cs="Times New Roman"/>
+          <w:color w:val="000000"/>
+          <w:kern w:val="0"/>
+          <w:lang w:eastAsia="en-GB"/>
+          <w14:ligatures w14:val="none"/>
+        </w:rPr>
+        <w:t xml:space="preserve"> </w:t>
+      </w:r>
+      <w:r>
+        <w:rPr>
+          <w:rFonts w:eastAsia="Times New Roman" w:cs="Times New Roman"/>
+          <w:color w:val="000000"/>
+          <w:kern w:val="0"/>
+          <w:lang w:eastAsia="en-GB"/>
+          <w14:ligatures w14:val="none"/>
+        </w:rPr>
+        <w:t>All nine cells ran without errors and produced the outputs shown below.</w:t>
       </w:r>
     </w:p>
     <w:p>
@@ -8726,15 +7231,7 @@
         <w:fldChar w:fldCharType="end"/>
       </w:r>
       <w:r>
-        <w:t xml:space="preserve">: Six </w:t>
-      </w:r>
-      <w:proofErr w:type="spellStart"/>
-      <w:r>
-        <w:t>PyBullet</w:t>
-      </w:r>
-      <w:proofErr w:type="spellEnd"/>
-      <w:r>
-        <w:t xml:space="preserve"> camera viewpoints, robot repositioned between renders while all other objects remain fixed.</w:t>
+        <w:t>: Six PyBullet camera viewpoints, robot repositioned between renders while all other objects remain fixed.</w:t>
       </w:r>
       <w:bookmarkEnd w:id="17"/>
     </w:p>
@@ -8759,7 +7256,6 @@
         </w:rPr>
         <w:t xml:space="preserve">The interaction demonstration in cell 8 repositioned the robot to (5.5, 0.0, 0.1), close to the drop-off target, and exercised all three helper functions. </w:t>
       </w:r>
-      <w:proofErr w:type="spellStart"/>
       <w:r>
         <w:rPr>
           <w:rFonts w:eastAsia="Times New Roman" w:cs="Times New Roman"/>
@@ -8771,7 +7267,6 @@
         </w:rPr>
         <w:t>print_object_roles</w:t>
       </w:r>
-      <w:proofErr w:type="spellEnd"/>
       <w:r>
         <w:rPr>
           <w:rFonts w:eastAsia="Times New Roman" w:cs="Times New Roman"/>
@@ -8782,7 +7277,6 @@
         </w:rPr>
         <w:t xml:space="preserve"> reproduced the full fourteen-row registry in Table 1. </w:t>
       </w:r>
-      <w:proofErr w:type="spellStart"/>
       <w:r>
         <w:rPr>
           <w:rFonts w:eastAsia="Times New Roman" w:cs="Times New Roman"/>
@@ -8792,9 +7286,18 @@
           <w:lang w:eastAsia="en-GB"/>
           <w14:ligatures w14:val="none"/>
         </w:rPr>
-        <w:t>get_objects_by_role</w:t>
-      </w:r>
-      <w:proofErr w:type="spellEnd"/>
+        <w:t>get_objects_by_role("obstacle")</w:t>
+      </w:r>
+      <w:r>
+        <w:rPr>
+          <w:rFonts w:eastAsia="Times New Roman" w:cs="Times New Roman"/>
+          <w:color w:val="000000"/>
+          <w:kern w:val="0"/>
+          <w:lang w:eastAsia="en-GB"/>
+          <w14:ligatures w14:val="none"/>
+        </w:rPr>
+        <w:t xml:space="preserve"> correctly returned the four crate obstacles (ids 1 to 4), and </w:t>
+      </w:r>
       <w:r>
         <w:rPr>
           <w:rFonts w:eastAsia="Times New Roman" w:cs="Times New Roman"/>
@@ -8804,30 +7307,18 @@
           <w:lang w:eastAsia="en-GB"/>
           <w14:ligatures w14:val="none"/>
         </w:rPr>
-        <w:t>("obstacle")</w:t>
-      </w:r>
-      <w:r>
-        <w:rPr>
-          <w:rFonts w:eastAsia="Times New Roman" w:cs="Times New Roman"/>
-          <w:color w:val="000000"/>
-          <w:kern w:val="0"/>
-          <w:lang w:eastAsia="en-GB"/>
-          <w14:ligatures w14:val="none"/>
-        </w:rPr>
-        <w:t xml:space="preserve"> correctly returned the four crate </w:t>
-      </w:r>
-      <w:r>
-        <w:rPr>
-          <w:rFonts w:eastAsia="Times New Roman" w:cs="Times New Roman"/>
-          <w:color w:val="000000"/>
-          <w:kern w:val="0"/>
-          <w:lang w:eastAsia="en-GB"/>
-          <w14:ligatures w14:val="none"/>
-        </w:rPr>
-        <w:lastRenderedPageBreak/>
-        <w:t xml:space="preserve">obstacles (ids 1 to 4), and </w:t>
-      </w:r>
-      <w:proofErr w:type="spellStart"/>
+        <w:t>get_objects_by_role("shelf")</w:t>
+      </w:r>
+      <w:r>
+        <w:rPr>
+          <w:rFonts w:eastAsia="Times New Roman" w:cs="Times New Roman"/>
+          <w:color w:val="000000"/>
+          <w:kern w:val="0"/>
+          <w:lang w:eastAsia="en-GB"/>
+          <w14:ligatures w14:val="none"/>
+        </w:rPr>
+        <w:t xml:space="preserve"> returned the two shelves (ids 12 and 13). </w:t>
+      </w:r>
       <w:r>
         <w:rPr>
           <w:rFonts w:eastAsia="Times New Roman" w:cs="Times New Roman"/>
@@ -8837,43 +7328,8 @@
           <w:lang w:eastAsia="en-GB"/>
           <w14:ligatures w14:val="none"/>
         </w:rPr>
-        <w:t>get_objects_by_role</w:t>
-      </w:r>
-      <w:proofErr w:type="spellEnd"/>
-      <w:r>
-        <w:rPr>
-          <w:rFonts w:eastAsia="Times New Roman" w:cs="Times New Roman"/>
-          <w:color w:val="000000"/>
-          <w:kern w:val="0"/>
-          <w:sz w:val="22"/>
-          <w:lang w:eastAsia="en-GB"/>
-          <w14:ligatures w14:val="none"/>
-        </w:rPr>
-        <w:t>("shelf")</w:t>
-      </w:r>
-      <w:r>
-        <w:rPr>
-          <w:rFonts w:eastAsia="Times New Roman" w:cs="Times New Roman"/>
-          <w:color w:val="000000"/>
-          <w:kern w:val="0"/>
-          <w:lang w:eastAsia="en-GB"/>
-          <w14:ligatures w14:val="none"/>
-        </w:rPr>
-        <w:t xml:space="preserve"> returned the two shelves (ids 12 and 13). </w:t>
-      </w:r>
-      <w:proofErr w:type="spellStart"/>
-      <w:r>
-        <w:rPr>
-          <w:rFonts w:eastAsia="Times New Roman" w:cs="Times New Roman"/>
-          <w:color w:val="000000"/>
-          <w:kern w:val="0"/>
-          <w:sz w:val="22"/>
-          <w:lang w:eastAsia="en-GB"/>
-          <w14:ligatures w14:val="none"/>
-        </w:rPr>
         <w:t>get_nearest_target</w:t>
       </w:r>
-      <w:proofErr w:type="spellEnd"/>
       <w:r>
         <w:rPr>
           <w:rFonts w:eastAsia="Times New Roman" w:cs="Times New Roman"/>
@@ -8916,7 +7372,38 @@
           <w:lang w:eastAsia="en-GB"/>
           <w14:ligatures w14:val="none"/>
         </w:rPr>
-        <w:t>The main challenge was keeping camera composition consistent while the robot moved. An early version computed each viewpoint’s eye and target position relative to the robot’s own pose, causing the framing to shift unpredictably and, in one configuration, letting the robot leave the frame entirely. This was resolved by fixing camera positions relative to the room’s known bounding extent and moving only the robot between renders; the viewpoint count was subsequently extended from the minimum of three to six so the semantic layer had a wider set of perspectives to be checked against. A second approach tried and rejected assigned roles by matching each object’s URDF filename with string patterns at load time; this was replaced with an explicit role argument recorded directly in the scene layout, less error-prone and auditable in one place.</w:t>
+        <w:t xml:space="preserve">The hardest part was keeping the camera framing consistent while the robot moved. My first version worked out each camera position from the robot’s pose, so the framing kept shifting </w:t>
+      </w:r>
+      <w:r>
+        <w:rPr>
+          <w:rFonts w:eastAsia="Times New Roman" w:cs="Times New Roman"/>
+          <w:color w:val="000000"/>
+          <w:kern w:val="0"/>
+          <w:lang w:eastAsia="en-GB"/>
+          <w14:ligatures w14:val="none"/>
+        </w:rPr>
+        <w:lastRenderedPageBreak/>
+        <w:t>and in one case the robot left the frame completely. I fixed this by placing the cameras relative to the room’s size and moving only the robot between renders. I then went from three viewpoints to six so the labels could be checked from more angles.</w:t>
+      </w:r>
+      <w:r>
+        <w:rPr>
+          <w:rFonts w:eastAsia="Times New Roman" w:cs="Times New Roman"/>
+          <w:color w:val="000000"/>
+          <w:kern w:val="0"/>
+          <w:lang w:eastAsia="en-GB"/>
+          <w14:ligatures w14:val="none"/>
+        </w:rPr>
+        <w:t xml:space="preserve"> </w:t>
+      </w:r>
+      <w:r>
+        <w:rPr>
+          <w:rFonts w:eastAsia="Times New Roman" w:cs="Times New Roman"/>
+          <w:color w:val="000000"/>
+          <w:kern w:val="0"/>
+          <w:lang w:eastAsia="en-GB"/>
+          <w14:ligatures w14:val="none"/>
+        </w:rPr>
+        <w:t>I also tried assigning roles by matching URDF filenames at load time, but dropped it for an explicit role argument in the scene layout, which is less error-prone and easier to check in one place.</w:t>
       </w:r>
     </w:p>
     <w:p>
@@ -8938,29 +7425,27 @@
           <w:lang w:eastAsia="en-GB"/>
           <w14:ligatures w14:val="none"/>
         </w:rPr>
-        <w:t xml:space="preserve">A clear limitation is that semantic labels remain static metadata assigned by the designer, rather than inferred from the rendered images. This suits Task 1’s brief, which asks for an interpretable environment rather than a perception system, but stops short of recognising a role from appearance. A natural next step would train a lightweight classifier on </w:t>
-      </w:r>
-      <w:proofErr w:type="spellStart"/>
-      <w:r>
-        <w:rPr>
-          <w:rFonts w:eastAsia="Times New Roman" w:cs="Times New Roman"/>
-          <w:color w:val="000000"/>
-          <w:kern w:val="0"/>
-          <w:lang w:eastAsia="en-GB"/>
-          <w14:ligatures w14:val="none"/>
-        </w:rPr>
-        <w:t>SceneNet</w:t>
-      </w:r>
-      <w:proofErr w:type="spellEnd"/>
-      <w:r>
-        <w:rPr>
-          <w:rFonts w:eastAsia="Times New Roman" w:cs="Times New Roman"/>
-          <w:color w:val="000000"/>
-          <w:kern w:val="0"/>
-          <w:lang w:eastAsia="en-GB"/>
-          <w14:ligatures w14:val="none"/>
-        </w:rPr>
-        <w:t xml:space="preserve"> RGB-D (McCormac et al., 2017) to predict role from the images captured in Section 3.5. In real-world terms, the scenario maps onto warehouse and agricultural use cases, where a platform must distinguish an obstacle from a target and a landmark (Duckett et al., 2018); misclassification has operational consequences, so keeping the geometry-to-role mapping explicit and auditable matters.</w:t>
+        <w:t>The main limitation is that the labels are fixed metadata set by me, not inferred from the rendered images. That fits the brief, which asks for an interpretable environment and not a perception system, but the robot cannot recognise a role from how something looks.</w:t>
+      </w:r>
+      <w:r>
+        <w:rPr>
+          <w:rFonts w:eastAsia="Times New Roman" w:cs="Times New Roman"/>
+          <w:color w:val="000000"/>
+          <w:kern w:val="0"/>
+          <w:lang w:eastAsia="en-GB"/>
+          <w14:ligatures w14:val="none"/>
+        </w:rPr>
+        <w:t xml:space="preserve"> A natural next step would train a lightweight classifier on SceneNet RGB-D (McCormac et al., 2017) to predict role from the images captured in Section 3.5. </w:t>
+      </w:r>
+      <w:r>
+        <w:rPr>
+          <w:rFonts w:eastAsia="Times New Roman" w:cs="Times New Roman"/>
+          <w:color w:val="000000"/>
+          <w:kern w:val="0"/>
+          <w:lang w:eastAsia="en-GB"/>
+          <w14:ligatures w14:val="none"/>
+        </w:rPr>
+        <w:t>In practice this is similar to warehouse and agricultural settings, where a robot has to tell an obstacle from a target or landmark (Duckett et al., 2018). Mistakes there have real costs, so it helps to keep the link between geometry and role explicit.</w:t>
       </w:r>
     </w:p>
     <w:p>
@@ -9033,7 +7518,17 @@
           <w:lang w:eastAsia="en-GB"/>
           <w14:ligatures w14:val="none"/>
         </w:rPr>
-        <w:t>The use case adopted for Task 2 is a warehouse inspection patrol robot: a TurtleBot3 that visits a closed loop of checkpoints around a warehouse bay, avoids pallet obstacles along its route, accepts simple operator commands, and reports on its own performance. This scenario was chosen because it exercises every capability the brief asks for, goal-oriented navigation, obstacle avoidance, human-robot interaction and self-monitoring, within one coherent mission rather than as disconnected demonstrations.</w:t>
+        <w:t xml:space="preserve">The use case adopted for Task 2 is a warehouse inspection patrol robot: a TurtleBot3 that visits a closed loop of checkpoints around a warehouse bay, avoids pallet obstacles along its route, accepts simple operator commands, and reports on its own performance. </w:t>
+      </w:r>
+      <w:r>
+        <w:rPr>
+          <w:rFonts w:eastAsia="Times New Roman" w:cs="Times New Roman"/>
+          <w:color w:val="000000"/>
+          <w:kern w:val="0"/>
+          <w:lang w:eastAsia="en-GB"/>
+          <w14:ligatures w14:val="none"/>
+        </w:rPr>
+        <w:t>I chose this scenario because it covers everything the brief asks for (goal-oriented navigation, obstacle avoidance, human-robot interaction and self-monitoring) in a single mission.</w:t>
       </w:r>
     </w:p>
     <w:p>
@@ -9057,7 +7552,6 @@
         </w:rPr>
         <w:t xml:space="preserve">The package, </w:t>
       </w:r>
-      <w:proofErr w:type="spellStart"/>
       <w:r>
         <w:rPr>
           <w:rFonts w:eastAsia="Times New Roman" w:cs="Times New Roman"/>
@@ -9069,84 +7563,16 @@
         </w:rPr>
         <w:t>semantic_nav_monitor</w:t>
       </w:r>
-      <w:proofErr w:type="spellEnd"/>
-      <w:r>
-        <w:rPr>
-          <w:rFonts w:eastAsia="Times New Roman" w:cs="Times New Roman"/>
-          <w:color w:val="000000"/>
-          <w:kern w:val="0"/>
-          <w:lang w:eastAsia="en-GB"/>
-          <w14:ligatures w14:val="none"/>
-        </w:rPr>
-        <w:t xml:space="preserve">, targets TheConstruct.ai running ROS2 Humble with Gazebo Classic and the standard TurtleBot3 stack, the platform the brief specifies. Development and the evidence in this section were carried out directly on </w:t>
-      </w:r>
-      <w:proofErr w:type="spellStart"/>
-      <w:r>
-        <w:rPr>
-          <w:rFonts w:eastAsia="Times New Roman" w:cs="Times New Roman"/>
-          <w:color w:val="000000"/>
-          <w:kern w:val="0"/>
-          <w:lang w:eastAsia="en-GB"/>
-          <w14:ligatures w14:val="none"/>
-        </w:rPr>
-        <w:t>TheConstruct.ai’s</w:t>
-      </w:r>
-      <w:proofErr w:type="spellEnd"/>
-      <w:r>
-        <w:rPr>
-          <w:rFonts w:eastAsia="Times New Roman" w:cs="Times New Roman"/>
-          <w:color w:val="000000"/>
-          <w:kern w:val="0"/>
-          <w:lang w:eastAsia="en-GB"/>
-          <w14:ligatures w14:val="none"/>
-        </w:rPr>
-        <w:t xml:space="preserve"> browser-based </w:t>
-      </w:r>
-      <w:proofErr w:type="spellStart"/>
-      <w:r>
-        <w:rPr>
-          <w:rFonts w:eastAsia="Times New Roman" w:cs="Times New Roman"/>
-          <w:color w:val="000000"/>
-          <w:kern w:val="0"/>
-          <w:lang w:eastAsia="en-GB"/>
-          <w14:ligatures w14:val="none"/>
-        </w:rPr>
-        <w:t>ROSject</w:t>
-      </w:r>
-      <w:proofErr w:type="spellEnd"/>
-      <w:r>
-        <w:rPr>
-          <w:rFonts w:eastAsia="Times New Roman" w:cs="Times New Roman"/>
-          <w:color w:val="000000"/>
-          <w:kern w:val="0"/>
-          <w:lang w:eastAsia="en-GB"/>
-          <w14:ligatures w14:val="none"/>
-        </w:rPr>
-        <w:t xml:space="preserve"> platform, inside </w:t>
-      </w:r>
-      <w:proofErr w:type="spellStart"/>
-      <w:r>
-        <w:rPr>
-          <w:rFonts w:eastAsia="Times New Roman" w:cs="Times New Roman"/>
-          <w:color w:val="000000"/>
-          <w:kern w:val="0"/>
-          <w:lang w:eastAsia="en-GB"/>
-          <w14:ligatures w14:val="none"/>
-        </w:rPr>
-        <w:t>Rosject</w:t>
-      </w:r>
-      <w:proofErr w:type="spellEnd"/>
-      <w:r>
-        <w:rPr>
-          <w:rFonts w:eastAsia="Times New Roman" w:cs="Times New Roman"/>
-          <w:color w:val="000000"/>
-          <w:kern w:val="0"/>
-          <w:lang w:eastAsia="en-GB"/>
-          <w14:ligatures w14:val="none"/>
-        </w:rPr>
-        <w:t xml:space="preserve"> </w:t>
-      </w:r>
-      <w:proofErr w:type="spellStart"/>
+      <w:r>
+        <w:rPr>
+          <w:rFonts w:eastAsia="Times New Roman" w:cs="Times New Roman"/>
+          <w:color w:val="000000"/>
+          <w:kern w:val="0"/>
+          <w:lang w:eastAsia="en-GB"/>
+          <w14:ligatures w14:val="none"/>
+        </w:rPr>
+        <w:t xml:space="preserve">, targets TheConstruct.ai running ROS2 Humble with Gazebo Classic and the standard TurtleBot3 stack, the platform the brief specifies. Development and the evidence in this section were carried out directly on TheConstruct.ai’s browser-based ROSject platform, inside Rosject </w:t>
+      </w:r>
       <w:r>
         <w:rPr>
           <w:rFonts w:eastAsia="Times New Roman" w:cs="Times New Roman"/>
@@ -9159,7 +7585,6 @@
         </w:rPr>
         <w:t>XctZpczWOA</w:t>
       </w:r>
-      <w:proofErr w:type="spellEnd"/>
       <w:r>
         <w:rPr>
           <w:rFonts w:eastAsia="Times New Roman" w:cs="Times New Roman"/>
@@ -9179,9 +7604,18 @@
           <w:lang w:eastAsia="en-GB"/>
           <w14:ligatures w14:val="none"/>
         </w:rPr>
-        <w:t>app.theconstruct.ai/desktop/</w:t>
-      </w:r>
-      <w:proofErr w:type="spellStart"/>
+        <w:t>app.theconstruct.ai/desktop/rosject/1051220</w:t>
+      </w:r>
+      <w:r>
+        <w:rPr>
+          <w:rFonts w:eastAsia="Times New Roman" w:cs="Times New Roman"/>
+          <w:color w:val="000000"/>
+          <w:kern w:val="0"/>
+          <w:lang w:eastAsia="en-GB"/>
+          <w14:ligatures w14:val="none"/>
+        </w:rPr>
+        <w:t xml:space="preserve">), workspace </w:t>
+      </w:r>
       <w:r>
         <w:rPr>
           <w:rFonts w:eastAsia="Times New Roman" w:cs="Times New Roman"/>
@@ -9191,9 +7625,50 @@
           <w:lang w:eastAsia="en-GB"/>
           <w14:ligatures w14:val="none"/>
         </w:rPr>
-        <w:t>rosject</w:t>
-      </w:r>
-      <w:proofErr w:type="spellEnd"/>
+        <w:t>ros2_ws</w:t>
+      </w:r>
+      <w:r>
+        <w:rPr>
+          <w:rFonts w:eastAsia="Times New Roman" w:cs="Times New Roman"/>
+          <w:color w:val="000000"/>
+          <w:kern w:val="0"/>
+          <w:lang w:eastAsia="en-GB"/>
+          <w14:ligatures w14:val="none"/>
+        </w:rPr>
+        <w:t xml:space="preserve">. </w:t>
+      </w:r>
+      <w:r>
+        <w:rPr>
+          <w:rFonts w:eastAsia="Times New Roman" w:cs="Times New Roman"/>
+          <w:color w:val="000000"/>
+          <w:kern w:val="0"/>
+          <w:lang w:eastAsia="en-GB"/>
+          <w14:ligatures w14:val="none"/>
+        </w:rPr>
+        <w:t>The free tier does not give a permanent shareable URL, so I made the project public under its title, XctZpczWOA, which is the unique identifier the brief asks for. I also used a local Ubuntu 24.04 workspace with ROS2 Jazzy and Gazebo Harmonic (ros_gz_sim) for GUI features that are easier to see outside the browser: the LIDAR ray view, the raw camera feed and the planned-path toggle. The package therefore includes a second Harmonic launch file and world, but this was only an extra check, not the submission platform.</w:t>
+      </w:r>
+    </w:p>
+    <w:p>
+      <w:pPr>
+        <w:spacing w:after="180" w:line="360" w:lineRule="auto"/>
+        <w:rPr>
+          <w:rFonts w:eastAsia="Times New Roman" w:cs="Times New Roman"/>
+          <w:color w:val="000000"/>
+          <w:kern w:val="0"/>
+          <w:lang w:eastAsia="en-GB"/>
+          <w14:ligatures w14:val="none"/>
+        </w:rPr>
+      </w:pPr>
+      <w:r>
+        <w:rPr>
+          <w:rFonts w:eastAsia="Times New Roman" w:cs="Times New Roman"/>
+          <w:color w:val="000000"/>
+          <w:kern w:val="0"/>
+          <w:lang w:eastAsia="en-GB"/>
+          <w14:ligatures w14:val="none"/>
+        </w:rPr>
+        <w:t xml:space="preserve">The custom Gazebo world, </w:t>
+      </w:r>
       <w:r>
         <w:rPr>
           <w:rFonts w:eastAsia="Times New Roman" w:cs="Times New Roman"/>
@@ -9203,17 +7678,17 @@
           <w:lang w:eastAsia="en-GB"/>
           <w14:ligatures w14:val="none"/>
         </w:rPr>
-        <w:t>/1051220</w:t>
-      </w:r>
-      <w:r>
-        <w:rPr>
-          <w:rFonts w:eastAsia="Times New Roman" w:cs="Times New Roman"/>
-          <w:color w:val="000000"/>
-          <w:kern w:val="0"/>
-          <w:lang w:eastAsia="en-GB"/>
-          <w14:ligatures w14:val="none"/>
-        </w:rPr>
-        <w:t xml:space="preserve">), workspace </w:t>
+        <w:t>warehouse_inspection</w:t>
+      </w:r>
+      <w:r>
+        <w:rPr>
+          <w:rFonts w:eastAsia="Times New Roman" w:cs="Times New Roman"/>
+          <w:color w:val="000000"/>
+          <w:kern w:val="0"/>
+          <w:lang w:eastAsia="en-GB"/>
+          <w14:ligatures w14:val="none"/>
+        </w:rPr>
+        <w:t xml:space="preserve"> (built as both a Classic </w:t>
       </w:r>
       <w:r>
         <w:rPr>
@@ -9224,41 +7699,18 @@
           <w:lang w:eastAsia="en-GB"/>
           <w14:ligatures w14:val="none"/>
         </w:rPr>
-        <w:t>ros2_ws</w:t>
-      </w:r>
-      <w:r>
-        <w:rPr>
-          <w:rFonts w:eastAsia="Times New Roman" w:cs="Times New Roman"/>
-          <w:color w:val="000000"/>
-          <w:kern w:val="0"/>
-          <w:lang w:eastAsia="en-GB"/>
-          <w14:ligatures w14:val="none"/>
-        </w:rPr>
-        <w:t xml:space="preserve">. The free tier does not issue a permanent shareable URL, so the project was instead made public under its title, </w:t>
-      </w:r>
-      <w:proofErr w:type="spellStart"/>
-      <w:r>
-        <w:rPr>
-          <w:rFonts w:eastAsia="Times New Roman" w:cs="Times New Roman"/>
-          <w:color w:val="000000"/>
-          <w:kern w:val="0"/>
-          <w:lang w:eastAsia="en-GB"/>
-          <w14:ligatures w14:val="none"/>
-        </w:rPr>
-        <w:t>XctZpczWOA</w:t>
-      </w:r>
-      <w:proofErr w:type="spellEnd"/>
-      <w:r>
-        <w:rPr>
-          <w:rFonts w:eastAsia="Times New Roman" w:cs="Times New Roman"/>
-          <w:color w:val="000000"/>
-          <w:kern w:val="0"/>
-          <w:lang w:eastAsia="en-GB"/>
-          <w14:ligatures w14:val="none"/>
-        </w:rPr>
-        <w:t>, which is the unique identifier required by the brief. Alongside this, an equivalent local Ubuntu 24.04 workspace running ROS2 Jazzy and Gazebo Harmonic (</w:t>
-      </w:r>
-      <w:proofErr w:type="spellStart"/>
+        <w:t>.world</w:t>
+      </w:r>
+      <w:r>
+        <w:rPr>
+          <w:rFonts w:eastAsia="Times New Roman" w:cs="Times New Roman"/>
+          <w:color w:val="000000"/>
+          <w:kern w:val="0"/>
+          <w:lang w:eastAsia="en-GB"/>
+          <w14:ligatures w14:val="none"/>
+        </w:rPr>
+        <w:t xml:space="preserve"> for TheConstruct.ai and a Harmonic </w:t>
+      </w:r>
       <w:r>
         <w:rPr>
           <w:rFonts w:eastAsia="Times New Roman" w:cs="Times New Roman"/>
@@ -9268,64 +7720,18 @@
           <w:lang w:eastAsia="en-GB"/>
           <w14:ligatures w14:val="none"/>
         </w:rPr>
-        <w:t>ros_gz_sim</w:t>
-      </w:r>
-      <w:proofErr w:type="spellEnd"/>
-      <w:r>
-        <w:rPr>
-          <w:rFonts w:eastAsia="Times New Roman" w:cs="Times New Roman"/>
-          <w:color w:val="000000"/>
-          <w:kern w:val="0"/>
-          <w:lang w:eastAsia="en-GB"/>
-          <w14:ligatures w14:val="none"/>
-        </w:rPr>
-        <w:t xml:space="preserve">) was used optionally, purely to exercise GUI features that are easier to inspect outside the </w:t>
-      </w:r>
-      <w:proofErr w:type="spellStart"/>
-      <w:r>
-        <w:rPr>
-          <w:rFonts w:eastAsia="Times New Roman" w:cs="Times New Roman"/>
-          <w:color w:val="000000"/>
-          <w:kern w:val="0"/>
-          <w:lang w:eastAsia="en-GB"/>
-          <w14:ligatures w14:val="none"/>
-        </w:rPr>
-        <w:t>Rosject</w:t>
-      </w:r>
-      <w:proofErr w:type="spellEnd"/>
-      <w:r>
-        <w:rPr>
-          <w:rFonts w:eastAsia="Times New Roman" w:cs="Times New Roman"/>
-          <w:color w:val="000000"/>
-          <w:kern w:val="0"/>
-          <w:lang w:eastAsia="en-GB"/>
-          <w14:ligatures w14:val="none"/>
-        </w:rPr>
-        <w:t xml:space="preserve"> browser window, specifically the native LIDAR ray visualisation, the raw camera feed panel, and the planned-path line toggle; the package therefore ships a second, Harmonic-compatible launch file and world for that purpose, but it is a supplementary verification aid rather than the submission platform.</w:t>
-      </w:r>
-    </w:p>
-    <w:p>
-      <w:pPr>
-        <w:spacing w:after="180" w:line="360" w:lineRule="auto"/>
-        <w:rPr>
-          <w:rFonts w:eastAsia="Times New Roman" w:cs="Times New Roman"/>
-          <w:color w:val="000000"/>
-          <w:kern w:val="0"/>
-          <w:lang w:eastAsia="en-GB"/>
-          <w14:ligatures w14:val="none"/>
-        </w:rPr>
-      </w:pPr>
-      <w:r>
-        <w:rPr>
-          <w:rFonts w:eastAsia="Times New Roman" w:cs="Times New Roman"/>
-          <w:color w:val="000000"/>
-          <w:kern w:val="0"/>
-          <w:lang w:eastAsia="en-GB"/>
-          <w14:ligatures w14:val="none"/>
-        </w:rPr>
-        <w:t xml:space="preserve">The custom Gazebo world, </w:t>
-      </w:r>
-      <w:proofErr w:type="spellStart"/>
+        <w:t>.sdf</w:t>
+      </w:r>
+      <w:r>
+        <w:rPr>
+          <w:rFonts w:eastAsia="Times New Roman" w:cs="Times New Roman"/>
+          <w:color w:val="000000"/>
+          <w:kern w:val="0"/>
+          <w:lang w:eastAsia="en-GB"/>
+          <w14:ligatures w14:val="none"/>
+        </w:rPr>
+        <w:t xml:space="preserve"> for local verification), defines a walled rectangular bay containing eight pallet-stack obstacles (two per patrol leg) plus three smaller centreline pylons, four coloured checkpoint markers (one doubling as the charging dock), and no reliance on remote model assets. The robot model is a TurtleBot3 Burger fitted with a forward camera (</w:t>
+      </w:r>
       <w:r>
         <w:rPr>
           <w:rFonts w:eastAsia="Times New Roman" w:cs="Times New Roman"/>
@@ -9335,29 +7741,17 @@
           <w:lang w:eastAsia="en-GB"/>
           <w14:ligatures w14:val="none"/>
         </w:rPr>
-        <w:t>warehouse_inspection</w:t>
-      </w:r>
-      <w:proofErr w:type="spellEnd"/>
-      <w:r>
-        <w:rPr>
-          <w:rFonts w:eastAsia="Times New Roman" w:cs="Times New Roman"/>
-          <w:color w:val="000000"/>
-          <w:kern w:val="0"/>
-          <w:lang w:eastAsia="en-GB"/>
-          <w14:ligatures w14:val="none"/>
-        </w:rPr>
-        <w:t xml:space="preserve"> (built as both a </w:t>
-      </w:r>
-      <w:proofErr w:type="gramStart"/>
-      <w:r>
-        <w:rPr>
-          <w:rFonts w:eastAsia="Times New Roman" w:cs="Times New Roman"/>
-          <w:color w:val="000000"/>
-          <w:kern w:val="0"/>
-          <w:lang w:eastAsia="en-GB"/>
-          <w14:ligatures w14:val="none"/>
-        </w:rPr>
-        <w:t xml:space="preserve">Classic </w:t>
+        <w:t>burger_cam</w:t>
+      </w:r>
+      <w:r>
+        <w:rPr>
+          <w:rFonts w:eastAsia="Times New Roman" w:cs="Times New Roman"/>
+          <w:color w:val="000000"/>
+          <w:kern w:val="0"/>
+          <w:lang w:eastAsia="en-GB"/>
+          <w14:ligatures w14:val="none"/>
+        </w:rPr>
+        <w:t xml:space="preserve">), equipped with a 360-degree LIDAR publishing </w:t>
       </w:r>
       <w:r>
         <w:rPr>
@@ -9368,18 +7762,17 @@
           <w:lang w:eastAsia="en-GB"/>
           <w14:ligatures w14:val="none"/>
         </w:rPr>
-        <w:t>.world</w:t>
-      </w:r>
-      <w:proofErr w:type="gramEnd"/>
-      <w:r>
-        <w:rPr>
-          <w:rFonts w:eastAsia="Times New Roman" w:cs="Times New Roman"/>
-          <w:color w:val="000000"/>
-          <w:kern w:val="0"/>
-          <w:lang w:eastAsia="en-GB"/>
-          <w14:ligatures w14:val="none"/>
-        </w:rPr>
-        <w:t xml:space="preserve"> for TheConstruct.ai and a Harmonic </w:t>
+        <w:t>/scan</w:t>
+      </w:r>
+      <w:r>
+        <w:rPr>
+          <w:rFonts w:eastAsia="Times New Roman" w:cs="Times New Roman"/>
+          <w:color w:val="000000"/>
+          <w:kern w:val="0"/>
+          <w:lang w:eastAsia="en-GB"/>
+          <w14:ligatures w14:val="none"/>
+        </w:rPr>
+        <w:t xml:space="preserve"> and wheel odometry publishing </w:t>
       </w:r>
       <w:r>
         <w:rPr>
@@ -9390,99 +7783,8 @@
           <w:lang w:eastAsia="en-GB"/>
           <w14:ligatures w14:val="none"/>
         </w:rPr>
-        <w:t>.</w:t>
-      </w:r>
-      <w:proofErr w:type="spellStart"/>
-      <w:r>
-        <w:rPr>
-          <w:rFonts w:eastAsia="Times New Roman" w:cs="Times New Roman"/>
-          <w:color w:val="000000"/>
-          <w:kern w:val="0"/>
-          <w:sz w:val="22"/>
-          <w:lang w:eastAsia="en-GB"/>
-          <w14:ligatures w14:val="none"/>
-        </w:rPr>
-        <w:t>sdf</w:t>
-      </w:r>
-      <w:proofErr w:type="spellEnd"/>
-      <w:r>
-        <w:rPr>
-          <w:rFonts w:eastAsia="Times New Roman" w:cs="Times New Roman"/>
-          <w:color w:val="000000"/>
-          <w:kern w:val="0"/>
-          <w:lang w:eastAsia="en-GB"/>
-          <w14:ligatures w14:val="none"/>
-        </w:rPr>
-        <w:t xml:space="preserve"> for local verification), defines a walled rectangular bay containing eight pallet-stack obstacles (two per patrol leg) plus three smaller centreline pylons, four coloured checkpoint markers (one doubling as the charging dock), and no reliance on remote model assets. The robot model is a TurtleBot3 Burger fitted with a forward camera (</w:t>
-      </w:r>
-      <w:proofErr w:type="spellStart"/>
-      <w:r>
-        <w:rPr>
-          <w:rFonts w:eastAsia="Times New Roman" w:cs="Times New Roman"/>
-          <w:color w:val="000000"/>
-          <w:kern w:val="0"/>
-          <w:sz w:val="22"/>
-          <w:lang w:eastAsia="en-GB"/>
-          <w14:ligatures w14:val="none"/>
-        </w:rPr>
-        <w:t>burger_cam</w:t>
-      </w:r>
-      <w:proofErr w:type="spellEnd"/>
-      <w:r>
-        <w:rPr>
-          <w:rFonts w:eastAsia="Times New Roman" w:cs="Times New Roman"/>
-          <w:color w:val="000000"/>
-          <w:kern w:val="0"/>
-          <w:lang w:eastAsia="en-GB"/>
-          <w14:ligatures w14:val="none"/>
-        </w:rPr>
-        <w:t xml:space="preserve">), equipped with a 360-degree LIDAR publishing </w:t>
-      </w:r>
-      <w:r>
-        <w:rPr>
-          <w:rFonts w:eastAsia="Times New Roman" w:cs="Times New Roman"/>
-          <w:color w:val="000000"/>
-          <w:kern w:val="0"/>
-          <w:sz w:val="22"/>
-          <w:lang w:eastAsia="en-GB"/>
-          <w14:ligatures w14:val="none"/>
-        </w:rPr>
-        <w:t>/scan</w:t>
-      </w:r>
-      <w:r>
-        <w:rPr>
-          <w:rFonts w:eastAsia="Times New Roman" w:cs="Times New Roman"/>
-          <w:color w:val="000000"/>
-          <w:kern w:val="0"/>
-          <w:lang w:eastAsia="en-GB"/>
-          <w14:ligatures w14:val="none"/>
-        </w:rPr>
-        <w:t xml:space="preserve"> and wheel odometry publishing </w:t>
-      </w:r>
-      <w:r>
-        <w:rPr>
-          <w:rFonts w:eastAsia="Times New Roman" w:cs="Times New Roman"/>
-          <w:color w:val="000000"/>
-          <w:kern w:val="0"/>
-          <w:sz w:val="22"/>
-          <w:lang w:eastAsia="en-GB"/>
-          <w14:ligatures w14:val="none"/>
-        </w:rPr>
-        <w:t>/</w:t>
-      </w:r>
-      <w:proofErr w:type="spellStart"/>
-      <w:r>
-        <w:rPr>
-          <w:rFonts w:eastAsia="Times New Roman" w:cs="Times New Roman"/>
-          <w:color w:val="000000"/>
-          <w:kern w:val="0"/>
-          <w:sz w:val="22"/>
-          <w:lang w:eastAsia="en-GB"/>
-          <w14:ligatures w14:val="none"/>
-        </w:rPr>
-        <w:t>odom</w:t>
-      </w:r>
-      <w:proofErr w:type="spellEnd"/>
+        <w:t>/odom</w:t>
+      </w:r>
       <w:r>
         <w:rPr>
           <w:rFonts w:eastAsia="Times New Roman" w:cs="Times New Roman"/>
@@ -9502,114 +7804,106 @@
       <w:bookmarkStart w:id="25" w:name="design-and-implementation-1"/>
       <w:bookmarkEnd w:id="23"/>
       <w:r>
+        <w:t>4.2 Design and Implementation</w:t>
+      </w:r>
+      <w:bookmarkEnd w:id="24"/>
+    </w:p>
+    <w:p>
+      <w:pPr>
+        <w:spacing w:after="180" w:line="360" w:lineRule="auto"/>
+        <w:rPr>
+          <w:rFonts w:eastAsia="Times New Roman" w:cs="Times New Roman"/>
+          <w:color w:val="000000"/>
+          <w:kern w:val="0"/>
+          <w:lang w:eastAsia="en-GB"/>
+          <w14:ligatures w14:val="none"/>
+        </w:rPr>
+      </w:pPr>
+      <w:r>
+        <w:rPr>
+          <w:rFonts w:eastAsia="Times New Roman" w:cs="Times New Roman"/>
+          <w:color w:val="000000"/>
+          <w:kern w:val="0"/>
+          <w:lang w:eastAsia="en-GB"/>
+          <w14:ligatures w14:val="none"/>
+        </w:rPr>
+        <w:t xml:space="preserve">The package contains four ROS2 nodes, summarised in Table 2. </w:t>
+      </w:r>
+      <w:r>
+        <w:rPr>
+          <w:rFonts w:eastAsia="Times New Roman" w:cs="Times New Roman"/>
+          <w:color w:val="000000"/>
+          <w:kern w:val="0"/>
+          <w:sz w:val="22"/>
+          <w:lang w:eastAsia="en-GB"/>
+          <w14:ligatures w14:val="none"/>
+        </w:rPr>
+        <w:t>mission_controller</w:t>
+      </w:r>
+      <w:r>
+        <w:rPr>
+          <w:rFonts w:eastAsia="Times New Roman" w:cs="Times New Roman"/>
+          <w:color w:val="000000"/>
+          <w:kern w:val="0"/>
+          <w:lang w:eastAsia="en-GB"/>
+          <w14:ligatures w14:val="none"/>
+        </w:rPr>
+        <w:t xml:space="preserve"> is the only node that commands the robot; </w:t>
+      </w:r>
+      <w:r>
+        <w:rPr>
+          <w:rFonts w:eastAsia="Times New Roman" w:cs="Times New Roman"/>
+          <w:color w:val="000000"/>
+          <w:kern w:val="0"/>
+          <w:sz w:val="22"/>
+          <w:lang w:eastAsia="en-GB"/>
+          <w14:ligatures w14:val="none"/>
+        </w:rPr>
+        <w:t>monitor_node</w:t>
+      </w:r>
+      <w:r>
+        <w:rPr>
+          <w:rFonts w:eastAsia="Times New Roman" w:cs="Times New Roman"/>
+          <w:color w:val="000000"/>
+          <w:kern w:val="0"/>
+          <w:lang w:eastAsia="en-GB"/>
+          <w14:ligatures w14:val="none"/>
+        </w:rPr>
+        <w:t xml:space="preserve"> is a purely passive observer; </w:t>
+      </w:r>
+      <w:r>
+        <w:rPr>
+          <w:rFonts w:eastAsia="Times New Roman" w:cs="Times New Roman"/>
+          <w:color w:val="000000"/>
+          <w:kern w:val="0"/>
+          <w:sz w:val="22"/>
+          <w:lang w:eastAsia="en-GB"/>
+          <w14:ligatures w14:val="none"/>
+        </w:rPr>
+        <w:t>keyboard_hri_node</w:t>
+      </w:r>
+      <w:r>
+        <w:rPr>
+          <w:rFonts w:eastAsia="Times New Roman" w:cs="Times New Roman"/>
+          <w:color w:val="000000"/>
+          <w:kern w:val="0"/>
+          <w:lang w:eastAsia="en-GB"/>
+          <w14:ligatures w14:val="none"/>
+        </w:rPr>
+        <w:t xml:space="preserve"> provides single-keypress human interaction without requiring the Enter key; and </w:t>
+      </w:r>
+      <w:r>
+        <w:rPr>
+          <w:rFonts w:eastAsia="Times New Roman" w:cs="Times New Roman"/>
+          <w:color w:val="000000"/>
+          <w:kern w:val="0"/>
+          <w:sz w:val="22"/>
+          <w:lang w:eastAsia="en-GB"/>
+          <w14:ligatures w14:val="none"/>
+        </w:rPr>
         <w:lastRenderedPageBreak/>
-        <w:t>4.2 Design and Implementation</w:t>
-      </w:r>
-      <w:bookmarkEnd w:id="24"/>
-    </w:p>
-    <w:p>
-      <w:pPr>
-        <w:spacing w:after="180" w:line="360" w:lineRule="auto"/>
-        <w:rPr>
-          <w:rFonts w:eastAsia="Times New Roman" w:cs="Times New Roman"/>
-          <w:color w:val="000000"/>
-          <w:kern w:val="0"/>
-          <w:lang w:eastAsia="en-GB"/>
-          <w14:ligatures w14:val="none"/>
-        </w:rPr>
-      </w:pPr>
-      <w:r>
-        <w:rPr>
-          <w:rFonts w:eastAsia="Times New Roman" w:cs="Times New Roman"/>
-          <w:color w:val="000000"/>
-          <w:kern w:val="0"/>
-          <w:lang w:eastAsia="en-GB"/>
-          <w14:ligatures w14:val="none"/>
-        </w:rPr>
-        <w:t xml:space="preserve">The package contains four ROS2 nodes, summarised in Table 2. </w:t>
-      </w:r>
-      <w:proofErr w:type="spellStart"/>
-      <w:r>
-        <w:rPr>
-          <w:rFonts w:eastAsia="Times New Roman" w:cs="Times New Roman"/>
-          <w:color w:val="000000"/>
-          <w:kern w:val="0"/>
-          <w:sz w:val="22"/>
-          <w:lang w:eastAsia="en-GB"/>
-          <w14:ligatures w14:val="none"/>
-        </w:rPr>
-        <w:t>mission_controller</w:t>
-      </w:r>
-      <w:proofErr w:type="spellEnd"/>
-      <w:r>
-        <w:rPr>
-          <w:rFonts w:eastAsia="Times New Roman" w:cs="Times New Roman"/>
-          <w:color w:val="000000"/>
-          <w:kern w:val="0"/>
-          <w:lang w:eastAsia="en-GB"/>
-          <w14:ligatures w14:val="none"/>
-        </w:rPr>
-        <w:t xml:space="preserve"> is the only node that commands the robot; </w:t>
-      </w:r>
-      <w:proofErr w:type="spellStart"/>
-      <w:r>
-        <w:rPr>
-          <w:rFonts w:eastAsia="Times New Roman" w:cs="Times New Roman"/>
-          <w:color w:val="000000"/>
-          <w:kern w:val="0"/>
-          <w:sz w:val="22"/>
-          <w:lang w:eastAsia="en-GB"/>
-          <w14:ligatures w14:val="none"/>
-        </w:rPr>
-        <w:t>monitor_node</w:t>
-      </w:r>
-      <w:proofErr w:type="spellEnd"/>
-      <w:r>
-        <w:rPr>
-          <w:rFonts w:eastAsia="Times New Roman" w:cs="Times New Roman"/>
-          <w:color w:val="000000"/>
-          <w:kern w:val="0"/>
-          <w:lang w:eastAsia="en-GB"/>
-          <w14:ligatures w14:val="none"/>
-        </w:rPr>
-        <w:t xml:space="preserve"> is a purely passive observer; </w:t>
-      </w:r>
-      <w:proofErr w:type="spellStart"/>
-      <w:r>
-        <w:rPr>
-          <w:rFonts w:eastAsia="Times New Roman" w:cs="Times New Roman"/>
-          <w:color w:val="000000"/>
-          <w:kern w:val="0"/>
-          <w:sz w:val="22"/>
-          <w:lang w:eastAsia="en-GB"/>
-          <w14:ligatures w14:val="none"/>
-        </w:rPr>
-        <w:t>keyboard_hri_node</w:t>
-      </w:r>
-      <w:proofErr w:type="spellEnd"/>
-      <w:r>
-        <w:rPr>
-          <w:rFonts w:eastAsia="Times New Roman" w:cs="Times New Roman"/>
-          <w:color w:val="000000"/>
-          <w:kern w:val="0"/>
-          <w:lang w:eastAsia="en-GB"/>
-          <w14:ligatures w14:val="none"/>
-        </w:rPr>
-        <w:t xml:space="preserve"> provides single-keypress human interaction without requiring the Enter key; and </w:t>
-      </w:r>
-      <w:proofErr w:type="spellStart"/>
-      <w:r>
-        <w:rPr>
-          <w:rFonts w:eastAsia="Times New Roman" w:cs="Times New Roman"/>
-          <w:color w:val="000000"/>
-          <w:kern w:val="0"/>
-          <w:sz w:val="22"/>
-          <w:lang w:eastAsia="en-GB"/>
-          <w14:ligatures w14:val="none"/>
-        </w:rPr>
         <w:t>path_visualizer_node</w:t>
       </w:r>
-      <w:proofErr w:type="spellEnd"/>
       <w:r>
         <w:rPr>
           <w:rFonts w:eastAsia="Times New Roman" w:cs="Times New Roman"/>
@@ -9709,15 +8003,7 @@
         <w:fldChar w:fldCharType="end"/>
       </w:r>
       <w:r>
-        <w:t xml:space="preserve">: ROS2 node and topic architecture of the </w:t>
-      </w:r>
-      <w:proofErr w:type="spellStart"/>
-      <w:r>
-        <w:t>semantic_nav_monitor</w:t>
-      </w:r>
-      <w:proofErr w:type="spellEnd"/>
-      <w:r>
-        <w:t xml:space="preserve"> package, showing operator input, the four nodes and the Gazebo simulation.</w:t>
+        <w:t>: ROS2 node and topic architecture of the semantic_nav_monitor package, showing operator input, the four nodes and the Gazebo simulation.</w:t>
       </w:r>
       <w:bookmarkEnd w:id="26"/>
     </w:p>
@@ -9894,11 +8180,9 @@
               <w:spacing w:after="36"/>
               <w:jc w:val="left"/>
             </w:pPr>
-            <w:proofErr w:type="spellStart"/>
             <w:r>
               <w:t>mission_controller</w:t>
             </w:r>
-            <w:proofErr w:type="spellEnd"/>
           </w:p>
         </w:tc>
         <w:tc>
@@ -9911,29 +8195,8 @@
               <w:jc w:val="left"/>
             </w:pPr>
             <w:r>
-              <w:t>/</w:t>
-            </w:r>
-            <w:proofErr w:type="gramStart"/>
-            <w:r>
-              <w:t>scan</w:t>
-            </w:r>
-            <w:proofErr w:type="gramEnd"/>
-            <w:r>
-              <w:t>, /</w:t>
-            </w:r>
-            <w:proofErr w:type="spellStart"/>
-            <w:r>
-              <w:t>odom</w:t>
-            </w:r>
-            <w:proofErr w:type="spellEnd"/>
-            <w:r>
-              <w:t>, /</w:t>
-            </w:r>
-            <w:proofErr w:type="spellStart"/>
-            <w:r>
-              <w:t>hri_command</w:t>
-            </w:r>
-            <w:proofErr w:type="spellEnd"/>
+              <w:t>/scan, /odom, /hri_command</w:t>
+            </w:r>
           </w:p>
         </w:tc>
         <w:tc>
@@ -9946,34 +8209,8 @@
               <w:jc w:val="left"/>
             </w:pPr>
             <w:r>
-              <w:t>/</w:t>
-            </w:r>
-            <w:proofErr w:type="spellStart"/>
-            <w:proofErr w:type="gramStart"/>
-            <w:r>
-              <w:t>cmd</w:t>
-            </w:r>
-            <w:proofErr w:type="gramEnd"/>
-            <w:r>
-              <w:t>_vel</w:t>
-            </w:r>
-            <w:proofErr w:type="spellEnd"/>
-            <w:r>
-              <w:t>, /</w:t>
-            </w:r>
-            <w:proofErr w:type="spellStart"/>
-            <w:r>
-              <w:t>mission_state</w:t>
-            </w:r>
-            <w:proofErr w:type="spellEnd"/>
-            <w:r>
-              <w:t>, /</w:t>
-            </w:r>
-            <w:proofErr w:type="spellStart"/>
-            <w:r>
-              <w:t>planned_path</w:t>
-            </w:r>
-            <w:proofErr w:type="spellEnd"/>
+              <w:t>/cmd_vel, /mission_state, /planned_path</w:t>
+            </w:r>
           </w:p>
         </w:tc>
         <w:tc>
@@ -10004,11 +8241,9 @@
               <w:spacing w:after="36"/>
               <w:jc w:val="left"/>
             </w:pPr>
-            <w:proofErr w:type="spellStart"/>
             <w:r>
               <w:t>monitor_node</w:t>
             </w:r>
-            <w:proofErr w:type="spellEnd"/>
           </w:p>
         </w:tc>
         <w:tc>
@@ -10021,26 +8256,8 @@
               <w:jc w:val="left"/>
             </w:pPr>
             <w:r>
-              <w:t>/</w:t>
-            </w:r>
-            <w:proofErr w:type="spellStart"/>
-            <w:proofErr w:type="gramStart"/>
-            <w:r>
-              <w:t>mission</w:t>
-            </w:r>
-            <w:proofErr w:type="gramEnd"/>
-            <w:r>
-              <w:t>_state</w:t>
-            </w:r>
-            <w:proofErr w:type="spellEnd"/>
-            <w:r>
-              <w:t>, /</w:t>
-            </w:r>
-            <w:proofErr w:type="spellStart"/>
-            <w:r>
-              <w:t>odom</w:t>
-            </w:r>
-            <w:proofErr w:type="spellEnd"/>
+              <w:t>/mission_state, /odom</w:t>
+            </w:r>
           </w:p>
         </w:tc>
         <w:tc>
@@ -10085,11 +8302,9 @@
               <w:spacing w:after="36"/>
               <w:jc w:val="left"/>
             </w:pPr>
-            <w:proofErr w:type="spellStart"/>
             <w:r>
               <w:t>keyboard_hri_node</w:t>
             </w:r>
-            <w:proofErr w:type="spellEnd"/>
           </w:p>
         </w:tc>
         <w:tc>
@@ -10116,26 +8331,8 @@
               <w:jc w:val="left"/>
             </w:pPr>
             <w:r>
-              <w:t>/</w:t>
-            </w:r>
-            <w:proofErr w:type="spellStart"/>
-            <w:proofErr w:type="gramStart"/>
-            <w:r>
-              <w:t>hri</w:t>
-            </w:r>
-            <w:proofErr w:type="gramEnd"/>
-            <w:r>
-              <w:t>_command</w:t>
-            </w:r>
-            <w:proofErr w:type="spellEnd"/>
-            <w:r>
-              <w:t>, /</w:t>
-            </w:r>
-            <w:proofErr w:type="spellStart"/>
-            <w:r>
-              <w:t>show_planned_path</w:t>
-            </w:r>
-            <w:proofErr w:type="spellEnd"/>
+              <w:t>/hri_command, /show_planned_path</w:t>
+            </w:r>
           </w:p>
         </w:tc>
         <w:tc>
@@ -10148,15 +8345,7 @@
               <w:jc w:val="left"/>
             </w:pPr>
             <w:r>
-              <w:t xml:space="preserve">Single-key HRI: s start, p </w:t>
-            </w:r>
-            <w:proofErr w:type="gramStart"/>
-            <w:r>
-              <w:t>pause</w:t>
-            </w:r>
-            <w:proofErr w:type="gramEnd"/>
-            <w:r>
-              <w:t>, x stop, v toggle path, q quit</w:t>
+              <w:t>Single-key HRI: s start, p pause, x stop, v toggle path, q quit</w:t>
             </w:r>
           </w:p>
         </w:tc>
@@ -10174,12 +8363,9 @@
               <w:spacing w:after="36"/>
               <w:jc w:val="left"/>
             </w:pPr>
-            <w:proofErr w:type="spellStart"/>
-            <w:r>
-              <w:lastRenderedPageBreak/>
+            <w:r>
               <w:t>path_visualizer_node</w:t>
             </w:r>
-            <w:proofErr w:type="spellEnd"/>
           </w:p>
         </w:tc>
         <w:tc>
@@ -10192,26 +8378,8 @@
               <w:jc w:val="left"/>
             </w:pPr>
             <w:r>
-              <w:t>/</w:t>
-            </w:r>
-            <w:proofErr w:type="spellStart"/>
-            <w:proofErr w:type="gramStart"/>
-            <w:r>
-              <w:t>planned</w:t>
-            </w:r>
-            <w:proofErr w:type="gramEnd"/>
-            <w:r>
-              <w:t>_path</w:t>
-            </w:r>
-            <w:proofErr w:type="spellEnd"/>
-            <w:r>
-              <w:t>, /</w:t>
-            </w:r>
-            <w:proofErr w:type="spellStart"/>
-            <w:r>
-              <w:t>show_planned_path</w:t>
-            </w:r>
-            <w:proofErr w:type="spellEnd"/>
+              <w:t>/planned_path, /show_planned_path</w:t>
+            </w:r>
           </w:p>
         </w:tc>
         <w:tc>
@@ -10255,7 +8423,6 @@
           <w14:ligatures w14:val="none"/>
         </w:rPr>
       </w:pPr>
-      <w:proofErr w:type="spellStart"/>
       <w:r>
         <w:rPr>
           <w:rFonts w:eastAsia="Times New Roman" w:cs="Times New Roman"/>
@@ -10267,18 +8434,27 @@
         </w:rPr>
         <w:t>mission_controller</w:t>
       </w:r>
-      <w:proofErr w:type="spellEnd"/>
-      <w:r>
-        <w:rPr>
-          <w:rFonts w:eastAsia="Times New Roman" w:cs="Times New Roman"/>
-          <w:color w:val="000000"/>
-          <w:kern w:val="0"/>
-          <w:lang w:eastAsia="en-GB"/>
-          <w14:ligatures w14:val="none"/>
-        </w:rPr>
-        <w:t xml:space="preserve"> implements six states rather than the assignment’s minimum of five, adding a Planning state ahead of Navigate. Table 3 sets out each state’s trigger and behaviour, matching the </w:t>
-      </w:r>
-      <w:proofErr w:type="spellStart"/>
+      <w:r>
+        <w:rPr>
+          <w:rFonts w:eastAsia="Times New Roman" w:cs="Times New Roman"/>
+          <w:color w:val="000000"/>
+          <w:kern w:val="0"/>
+          <w:lang w:eastAsia="en-GB"/>
+          <w14:ligatures w14:val="none"/>
+        </w:rPr>
+        <w:t xml:space="preserve"> implements six states rather than the assignment’s minimum of five, adding a Planning state ahead of Navigate. Table 3 sets out each state’s trigger and behaviour, </w:t>
+      </w:r>
+      <w:r>
+        <w:rPr>
+          <w:rFonts w:eastAsia="Times New Roman" w:cs="Times New Roman"/>
+          <w:color w:val="000000"/>
+          <w:kern w:val="0"/>
+          <w:lang w:eastAsia="en-GB"/>
+          <w14:ligatures w14:val="none"/>
+        </w:rPr>
+        <w:lastRenderedPageBreak/>
+        <w:t xml:space="preserve">matching the </w:t>
+      </w:r>
       <w:r>
         <w:rPr>
           <w:rFonts w:eastAsia="Times New Roman" w:cs="Times New Roman"/>
@@ -10290,38 +8466,15 @@
         </w:rPr>
         <w:t>MissionState</w:t>
       </w:r>
-      <w:proofErr w:type="spellEnd"/>
-      <w:r>
-        <w:rPr>
-          <w:rFonts w:eastAsia="Times New Roman" w:cs="Times New Roman"/>
-          <w:color w:val="000000"/>
-          <w:kern w:val="0"/>
-          <w:lang w:eastAsia="en-GB"/>
-          <w14:ligatures w14:val="none"/>
-        </w:rPr>
-        <w:t xml:space="preserve"> </w:t>
-      </w:r>
-      <w:proofErr w:type="spellStart"/>
-      <w:r>
-        <w:rPr>
-          <w:rFonts w:eastAsia="Times New Roman" w:cs="Times New Roman"/>
-          <w:color w:val="000000"/>
-          <w:kern w:val="0"/>
-          <w:lang w:eastAsia="en-GB"/>
-          <w14:ligatures w14:val="none"/>
-        </w:rPr>
-        <w:t>enum</w:t>
-      </w:r>
-      <w:proofErr w:type="spellEnd"/>
-      <w:r>
-        <w:rPr>
-          <w:rFonts w:eastAsia="Times New Roman" w:cs="Times New Roman"/>
-          <w:color w:val="000000"/>
-          <w:kern w:val="0"/>
-          <w:lang w:eastAsia="en-GB"/>
-          <w14:ligatures w14:val="none"/>
-        </w:rPr>
-        <w:t xml:space="preserve"> in the code exactly. Figure 4 shows the same machine as a transition diagram.</w:t>
+      <w:r>
+        <w:rPr>
+          <w:rFonts w:eastAsia="Times New Roman" w:cs="Times New Roman"/>
+          <w:color w:val="000000"/>
+          <w:kern w:val="0"/>
+          <w:lang w:eastAsia="en-GB"/>
+          <w14:ligatures w14:val="none"/>
+        </w:rPr>
+        <w:t xml:space="preserve"> enum in the code exactly. Figure 4 shows the same machine as a transition diagram.</w:t>
       </w:r>
     </w:p>
     <w:p>
@@ -10412,15 +8565,7 @@
         <w:fldChar w:fldCharType="end"/>
       </w:r>
       <w:r>
-        <w:t xml:space="preserve">: Six-state finite state machine in </w:t>
-      </w:r>
-      <w:proofErr w:type="spellStart"/>
-      <w:r>
-        <w:t>mission_controller</w:t>
-      </w:r>
-      <w:proofErr w:type="spellEnd"/>
-      <w:r>
-        <w:t>, with the REVERSE, ORIENT and COMMIT sub-phases shown beneath their parent states.</w:t>
+        <w:t>: Six-state finite state machine in mission_controller, with the REVERSE, ORIENT and COMMIT sub-phases shown beneath their parent states.</w:t>
       </w:r>
       <w:bookmarkEnd w:id="28"/>
     </w:p>
@@ -10664,19 +8809,11 @@
             <w:r>
               <w:t xml:space="preserve">Builds the four-checkpoint route as a </w:t>
             </w:r>
-            <w:proofErr w:type="spellStart"/>
             <w:r>
               <w:rPr>
                 <w:sz w:val="22"/>
               </w:rPr>
-              <w:t>nav_msgs</w:t>
-            </w:r>
-            <w:proofErr w:type="spellEnd"/>
-            <w:r>
-              <w:rPr>
-                <w:sz w:val="22"/>
-              </w:rPr>
-              <w:t>/Path</w:t>
+              <w:t>nav_msgs/Path</w:t>
             </w:r>
             <w:r>
               <w:t>, publishes it once, then hands off immediately</w:t>
@@ -10839,7 +8976,6 @@
               <w:jc w:val="left"/>
             </w:pPr>
             <w:r>
-              <w:lastRenderedPageBreak/>
               <w:t>MISSION_COMPLETE</w:t>
             </w:r>
           </w:p>
@@ -10902,9 +9038,41 @@
           <w:lang w:eastAsia="en-GB"/>
           <w14:ligatures w14:val="none"/>
         </w:rPr>
-        <w:t xml:space="preserve">Two design decisions reflect real engineering trade-offs. First, velocity commands are published as </w:t>
-      </w:r>
-      <w:proofErr w:type="spellStart"/>
+        <w:t>Two design decisions are worth explaining. First, velocity commands are published as TwistStamped instead of Twist, because the ros_gz_bridge started by the TurtleBot3 launch files expects a stamped message and the plain type would leave it silently unconnected. Second, obstacle avoidance has three phases (REVERSE, ORIENT, COMMIT):</w:t>
+      </w:r>
+      <w:r>
+        <w:rPr>
+          <w:rFonts w:eastAsia="Times New Roman" w:cs="Times New Roman"/>
+          <w:color w:val="000000"/>
+          <w:kern w:val="0"/>
+          <w:lang w:eastAsia="en-GB"/>
+          <w14:ligatures w14:val="none"/>
+        </w:rPr>
+        <w:t xml:space="preserve"> the robot probes </w:t>
+      </w:r>
+      <w:r>
+        <w:rPr>
+          <w:rFonts w:eastAsia="Times New Roman" w:cs="Times New Roman"/>
+          <w:color w:val="000000"/>
+          <w:kern w:val="0"/>
+          <w:lang w:eastAsia="en-GB"/>
+          <w14:ligatures w14:val="none"/>
+        </w:rPr>
+        <w:lastRenderedPageBreak/>
+        <w:t>escape headings at eleven angles per side via LIDAR, scores them by goal alignment and clearance, and commits only to one clearing a runway just above its own half-width (0.11 m) plus a small margin (0.05 m). An odometry-based stall check runs alongside: under 0.05 m of displacement after one second of commanded forward motion is treated as blocked regardless of LIDAR. After ten failed avoidance attempts, the mission aborts safely to IDLE.</w:t>
+      </w:r>
+    </w:p>
+    <w:p>
+      <w:pPr>
+        <w:spacing w:after="180" w:line="360" w:lineRule="auto"/>
+        <w:rPr>
+          <w:rFonts w:eastAsia="Times New Roman" w:cs="Times New Roman"/>
+          <w:color w:val="000000"/>
+          <w:kern w:val="0"/>
+          <w:lang w:eastAsia="en-GB"/>
+          <w14:ligatures w14:val="none"/>
+        </w:rPr>
+      </w:pPr>
       <w:r>
         <w:rPr>
           <w:rFonts w:eastAsia="Times New Roman" w:cs="Times New Roman"/>
@@ -10914,18 +9082,17 @@
           <w:lang w:eastAsia="en-GB"/>
           <w14:ligatures w14:val="none"/>
         </w:rPr>
-        <w:t>TwistStamped</w:t>
-      </w:r>
-      <w:proofErr w:type="spellEnd"/>
-      <w:r>
-        <w:rPr>
-          <w:rFonts w:eastAsia="Times New Roman" w:cs="Times New Roman"/>
-          <w:color w:val="000000"/>
-          <w:kern w:val="0"/>
-          <w:lang w:eastAsia="en-GB"/>
-          <w14:ligatures w14:val="none"/>
-        </w:rPr>
-        <w:t xml:space="preserve"> rather than plain </w:t>
+        <w:t>monitor_node</w:t>
+      </w:r>
+      <w:r>
+        <w:rPr>
+          <w:rFonts w:eastAsia="Times New Roman" w:cs="Times New Roman"/>
+          <w:color w:val="000000"/>
+          <w:kern w:val="0"/>
+          <w:lang w:eastAsia="en-GB"/>
+          <w14:ligatures w14:val="none"/>
+        </w:rPr>
+        <w:t xml:space="preserve"> subscribes to </w:t>
       </w:r>
       <w:r>
         <w:rPr>
@@ -10936,19 +9103,18 @@
           <w:lang w:eastAsia="en-GB"/>
           <w14:ligatures w14:val="none"/>
         </w:rPr>
-        <w:t>Twist</w:t>
-      </w:r>
-      <w:r>
-        <w:rPr>
-          <w:rFonts w:eastAsia="Times New Roman" w:cs="Times New Roman"/>
-          <w:color w:val="000000"/>
-          <w:kern w:val="0"/>
-          <w:lang w:eastAsia="en-GB"/>
-          <w14:ligatures w14:val="none"/>
-        </w:rPr>
-        <w:t xml:space="preserve">, since the </w:t>
-      </w:r>
-      <w:proofErr w:type="spellStart"/>
+        <w:t>/mission_state</w:t>
+      </w:r>
+      <w:r>
+        <w:rPr>
+          <w:rFonts w:eastAsia="Times New Roman" w:cs="Times New Roman"/>
+          <w:color w:val="000000"/>
+          <w:kern w:val="0"/>
+          <w:lang w:eastAsia="en-GB"/>
+          <w14:ligatures w14:val="none"/>
+        </w:rPr>
+        <w:t xml:space="preserve"> and </w:t>
+      </w:r>
       <w:r>
         <w:rPr>
           <w:rFonts w:eastAsia="Times New Roman" w:cs="Times New Roman"/>
@@ -10958,32 +9124,18 @@
           <w:lang w:eastAsia="en-GB"/>
           <w14:ligatures w14:val="none"/>
         </w:rPr>
-        <w:t>ros_gz_bridge</w:t>
-      </w:r>
-      <w:proofErr w:type="spellEnd"/>
-      <w:r>
-        <w:rPr>
-          <w:rFonts w:eastAsia="Times New Roman" w:cs="Times New Roman"/>
-          <w:color w:val="000000"/>
-          <w:kern w:val="0"/>
-          <w:lang w:eastAsia="en-GB"/>
-          <w14:ligatures w14:val="none"/>
-        </w:rPr>
-        <w:t xml:space="preserve"> instance the TurtleBot3 launch infrastructure starts expects a stamped message; the unstamped type would leave the bridge silently unconnected. Second, obstacle avoidance is a three-phase sub-procedure (REVERSE, ORIENT, COMMIT): the robot probes escape headings at eleven angles per side via LIDAR, scores them by goal alignment and clearance, and commits only to one clearing a runway just above its own half-width (0.11 m) plus a small margin (0.05 m). An odometry-based stall check runs alongside: under 0.05 m of displacement after one second of commanded forward motion is treated as blocked regardless of LIDAR. After ten failed avoidance attempts, the mission aborts safely to IDLE.</w:t>
-      </w:r>
-    </w:p>
-    <w:p>
-      <w:pPr>
-        <w:spacing w:after="180" w:line="360" w:lineRule="auto"/>
-        <w:rPr>
-          <w:rFonts w:eastAsia="Times New Roman" w:cs="Times New Roman"/>
-          <w:color w:val="000000"/>
-          <w:kern w:val="0"/>
-          <w:lang w:eastAsia="en-GB"/>
-          <w14:ligatures w14:val="none"/>
-        </w:rPr>
-      </w:pPr>
-      <w:proofErr w:type="spellStart"/>
+        <w:t>/odom</w:t>
+      </w:r>
+      <w:r>
+        <w:rPr>
+          <w:rFonts w:eastAsia="Times New Roman" w:cs="Times New Roman"/>
+          <w:color w:val="000000"/>
+          <w:kern w:val="0"/>
+          <w:lang w:eastAsia="en-GB"/>
+          <w14:ligatures w14:val="none"/>
+        </w:rPr>
+        <w:t xml:space="preserve">. On every state change it logs the transition with a timestamp, accumulates time in the previous state, and, specifically on entering </w:t>
+      </w:r>
       <w:r>
         <w:rPr>
           <w:rFonts w:eastAsia="Times New Roman" w:cs="Times New Roman"/>
@@ -10993,18 +9145,17 @@
           <w:lang w:eastAsia="en-GB"/>
           <w14:ligatures w14:val="none"/>
         </w:rPr>
-        <w:t>monitor_node</w:t>
-      </w:r>
-      <w:proofErr w:type="spellEnd"/>
-      <w:r>
-        <w:rPr>
-          <w:rFonts w:eastAsia="Times New Roman" w:cs="Times New Roman"/>
-          <w:color w:val="000000"/>
-          <w:kern w:val="0"/>
-          <w:lang w:eastAsia="en-GB"/>
-          <w14:ligatures w14:val="none"/>
-        </w:rPr>
-        <w:t xml:space="preserve"> subscribes to </w:t>
+        <w:t>AVOID_OBSTACLE</w:t>
+      </w:r>
+      <w:r>
+        <w:rPr>
+          <w:rFonts w:eastAsia="Times New Roman" w:cs="Times New Roman"/>
+          <w:color w:val="000000"/>
+          <w:kern w:val="0"/>
+          <w:lang w:eastAsia="en-GB"/>
+          <w14:ligatures w14:val="none"/>
+        </w:rPr>
+        <w:t xml:space="preserve">, increments an obstacle-encounter counter, which the code’s own documentation records as standing in for the assignment’s “collisions” metric, since the robot avoids contact rather than colliding. Odometry feeds a running distance-travelled total, and a five-second timer prints a running summary throughout the mission. </w:t>
       </w:r>
       <w:r>
         <w:rPr>
@@ -11015,9 +9166,18 @@
           <w:lang w:eastAsia="en-GB"/>
           <w14:ligatures w14:val="none"/>
         </w:rPr>
-        <w:t>/</w:t>
-      </w:r>
-      <w:proofErr w:type="spellStart"/>
+        <w:t>path_visualizer_node</w:t>
+      </w:r>
+      <w:r>
+        <w:rPr>
+          <w:rFonts w:eastAsia="Times New Roman" w:cs="Times New Roman"/>
+          <w:color w:val="000000"/>
+          <w:kern w:val="0"/>
+          <w:lang w:eastAsia="en-GB"/>
+          <w14:ligatures w14:val="none"/>
+        </w:rPr>
+        <w:t xml:space="preserve"> listens on </w:t>
+      </w:r>
       <w:r>
         <w:rPr>
           <w:rFonts w:eastAsia="Times New Roman" w:cs="Times New Roman"/>
@@ -11027,18 +9187,17 @@
           <w:lang w:eastAsia="en-GB"/>
           <w14:ligatures w14:val="none"/>
         </w:rPr>
-        <w:t>mission_state</w:t>
-      </w:r>
-      <w:proofErr w:type="spellEnd"/>
-      <w:r>
-        <w:rPr>
-          <w:rFonts w:eastAsia="Times New Roman" w:cs="Times New Roman"/>
-          <w:color w:val="000000"/>
-          <w:kern w:val="0"/>
-          <w:lang w:eastAsia="en-GB"/>
-          <w14:ligatures w14:val="none"/>
-        </w:rPr>
-        <w:t xml:space="preserve"> and </w:t>
+        <w:t>/planned_path</w:t>
+      </w:r>
+      <w:r>
+        <w:rPr>
+          <w:rFonts w:eastAsia="Times New Roman" w:cs="Times New Roman"/>
+          <w:color w:val="000000"/>
+          <w:kern w:val="0"/>
+          <w:lang w:eastAsia="en-GB"/>
+          <w14:ligatures w14:val="none"/>
+        </w:rPr>
+        <w:t xml:space="preserve"> and, once told to show it, spawns thin static box entities along the route via the same Gazebo </w:t>
       </w:r>
       <w:r>
         <w:rPr>
@@ -11049,122 +9208,8 @@
           <w:lang w:eastAsia="en-GB"/>
           <w14:ligatures w14:val="none"/>
         </w:rPr>
-        <w:t>/</w:t>
-      </w:r>
-      <w:proofErr w:type="spellStart"/>
-      <w:r>
-        <w:rPr>
-          <w:rFonts w:eastAsia="Times New Roman" w:cs="Times New Roman"/>
-          <w:color w:val="000000"/>
-          <w:kern w:val="0"/>
-          <w:sz w:val="22"/>
-          <w:lang w:eastAsia="en-GB"/>
-          <w14:ligatures w14:val="none"/>
-        </w:rPr>
-        <w:t>odom</w:t>
-      </w:r>
-      <w:proofErr w:type="spellEnd"/>
-      <w:r>
-        <w:rPr>
-          <w:rFonts w:eastAsia="Times New Roman" w:cs="Times New Roman"/>
-          <w:color w:val="000000"/>
-          <w:kern w:val="0"/>
-          <w:lang w:eastAsia="en-GB"/>
-          <w14:ligatures w14:val="none"/>
-        </w:rPr>
-        <w:t xml:space="preserve">. On every state change it logs the transition with a timestamp, accumulates time in the previous state, and, specifically on entering </w:t>
-      </w:r>
-      <w:r>
-        <w:rPr>
-          <w:rFonts w:eastAsia="Times New Roman" w:cs="Times New Roman"/>
-          <w:color w:val="000000"/>
-          <w:kern w:val="0"/>
-          <w:sz w:val="22"/>
-          <w:lang w:eastAsia="en-GB"/>
-          <w14:ligatures w14:val="none"/>
-        </w:rPr>
-        <w:t>AVOID_OBSTACLE</w:t>
-      </w:r>
-      <w:r>
-        <w:rPr>
-          <w:rFonts w:eastAsia="Times New Roman" w:cs="Times New Roman"/>
-          <w:color w:val="000000"/>
-          <w:kern w:val="0"/>
-          <w:lang w:eastAsia="en-GB"/>
-          <w14:ligatures w14:val="none"/>
-        </w:rPr>
-        <w:t xml:space="preserve">, increments an obstacle-encounter counter, which the code’s own documentation records as standing in for the assignment’s “collisions” metric, since the robot avoids contact rather than colliding. Odometry feeds a running distance-travelled total, and a five-second timer prints a running summary throughout the mission. </w:t>
-      </w:r>
-      <w:proofErr w:type="spellStart"/>
-      <w:r>
-        <w:rPr>
-          <w:rFonts w:eastAsia="Times New Roman" w:cs="Times New Roman"/>
-          <w:color w:val="000000"/>
-          <w:kern w:val="0"/>
-          <w:sz w:val="22"/>
-          <w:lang w:eastAsia="en-GB"/>
-          <w14:ligatures w14:val="none"/>
-        </w:rPr>
-        <w:t>path_visualizer_node</w:t>
-      </w:r>
-      <w:proofErr w:type="spellEnd"/>
-      <w:r>
-        <w:rPr>
-          <w:rFonts w:eastAsia="Times New Roman" w:cs="Times New Roman"/>
-          <w:color w:val="000000"/>
-          <w:kern w:val="0"/>
-          <w:lang w:eastAsia="en-GB"/>
-          <w14:ligatures w14:val="none"/>
-        </w:rPr>
-        <w:t xml:space="preserve"> listens on </w:t>
-      </w:r>
-      <w:r>
-        <w:rPr>
-          <w:rFonts w:eastAsia="Times New Roman" w:cs="Times New Roman"/>
-          <w:color w:val="000000"/>
-          <w:kern w:val="0"/>
-          <w:sz w:val="22"/>
-          <w:lang w:eastAsia="en-GB"/>
-          <w14:ligatures w14:val="none"/>
-        </w:rPr>
-        <w:t>/</w:t>
-      </w:r>
-      <w:proofErr w:type="spellStart"/>
-      <w:r>
-        <w:rPr>
-          <w:rFonts w:eastAsia="Times New Roman" w:cs="Times New Roman"/>
-          <w:color w:val="000000"/>
-          <w:kern w:val="0"/>
-          <w:sz w:val="22"/>
-          <w:lang w:eastAsia="en-GB"/>
-          <w14:ligatures w14:val="none"/>
-        </w:rPr>
-        <w:t>planned_path</w:t>
-      </w:r>
-      <w:proofErr w:type="spellEnd"/>
-      <w:r>
-        <w:rPr>
-          <w:rFonts w:eastAsia="Times New Roman" w:cs="Times New Roman"/>
-          <w:color w:val="000000"/>
-          <w:kern w:val="0"/>
-          <w:lang w:eastAsia="en-GB"/>
-          <w14:ligatures w14:val="none"/>
-        </w:rPr>
-        <w:t xml:space="preserve"> and, once told to show it, spawns thin static box entities along the route via the same Gazebo </w:t>
-      </w:r>
-      <w:proofErr w:type="spellStart"/>
-      <w:r>
-        <w:rPr>
-          <w:rFonts w:eastAsia="Times New Roman" w:cs="Times New Roman"/>
-          <w:color w:val="000000"/>
-          <w:kern w:val="0"/>
-          <w:sz w:val="22"/>
-          <w:lang w:eastAsia="en-GB"/>
-          <w14:ligatures w14:val="none"/>
-        </w:rPr>
         <w:t>EntityFactory</w:t>
       </w:r>
-      <w:proofErr w:type="spellEnd"/>
       <w:r>
         <w:rPr>
           <w:rFonts w:eastAsia="Times New Roman" w:cs="Times New Roman"/>
@@ -11207,31 +9252,8 @@
           <w:lang w:eastAsia="en-GB"/>
           <w14:ligatures w14:val="none"/>
         </w:rPr>
-        <w:t xml:space="preserve">The package was built inside the </w:t>
-      </w:r>
-      <w:proofErr w:type="spellStart"/>
-      <w:r>
-        <w:rPr>
-          <w:rFonts w:eastAsia="Times New Roman" w:cs="Times New Roman"/>
-          <w:color w:val="000000"/>
-          <w:kern w:val="0"/>
-          <w:lang w:eastAsia="en-GB"/>
-          <w14:ligatures w14:val="none"/>
-        </w:rPr>
-        <w:t>Rosject</w:t>
-      </w:r>
-      <w:proofErr w:type="spellEnd"/>
-      <w:r>
-        <w:rPr>
-          <w:rFonts w:eastAsia="Times New Roman" w:cs="Times New Roman"/>
-          <w:color w:val="000000"/>
-          <w:kern w:val="0"/>
-          <w:lang w:eastAsia="en-GB"/>
-          <w14:ligatures w14:val="none"/>
-        </w:rPr>
-        <w:t xml:space="preserve"> with </w:t>
-      </w:r>
-      <w:proofErr w:type="spellStart"/>
+        <w:t xml:space="preserve">The package was built inside the Rosject with </w:t>
+      </w:r>
       <w:r>
         <w:rPr>
           <w:rFonts w:eastAsia="Times New Roman" w:cs="Times New Roman"/>
@@ -11241,9 +9263,18 @@
           <w:lang w:eastAsia="en-GB"/>
           <w14:ligatures w14:val="none"/>
         </w:rPr>
-        <w:t>colcon</w:t>
-      </w:r>
-      <w:proofErr w:type="spellEnd"/>
+        <w:t>colcon build --packages-select semantic_nav_monitor</w:t>
+      </w:r>
+      <w:r>
+        <w:rPr>
+          <w:rFonts w:eastAsia="Times New Roman" w:cs="Times New Roman"/>
+          <w:color w:val="000000"/>
+          <w:kern w:val="0"/>
+          <w:lang w:eastAsia="en-GB"/>
+          <w14:ligatures w14:val="none"/>
+        </w:rPr>
+        <w:t xml:space="preserve">, sourced, and launched after setting </w:t>
+      </w:r>
       <w:r>
         <w:rPr>
           <w:rFonts w:eastAsia="Times New Roman" w:cs="Times New Roman"/>
@@ -11253,110 +9284,18 @@
           <w:lang w:eastAsia="en-GB"/>
           <w14:ligatures w14:val="none"/>
         </w:rPr>
-        <w:t xml:space="preserve"> build --packages-select </w:t>
-      </w:r>
-      <w:proofErr w:type="spellStart"/>
-      <w:r>
-        <w:rPr>
-          <w:rFonts w:eastAsia="Times New Roman" w:cs="Times New Roman"/>
-          <w:color w:val="000000"/>
-          <w:kern w:val="0"/>
-          <w:sz w:val="22"/>
-          <w:lang w:eastAsia="en-GB"/>
-          <w14:ligatures w14:val="none"/>
-        </w:rPr>
-        <w:t>semantic_nav_monitor</w:t>
-      </w:r>
-      <w:proofErr w:type="spellEnd"/>
-      <w:r>
-        <w:rPr>
-          <w:rFonts w:eastAsia="Times New Roman" w:cs="Times New Roman"/>
-          <w:color w:val="000000"/>
-          <w:kern w:val="0"/>
-          <w:lang w:eastAsia="en-GB"/>
-          <w14:ligatures w14:val="none"/>
-        </w:rPr>
-        <w:t xml:space="preserve">, sourced, and launched after setting </w:t>
-      </w:r>
-      <w:r>
-        <w:rPr>
-          <w:rFonts w:eastAsia="Times New Roman" w:cs="Times New Roman"/>
-          <w:color w:val="000000"/>
-          <w:kern w:val="0"/>
-          <w:sz w:val="22"/>
-          <w:lang w:eastAsia="en-GB"/>
-          <w14:ligatures w14:val="none"/>
-        </w:rPr>
-        <w:t>TURTLEBOT3_MODEL=</w:t>
-      </w:r>
-      <w:proofErr w:type="spellStart"/>
-      <w:r>
-        <w:rPr>
-          <w:rFonts w:eastAsia="Times New Roman" w:cs="Times New Roman"/>
-          <w:color w:val="000000"/>
-          <w:kern w:val="0"/>
-          <w:sz w:val="22"/>
-          <w:lang w:eastAsia="en-GB"/>
-          <w14:ligatures w14:val="none"/>
-        </w:rPr>
-        <w:t>burger_cam</w:t>
-      </w:r>
-      <w:proofErr w:type="spellEnd"/>
-      <w:r>
-        <w:rPr>
-          <w:rFonts w:eastAsia="Times New Roman" w:cs="Times New Roman"/>
-          <w:color w:val="000000"/>
-          <w:kern w:val="0"/>
-          <w:lang w:eastAsia="en-GB"/>
-          <w14:ligatures w14:val="none"/>
-        </w:rPr>
-        <w:t xml:space="preserve">. Figure 5 shows the </w:t>
-      </w:r>
-      <w:proofErr w:type="spellStart"/>
-      <w:r>
-        <w:rPr>
-          <w:rFonts w:eastAsia="Times New Roman" w:cs="Times New Roman"/>
-          <w:color w:val="000000"/>
-          <w:kern w:val="0"/>
-          <w:lang w:eastAsia="en-GB"/>
-          <w14:ligatures w14:val="none"/>
-        </w:rPr>
-        <w:t>Rosject’s</w:t>
-      </w:r>
-      <w:proofErr w:type="spellEnd"/>
-      <w:r>
-        <w:rPr>
-          <w:rFonts w:eastAsia="Times New Roman" w:cs="Times New Roman"/>
-          <w:color w:val="000000"/>
-          <w:kern w:val="0"/>
-          <w:lang w:eastAsia="en-GB"/>
-          <w14:ligatures w14:val="none"/>
-        </w:rPr>
-        <w:t xml:space="preserve"> three-pane workspace: the file explorer confirming the </w:t>
-      </w:r>
-      <w:proofErr w:type="spellStart"/>
-      <w:r>
-        <w:rPr>
-          <w:rFonts w:eastAsia="Times New Roman" w:cs="Times New Roman"/>
-          <w:color w:val="000000"/>
-          <w:kern w:val="0"/>
-          <w:lang w:eastAsia="en-GB"/>
-          <w14:ligatures w14:val="none"/>
-        </w:rPr>
-        <w:t>Rosject</w:t>
-      </w:r>
-      <w:proofErr w:type="spellEnd"/>
-      <w:r>
-        <w:rPr>
-          <w:rFonts w:eastAsia="Times New Roman" w:cs="Times New Roman"/>
-          <w:color w:val="000000"/>
-          <w:kern w:val="0"/>
-          <w:lang w:eastAsia="en-GB"/>
-          <w14:ligatures w14:val="none"/>
-        </w:rPr>
-        <w:t xml:space="preserve"> name </w:t>
-      </w:r>
-      <w:proofErr w:type="spellStart"/>
+        <w:t>TURTLEBOT3_MODEL=burger_cam</w:t>
+      </w:r>
+      <w:r>
+        <w:rPr>
+          <w:rFonts w:eastAsia="Times New Roman" w:cs="Times New Roman"/>
+          <w:color w:val="000000"/>
+          <w:kern w:val="0"/>
+          <w:lang w:eastAsia="en-GB"/>
+          <w14:ligatures w14:val="none"/>
+        </w:rPr>
+        <w:t xml:space="preserve">. Figure 5 shows the Rosject’s three-pane workspace: the file explorer confirming the Rosject name </w:t>
+      </w:r>
       <w:r>
         <w:rPr>
           <w:rFonts w:eastAsia="Times New Roman" w:cs="Times New Roman"/>
@@ -11369,7 +9308,6 @@
         </w:rPr>
         <w:t>XctZpczWOA</w:t>
       </w:r>
-      <w:proofErr w:type="spellEnd"/>
       <w:r>
         <w:rPr>
           <w:rFonts w:eastAsia="Times New Roman" w:cs="Times New Roman"/>
@@ -11401,7 +9339,6 @@
         </w:rPr>
         <w:t xml:space="preserve"> in the code editor, the Simulation panel with the warehouse world, robot, eight pallets and four checkpoints, and a shell streaming </w:t>
       </w:r>
-      <w:proofErr w:type="spellStart"/>
       <w:r>
         <w:rPr>
           <w:rFonts w:eastAsia="Times New Roman" w:cs="Times New Roman"/>
@@ -11421,18 +9358,7 @@
           <w:lang w:eastAsia="en-GB"/>
           <w14:ligatures w14:val="none"/>
         </w:rPr>
-        <w:t>’s</w:t>
-      </w:r>
-      <w:proofErr w:type="spellEnd"/>
-      <w:r>
-        <w:rPr>
-          <w:rFonts w:eastAsia="Times New Roman" w:cs="Times New Roman"/>
-          <w:color w:val="000000"/>
-          <w:kern w:val="0"/>
-          <w:lang w:eastAsia="en-GB"/>
-          <w14:ligatures w14:val="none"/>
-        </w:rPr>
-        <w:t xml:space="preserve"> summary, confirming platform, code and a live run together.</w:t>
+        <w:t>’s summary, confirming platform, code and a live run together.</w:t>
       </w:r>
     </w:p>
     <w:p>
@@ -11528,31 +9454,7 @@
         <w:fldChar w:fldCharType="end"/>
       </w:r>
       <w:r>
-        <w:t xml:space="preserve">: TheConstruct.ai </w:t>
-      </w:r>
-      <w:proofErr w:type="spellStart"/>
-      <w:r>
-        <w:t>Rosject</w:t>
-      </w:r>
-      <w:proofErr w:type="spellEnd"/>
-      <w:r>
-        <w:t xml:space="preserve"> </w:t>
-      </w:r>
-      <w:proofErr w:type="spellStart"/>
-      <w:r>
-        <w:t>XctZpczWOA</w:t>
-      </w:r>
-      <w:proofErr w:type="spellEnd"/>
-      <w:r>
-        <w:t xml:space="preserve">: file explorer, mission_controller.py in the code editor, the live Simulation panel, and </w:t>
-      </w:r>
-      <w:proofErr w:type="spellStart"/>
-      <w:r>
-        <w:t>monitor_node’s</w:t>
-      </w:r>
-      <w:proofErr w:type="spellEnd"/>
-      <w:r>
-        <w:t xml:space="preserve"> summary stream in the shell.</w:t>
+        <w:t>: TheConstruct.ai Rosject XctZpczWOA: file explorer, mission_controller.py in the code editor, the live Simulation panel, and monitor_node’s summary stream in the shell.</w:t>
       </w:r>
       <w:bookmarkEnd w:id="32"/>
     </w:p>
@@ -11696,7 +9598,6 @@
         <w:lastRenderedPageBreak/>
         <w:t xml:space="preserve">Figure 7 shows </w:t>
       </w:r>
-      <w:proofErr w:type="spellStart"/>
       <w:r>
         <w:rPr>
           <w:rFonts w:eastAsia="Times New Roman" w:cs="Times New Roman"/>
@@ -11708,38 +9609,15 @@
         </w:rPr>
         <w:t>keyboard_hri_node</w:t>
       </w:r>
-      <w:proofErr w:type="spellEnd"/>
-      <w:r>
-        <w:rPr>
-          <w:rFonts w:eastAsia="Times New Roman" w:cs="Times New Roman"/>
-          <w:color w:val="000000"/>
-          <w:kern w:val="0"/>
-          <w:lang w:eastAsia="en-GB"/>
-          <w14:ligatures w14:val="none"/>
-        </w:rPr>
-        <w:t xml:space="preserve"> in a </w:t>
-      </w:r>
-      <w:proofErr w:type="spellStart"/>
-      <w:r>
-        <w:rPr>
-          <w:rFonts w:eastAsia="Times New Roman" w:cs="Times New Roman"/>
-          <w:color w:val="000000"/>
-          <w:kern w:val="0"/>
-          <w:lang w:eastAsia="en-GB"/>
-          <w14:ligatures w14:val="none"/>
-        </w:rPr>
-        <w:t>Rosject</w:t>
-      </w:r>
-      <w:proofErr w:type="spellEnd"/>
-      <w:r>
-        <w:rPr>
-          <w:rFonts w:eastAsia="Times New Roman" w:cs="Times New Roman"/>
-          <w:color w:val="000000"/>
-          <w:kern w:val="0"/>
-          <w:lang w:eastAsia="en-GB"/>
-          <w14:ligatures w14:val="none"/>
-        </w:rPr>
-        <w:t xml:space="preserve"> shell beside the live Simulation panel: </w:t>
+      <w:r>
+        <w:rPr>
+          <w:rFonts w:eastAsia="Times New Roman" w:cs="Times New Roman"/>
+          <w:color w:val="000000"/>
+          <w:kern w:val="0"/>
+          <w:lang w:eastAsia="en-GB"/>
+          <w14:ligatures w14:val="none"/>
+        </w:rPr>
+        <w:t xml:space="preserve"> in a Rosject shell beside the live Simulation panel: </w:t>
       </w:r>
       <w:r>
         <w:rPr>
@@ -11939,23 +9817,7 @@
         <w:fldChar w:fldCharType="end"/>
       </w:r>
       <w:r>
-        <w:t xml:space="preserve">: </w:t>
-      </w:r>
-      <w:proofErr w:type="spellStart"/>
-      <w:r>
-        <w:t>keyboard_hri_node</w:t>
-      </w:r>
-      <w:proofErr w:type="spellEnd"/>
-      <w:r>
-        <w:t xml:space="preserve"> in a </w:t>
-      </w:r>
-      <w:proofErr w:type="spellStart"/>
-      <w:r>
-        <w:t>Rosject</w:t>
-      </w:r>
-      <w:proofErr w:type="spellEnd"/>
-      <w:r>
-        <w:t xml:space="preserve"> shell: start and pause keypresses published and confirmed, alongside the live Simulation panel.</w:t>
+        <w:t>: keyboard_hri_node in a Rosject shell: start and pause keypresses published and confirmed, alongside the live Simulation panel.</w:t>
       </w:r>
       <w:bookmarkEnd w:id="34"/>
     </w:p>
@@ -11989,30 +9851,27 @@
           <w:lang w:eastAsia="en-GB"/>
           <w14:ligatures w14:val="none"/>
         </w:rPr>
-        <w:t>ros2 topic echo /</w:t>
-      </w:r>
-      <w:proofErr w:type="spellStart"/>
-      <w:r>
-        <w:rPr>
-          <w:rFonts w:eastAsia="Times New Roman" w:cs="Times New Roman"/>
-          <w:color w:val="000000"/>
-          <w:kern w:val="0"/>
-          <w:sz w:val="22"/>
-          <w:lang w:eastAsia="en-GB"/>
-          <w14:ligatures w14:val="none"/>
-        </w:rPr>
-        <w:t>mission_state</w:t>
-      </w:r>
-      <w:proofErr w:type="spellEnd"/>
-      <w:r>
-        <w:rPr>
-          <w:rFonts w:eastAsia="Times New Roman" w:cs="Times New Roman"/>
-          <w:color w:val="000000"/>
-          <w:kern w:val="0"/>
-          <w:lang w:eastAsia="en-GB"/>
-          <w14:ligatures w14:val="none"/>
-        </w:rPr>
-        <w:t xml:space="preserve"> capture. Reading oldest to newest, it records AVOID_OBSTACLE, REPLAN, AVOID_OBSTACLE, IDLE, PLANNING, NAVIGATE and finally MISSION_COMPLETE: the robot was mid-avoidance, returned briefly to IDLE, most likely paused and restarted via the keyboard node in Figure 7, then re-planned, navigated and completed, the clearest direct evidence of a full mission carried through on the required platform.</w:t>
+        <w:t>ros2 topic echo /mission_state</w:t>
+      </w:r>
+      <w:r>
+        <w:rPr>
+          <w:rFonts w:eastAsia="Times New Roman" w:cs="Times New Roman"/>
+          <w:color w:val="000000"/>
+          <w:kern w:val="0"/>
+          <w:lang w:eastAsia="en-GB"/>
+          <w14:ligatures w14:val="none"/>
+        </w:rPr>
+        <w:t xml:space="preserve"> capture. Reading oldest to newest, it records AVOID_OBSTACLE, REPLAN, AVOID_OBSTACLE, IDLE, PLANNING, NAVIGATE and finally MISSION_COMPLETE: </w:t>
+      </w:r>
+      <w:r>
+        <w:rPr>
+          <w:rFonts w:eastAsia="Times New Roman" w:cs="Times New Roman"/>
+          <w:color w:val="000000"/>
+          <w:kern w:val="0"/>
+          <w:lang w:eastAsia="en-GB"/>
+          <w14:ligatures w14:val="none"/>
+        </w:rPr>
+        <w:t>the robot was mid-avoidance, dropped back to IDLE (most likely a pause and restart from the keyboard node in Figure 7), then re-planned, navigated and completed. This is the best evidence of a full mission on the required platform.</w:t>
       </w:r>
     </w:p>
     <w:p>
@@ -12108,15 +9967,7 @@
         <w:fldChar w:fldCharType="end"/>
       </w:r>
       <w:r>
-        <w:t>: Live /</w:t>
-      </w:r>
-      <w:proofErr w:type="spellStart"/>
-      <w:r>
-        <w:t>mission_state</w:t>
-      </w:r>
-      <w:proofErr w:type="spellEnd"/>
-      <w:r>
-        <w:t xml:space="preserve"> echo showing the robot cycle through AVOID_OBSTACLE, REPLAN, IDLE, PLANNING, NAVIGATE and MISSION_COMPLETE.</w:t>
+        <w:t>: Live /mission_state echo showing the robot cycle through AVOID_OBSTACLE, REPLAN, IDLE, PLANNING, NAVIGATE and MISSION_COMPLETE.</w:t>
       </w:r>
       <w:bookmarkEnd w:id="35"/>
     </w:p>
@@ -12141,7 +9992,6 @@
         </w:rPr>
         <w:t xml:space="preserve">Figure 9 captures </w:t>
       </w:r>
-      <w:proofErr w:type="spellStart"/>
       <w:r>
         <w:rPr>
           <w:rFonts w:eastAsia="Times New Roman" w:cs="Times New Roman"/>
@@ -12161,18 +10011,7 @@
           <w:lang w:eastAsia="en-GB"/>
           <w14:ligatures w14:val="none"/>
         </w:rPr>
-        <w:t>’s</w:t>
-      </w:r>
-      <w:proofErr w:type="spellEnd"/>
-      <w:r>
-        <w:rPr>
-          <w:rFonts w:eastAsia="Times New Roman" w:cs="Times New Roman"/>
-          <w:color w:val="000000"/>
-          <w:kern w:val="0"/>
-          <w:lang w:eastAsia="en-GB"/>
-          <w14:ligatures w14:val="none"/>
-        </w:rPr>
-        <w:t xml:space="preserve"> periodic summary shortly before that completion, reproduced in Table 4. As the header still reads “in progress” at capture, these are the last recorded progress figures rather than a separate post-completion summary, logged shortly before the MISSION_COMPLETE transition in Figure 8.</w:t>
+        <w:t>’s periodic summary shortly before that completion, reproduced in Table 4. As the header still reads “in progress” at capture, these are the last recorded progress figures rather than a separate post-completion summary, logged shortly before the MISSION_COMPLETE transition in Figure 8.</w:t>
       </w:r>
     </w:p>
     <w:p>
@@ -12267,15 +10106,7 @@
         <w:fldChar w:fldCharType="end"/>
       </w:r>
       <w:r>
-        <w:t xml:space="preserve">: </w:t>
-      </w:r>
-      <w:proofErr w:type="spellStart"/>
-      <w:r>
-        <w:t>monitor_node’s</w:t>
-      </w:r>
-      <w:proofErr w:type="spellEnd"/>
-      <w:r>
-        <w:t xml:space="preserve"> mission summary, captured shortly before MISSION_COMPLETE.</w:t>
+        <w:t>: monitor_node’s mission summary, captured shortly before MISSION_COMPLETE.</w:t>
       </w:r>
       <w:bookmarkEnd w:id="36"/>
     </w:p>
@@ -12307,31 +10138,7 @@
         <w:fldChar w:fldCharType="end"/>
       </w:r>
       <w:r>
-        <w:t xml:space="preserve">: Mission summary logged by </w:t>
-      </w:r>
-      <w:proofErr w:type="spellStart"/>
-      <w:r>
-        <w:t>monitor_node</w:t>
-      </w:r>
-      <w:proofErr w:type="spellEnd"/>
-      <w:r>
-        <w:t xml:space="preserve"> on TheConstruct.ai, </w:t>
-      </w:r>
-      <w:proofErr w:type="spellStart"/>
-      <w:r>
-        <w:t>Rosject</w:t>
-      </w:r>
-      <w:proofErr w:type="spellEnd"/>
-      <w:r>
-        <w:t xml:space="preserve"> </w:t>
-      </w:r>
-      <w:proofErr w:type="spellStart"/>
-      <w:r>
-        <w:t>XctZpczWOA</w:t>
-      </w:r>
-      <w:proofErr w:type="spellEnd"/>
-      <w:r>
-        <w:t>, shortly before MISSION_COMPLETE.</w:t>
+        <w:t>: Mission summary logged by monitor_node on TheConstruct.ai, Rosject XctZpczWOA, shortly before MISSION_COMPLETE.</w:t>
       </w:r>
       <w:bookmarkEnd w:id="37"/>
     </w:p>
@@ -12762,29 +10569,7 @@
           <w:lang w:eastAsia="en-GB"/>
           <w14:ligatures w14:val="none"/>
         </w:rPr>
-        <w:t xml:space="preserve">The local Jazzy/Harmonic workspace supplied one further, supplementary view not easily captured inside the </w:t>
-      </w:r>
-      <w:proofErr w:type="spellStart"/>
-      <w:r>
-        <w:rPr>
-          <w:rFonts w:eastAsia="Times New Roman" w:cs="Times New Roman"/>
-          <w:color w:val="000000"/>
-          <w:kern w:val="0"/>
-          <w:lang w:eastAsia="en-GB"/>
-          <w14:ligatures w14:val="none"/>
-        </w:rPr>
-        <w:t>Rosject</w:t>
-      </w:r>
-      <w:proofErr w:type="spellEnd"/>
-      <w:r>
-        <w:rPr>
-          <w:rFonts w:eastAsia="Times New Roman" w:cs="Times New Roman"/>
-          <w:color w:val="000000"/>
-          <w:kern w:val="0"/>
-          <w:lang w:eastAsia="en-GB"/>
-          <w14:ligatures w14:val="none"/>
-        </w:rPr>
-        <w:t xml:space="preserve"> browser window: Figure 10 shows native LIDAR-ray visualisation active near a pallet obstacle, with the forward camera feed in the same panel, confirming the sensing picture the AVOID_OBSTACLE logic in Section 4.2 acts on.</w:t>
+        <w:t>The local Jazzy/Harmonic workspace supplied one further, supplementary view not easily captured inside the Rosject browser window: Figure 10 shows native LIDAR-ray visualisation active near a pallet obstacle, with the forward camera feed in the same panel, confirming the sensing picture the AVOID_OBSTACLE logic in Section 4.2 acts on.</w:t>
       </w:r>
     </w:p>
     <w:p>
@@ -12902,29 +10687,7 @@
           <w:lang w:eastAsia="en-GB"/>
           <w14:ligatures w14:val="none"/>
         </w:rPr>
-        <w:t xml:space="preserve">Five test cases are directly evidenced on the required platform: </w:t>
-      </w:r>
-      <w:proofErr w:type="spellStart"/>
-      <w:r>
-        <w:rPr>
-          <w:rFonts w:eastAsia="Times New Roman" w:cs="Times New Roman"/>
-          <w:color w:val="000000"/>
-          <w:kern w:val="0"/>
-          <w:lang w:eastAsia="en-GB"/>
-          <w14:ligatures w14:val="none"/>
-        </w:rPr>
-        <w:t>Rosject</w:t>
-      </w:r>
-      <w:proofErr w:type="spellEnd"/>
-      <w:r>
-        <w:rPr>
-          <w:rFonts w:eastAsia="Times New Roman" w:cs="Times New Roman"/>
-          <w:color w:val="000000"/>
-          <w:kern w:val="0"/>
-          <w:lang w:eastAsia="en-GB"/>
-          <w14:ligatures w14:val="none"/>
-        </w:rPr>
-        <w:t xml:space="preserve"> identity and a live simulation (Figure 5); a continuously running world (Figure 6); keyboard HRI with confirmed acknowledgement (Figure 7); a complete state cycle reaching MISSION_COMPLETE (Figure 8); and logged mission metrics (Figure 9, Table 4). LIDAR sensing is additionally evidenced locally (Figure 10).</w:t>
+        <w:t>Five test cases are directly evidenced on the required platform: Rosject identity and a live simulation (Figure 5); a continuously running world (Figure 6); keyboard HRI with confirmed acknowledgement (Figure 7); a complete state cycle reaching MISSION_COMPLETE (Figure 8); and logged mission metrics (Figure 9, Table 4). LIDAR sensing is additionally evidenced locally (Figure 10).</w:t>
       </w:r>
     </w:p>
     <w:p>
@@ -12981,117 +10744,7 @@
           <w:lang w:eastAsia="en-GB"/>
           <w14:ligatures w14:val="none"/>
         </w:rPr>
-        <w:t xml:space="preserve">A second limitation is the REPLAN state’s simplicity: it drives forward along a probed-clear heading for a fixed distance rather than computing a genuine path around the obstacle’s full extent. A local </w:t>
-      </w:r>
-      <w:proofErr w:type="spellStart"/>
-      <w:r>
-        <w:rPr>
-          <w:rFonts w:eastAsia="Times New Roman" w:cs="Times New Roman"/>
-          <w:color w:val="000000"/>
-          <w:kern w:val="0"/>
-          <w:lang w:eastAsia="en-GB"/>
-          <w14:ligatures w14:val="none"/>
-        </w:rPr>
-        <w:t>costmap</w:t>
-      </w:r>
-      <w:proofErr w:type="spellEnd"/>
-      <w:r>
-        <w:rPr>
-          <w:rFonts w:eastAsia="Times New Roman" w:cs="Times New Roman"/>
-          <w:color w:val="000000"/>
-          <w:kern w:val="0"/>
-          <w:lang w:eastAsia="en-GB"/>
-          <w14:ligatures w14:val="none"/>
-        </w:rPr>
-        <w:t>-based planner, as used within the Nav2 navigation stack (</w:t>
-      </w:r>
-      <w:proofErr w:type="spellStart"/>
-      <w:r>
-        <w:rPr>
-          <w:rFonts w:eastAsia="Times New Roman" w:cs="Times New Roman"/>
-          <w:color w:val="000000"/>
-          <w:kern w:val="0"/>
-          <w:lang w:eastAsia="en-GB"/>
-          <w14:ligatures w14:val="none"/>
-        </w:rPr>
-        <w:t>Macenski</w:t>
-      </w:r>
-      <w:proofErr w:type="spellEnd"/>
-      <w:r>
-        <w:rPr>
-          <w:rFonts w:eastAsia="Times New Roman" w:cs="Times New Roman"/>
-          <w:color w:val="000000"/>
-          <w:kern w:val="0"/>
-          <w:lang w:eastAsia="en-GB"/>
-          <w14:ligatures w14:val="none"/>
-        </w:rPr>
-        <w:t xml:space="preserve"> et al., 2020), would route around extended obstacles more efficiently than this probe-and-commit approach, at the cost of considerably more implementation complexity. A third, procedural limitation is that </w:t>
-      </w:r>
-      <w:proofErr w:type="spellStart"/>
-      <w:r>
-        <w:rPr>
-          <w:rFonts w:eastAsia="Times New Roman" w:cs="Times New Roman"/>
-          <w:color w:val="000000"/>
-          <w:kern w:val="0"/>
-          <w:lang w:eastAsia="en-GB"/>
-          <w14:ligatures w14:val="none"/>
-        </w:rPr>
-        <w:t>TheConstruct.ai’s</w:t>
-      </w:r>
-      <w:proofErr w:type="spellEnd"/>
-      <w:r>
-        <w:rPr>
-          <w:rFonts w:eastAsia="Times New Roman" w:cs="Times New Roman"/>
-          <w:color w:val="000000"/>
-          <w:kern w:val="0"/>
-          <w:lang w:eastAsia="en-GB"/>
-          <w14:ligatures w14:val="none"/>
-        </w:rPr>
-        <w:t xml:space="preserve"> free tier issues no permanent shareable simulation URL, so the </w:t>
-      </w:r>
-      <w:proofErr w:type="spellStart"/>
-      <w:r>
-        <w:rPr>
-          <w:rFonts w:eastAsia="Times New Roman" w:cs="Times New Roman"/>
-          <w:color w:val="000000"/>
-          <w:kern w:val="0"/>
-          <w:lang w:eastAsia="en-GB"/>
-          <w14:ligatures w14:val="none"/>
-        </w:rPr>
-        <w:t>Rosject</w:t>
-      </w:r>
-      <w:proofErr w:type="spellEnd"/>
-      <w:r>
-        <w:rPr>
-          <w:rFonts w:eastAsia="Times New Roman" w:cs="Times New Roman"/>
-          <w:color w:val="000000"/>
-          <w:kern w:val="0"/>
-          <w:lang w:eastAsia="en-GB"/>
-          <w14:ligatures w14:val="none"/>
-        </w:rPr>
-        <w:t xml:space="preserve"> is shared by its unique name, </w:t>
-      </w:r>
-      <w:proofErr w:type="spellStart"/>
-      <w:r>
-        <w:rPr>
-          <w:rFonts w:eastAsia="Times New Roman" w:cs="Times New Roman"/>
-          <w:color w:val="000000"/>
-          <w:kern w:val="0"/>
-          <w:lang w:eastAsia="en-GB"/>
-          <w14:ligatures w14:val="none"/>
-        </w:rPr>
-        <w:t>XctZpczWOA</w:t>
-      </w:r>
-      <w:proofErr w:type="spellEnd"/>
-      <w:r>
-        <w:rPr>
-          <w:rFonts w:eastAsia="Times New Roman" w:cs="Times New Roman"/>
-          <w:color w:val="000000"/>
-          <w:kern w:val="0"/>
-          <w:lang w:eastAsia="en-GB"/>
-          <w14:ligatures w14:val="none"/>
-        </w:rPr>
-        <w:t>, a platform constraint rather than a shortcoming of the package.</w:t>
+        <w:t>A second limitation is the REPLAN state’s simplicity: it drives forward along a probed-clear heading for a fixed distance rather than computing a genuine path around the obstacle’s full extent. A local costmap-based planner, as used within the Nav2 navigation stack (Macenski et al., 2020), would route around extended obstacles more efficiently than this probe-and-commit approach, at the cost of considerably more implementation complexity. A third, procedural limitation is that TheConstruct.ai’s free tier issues no permanent shareable simulation URL, so the Rosject is shared by its unique name, XctZpczWOA, a platform constraint rather than a shortcoming of the package.</w:t>
       </w:r>
     </w:p>
     <w:p>
@@ -13113,29 +10766,7 @@
           <w:lang w:eastAsia="en-GB"/>
           <w14:ligatures w14:val="none"/>
         </w:rPr>
-        <w:t xml:space="preserve">Despite these limitations, the underlying approach, a small number of explicit states, reactive obstacle handling backed by a redundant odometry check, and continuous self-reporting, maps directly onto real warehouse and service robotics, where operational staff generally need to understand why a robot took a particular action rather than trust an opaque policy (Siegwart, Nourbakhsh and </w:t>
-      </w:r>
-      <w:proofErr w:type="spellStart"/>
-      <w:r>
-        <w:rPr>
-          <w:rFonts w:eastAsia="Times New Roman" w:cs="Times New Roman"/>
-          <w:color w:val="000000"/>
-          <w:kern w:val="0"/>
-          <w:lang w:eastAsia="en-GB"/>
-          <w14:ligatures w14:val="none"/>
-        </w:rPr>
-        <w:t>Scaramuzza</w:t>
-      </w:r>
-      <w:proofErr w:type="spellEnd"/>
-      <w:r>
-        <w:rPr>
-          <w:rFonts w:eastAsia="Times New Roman" w:cs="Times New Roman"/>
-          <w:color w:val="000000"/>
-          <w:kern w:val="0"/>
-          <w:lang w:eastAsia="en-GB"/>
-          <w14:ligatures w14:val="none"/>
-        </w:rPr>
-        <w:t>, 2011). The obstacle-encounter count and per-state timing in Table 4, logged on the platform the brief specifies and culminating in a genuine MISSION_COMPLETE transition, are exactly the kind of evidence a site operator would want before trusting a patrol robot in a live warehouse.</w:t>
+        <w:t>Even with these limitations, the approach of a few explicit states, reactive obstacle handling with an odometry backup, and constant self-reporting suits real warehouse and service robots, where staff need to understand why a robot did something instead of trusting a black box (Siegwart, Nourbakhsh and Scaramuzza, 2011). The obstacle count and per-state timings in Table 4 are the kind of evidence an operator would want before trusting a patrol robot.</w:t>
       </w:r>
     </w:p>
     <w:bookmarkEnd w:id="20"/>
@@ -13190,7 +10821,27 @@
           <w:lang w:eastAsia="en-GB"/>
           <w14:ligatures w14:val="none"/>
         </w:rPr>
-        <w:t>Together, the two tasks address one question: how a robotic system represents and acts on the meaning of what is around it. Task 1 demonstrates semantic representation in a static scene, where roles are assigned by the designer and retrieved by dictionary lookup, as the registry in Table 1 and the sub-tenth-of-a-metre nearest-target result in Section 3.5 show. Task 2 demonstrates semantically informed behaviour in a dynamic setting, where the robot selects among six states whose meaning, avoiding, replanning, completing, is a label it applies to its own behaviour.</w:t>
+        <w:t>Together, the two tasks ask how a robot represents and acts on the meaning of what is around it.</w:t>
+      </w:r>
+      <w:r>
+        <w:rPr>
+          <w:rFonts w:eastAsia="Times New Roman" w:cs="Times New Roman"/>
+          <w:color w:val="000000"/>
+          <w:kern w:val="0"/>
+          <w:lang w:eastAsia="en-GB"/>
+          <w14:ligatures w14:val="none"/>
+        </w:rPr>
+        <w:t xml:space="preserve"> </w:t>
+      </w:r>
+      <w:r>
+        <w:rPr>
+          <w:rFonts w:eastAsia="Times New Roman" w:cs="Times New Roman"/>
+          <w:color w:val="000000"/>
+          <w:kern w:val="0"/>
+          <w:lang w:eastAsia="en-GB"/>
+          <w14:ligatures w14:val="none"/>
+        </w:rPr>
+        <w:t>Task 1 demonstrates semantic representation in a static scene, where roles are assigned by the designer and retrieved by dictionary lookup, as the registry in Table 1 and the sub-tenth-of-a-metre nearest-target result in Section 3.5 show. Task 2 demonstrates semantically informed behaviour in a dynamic setting, where the robot selects among six states whose meaning, avoiding, replanning, completing, is a label it applies to its own behaviour.</w:t>
       </w:r>
     </w:p>
     <w:p>
@@ -13214,7 +10865,37 @@
           <w:lang w:eastAsia="en-GB"/>
           <w14:ligatures w14:val="none"/>
         </w:rPr>
-        <w:t>Working through both tasks reinforced that simulation, perception, navigation and monitoring are stages of one pipeline. The camera observation in Task 1 and the LIDAR sensing in Task 2 both feed a decision layer, whether query functions or a state machine, and both benefit from an explicit monitoring mechanism that lets internal reasoning be inspected. The most instructive moment was a documented failure: the over-cautious obstacle avoidance in Task 2, corrected across several rounds of threshold tuning, showed that a system can avoid every obstacle yet still be a poor design, and catching this required the monitoring layer itself.</w:t>
+        <w:t>Working through both tasks showed me that simulation, perception, navigation and monitoring are stages of one pipeline.</w:t>
+      </w:r>
+      <w:r>
+        <w:rPr>
+          <w:rFonts w:eastAsia="Times New Roman" w:cs="Times New Roman"/>
+          <w:color w:val="000000"/>
+          <w:kern w:val="0"/>
+          <w:lang w:eastAsia="en-GB"/>
+          <w14:ligatures w14:val="none"/>
+        </w:rPr>
+        <w:t xml:space="preserve"> </w:t>
+      </w:r>
+      <w:r>
+        <w:rPr>
+          <w:rFonts w:eastAsia="Times New Roman" w:cs="Times New Roman"/>
+          <w:color w:val="000000"/>
+          <w:kern w:val="0"/>
+          <w:lang w:eastAsia="en-GB"/>
+          <w14:ligatures w14:val="none"/>
+        </w:rPr>
+        <w:t xml:space="preserve">The camera observation in Task 1 and the LIDAR sensing in Task 2 both feed a decision layer, whether query functions or a state machine, and both benefit from an explicit monitoring mechanism that lets internal reasoning be inspected. </w:t>
+      </w:r>
+      <w:r>
+        <w:rPr>
+          <w:rFonts w:eastAsia="Times New Roman" w:cs="Times New Roman"/>
+          <w:color w:val="000000"/>
+          <w:kern w:val="0"/>
+          <w:lang w:eastAsia="en-GB"/>
+          <w14:ligatures w14:val="none"/>
+        </w:rPr>
+        <w:t>The most useful lesson came from a failure. In Task 2 the avoidance was too cautious, and it took several rounds of threshold tuning to fix. It showed me that a robot can avoid every obstacle and still be badly designed, and I only spotted it because of the monitoring layer.</w:t>
       </w:r>
     </w:p>
     <w:p>
@@ -13273,64 +10954,18 @@
           <w:lang w:eastAsia="en-GB"/>
           <w14:ligatures w14:val="none"/>
         </w:rPr>
-        <w:t xml:space="preserve">This report has documented a </w:t>
-      </w:r>
-      <w:proofErr w:type="spellStart"/>
-      <w:r>
-        <w:rPr>
-          <w:rFonts w:eastAsia="Times New Roman" w:cs="Times New Roman"/>
-          <w:color w:val="000000"/>
-          <w:kern w:val="0"/>
-          <w:lang w:eastAsia="en-GB"/>
-          <w14:ligatures w14:val="none"/>
-        </w:rPr>
-        <w:t>PyBullet</w:t>
-      </w:r>
-      <w:proofErr w:type="spellEnd"/>
-      <w:r>
-        <w:rPr>
-          <w:rFonts w:eastAsia="Times New Roman" w:cs="Times New Roman"/>
-          <w:color w:val="000000"/>
-          <w:kern w:val="0"/>
-          <w:lang w:eastAsia="en-GB"/>
-          <w14:ligatures w14:val="none"/>
-        </w:rPr>
-        <w:t xml:space="preserve"> simulation with object-level semantics stored as static metadata and queried through helper functions, and a ROS2 goal-oriented navigation system for a TurtleBot3 with a six-state machine, LIDAR and odometry based obstacle avoidance, keyboard interaction and continuous self-monitoring. Both were implemented and executed against the brief, and the evidence presented is drawn from what each system actually produced: a six-viewpoint render set and object registry for a publicly hosted Task 1 notebook, and </w:t>
-      </w:r>
-      <w:proofErr w:type="spellStart"/>
-      <w:r>
-        <w:rPr>
-          <w:rFonts w:eastAsia="Times New Roman" w:cs="Times New Roman"/>
-          <w:color w:val="000000"/>
-          <w:kern w:val="0"/>
-          <w:lang w:eastAsia="en-GB"/>
-          <w14:ligatures w14:val="none"/>
-        </w:rPr>
-        <w:t>Rosject</w:t>
-      </w:r>
-      <w:proofErr w:type="spellEnd"/>
-      <w:r>
-        <w:rPr>
-          <w:rFonts w:eastAsia="Times New Roman" w:cs="Times New Roman"/>
-          <w:color w:val="000000"/>
-          <w:kern w:val="0"/>
-          <w:lang w:eastAsia="en-GB"/>
-          <w14:ligatures w14:val="none"/>
-        </w:rPr>
-        <w:t xml:space="preserve">, world, interaction, state-cycle and mission-metric screenshots captured on TheConstruct.ai for Task 2, which ran to a genuine MISSION_COMPLETE inside </w:t>
-      </w:r>
-      <w:proofErr w:type="spellStart"/>
-      <w:r>
-        <w:rPr>
-          <w:rFonts w:eastAsia="Times New Roman" w:cs="Times New Roman"/>
-          <w:color w:val="000000"/>
-          <w:kern w:val="0"/>
-          <w:lang w:eastAsia="en-GB"/>
-          <w14:ligatures w14:val="none"/>
-        </w:rPr>
-        <w:t>Rosject</w:t>
-      </w:r>
-      <w:proofErr w:type="spellEnd"/>
+        <w:t xml:space="preserve">This report has documented a PyBullet simulation with object-level semantics stored as static metadata and queried through helper functions, and a ROS2 goal-oriented navigation system for a TurtleBot3 with a six-state machine, LIDAR and odometry based obstacle avoidance, keyboard interaction and continuous self-monitoring. </w:t>
+      </w:r>
+      <w:r>
+        <w:rPr>
+          <w:rFonts w:eastAsia="Times New Roman" w:cs="Times New Roman"/>
+          <w:color w:val="000000"/>
+          <w:kern w:val="0"/>
+          <w:lang w:eastAsia="en-GB"/>
+          <w14:ligatures w14:val="none"/>
+        </w:rPr>
+        <w:t>Both were built and run against the brief, and the evidence comes from what each system actually produced: the six renders and object registry from the public Task 1 notebook, and the screenshots from TheConstruct.ai for Task 2, which ran through to MISSION_COMPLETE in Rosject XctZpczWOA.</w:t>
+      </w:r>
       <w:r>
         <w:rPr>
           <w:rFonts w:eastAsia="Times New Roman" w:cs="Times New Roman"/>
@@ -13341,50 +10976,28 @@
         </w:rPr>
         <w:t xml:space="preserve"> </w:t>
       </w:r>
-      <w:proofErr w:type="spellStart"/>
-      <w:r>
-        <w:rPr>
-          <w:rFonts w:eastAsia="Times New Roman" w:cs="Times New Roman"/>
-          <w:color w:val="000000"/>
-          <w:kern w:val="0"/>
-          <w:lang w:eastAsia="en-GB"/>
-          <w14:ligatures w14:val="none"/>
-        </w:rPr>
-        <w:t>XctZpczWOA</w:t>
-      </w:r>
-      <w:proofErr w:type="spellEnd"/>
-      <w:r>
-        <w:rPr>
-          <w:rFonts w:eastAsia="Times New Roman" w:cs="Times New Roman"/>
-          <w:color w:val="000000"/>
-          <w:kern w:val="0"/>
-          <w:lang w:eastAsia="en-GB"/>
-          <w14:ligatures w14:val="none"/>
-        </w:rPr>
-        <w:t xml:space="preserve">. The one outstanding item is procedural: a cold-start confirmation of the Task 1 notebook inside </w:t>
-      </w:r>
-      <w:proofErr w:type="spellStart"/>
-      <w:r>
-        <w:rPr>
-          <w:rFonts w:eastAsia="Times New Roman" w:cs="Times New Roman"/>
-          <w:color w:val="000000"/>
-          <w:kern w:val="0"/>
-          <w:lang w:eastAsia="en-GB"/>
-          <w14:ligatures w14:val="none"/>
-        </w:rPr>
-        <w:t>Colab</w:t>
-      </w:r>
-      <w:proofErr w:type="spellEnd"/>
-      <w:r>
-        <w:rPr>
-          <w:rFonts w:eastAsia="Times New Roman" w:cs="Times New Roman"/>
-          <w:color w:val="000000"/>
-          <w:kern w:val="0"/>
-          <w:lang w:eastAsia="en-GB"/>
-          <w14:ligatures w14:val="none"/>
-        </w:rPr>
-        <w:t>, listed below. The shared lesson is that semantic structure, whether attached to objects or expressed through a robot’s own states, only becomes trustworthy once it is monitored and logged.</w:t>
-      </w:r>
+      <w:r>
+        <w:rPr>
+          <w:rFonts w:eastAsia="Times New Roman" w:cs="Times New Roman"/>
+          <w:color w:val="000000"/>
+          <w:kern w:val="0"/>
+          <w:lang w:eastAsia="en-GB"/>
+          <w14:ligatures w14:val="none"/>
+        </w:rPr>
+        <w:t>The main takeaway is that semantic structure, whether on objects or in a robot’s own states, only becomes trustworthy once it is monitored and logged.</w:t>
+      </w:r>
+    </w:p>
+    <w:p>
+      <w:pPr>
+        <w:spacing w:after="180" w:line="360" w:lineRule="auto"/>
+        <w:rPr>
+          <w:rFonts w:eastAsia="Times New Roman" w:cs="Times New Roman"/>
+          <w:color w:val="000000"/>
+          <w:kern w:val="0"/>
+          <w:lang w:eastAsia="en-GB"/>
+          <w14:ligatures w14:val="none"/>
+        </w:rPr>
+      </w:pPr>
     </w:p>
     <w:p>
       <w:pPr>
@@ -13500,46 +11113,24 @@
     </w:p>
     <w:p>
       <w:pPr>
-        <w:spacing w:after="180" w:line="360" w:lineRule="auto"/>
-        <w:rPr>
-          <w:rFonts w:eastAsia="Times New Roman" w:cs="Times New Roman"/>
-          <w:color w:val="000000"/>
-          <w:kern w:val="0"/>
-          <w:lang w:eastAsia="en-GB"/>
-          <w14:ligatures w14:val="none"/>
-        </w:rPr>
-      </w:pPr>
-      <w:r>
-        <w:rPr>
-          <w:rFonts w:eastAsia="Times New Roman" w:cs="Times New Roman"/>
-          <w:color w:val="000000"/>
-          <w:kern w:val="0"/>
-          <w:lang w:eastAsia="en-GB"/>
-          <w14:ligatures w14:val="none"/>
-        </w:rPr>
-        <w:t xml:space="preserve">Collins, J., Chand, S., </w:t>
-      </w:r>
-      <w:proofErr w:type="spellStart"/>
-      <w:r>
-        <w:rPr>
-          <w:rFonts w:eastAsia="Times New Roman" w:cs="Times New Roman"/>
-          <w:color w:val="000000"/>
-          <w:kern w:val="0"/>
-          <w:lang w:eastAsia="en-GB"/>
-          <w14:ligatures w14:val="none"/>
-        </w:rPr>
-        <w:t>Vanderkop</w:t>
-      </w:r>
-      <w:proofErr w:type="spellEnd"/>
-      <w:r>
-        <w:rPr>
-          <w:rFonts w:eastAsia="Times New Roman" w:cs="Times New Roman"/>
-          <w:color w:val="000000"/>
-          <w:kern w:val="0"/>
-          <w:lang w:eastAsia="en-GB"/>
-          <w14:ligatures w14:val="none"/>
-        </w:rPr>
-        <w:t xml:space="preserve">, A. and Howard, D. (2021) ‘A Review of Physics Simulators for Robotic Applications.’ IEEE Access 9: 51416-51431. [online] Available from </w:t>
+        <w:spacing w:after="240" w:line="360" w:lineRule="auto"/>
+        <w:rPr>
+          <w:rFonts w:eastAsia="Times New Roman" w:cs="Times New Roman"/>
+          <w:color w:val="000000"/>
+          <w:kern w:val="0"/>
+          <w:lang w:eastAsia="en-GB"/>
+          <w14:ligatures w14:val="none"/>
+        </w:rPr>
+      </w:pPr>
+      <w:r>
+        <w:rPr>
+          <w:rFonts w:eastAsia="Times New Roman" w:cs="Times New Roman"/>
+          <w:color w:val="000000"/>
+          <w:kern w:val="0"/>
+          <w:lang w:eastAsia="en-GB"/>
+          <w14:ligatures w14:val="none"/>
+        </w:rPr>
+        <w:t xml:space="preserve">Collins, J., Chand, S., Vanderkop, A. and Howard, D. (2021) ‘A Review of Physics Simulators for Robotic Applications.’ IEEE Access 9: 51416-51431. [online] Available from </w:t>
       </w:r>
       <w:hyperlink r:id="rId24">
         <w:r>
@@ -13561,51 +11152,49 @@
           <w:lang w:eastAsia="en-GB"/>
           <w14:ligatures w14:val="none"/>
         </w:rPr>
-        <w:t xml:space="preserve"> [Accessed 29 September 2026]</w:t>
-      </w:r>
-    </w:p>
-    <w:p>
-      <w:pPr>
-        <w:spacing w:after="180" w:line="360" w:lineRule="auto"/>
-        <w:rPr>
-          <w:rFonts w:eastAsia="Times New Roman" w:cs="Times New Roman"/>
-          <w:color w:val="000000"/>
-          <w:kern w:val="0"/>
-          <w:lang w:eastAsia="en-GB"/>
-          <w14:ligatures w14:val="none"/>
-        </w:rPr>
-      </w:pPr>
-      <w:r>
-        <w:rPr>
-          <w:rFonts w:eastAsia="Times New Roman" w:cs="Times New Roman"/>
-          <w:color w:val="000000"/>
-          <w:kern w:val="0"/>
-          <w:lang w:eastAsia="en-GB"/>
-          <w14:ligatures w14:val="none"/>
-        </w:rPr>
-        <w:t xml:space="preserve">Coumans, E. and Bai, Y. (2021) </w:t>
-      </w:r>
-      <w:proofErr w:type="spellStart"/>
-      <w:r>
-        <w:rPr>
-          <w:rFonts w:eastAsia="Times New Roman" w:cs="Times New Roman"/>
-          <w:color w:val="000000"/>
-          <w:kern w:val="0"/>
-          <w:lang w:eastAsia="en-GB"/>
-          <w14:ligatures w14:val="none"/>
-        </w:rPr>
-        <w:t>PyBullet</w:t>
-      </w:r>
-      <w:proofErr w:type="spellEnd"/>
-      <w:r>
-        <w:rPr>
-          <w:rFonts w:eastAsia="Times New Roman" w:cs="Times New Roman"/>
-          <w:color w:val="000000"/>
-          <w:kern w:val="0"/>
-          <w:lang w:eastAsia="en-GB"/>
-          <w14:ligatures w14:val="none"/>
-        </w:rPr>
-        <w:t xml:space="preserve">, a Python Module for Physics Simulation for Games, Robotics and Machine Learning. [online] Available from </w:t>
+        <w:t xml:space="preserve"> [Accessed 2</w:t>
+      </w:r>
+      <w:r>
+        <w:rPr>
+          <w:rFonts w:eastAsia="Times New Roman" w:cs="Times New Roman"/>
+          <w:color w:val="000000"/>
+          <w:kern w:val="0"/>
+          <w:lang w:eastAsia="en-GB"/>
+          <w14:ligatures w14:val="none"/>
+        </w:rPr>
+        <w:t>0</w:t>
+      </w:r>
+      <w:r>
+        <w:rPr>
+          <w:rFonts w:eastAsia="Times New Roman" w:cs="Times New Roman"/>
+          <w:color w:val="000000"/>
+          <w:kern w:val="0"/>
+          <w:lang w:eastAsia="en-GB"/>
+          <w14:ligatures w14:val="none"/>
+        </w:rPr>
+        <w:t xml:space="preserve"> September 2026]</w:t>
+      </w:r>
+    </w:p>
+    <w:p>
+      <w:pPr>
+        <w:spacing w:after="240" w:line="360" w:lineRule="auto"/>
+        <w:rPr>
+          <w:rFonts w:eastAsia="Times New Roman" w:cs="Times New Roman"/>
+          <w:color w:val="000000"/>
+          <w:kern w:val="0"/>
+          <w:lang w:eastAsia="en-GB"/>
+          <w14:ligatures w14:val="none"/>
+        </w:rPr>
+      </w:pPr>
+      <w:r>
+        <w:rPr>
+          <w:rFonts w:eastAsia="Times New Roman" w:cs="Times New Roman"/>
+          <w:color w:val="000000"/>
+          <w:kern w:val="0"/>
+          <w:lang w:eastAsia="en-GB"/>
+          <w14:ligatures w14:val="none"/>
+        </w:rPr>
+        <w:t xml:space="preserve">Coumans, E. and Bai, Y. (2021) PyBullet, a Python Module for Physics Simulation for Games, Robotics and Machine Learning. [online] Available from </w:t>
       </w:r>
       <w:hyperlink r:id="rId25">
         <w:r>
@@ -13632,7 +11221,7 @@
     </w:p>
     <w:p>
       <w:pPr>
-        <w:spacing w:after="180" w:line="360" w:lineRule="auto"/>
+        <w:spacing w:after="240" w:line="360" w:lineRule="auto"/>
         <w:rPr>
           <w:rFonts w:eastAsia="Times New Roman" w:cs="Times New Roman"/>
           <w:color w:val="000000"/>
@@ -13676,58 +11265,24 @@
     </w:p>
     <w:p>
       <w:pPr>
-        <w:spacing w:after="180" w:line="360" w:lineRule="auto"/>
-        <w:rPr>
-          <w:rFonts w:eastAsia="Times New Roman" w:cs="Times New Roman"/>
-          <w:color w:val="000000"/>
-          <w:kern w:val="0"/>
-          <w:lang w:eastAsia="en-GB"/>
-          <w14:ligatures w14:val="none"/>
-        </w:rPr>
-      </w:pPr>
-      <w:proofErr w:type="spellStart"/>
-      <w:r>
-        <w:rPr>
-          <w:rFonts w:eastAsia="Times New Roman" w:cs="Times New Roman"/>
-          <w:color w:val="000000"/>
-          <w:kern w:val="0"/>
-          <w:lang w:eastAsia="en-GB"/>
-          <w14:ligatures w14:val="none"/>
-        </w:rPr>
-        <w:t>Kostavelis</w:t>
-      </w:r>
-      <w:proofErr w:type="spellEnd"/>
-      <w:r>
-        <w:rPr>
-          <w:rFonts w:eastAsia="Times New Roman" w:cs="Times New Roman"/>
-          <w:color w:val="000000"/>
-          <w:kern w:val="0"/>
-          <w:lang w:eastAsia="en-GB"/>
-          <w14:ligatures w14:val="none"/>
-        </w:rPr>
-        <w:t xml:space="preserve">, I. and </w:t>
-      </w:r>
-      <w:proofErr w:type="spellStart"/>
-      <w:r>
-        <w:rPr>
-          <w:rFonts w:eastAsia="Times New Roman" w:cs="Times New Roman"/>
-          <w:color w:val="000000"/>
-          <w:kern w:val="0"/>
-          <w:lang w:eastAsia="en-GB"/>
-          <w14:ligatures w14:val="none"/>
-        </w:rPr>
-        <w:t>Gasteratos</w:t>
-      </w:r>
-      <w:proofErr w:type="spellEnd"/>
-      <w:r>
-        <w:rPr>
-          <w:rFonts w:eastAsia="Times New Roman" w:cs="Times New Roman"/>
-          <w:color w:val="000000"/>
-          <w:kern w:val="0"/>
-          <w:lang w:eastAsia="en-GB"/>
-          <w14:ligatures w14:val="none"/>
-        </w:rPr>
-        <w:t xml:space="preserve">, A. (2015) ‘Semantic mapping for mobile robotics tasks: A survey.’ Robotics and Autonomous Systems 66: 86-103. [online] Available from </w:t>
+        <w:spacing w:after="240" w:line="360" w:lineRule="auto"/>
+        <w:rPr>
+          <w:rFonts w:eastAsia="Times New Roman" w:cs="Times New Roman"/>
+          <w:color w:val="000000"/>
+          <w:kern w:val="0"/>
+          <w:lang w:eastAsia="en-GB"/>
+          <w14:ligatures w14:val="none"/>
+        </w:rPr>
+      </w:pPr>
+      <w:r>
+        <w:rPr>
+          <w:rFonts w:eastAsia="Times New Roman" w:cs="Times New Roman"/>
+          <w:color w:val="000000"/>
+          <w:kern w:val="0"/>
+          <w:lang w:eastAsia="en-GB"/>
+          <w14:ligatures w14:val="none"/>
+        </w:rPr>
+        <w:t xml:space="preserve">Kostavelis, I. and Gasteratos, A. (2015) ‘Semantic mapping for mobile robotics tasks: A survey.’ Robotics and Autonomous Systems 66: 86-103. [online] Available from </w:t>
       </w:r>
       <w:hyperlink r:id="rId27">
         <w:r>
@@ -13749,12 +11304,32 @@
           <w:lang w:eastAsia="en-GB"/>
           <w14:ligatures w14:val="none"/>
         </w:rPr>
-        <w:t xml:space="preserve"> [Accessed 29 September 2026]</w:t>
-      </w:r>
-    </w:p>
-    <w:p>
-      <w:pPr>
-        <w:spacing w:after="180" w:line="360" w:lineRule="auto"/>
+        <w:t xml:space="preserve"> [Accessed 2</w:t>
+      </w:r>
+      <w:r>
+        <w:rPr>
+          <w:rFonts w:eastAsia="Times New Roman" w:cs="Times New Roman"/>
+          <w:color w:val="000000"/>
+          <w:kern w:val="0"/>
+          <w:lang w:eastAsia="en-GB"/>
+          <w14:ligatures w14:val="none"/>
+        </w:rPr>
+        <w:t>0</w:t>
+      </w:r>
+      <w:r>
+        <w:rPr>
+          <w:rFonts w:eastAsia="Times New Roman" w:cs="Times New Roman"/>
+          <w:color w:val="000000"/>
+          <w:kern w:val="0"/>
+          <w:lang w:eastAsia="en-GB"/>
+          <w14:ligatures w14:val="none"/>
+        </w:rPr>
+        <w:t xml:space="preserve"> September 2026]</w:t>
+      </w:r>
+    </w:p>
+    <w:p>
+      <w:pPr>
+        <w:spacing w:after="240" w:line="360" w:lineRule="auto"/>
         <w:rPr>
           <w:rFonts w:eastAsia="Times New Roman" w:cs="Times New Roman"/>
           <w:color w:val="000000"/>
@@ -13776,73 +11351,29 @@
     </w:p>
     <w:p>
       <w:pPr>
-        <w:spacing w:after="180" w:line="360" w:lineRule="auto"/>
-        <w:rPr>
-          <w:rFonts w:eastAsia="Times New Roman" w:cs="Times New Roman"/>
-          <w:color w:val="000000"/>
-          <w:kern w:val="0"/>
-          <w:lang w:eastAsia="en-GB"/>
-          <w14:ligatures w14:val="none"/>
-        </w:rPr>
-      </w:pPr>
-      <w:r>
-        <w:rPr>
-          <w:rFonts w:eastAsia="Times New Roman" w:cs="Times New Roman"/>
-          <w:color w:val="000000"/>
-          <w:kern w:val="0"/>
-          <w:lang w:eastAsia="en-GB"/>
-          <w14:ligatures w14:val="none"/>
-        </w:rPr>
-        <w:t xml:space="preserve">McCormac, J., Handa, A., </w:t>
-      </w:r>
-      <w:proofErr w:type="spellStart"/>
-      <w:r>
-        <w:rPr>
-          <w:rFonts w:eastAsia="Times New Roman" w:cs="Times New Roman"/>
-          <w:color w:val="000000"/>
-          <w:kern w:val="0"/>
-          <w:lang w:eastAsia="en-GB"/>
-          <w14:ligatures w14:val="none"/>
-        </w:rPr>
-        <w:t>Leutenegger</w:t>
-      </w:r>
-      <w:proofErr w:type="spellEnd"/>
-      <w:r>
-        <w:rPr>
-          <w:rFonts w:eastAsia="Times New Roman" w:cs="Times New Roman"/>
-          <w:color w:val="000000"/>
-          <w:kern w:val="0"/>
-          <w:lang w:eastAsia="en-GB"/>
-          <w14:ligatures w14:val="none"/>
-        </w:rPr>
-        <w:t>, S. and Davison, A.J. (2017) ‘</w:t>
-      </w:r>
-      <w:proofErr w:type="spellStart"/>
-      <w:r>
-        <w:rPr>
-          <w:rFonts w:eastAsia="Times New Roman" w:cs="Times New Roman"/>
-          <w:color w:val="000000"/>
-          <w:kern w:val="0"/>
-          <w:lang w:eastAsia="en-GB"/>
-          <w14:ligatures w14:val="none"/>
-        </w:rPr>
-        <w:t>SceneNet</w:t>
-      </w:r>
-      <w:proofErr w:type="spellEnd"/>
-      <w:r>
-        <w:rPr>
-          <w:rFonts w:eastAsia="Times New Roman" w:cs="Times New Roman"/>
-          <w:color w:val="000000"/>
-          <w:kern w:val="0"/>
-          <w:lang w:eastAsia="en-GB"/>
-          <w14:ligatures w14:val="none"/>
-        </w:rPr>
-        <w:t xml:space="preserve"> RGB-D: Can 5M Synthetic Images Beat Generic ImageNet Pre-training on Indoor Segmentation?’ In: Proceedings of the IEEE International Conference on Computer Vision (ICCV). Venice, 22-29 October 2017: 2678-2687</w:t>
-      </w:r>
-    </w:p>
-    <w:p>
-      <w:pPr>
-        <w:spacing w:after="180" w:line="360" w:lineRule="auto"/>
+        <w:spacing w:after="240" w:line="360" w:lineRule="auto"/>
+        <w:rPr>
+          <w:rFonts w:eastAsia="Times New Roman" w:cs="Times New Roman"/>
+          <w:color w:val="000000"/>
+          <w:kern w:val="0"/>
+          <w:lang w:eastAsia="en-GB"/>
+          <w14:ligatures w14:val="none"/>
+        </w:rPr>
+      </w:pPr>
+      <w:r>
+        <w:rPr>
+          <w:rFonts w:eastAsia="Times New Roman" w:cs="Times New Roman"/>
+          <w:color w:val="000000"/>
+          <w:kern w:val="0"/>
+          <w:lang w:eastAsia="en-GB"/>
+          <w14:ligatures w14:val="none"/>
+        </w:rPr>
+        <w:t>McCormac, J., Handa, A., Leutenegger, S. and Davison, A.J. (2017) ‘SceneNet RGB-D: Can 5M Synthetic Images Beat Generic ImageNet Pre-training on Indoor Segmentation?’ In: Proceedings of the IEEE International Conference on Computer Vision (ICCV). Venice, 22-29 October 2017: 2678-2687</w:t>
+      </w:r>
+    </w:p>
+    <w:p>
+      <w:pPr>
+        <w:spacing w:after="240" w:line="360" w:lineRule="auto"/>
         <w:rPr>
           <w:rFonts w:eastAsia="Times New Roman" w:cs="Times New Roman"/>
           <w:color w:val="000000"/>
@@ -13886,7 +11417,7 @@
     </w:p>
     <w:p>
       <w:pPr>
-        <w:spacing w:after="180" w:line="360" w:lineRule="auto"/>
+        <w:spacing w:after="240" w:line="360" w:lineRule="auto"/>
         <w:rPr>
           <w:rFonts w:eastAsia="Times New Roman" w:cs="Times New Roman"/>
           <w:color w:val="000000"/>
@@ -13930,146 +11461,142 @@
     </w:p>
     <w:p>
       <w:pPr>
-        <w:spacing w:after="180" w:line="360" w:lineRule="auto"/>
-        <w:rPr>
-          <w:rFonts w:eastAsia="Times New Roman" w:cs="Times New Roman"/>
-          <w:color w:val="000000"/>
-          <w:kern w:val="0"/>
-          <w:lang w:eastAsia="en-GB"/>
-          <w14:ligatures w14:val="none"/>
-        </w:rPr>
-      </w:pPr>
-      <w:proofErr w:type="spellStart"/>
-      <w:r>
-        <w:rPr>
-          <w:rFonts w:eastAsia="Times New Roman" w:cs="Times New Roman"/>
-          <w:color w:val="000000"/>
-          <w:kern w:val="0"/>
-          <w:lang w:eastAsia="en-GB"/>
-          <w14:ligatures w14:val="none"/>
-        </w:rPr>
-        <w:t>PyBullet</w:t>
-      </w:r>
-      <w:proofErr w:type="spellEnd"/>
-      <w:r>
-        <w:rPr>
-          <w:rFonts w:eastAsia="Times New Roman" w:cs="Times New Roman"/>
-          <w:color w:val="000000"/>
-          <w:kern w:val="0"/>
-          <w:lang w:eastAsia="en-GB"/>
-          <w14:ligatures w14:val="none"/>
-        </w:rPr>
-        <w:t xml:space="preserve"> (2023) </w:t>
-      </w:r>
-      <w:proofErr w:type="spellStart"/>
-      <w:r>
-        <w:rPr>
-          <w:rFonts w:eastAsia="Times New Roman" w:cs="Times New Roman"/>
-          <w:color w:val="000000"/>
-          <w:kern w:val="0"/>
-          <w:lang w:eastAsia="en-GB"/>
-          <w14:ligatures w14:val="none"/>
-        </w:rPr>
-        <w:t>PyBullet</w:t>
-      </w:r>
-      <w:proofErr w:type="spellEnd"/>
-      <w:r>
-        <w:rPr>
-          <w:rFonts w:eastAsia="Times New Roman" w:cs="Times New Roman"/>
-          <w:color w:val="000000"/>
-          <w:kern w:val="0"/>
-          <w:lang w:eastAsia="en-GB"/>
-          <w14:ligatures w14:val="none"/>
-        </w:rPr>
-        <w:t xml:space="preserve"> </w:t>
-      </w:r>
-      <w:proofErr w:type="spellStart"/>
-      <w:r>
-        <w:rPr>
-          <w:rFonts w:eastAsia="Times New Roman" w:cs="Times New Roman"/>
-          <w:color w:val="000000"/>
-          <w:kern w:val="0"/>
-          <w:lang w:eastAsia="en-GB"/>
-          <w14:ligatures w14:val="none"/>
-        </w:rPr>
-        <w:t>Quickstart</w:t>
-      </w:r>
-      <w:proofErr w:type="spellEnd"/>
-      <w:r>
-        <w:rPr>
-          <w:rFonts w:eastAsia="Times New Roman" w:cs="Times New Roman"/>
-          <w:color w:val="000000"/>
-          <w:kern w:val="0"/>
-          <w:lang w:eastAsia="en-GB"/>
-          <w14:ligatures w14:val="none"/>
-        </w:rPr>
-        <w:t xml:space="preserve"> Guide. [online] Available from </w:t>
+        <w:pStyle w:val="FirstParagraph"/>
+        <w:spacing w:after="240" w:line="360" w:lineRule="auto"/>
+        <w:jc w:val="both"/>
+        <w:rPr>
+          <w:rFonts w:ascii="Times New Roman" w:hAnsi="Times New Roman" w:cs="Times New Roman"/>
+        </w:rPr>
+      </w:pPr>
+      <w:r>
+        <w:rPr>
+          <w:rFonts w:ascii="Times New Roman" w:hAnsi="Times New Roman" w:cs="Times New Roman"/>
+        </w:rPr>
+        <w:t xml:space="preserve">Perplexity AI (2026) Perplexity </w:t>
+      </w:r>
+      <w:r>
+        <w:rPr>
+          <w:rFonts w:ascii="Times New Roman" w:hAnsi="Times New Roman" w:cs="Times New Roman"/>
+        </w:rPr>
+        <w:t>[</w:t>
+      </w:r>
+      <w:r>
+        <w:rPr>
+          <w:rFonts w:ascii="Times New Roman" w:hAnsi="Times New Roman" w:cs="Times New Roman"/>
+        </w:rPr>
+        <w:t>AI</w:t>
+      </w:r>
+      <w:r>
+        <w:rPr>
+          <w:rFonts w:ascii="Times New Roman" w:hAnsi="Times New Roman" w:cs="Times New Roman"/>
+        </w:rPr>
+        <w:t xml:space="preserve"> tool</w:t>
+      </w:r>
+      <w:r>
+        <w:rPr>
+          <w:rFonts w:ascii="Times New Roman" w:hAnsi="Times New Roman" w:cs="Times New Roman"/>
+        </w:rPr>
+        <w:t>].</w:t>
+      </w:r>
+      <w:r>
+        <w:rPr>
+          <w:rFonts w:ascii="Times New Roman" w:hAnsi="Times New Roman" w:cs="Times New Roman"/>
+        </w:rPr>
+        <w:t xml:space="preserve"> [online] Available from https://www.perplexity.ai [Accessed </w:t>
+      </w:r>
+      <w:r>
+        <w:rPr>
+          <w:rFonts w:ascii="Times New Roman" w:hAnsi="Times New Roman" w:cs="Times New Roman"/>
+        </w:rPr>
+        <w:t>20</w:t>
+      </w:r>
+      <w:r>
+        <w:rPr>
+          <w:rFonts w:ascii="Times New Roman" w:hAnsi="Times New Roman" w:cs="Times New Roman"/>
+        </w:rPr>
+        <w:t xml:space="preserve"> September 2026].</w:t>
+      </w:r>
+    </w:p>
+    <w:p>
+      <w:pPr>
+        <w:pStyle w:val="FirstParagraph"/>
+        <w:spacing w:after="240" w:line="360" w:lineRule="auto"/>
+        <w:jc w:val="both"/>
+        <w:rPr>
+          <w:rFonts w:ascii="Times New Roman" w:eastAsia="Times New Roman" w:hAnsi="Times New Roman" w:cs="Times New Roman"/>
+          <w:color w:val="000000"/>
+          <w:lang w:eastAsia="en-GB"/>
+        </w:rPr>
+      </w:pPr>
+      <w:r>
+        <w:rPr>
+          <w:rFonts w:ascii="Times New Roman" w:eastAsia="Times New Roman" w:hAnsi="Times New Roman" w:cs="Times New Roman"/>
+          <w:color w:val="000000"/>
+          <w:lang w:eastAsia="en-GB"/>
+        </w:rPr>
+        <w:t xml:space="preserve">PyBullet (2023) PyBullet Quickstart Guide. [online] Available from </w:t>
       </w:r>
       <w:hyperlink r:id="rId30">
         <w:r>
           <w:rPr>
-            <w:rFonts w:eastAsia="Times New Roman" w:cs="Times New Roman"/>
+            <w:rFonts w:ascii="Times New Roman" w:eastAsia="Times New Roman" w:hAnsi="Times New Roman" w:cs="Times New Roman"/>
             <w:color w:val="000000"/>
-            <w:kern w:val="0"/>
             <w:lang w:eastAsia="en-GB"/>
-            <w14:ligatures w14:val="none"/>
           </w:rPr>
           <w:t>https://pybullet.org/wordpress/</w:t>
         </w:r>
       </w:hyperlink>
       <w:r>
         <w:rPr>
-          <w:rFonts w:eastAsia="Times New Roman" w:cs="Times New Roman"/>
-          <w:color w:val="000000"/>
-          <w:kern w:val="0"/>
-          <w:lang w:eastAsia="en-GB"/>
-          <w14:ligatures w14:val="none"/>
+          <w:rFonts w:ascii="Times New Roman" w:eastAsia="Times New Roman" w:hAnsi="Times New Roman" w:cs="Times New Roman"/>
+          <w:color w:val="000000"/>
+          <w:lang w:eastAsia="en-GB"/>
         </w:rPr>
         <w:t xml:space="preserve"> [Accessed 20 September 2026]</w:t>
       </w:r>
     </w:p>
     <w:p>
       <w:pPr>
-        <w:spacing w:after="180" w:line="360" w:lineRule="auto"/>
-        <w:rPr>
-          <w:rFonts w:eastAsia="Times New Roman" w:cs="Times New Roman"/>
-          <w:color w:val="000000"/>
-          <w:kern w:val="0"/>
-          <w:lang w:eastAsia="en-GB"/>
-          <w14:ligatures w14:val="none"/>
-        </w:rPr>
-      </w:pPr>
-      <w:r>
-        <w:rPr>
-          <w:rFonts w:eastAsia="Times New Roman" w:cs="Times New Roman"/>
-          <w:color w:val="000000"/>
-          <w:kern w:val="0"/>
-          <w:lang w:eastAsia="en-GB"/>
-          <w14:ligatures w14:val="none"/>
-        </w:rPr>
+        <w:spacing w:after="240" w:line="360" w:lineRule="auto"/>
+        <w:rPr>
+          <w:rFonts w:eastAsia="Times New Roman" w:cs="Times New Roman"/>
+          <w:color w:val="000000"/>
+          <w:kern w:val="0"/>
+          <w:lang w:eastAsia="en-GB"/>
+          <w14:ligatures w14:val="none"/>
+        </w:rPr>
+      </w:pPr>
+      <w:r>
+        <w:rPr>
+          <w:rFonts w:eastAsia="Times New Roman" w:cs="Times New Roman"/>
+          <w:color w:val="000000"/>
+          <w:kern w:val="0"/>
+          <w:lang w:eastAsia="en-GB"/>
+          <w14:ligatures w14:val="none"/>
+        </w:rPr>
+        <w:lastRenderedPageBreak/>
         <w:t>Quigley, M., Gerkey, B. and Smart, W.D. (2015) Programming Robots with ROS: A Practical Introduction to the Robot Operating System. Sebastopol, CA: O’Reilly Media</w:t>
       </w:r>
     </w:p>
     <w:p>
       <w:pPr>
-        <w:spacing w:after="180" w:line="360" w:lineRule="auto"/>
-        <w:rPr>
-          <w:rFonts w:eastAsia="Times New Roman" w:cs="Times New Roman"/>
-          <w:color w:val="000000"/>
-          <w:kern w:val="0"/>
-          <w:lang w:eastAsia="en-GB"/>
-          <w14:ligatures w14:val="none"/>
-        </w:rPr>
-      </w:pPr>
-      <w:r>
-        <w:rPr>
-          <w:rFonts w:eastAsia="Times New Roman" w:cs="Times New Roman"/>
-          <w:color w:val="000000"/>
-          <w:kern w:val="0"/>
-          <w:lang w:eastAsia="en-GB"/>
-          <w14:ligatures w14:val="none"/>
-        </w:rPr>
-        <w:lastRenderedPageBreak/>
+        <w:spacing w:after="240" w:line="360" w:lineRule="auto"/>
+        <w:rPr>
+          <w:rFonts w:eastAsia="Times New Roman" w:cs="Times New Roman"/>
+          <w:color w:val="000000"/>
+          <w:kern w:val="0"/>
+          <w:lang w:eastAsia="en-GB"/>
+          <w14:ligatures w14:val="none"/>
+        </w:rPr>
+      </w:pPr>
+      <w:r>
+        <w:rPr>
+          <w:rFonts w:eastAsia="Times New Roman" w:cs="Times New Roman"/>
+          <w:color w:val="000000"/>
+          <w:kern w:val="0"/>
+          <w:lang w:eastAsia="en-GB"/>
+          <w14:ligatures w14:val="none"/>
+        </w:rPr>
         <w:t xml:space="preserve">ROBOTIS (2023) TurtleBot3 e-Manual. [online] Available from </w:t>
       </w:r>
       <w:hyperlink r:id="rId31">
@@ -14097,80 +11624,46 @@
     </w:p>
     <w:p>
       <w:pPr>
-        <w:spacing w:after="180" w:line="360" w:lineRule="auto"/>
-        <w:rPr>
-          <w:rFonts w:eastAsia="Times New Roman" w:cs="Times New Roman"/>
-          <w:color w:val="000000"/>
-          <w:kern w:val="0"/>
-          <w:lang w:eastAsia="en-GB"/>
-          <w14:ligatures w14:val="none"/>
-        </w:rPr>
-      </w:pPr>
-      <w:r>
-        <w:rPr>
-          <w:rFonts w:eastAsia="Times New Roman" w:cs="Times New Roman"/>
-          <w:color w:val="000000"/>
-          <w:kern w:val="0"/>
-          <w:lang w:eastAsia="en-GB"/>
-          <w14:ligatures w14:val="none"/>
-        </w:rPr>
-        <w:t xml:space="preserve">Siegwart, R., Nourbakhsh, I.R. and </w:t>
-      </w:r>
-      <w:proofErr w:type="spellStart"/>
-      <w:r>
-        <w:rPr>
-          <w:rFonts w:eastAsia="Times New Roman" w:cs="Times New Roman"/>
-          <w:color w:val="000000"/>
-          <w:kern w:val="0"/>
-          <w:lang w:eastAsia="en-GB"/>
-          <w14:ligatures w14:val="none"/>
-        </w:rPr>
-        <w:t>Scaramuzza</w:t>
-      </w:r>
-      <w:proofErr w:type="spellEnd"/>
-      <w:r>
-        <w:rPr>
-          <w:rFonts w:eastAsia="Times New Roman" w:cs="Times New Roman"/>
-          <w:color w:val="000000"/>
-          <w:kern w:val="0"/>
-          <w:lang w:eastAsia="en-GB"/>
-          <w14:ligatures w14:val="none"/>
-        </w:rPr>
-        <w:t>, D. (2011) Introduction to Autonomous Mobile Robots. 2nd ed. Cambridge, MA: MIT Press</w:t>
-      </w:r>
-    </w:p>
-    <w:p>
-      <w:pPr>
-        <w:spacing w:after="180" w:line="360" w:lineRule="auto"/>
-        <w:rPr>
-          <w:rFonts w:eastAsia="Times New Roman" w:cs="Times New Roman"/>
-          <w:color w:val="000000"/>
-          <w:kern w:val="0"/>
-          <w:lang w:eastAsia="en-GB"/>
-          <w14:ligatures w14:val="none"/>
-        </w:rPr>
-      </w:pPr>
-      <w:proofErr w:type="spellStart"/>
-      <w:r>
-        <w:rPr>
-          <w:rFonts w:eastAsia="Times New Roman" w:cs="Times New Roman"/>
-          <w:color w:val="000000"/>
-          <w:kern w:val="0"/>
-          <w:lang w:eastAsia="en-GB"/>
-          <w14:ligatures w14:val="none"/>
-        </w:rPr>
-        <w:t>TheConstruct</w:t>
-      </w:r>
-      <w:proofErr w:type="spellEnd"/>
-      <w:r>
-        <w:rPr>
-          <w:rFonts w:eastAsia="Times New Roman" w:cs="Times New Roman"/>
-          <w:color w:val="000000"/>
-          <w:kern w:val="0"/>
-          <w:lang w:eastAsia="en-GB"/>
-          <w14:ligatures w14:val="none"/>
-        </w:rPr>
-        <w:t xml:space="preserve"> (2023) ROS2 Basics in 5 Days (Python). [online] Available from </w:t>
+        <w:spacing w:after="240" w:line="360" w:lineRule="auto"/>
+        <w:rPr>
+          <w:rFonts w:eastAsia="Times New Roman" w:cs="Times New Roman"/>
+          <w:color w:val="000000"/>
+          <w:kern w:val="0"/>
+          <w:lang w:eastAsia="en-GB"/>
+          <w14:ligatures w14:val="none"/>
+        </w:rPr>
+      </w:pPr>
+      <w:r>
+        <w:rPr>
+          <w:rFonts w:eastAsia="Times New Roman" w:cs="Times New Roman"/>
+          <w:color w:val="000000"/>
+          <w:kern w:val="0"/>
+          <w:lang w:eastAsia="en-GB"/>
+          <w14:ligatures w14:val="none"/>
+        </w:rPr>
+        <w:t>Siegwart, R., Nourbakhsh, I.R. and Scaramuzza, D. (2011) Introduction to Autonomous Mobile Robots. 2nd ed. Cambridge, MA: MIT Press</w:t>
+      </w:r>
+    </w:p>
+    <w:p>
+      <w:pPr>
+        <w:spacing w:after="240" w:line="360" w:lineRule="auto"/>
+        <w:rPr>
+          <w:rFonts w:eastAsia="Times New Roman" w:cs="Times New Roman"/>
+          <w:color w:val="000000"/>
+          <w:kern w:val="0"/>
+          <w:lang w:eastAsia="en-GB"/>
+          <w14:ligatures w14:val="none"/>
+        </w:rPr>
+      </w:pPr>
+      <w:r>
+        <w:rPr>
+          <w:rFonts w:eastAsia="Times New Roman" w:cs="Times New Roman"/>
+          <w:color w:val="000000"/>
+          <w:kern w:val="0"/>
+          <w:lang w:eastAsia="en-GB"/>
+          <w14:ligatures w14:val="none"/>
+        </w:rPr>
+        <w:t xml:space="preserve">TheConstruct (2023) ROS2 Basics in 5 Days (Python). [online] Available from </w:t>
       </w:r>
       <w:hyperlink r:id="rId32">
         <w:r>

--- a/Sem2/Robotics Software and Programming/Report.docx
+++ b/Sem2/Robotics Software and Programming/Report.docx
@@ -434,6 +434,7 @@
           <w:rFonts w:cs="Times New Roman"/>
           <w:sz w:val="28"/>
           <w:szCs w:val="28"/>
+          <w:lang w:val="en-US"/>
         </w:rPr>
       </w:pPr>
       <w:r>
@@ -442,7 +443,23 @@
           <w:sz w:val="28"/>
           <w:szCs w:val="28"/>
         </w:rPr>
-        <w:t>Dr Fahmid Al Farid</w:t>
+        <w:t>Dr. Giulio Napolitano</w:t>
+      </w:r>
+      <w:r>
+        <w:rPr>
+          <w:rFonts w:cs="Times New Roman"/>
+          <w:sz w:val="28"/>
+          <w:szCs w:val="28"/>
+        </w:rPr>
+        <w:t xml:space="preserve">, </w:t>
+      </w:r>
+      <w:r>
+        <w:rPr>
+          <w:rFonts w:cs="Times New Roman"/>
+          <w:sz w:val="28"/>
+          <w:szCs w:val="28"/>
+        </w:rPr>
+        <w:t>Dr. Syed Arslan Abbas Rizvi</w:t>
       </w:r>
     </w:p>
     <w:p>
@@ -1516,7 +1533,7 @@
             </w:rPr>
             <w:fldChar w:fldCharType="separate"/>
           </w:r>
-          <w:hyperlink w:anchor="_Toc241518186" w:history="1">
+          <w:hyperlink w:anchor="_Toc241707424" w:history="1">
             <w:r>
               <w:rPr>
                 <w:rStyle w:val="Hyperlink"/>
@@ -1543,7 +1560,7 @@
                 <w:noProof/>
                 <w:webHidden/>
               </w:rPr>
-              <w:instrText xml:space="preserve"> PAGEREF _Toc241518186 \h </w:instrText>
+              <w:instrText xml:space="preserve"> PAGEREF _Toc241707424 \h </w:instrText>
             </w:r>
             <w:r>
               <w:rPr>
@@ -1583,7 +1600,7 @@
               <w:lang w:val="en-US"/>
             </w:rPr>
           </w:pPr>
-          <w:hyperlink w:anchor="_Toc241518187" w:history="1">
+          <w:hyperlink w:anchor="_Toc241707425" w:history="1">
             <w:r>
               <w:rPr>
                 <w:rStyle w:val="Hyperlink"/>
@@ -1610,7 +1627,7 @@
                 <w:noProof/>
                 <w:webHidden/>
               </w:rPr>
-              <w:instrText xml:space="preserve"> PAGEREF _Toc241518187 \h </w:instrText>
+              <w:instrText xml:space="preserve"> PAGEREF _Toc241707425 \h </w:instrText>
             </w:r>
             <w:r>
               <w:rPr>
@@ -1650,7 +1667,7 @@
               <w:lang w:val="en-US"/>
             </w:rPr>
           </w:pPr>
-          <w:hyperlink w:anchor="_Toc241518188" w:history="1">
+          <w:hyperlink w:anchor="_Toc241707426" w:history="1">
             <w:r>
               <w:rPr>
                 <w:rStyle w:val="Hyperlink"/>
@@ -1677,7 +1694,7 @@
                 <w:noProof/>
                 <w:webHidden/>
               </w:rPr>
-              <w:instrText xml:space="preserve"> PAGEREF _Toc241518188 \h </w:instrText>
+              <w:instrText xml:space="preserve"> PAGEREF _Toc241707426 \h </w:instrText>
             </w:r>
             <w:r>
               <w:rPr>
@@ -1717,7 +1734,7 @@
               <w:lang w:val="en-US"/>
             </w:rPr>
           </w:pPr>
-          <w:hyperlink w:anchor="_Toc241518189" w:history="1">
+          <w:hyperlink w:anchor="_Toc241707427" w:history="1">
             <w:r>
               <w:rPr>
                 <w:rStyle w:val="Hyperlink"/>
@@ -1744,7 +1761,7 @@
                 <w:noProof/>
                 <w:webHidden/>
               </w:rPr>
-              <w:instrText xml:space="preserve"> PAGEREF _Toc241518189 \h </w:instrText>
+              <w:instrText xml:space="preserve"> PAGEREF _Toc241707427 \h </w:instrText>
             </w:r>
             <w:r>
               <w:rPr>
@@ -1784,7 +1801,7 @@
               <w:lang w:val="en-US"/>
             </w:rPr>
           </w:pPr>
-          <w:hyperlink w:anchor="_Toc241518190" w:history="1">
+          <w:hyperlink w:anchor="_Toc241707428" w:history="1">
             <w:r>
               <w:rPr>
                 <w:rStyle w:val="Hyperlink"/>
@@ -1811,7 +1828,7 @@
                 <w:noProof/>
                 <w:webHidden/>
               </w:rPr>
-              <w:instrText xml:space="preserve"> PAGEREF _Toc241518190 \h </w:instrText>
+              <w:instrText xml:space="preserve"> PAGEREF _Toc241707428 \h </w:instrText>
             </w:r>
             <w:r>
               <w:rPr>
@@ -1851,7 +1868,7 @@
               <w:lang w:val="en-US"/>
             </w:rPr>
           </w:pPr>
-          <w:hyperlink w:anchor="_Toc241518191" w:history="1">
+          <w:hyperlink w:anchor="_Toc241707429" w:history="1">
             <w:r>
               <w:rPr>
                 <w:rStyle w:val="Hyperlink"/>
@@ -1878,7 +1895,7 @@
                 <w:noProof/>
                 <w:webHidden/>
               </w:rPr>
-              <w:instrText xml:space="preserve"> PAGEREF _Toc241518191 \h </w:instrText>
+              <w:instrText xml:space="preserve"> PAGEREF _Toc241707429 \h </w:instrText>
             </w:r>
             <w:r>
               <w:rPr>
@@ -1918,7 +1935,7 @@
               <w:lang w:val="en-US"/>
             </w:rPr>
           </w:pPr>
-          <w:hyperlink w:anchor="_Toc241518192" w:history="1">
+          <w:hyperlink w:anchor="_Toc241707430" w:history="1">
             <w:r>
               <w:rPr>
                 <w:rStyle w:val="Hyperlink"/>
@@ -1946,7 +1963,7 @@
                 <w:noProof/>
                 <w:webHidden/>
               </w:rPr>
-              <w:instrText xml:space="preserve"> PAGEREF _Toc241518192 \h </w:instrText>
+              <w:instrText xml:space="preserve"> PAGEREF _Toc241707430 \h </w:instrText>
             </w:r>
             <w:r>
               <w:rPr>
@@ -1966,7 +1983,7 @@
                 <w:noProof/>
                 <w:webHidden/>
               </w:rPr>
-              <w:t>11</w:t>
+              <w:t>10</w:t>
             </w:r>
             <w:r>
               <w:rPr>
@@ -1986,7 +2003,7 @@
               <w:lang w:val="en-US"/>
             </w:rPr>
           </w:pPr>
-          <w:hyperlink w:anchor="_Toc241518193" w:history="1">
+          <w:hyperlink w:anchor="_Toc241707431" w:history="1">
             <w:r>
               <w:rPr>
                 <w:rStyle w:val="Hyperlink"/>
@@ -2013,7 +2030,7 @@
                 <w:noProof/>
                 <w:webHidden/>
               </w:rPr>
-              <w:instrText xml:space="preserve"> PAGEREF _Toc241518193 \h </w:instrText>
+              <w:instrText xml:space="preserve"> PAGEREF _Toc241707431 \h </w:instrText>
             </w:r>
             <w:r>
               <w:rPr>
@@ -2033,7 +2050,7 @@
                 <w:noProof/>
                 <w:webHidden/>
               </w:rPr>
-              <w:t>12</w:t>
+              <w:t>11</w:t>
             </w:r>
             <w:r>
               <w:rPr>
@@ -2053,7 +2070,7 @@
               <w:lang w:val="en-US"/>
             </w:rPr>
           </w:pPr>
-          <w:hyperlink w:anchor="_Toc241518194" w:history="1">
+          <w:hyperlink w:anchor="_Toc241707432" w:history="1">
             <w:r>
               <w:rPr>
                 <w:rStyle w:val="Hyperlink"/>
@@ -2080,7 +2097,7 @@
                 <w:noProof/>
                 <w:webHidden/>
               </w:rPr>
-              <w:instrText xml:space="preserve"> PAGEREF _Toc241518194 \h </w:instrText>
+              <w:instrText xml:space="preserve"> PAGEREF _Toc241707432 \h </w:instrText>
             </w:r>
             <w:r>
               <w:rPr>
@@ -2100,7 +2117,7 @@
                 <w:noProof/>
                 <w:webHidden/>
               </w:rPr>
-              <w:t>14</w:t>
+              <w:t>12</w:t>
             </w:r>
             <w:r>
               <w:rPr>
@@ -2120,7 +2137,7 @@
               <w:lang w:val="en-US"/>
             </w:rPr>
           </w:pPr>
-          <w:hyperlink w:anchor="_Toc241518195" w:history="1">
+          <w:hyperlink w:anchor="_Toc241707433" w:history="1">
             <w:r>
               <w:rPr>
                 <w:rStyle w:val="Hyperlink"/>
@@ -2147,7 +2164,7 @@
                 <w:noProof/>
                 <w:webHidden/>
               </w:rPr>
-              <w:instrText xml:space="preserve"> PAGEREF _Toc241518195 \h </w:instrText>
+              <w:instrText xml:space="preserve"> PAGEREF _Toc241707433 \h </w:instrText>
             </w:r>
             <w:r>
               <w:rPr>
@@ -2167,7 +2184,7 @@
                 <w:noProof/>
                 <w:webHidden/>
               </w:rPr>
-              <w:t>15</w:t>
+              <w:t>14</w:t>
             </w:r>
             <w:r>
               <w:rPr>
@@ -2187,7 +2204,7 @@
               <w:lang w:val="en-US"/>
             </w:rPr>
           </w:pPr>
-          <w:hyperlink w:anchor="_Toc241518196" w:history="1">
+          <w:hyperlink w:anchor="_Toc241707434" w:history="1">
             <w:r>
               <w:rPr>
                 <w:rStyle w:val="Hyperlink"/>
@@ -2214,7 +2231,7 @@
                 <w:noProof/>
                 <w:webHidden/>
               </w:rPr>
-              <w:instrText xml:space="preserve"> PAGEREF _Toc241518196 \h </w:instrText>
+              <w:instrText xml:space="preserve"> PAGEREF _Toc241707434 \h </w:instrText>
             </w:r>
             <w:r>
               <w:rPr>
@@ -2234,7 +2251,7 @@
                 <w:noProof/>
                 <w:webHidden/>
               </w:rPr>
-              <w:t>15</w:t>
+              <w:t>14</w:t>
             </w:r>
             <w:r>
               <w:rPr>
@@ -2254,7 +2271,7 @@
               <w:lang w:val="en-US"/>
             </w:rPr>
           </w:pPr>
-          <w:hyperlink w:anchor="_Toc241518197" w:history="1">
+          <w:hyperlink w:anchor="_Toc241707435" w:history="1">
             <w:r>
               <w:rPr>
                 <w:rStyle w:val="Hyperlink"/>
@@ -2281,7 +2298,7 @@
                 <w:noProof/>
                 <w:webHidden/>
               </w:rPr>
-              <w:instrText xml:space="preserve"> PAGEREF _Toc241518197 \h </w:instrText>
+              <w:instrText xml:space="preserve"> PAGEREF _Toc241707435 \h </w:instrText>
             </w:r>
             <w:r>
               <w:rPr>
@@ -2301,7 +2318,7 @@
                 <w:noProof/>
                 <w:webHidden/>
               </w:rPr>
-              <w:t>16</w:t>
+              <w:t>14</w:t>
             </w:r>
             <w:r>
               <w:rPr>
@@ -2321,7 +2338,7 @@
               <w:lang w:val="en-US"/>
             </w:rPr>
           </w:pPr>
-          <w:hyperlink w:anchor="_Toc241518198" w:history="1">
+          <w:hyperlink w:anchor="_Toc241707436" w:history="1">
             <w:r>
               <w:rPr>
                 <w:rStyle w:val="Hyperlink"/>
@@ -2348,7 +2365,7 @@
                 <w:noProof/>
                 <w:webHidden/>
               </w:rPr>
-              <w:instrText xml:space="preserve"> PAGEREF _Toc241518198 \h </w:instrText>
+              <w:instrText xml:space="preserve"> PAGEREF _Toc241707436 \h </w:instrText>
             </w:r>
             <w:r>
               <w:rPr>
@@ -2368,7 +2385,7 @@
                 <w:noProof/>
                 <w:webHidden/>
               </w:rPr>
-              <w:t>19</w:t>
+              <w:t>17</w:t>
             </w:r>
             <w:r>
               <w:rPr>
@@ -2388,7 +2405,7 @@
               <w:lang w:val="en-US"/>
             </w:rPr>
           </w:pPr>
-          <w:hyperlink w:anchor="_Toc241518199" w:history="1">
+          <w:hyperlink w:anchor="_Toc241707437" w:history="1">
             <w:r>
               <w:rPr>
                 <w:rStyle w:val="Hyperlink"/>
@@ -2415,7 +2432,7 @@
                 <w:noProof/>
                 <w:webHidden/>
               </w:rPr>
-              <w:instrText xml:space="preserve"> PAGEREF _Toc241518199 \h </w:instrText>
+              <w:instrText xml:space="preserve"> PAGEREF _Toc241707437 \h </w:instrText>
             </w:r>
             <w:r>
               <w:rPr>
@@ -2435,7 +2452,7 @@
                 <w:noProof/>
                 <w:webHidden/>
               </w:rPr>
-              <w:t>23</w:t>
+              <w:t>21</w:t>
             </w:r>
             <w:r>
               <w:rPr>
@@ -2455,7 +2472,7 @@
               <w:lang w:val="en-US"/>
             </w:rPr>
           </w:pPr>
-          <w:hyperlink w:anchor="_Toc241518200" w:history="1">
+          <w:hyperlink w:anchor="_Toc241707438" w:history="1">
             <w:r>
               <w:rPr>
                 <w:rStyle w:val="Hyperlink"/>
@@ -2482,7 +2499,7 @@
                 <w:noProof/>
                 <w:webHidden/>
               </w:rPr>
-              <w:instrText xml:space="preserve"> PAGEREF _Toc241518200 \h </w:instrText>
+              <w:instrText xml:space="preserve"> PAGEREF _Toc241707438 \h </w:instrText>
             </w:r>
             <w:r>
               <w:rPr>
@@ -2502,7 +2519,7 @@
                 <w:noProof/>
                 <w:webHidden/>
               </w:rPr>
-              <w:t>25</w:t>
+              <w:t>23</w:t>
             </w:r>
             <w:r>
               <w:rPr>
@@ -2522,7 +2539,7 @@
               <w:lang w:val="en-US"/>
             </w:rPr>
           </w:pPr>
-          <w:hyperlink w:anchor="_Toc241518201" w:history="1">
+          <w:hyperlink w:anchor="_Toc241707439" w:history="1">
             <w:r>
               <w:rPr>
                 <w:rStyle w:val="Hyperlink"/>
@@ -2549,7 +2566,7 @@
                 <w:noProof/>
                 <w:webHidden/>
               </w:rPr>
-              <w:instrText xml:space="preserve"> PAGEREF _Toc241518201 \h </w:instrText>
+              <w:instrText xml:space="preserve"> PAGEREF _Toc241707439 \h </w:instrText>
             </w:r>
             <w:r>
               <w:rPr>
@@ -2569,7 +2586,7 @@
                 <w:noProof/>
                 <w:webHidden/>
               </w:rPr>
-              <w:t>26</w:t>
+              <w:t>24</w:t>
             </w:r>
             <w:r>
               <w:rPr>
@@ -2589,7 +2606,7 @@
               <w:lang w:val="en-US"/>
             </w:rPr>
           </w:pPr>
-          <w:hyperlink w:anchor="_Toc241518202" w:history="1">
+          <w:hyperlink w:anchor="_Toc241707440" w:history="1">
             <w:r>
               <w:rPr>
                 <w:rStyle w:val="Hyperlink"/>
@@ -2616,7 +2633,7 @@
                 <w:noProof/>
                 <w:webHidden/>
               </w:rPr>
-              <w:instrText xml:space="preserve"> PAGEREF _Toc241518202 \h </w:instrText>
+              <w:instrText xml:space="preserve"> PAGEREF _Toc241707440 \h </w:instrText>
             </w:r>
             <w:r>
               <w:rPr>
@@ -2636,7 +2653,7 @@
                 <w:noProof/>
                 <w:webHidden/>
               </w:rPr>
-              <w:t>27</w:t>
+              <w:t>25</w:t>
             </w:r>
             <w:r>
               <w:rPr>
@@ -2656,7 +2673,7 @@
               <w:lang w:val="en-US"/>
             </w:rPr>
           </w:pPr>
-          <w:hyperlink w:anchor="_Toc241518203" w:history="1">
+          <w:hyperlink w:anchor="_Toc241707441" w:history="1">
             <w:r>
               <w:rPr>
                 <w:rStyle w:val="Hyperlink"/>
@@ -2683,7 +2700,7 @@
                 <w:noProof/>
                 <w:webHidden/>
               </w:rPr>
-              <w:instrText xml:space="preserve"> PAGEREF _Toc241518203 \h </w:instrText>
+              <w:instrText xml:space="preserve"> PAGEREF _Toc241707441 \h </w:instrText>
             </w:r>
             <w:r>
               <w:rPr>
@@ -2703,7 +2720,7 @@
                 <w:noProof/>
                 <w:webHidden/>
               </w:rPr>
-              <w:t>28</w:t>
+              <w:t>26</w:t>
             </w:r>
             <w:r>
               <w:rPr>
@@ -2813,7 +2830,7 @@
         </w:rPr>
         <w:fldChar w:fldCharType="separate"/>
       </w:r>
-      <w:hyperlink w:anchor="_Toc241518301" w:history="1">
+      <w:hyperlink w:anchor="_Toc241707818" w:history="1">
         <w:r>
           <w:rPr>
             <w:rStyle w:val="Hyperlink"/>
@@ -2840,7 +2857,7 @@
             <w:noProof/>
             <w:webHidden/>
           </w:rPr>
-          <w:instrText xml:space="preserve"> PAGEREF _Toc241518301 \h </w:instrText>
+          <w:instrText xml:space="preserve"> PAGEREF _Toc241707818 \h </w:instrText>
         </w:r>
         <w:r>
           <w:rPr>
@@ -2884,7 +2901,7 @@
           <w:lang w:val="en-US"/>
         </w:rPr>
       </w:pPr>
-      <w:hyperlink w:anchor="_Toc241518165" w:history="1">
+      <w:hyperlink w:anchor="_Toc241707819" w:history="1">
         <w:r>
           <w:rPr>
             <w:rStyle w:val="Hyperlink"/>
@@ -2911,7 +2928,7 @@
             <w:noProof/>
             <w:webHidden/>
           </w:rPr>
-          <w:instrText xml:space="preserve"> PAGEREF _Toc241518165 \h </w:instrText>
+          <w:instrText xml:space="preserve"> PAGEREF _Toc241707819 \h </w:instrText>
         </w:r>
         <w:r>
           <w:rPr>
@@ -2931,7 +2948,7 @@
             <w:noProof/>
             <w:webHidden/>
           </w:rPr>
-          <w:t>13</w:t>
+          <w:t>12</w:t>
         </w:r>
         <w:r>
           <w:rPr>
@@ -2955,7 +2972,7 @@
           <w:lang w:val="en-US"/>
         </w:rPr>
       </w:pPr>
-      <w:hyperlink w:anchor="_Toc241518302" w:history="1">
+      <w:hyperlink w:anchor="_Toc241707820" w:history="1">
         <w:r>
           <w:rPr>
             <w:rStyle w:val="Hyperlink"/>
@@ -2982,7 +2999,7 @@
             <w:noProof/>
             <w:webHidden/>
           </w:rPr>
-          <w:instrText xml:space="preserve"> PAGEREF _Toc241518302 \h </w:instrText>
+          <w:instrText xml:space="preserve"> PAGEREF _Toc241707820 \h </w:instrText>
         </w:r>
         <w:r>
           <w:rPr>
@@ -3002,7 +3019,7 @@
             <w:noProof/>
             <w:webHidden/>
           </w:rPr>
-          <w:t>16</w:t>
+          <w:t>15</w:t>
         </w:r>
         <w:r>
           <w:rPr>
@@ -3026,7 +3043,7 @@
           <w:lang w:val="en-US"/>
         </w:rPr>
       </w:pPr>
-      <w:hyperlink w:anchor="_Toc241518303" w:history="1">
+      <w:hyperlink w:anchor="_Toc241707821" w:history="1">
         <w:r>
           <w:rPr>
             <w:rStyle w:val="Hyperlink"/>
@@ -3053,7 +3070,7 @@
             <w:noProof/>
             <w:webHidden/>
           </w:rPr>
-          <w:instrText xml:space="preserve"> PAGEREF _Toc241518303 \h </w:instrText>
+          <w:instrText xml:space="preserve"> PAGEREF _Toc241707821 \h </w:instrText>
         </w:r>
         <w:r>
           <w:rPr>
@@ -3073,7 +3090,7 @@
             <w:noProof/>
             <w:webHidden/>
           </w:rPr>
-          <w:t>17</w:t>
+          <w:t>16</w:t>
         </w:r>
         <w:r>
           <w:rPr>
@@ -3097,7 +3114,7 @@
           <w:lang w:val="en-US"/>
         </w:rPr>
       </w:pPr>
-      <w:hyperlink w:anchor="_Toc241518166" w:history="1">
+      <w:hyperlink w:anchor="_Toc241707822" w:history="1">
         <w:r>
           <w:rPr>
             <w:rStyle w:val="Hyperlink"/>
@@ -3124,7 +3141,7 @@
             <w:noProof/>
             <w:webHidden/>
           </w:rPr>
-          <w:instrText xml:space="preserve"> PAGEREF _Toc241518166 \h </w:instrText>
+          <w:instrText xml:space="preserve"> PAGEREF _Toc241707822 \h </w:instrText>
         </w:r>
         <w:r>
           <w:rPr>
@@ -3144,7 +3161,7 @@
             <w:noProof/>
             <w:webHidden/>
           </w:rPr>
-          <w:t>19</w:t>
+          <w:t>18</w:t>
         </w:r>
         <w:r>
           <w:rPr>
@@ -3168,13 +3185,13 @@
           <w:lang w:val="en-US"/>
         </w:rPr>
       </w:pPr>
-      <w:hyperlink w:anchor="_Toc241518167" w:history="1">
+      <w:hyperlink w:anchor="_Toc241707823" w:history="1">
         <w:r>
           <w:rPr>
             <w:rStyle w:val="Hyperlink"/>
             <w:noProof/>
           </w:rPr>
-          <w:t>Figure 6: Gazebo client mid-patrol on TheConstruct.ai: robot among the eight pallet obstacles and checkpoint markers, with elapsed real time and iteration count visible.</w:t>
+          <w:t>Figure 6: Gazebo client on TheConstruct.ai: robot near the charging dock among the eight pallet obstacles and checkpoint markers, with elapsed real time and iteration count visible.</w:t>
         </w:r>
         <w:r>
           <w:rPr>
@@ -3195,7 +3212,7 @@
             <w:noProof/>
             <w:webHidden/>
           </w:rPr>
-          <w:instrText xml:space="preserve"> PAGEREF _Toc241518167 \h </w:instrText>
+          <w:instrText xml:space="preserve"> PAGEREF _Toc241707823 \h </w:instrText>
         </w:r>
         <w:r>
           <w:rPr>
@@ -3215,7 +3232,7 @@
             <w:noProof/>
             <w:webHidden/>
           </w:rPr>
-          <w:t>20</w:t>
+          <w:t>18</w:t>
         </w:r>
         <w:r>
           <w:rPr>
@@ -3239,7 +3256,7 @@
           <w:lang w:val="en-US"/>
         </w:rPr>
       </w:pPr>
-      <w:hyperlink w:anchor="_Toc241518168" w:history="1">
+      <w:hyperlink w:anchor="_Toc241707824" w:history="1">
         <w:r>
           <w:rPr>
             <w:rStyle w:val="Hyperlink"/>
@@ -3266,7 +3283,7 @@
             <w:noProof/>
             <w:webHidden/>
           </w:rPr>
-          <w:instrText xml:space="preserve"> PAGEREF _Toc241518168 \h </w:instrText>
+          <w:instrText xml:space="preserve"> PAGEREF _Toc241707824 \h </w:instrText>
         </w:r>
         <w:r>
           <w:rPr>
@@ -3286,7 +3303,7 @@
             <w:noProof/>
             <w:webHidden/>
           </w:rPr>
-          <w:t>20</w:t>
+          <w:t>19</w:t>
         </w:r>
         <w:r>
           <w:rPr>
@@ -3310,7 +3327,7 @@
           <w:lang w:val="en-US"/>
         </w:rPr>
       </w:pPr>
-      <w:hyperlink w:anchor="_Toc241518169" w:history="1">
+      <w:hyperlink w:anchor="_Toc241707825" w:history="1">
         <w:r>
           <w:rPr>
             <w:rStyle w:val="Hyperlink"/>
@@ -3337,7 +3354,7 @@
             <w:noProof/>
             <w:webHidden/>
           </w:rPr>
-          <w:instrText xml:space="preserve"> PAGEREF _Toc241518169 \h </w:instrText>
+          <w:instrText xml:space="preserve"> PAGEREF _Toc241707825 \h </w:instrText>
         </w:r>
         <w:r>
           <w:rPr>
@@ -3357,7 +3374,7 @@
             <w:noProof/>
             <w:webHidden/>
           </w:rPr>
-          <w:t>21</w:t>
+          <w:t>19</w:t>
         </w:r>
         <w:r>
           <w:rPr>
@@ -3381,13 +3398,13 @@
           <w:lang w:val="en-US"/>
         </w:rPr>
       </w:pPr>
-      <w:hyperlink w:anchor="_Toc241518170" w:history="1">
+      <w:hyperlink w:anchor="_Toc241707826" w:history="1">
         <w:r>
           <w:rPr>
             <w:rStyle w:val="Hyperlink"/>
             <w:noProof/>
           </w:rPr>
-          <w:t>Figure 9: monitor_node’s mission summary, captured shortly before MISSION_COMPLETE.</w:t>
+          <w:t>Figure 9: monitor_node's mission summary, captured while the mission was in progress.</w:t>
         </w:r>
         <w:r>
           <w:rPr>
@@ -3408,7 +3425,7 @@
             <w:noProof/>
             <w:webHidden/>
           </w:rPr>
-          <w:instrText xml:space="preserve"> PAGEREF _Toc241518170 \h </w:instrText>
+          <w:instrText xml:space="preserve"> PAGEREF _Toc241707826 \h </w:instrText>
         </w:r>
         <w:r>
           <w:rPr>
@@ -3428,7 +3445,7 @@
             <w:noProof/>
             <w:webHidden/>
           </w:rPr>
-          <w:t>22</w:t>
+          <w:t>20</w:t>
         </w:r>
         <w:r>
           <w:rPr>
@@ -3452,7 +3469,7 @@
           <w:lang w:val="en-US"/>
         </w:rPr>
       </w:pPr>
-      <w:hyperlink w:anchor="_Toc241518171" w:history="1">
+      <w:hyperlink w:anchor="_Toc241707827" w:history="1">
         <w:r>
           <w:rPr>
             <w:rStyle w:val="Hyperlink"/>
@@ -3479,7 +3496,7 @@
             <w:noProof/>
             <w:webHidden/>
           </w:rPr>
-          <w:instrText xml:space="preserve"> PAGEREF _Toc241518171 \h </w:instrText>
+          <w:instrText xml:space="preserve"> PAGEREF _Toc241707827 \h </w:instrText>
         </w:r>
         <w:r>
           <w:rPr>
@@ -3499,7 +3516,7 @@
             <w:noProof/>
             <w:webHidden/>
           </w:rPr>
-          <w:t>23</w:t>
+          <w:t>21</w:t>
         </w:r>
         <w:r>
           <w:rPr>
@@ -3544,10 +3561,11 @@
         <w:tabs>
           <w:tab w:val="right" w:leader="dot" w:pos="9016"/>
         </w:tabs>
-        <w:spacing w:line="360" w:lineRule="auto"/>
-        <w:rPr>
-          <w:rFonts w:eastAsiaTheme="minorEastAsia" w:cs="Times New Roman"/>
+        <w:spacing w:before="240" w:line="360" w:lineRule="auto"/>
+        <w:rPr>
+          <w:rFonts w:asciiTheme="minorHAnsi" w:eastAsiaTheme="minorEastAsia" w:hAnsiTheme="minorHAnsi"/>
           <w:noProof/>
+          <w:lang w:val="en-US"/>
         </w:rPr>
       </w:pPr>
       <w:r>
@@ -3574,18 +3592,16 @@
         </w:rPr>
         <w:fldChar w:fldCharType="separate"/>
       </w:r>
-      <w:hyperlink w:anchor="_Toc240463750" w:history="1">
+      <w:hyperlink w:anchor="_Toc241707606" w:history="1">
         <w:r>
           <w:rPr>
             <w:rStyle w:val="Hyperlink"/>
-            <w:rFonts w:cs="Times New Roman"/>
             <w:noProof/>
           </w:rPr>
           <w:t>Table 1: Semantic object registry as printed by print_object_roles() (14 objects, excluding the robot).</w:t>
         </w:r>
         <w:r>
           <w:rPr>
-            <w:rFonts w:cs="Times New Roman"/>
             <w:noProof/>
             <w:webHidden/>
           </w:rPr>
@@ -3593,7 +3609,6 @@
         </w:r>
         <w:r>
           <w:rPr>
-            <w:rFonts w:cs="Times New Roman"/>
             <w:noProof/>
             <w:webHidden/>
           </w:rPr>
@@ -3601,22 +3616,19 @@
         </w:r>
         <w:r>
           <w:rPr>
-            <w:rFonts w:cs="Times New Roman"/>
             <w:noProof/>
             <w:webHidden/>
           </w:rPr>
-          <w:instrText xml:space="preserve"> PAGEREF _Toc240463750 \h </w:instrText>
+          <w:instrText xml:space="preserve"> PAGEREF _Toc241707606 \h </w:instrText>
         </w:r>
         <w:r>
           <w:rPr>
-            <w:rFonts w:cs="Times New Roman"/>
             <w:noProof/>
             <w:webHidden/>
           </w:rPr>
         </w:r>
         <w:r>
           <w:rPr>
-            <w:rFonts w:cs="Times New Roman"/>
             <w:noProof/>
             <w:webHidden/>
           </w:rPr>
@@ -3624,7 +3636,6 @@
         </w:r>
         <w:r>
           <w:rPr>
-            <w:rFonts w:cs="Times New Roman"/>
             <w:noProof/>
             <w:webHidden/>
           </w:rPr>
@@ -3632,7 +3643,6 @@
         </w:r>
         <w:r>
           <w:rPr>
-            <w:rFonts w:cs="Times New Roman"/>
             <w:noProof/>
             <w:webHidden/>
           </w:rPr>
@@ -3648,22 +3658,21 @@
         </w:tabs>
         <w:spacing w:line="360" w:lineRule="auto"/>
         <w:rPr>
-          <w:rFonts w:eastAsiaTheme="minorEastAsia" w:cs="Times New Roman"/>
+          <w:rFonts w:asciiTheme="minorHAnsi" w:eastAsiaTheme="minorEastAsia" w:hAnsiTheme="minorHAnsi"/>
           <w:noProof/>
-        </w:rPr>
-      </w:pPr>
-      <w:hyperlink w:anchor="_Toc240463751" w:history="1">
+          <w:lang w:val="en-US"/>
+        </w:rPr>
+      </w:pPr>
+      <w:hyperlink w:anchor="_Toc241707607" w:history="1">
         <w:r>
           <w:rPr>
             <w:rStyle w:val="Hyperlink"/>
-            <w:rFonts w:cs="Times New Roman"/>
             <w:noProof/>
           </w:rPr>
           <w:t>Table 2: ROS2 node architecture.</w:t>
         </w:r>
         <w:r>
           <w:rPr>
-            <w:rFonts w:cs="Times New Roman"/>
             <w:noProof/>
             <w:webHidden/>
           </w:rPr>
@@ -3671,7 +3680,6 @@
         </w:r>
         <w:r>
           <w:rPr>
-            <w:rFonts w:cs="Times New Roman"/>
             <w:noProof/>
             <w:webHidden/>
           </w:rPr>
@@ -3679,22 +3687,19 @@
         </w:r>
         <w:r>
           <w:rPr>
-            <w:rFonts w:cs="Times New Roman"/>
             <w:noProof/>
             <w:webHidden/>
           </w:rPr>
-          <w:instrText xml:space="preserve"> PAGEREF _Toc240463751 \h </w:instrText>
+          <w:instrText xml:space="preserve"> PAGEREF _Toc241707607 \h </w:instrText>
         </w:r>
         <w:r>
           <w:rPr>
-            <w:rFonts w:cs="Times New Roman"/>
             <w:noProof/>
             <w:webHidden/>
           </w:rPr>
         </w:r>
         <w:r>
           <w:rPr>
-            <w:rFonts w:cs="Times New Roman"/>
             <w:noProof/>
             <w:webHidden/>
           </w:rPr>
@@ -3702,15 +3707,13 @@
         </w:r>
         <w:r>
           <w:rPr>
-            <w:rFonts w:cs="Times New Roman"/>
             <w:noProof/>
             <w:webHidden/>
           </w:rPr>
-          <w:t>16</w:t>
+          <w:t>15</w:t>
         </w:r>
         <w:r>
           <w:rPr>
-            <w:rFonts w:cs="Times New Roman"/>
             <w:noProof/>
             <w:webHidden/>
           </w:rPr>
@@ -3726,22 +3729,21 @@
         </w:tabs>
         <w:spacing w:line="360" w:lineRule="auto"/>
         <w:rPr>
-          <w:rFonts w:eastAsiaTheme="minorEastAsia" w:cs="Times New Roman"/>
+          <w:rFonts w:asciiTheme="minorHAnsi" w:eastAsiaTheme="minorEastAsia" w:hAnsiTheme="minorHAnsi"/>
           <w:noProof/>
-        </w:rPr>
-      </w:pPr>
-      <w:hyperlink w:anchor="_Toc240463752" w:history="1">
+          <w:lang w:val="en-US"/>
+        </w:rPr>
+      </w:pPr>
+      <w:hyperlink w:anchor="_Toc241707608" w:history="1">
         <w:r>
           <w:rPr>
             <w:rStyle w:val="Hyperlink"/>
-            <w:rFonts w:cs="Times New Roman"/>
             <w:noProof/>
           </w:rPr>
           <w:t>Table 3: Finite state machine (six states).</w:t>
         </w:r>
         <w:r>
           <w:rPr>
-            <w:rFonts w:cs="Times New Roman"/>
             <w:noProof/>
             <w:webHidden/>
           </w:rPr>
@@ -3749,7 +3751,6 @@
         </w:r>
         <w:r>
           <w:rPr>
-            <w:rFonts w:cs="Times New Roman"/>
             <w:noProof/>
             <w:webHidden/>
           </w:rPr>
@@ -3757,22 +3758,19 @@
         </w:r>
         <w:r>
           <w:rPr>
-            <w:rFonts w:cs="Times New Roman"/>
             <w:noProof/>
             <w:webHidden/>
           </w:rPr>
-          <w:instrText xml:space="preserve"> PAGEREF _Toc240463752 \h </w:instrText>
+          <w:instrText xml:space="preserve"> PAGEREF _Toc241707608 \h </w:instrText>
         </w:r>
         <w:r>
           <w:rPr>
-            <w:rFonts w:cs="Times New Roman"/>
             <w:noProof/>
             <w:webHidden/>
           </w:rPr>
         </w:r>
         <w:r>
           <w:rPr>
-            <w:rFonts w:cs="Times New Roman"/>
             <w:noProof/>
             <w:webHidden/>
           </w:rPr>
@@ -3780,15 +3778,13 @@
         </w:r>
         <w:r>
           <w:rPr>
-            <w:rFonts w:cs="Times New Roman"/>
             <w:noProof/>
             <w:webHidden/>
           </w:rPr>
-          <w:t>17</w:t>
+          <w:t>16</w:t>
         </w:r>
         <w:r>
           <w:rPr>
-            <w:rFonts w:cs="Times New Roman"/>
             <w:noProof/>
             <w:webHidden/>
           </w:rPr>
@@ -3804,22 +3800,21 @@
         </w:tabs>
         <w:spacing w:line="360" w:lineRule="auto"/>
         <w:rPr>
-          <w:rFonts w:eastAsiaTheme="minorEastAsia" w:cs="Times New Roman"/>
+          <w:rFonts w:asciiTheme="minorHAnsi" w:eastAsiaTheme="minorEastAsia" w:hAnsiTheme="minorHAnsi"/>
           <w:noProof/>
-        </w:rPr>
-      </w:pPr>
-      <w:hyperlink w:anchor="_Toc240463753" w:history="1">
+          <w:lang w:val="en-US"/>
+        </w:rPr>
+      </w:pPr>
+      <w:hyperlink w:anchor="_Toc241707609" w:history="1">
         <w:r>
           <w:rPr>
             <w:rStyle w:val="Hyperlink"/>
-            <w:rFonts w:cs="Times New Roman"/>
             <w:noProof/>
           </w:rPr>
-          <w:t>Table 4: Mission summary logged by monitor_node on TheConstruct.ai, Rosject XctZpczWOA, shortly before MISSION_COMPLETE.</w:t>
+          <w:t>Table 4: Mission summary logged by monitor_node on TheConstruct.ai, Rosject XctZpczWOA, while the mission was in progress.</w:t>
         </w:r>
         <w:r>
           <w:rPr>
-            <w:rFonts w:cs="Times New Roman"/>
             <w:noProof/>
             <w:webHidden/>
           </w:rPr>
@@ -3827,7 +3822,6 @@
         </w:r>
         <w:r>
           <w:rPr>
-            <w:rFonts w:cs="Times New Roman"/>
             <w:noProof/>
             <w:webHidden/>
           </w:rPr>
@@ -3835,22 +3829,19 @@
         </w:r>
         <w:r>
           <w:rPr>
-            <w:rFonts w:cs="Times New Roman"/>
             <w:noProof/>
             <w:webHidden/>
           </w:rPr>
-          <w:instrText xml:space="preserve"> PAGEREF _Toc240463753 \h </w:instrText>
+          <w:instrText xml:space="preserve"> PAGEREF _Toc241707609 \h </w:instrText>
         </w:r>
         <w:r>
           <w:rPr>
-            <w:rFonts w:cs="Times New Roman"/>
             <w:noProof/>
             <w:webHidden/>
           </w:rPr>
         </w:r>
         <w:r>
           <w:rPr>
-            <w:rFonts w:cs="Times New Roman"/>
             <w:noProof/>
             <w:webHidden/>
           </w:rPr>
@@ -3858,15 +3849,13 @@
         </w:r>
         <w:r>
           <w:rPr>
-            <w:rFonts w:cs="Times New Roman"/>
             <w:noProof/>
             <w:webHidden/>
           </w:rPr>
-          <w:t>22</w:t>
+          <w:t>20</w:t>
         </w:r>
         <w:r>
           <w:rPr>
-            <w:rFonts w:cs="Times New Roman"/>
             <w:noProof/>
             <w:webHidden/>
           </w:rPr>
@@ -4142,13 +4131,13 @@
       <w:pPr>
         <w:pStyle w:val="Heading1"/>
       </w:pPr>
-      <w:bookmarkStart w:id="0" w:name="_Toc241518186"/>
-      <w:bookmarkStart w:id="1" w:name="abstract"/>
+      <w:bookmarkStart w:id="0" w:name="abstract"/>
+      <w:bookmarkStart w:id="1" w:name="_Toc241707424"/>
       <w:r>
         <w:lastRenderedPageBreak/>
         <w:t>Abstract</w:t>
       </w:r>
-      <w:bookmarkEnd w:id="0"/>
+      <w:bookmarkEnd w:id="1"/>
     </w:p>
     <w:p>
       <w:pPr>
@@ -4173,20 +4162,30 @@
           <w:lang w:eastAsia="en-GB"/>
           <w14:ligatures w14:val="none"/>
         </w:rPr>
-        <w:t xml:space="preserve">This report documents two practical exercises for the Robotics Software and Programming module. Task 1 builds a semantically labelled PyBullet simulation of a small inspection and light-warehousing room, using five custom URDF object categories, a two-wheel robot, fourteen placed objects, six camera viewpoints, and a dictionary-based semantic registry supporting role lookup and nearest-target queries. Task 2 implements a six-state finite state machine for a TurtleBot3 in ROS2, running in a custom Gazebo warehouse world with eight pallet obstacles, four patrol checkpoints and a charging dock, adding path planning, LIDAR and odometry based obstacle avoidance, a keyboard interaction node, and a monitoring node that logs state transitions and mission metrics. Task 2 was run to completion on TheConstruct.ai inside Rosject XctZpczWOA, with a local ROS2 Jazzy and Gazebo Harmonic workspace used only as a supplementary aid. </w:t>
-      </w:r>
-      <w:r>
-        <w:rPr>
-          <w:rFonts w:eastAsia="Times New Roman" w:cs="Times New Roman"/>
-          <w:color w:val="000000"/>
-          <w:kern w:val="0"/>
-          <w:lang w:eastAsia="en-GB"/>
-          <w14:ligatures w14:val="none"/>
-        </w:rPr>
-        <w:t>Together, the two tasks look at how a robot can represent what things mean, first as fixed labels attached to a scene and then as a state machine reacting to sensor data in real time.</w:t>
+        <w:t>This report covers two practical exercises for the Robotics Software and Programming module. Task 1 is a PyBullet simulation of a small inspection and light-warehousing room. It uses five custom URDF object categories, a two-wheel robot, fourteen placed objects and six camera viewpoints. A dictionary called semantic_db stores each object's role and supports role lookup and nearest-target queries. Task 2 is a TurtleBot3 patrol robot in ROS2 with a six-state finite state machine. It runs in a custom Gazebo warehouse world with eight pallet obstacles and four checkpoints, one of which is the charging dock. The robot uses path planning, LIDAR and odometry</w:t>
+      </w:r>
+      <w:r>
+        <w:rPr>
+          <w:rFonts w:eastAsia="Times New Roman" w:cs="Times New Roman"/>
+          <w:color w:val="000000"/>
+          <w:kern w:val="0"/>
+          <w:lang w:eastAsia="en-GB"/>
+          <w14:ligatures w14:val="none"/>
+        </w:rPr>
+        <w:t>-</w:t>
+      </w:r>
+      <w:r>
+        <w:rPr>
+          <w:rFonts w:eastAsia="Times New Roman" w:cs="Times New Roman"/>
+          <w:color w:val="000000"/>
+          <w:kern w:val="0"/>
+          <w:lang w:eastAsia="en-GB"/>
+          <w14:ligatures w14:val="none"/>
+        </w:rPr>
+        <w:t>based obstacle avoidance and a keyboard interaction node. A monitoring node logs state transitions and mission metrics. Task 2 was run to MISSION_COMPLETE on TheConstruct.ai in Rosject XctZpczWOA. A local ROS2 Jazzy and Gazebo Harmonic workspace was used for extra checks.</w:t>
       </w:r>
       <w:bookmarkStart w:id="2" w:name="introduction"/>
-      <w:bookmarkEnd w:id="1"/>
+      <w:bookmarkEnd w:id="0"/>
       <w:r>
         <w:rPr>
           <w:rFonts w:eastAsia="Times New Roman" w:cs="Times New Roman"/>
@@ -4206,7 +4205,7 @@
       <w:pPr>
         <w:pStyle w:val="Heading1"/>
       </w:pPr>
-      <w:bookmarkStart w:id="3" w:name="_Toc241518187"/>
+      <w:bookmarkStart w:id="3" w:name="_Toc241707425"/>
       <w:r>
         <w:lastRenderedPageBreak/>
         <w:t>Introduction</w:t>
@@ -4232,17 +4231,37 @@
           <w:lang w:eastAsia="en-GB"/>
           <w14:ligatures w14:val="none"/>
         </w:rPr>
-        <w:t>The module asks us to design, build and test robot software in simulation, so the skills carry over to real hardware without needing any.</w:t>
-      </w:r>
-      <w:r>
-        <w:rPr>
-          <w:rFonts w:eastAsia="Times New Roman" w:cs="Times New Roman"/>
-          <w:color w:val="000000"/>
-          <w:kern w:val="0"/>
-          <w:lang w:eastAsia="en-GB"/>
-          <w14:ligatures w14:val="none"/>
-        </w:rPr>
-        <w:t xml:space="preserve"> The brief, Dynamic Robotics Simulation and Autonomous System Design, sets out two stages of increasing complexity: an interactive PyBullet environment with object-level semantics, and a ROS2-based autonomous system with sensing, navigation, human interaction and self-monitoring. </w:t>
+        <w:t xml:space="preserve">The module asks us to design, build and test robot software in simulation, </w:t>
+      </w:r>
+      <w:r>
+        <w:rPr>
+          <w:rFonts w:eastAsia="Times New Roman" w:cs="Times New Roman"/>
+          <w:color w:val="000000"/>
+          <w:kern w:val="0"/>
+          <w:lang w:eastAsia="en-GB"/>
+          <w14:ligatures w14:val="none"/>
+        </w:rPr>
+        <w:t>with no physical hardware</w:t>
+      </w:r>
+      <w:r>
+        <w:rPr>
+          <w:rFonts w:eastAsia="Times New Roman" w:cs="Times New Roman"/>
+          <w:color w:val="000000"/>
+          <w:kern w:val="0"/>
+          <w:lang w:eastAsia="en-GB"/>
+          <w14:ligatures w14:val="none"/>
+        </w:rPr>
+        <w:t xml:space="preserve">. </w:t>
+      </w:r>
+      <w:r>
+        <w:rPr>
+          <w:rFonts w:eastAsia="Times New Roman" w:cs="Times New Roman"/>
+          <w:color w:val="000000"/>
+          <w:kern w:val="0"/>
+          <w:lang w:eastAsia="en-GB"/>
+          <w14:ligatures w14:val="none"/>
+        </w:rPr>
+        <w:t xml:space="preserve">The brief, Dynamic Robotics Simulation and Autonomous System Design, sets out two stages of increasing complexity: an interactive PyBullet environment with object-level semantics, and a ROS2-based autonomous system with sensing, navigation, human interaction and self-monitoring. </w:t>
       </w:r>
       <w:r>
         <w:rPr>
@@ -4274,7 +4293,17 @@
           <w:lang w:eastAsia="en-GB"/>
           <w14:ligatures w14:val="none"/>
         </w:rPr>
-        <w:t>In Task 1, every object in the simulated room gets a role (obstacle, target, landmark, shelf or charger) that is stored and can be looked up in code. Task 2 applies the idea to a moving robot that reads LIDAR and odometry, switches between behaviour states, and reports what it did and why. Overall, the report moves from labelling objects to labelling behaviour.</w:t>
+        <w:t>In Task 1, every object in the simulated room gets a role (obstacle, target, landmark, shelf or charger) that is stored and can be looked up in code. Task 2 applies the idea to a moving robot that reads LIDAR and odometry, switches between behaviour states, and reports what it did and why</w:t>
+      </w:r>
+      <w:r>
+        <w:rPr>
+          <w:rFonts w:eastAsia="Times New Roman" w:cs="Times New Roman"/>
+          <w:color w:val="000000"/>
+          <w:kern w:val="0"/>
+          <w:lang w:eastAsia="en-GB"/>
+          <w14:ligatures w14:val="none"/>
+        </w:rPr>
+        <w:t>.</w:t>
       </w:r>
     </w:p>
     <w:p>
@@ -4314,7 +4343,7 @@
       <w:pPr>
         <w:pStyle w:val="Heading1"/>
       </w:pPr>
-      <w:bookmarkStart w:id="5" w:name="_Toc241518188"/>
+      <w:bookmarkStart w:id="5" w:name="_Toc241707426"/>
       <w:r>
         <w:lastRenderedPageBreak/>
         <w:t>Task 1: Interactive PyBullet Environment with Object Semantics</w:t>
@@ -4325,88 +4354,138 @@
       <w:pPr>
         <w:pStyle w:val="Heading2"/>
       </w:pPr>
-      <w:bookmarkStart w:id="6" w:name="_Toc241518189"/>
-      <w:bookmarkStart w:id="7" w:name="project-definition"/>
+      <w:bookmarkStart w:id="6" w:name="project-definition"/>
+      <w:bookmarkStart w:id="7" w:name="_Toc241707427"/>
       <w:r>
         <w:t>3.1 Project Definition</w:t>
       </w:r>
+      <w:bookmarkEnd w:id="7"/>
+    </w:p>
+    <w:p>
+      <w:pPr>
+        <w:spacing w:after="180" w:line="360" w:lineRule="auto"/>
+        <w:rPr>
+          <w:rFonts w:eastAsia="Times New Roman" w:cs="Times New Roman"/>
+          <w:color w:val="000000"/>
+          <w:kern w:val="0"/>
+          <w:lang w:eastAsia="en-GB"/>
+          <w14:ligatures w14:val="none"/>
+        </w:rPr>
+      </w:pPr>
+      <w:r>
+        <w:rPr>
+          <w:rFonts w:eastAsia="Times New Roman" w:cs="Times New Roman"/>
+          <w:color w:val="000000"/>
+          <w:kern w:val="0"/>
+          <w:lang w:eastAsia="en-GB"/>
+          <w14:ligatures w14:val="none"/>
+        </w:rPr>
+        <w:t>The objective of Task 1 was a PyBullet scene where code could look up the role of each object as well as its position. I sketched the room on paper before writing any code. It was a six by four metre space with a single entrance</w:t>
+      </w:r>
+      <w:r>
+        <w:rPr>
+          <w:rFonts w:eastAsia="Times New Roman" w:cs="Times New Roman"/>
+          <w:color w:val="000000"/>
+          <w:kern w:val="0"/>
+          <w:lang w:eastAsia="en-GB"/>
+          <w14:ligatures w14:val="none"/>
+        </w:rPr>
+        <w:t>, a central aisle, storage shelving along the back wall, a charging dock near the entrance, and reference landmarks at each corner.</w:t>
+      </w:r>
+      <w:r>
+        <w:rPr>
+          <w:rFonts w:eastAsia="Times New Roman" w:cs="Times New Roman"/>
+          <w:color w:val="000000"/>
+          <w:kern w:val="0"/>
+          <w:lang w:eastAsia="en-GB"/>
+          <w14:ligatures w14:val="none"/>
+        </w:rPr>
+        <w:t xml:space="preserve"> </w:t>
+      </w:r>
+      <w:r>
+        <w:rPr>
+          <w:rFonts w:eastAsia="Times New Roman" w:cs="Times New Roman"/>
+          <w:color w:val="000000"/>
+          <w:kern w:val="0"/>
+          <w:lang w:eastAsia="en-GB"/>
+          <w14:ligatures w14:val="none"/>
+        </w:rPr>
+        <w:t>I then turned the sketch into URDF categories and coordinates, so</w:t>
+      </w:r>
+      <w:r>
+        <w:rPr>
+          <w:rFonts w:eastAsia="Times New Roman" w:cs="Times New Roman"/>
+          <w:color w:val="000000"/>
+          <w:kern w:val="0"/>
+          <w:lang w:eastAsia="en-GB"/>
+          <w14:ligatures w14:val="none"/>
+        </w:rPr>
+        <w:t xml:space="preserve"> </w:t>
+      </w:r>
+      <w:r>
+        <w:rPr>
+          <w:rFonts w:eastAsia="Times New Roman" w:cs="Times New Roman"/>
+          <w:color w:val="000000"/>
+          <w:kern w:val="0"/>
+          <w:lang w:eastAsia="en-GB"/>
+          <w14:ligatures w14:val="none"/>
+        </w:rPr>
+        <w:t>every object sits where I placed it.</w:t>
+      </w:r>
+    </w:p>
+    <w:p>
+      <w:pPr>
+        <w:spacing w:after="180" w:line="360" w:lineRule="auto"/>
+        <w:rPr>
+          <w:rFonts w:eastAsia="Times New Roman" w:cs="Times New Roman"/>
+          <w:color w:val="000000"/>
+          <w:kern w:val="0"/>
+          <w:lang w:eastAsia="en-GB"/>
+          <w14:ligatures w14:val="none"/>
+        </w:rPr>
+      </w:pPr>
+      <w:r>
+        <w:rPr>
+          <w:rFonts w:eastAsia="Times New Roman" w:cs="Times New Roman"/>
+          <w:color w:val="000000"/>
+          <w:kern w:val="0"/>
+          <w:lang w:eastAsia="en-GB"/>
+          <w14:ligatures w14:val="none"/>
+        </w:rPr>
+        <w:t xml:space="preserve">The finished scene has fourteen objects in five URDF categories, </w:t>
+      </w:r>
+      <w:r>
+        <w:rPr>
+          <w:rFonts w:eastAsia="Times New Roman" w:cs="Times New Roman"/>
+          <w:color w:val="000000"/>
+          <w:kern w:val="0"/>
+          <w:lang w:eastAsia="en-GB"/>
+          <w14:ligatures w14:val="none"/>
+        </w:rPr>
+        <w:t>which is above the brief's minimum of eight objects and four models. It also has a two-wheel robot that I moved between camera renders to show movement. All objects are URDF boxes and cylinders with no imported meshes, so the notebook is self-contained</w:t>
+      </w:r>
+      <w:r>
+        <w:rPr>
+          <w:rFonts w:eastAsia="Times New Roman" w:cs="Times New Roman"/>
+          <w:color w:val="000000"/>
+          <w:kern w:val="0"/>
+          <w:lang w:eastAsia="en-GB"/>
+          <w14:ligatures w14:val="none"/>
+        </w:rPr>
+        <w:t>. I considered richer datasets such as SceneNet RGB-D (McCormac et al., 2017) but left them for future work.</w:t>
+      </w:r>
+    </w:p>
+    <w:p>
+      <w:pPr>
+        <w:pStyle w:val="Heading2"/>
+      </w:pPr>
+      <w:bookmarkStart w:id="8" w:name="design-and-implementation"/>
+      <w:bookmarkStart w:id="9" w:name="_Toc241707428"/>
       <w:bookmarkEnd w:id="6"/>
-    </w:p>
-    <w:p>
-      <w:pPr>
-        <w:spacing w:after="180" w:line="360" w:lineRule="auto"/>
-        <w:rPr>
-          <w:rFonts w:eastAsia="Times New Roman" w:cs="Times New Roman"/>
-          <w:color w:val="000000"/>
-          <w:kern w:val="0"/>
-          <w:lang w:eastAsia="en-GB"/>
-          <w14:ligatures w14:val="none"/>
-        </w:rPr>
-      </w:pPr>
-      <w:r>
-        <w:rPr>
-          <w:rFonts w:eastAsia="Times New Roman" w:cs="Times New Roman"/>
-          <w:color w:val="000000"/>
-          <w:kern w:val="0"/>
-          <w:lang w:eastAsia="en-GB"/>
-          <w14:ligatures w14:val="none"/>
-        </w:rPr>
-        <w:t>The objective of Task 1 was a structured, semantically meaningful PyBullet scene in which the roles of objects, not just their geometry, could be queried programmatically. Before any code was written the room was sketched on paper as a six by four metre space: a single entrance, a central aisle, storage shelving along the back wall, a charging dock near the entrance, and reference landmarks at each corner.</w:t>
-      </w:r>
-      <w:r>
-        <w:rPr>
-          <w:rFonts w:eastAsia="Times New Roman" w:cs="Times New Roman"/>
-          <w:color w:val="000000"/>
-          <w:kern w:val="0"/>
-          <w:lang w:eastAsia="en-GB"/>
-          <w14:ligatures w14:val="none"/>
-        </w:rPr>
-        <w:t xml:space="preserve"> </w:t>
-      </w:r>
-      <w:r>
-        <w:rPr>
-          <w:rFonts w:eastAsia="Times New Roman" w:cs="Times New Roman"/>
-          <w:color w:val="000000"/>
-          <w:kern w:val="0"/>
-          <w:lang w:eastAsia="en-GB"/>
-          <w14:ligatures w14:val="none"/>
-        </w:rPr>
-        <w:t>I then turned the sketch into URDF categories and coordinates, so each object sits where I put it on purpose.</w:t>
-      </w:r>
-    </w:p>
-    <w:p>
-      <w:pPr>
-        <w:spacing w:after="180" w:line="360" w:lineRule="auto"/>
-        <w:rPr>
-          <w:rFonts w:eastAsia="Times New Roman" w:cs="Times New Roman"/>
-          <w:color w:val="000000"/>
-          <w:kern w:val="0"/>
-          <w:lang w:eastAsia="en-GB"/>
-          <w14:ligatures w14:val="none"/>
-        </w:rPr>
-      </w:pPr>
-      <w:r>
-        <w:rPr>
-          <w:rFonts w:eastAsia="Times New Roman" w:cs="Times New Roman"/>
-          <w:color w:val="000000"/>
-          <w:kern w:val="0"/>
-          <w:lang w:eastAsia="en-GB"/>
-          <w14:ligatures w14:val="none"/>
-        </w:rPr>
-        <w:t>The finished scene has fourteen objects in five URDF categories, which is above the brief’s minimum of eight objects and four categories, plus a two-wheel robot that I moved between camera renders to show movement. All objects are built from URDF boxes and cylinders instead of imported meshes, so the notebook is self-contained. I considered richer datasets such as SceneNet RGB-D (McCormac et al., 2017) but left them for future work.</w:t>
-      </w:r>
-    </w:p>
-    <w:p>
-      <w:pPr>
-        <w:pStyle w:val="Heading2"/>
-      </w:pPr>
-      <w:bookmarkStart w:id="8" w:name="_Toc241518190"/>
-      <w:bookmarkStart w:id="9" w:name="design-and-implementation"/>
-      <w:bookmarkEnd w:id="7"/>
       <w:r>
         <w:t>3.2 Literature Review</w:t>
       </w:r>
-      <w:bookmarkEnd w:id="8"/>
+      <w:bookmarkEnd w:id="9"/>
     </w:p>
     <w:p>
       <w:pPr>
@@ -4427,7 +4506,7 @@
           <w:lang w:eastAsia="en-GB"/>
           <w14:ligatures w14:val="none"/>
         </w:rPr>
-        <w:t>Three strands informed Task 1: simulators, semantic representation and labelled scenes.</w:t>
+        <w:t>Three areas of work informed Task 1. These were simulators, semantic representation and labelled scenes.</w:t>
       </w:r>
     </w:p>
     <w:p>
@@ -4472,7 +4551,27 @@
           <w:lang w:eastAsia="en-GB"/>
           <w14:ligatures w14:val="none"/>
         </w:rPr>
-        <w:t>Collins et al. (2021) review simulators across robotics. Task 1 only needs scene building and rendering, not contact-heavy manipulation, so PyBullet’s light setup suits it.</w:t>
+        <w:t>Collins et al. (2021) review simulators across robotics.</w:t>
+      </w:r>
+      <w:r>
+        <w:rPr>
+          <w:rFonts w:eastAsia="Times New Roman" w:cs="Times New Roman"/>
+          <w:color w:val="000000"/>
+          <w:kern w:val="0"/>
+          <w:lang w:eastAsia="en-GB"/>
+          <w14:ligatures w14:val="none"/>
+        </w:rPr>
+        <w:t xml:space="preserve"> </w:t>
+      </w:r>
+      <w:r>
+        <w:rPr>
+          <w:rFonts w:eastAsia="Times New Roman" w:cs="Times New Roman"/>
+          <w:color w:val="000000"/>
+          <w:kern w:val="0"/>
+          <w:lang w:eastAsia="en-GB"/>
+          <w14:ligatures w14:val="none"/>
+        </w:rPr>
+        <w:t>Task 1 needs only scene building and rendering, so PyBullet's light setup was enough.</w:t>
       </w:r>
     </w:p>
     <w:p>
@@ -4517,7 +4616,7 @@
           <w:lang w:eastAsia="en-GB"/>
           <w14:ligatures w14:val="none"/>
         </w:rPr>
-        <w:t>The registry I built is the simplest version of that idea. The labels are set by the designer instead of inferred, so code can ask what an object is as well as where it is.</w:t>
+        <w:t>The registry I built is a very simple version of that idea. I assign the labels by hand, so code can ask what an object is as well as where it is.</w:t>
       </w:r>
     </w:p>
     <w:p>
@@ -4562,17 +4661,7 @@
           <w:lang w:eastAsia="en-GB"/>
           <w14:ligatures w14:val="none"/>
         </w:rPr>
-        <w:t>Task 1 is a much smaller, hand-made version that gives up realism for full control over the labels.</w:t>
-      </w:r>
-      <w:r>
-        <w:rPr>
-          <w:rFonts w:eastAsia="Times New Roman" w:cs="Times New Roman"/>
-          <w:color w:val="000000"/>
-          <w:kern w:val="0"/>
-          <w:lang w:eastAsia="en-GB"/>
-          <w14:ligatures w14:val="none"/>
-        </w:rPr>
-        <w:t xml:space="preserve"> Duckett et al. (2018) note that field robots must interpret unstructured surroundings reliably, so explicit roles matter beyond simulation.</w:t>
+        <w:t>Task 1 is a much smaller, hand-made scene that trades realism for full control over the labels. Duckett et al. (2018) note that field robots must interpret unstructured surroundings reliably.</w:t>
       </w:r>
     </w:p>
     <w:p>
@@ -4594,7 +4683,7 @@
           <w:lang w:eastAsia="en-GB"/>
           <w14:ligatures w14:val="none"/>
         </w:rPr>
-        <w:t>The labels in Task 1 are assigned, not inferred, so it shows how queries work rather than perception (Section 3.6).</w:t>
+        <w:t>Because I assign the labels, Task 1 shows how role queries work and does not test perception (Section 3.6).</w:t>
       </w:r>
     </w:p>
     <w:p>
@@ -4602,7 +4691,7 @@
         <w:pStyle w:val="Heading2"/>
         <w:spacing w:before="240"/>
       </w:pPr>
-      <w:bookmarkStart w:id="10" w:name="_Toc241518191"/>
+      <w:bookmarkStart w:id="10" w:name="_Toc241707429"/>
       <w:r>
         <w:lastRenderedPageBreak/>
         <w:t>3.3 Design and Implementation</w:t>
@@ -4628,154 +4717,7 @@
           <w:lang w:eastAsia="en-GB"/>
           <w14:ligatures w14:val="none"/>
         </w:rPr>
-        <w:t>The notebook (</w:t>
-      </w:r>
-      <w:r>
-        <w:rPr>
-          <w:rFonts w:eastAsia="Times New Roman" w:cs="Times New Roman"/>
-          <w:color w:val="000000"/>
-          <w:kern w:val="0"/>
-          <w:sz w:val="22"/>
-          <w:lang w:eastAsia="en-GB"/>
-          <w14:ligatures w14:val="none"/>
-        </w:rPr>
-        <w:t>Task1_PyBullet_Object_Semantics.ipynb</w:t>
-      </w:r>
-      <w:r>
-        <w:rPr>
-          <w:rFonts w:eastAsia="Times New Roman" w:cs="Times New Roman"/>
-          <w:color w:val="000000"/>
-          <w:kern w:val="0"/>
-          <w:lang w:eastAsia="en-GB"/>
-          <w14:ligatures w14:val="none"/>
-        </w:rPr>
-        <w:t xml:space="preserve">) is a pipeline of nine executable cells. A setup cell imports </w:t>
-      </w:r>
-      <w:r>
-        <w:rPr>
-          <w:rFonts w:eastAsia="Times New Roman" w:cs="Times New Roman"/>
-          <w:color w:val="000000"/>
-          <w:kern w:val="0"/>
-          <w:sz w:val="22"/>
-          <w:lang w:eastAsia="en-GB"/>
-          <w14:ligatures w14:val="none"/>
-        </w:rPr>
-        <w:t>pybullet</w:t>
-      </w:r>
-      <w:r>
-        <w:rPr>
-          <w:rFonts w:eastAsia="Times New Roman" w:cs="Times New Roman"/>
-          <w:color w:val="000000"/>
-          <w:kern w:val="0"/>
-          <w:lang w:eastAsia="en-GB"/>
-          <w14:ligatures w14:val="none"/>
-        </w:rPr>
-        <w:t xml:space="preserve">, </w:t>
-      </w:r>
-      <w:r>
-        <w:rPr>
-          <w:rFonts w:eastAsia="Times New Roman" w:cs="Times New Roman"/>
-          <w:color w:val="000000"/>
-          <w:kern w:val="0"/>
-          <w:sz w:val="22"/>
-          <w:lang w:eastAsia="en-GB"/>
-          <w14:ligatures w14:val="none"/>
-        </w:rPr>
-        <w:t>pybullet_data</w:t>
-      </w:r>
-      <w:r>
-        <w:rPr>
-          <w:rFonts w:eastAsia="Times New Roman" w:cs="Times New Roman"/>
-          <w:color w:val="000000"/>
-          <w:kern w:val="0"/>
-          <w:lang w:eastAsia="en-GB"/>
-          <w14:ligatures w14:val="none"/>
-        </w:rPr>
-        <w:t xml:space="preserve">, </w:t>
-      </w:r>
-      <w:r>
-        <w:rPr>
-          <w:rFonts w:eastAsia="Times New Roman" w:cs="Times New Roman"/>
-          <w:color w:val="000000"/>
-          <w:kern w:val="0"/>
-          <w:sz w:val="22"/>
-          <w:lang w:eastAsia="en-GB"/>
-          <w14:ligatures w14:val="none"/>
-        </w:rPr>
-        <w:t>numpy</w:t>
-      </w:r>
-      <w:r>
-        <w:rPr>
-          <w:rFonts w:eastAsia="Times New Roman" w:cs="Times New Roman"/>
-          <w:color w:val="000000"/>
-          <w:kern w:val="0"/>
-          <w:lang w:eastAsia="en-GB"/>
-          <w14:ligatures w14:val="none"/>
-        </w:rPr>
-        <w:t xml:space="preserve"> and </w:t>
-      </w:r>
-      <w:r>
-        <w:rPr>
-          <w:rFonts w:eastAsia="Times New Roman" w:cs="Times New Roman"/>
-          <w:color w:val="000000"/>
-          <w:kern w:val="0"/>
-          <w:sz w:val="22"/>
-          <w:lang w:eastAsia="en-GB"/>
-          <w14:ligatures w14:val="none"/>
-        </w:rPr>
-        <w:t>matplotlib</w:t>
-      </w:r>
-      <w:r>
-        <w:rPr>
-          <w:rFonts w:eastAsia="Times New Roman" w:cs="Times New Roman"/>
-          <w:color w:val="000000"/>
-          <w:kern w:val="0"/>
-          <w:lang w:eastAsia="en-GB"/>
-          <w14:ligatures w14:val="none"/>
-        </w:rPr>
-        <w:t xml:space="preserve">, installing </w:t>
-      </w:r>
-      <w:r>
-        <w:rPr>
-          <w:rFonts w:eastAsia="Times New Roman" w:cs="Times New Roman"/>
-          <w:color w:val="000000"/>
-          <w:kern w:val="0"/>
-          <w:sz w:val="22"/>
-          <w:lang w:eastAsia="en-GB"/>
-          <w14:ligatures w14:val="none"/>
-        </w:rPr>
-        <w:t>pybullet</w:t>
-      </w:r>
-      <w:r>
-        <w:rPr>
-          <w:rFonts w:eastAsia="Times New Roman" w:cs="Times New Roman"/>
-          <w:color w:val="000000"/>
-          <w:kern w:val="0"/>
-          <w:lang w:eastAsia="en-GB"/>
-          <w14:ligatures w14:val="none"/>
-        </w:rPr>
-        <w:t xml:space="preserve"> automatically if missing, whether opened in Google Colab or run locally. A generation cell writes six URDF files to disk: an obstacle (crate), a target zone, a landmark, a shelf, a charging dock, and a two-wheel robot with a box chassis and two cylindrical wheels. An environment cell connects to PyBullet in DIRECT mode (no GUI, fully scriptable), loads a ground plane from the bundled </w:t>
-      </w:r>
-      <w:r>
-        <w:rPr>
-          <w:rFonts w:eastAsia="Times New Roman" w:cs="Times New Roman"/>
-          <w:color w:val="000000"/>
-          <w:kern w:val="0"/>
-          <w:sz w:val="22"/>
-          <w:lang w:eastAsia="en-GB"/>
-          <w14:ligatures w14:val="none"/>
-        </w:rPr>
-        <w:t>pybullet_data</w:t>
-      </w:r>
-      <w:r>
-        <w:rPr>
-          <w:rFonts w:eastAsia="Times New Roman" w:cs="Times New Roman"/>
-          <w:color w:val="000000"/>
-          <w:kern w:val="0"/>
-          <w:lang w:eastAsia="en-GB"/>
-          <w14:ligatures w14:val="none"/>
-        </w:rPr>
-        <w:t xml:space="preserve"> assets, and instantiates the fourteen objects plus the robot at the coordinates taken from the floor sketch: four crate obstacles flanking the aisle, three target zones (pickup, an off-aisle inspection point, and drop-off), four corner landmarks, two back-wall shelves, and one charging dock. Figure 1 summarises this pipeline end to end.</w:t>
+        <w:t>The notebook (Task1_PyBullet_Object_Semantics.ipynb) has nine executable cells. The setup cell imports pybullet, pybullet_data, numpy and matplotlib, and installs pybullet if it is missing, so the notebook runs in Google Colab or locally. The generation cell writes six URDF files to disk. These are an obstacle (crate), a target zone, a landmark, a shelf, a charging dock and a two-wheel robot with a box chassis and two cylindrical wheels. The environment cell connects to PyBullet in DIRECT mode and loads a ground plane from the bundled pybullet_data assets. It then places the fourteen objects and the robot at the coordinates from my floor sketch. These are four crate obstacles flanking the aisle, three target zones (pickup, an off-aisle inspection point and drop-off), four corner landmarks, two back-wall shelves and one charging dock. Figure 1 shows the pipeline.</w:t>
       </w:r>
     </w:p>
     <w:p>
@@ -4793,7 +4735,7 @@
           <w14:ligatures w14:val="none"/>
         </w:rPr>
         <w:drawing>
-          <wp:inline distT="0" distB="0" distL="0" distR="0" wp14:anchorId="5C1501B7" wp14:editId="7149E654">
+          <wp:inline distT="0" distB="0" distL="0" distR="0" wp14:anchorId="5C1501B7" wp14:editId="62A758C2">
             <wp:extent cx="5903280" cy="3000375"/>
             <wp:effectExtent l="0" t="0" r="2540" b="0"/>
             <wp:docPr id="202" name="Picture" descr="Figure 1. Task 1 pipeline, from the floor-plan sketch and URDF generation through the semantic layer and camera rendering to the query helpers and outputs."/>
@@ -4817,7 +4759,7 @@
                   <pic:spPr bwMode="auto">
                     <a:xfrm>
                       <a:off x="0" y="0"/>
-                      <a:ext cx="5905500" cy="3001503"/>
+                      <a:ext cx="5903280" cy="3000375"/>
                     </a:xfrm>
                     <a:prstGeom prst="rect">
                       <a:avLst/>
@@ -4843,7 +4785,7 @@
       <w:pPr>
         <w:pStyle w:val="FigureStyle"/>
       </w:pPr>
-      <w:bookmarkStart w:id="11" w:name="_Toc241518301"/>
+      <w:bookmarkStart w:id="11" w:name="_Toc241707818"/>
       <w:r>
         <w:t xml:space="preserve">Figure </w:t>
       </w:r>
@@ -4872,6 +4814,28 @@
     </w:p>
     <w:p>
       <w:pPr>
+        <w:spacing w:before="240" w:after="180" w:line="360" w:lineRule="auto"/>
+        <w:rPr>
+          <w:rFonts w:eastAsia="Times New Roman" w:cs="Times New Roman"/>
+          <w:color w:val="000000"/>
+          <w:kern w:val="0"/>
+          <w:lang w:eastAsia="en-GB"/>
+          <w14:ligatures w14:val="none"/>
+        </w:rPr>
+      </w:pPr>
+      <w:r>
+        <w:rPr>
+          <w:rFonts w:eastAsia="Times New Roman" w:cs="Times New Roman"/>
+          <w:color w:val="000000"/>
+          <w:kern w:val="0"/>
+          <w:lang w:eastAsia="en-GB"/>
+          <w14:ligatures w14:val="none"/>
+        </w:rPr>
+        <w:t>The semantic layer, semantic_db, is a plain Python dictionary. Each PyBullet body id maps to a role string and an (x, y, z) position. Table 1 shows it as printed. Three helper functions use it. get_objects_by_role filters by role string. get_nearest_target measures the Euclidean distance from the robot's current base position to every target and returns the closest. print_object_roles prints the whole registry.</w:t>
+      </w:r>
+    </w:p>
+    <w:p>
+      <w:pPr>
         <w:spacing w:after="180" w:line="360" w:lineRule="auto"/>
         <w:rPr>
           <w:rFonts w:eastAsia="Times New Roman" w:cs="Times New Roman"/>
@@ -4881,162 +4845,18 @@
           <w14:ligatures w14:val="none"/>
         </w:rPr>
       </w:pPr>
-      <w:r>
-        <w:rPr>
-          <w:rFonts w:eastAsia="Times New Roman" w:cs="Times New Roman"/>
-          <w:color w:val="000000"/>
-          <w:kern w:val="0"/>
-          <w:lang w:eastAsia="en-GB"/>
-          <w14:ligatures w14:val="none"/>
-        </w:rPr>
-        <w:t>The semantic layer, semantic_db, is a plain Python dictionary. Each PyBullet body id maps to a role string and an (x, y, z) position, and Table 1 shows it as printed.</w:t>
-      </w:r>
-      <w:r>
-        <w:rPr>
-          <w:rFonts w:eastAsia="Times New Roman" w:cs="Times New Roman"/>
-          <w:color w:val="000000"/>
-          <w:kern w:val="0"/>
-          <w:lang w:eastAsia="en-GB"/>
-          <w14:ligatures w14:val="none"/>
-        </w:rPr>
-        <w:t xml:space="preserve"> </w:t>
-      </w:r>
-      <w:r>
-        <w:rPr>
-          <w:rFonts w:eastAsia="Times New Roman" w:cs="Times New Roman"/>
-          <w:color w:val="000000"/>
-          <w:kern w:val="0"/>
-          <w:lang w:eastAsia="en-GB"/>
-          <w14:ligatures w14:val="none"/>
-        </w:rPr>
-        <w:t xml:space="preserve">Three helper functions operate on it: </w:t>
-      </w:r>
-      <w:r>
-        <w:rPr>
-          <w:rFonts w:eastAsia="Times New Roman" w:cs="Times New Roman"/>
-          <w:color w:val="000000"/>
-          <w:kern w:val="0"/>
-          <w:sz w:val="22"/>
-          <w:lang w:eastAsia="en-GB"/>
-          <w14:ligatures w14:val="none"/>
-        </w:rPr>
-        <w:t>get_objects_by_role</w:t>
-      </w:r>
-      <w:r>
-        <w:rPr>
-          <w:rFonts w:eastAsia="Times New Roman" w:cs="Times New Roman"/>
-          <w:color w:val="000000"/>
-          <w:kern w:val="0"/>
-          <w:lang w:eastAsia="en-GB"/>
-          <w14:ligatures w14:val="none"/>
-        </w:rPr>
-        <w:t xml:space="preserve">, which filters by role string; </w:t>
-      </w:r>
-      <w:r>
-        <w:rPr>
-          <w:rFonts w:eastAsia="Times New Roman" w:cs="Times New Roman"/>
-          <w:color w:val="000000"/>
-          <w:kern w:val="0"/>
-          <w:sz w:val="22"/>
-          <w:lang w:eastAsia="en-GB"/>
-          <w14:ligatures w14:val="none"/>
-        </w:rPr>
-        <w:t>get_nearest_target</w:t>
-      </w:r>
-      <w:r>
-        <w:rPr>
-          <w:rFonts w:eastAsia="Times New Roman" w:cs="Times New Roman"/>
-          <w:color w:val="000000"/>
-          <w:kern w:val="0"/>
-          <w:lang w:eastAsia="en-GB"/>
-          <w14:ligatures w14:val="none"/>
-        </w:rPr>
-        <w:t xml:space="preserve">, which computes Euclidean distance from the robot’s current base position to every </w:t>
-      </w:r>
-      <w:r>
-        <w:rPr>
-          <w:rFonts w:eastAsia="Times New Roman" w:cs="Times New Roman"/>
-          <w:color w:val="000000"/>
-          <w:kern w:val="0"/>
-          <w:sz w:val="22"/>
-          <w:lang w:eastAsia="en-GB"/>
-          <w14:ligatures w14:val="none"/>
-        </w:rPr>
-        <w:t>target</w:t>
-      </w:r>
-      <w:r>
-        <w:rPr>
-          <w:rFonts w:eastAsia="Times New Roman" w:cs="Times New Roman"/>
-          <w:color w:val="000000"/>
-          <w:kern w:val="0"/>
-          <w:lang w:eastAsia="en-GB"/>
-          <w14:ligatures w14:val="none"/>
-        </w:rPr>
-        <w:t xml:space="preserve">-labelled object and returns the closest; and </w:t>
-      </w:r>
-      <w:r>
-        <w:rPr>
-          <w:rFonts w:eastAsia="Times New Roman" w:cs="Times New Roman"/>
-          <w:color w:val="000000"/>
-          <w:kern w:val="0"/>
-          <w:sz w:val="22"/>
-          <w:lang w:eastAsia="en-GB"/>
-          <w14:ligatures w14:val="none"/>
-        </w:rPr>
-        <w:t>print_object_roles</w:t>
-      </w:r>
-      <w:r>
-        <w:rPr>
-          <w:rFonts w:eastAsia="Times New Roman" w:cs="Times New Roman"/>
-          <w:color w:val="000000"/>
-          <w:kern w:val="0"/>
-          <w:lang w:eastAsia="en-GB"/>
-          <w14:ligatures w14:val="none"/>
-        </w:rPr>
-        <w:t xml:space="preserve">, which prints a formatted summary of the whole registry. A rendering cell configures six camera viewpoints (the brief requires three; six were rendered as a deliberate extension) with </w:t>
-      </w:r>
-      <w:r>
-        <w:rPr>
-          <w:rFonts w:eastAsia="Times New Roman" w:cs="Times New Roman"/>
-          <w:color w:val="000000"/>
-          <w:kern w:val="0"/>
-          <w:sz w:val="22"/>
-          <w:lang w:eastAsia="en-GB"/>
-          <w14:ligatures w14:val="none"/>
-        </w:rPr>
-        <w:t>computeViewMatrix</w:t>
-      </w:r>
-      <w:r>
-        <w:rPr>
-          <w:rFonts w:eastAsia="Times New Roman" w:cs="Times New Roman"/>
-          <w:color w:val="000000"/>
-          <w:kern w:val="0"/>
-          <w:lang w:eastAsia="en-GB"/>
-          <w14:ligatures w14:val="none"/>
-        </w:rPr>
-        <w:t xml:space="preserve"> and </w:t>
-      </w:r>
-      <w:r>
-        <w:rPr>
-          <w:rFonts w:eastAsia="Times New Roman" w:cs="Times New Roman"/>
-          <w:color w:val="000000"/>
-          <w:kern w:val="0"/>
-          <w:sz w:val="22"/>
-          <w:lang w:eastAsia="en-GB"/>
-          <w14:ligatures w14:val="none"/>
-        </w:rPr>
-        <w:t>computeProjectionMatrixFOV</w:t>
-      </w:r>
-      <w:r>
-        <w:rPr>
-          <w:rFonts w:eastAsia="Times New Roman" w:cs="Times New Roman"/>
-          <w:color w:val="000000"/>
-          <w:kern w:val="0"/>
-          <w:lang w:eastAsia="en-GB"/>
-          <w14:ligatures w14:val="none"/>
-        </w:rPr>
-        <w:t xml:space="preserve"> (PyBullet, 2023), repositioning only the robot between renders </w:t>
-      </w:r>
+    </w:p>
+    <w:p>
+      <w:pPr>
+        <w:spacing w:after="180" w:line="360" w:lineRule="auto"/>
+        <w:rPr>
+          <w:rFonts w:eastAsia="Times New Roman" w:cs="Times New Roman"/>
+          <w:color w:val="000000"/>
+          <w:kern w:val="0"/>
+          <w:lang w:eastAsia="en-GB"/>
+          <w14:ligatures w14:val="none"/>
+        </w:rPr>
+      </w:pPr>
       <w:r>
         <w:rPr>
           <w:rFonts w:eastAsia="Times New Roman" w:cs="Times New Roman"/>
@@ -5046,28 +4866,7 @@
           <w14:ligatures w14:val="none"/>
         </w:rPr>
         <w:lastRenderedPageBreak/>
-        <w:t xml:space="preserve">while every other object stays fixed, then calls </w:t>
-      </w:r>
-      <w:r>
-        <w:rPr>
-          <w:rFonts w:eastAsia="Times New Roman" w:cs="Times New Roman"/>
-          <w:color w:val="000000"/>
-          <w:kern w:val="0"/>
-          <w:sz w:val="22"/>
-          <w:lang w:eastAsia="en-GB"/>
-          <w14:ligatures w14:val="none"/>
-        </w:rPr>
-        <w:t>getCameraImage</w:t>
-      </w:r>
-      <w:r>
-        <w:rPr>
-          <w:rFonts w:eastAsia="Times New Roman" w:cs="Times New Roman"/>
-          <w:color w:val="000000"/>
-          <w:kern w:val="0"/>
-          <w:lang w:eastAsia="en-GB"/>
-          <w14:ligatures w14:val="none"/>
-        </w:rPr>
-        <w:t xml:space="preserve"> to capture a 480 by 360 RGB array per viewpoint.</w:t>
+        <w:t>The rendering cell sets up six camera viewpoints with computeViewMatrix and computeProjectionMatrixFOV (PyBullet, 2023). The brief requires three, and I rendered six as an extension. Only the robot moves between renders and every other object stays fixed. getCameraImage then captures a 480 by 360 RGB array for each viewpoint.</w:t>
       </w:r>
     </w:p>
     <w:p>
@@ -5089,7 +4888,37 @@
           <w:lang w:eastAsia="en-GB"/>
           <w14:ligatures w14:val="none"/>
         </w:rPr>
-        <w:t>I used Python 3, PyBullet, NumPy and Matplotlib. There is no learned perception model: roles are set when the scene is built, so the notebook cannot work out a role from an image alone. Section 3.6 comes back to this.</w:t>
+        <w:t>I used Python 3, PyBullet, NumPy and Matplotlib.</w:t>
+      </w:r>
+      <w:r>
+        <w:rPr>
+          <w:rFonts w:eastAsia="Times New Roman" w:cs="Times New Roman"/>
+          <w:color w:val="000000"/>
+          <w:kern w:val="0"/>
+          <w:lang w:eastAsia="en-GB"/>
+          <w14:ligatures w14:val="none"/>
+        </w:rPr>
+        <w:t xml:space="preserve"> The </w:t>
+      </w:r>
+      <w:r>
+        <w:rPr>
+          <w:rFonts w:eastAsia="Times New Roman" w:cs="Times New Roman"/>
+          <w:color w:val="000000"/>
+          <w:kern w:val="0"/>
+          <w:lang w:eastAsia="en-GB"/>
+          <w14:ligatures w14:val="none"/>
+        </w:rPr>
+        <w:t>notebook has no perception model. Roles are set when the scene is built, so it cannot work out a role from an image (see Section 3.6)</w:t>
+      </w:r>
+      <w:r>
+        <w:rPr>
+          <w:rFonts w:eastAsia="Times New Roman" w:cs="Times New Roman"/>
+          <w:color w:val="000000"/>
+          <w:kern w:val="0"/>
+          <w:lang w:eastAsia="en-GB"/>
+          <w14:ligatures w14:val="none"/>
+        </w:rPr>
+        <w:t>.</w:t>
       </w:r>
     </w:p>
     <w:p>
@@ -5097,7 +4926,7 @@
         <w:pStyle w:val="TableStyle"/>
         <w:spacing w:before="240"/>
       </w:pPr>
-      <w:bookmarkStart w:id="12" w:name="_Toc240463750"/>
+      <w:bookmarkStart w:id="12" w:name="_Toc241707606"/>
       <w:r>
         <w:t xml:space="preserve">Table </w:t>
       </w:r>
@@ -6069,9 +5898,9 @@
         </w:rPr>
       </w:pPr>
       <w:bookmarkStart w:id="13" w:name="_Toc241062516"/>
-      <w:bookmarkStart w:id="14" w:name="_Toc241518192"/>
-      <w:bookmarkStart w:id="15" w:name="execution-and-testing"/>
-      <w:bookmarkEnd w:id="9"/>
+      <w:bookmarkStart w:id="14" w:name="execution-and-testing"/>
+      <w:bookmarkStart w:id="15" w:name="_Toc241707430"/>
+      <w:bookmarkEnd w:id="8"/>
       <w:r>
         <w:rPr>
           <w:rFonts w:eastAsiaTheme="majorEastAsia"/>
@@ -6079,7 +5908,7 @@
         <w:t>3.4 Code Implementation</w:t>
       </w:r>
       <w:bookmarkEnd w:id="13"/>
-      <w:bookmarkEnd w:id="14"/>
+      <w:bookmarkEnd w:id="15"/>
     </w:p>
     <w:p>
       <w:pPr>
@@ -6100,7 +5929,57 @@
           <w:lang w:eastAsia="en-GB"/>
           <w14:ligatures w14:val="none"/>
         </w:rPr>
-        <w:t>The system is implemented as a Python Jupyter notebook, so results are identical whether run locally or in Colab. The excerpts below are abridged from the notebook.</w:t>
+        <w:t xml:space="preserve">The system is implemented as a Python Jupyter notebook, </w:t>
+      </w:r>
+      <w:r>
+        <w:rPr>
+          <w:rFonts w:eastAsia="Times New Roman" w:cs="Times New Roman"/>
+          <w:color w:val="000000"/>
+          <w:kern w:val="0"/>
+          <w:lang w:eastAsia="en-GB"/>
+          <w14:ligatures w14:val="none"/>
+        </w:rPr>
+        <w:t>and it runs locally or in Colab</w:t>
+      </w:r>
+      <w:r>
+        <w:rPr>
+          <w:rFonts w:eastAsia="Times New Roman" w:cs="Times New Roman"/>
+          <w:color w:val="000000"/>
+          <w:kern w:val="0"/>
+          <w:lang w:eastAsia="en-GB"/>
+          <w14:ligatures w14:val="none"/>
+        </w:rPr>
+        <w:t xml:space="preserve">. </w:t>
+      </w:r>
+      <w:r>
+        <w:rPr>
+          <w:rFonts w:eastAsia="Times New Roman" w:cs="Times New Roman"/>
+          <w:color w:val="000000"/>
+          <w:kern w:val="0"/>
+          <w:lang w:eastAsia="en-GB"/>
+          <w14:ligatures w14:val="none"/>
+        </w:rPr>
+        <w:t xml:space="preserve">The excerpts below </w:t>
+      </w:r>
+      <w:r>
+        <w:rPr>
+          <w:rFonts w:eastAsia="Times New Roman" w:cs="Times New Roman"/>
+          <w:color w:val="000000"/>
+          <w:kern w:val="0"/>
+          <w:lang w:eastAsia="en-GB"/>
+          <w14:ligatures w14:val="none"/>
+        </w:rPr>
+        <w:t>show</w:t>
+      </w:r>
+      <w:r>
+        <w:rPr>
+          <w:rFonts w:eastAsia="Times New Roman" w:cs="Times New Roman"/>
+          <w:color w:val="000000"/>
+          <w:kern w:val="0"/>
+          <w:lang w:eastAsia="en-GB"/>
+          <w14:ligatures w14:val="none"/>
+        </w:rPr>
+        <w:t xml:space="preserve"> the main parts of the notebook.</w:t>
       </w:r>
     </w:p>
     <w:p>
@@ -6121,6 +6000,7 @@
           <w:iCs/>
           <w:color w:val="000000"/>
           <w:kern w:val="0"/>
+          <w:u w:val="single"/>
           <w:lang w:eastAsia="en-GB"/>
           <w14:ligatures w14:val="none"/>
         </w:rPr>
@@ -6397,6 +6277,7 @@
           <w:iCs/>
           <w:color w:val="000000"/>
           <w:kern w:val="0"/>
+          <w:u w:val="single"/>
           <w:lang w:eastAsia="en-GB"/>
           <w14:ligatures w14:val="none"/>
         </w:rPr>
@@ -6772,6 +6653,7 @@
           <w:iCs/>
           <w:color w:val="000000"/>
           <w:kern w:val="0"/>
+          <w:u w:val="single"/>
           <w:lang w:eastAsia="en-GB"/>
           <w14:ligatures w14:val="none"/>
         </w:rPr>
@@ -6990,7 +6872,7 @@
         <w:pStyle w:val="Heading2"/>
         <w:spacing w:before="240"/>
       </w:pPr>
-      <w:bookmarkStart w:id="16" w:name="_Toc241518193"/>
+      <w:bookmarkStart w:id="16" w:name="_Toc241707431"/>
       <w:r>
         <w:t>3.5 Execution and Testing</w:t>
       </w:r>
@@ -7015,7 +6897,17 @@
           <w:lang w:eastAsia="en-GB"/>
           <w14:ligatures w14:val="none"/>
         </w:rPr>
-        <w:t xml:space="preserve">The notebook’s outputs were generated in a single continuous kernel session (execution counts 28 to 36), first in a local Python environment. The completed notebook is hosted publicly on GitHub at </w:t>
+        <w:t>I ran the notebook top to bottom in a local Python 3.12 environment with PyBullet 3.2.7</w:t>
+      </w:r>
+      <w:r>
+        <w:rPr>
+          <w:rFonts w:eastAsia="Times New Roman" w:cs="Times New Roman"/>
+          <w:color w:val="000000"/>
+          <w:kern w:val="0"/>
+          <w:lang w:eastAsia="en-GB"/>
+          <w14:ligatures w14:val="none"/>
+        </w:rPr>
+        <w:t xml:space="preserve">. The completed notebook is hosted publicly on GitHub at </w:t>
       </w:r>
       <w:r>
         <w:rPr>
@@ -7057,7 +6949,37 @@
           <w:lang w:eastAsia="en-GB"/>
           <w14:ligatures w14:val="none"/>
         </w:rPr>
-        <w:t xml:space="preserve">, and can be opened directly in Google Colab via </w:t>
+        <w:t xml:space="preserve">, </w:t>
+      </w:r>
+      <w:r>
+        <w:rPr>
+          <w:rFonts w:eastAsia="Times New Roman" w:cs="Times New Roman"/>
+          <w:color w:val="000000"/>
+          <w:kern w:val="0"/>
+          <w:lang w:eastAsia="en-GB"/>
+          <w14:ligatures w14:val="none"/>
+        </w:rPr>
+        <w:t xml:space="preserve">and </w:t>
+      </w:r>
+      <w:r>
+        <w:rPr>
+          <w:rFonts w:eastAsia="Times New Roman" w:cs="Times New Roman"/>
+          <w:color w:val="000000"/>
+          <w:kern w:val="0"/>
+          <w:lang w:eastAsia="en-GB"/>
+          <w14:ligatures w14:val="none"/>
+        </w:rPr>
+        <w:t>opens in Google Colab via</w:t>
+      </w:r>
+      <w:r>
+        <w:rPr>
+          <w:rFonts w:eastAsia="Times New Roman" w:cs="Times New Roman"/>
+          <w:color w:val="000000"/>
+          <w:kern w:val="0"/>
+          <w:lang w:eastAsia="en-GB"/>
+          <w14:ligatures w14:val="none"/>
+        </w:rPr>
+        <w:t xml:space="preserve"> </w:t>
       </w:r>
       <w:hyperlink r:id="rId14" w:history="1">
         <w:r>
@@ -7069,7 +6991,7 @@
             <w:lang w:eastAsia="en-GB"/>
             <w14:ligatures w14:val="none"/>
           </w:rPr>
-          <w:t>https://colab.research.google.com/github/Amaan9136/bsbi-assignments/blob/main/Sem2/Robotics%20Software%20and%20Programming/task1-</w:t>
+          <w:t>https://colab.research.google.com/github/Amaan9136/bsbi-</w:t>
         </w:r>
         <w:r>
           <w:rPr>
@@ -7081,7 +7003,7 @@
             <w14:ligatures w14:val="none"/>
           </w:rPr>
           <w:lastRenderedPageBreak/>
-          <w:t>code/Task1_PyBullet_Object_Semantics.ipynb</w:t>
+          <w:t>assignments/blob/main/Sem2/Robotics%20Software%20and%20Programming/task1-code/Task1_PyBullet_Object_Semantics.ipynb</w:t>
         </w:r>
       </w:hyperlink>
       <w:r>
@@ -7092,37 +7014,17 @@
           <w:lang w:eastAsia="en-GB"/>
           <w14:ligatures w14:val="none"/>
         </w:rPr>
-        <w:t xml:space="preserve">, </w:t>
-      </w:r>
-      <w:r>
-        <w:rPr>
-          <w:rFonts w:eastAsia="Times New Roman" w:cs="Times New Roman"/>
-          <w:color w:val="000000"/>
-          <w:kern w:val="0"/>
-          <w:lang w:eastAsia="en-GB"/>
-          <w14:ligatures w14:val="none"/>
-        </w:rPr>
-        <w:t>which loads the same file from the public repository.</w:t>
-      </w:r>
-      <w:r>
-        <w:rPr>
-          <w:rFonts w:eastAsia="Times New Roman" w:cs="Times New Roman"/>
-          <w:color w:val="000000"/>
-          <w:kern w:val="0"/>
-          <w:lang w:eastAsia="en-GB"/>
-          <w14:ligatures w14:val="none"/>
-        </w:rPr>
-        <w:t xml:space="preserve"> </w:t>
-      </w:r>
-      <w:r>
-        <w:rPr>
-          <w:rFonts w:eastAsia="Times New Roman" w:cs="Times New Roman"/>
-          <w:color w:val="000000"/>
-          <w:kern w:val="0"/>
-          <w:lang w:eastAsia="en-GB"/>
-          <w14:ligatures w14:val="none"/>
-        </w:rPr>
-        <w:t>All nine cells ran without errors and produced the outputs shown below.</w:t>
+        <w:t xml:space="preserve">. </w:t>
+      </w:r>
+      <w:r>
+        <w:rPr>
+          <w:rFonts w:eastAsia="Times New Roman" w:cs="Times New Roman"/>
+          <w:color w:val="000000"/>
+          <w:kern w:val="0"/>
+          <w:lang w:eastAsia="en-GB"/>
+          <w14:ligatures w14:val="none"/>
+        </w:rPr>
+        <w:t>All nine cells ran without errors.</w:t>
       </w:r>
     </w:p>
     <w:p>
@@ -7144,7 +7046,7 @@
           <w:lang w:eastAsia="en-GB"/>
           <w14:ligatures w14:val="none"/>
         </w:rPr>
-        <w:t>Figure 2 shows all six rendered viewpoints with the robot pose used for each. Viewpoint 1 is an overhead-style view from the entrance with the robot at the origin; viewpoints 2 and 3 move progressively down the aisle towards the drop-off target; the remaining three take oblique angles from different corners of the room, so between them every object and every robot pose is visible from at least one direction.</w:t>
+        <w:t>Figure 2 shows the six rendered viewpoints and the robot pose in each. The cameras are fixed. Viewpoint 1 looks down on the whole room, and viewpoints 2 to 6 are oblique views from different sides. The robot stands at (0.0, 0.0), (3.0, 0.0), (5.5, 0.0), (1.5, 0.15), (3.0, 1.6) and (5.0, -1.5) in viewpoints 1 to 6. The overhead view shows every object and the robot. The other views show the same objects from the side.</w:t>
       </w:r>
     </w:p>
     <w:p>
@@ -7208,7 +7110,7 @@
       <w:pPr>
         <w:pStyle w:val="FigureStyle"/>
       </w:pPr>
-      <w:bookmarkStart w:id="17" w:name="_Toc241518165"/>
+      <w:bookmarkStart w:id="17" w:name="_Toc241707819"/>
       <w:r>
         <w:t xml:space="preserve">Figure </w:t>
       </w:r>
@@ -7254,104 +7156,20 @@
           <w:lang w:eastAsia="en-GB"/>
           <w14:ligatures w14:val="none"/>
         </w:rPr>
-        <w:t xml:space="preserve">The interaction demonstration in cell 8 repositioned the robot to (5.5, 0.0, 0.1), close to the drop-off target, and exercised all three helper functions. </w:t>
-      </w:r>
-      <w:r>
-        <w:rPr>
-          <w:rFonts w:eastAsia="Times New Roman" w:cs="Times New Roman"/>
-          <w:color w:val="000000"/>
-          <w:kern w:val="0"/>
-          <w:sz w:val="22"/>
-          <w:lang w:eastAsia="en-GB"/>
-          <w14:ligatures w14:val="none"/>
-        </w:rPr>
-        <w:t>print_object_roles</w:t>
-      </w:r>
-      <w:r>
-        <w:rPr>
-          <w:rFonts w:eastAsia="Times New Roman" w:cs="Times New Roman"/>
-          <w:color w:val="000000"/>
-          <w:kern w:val="0"/>
-          <w:lang w:eastAsia="en-GB"/>
-          <w14:ligatures w14:val="none"/>
-        </w:rPr>
-        <w:t xml:space="preserve"> reproduced the full fourteen-row registry in Table 1. </w:t>
-      </w:r>
-      <w:r>
-        <w:rPr>
-          <w:rFonts w:eastAsia="Times New Roman" w:cs="Times New Roman"/>
-          <w:color w:val="000000"/>
-          <w:kern w:val="0"/>
-          <w:sz w:val="22"/>
-          <w:lang w:eastAsia="en-GB"/>
-          <w14:ligatures w14:val="none"/>
-        </w:rPr>
-        <w:t>get_objects_by_role("obstacle")</w:t>
-      </w:r>
-      <w:r>
-        <w:rPr>
-          <w:rFonts w:eastAsia="Times New Roman" w:cs="Times New Roman"/>
-          <w:color w:val="000000"/>
-          <w:kern w:val="0"/>
-          <w:lang w:eastAsia="en-GB"/>
-          <w14:ligatures w14:val="none"/>
-        </w:rPr>
-        <w:t xml:space="preserve"> correctly returned the four crate obstacles (ids 1 to 4), and </w:t>
-      </w:r>
-      <w:r>
-        <w:rPr>
-          <w:rFonts w:eastAsia="Times New Roman" w:cs="Times New Roman"/>
-          <w:color w:val="000000"/>
-          <w:kern w:val="0"/>
-          <w:sz w:val="22"/>
-          <w:lang w:eastAsia="en-GB"/>
-          <w14:ligatures w14:val="none"/>
-        </w:rPr>
-        <w:t>get_objects_by_role("shelf")</w:t>
-      </w:r>
-      <w:r>
-        <w:rPr>
-          <w:rFonts w:eastAsia="Times New Roman" w:cs="Times New Roman"/>
-          <w:color w:val="000000"/>
-          <w:kern w:val="0"/>
-          <w:lang w:eastAsia="en-GB"/>
-          <w14:ligatures w14:val="none"/>
-        </w:rPr>
-        <w:t xml:space="preserve"> returned the two shelves (ids 12 and 13). </w:t>
-      </w:r>
-      <w:r>
-        <w:rPr>
-          <w:rFonts w:eastAsia="Times New Roman" w:cs="Times New Roman"/>
-          <w:color w:val="000000"/>
-          <w:kern w:val="0"/>
-          <w:sz w:val="22"/>
-          <w:lang w:eastAsia="en-GB"/>
-          <w14:ligatures w14:val="none"/>
-        </w:rPr>
-        <w:t>get_nearest_target</w:t>
-      </w:r>
-      <w:r>
-        <w:rPr>
-          <w:rFonts w:eastAsia="Times New Roman" w:cs="Times New Roman"/>
-          <w:color w:val="000000"/>
-          <w:kern w:val="0"/>
-          <w:lang w:eastAsia="en-GB"/>
-          <w14:ligatures w14:val="none"/>
-        </w:rPr>
-        <w:t xml:space="preserve"> correctly identified body id 7, the drop-off target at (5.50, 0.00, 0.01), as nearest, reporting a distance of 0.092 m, consistent with the robot’s near-target placement.</w:t>
+        <w:t>In cell 8 I moved the robot to (5.5, 0.0, 0.1), next to the drop-off target, and ran all three helper functions. print_object_roles printed the fourteen-row registry in Table 1. get_objects_by_role("obstacle") returned the four crate obstacles (ids 1 to 4) and get_objects_by_role("shelf") returned the two shelves (ids 12 and 13). get_nearest_target returned body id 7, the drop-off target at (5.50, 0.00, 0.01), at a distance of 0.092 m.</w:t>
       </w:r>
     </w:p>
     <w:p>
       <w:pPr>
         <w:pStyle w:val="Heading2"/>
       </w:pPr>
-      <w:bookmarkStart w:id="18" w:name="_Toc241518194"/>
-      <w:bookmarkStart w:id="19" w:name="evaluation-and-reflection"/>
-      <w:bookmarkEnd w:id="15"/>
+      <w:bookmarkStart w:id="18" w:name="evaluation-and-reflection"/>
+      <w:bookmarkStart w:id="19" w:name="_Toc241707432"/>
+      <w:bookmarkEnd w:id="14"/>
       <w:r>
         <w:t>3.6 Evaluation and Reflection</w:t>
       </w:r>
-      <w:bookmarkEnd w:id="18"/>
+      <w:bookmarkEnd w:id="19"/>
     </w:p>
     <w:p>
       <w:pPr>
@@ -7372,7 +7190,7 @@
           <w:lang w:eastAsia="en-GB"/>
           <w14:ligatures w14:val="none"/>
         </w:rPr>
-        <w:t xml:space="preserve">The hardest part was keeping the camera framing consistent while the robot moved. My first version worked out each camera position from the robot’s pose, so the framing kept shifting </w:t>
+        <w:t xml:space="preserve">The hardest part was keeping the camera framing consistent while the robot moved. My first version worked out each camera position from the robot's pose. The framing kept shifting, and in one configuration the robot left the frame completely. I changed the cameras to fixed </w:t>
       </w:r>
       <w:r>
         <w:rPr>
@@ -7383,27 +7201,7 @@
           <w14:ligatures w14:val="none"/>
         </w:rPr>
         <w:lastRenderedPageBreak/>
-        <w:t>and in one case the robot left the frame completely. I fixed this by placing the cameras relative to the room’s size and moving only the robot between renders. I then went from three viewpoints to six so the labels could be checked from more angles.</w:t>
-      </w:r>
-      <w:r>
-        <w:rPr>
-          <w:rFonts w:eastAsia="Times New Roman" w:cs="Times New Roman"/>
-          <w:color w:val="000000"/>
-          <w:kern w:val="0"/>
-          <w:lang w:eastAsia="en-GB"/>
-          <w14:ligatures w14:val="none"/>
-        </w:rPr>
-        <w:t xml:space="preserve"> </w:t>
-      </w:r>
-      <w:r>
-        <w:rPr>
-          <w:rFonts w:eastAsia="Times New Roman" w:cs="Times New Roman"/>
-          <w:color w:val="000000"/>
-          <w:kern w:val="0"/>
-          <w:lang w:eastAsia="en-GB"/>
-          <w14:ligatures w14:val="none"/>
-        </w:rPr>
-        <w:t>I also tried assigning roles by matching URDF filenames at load time, but dropped it for an explicit role argument in the scene layout, which is less error-prone and easier to check in one place.</w:t>
+        <w:t>positions based on the room bounds and moved only the robot between renders. I then increased the views from three to six so the objects could be checked from more angles. I also tried assigning roles by matching URDF filenames to role strings when the objects were loaded. I rejected this because it was more error-prone. Passing the role explicitly in SCENE_LAYOUT keeps every role in one place where it is easy to check.</w:t>
       </w:r>
     </w:p>
     <w:p>
@@ -7425,27 +7223,7 @@
           <w:lang w:eastAsia="en-GB"/>
           <w14:ligatures w14:val="none"/>
         </w:rPr>
-        <w:t>The main limitation is that the labels are fixed metadata set by me, not inferred from the rendered images. That fits the brief, which asks for an interpretable environment and not a perception system, but the robot cannot recognise a role from how something looks.</w:t>
-      </w:r>
-      <w:r>
-        <w:rPr>
-          <w:rFonts w:eastAsia="Times New Roman" w:cs="Times New Roman"/>
-          <w:color w:val="000000"/>
-          <w:kern w:val="0"/>
-          <w:lang w:eastAsia="en-GB"/>
-          <w14:ligatures w14:val="none"/>
-        </w:rPr>
-        <w:t xml:space="preserve"> A natural next step would train a lightweight classifier on SceneNet RGB-D (McCormac et al., 2017) to predict role from the images captured in Section 3.5. </w:t>
-      </w:r>
-      <w:r>
-        <w:rPr>
-          <w:rFonts w:eastAsia="Times New Roman" w:cs="Times New Roman"/>
-          <w:color w:val="000000"/>
-          <w:kern w:val="0"/>
-          <w:lang w:eastAsia="en-GB"/>
-          <w14:ligatures w14:val="none"/>
-        </w:rPr>
-        <w:t>In practice this is similar to warehouse and agricultural settings, where a robot has to tell an obstacle from a target or landmark (Duckett et al., 2018). Mistakes there have real costs, so it helps to keep the link between geometry and role explicit.</w:t>
+        <w:t>The main limitation is that I set the labels by hand. The robot cannot recognise a role from how an object looks. The brief asks for an interpretable environment and not a perception system, so this was acceptable for Task 1. An improvement would be to train a lightweight classifier on SceneNet RGB-D (McCormac et al., 2017) to predict a role from the images captured in Section 3.5. In a real warehouse, a wrong role could mean the robot drives into an obstacle or ignores a target, so I kept the link between geometry and role explicit.</w:t>
       </w:r>
     </w:p>
     <w:p>
@@ -7465,7 +7243,7 @@
       </w:pPr>
       <w:bookmarkStart w:id="20" w:name="X0392f8fe48d70801542a9b56d2b78e0e107a71b"/>
       <w:bookmarkEnd w:id="4"/>
-      <w:bookmarkEnd w:id="19"/>
+      <w:bookmarkEnd w:id="18"/>
       <w:r>
         <w:rPr>
           <w:rFonts w:eastAsia="Times New Roman" w:cs="Times New Roman"/>
@@ -7481,7 +7259,7 @@
       <w:pPr>
         <w:pStyle w:val="Heading1"/>
       </w:pPr>
-      <w:bookmarkStart w:id="21" w:name="_Toc241518195"/>
+      <w:bookmarkStart w:id="21" w:name="_Toc241707433"/>
       <w:r>
         <w:lastRenderedPageBreak/>
         <w:t>Task 2: Goal-Oriented Autonomous Robot with Monitoring (ROS2)</w:t>
@@ -7492,12 +7270,90 @@
       <w:pPr>
         <w:pStyle w:val="Heading2"/>
       </w:pPr>
-      <w:bookmarkStart w:id="22" w:name="_Toc241518196"/>
-      <w:bookmarkStart w:id="23" w:name="project-definition-1"/>
+      <w:bookmarkStart w:id="22" w:name="project-definition-1"/>
+      <w:bookmarkStart w:id="23" w:name="_Toc241707434"/>
       <w:r>
         <w:t>4.1 Project Definition</w:t>
       </w:r>
+      <w:bookmarkEnd w:id="23"/>
+    </w:p>
+    <w:p>
+      <w:pPr>
+        <w:spacing w:after="180" w:line="360" w:lineRule="auto"/>
+        <w:rPr>
+          <w:rFonts w:eastAsia="Times New Roman" w:cs="Times New Roman"/>
+          <w:color w:val="000000"/>
+          <w:kern w:val="0"/>
+          <w:lang w:eastAsia="en-GB"/>
+          <w14:ligatures w14:val="none"/>
+        </w:rPr>
+      </w:pPr>
+      <w:r>
+        <w:rPr>
+          <w:rFonts w:eastAsia="Times New Roman" w:cs="Times New Roman"/>
+          <w:color w:val="000000"/>
+          <w:kern w:val="0"/>
+          <w:lang w:eastAsia="en-GB"/>
+          <w14:ligatures w14:val="none"/>
+        </w:rPr>
+        <w:t>The use case for Task 2 is a warehouse inspection patrol robot. A TurtleBot3 starts at the charging dock, visits a closed loop of four checkpoints around a warehouse bay, avoids pallet obstacles on the way, accepts simple operator commands and reports on its own performance. I chose this scenario because one mission covers goal navigation, obstacle avoidance, keyboard interaction and monitoring.</w:t>
+      </w:r>
+    </w:p>
+    <w:p>
+      <w:pPr>
+        <w:spacing w:after="180" w:line="360" w:lineRule="auto"/>
+        <w:rPr>
+          <w:rFonts w:eastAsia="Times New Roman" w:cs="Times New Roman"/>
+          <w:color w:val="000000"/>
+          <w:kern w:val="0"/>
+          <w:lang w:eastAsia="en-GB"/>
+          <w14:ligatures w14:val="none"/>
+        </w:rPr>
+      </w:pPr>
+      <w:r>
+        <w:rPr>
+          <w:rFonts w:eastAsia="Times New Roman" w:cs="Times New Roman"/>
+          <w:color w:val="000000"/>
+          <w:kern w:val="0"/>
+          <w:lang w:eastAsia="en-GB"/>
+          <w14:ligatures w14:val="none"/>
+        </w:rPr>
+        <w:t>The package, semantic_nav_monitor, targets TheConstruct.ai running ROS2 Humble (Open-Source Robotics Foundation, 2024) with Gazebo Classic and the standard TurtleBot3 stack (ROBOTIS, 2023). I developed and tested it on TheConstruct.ai (TheConstruct, 2023) in Rosject XctZpczWOA (URL identifier 1051220, app.theconstruct.ai/desktop/rosject/1051220), workspace ros2_ws. The free tier does not give a permanent shareable URL, so I made the project public under the title XctZpczWOA, which is the unique name the brief asks for. I also used a local Ubuntu 24.04 workspace with ROS2 Jazzy and Gazebo Harmonic (Open Robotics, 2024) to view the LIDAR rays, the camera feed and the planned-path toggle outside the browser. The GitHub folder holds this Jazzy and Harmonic version. The Rosject copy uses a Gazebo Classic launch file and world. The local build was an extra check and not the submission platform.</w:t>
+      </w:r>
+    </w:p>
+    <w:p>
+      <w:pPr>
+        <w:spacing w:after="180" w:line="360" w:lineRule="auto"/>
+        <w:rPr>
+          <w:rFonts w:eastAsia="Times New Roman" w:cs="Times New Roman"/>
+          <w:color w:val="000000"/>
+          <w:kern w:val="0"/>
+          <w:lang w:eastAsia="en-GB"/>
+          <w14:ligatures w14:val="none"/>
+        </w:rPr>
+      </w:pPr>
+      <w:r>
+        <w:rPr>
+          <w:rFonts w:eastAsia="Times New Roman" w:cs="Times New Roman"/>
+          <w:color w:val="000000"/>
+          <w:kern w:val="0"/>
+          <w:lang w:eastAsia="en-GB"/>
+          <w14:ligatures w14:val="none"/>
+        </w:rPr>
+        <w:t>The custom Gazebo world, warehouse_inspection, is a walled bay of 7 m by 7 m. It comes as a Classic .world for TheConstruct.ai and a Harmonic .sdf for local checks. It contains eight pallet stacks (two per patrol leg), three small pylons on the first leg, three coloured checkpoint markers and a green charging dock marker at the origin. The robot is a TurtleBot3 Burger with a forward camera (burger_cam). Its 360-degree LIDAR publishes /scan and its wheel odometry publishes /odom.</w:t>
+      </w:r>
+    </w:p>
+    <w:p>
+      <w:pPr>
+        <w:pStyle w:val="Heading2"/>
+      </w:pPr>
+      <w:bookmarkStart w:id="24" w:name="design-and-implementation-1"/>
+      <w:bookmarkStart w:id="25" w:name="_Toc241707435"/>
       <w:bookmarkEnd w:id="22"/>
+      <w:r>
+        <w:t>4.2 Design and Implementation</w:t>
+      </w:r>
+      <w:bookmarkEnd w:id="25"/>
     </w:p>
     <w:p>
       <w:pPr>
@@ -7518,401 +7374,18 @@
           <w:lang w:eastAsia="en-GB"/>
           <w14:ligatures w14:val="none"/>
         </w:rPr>
-        <w:t xml:space="preserve">The use case adopted for Task 2 is a warehouse inspection patrol robot: a TurtleBot3 that visits a closed loop of checkpoints around a warehouse bay, avoids pallet obstacles along its route, accepts simple operator commands, and reports on its own performance. </w:t>
-      </w:r>
-      <w:r>
-        <w:rPr>
-          <w:rFonts w:eastAsia="Times New Roman" w:cs="Times New Roman"/>
-          <w:color w:val="000000"/>
-          <w:kern w:val="0"/>
-          <w:lang w:eastAsia="en-GB"/>
-          <w14:ligatures w14:val="none"/>
-        </w:rPr>
-        <w:t>I chose this scenario because it covers everything the brief asks for (goal-oriented navigation, obstacle avoidance, human-robot interaction and self-monitoring) in a single mission.</w:t>
-      </w:r>
-    </w:p>
-    <w:p>
-      <w:pPr>
-        <w:spacing w:after="180" w:line="360" w:lineRule="auto"/>
-        <w:rPr>
-          <w:rFonts w:eastAsia="Times New Roman" w:cs="Times New Roman"/>
-          <w:color w:val="000000"/>
-          <w:kern w:val="0"/>
-          <w:lang w:eastAsia="en-GB"/>
-          <w14:ligatures w14:val="none"/>
-        </w:rPr>
-      </w:pPr>
-      <w:r>
-        <w:rPr>
-          <w:rFonts w:eastAsia="Times New Roman" w:cs="Times New Roman"/>
-          <w:color w:val="000000"/>
-          <w:kern w:val="0"/>
-          <w:lang w:eastAsia="en-GB"/>
-          <w14:ligatures w14:val="none"/>
-        </w:rPr>
-        <w:t xml:space="preserve">The package, </w:t>
-      </w:r>
-      <w:r>
-        <w:rPr>
-          <w:rFonts w:eastAsia="Times New Roman" w:cs="Times New Roman"/>
-          <w:color w:val="000000"/>
-          <w:kern w:val="0"/>
-          <w:sz w:val="22"/>
-          <w:lang w:eastAsia="en-GB"/>
-          <w14:ligatures w14:val="none"/>
-        </w:rPr>
-        <w:t>semantic_nav_monitor</w:t>
-      </w:r>
-      <w:r>
-        <w:rPr>
-          <w:rFonts w:eastAsia="Times New Roman" w:cs="Times New Roman"/>
-          <w:color w:val="000000"/>
-          <w:kern w:val="0"/>
-          <w:lang w:eastAsia="en-GB"/>
-          <w14:ligatures w14:val="none"/>
-        </w:rPr>
-        <w:t xml:space="preserve">, targets TheConstruct.ai running ROS2 Humble with Gazebo Classic and the standard TurtleBot3 stack, the platform the brief specifies. Development and the evidence in this section were carried out directly on TheConstruct.ai’s browser-based ROSject platform, inside Rosject </w:t>
-      </w:r>
-      <w:r>
-        <w:rPr>
-          <w:rFonts w:eastAsia="Times New Roman" w:cs="Times New Roman"/>
-          <w:b/>
-          <w:bCs/>
-          <w:color w:val="000000"/>
-          <w:kern w:val="0"/>
-          <w:lang w:eastAsia="en-GB"/>
-          <w14:ligatures w14:val="none"/>
-        </w:rPr>
-        <w:t>XctZpczWOA</w:t>
-      </w:r>
-      <w:r>
-        <w:rPr>
-          <w:rFonts w:eastAsia="Times New Roman" w:cs="Times New Roman"/>
-          <w:color w:val="000000"/>
-          <w:kern w:val="0"/>
-          <w:lang w:eastAsia="en-GB"/>
-          <w14:ligatures w14:val="none"/>
-        </w:rPr>
-        <w:t xml:space="preserve"> (URL identifier 1051220, </w:t>
-      </w:r>
-      <w:r>
-        <w:rPr>
-          <w:rFonts w:eastAsia="Times New Roman" w:cs="Times New Roman"/>
-          <w:color w:val="000000"/>
-          <w:kern w:val="0"/>
-          <w:sz w:val="22"/>
-          <w:lang w:eastAsia="en-GB"/>
-          <w14:ligatures w14:val="none"/>
-        </w:rPr>
-        <w:t>app.theconstruct.ai/desktop/rosject/1051220</w:t>
-      </w:r>
-      <w:r>
-        <w:rPr>
-          <w:rFonts w:eastAsia="Times New Roman" w:cs="Times New Roman"/>
-          <w:color w:val="000000"/>
-          <w:kern w:val="0"/>
-          <w:lang w:eastAsia="en-GB"/>
-          <w14:ligatures w14:val="none"/>
-        </w:rPr>
-        <w:t xml:space="preserve">), workspace </w:t>
-      </w:r>
-      <w:r>
-        <w:rPr>
-          <w:rFonts w:eastAsia="Times New Roman" w:cs="Times New Roman"/>
-          <w:color w:val="000000"/>
-          <w:kern w:val="0"/>
-          <w:sz w:val="22"/>
-          <w:lang w:eastAsia="en-GB"/>
-          <w14:ligatures w14:val="none"/>
-        </w:rPr>
-        <w:t>ros2_ws</w:t>
-      </w:r>
-      <w:r>
-        <w:rPr>
-          <w:rFonts w:eastAsia="Times New Roman" w:cs="Times New Roman"/>
-          <w:color w:val="000000"/>
-          <w:kern w:val="0"/>
-          <w:lang w:eastAsia="en-GB"/>
-          <w14:ligatures w14:val="none"/>
-        </w:rPr>
-        <w:t xml:space="preserve">. </w:t>
-      </w:r>
-      <w:r>
-        <w:rPr>
-          <w:rFonts w:eastAsia="Times New Roman" w:cs="Times New Roman"/>
-          <w:color w:val="000000"/>
-          <w:kern w:val="0"/>
-          <w:lang w:eastAsia="en-GB"/>
-          <w14:ligatures w14:val="none"/>
-        </w:rPr>
-        <w:t>The free tier does not give a permanent shareable URL, so I made the project public under its title, XctZpczWOA, which is the unique identifier the brief asks for. I also used a local Ubuntu 24.04 workspace with ROS2 Jazzy and Gazebo Harmonic (ros_gz_sim) for GUI features that are easier to see outside the browser: the LIDAR ray view, the raw camera feed and the planned-path toggle. The package therefore includes a second Harmonic launch file and world, but this was only an extra check, not the submission platform.</w:t>
-      </w:r>
-    </w:p>
-    <w:p>
-      <w:pPr>
-        <w:spacing w:after="180" w:line="360" w:lineRule="auto"/>
-        <w:rPr>
-          <w:rFonts w:eastAsia="Times New Roman" w:cs="Times New Roman"/>
-          <w:color w:val="000000"/>
-          <w:kern w:val="0"/>
-          <w:lang w:eastAsia="en-GB"/>
-          <w14:ligatures w14:val="none"/>
-        </w:rPr>
-      </w:pPr>
-      <w:r>
-        <w:rPr>
-          <w:rFonts w:eastAsia="Times New Roman" w:cs="Times New Roman"/>
-          <w:color w:val="000000"/>
-          <w:kern w:val="0"/>
-          <w:lang w:eastAsia="en-GB"/>
-          <w14:ligatures w14:val="none"/>
-        </w:rPr>
-        <w:t xml:space="preserve">The custom Gazebo world, </w:t>
-      </w:r>
-      <w:r>
-        <w:rPr>
-          <w:rFonts w:eastAsia="Times New Roman" w:cs="Times New Roman"/>
-          <w:color w:val="000000"/>
-          <w:kern w:val="0"/>
-          <w:sz w:val="22"/>
-          <w:lang w:eastAsia="en-GB"/>
-          <w14:ligatures w14:val="none"/>
-        </w:rPr>
-        <w:t>warehouse_inspection</w:t>
-      </w:r>
-      <w:r>
-        <w:rPr>
-          <w:rFonts w:eastAsia="Times New Roman" w:cs="Times New Roman"/>
-          <w:color w:val="000000"/>
-          <w:kern w:val="0"/>
-          <w:lang w:eastAsia="en-GB"/>
-          <w14:ligatures w14:val="none"/>
-        </w:rPr>
-        <w:t xml:space="preserve"> (built as both a Classic </w:t>
-      </w:r>
-      <w:r>
-        <w:rPr>
-          <w:rFonts w:eastAsia="Times New Roman" w:cs="Times New Roman"/>
-          <w:color w:val="000000"/>
-          <w:kern w:val="0"/>
-          <w:sz w:val="22"/>
-          <w:lang w:eastAsia="en-GB"/>
-          <w14:ligatures w14:val="none"/>
-        </w:rPr>
-        <w:t>.world</w:t>
-      </w:r>
-      <w:r>
-        <w:rPr>
-          <w:rFonts w:eastAsia="Times New Roman" w:cs="Times New Roman"/>
-          <w:color w:val="000000"/>
-          <w:kern w:val="0"/>
-          <w:lang w:eastAsia="en-GB"/>
-          <w14:ligatures w14:val="none"/>
-        </w:rPr>
-        <w:t xml:space="preserve"> for TheConstruct.ai and a Harmonic </w:t>
-      </w:r>
-      <w:r>
-        <w:rPr>
-          <w:rFonts w:eastAsia="Times New Roman" w:cs="Times New Roman"/>
-          <w:color w:val="000000"/>
-          <w:kern w:val="0"/>
-          <w:sz w:val="22"/>
-          <w:lang w:eastAsia="en-GB"/>
-          <w14:ligatures w14:val="none"/>
-        </w:rPr>
-        <w:t>.sdf</w:t>
-      </w:r>
-      <w:r>
-        <w:rPr>
-          <w:rFonts w:eastAsia="Times New Roman" w:cs="Times New Roman"/>
-          <w:color w:val="000000"/>
-          <w:kern w:val="0"/>
-          <w:lang w:eastAsia="en-GB"/>
-          <w14:ligatures w14:val="none"/>
-        </w:rPr>
-        <w:t xml:space="preserve"> for local verification), defines a walled rectangular bay containing eight pallet-stack obstacles (two per patrol leg) plus three smaller centreline pylons, four coloured checkpoint markers (one doubling as the charging dock), and no reliance on remote model assets. The robot model is a TurtleBot3 Burger fitted with a forward camera (</w:t>
-      </w:r>
-      <w:r>
-        <w:rPr>
-          <w:rFonts w:eastAsia="Times New Roman" w:cs="Times New Roman"/>
-          <w:color w:val="000000"/>
-          <w:kern w:val="0"/>
-          <w:sz w:val="22"/>
-          <w:lang w:eastAsia="en-GB"/>
-          <w14:ligatures w14:val="none"/>
-        </w:rPr>
-        <w:t>burger_cam</w:t>
-      </w:r>
-      <w:r>
-        <w:rPr>
-          <w:rFonts w:eastAsia="Times New Roman" w:cs="Times New Roman"/>
-          <w:color w:val="000000"/>
-          <w:kern w:val="0"/>
-          <w:lang w:eastAsia="en-GB"/>
-          <w14:ligatures w14:val="none"/>
-        </w:rPr>
-        <w:t xml:space="preserve">), equipped with a 360-degree LIDAR publishing </w:t>
-      </w:r>
-      <w:r>
-        <w:rPr>
-          <w:rFonts w:eastAsia="Times New Roman" w:cs="Times New Roman"/>
-          <w:color w:val="000000"/>
-          <w:kern w:val="0"/>
-          <w:sz w:val="22"/>
-          <w:lang w:eastAsia="en-GB"/>
-          <w14:ligatures w14:val="none"/>
-        </w:rPr>
-        <w:t>/scan</w:t>
-      </w:r>
-      <w:r>
-        <w:rPr>
-          <w:rFonts w:eastAsia="Times New Roman" w:cs="Times New Roman"/>
-          <w:color w:val="000000"/>
-          <w:kern w:val="0"/>
-          <w:lang w:eastAsia="en-GB"/>
-          <w14:ligatures w14:val="none"/>
-        </w:rPr>
-        <w:t xml:space="preserve"> and wheel odometry publishing </w:t>
-      </w:r>
-      <w:r>
-        <w:rPr>
-          <w:rFonts w:eastAsia="Times New Roman" w:cs="Times New Roman"/>
-          <w:color w:val="000000"/>
-          <w:kern w:val="0"/>
-          <w:sz w:val="22"/>
-          <w:lang w:eastAsia="en-GB"/>
-          <w14:ligatures w14:val="none"/>
-        </w:rPr>
-        <w:t>/odom</w:t>
-      </w:r>
-      <w:r>
-        <w:rPr>
-          <w:rFonts w:eastAsia="Times New Roman" w:cs="Times New Roman"/>
-          <w:color w:val="000000"/>
-          <w:kern w:val="0"/>
-          <w:lang w:eastAsia="en-GB"/>
-          <w14:ligatures w14:val="none"/>
-        </w:rPr>
-        <w:t>.</w:t>
-      </w:r>
-    </w:p>
-    <w:p>
-      <w:pPr>
-        <w:pStyle w:val="Heading2"/>
-      </w:pPr>
-      <w:bookmarkStart w:id="24" w:name="_Toc241518197"/>
-      <w:bookmarkStart w:id="25" w:name="design-and-implementation-1"/>
-      <w:bookmarkEnd w:id="23"/>
-      <w:r>
-        <w:t>4.2 Design and Implementation</w:t>
-      </w:r>
-      <w:bookmarkEnd w:id="24"/>
-    </w:p>
-    <w:p>
-      <w:pPr>
-        <w:spacing w:after="180" w:line="360" w:lineRule="auto"/>
-        <w:rPr>
-          <w:rFonts w:eastAsia="Times New Roman" w:cs="Times New Roman"/>
-          <w:color w:val="000000"/>
-          <w:kern w:val="0"/>
-          <w:lang w:eastAsia="en-GB"/>
-          <w14:ligatures w14:val="none"/>
-        </w:rPr>
-      </w:pPr>
-      <w:r>
-        <w:rPr>
-          <w:rFonts w:eastAsia="Times New Roman" w:cs="Times New Roman"/>
-          <w:color w:val="000000"/>
-          <w:kern w:val="0"/>
-          <w:lang w:eastAsia="en-GB"/>
-          <w14:ligatures w14:val="none"/>
-        </w:rPr>
-        <w:t xml:space="preserve">The package contains four ROS2 nodes, summarised in Table 2. </w:t>
-      </w:r>
-      <w:r>
-        <w:rPr>
-          <w:rFonts w:eastAsia="Times New Roman" w:cs="Times New Roman"/>
-          <w:color w:val="000000"/>
-          <w:kern w:val="0"/>
-          <w:sz w:val="22"/>
-          <w:lang w:eastAsia="en-GB"/>
-          <w14:ligatures w14:val="none"/>
-        </w:rPr>
-        <w:t>mission_controller</w:t>
-      </w:r>
-      <w:r>
-        <w:rPr>
-          <w:rFonts w:eastAsia="Times New Roman" w:cs="Times New Roman"/>
-          <w:color w:val="000000"/>
-          <w:kern w:val="0"/>
-          <w:lang w:eastAsia="en-GB"/>
-          <w14:ligatures w14:val="none"/>
-        </w:rPr>
-        <w:t xml:space="preserve"> is the only node that commands the robot; </w:t>
-      </w:r>
-      <w:r>
-        <w:rPr>
-          <w:rFonts w:eastAsia="Times New Roman" w:cs="Times New Roman"/>
-          <w:color w:val="000000"/>
-          <w:kern w:val="0"/>
-          <w:sz w:val="22"/>
-          <w:lang w:eastAsia="en-GB"/>
-          <w14:ligatures w14:val="none"/>
-        </w:rPr>
-        <w:t>monitor_node</w:t>
-      </w:r>
-      <w:r>
-        <w:rPr>
-          <w:rFonts w:eastAsia="Times New Roman" w:cs="Times New Roman"/>
-          <w:color w:val="000000"/>
-          <w:kern w:val="0"/>
-          <w:lang w:eastAsia="en-GB"/>
-          <w14:ligatures w14:val="none"/>
-        </w:rPr>
-        <w:t xml:space="preserve"> is a purely passive observer; </w:t>
-      </w:r>
-      <w:r>
-        <w:rPr>
-          <w:rFonts w:eastAsia="Times New Roman" w:cs="Times New Roman"/>
-          <w:color w:val="000000"/>
-          <w:kern w:val="0"/>
-          <w:sz w:val="22"/>
-          <w:lang w:eastAsia="en-GB"/>
-          <w14:ligatures w14:val="none"/>
-        </w:rPr>
-        <w:t>keyboard_hri_node</w:t>
-      </w:r>
-      <w:r>
-        <w:rPr>
-          <w:rFonts w:eastAsia="Times New Roman" w:cs="Times New Roman"/>
-          <w:color w:val="000000"/>
-          <w:kern w:val="0"/>
-          <w:lang w:eastAsia="en-GB"/>
-          <w14:ligatures w14:val="none"/>
-        </w:rPr>
-        <w:t xml:space="preserve"> provides single-keypress human interaction without requiring the Enter key; and </w:t>
-      </w:r>
-      <w:r>
-        <w:rPr>
-          <w:rFonts w:eastAsia="Times New Roman" w:cs="Times New Roman"/>
-          <w:color w:val="000000"/>
-          <w:kern w:val="0"/>
-          <w:sz w:val="22"/>
+        <w:t xml:space="preserve">The package contains four ROS2 nodes (Quigley, Gerkey and Smart, 2015), summarised in Table 2. mission_controller is the only node that commands the robot. monitor_node only observes. keyboard_hri_node reads single keypresses without needing Enter. path_visualizer_node draws the planned route in the Gazebo Sim client and does not affect the </w:t>
+      </w:r>
+      <w:r>
+        <w:rPr>
+          <w:rFonts w:eastAsia="Times New Roman" w:cs="Times New Roman"/>
+          <w:color w:val="000000"/>
+          <w:kern w:val="0"/>
           <w:lang w:eastAsia="en-GB"/>
           <w14:ligatures w14:val="none"/>
         </w:rPr>
         <w:lastRenderedPageBreak/>
-        <w:t>path_visualizer_node</w:t>
-      </w:r>
-      <w:r>
-        <w:rPr>
-          <w:rFonts w:eastAsia="Times New Roman" w:cs="Times New Roman"/>
-          <w:color w:val="000000"/>
-          <w:kern w:val="0"/>
-          <w:lang w:eastAsia="en-GB"/>
-          <w14:ligatures w14:val="none"/>
-        </w:rPr>
-        <w:t xml:space="preserve"> draws the planned route inside the Gazebo client as a visual aid, with no effect on the robot’s actual behaviour. Figure 3 shows the resulting node and topic architecture.</w:t>
+        <w:t>robot's behaviour. It needs the gz command line tool, so it works only in the Harmonic build. Figure 3 shows the node and topic architecture.</w:t>
       </w:r>
     </w:p>
     <w:p>
@@ -7980,7 +7453,7 @@
       <w:pPr>
         <w:pStyle w:val="FigureStyle"/>
       </w:pPr>
-      <w:bookmarkStart w:id="26" w:name="_Toc241518302"/>
+      <w:bookmarkStart w:id="26" w:name="_Toc241707820"/>
       <w:r>
         <w:t xml:space="preserve">Figure </w:t>
       </w:r>
@@ -8012,7 +7485,7 @@
         <w:pStyle w:val="TableStyle"/>
         <w:spacing w:before="240"/>
       </w:pPr>
-      <w:bookmarkStart w:id="27" w:name="_Toc240463751"/>
+      <w:bookmarkStart w:id="27" w:name="_Toc241707607"/>
       <w:r>
         <w:t xml:space="preserve">Table </w:t>
       </w:r>
@@ -8414,36 +7887,15 @@
     </w:tbl>
     <w:p>
       <w:pPr>
-        <w:spacing w:before="180" w:after="180" w:line="360" w:lineRule="auto"/>
-        <w:rPr>
-          <w:rFonts w:eastAsia="Times New Roman" w:cs="Times New Roman"/>
-          <w:color w:val="000000"/>
-          <w:kern w:val="0"/>
-          <w:lang w:eastAsia="en-GB"/>
-          <w14:ligatures w14:val="none"/>
-        </w:rPr>
-      </w:pPr>
-      <w:r>
-        <w:rPr>
-          <w:rFonts w:eastAsia="Times New Roman" w:cs="Times New Roman"/>
-          <w:color w:val="000000"/>
-          <w:kern w:val="0"/>
-          <w:sz w:val="22"/>
-          <w:lang w:eastAsia="en-GB"/>
-          <w14:ligatures w14:val="none"/>
-        </w:rPr>
-        <w:t>mission_controller</w:t>
-      </w:r>
-      <w:r>
-        <w:rPr>
-          <w:rFonts w:eastAsia="Times New Roman" w:cs="Times New Roman"/>
-          <w:color w:val="000000"/>
-          <w:kern w:val="0"/>
-          <w:lang w:eastAsia="en-GB"/>
-          <w14:ligatures w14:val="none"/>
-        </w:rPr>
-        <w:t xml:space="preserve"> implements six states rather than the assignment’s minimum of five, adding a Planning state ahead of Navigate. Table 3 sets out each state’s trigger and behaviour, </w:t>
-      </w:r>
+        <w:spacing w:before="240" w:after="180" w:line="360" w:lineRule="auto"/>
+        <w:rPr>
+          <w:rFonts w:eastAsia="Times New Roman" w:cs="Times New Roman"/>
+          <w:color w:val="000000"/>
+          <w:kern w:val="0"/>
+          <w:lang w:eastAsia="en-GB"/>
+          <w14:ligatures w14:val="none"/>
+        </w:rPr>
+      </w:pPr>
       <w:r>
         <w:rPr>
           <w:rFonts w:eastAsia="Times New Roman" w:cs="Times New Roman"/>
@@ -8453,28 +7905,7 @@
           <w14:ligatures w14:val="none"/>
         </w:rPr>
         <w:lastRenderedPageBreak/>
-        <w:t xml:space="preserve">matching the </w:t>
-      </w:r>
-      <w:r>
-        <w:rPr>
-          <w:rFonts w:eastAsia="Times New Roman" w:cs="Times New Roman"/>
-          <w:color w:val="000000"/>
-          <w:kern w:val="0"/>
-          <w:sz w:val="22"/>
-          <w:lang w:eastAsia="en-GB"/>
-          <w14:ligatures w14:val="none"/>
-        </w:rPr>
-        <w:t>MissionState</w:t>
-      </w:r>
-      <w:r>
-        <w:rPr>
-          <w:rFonts w:eastAsia="Times New Roman" w:cs="Times New Roman"/>
-          <w:color w:val="000000"/>
-          <w:kern w:val="0"/>
-          <w:lang w:eastAsia="en-GB"/>
-          <w14:ligatures w14:val="none"/>
-        </w:rPr>
-        <w:t xml:space="preserve"> enum in the code exactly. Figure 4 shows the same machine as a transition diagram.</w:t>
+        <w:t>mission_controller implements six states. The brief's minimum is five, and I added PLANNING ahead of NAVIGATE. Table 3 lists each state's trigger and behaviour as defined in the MissionState enum. Figure 4 shows the transitions.</w:t>
       </w:r>
     </w:p>
     <w:p>
@@ -8542,7 +7973,7 @@
       <w:pPr>
         <w:pStyle w:val="FigureStyle"/>
       </w:pPr>
-      <w:bookmarkStart w:id="28" w:name="_Toc241518303"/>
+      <w:bookmarkStart w:id="28" w:name="_Toc241707821"/>
       <w:r>
         <w:t xml:space="preserve">Figure </w:t>
       </w:r>
@@ -8574,7 +8005,7 @@
         <w:pStyle w:val="TableStyle"/>
         <w:spacing w:before="240"/>
       </w:pPr>
-      <w:bookmarkStart w:id="29" w:name="_Toc240463752"/>
+      <w:bookmarkStart w:id="29" w:name="_Toc241707608"/>
       <w:r>
         <w:t xml:space="preserve">Table </w:t>
       </w:r>
@@ -8618,8 +8049,8 @@
       </w:tblPr>
       <w:tblGrid>
         <w:gridCol w:w="2194"/>
-        <w:gridCol w:w="3202"/>
-        <w:gridCol w:w="3600"/>
+        <w:gridCol w:w="3186"/>
+        <w:gridCol w:w="3616"/>
       </w:tblGrid>
       <w:tr>
         <w:trPr>
@@ -8731,7 +8162,10 @@
               <w:jc w:val="left"/>
             </w:pPr>
             <w:r>
-              <w:t>At launch, or after a stop/abort</w:t>
+              <w:t>At launch, or after the mission abort</w:t>
+            </w:r>
+            <w:r>
+              <w:t>s</w:t>
             </w:r>
           </w:p>
         </w:tc>
@@ -8910,7 +8344,7 @@
               <w:jc w:val="left"/>
             </w:pPr>
             <w:r>
-              <w:t>Reverses briefly (REVERSE), then rotates to a LIDAR-probed clear heading (ORIENT)</w:t>
+              <w:t>Reverses if closer than 0.20 m (REVERSE), then rotates to a LIDAR-probed clear heading (ORIENT)</w:t>
             </w:r>
           </w:p>
         </w:tc>
@@ -9021,34 +8455,24 @@
     </w:tbl>
     <w:p>
       <w:pPr>
-        <w:spacing w:before="180" w:after="180" w:line="360" w:lineRule="auto"/>
-        <w:rPr>
-          <w:rFonts w:eastAsia="Times New Roman" w:cs="Times New Roman"/>
-          <w:color w:val="000000"/>
-          <w:kern w:val="0"/>
-          <w:lang w:eastAsia="en-GB"/>
-          <w14:ligatures w14:val="none"/>
-        </w:rPr>
-      </w:pPr>
-      <w:r>
-        <w:rPr>
-          <w:rFonts w:eastAsia="Times New Roman" w:cs="Times New Roman"/>
-          <w:color w:val="000000"/>
-          <w:kern w:val="0"/>
-          <w:lang w:eastAsia="en-GB"/>
-          <w14:ligatures w14:val="none"/>
-        </w:rPr>
-        <w:t>Two design decisions are worth explaining. First, velocity commands are published as TwistStamped instead of Twist, because the ros_gz_bridge started by the TurtleBot3 launch files expects a stamped message and the plain type would leave it silently unconnected. Second, obstacle avoidance has three phases (REVERSE, ORIENT, COMMIT):</w:t>
-      </w:r>
-      <w:r>
-        <w:rPr>
-          <w:rFonts w:eastAsia="Times New Roman" w:cs="Times New Roman"/>
-          <w:color w:val="000000"/>
-          <w:kern w:val="0"/>
-          <w:lang w:eastAsia="en-GB"/>
-          <w14:ligatures w14:val="none"/>
-        </w:rPr>
-        <w:t xml:space="preserve"> the robot probes </w:t>
+        <w:spacing w:before="240" w:after="180" w:line="360" w:lineRule="auto"/>
+        <w:rPr>
+          <w:rFonts w:eastAsia="Times New Roman" w:cs="Times New Roman"/>
+          <w:color w:val="000000"/>
+          <w:kern w:val="0"/>
+          <w:lang w:val="en-US" w:eastAsia="en-GB"/>
+          <w14:ligatures w14:val="none"/>
+        </w:rPr>
+      </w:pPr>
+      <w:r>
+        <w:rPr>
+          <w:rFonts w:eastAsia="Times New Roman" w:cs="Times New Roman"/>
+          <w:color w:val="000000"/>
+          <w:kern w:val="0"/>
+          <w:lang w:eastAsia="en-GB"/>
+          <w14:ligatures w14:val="none"/>
+        </w:rPr>
+        <w:t xml:space="preserve">I made two design decisions that need explaining. First, obstacle avoidance has three phases (REVERSE, ORIENT and COMMIT). The robot probes escape headings at eleven angles per </w:t>
       </w:r>
       <w:r>
         <w:rPr>
@@ -9059,7 +8483,37 @@
           <w14:ligatures w14:val="none"/>
         </w:rPr>
         <w:lastRenderedPageBreak/>
-        <w:t>escape headings at eleven angles per side via LIDAR, scores them by goal alignment and clearance, and commits only to one clearing a runway just above its own half-width (0.11 m) plus a small margin (0.05 m). An odometry-based stall check runs alongside: under 0.05 m of displacement after one second of commanded forward motion is treated as blocked regardless of LIDAR. After ten failed avoidance attempts, the mission aborts safely to IDLE.</w:t>
+        <w:t xml:space="preserve">side using LIDAR and scores each by goal alignment. Among headings with similar alignment it takes the one with more open space. It accepts a heading only with at least 0.21 m of clear runway, which is the robot's half-width (0.11 m) </w:t>
+      </w:r>
+      <w:r>
+        <w:rPr>
+          <w:rFonts w:eastAsia="Times New Roman" w:cs="Times New Roman"/>
+          <w:color w:val="000000"/>
+          <w:kern w:val="0"/>
+          <w:lang w:eastAsia="en-GB"/>
+          <w14:ligatures w14:val="none"/>
+        </w:rPr>
+        <w:t>plus a 0.05 m lateral margin and a further 0.05 m.</w:t>
+      </w:r>
+      <w:r>
+        <w:rPr>
+          <w:rFonts w:eastAsia="Times New Roman" w:cs="Times New Roman"/>
+          <w:color w:val="000000"/>
+          <w:kern w:val="0"/>
+          <w:lang w:eastAsia="en-GB"/>
+          <w14:ligatures w14:val="none"/>
+        </w:rPr>
+        <w:t xml:space="preserve"> </w:t>
+      </w:r>
+      <w:r>
+        <w:rPr>
+          <w:rFonts w:eastAsia="Times New Roman" w:cs="Times New Roman"/>
+          <w:color w:val="000000"/>
+          <w:kern w:val="0"/>
+          <w:lang w:eastAsia="en-GB"/>
+          <w14:ligatures w14:val="none"/>
+        </w:rPr>
+        <w:t>An odometry stall check runs alongside. If the robot moves less than 0.05 m in one second of commanded forward motion, it counts as blocked whatever the LIDAR says. After ten failed avoidance attempts the mission aborts to IDLE and needs a new start command. Second, in the Jazzy and Harmonic build the velocity commands are TwistStamped, because the ros_gz_bridge started by the TurtleBot3 launch files expects that type. An extra bridge in an earlier launch file subscribed to /cmd_vel as plain Twist. The type mismatch stopped the robot moving until that bridge was removed.</w:t>
       </w:r>
     </w:p>
     <w:p>
@@ -9078,160 +8532,23 @@
           <w:rFonts w:eastAsia="Times New Roman" w:cs="Times New Roman"/>
           <w:color w:val="000000"/>
           <w:kern w:val="0"/>
-          <w:sz w:val="22"/>
-          <w:lang w:eastAsia="en-GB"/>
-          <w14:ligatures w14:val="none"/>
-        </w:rPr>
-        <w:t>monitor_node</w:t>
-      </w:r>
-      <w:r>
-        <w:rPr>
-          <w:rFonts w:eastAsia="Times New Roman" w:cs="Times New Roman"/>
-          <w:color w:val="000000"/>
-          <w:kern w:val="0"/>
-          <w:lang w:eastAsia="en-GB"/>
-          <w14:ligatures w14:val="none"/>
-        </w:rPr>
-        <w:t xml:space="preserve"> subscribes to </w:t>
-      </w:r>
-      <w:r>
-        <w:rPr>
-          <w:rFonts w:eastAsia="Times New Roman" w:cs="Times New Roman"/>
-          <w:color w:val="000000"/>
-          <w:kern w:val="0"/>
-          <w:sz w:val="22"/>
-          <w:lang w:eastAsia="en-GB"/>
-          <w14:ligatures w14:val="none"/>
-        </w:rPr>
-        <w:t>/mission_state</w:t>
-      </w:r>
-      <w:r>
-        <w:rPr>
-          <w:rFonts w:eastAsia="Times New Roman" w:cs="Times New Roman"/>
-          <w:color w:val="000000"/>
-          <w:kern w:val="0"/>
-          <w:lang w:eastAsia="en-GB"/>
-          <w14:ligatures w14:val="none"/>
-        </w:rPr>
-        <w:t xml:space="preserve"> and </w:t>
-      </w:r>
-      <w:r>
-        <w:rPr>
-          <w:rFonts w:eastAsia="Times New Roman" w:cs="Times New Roman"/>
-          <w:color w:val="000000"/>
-          <w:kern w:val="0"/>
-          <w:sz w:val="22"/>
-          <w:lang w:eastAsia="en-GB"/>
-          <w14:ligatures w14:val="none"/>
-        </w:rPr>
-        <w:t>/odom</w:t>
-      </w:r>
-      <w:r>
-        <w:rPr>
-          <w:rFonts w:eastAsia="Times New Roman" w:cs="Times New Roman"/>
-          <w:color w:val="000000"/>
-          <w:kern w:val="0"/>
-          <w:lang w:eastAsia="en-GB"/>
-          <w14:ligatures w14:val="none"/>
-        </w:rPr>
-        <w:t xml:space="preserve">. On every state change it logs the transition with a timestamp, accumulates time in the previous state, and, specifically on entering </w:t>
-      </w:r>
-      <w:r>
-        <w:rPr>
-          <w:rFonts w:eastAsia="Times New Roman" w:cs="Times New Roman"/>
-          <w:color w:val="000000"/>
-          <w:kern w:val="0"/>
-          <w:sz w:val="22"/>
-          <w:lang w:eastAsia="en-GB"/>
-          <w14:ligatures w14:val="none"/>
-        </w:rPr>
-        <w:t>AVOID_OBSTACLE</w:t>
-      </w:r>
-      <w:r>
-        <w:rPr>
-          <w:rFonts w:eastAsia="Times New Roman" w:cs="Times New Roman"/>
-          <w:color w:val="000000"/>
-          <w:kern w:val="0"/>
-          <w:lang w:eastAsia="en-GB"/>
-          <w14:ligatures w14:val="none"/>
-        </w:rPr>
-        <w:t xml:space="preserve">, increments an obstacle-encounter counter, which the code’s own documentation records as standing in for the assignment’s “collisions” metric, since the robot avoids contact rather than colliding. Odometry feeds a running distance-travelled total, and a five-second timer prints a running summary throughout the mission. </w:t>
-      </w:r>
-      <w:r>
-        <w:rPr>
-          <w:rFonts w:eastAsia="Times New Roman" w:cs="Times New Roman"/>
-          <w:color w:val="000000"/>
-          <w:kern w:val="0"/>
-          <w:sz w:val="22"/>
-          <w:lang w:eastAsia="en-GB"/>
-          <w14:ligatures w14:val="none"/>
-        </w:rPr>
-        <w:t>path_visualizer_node</w:t>
-      </w:r>
-      <w:r>
-        <w:rPr>
-          <w:rFonts w:eastAsia="Times New Roman" w:cs="Times New Roman"/>
-          <w:color w:val="000000"/>
-          <w:kern w:val="0"/>
-          <w:lang w:eastAsia="en-GB"/>
-          <w14:ligatures w14:val="none"/>
-        </w:rPr>
-        <w:t xml:space="preserve"> listens on </w:t>
-      </w:r>
-      <w:r>
-        <w:rPr>
-          <w:rFonts w:eastAsia="Times New Roman" w:cs="Times New Roman"/>
-          <w:color w:val="000000"/>
-          <w:kern w:val="0"/>
-          <w:sz w:val="22"/>
-          <w:lang w:eastAsia="en-GB"/>
-          <w14:ligatures w14:val="none"/>
-        </w:rPr>
-        <w:t>/planned_path</w:t>
-      </w:r>
-      <w:r>
-        <w:rPr>
-          <w:rFonts w:eastAsia="Times New Roman" w:cs="Times New Roman"/>
-          <w:color w:val="000000"/>
-          <w:kern w:val="0"/>
-          <w:lang w:eastAsia="en-GB"/>
-          <w14:ligatures w14:val="none"/>
-        </w:rPr>
-        <w:t xml:space="preserve"> and, once told to show it, spawns thin static box entities along the route via the same Gazebo </w:t>
-      </w:r>
-      <w:r>
-        <w:rPr>
-          <w:rFonts w:eastAsia="Times New Roman" w:cs="Times New Roman"/>
-          <w:color w:val="000000"/>
-          <w:kern w:val="0"/>
-          <w:sz w:val="22"/>
-          <w:lang w:eastAsia="en-GB"/>
-          <w14:ligatures w14:val="none"/>
-        </w:rPr>
-        <w:t>EntityFactory</w:t>
-      </w:r>
-      <w:r>
-        <w:rPr>
-          <w:rFonts w:eastAsia="Times New Roman" w:cs="Times New Roman"/>
-          <w:color w:val="000000"/>
-          <w:kern w:val="0"/>
-          <w:lang w:eastAsia="en-GB"/>
-          <w14:ligatures w14:val="none"/>
-        </w:rPr>
-        <w:t xml:space="preserve"> service used to spawn the robot; the line toggles from the keyboard (‘v’) or a native GUI panel, without altering the plan.</w:t>
+          <w:lang w:eastAsia="en-GB"/>
+          <w14:ligatures w14:val="none"/>
+        </w:rPr>
+        <w:t>monitor_node subscribes to /mission_state and /odom. On every state change it logs the transition with a timestamp and adds the elapsed time to the previous state. Each time the robot enters AVOID_OBSTACLE it increments an obstacle-encounter counter. The code comments note that this counter stands in for the brief's collisions metric, since the robot avoids contact. Odometry feeds a running distance total. A five-second timer prints a summary during the mission, and a final summary is printed on MISSION_COMPLETE. Times use the system clock, so they are wall-clock seconds. path_visualizer_node listens on /planned_path. When told to show the path, it spawns thin static box entities along the route through the Gazebo EntityFactory service. The 'v' key or a native GUI panel toggles the line without changing the plan.</w:t>
       </w:r>
     </w:p>
     <w:p>
       <w:pPr>
         <w:pStyle w:val="Heading2"/>
       </w:pPr>
-      <w:bookmarkStart w:id="30" w:name="_Toc241518198"/>
-      <w:bookmarkStart w:id="31" w:name="execution-and-testing-1"/>
-      <w:bookmarkEnd w:id="25"/>
+      <w:bookmarkStart w:id="30" w:name="execution-and-testing-1"/>
+      <w:bookmarkStart w:id="31" w:name="_Toc241707436"/>
+      <w:bookmarkEnd w:id="24"/>
       <w:r>
         <w:t>4.3 Execution and Testing</w:t>
       </w:r>
-      <w:bookmarkEnd w:id="30"/>
+      <w:bookmarkEnd w:id="31"/>
     </w:p>
     <w:p>
       <w:pPr>
@@ -9252,113 +8569,27 @@
           <w:lang w:eastAsia="en-GB"/>
           <w14:ligatures w14:val="none"/>
         </w:rPr>
-        <w:t xml:space="preserve">The package was built inside the Rosject with </w:t>
-      </w:r>
-      <w:r>
-        <w:rPr>
-          <w:rFonts w:eastAsia="Times New Roman" w:cs="Times New Roman"/>
-          <w:color w:val="000000"/>
-          <w:kern w:val="0"/>
-          <w:sz w:val="22"/>
-          <w:lang w:eastAsia="en-GB"/>
-          <w14:ligatures w14:val="none"/>
-        </w:rPr>
-        <w:t>colcon build --packages-select semantic_nav_monitor</w:t>
-      </w:r>
-      <w:r>
-        <w:rPr>
-          <w:rFonts w:eastAsia="Times New Roman" w:cs="Times New Roman"/>
-          <w:color w:val="000000"/>
-          <w:kern w:val="0"/>
-          <w:lang w:eastAsia="en-GB"/>
-          <w14:ligatures w14:val="none"/>
-        </w:rPr>
-        <w:t xml:space="preserve">, sourced, and launched after setting </w:t>
-      </w:r>
-      <w:r>
-        <w:rPr>
-          <w:rFonts w:eastAsia="Times New Roman" w:cs="Times New Roman"/>
-          <w:color w:val="000000"/>
-          <w:kern w:val="0"/>
-          <w:sz w:val="22"/>
-          <w:lang w:eastAsia="en-GB"/>
-          <w14:ligatures w14:val="none"/>
-        </w:rPr>
-        <w:t>TURTLEBOT3_MODEL=burger_cam</w:t>
-      </w:r>
-      <w:r>
-        <w:rPr>
-          <w:rFonts w:eastAsia="Times New Roman" w:cs="Times New Roman"/>
-          <w:color w:val="000000"/>
-          <w:kern w:val="0"/>
-          <w:lang w:eastAsia="en-GB"/>
-          <w14:ligatures w14:val="none"/>
-        </w:rPr>
-        <w:t xml:space="preserve">. Figure 5 shows the Rosject’s three-pane workspace: the file explorer confirming the Rosject name </w:t>
-      </w:r>
-      <w:r>
-        <w:rPr>
-          <w:rFonts w:eastAsia="Times New Roman" w:cs="Times New Roman"/>
-          <w:b/>
-          <w:bCs/>
-          <w:color w:val="000000"/>
-          <w:kern w:val="0"/>
-          <w:lang w:eastAsia="en-GB"/>
-          <w14:ligatures w14:val="none"/>
-        </w:rPr>
-        <w:t>XctZpczWOA</w:t>
-      </w:r>
-      <w:r>
-        <w:rPr>
-          <w:rFonts w:eastAsia="Times New Roman" w:cs="Times New Roman"/>
-          <w:color w:val="000000"/>
-          <w:kern w:val="0"/>
-          <w:lang w:eastAsia="en-GB"/>
-          <w14:ligatures w14:val="none"/>
-        </w:rPr>
-        <w:t xml:space="preserve">, </w:t>
-      </w:r>
-      <w:r>
-        <w:rPr>
-          <w:rFonts w:eastAsia="Times New Roman" w:cs="Times New Roman"/>
-          <w:color w:val="000000"/>
-          <w:kern w:val="0"/>
-          <w:sz w:val="22"/>
-          <w:lang w:eastAsia="en-GB"/>
-          <w14:ligatures w14:val="none"/>
-        </w:rPr>
-        <w:t>mission_controller.py</w:t>
-      </w:r>
-      <w:r>
-        <w:rPr>
-          <w:rFonts w:eastAsia="Times New Roman" w:cs="Times New Roman"/>
-          <w:color w:val="000000"/>
-          <w:kern w:val="0"/>
-          <w:lang w:eastAsia="en-GB"/>
-          <w14:ligatures w14:val="none"/>
-        </w:rPr>
-        <w:t xml:space="preserve"> in the code editor, the Simulation panel with the warehouse world, robot, eight pallets and four checkpoints, and a shell streaming </w:t>
-      </w:r>
-      <w:r>
-        <w:rPr>
-          <w:rFonts w:eastAsia="Times New Roman" w:cs="Times New Roman"/>
-          <w:color w:val="000000"/>
-          <w:kern w:val="0"/>
-          <w:sz w:val="22"/>
-          <w:lang w:eastAsia="en-GB"/>
-          <w14:ligatures w14:val="none"/>
-        </w:rPr>
-        <w:t>monitor_node</w:t>
-      </w:r>
-      <w:r>
-        <w:rPr>
-          <w:rFonts w:eastAsia="Times New Roman" w:cs="Times New Roman"/>
-          <w:color w:val="000000"/>
-          <w:kern w:val="0"/>
-          <w:lang w:eastAsia="en-GB"/>
-          <w14:ligatures w14:val="none"/>
-        </w:rPr>
-        <w:t>’s summary, confirming platform, code and a live run together.</w:t>
+        <w:t>I built the package in the Rosject with colcon build --packages-select semantic_nav_monitor and sourced the workspace. After setting TURTLEBOT3_MODEL=burger_cam I ran ros2 launch semantic_nav_monitor semantic_nav_monitor.launch.py in Shell 1 and ros2 run semantic_nav_monitor keyboard_hri_node in Shell 2. Figure 5 shows the Rosject workspace.</w:t>
+      </w:r>
+      <w:r>
+        <w:rPr>
+          <w:rFonts w:eastAsia="Times New Roman" w:cs="Times New Roman"/>
+          <w:color w:val="000000"/>
+          <w:kern w:val="0"/>
+          <w:lang w:eastAsia="en-GB"/>
+          <w14:ligatures w14:val="none"/>
+        </w:rPr>
+        <w:t xml:space="preserve"> </w:t>
+      </w:r>
+      <w:r>
+        <w:rPr>
+          <w:rFonts w:eastAsia="Times New Roman" w:cs="Times New Roman"/>
+          <w:color w:val="000000"/>
+          <w:kern w:val="0"/>
+          <w:lang w:eastAsia="en-GB"/>
+          <w14:ligatures w14:val="none"/>
+        </w:rPr>
+        <w:t>The file explorer shows the Rosject name XctZpczWOA, and mission_controller.py is open in the code editor. The Simulation panel shows the warehouse world with the robot, eight pallets and four checkpoints. A shell is printing monitor_node's summary.</w:t>
       </w:r>
     </w:p>
     <w:p>
@@ -9431,7 +8662,7 @@
           <w14:ligatures w14:val="none"/>
         </w:rPr>
       </w:pPr>
-      <w:bookmarkStart w:id="32" w:name="_Toc241518166"/>
+      <w:bookmarkStart w:id="32" w:name="_Toc241707822"/>
       <w:r>
         <w:t xml:space="preserve">Figure </w:t>
       </w:r>
@@ -9477,7 +8708,17 @@
           <w:lang w:eastAsia="en-GB"/>
           <w14:ligatures w14:val="none"/>
         </w:rPr>
-        <w:t>Figure 6 shows the Gazebo client mid-patrol, with the robot navigating among the pallets; the status bar’s Real Time and Iterations counters (00:02:11 elapsed, 94,858 iterations) confirm a continuously running simulation, not a static load.</w:t>
+        <w:t>Figure 6 shows the Gazebo client during the run. The status bar shows 00:02:11 of real time, 94,858 iterations and a real-time factor of 0.70, so the simulation was running</w:t>
+      </w:r>
+      <w:r>
+        <w:rPr>
+          <w:rFonts w:eastAsia="Times New Roman" w:cs="Times New Roman"/>
+          <w:color w:val="000000"/>
+          <w:kern w:val="0"/>
+          <w:lang w:eastAsia="en-GB"/>
+          <w14:ligatures w14:val="none"/>
+        </w:rPr>
+        <w:t>.</w:t>
       </w:r>
     </w:p>
     <w:p>
@@ -9549,7 +8790,7 @@
           <w14:ligatures w14:val="none"/>
         </w:rPr>
       </w:pPr>
-      <w:bookmarkStart w:id="33" w:name="_Toc241518167"/>
+      <w:bookmarkStart w:id="33" w:name="_Toc241707823"/>
       <w:r>
         <w:t xml:space="preserve">Figure </w:t>
       </w:r>
@@ -9572,7 +8813,16 @@
         <w:fldChar w:fldCharType="end"/>
       </w:r>
       <w:r>
-        <w:t>: Gazebo client mid-patrol on TheConstruct.ai: robot among the eight pallet obstacles and checkpoint markers, with elapsed real time and iteration count visible.</w:t>
+        <w:t xml:space="preserve">: </w:t>
+      </w:r>
+      <w:r>
+        <w:t>Gazebo client on TheConstruct.ai: robot near the charging dock among the eight pallet obstacles</w:t>
+      </w:r>
+      <w:r>
+        <w:t xml:space="preserve"> </w:t>
+      </w:r>
+      <w:r>
+        <w:t>and checkpoint markers, with elapsed real time and iteration count visible.</w:t>
       </w:r>
       <w:bookmarkEnd w:id="33"/>
     </w:p>
@@ -9596,133 +8846,7 @@
           <w14:ligatures w14:val="none"/>
         </w:rPr>
         <w:lastRenderedPageBreak/>
-        <w:t xml:space="preserve">Figure 7 shows </w:t>
-      </w:r>
-      <w:r>
-        <w:rPr>
-          <w:rFonts w:eastAsia="Times New Roman" w:cs="Times New Roman"/>
-          <w:color w:val="000000"/>
-          <w:kern w:val="0"/>
-          <w:sz w:val="22"/>
-          <w:lang w:eastAsia="en-GB"/>
-          <w14:ligatures w14:val="none"/>
-        </w:rPr>
-        <w:t>keyboard_hri_node</w:t>
-      </w:r>
-      <w:r>
-        <w:rPr>
-          <w:rFonts w:eastAsia="Times New Roman" w:cs="Times New Roman"/>
-          <w:color w:val="000000"/>
-          <w:kern w:val="0"/>
-          <w:lang w:eastAsia="en-GB"/>
-          <w14:ligatures w14:val="none"/>
-        </w:rPr>
-        <w:t xml:space="preserve"> in a Rosject shell beside the live Simulation panel: </w:t>
-      </w:r>
-      <w:r>
-        <w:rPr>
-          <w:rFonts w:eastAsia="Times New Roman" w:cs="Times New Roman"/>
-          <w:color w:val="000000"/>
-          <w:kern w:val="0"/>
-          <w:sz w:val="22"/>
-          <w:lang w:eastAsia="en-GB"/>
-          <w14:ligatures w14:val="none"/>
-        </w:rPr>
-        <w:t>s</w:t>
-      </w:r>
-      <w:r>
-        <w:rPr>
-          <w:rFonts w:eastAsia="Times New Roman" w:cs="Times New Roman"/>
-          <w:color w:val="000000"/>
-          <w:kern w:val="0"/>
-          <w:lang w:eastAsia="en-GB"/>
-          <w14:ligatures w14:val="none"/>
-        </w:rPr>
-        <w:t xml:space="preserve"> and </w:t>
-      </w:r>
-      <w:r>
-        <w:rPr>
-          <w:rFonts w:eastAsia="Times New Roman" w:cs="Times New Roman"/>
-          <w:color w:val="000000"/>
-          <w:kern w:val="0"/>
-          <w:sz w:val="22"/>
-          <w:lang w:eastAsia="en-GB"/>
-          <w14:ligatures w14:val="none"/>
-        </w:rPr>
-        <w:t>p</w:t>
-      </w:r>
-      <w:r>
-        <w:rPr>
-          <w:rFonts w:eastAsia="Times New Roman" w:cs="Times New Roman"/>
-          <w:color w:val="000000"/>
-          <w:kern w:val="0"/>
-          <w:lang w:eastAsia="en-GB"/>
-          <w14:ligatures w14:val="none"/>
-        </w:rPr>
-        <w:t xml:space="preserve"> keypresses are echoed as </w:t>
-      </w:r>
-      <w:r>
-        <w:rPr>
-          <w:rFonts w:eastAsia="Times New Roman" w:cs="Times New Roman"/>
-          <w:color w:val="000000"/>
-          <w:kern w:val="0"/>
-          <w:sz w:val="22"/>
-          <w:lang w:eastAsia="en-GB"/>
-          <w14:ligatures w14:val="none"/>
-        </w:rPr>
-        <w:t>Published HRI command: 'start'</w:t>
-      </w:r>
-      <w:r>
-        <w:rPr>
-          <w:rFonts w:eastAsia="Times New Roman" w:cs="Times New Roman"/>
-          <w:color w:val="000000"/>
-          <w:kern w:val="0"/>
-          <w:lang w:eastAsia="en-GB"/>
-          <w14:ligatures w14:val="none"/>
-        </w:rPr>
-        <w:t xml:space="preserve"> and </w:t>
-      </w:r>
-      <w:r>
-        <w:rPr>
-          <w:rFonts w:eastAsia="Times New Roman" w:cs="Times New Roman"/>
-          <w:color w:val="000000"/>
-          <w:kern w:val="0"/>
-          <w:sz w:val="22"/>
-          <w:lang w:eastAsia="en-GB"/>
-          <w14:ligatures w14:val="none"/>
-        </w:rPr>
-        <w:t>'pause'</w:t>
-      </w:r>
-      <w:r>
-        <w:rPr>
-          <w:rFonts w:eastAsia="Times New Roman" w:cs="Times New Roman"/>
-          <w:color w:val="000000"/>
-          <w:kern w:val="0"/>
-          <w:lang w:eastAsia="en-GB"/>
-          <w14:ligatures w14:val="none"/>
-        </w:rPr>
-        <w:t xml:space="preserve">, with </w:t>
-      </w:r>
-      <w:r>
-        <w:rPr>
-          <w:rFonts w:eastAsia="Times New Roman" w:cs="Times New Roman"/>
-          <w:color w:val="000000"/>
-          <w:kern w:val="0"/>
-          <w:sz w:val="22"/>
-          <w:lang w:eastAsia="en-GB"/>
-          <w14:ligatures w14:val="none"/>
-        </w:rPr>
-        <w:t>Planned-path line: ON</w:t>
-      </w:r>
-      <w:r>
-        <w:rPr>
-          <w:rFonts w:eastAsia="Times New Roman" w:cs="Times New Roman"/>
-          <w:color w:val="000000"/>
-          <w:kern w:val="0"/>
-          <w:lang w:eastAsia="en-GB"/>
-          <w14:ligatures w14:val="none"/>
-        </w:rPr>
-        <w:t xml:space="preserve"> confirming the path toggle also responded, evidencing the human-robot interaction requirement directly.</w:t>
+        <w:t>Figure 7 shows keyboard_hri_node in a Rosject shell next to the Simulation panel. The s and p keypresses are echoed as Published HRI command: 'start' and 'pause', and Planned-path line: ON confirms that the path toggle also responded.</w:t>
       </w:r>
     </w:p>
     <w:p>
@@ -9794,7 +8918,7 @@
           <w14:ligatures w14:val="none"/>
         </w:rPr>
       </w:pPr>
-      <w:bookmarkStart w:id="34" w:name="_Toc241518168"/>
+      <w:bookmarkStart w:id="34" w:name="_Toc241707824"/>
       <w:r>
         <w:t xml:space="preserve">Figure </w:t>
       </w:r>
@@ -9861,17 +8985,27 @@
           <w:lang w:eastAsia="en-GB"/>
           <w14:ligatures w14:val="none"/>
         </w:rPr>
-        <w:t xml:space="preserve"> capture. Reading oldest to newest, it records AVOID_OBSTACLE, REPLAN, AVOID_OBSTACLE, IDLE, PLANNING, NAVIGATE and finally MISSION_COMPLETE: </w:t>
-      </w:r>
-      <w:r>
-        <w:rPr>
-          <w:rFonts w:eastAsia="Times New Roman" w:cs="Times New Roman"/>
-          <w:color w:val="000000"/>
-          <w:kern w:val="0"/>
-          <w:lang w:eastAsia="en-GB"/>
-          <w14:ligatures w14:val="none"/>
-        </w:rPr>
-        <w:t>the robot was mid-avoidance, dropped back to IDLE (most likely a pause and restart from the keyboard node in Figure 7), then re-planned, navigated and completed. This is the best evidence of a full mission on the required platform.</w:t>
+        <w:t xml:space="preserve"> capture. Reading oldest to newest, it records AVOID_OBSTACLE, REPLAN, AVOID_OBSTACLE, IDLE, PLANNING, NAVIGATE and finally MISSION_COMPLETE</w:t>
+      </w:r>
+      <w:r>
+        <w:rPr>
+          <w:rFonts w:eastAsia="Times New Roman" w:cs="Times New Roman"/>
+          <w:color w:val="000000"/>
+          <w:kern w:val="0"/>
+          <w:lang w:eastAsia="en-GB"/>
+          <w14:ligatures w14:val="none"/>
+        </w:rPr>
+        <w:t xml:space="preserve">. </w:t>
+      </w:r>
+      <w:r>
+        <w:rPr>
+          <w:rFonts w:eastAsia="Times New Roman" w:cs="Times New Roman"/>
+          <w:color w:val="000000"/>
+          <w:kern w:val="0"/>
+          <w:lang w:eastAsia="en-GB"/>
+          <w14:ligatures w14:val="none"/>
+        </w:rPr>
+        <w:t>The code only returns to IDLE from AVOID_OBSTACLE after ten failed avoidance attempts, so the mission most likely aborted and I restarted it with s. It then planned again and reached MISSION_COMPLETE.</w:t>
       </w:r>
     </w:p>
     <w:p>
@@ -9889,7 +9023,6 @@
           <w:lang w:eastAsia="en-GB"/>
           <w14:ligatures w14:val="none"/>
         </w:rPr>
-        <w:lastRenderedPageBreak/>
         <w:drawing>
           <wp:inline distT="0" distB="0" distL="0" distR="0" wp14:anchorId="20176126" wp14:editId="3BF6B7EF">
             <wp:extent cx="5334000" cy="2369894"/>
@@ -9944,7 +9077,7 @@
           <w14:ligatures w14:val="none"/>
         </w:rPr>
       </w:pPr>
-      <w:bookmarkStart w:id="35" w:name="_Toc241518169"/>
+      <w:bookmarkStart w:id="35" w:name="_Toc241707825"/>
       <w:r>
         <w:t xml:space="preserve">Figure </w:t>
       </w:r>
@@ -9990,28 +9123,8 @@
           <w:lang w:eastAsia="en-GB"/>
           <w14:ligatures w14:val="none"/>
         </w:rPr>
-        <w:t xml:space="preserve">Figure 9 captures </w:t>
-      </w:r>
-      <w:r>
-        <w:rPr>
-          <w:rFonts w:eastAsia="Times New Roman" w:cs="Times New Roman"/>
-          <w:color w:val="000000"/>
-          <w:kern w:val="0"/>
-          <w:sz w:val="22"/>
-          <w:lang w:eastAsia="en-GB"/>
-          <w14:ligatures w14:val="none"/>
-        </w:rPr>
-        <w:t>monitor_node</w:t>
-      </w:r>
-      <w:r>
-        <w:rPr>
-          <w:rFonts w:eastAsia="Times New Roman" w:cs="Times New Roman"/>
-          <w:color w:val="000000"/>
-          <w:kern w:val="0"/>
-          <w:lang w:eastAsia="en-GB"/>
-          <w14:ligatures w14:val="none"/>
-        </w:rPr>
-        <w:t>’s periodic summary shortly before that completion, reproduced in Table 4. As the header still reads “in progress” at capture, these are the last recorded progress figures rather than a separate post-completion summary, logged shortly before the MISSION_COMPLETE transition in Figure 8.</w:t>
+        <w:lastRenderedPageBreak/>
+        <w:t>Figure 9 is monitor_node's summary from partway through the run, and Table 4 copies its values. The header still says "in progress", so this is not the final summary. The state times add up to 133.5 s against a total of 172.8 s. monitor_node only adds a state's time when the robot leaves that state, so the state running at the moment of capture is missing.</w:t>
       </w:r>
     </w:p>
     <w:p>
@@ -10075,15 +9188,8 @@
     <w:p>
       <w:pPr>
         <w:pStyle w:val="FigureStyle"/>
-        <w:rPr>
-          <w:rFonts w:eastAsia="Times New Roman"/>
-          <w:color w:val="000000"/>
-          <w:kern w:val="0"/>
-          <w:lang w:eastAsia="en-GB"/>
-          <w14:ligatures w14:val="none"/>
-        </w:rPr>
-      </w:pPr>
-      <w:bookmarkStart w:id="36" w:name="_Toc241518170"/>
+      </w:pPr>
+      <w:bookmarkStart w:id="36" w:name="_Toc241707826"/>
       <w:r>
         <w:t xml:space="preserve">Figure </w:t>
       </w:r>
@@ -10106,16 +9212,25 @@
         <w:fldChar w:fldCharType="end"/>
       </w:r>
       <w:r>
-        <w:t>: monitor_node’s mission summary, captured shortly before MISSION_COMPLETE.</w:t>
+        <w:t>:</w:t>
+      </w:r>
+      <w:r>
+        <w:t xml:space="preserve"> monitor_node</w:t>
+      </w:r>
+      <w:r>
+        <w:t>'</w:t>
+      </w:r>
+      <w:r>
+        <w:t>s mission summary, captured while the mission was in progress.</w:t>
       </w:r>
       <w:bookmarkEnd w:id="36"/>
     </w:p>
     <w:p>
       <w:pPr>
         <w:pStyle w:val="TableStyle"/>
-        <w:spacing w:before="240"/>
-      </w:pPr>
-      <w:bookmarkStart w:id="37" w:name="_Toc240463753"/>
+        <w:spacing w:before="240" w:after="240"/>
+      </w:pPr>
+      <w:bookmarkStart w:id="37" w:name="_Toc241707609"/>
       <w:r>
         <w:t xml:space="preserve">Table </w:t>
       </w:r>
@@ -10138,7 +9253,10 @@
         <w:fldChar w:fldCharType="end"/>
       </w:r>
       <w:r>
-        <w:t>: Mission summary logged by monitor_node on TheConstruct.ai, Rosject XctZpczWOA, shortly before MISSION_COMPLETE.</w:t>
+        <w:t xml:space="preserve">: </w:t>
+      </w:r>
+      <w:r>
+        <w:t>Mission summary logged by monitor_node on TheConstruct.ai, Rosject XctZpczWOA, while the mission was in progress.</w:t>
       </w:r>
       <w:bookmarkEnd w:id="37"/>
     </w:p>
@@ -10183,7 +9301,6 @@
                 <w:b/>
                 <w:bCs/>
               </w:rPr>
-              <w:lastRenderedPageBreak/>
               <w:t>Metric</w:t>
             </w:r>
           </w:p>
@@ -10552,24 +9669,24 @@
     </w:tbl>
     <w:p>
       <w:pPr>
-        <w:spacing w:before="180" w:after="180" w:line="360" w:lineRule="auto"/>
-        <w:rPr>
-          <w:rFonts w:eastAsia="Times New Roman" w:cs="Times New Roman"/>
-          <w:color w:val="000000"/>
-          <w:kern w:val="0"/>
-          <w:lang w:eastAsia="en-GB"/>
-          <w14:ligatures w14:val="none"/>
-        </w:rPr>
-      </w:pPr>
-      <w:r>
-        <w:rPr>
-          <w:rFonts w:eastAsia="Times New Roman" w:cs="Times New Roman"/>
-          <w:color w:val="000000"/>
-          <w:kern w:val="0"/>
-          <w:lang w:eastAsia="en-GB"/>
-          <w14:ligatures w14:val="none"/>
-        </w:rPr>
-        <w:t>The local Jazzy/Harmonic workspace supplied one further, supplementary view not easily captured inside the Rosject browser window: Figure 10 shows native LIDAR-ray visualisation active near a pallet obstacle, with the forward camera feed in the same panel, confirming the sensing picture the AVOID_OBSTACLE logic in Section 4.2 acts on.</w:t>
+        <w:spacing w:before="240" w:after="180" w:line="360" w:lineRule="auto"/>
+        <w:rPr>
+          <w:rFonts w:eastAsia="Times New Roman" w:cs="Times New Roman"/>
+          <w:color w:val="000000"/>
+          <w:kern w:val="0"/>
+          <w:lang w:eastAsia="en-GB"/>
+          <w14:ligatures w14:val="none"/>
+        </w:rPr>
+      </w:pPr>
+      <w:r>
+        <w:rPr>
+          <w:rFonts w:eastAsia="Times New Roman" w:cs="Times New Roman"/>
+          <w:color w:val="000000"/>
+          <w:kern w:val="0"/>
+          <w:lang w:eastAsia="en-GB"/>
+          <w14:ligatures w14:val="none"/>
+        </w:rPr>
+        <w:t>The local Jazzy/Harmonic workspace gave one extra view that is hard to capture in the Rosject browser window. Figure 10 shows the LIDAR rays near a pallet obstacle with the forward camera feed beside them. This is the sensing data the AVOID_OBSTACLE logic in Section 4.2 works from.</w:t>
       </w:r>
     </w:p>
     <w:p>
@@ -10587,6 +9704,7 @@
           <w:lang w:eastAsia="en-GB"/>
           <w14:ligatures w14:val="none"/>
         </w:rPr>
+        <w:lastRenderedPageBreak/>
         <w:drawing>
           <wp:inline distT="0" distB="0" distL="0" distR="0" wp14:anchorId="0B45319D" wp14:editId="788CFC1E">
             <wp:extent cx="5334000" cy="2859857"/>
@@ -10641,7 +9759,7 @@
           <w14:ligatures w14:val="none"/>
         </w:rPr>
       </w:pPr>
-      <w:bookmarkStart w:id="38" w:name="_Toc241518171"/>
+      <w:bookmarkStart w:id="38" w:name="_Toc241707827"/>
       <w:r>
         <w:t xml:space="preserve">Figure </w:t>
       </w:r>
@@ -10687,21 +9805,127 @@
           <w:lang w:eastAsia="en-GB"/>
           <w14:ligatures w14:val="none"/>
         </w:rPr>
-        <w:t>Five test cases are directly evidenced on the required platform: Rosject identity and a live simulation (Figure 5); a continuously running world (Figure 6); keyboard HRI with confirmed acknowledgement (Figure 7); a complete state cycle reaching MISSION_COMPLETE (Figure 8); and logged mission metrics (Figure 9, Table 4). LIDAR sensing is additionally evidenced locally (Figure 10).</w:t>
+        <w:t>The Rosject evidence has five parts. These are the Rosject identity and live simulation (Figure 5), the running world (Figure 6), keyboard HRI with acknowledgement (Figure 7), a state sequence ending in MISSION_COMPLETE (Figure 8) and the logged metrics (Figure 9 and Table 4). The LIDAR view in Figure 10 comes from the local workspace.</w:t>
       </w:r>
     </w:p>
     <w:p>
       <w:pPr>
         <w:pStyle w:val="Heading2"/>
       </w:pPr>
-      <w:bookmarkStart w:id="39" w:name="_Toc241518199"/>
-      <w:bookmarkStart w:id="40" w:name="evaluation-and-reflection-1"/>
-      <w:bookmarkEnd w:id="31"/>
-      <w:r>
+      <w:bookmarkStart w:id="39" w:name="evaluation-and-reflection-1"/>
+      <w:bookmarkStart w:id="40" w:name="_Toc241707437"/>
+      <w:bookmarkEnd w:id="30"/>
+      <w:r>
+        <w:t>4.4 Evaluation and Reflection</w:t>
+      </w:r>
+      <w:bookmarkEnd w:id="40"/>
+    </w:p>
+    <w:p>
+      <w:pPr>
+        <w:spacing w:after="180" w:line="360" w:lineRule="auto"/>
+        <w:rPr>
+          <w:rFonts w:eastAsia="Times New Roman" w:cs="Times New Roman"/>
+          <w:color w:val="000000"/>
+          <w:kern w:val="0"/>
+          <w:lang w:eastAsia="en-GB"/>
+          <w14:ligatures w14:val="none"/>
+        </w:rPr>
+      </w:pPr>
+      <w:r>
+        <w:rPr>
+          <w:rFonts w:eastAsia="Times New Roman" w:cs="Times New Roman"/>
+          <w:color w:val="000000"/>
+          <w:kern w:val="0"/>
+          <w:lang w:eastAsia="en-GB"/>
+          <w14:ligatures w14:val="none"/>
+        </w:rPr>
+        <w:t xml:space="preserve">The main problem in development was over-cautious obstacle avoidance. The robot took wide detours around gaps it could have fitted through. The code comments show the cause. The margin was 0.09 m on top of the half-width, so the robot treated itself as about 0.20 m wide. I cut it to 0.05 m. My first scoring rule also picked the heading closest to the goal even with little clearance, so the robot oscillated at gap edges. I changed it to prefer the heading with more open space among similar ones, and I retested after each change. </w:t>
+      </w:r>
+    </w:p>
+    <w:p>
+      <w:pPr>
+        <w:spacing w:after="180" w:line="360" w:lineRule="auto"/>
+        <w:rPr>
+          <w:rFonts w:eastAsia="Times New Roman" w:cs="Times New Roman"/>
+          <w:color w:val="000000"/>
+          <w:kern w:val="0"/>
+          <w:lang w:eastAsia="en-GB"/>
+          <w14:ligatures w14:val="none"/>
+        </w:rPr>
+      </w:pPr>
+      <w:r>
+        <w:rPr>
+          <w:rFonts w:eastAsia="Times New Roman" w:cs="Times New Roman"/>
+          <w:color w:val="000000"/>
+          <w:kern w:val="0"/>
+          <w:lang w:eastAsia="en-GB"/>
+          <w14:ligatures w14:val="none"/>
+        </w:rPr>
+        <w:t>Table 4 shows eleven obstacle encounters over 12.16 m, with 10.3 s in AVOID_OBSTACLE against 59.8 s in NAVIGATE. The 61.7 s in IDLE most likely includes the wait before the first start and the abort in Figure 8.</w:t>
+      </w:r>
+    </w:p>
+    <w:p>
+      <w:pPr>
+        <w:spacing w:after="180" w:line="360" w:lineRule="auto"/>
+        <w:rPr>
+          <w:rFonts w:eastAsia="Times New Roman" w:cs="Times New Roman"/>
+          <w:color w:val="000000"/>
+          <w:kern w:val="0"/>
+          <w:lang w:eastAsia="en-GB"/>
+          <w14:ligatures w14:val="none"/>
+        </w:rPr>
+      </w:pPr>
+      <w:r>
+        <w:rPr>
+          <w:rFonts w:eastAsia="Times New Roman" w:cs="Times New Roman"/>
+          <w:color w:val="000000"/>
+          <w:kern w:val="0"/>
+          <w:lang w:eastAsia="en-GB"/>
+          <w14:ligatures w14:val="none"/>
+        </w:rPr>
+        <w:t>REPLAN is also simple. It drives forward along a clear heading for 0.45 m and does not plan around the whole obstacle.</w:t>
+      </w:r>
+      <w:r>
+        <w:rPr>
+          <w:rFonts w:eastAsia="Times New Roman" w:cs="Times New Roman"/>
+          <w:color w:val="000000"/>
+          <w:kern w:val="0"/>
+          <w:lang w:eastAsia="en-GB"/>
+          <w14:ligatures w14:val="none"/>
+        </w:rPr>
+        <w:t xml:space="preserve"> </w:t>
+      </w:r>
+      <w:r>
+        <w:rPr>
+          <w:rFonts w:eastAsia="Times New Roman" w:cs="Times New Roman"/>
+          <w:color w:val="000000"/>
+          <w:kern w:val="0"/>
+          <w:lang w:eastAsia="en-GB"/>
+          <w14:ligatures w14:val="none"/>
+        </w:rPr>
+        <w:t xml:space="preserve">A local costmap-based planner, as used within the Nav2 navigation stack (Macenski et al., 2020), </w:t>
+      </w:r>
+      <w:r>
+        <w:rPr>
+          <w:rFonts w:eastAsia="Times New Roman" w:cs="Times New Roman"/>
+          <w:color w:val="000000"/>
+          <w:kern w:val="0"/>
+          <w:lang w:eastAsia="en-GB"/>
+          <w14:ligatures w14:val="none"/>
+        </w:rPr>
+        <w:t xml:space="preserve">would route around larger obstacles better, but it is much more work. The pause key also has no resume, because s is only accepted from IDLE. </w:t>
+      </w:r>
+      <w:r>
+        <w:rPr>
+          <w:rFonts w:eastAsia="Times New Roman" w:cs="Times New Roman"/>
+          <w:color w:val="000000"/>
+          <w:kern w:val="0"/>
+          <w:lang w:eastAsia="en-GB"/>
+          <w14:ligatures w14:val="none"/>
+        </w:rPr>
         <w:lastRenderedPageBreak/>
-        <w:t>4.4 Evaluation and Reflection</w:t>
-      </w:r>
-      <w:bookmarkEnd w:id="39"/>
+        <w:t>TheConstruct.ai's free tier gives no permanent shareable URL, so the Rosject is shared by its name, XctZpczWOA.</w:t>
+      </w:r>
     </w:p>
     <w:p>
       <w:pPr>
@@ -10722,55 +9946,11 @@
           <w:lang w:eastAsia="en-GB"/>
           <w14:ligatures w14:val="none"/>
         </w:rPr>
-        <w:t>Table 4 is informative about a limitation met during development: eleven obstacle encounters against 12.16 m travelled, with 61.7 s in IDLE, points to at least one operator pause and restart, consistent with Figure 8. Several rounds of tuning were needed: the required escape-heading clearance was originally set well above the robot’s half-width, causing detours around gaps it could fit through, and an earlier scoring rule always picked the heading most aligned with the goal even at minimum clearance, causing oscillation at gap edges. Both were corrected by trimming margins closer to the real 0.11 m half-width and preferring, among similarly aligned headings, the one with more open space; only 10.3 s was ultimately spent in AVOID_OBSTACLE against 59.8 s in NAVIGATE.</w:t>
-      </w:r>
-    </w:p>
-    <w:p>
-      <w:pPr>
-        <w:spacing w:after="180" w:line="360" w:lineRule="auto"/>
-        <w:rPr>
-          <w:rFonts w:eastAsia="Times New Roman" w:cs="Times New Roman"/>
-          <w:color w:val="000000"/>
-          <w:kern w:val="0"/>
-          <w:lang w:eastAsia="en-GB"/>
-          <w14:ligatures w14:val="none"/>
-        </w:rPr>
-      </w:pPr>
-      <w:r>
-        <w:rPr>
-          <w:rFonts w:eastAsia="Times New Roman" w:cs="Times New Roman"/>
-          <w:color w:val="000000"/>
-          <w:kern w:val="0"/>
-          <w:lang w:eastAsia="en-GB"/>
-          <w14:ligatures w14:val="none"/>
-        </w:rPr>
-        <w:t>A second limitation is the REPLAN state’s simplicity: it drives forward along a probed-clear heading for a fixed distance rather than computing a genuine path around the obstacle’s full extent. A local costmap-based planner, as used within the Nav2 navigation stack (Macenski et al., 2020), would route around extended obstacles more efficiently than this probe-and-commit approach, at the cost of considerably more implementation complexity. A third, procedural limitation is that TheConstruct.ai’s free tier issues no permanent shareable simulation URL, so the Rosject is shared by its unique name, XctZpczWOA, a platform constraint rather than a shortcoming of the package.</w:t>
-      </w:r>
-    </w:p>
-    <w:p>
-      <w:pPr>
-        <w:spacing w:after="180" w:line="360" w:lineRule="auto"/>
-        <w:rPr>
-          <w:rFonts w:eastAsia="Times New Roman" w:cs="Times New Roman"/>
-          <w:color w:val="000000"/>
-          <w:kern w:val="0"/>
-          <w:lang w:eastAsia="en-GB"/>
-          <w14:ligatures w14:val="none"/>
-        </w:rPr>
-      </w:pPr>
-      <w:r>
-        <w:rPr>
-          <w:rFonts w:eastAsia="Times New Roman" w:cs="Times New Roman"/>
-          <w:color w:val="000000"/>
-          <w:kern w:val="0"/>
-          <w:lang w:eastAsia="en-GB"/>
-          <w14:ligatures w14:val="none"/>
-        </w:rPr>
-        <w:t>Even with these limitations, the approach of a few explicit states, reactive obstacle handling with an odometry backup, and constant self-reporting suits real warehouse and service robots, where staff need to understand why a robot did something instead of trusting a black box (Siegwart, Nourbakhsh and Scaramuzza, 2011). The obstacle count and per-state timings in Table 4 are the kind of evidence an operator would want before trusting a patrol robot.</w:t>
+        <w:t>Explicit states, reactive avoidance with an odometry backup and constant logging are easy to explain to warehouse staff (Siegwart, Nourbakhsh and Scaramuzza, 2011). The figures in Table 4 are the kind an operator could check.</w:t>
       </w:r>
     </w:p>
     <w:bookmarkEnd w:id="20"/>
-    <w:bookmarkEnd w:id="40"/>
+    <w:bookmarkEnd w:id="39"/>
     <w:p>
       <w:pPr>
         <w:spacing w:after="160"/>
@@ -10795,7 +9975,7 @@
       <w:pPr>
         <w:pStyle w:val="Heading1"/>
       </w:pPr>
-      <w:bookmarkStart w:id="41" w:name="_Toc241518200"/>
+      <w:bookmarkStart w:id="41" w:name="_Toc241707438"/>
       <w:r>
         <w:lastRenderedPageBreak/>
         <w:t>Combined Evaluation and Reflection</w:t>
@@ -10821,27 +10001,7 @@
           <w:lang w:eastAsia="en-GB"/>
           <w14:ligatures w14:val="none"/>
         </w:rPr>
-        <w:t>Together, the two tasks ask how a robot represents and acts on the meaning of what is around it.</w:t>
-      </w:r>
-      <w:r>
-        <w:rPr>
-          <w:rFonts w:eastAsia="Times New Roman" w:cs="Times New Roman"/>
-          <w:color w:val="000000"/>
-          <w:kern w:val="0"/>
-          <w:lang w:eastAsia="en-GB"/>
-          <w14:ligatures w14:val="none"/>
-        </w:rPr>
-        <w:t xml:space="preserve"> </w:t>
-      </w:r>
-      <w:r>
-        <w:rPr>
-          <w:rFonts w:eastAsia="Times New Roman" w:cs="Times New Roman"/>
-          <w:color w:val="000000"/>
-          <w:kern w:val="0"/>
-          <w:lang w:eastAsia="en-GB"/>
-          <w14:ligatures w14:val="none"/>
-        </w:rPr>
-        <w:t>Task 1 demonstrates semantic representation in a static scene, where roles are assigned by the designer and retrieved by dictionary lookup, as the registry in Table 1 and the sub-tenth-of-a-metre nearest-target result in Section 3.5 show. Task 2 demonstrates semantically informed behaviour in a dynamic setting, where the robot selects among six states whose meaning, avoiding, replanning, completing, is a label it applies to its own behaviour.</w:t>
+        <w:t>Task 1 gives every object in a static scene a role. I assigned the roles by hand, and the code retrieves them with dictionary lookups, as Table 1 and the nearest-target result in Section 3.5 show. In Task 2 the robot moves between six behaviour states, such as avoiding an obstacle, replanning and completing the mission. It reports which state it is in as it goes.</w:t>
       </w:r>
     </w:p>
     <w:p>
@@ -10865,37 +10025,7 @@
           <w:lang w:eastAsia="en-GB"/>
           <w14:ligatures w14:val="none"/>
         </w:rPr>
-        <w:t>Working through both tasks showed me that simulation, perception, navigation and monitoring are stages of one pipeline.</w:t>
-      </w:r>
-      <w:r>
-        <w:rPr>
-          <w:rFonts w:eastAsia="Times New Roman" w:cs="Times New Roman"/>
-          <w:color w:val="000000"/>
-          <w:kern w:val="0"/>
-          <w:lang w:eastAsia="en-GB"/>
-          <w14:ligatures w14:val="none"/>
-        </w:rPr>
-        <w:t xml:space="preserve"> </w:t>
-      </w:r>
-      <w:r>
-        <w:rPr>
-          <w:rFonts w:eastAsia="Times New Roman" w:cs="Times New Roman"/>
-          <w:color w:val="000000"/>
-          <w:kern w:val="0"/>
-          <w:lang w:eastAsia="en-GB"/>
-          <w14:ligatures w14:val="none"/>
-        </w:rPr>
-        <w:t xml:space="preserve">The camera observation in Task 1 and the LIDAR sensing in Task 2 both feed a decision layer, whether query functions or a state machine, and both benefit from an explicit monitoring mechanism that lets internal reasoning be inspected. </w:t>
-      </w:r>
-      <w:r>
-        <w:rPr>
-          <w:rFonts w:eastAsia="Times New Roman" w:cs="Times New Roman"/>
-          <w:color w:val="000000"/>
-          <w:kern w:val="0"/>
-          <w:lang w:eastAsia="en-GB"/>
-          <w14:ligatures w14:val="none"/>
-        </w:rPr>
-        <w:t>The most useful lesson came from a failure. In Task 2 the avoidance was too cautious, and it took several rounds of threshold tuning to fix. It showed me that a robot can avoid every obstacle and still be badly designed, and I only spotted it because of the monitoring layer.</w:t>
+        <w:t>In both tasks a data step fed a decision step. In Task 1 the queries read object positions from PyBullet and semantic_db. In Task 2 the LIDAR and odometry readings drove the state machine. Both were easier to check because the system reported what it was doing. The most useful lesson came from Task 2. The avoidance was too cautious and took several rounds of threshold tuning to fix. A robot can avoid every obstacle and still behave badly, and the monitoring output helped me see that.</w:t>
       </w:r>
     </w:p>
     <w:p>
@@ -10928,7 +10058,7 @@
       <w:pPr>
         <w:pStyle w:val="Heading1"/>
       </w:pPr>
-      <w:bookmarkStart w:id="42" w:name="_Toc241518201"/>
+      <w:bookmarkStart w:id="42" w:name="_Toc241707439"/>
       <w:r>
         <w:lastRenderedPageBreak/>
         <w:t>Concluding Remarks</w:t>
@@ -10954,37 +10084,7 @@
           <w:lang w:eastAsia="en-GB"/>
           <w14:ligatures w14:val="none"/>
         </w:rPr>
-        <w:t xml:space="preserve">This report has documented a PyBullet simulation with object-level semantics stored as static metadata and queried through helper functions, and a ROS2 goal-oriented navigation system for a TurtleBot3 with a six-state machine, LIDAR and odometry based obstacle avoidance, keyboard interaction and continuous self-monitoring. </w:t>
-      </w:r>
-      <w:r>
-        <w:rPr>
-          <w:rFonts w:eastAsia="Times New Roman" w:cs="Times New Roman"/>
-          <w:color w:val="000000"/>
-          <w:kern w:val="0"/>
-          <w:lang w:eastAsia="en-GB"/>
-          <w14:ligatures w14:val="none"/>
-        </w:rPr>
-        <w:t>Both were built and run against the brief, and the evidence comes from what each system actually produced: the six renders and object registry from the public Task 1 notebook, and the screenshots from TheConstruct.ai for Task 2, which ran through to MISSION_COMPLETE in Rosject XctZpczWOA.</w:t>
-      </w:r>
-      <w:r>
-        <w:rPr>
-          <w:rFonts w:eastAsia="Times New Roman" w:cs="Times New Roman"/>
-          <w:color w:val="000000"/>
-          <w:kern w:val="0"/>
-          <w:lang w:eastAsia="en-GB"/>
-          <w14:ligatures w14:val="none"/>
-        </w:rPr>
-        <w:t xml:space="preserve"> </w:t>
-      </w:r>
-      <w:r>
-        <w:rPr>
-          <w:rFonts w:eastAsia="Times New Roman" w:cs="Times New Roman"/>
-          <w:color w:val="000000"/>
-          <w:kern w:val="0"/>
-          <w:lang w:eastAsia="en-GB"/>
-          <w14:ligatures w14:val="none"/>
-        </w:rPr>
-        <w:t>The main takeaway is that semantic structure, whether on objects or in a robot’s own states, only becomes trustworthy once it is monitored and logged.</w:t>
+        <w:t>Task 1 produced a PyBullet room with fourteen labelled objects and six camera views. The role lookups worked as intended, including the nearest-target query, which returned 0.092 m. Task 2 produced a TurtleBot3 patrol in ROS2 that reached MISSION_COMPLETE in Rosject XctZpczWOA. That run was not clean. The state log shows the robot dropping back to IDLE once, and I restarted it. Table 4 also comes from a single run, so I cannot say how repeatable the figures are. With more time I would record an uninterrupted run with the final monitor summary. I would also add a resume key, since pause currently has none. For Task 1 I would try predicting roles from the rendered images. Both tasks taught me more from what went wrong than from what worked first time. The camera framing and the over-cautious avoidance each took several rounds of changes before the results were usable.</w:t>
       </w:r>
     </w:p>
     <w:p>
@@ -11021,7 +10121,7 @@
       <w:pPr>
         <w:pStyle w:val="Heading1"/>
       </w:pPr>
-      <w:bookmarkStart w:id="43" w:name="_Toc241518202"/>
+      <w:bookmarkStart w:id="43" w:name="_Toc241707440"/>
       <w:r>
         <w:lastRenderedPageBreak/>
         <w:t>Acknowledgement</w:t>
@@ -11043,7 +10143,13 @@
         <w:rPr>
           <w:rFonts w:cs="Times New Roman"/>
         </w:rPr>
-        <w:t xml:space="preserve">Perplexity AI (2026) was used to support literature searching, identify potentially relevant academic sources, and assist with grammar correction and word-limit reduction during editing. </w:t>
+        <w:t>Perplexity AI (2026) was used to support literature searching, identify potentially relevant academic sources</w:t>
+      </w:r>
+      <w:r>
+        <w:rPr>
+          <w:rFonts w:cs="Times New Roman"/>
+        </w:rPr>
+        <w:t xml:space="preserve">. </w:t>
       </w:r>
       <w:r>
         <w:rPr>
@@ -11104,7 +10210,7 @@
       <w:pPr>
         <w:pStyle w:val="Heading1"/>
       </w:pPr>
-      <w:bookmarkStart w:id="44" w:name="_Toc241518203"/>
+      <w:bookmarkStart w:id="44" w:name="_Toc241707441"/>
       <w:r>
         <w:lastRenderedPageBreak/>
         <w:t>References</w:t>
@@ -11490,31 +10596,25 @@
         <w:rPr>
           <w:rFonts w:ascii="Times New Roman" w:hAnsi="Times New Roman" w:cs="Times New Roman"/>
         </w:rPr>
-        <w:t xml:space="preserve"> tool</w:t>
+        <w:t xml:space="preserve"> tool].</w:t>
       </w:r>
       <w:r>
         <w:rPr>
           <w:rFonts w:ascii="Times New Roman" w:hAnsi="Times New Roman" w:cs="Times New Roman"/>
         </w:rPr>
-        <w:t>].</w:t>
+        <w:t xml:space="preserve"> [online] Available from https://www.perplexity.ai [Accessed </w:t>
       </w:r>
       <w:r>
         <w:rPr>
           <w:rFonts w:ascii="Times New Roman" w:hAnsi="Times New Roman" w:cs="Times New Roman"/>
         </w:rPr>
-        <w:t xml:space="preserve"> [online] Available from https://www.perplexity.ai [Accessed </w:t>
+        <w:t>20</w:t>
       </w:r>
       <w:r>
         <w:rPr>
           <w:rFonts w:ascii="Times New Roman" w:hAnsi="Times New Roman" w:cs="Times New Roman"/>
         </w:rPr>
-        <w:t>20</w:t>
-      </w:r>
-      <w:r>
-        <w:rPr>
-          <w:rFonts w:ascii="Times New Roman" w:hAnsi="Times New Roman" w:cs="Times New Roman"/>
-        </w:rPr>
-        <w:t xml:space="preserve"> September 2026].</w:t>
+        <w:t xml:space="preserve"> September 2026]</w:t>
       </w:r>
     </w:p>
     <w:p>
@@ -12654,7 +11754,6 @@
   <w:style w:type="character" w:default="1" w:styleId="DefaultParagraphFont">
     <w:name w:val="Default Paragraph Font"/>
     <w:uiPriority w:val="1"/>
-    <w:semiHidden/>
     <w:unhideWhenUsed/>
   </w:style>
   <w:style w:type="table" w:default="1" w:styleId="TableNormal">

--- a/Sem2/Robotics Software and Programming/Report.docx
+++ b/Sem2/Robotics Software and Programming/Report.docx
@@ -1396,10 +1396,8 @@
         <w:r>
           <w:rPr>
             <w:rStyle w:val="Hyperlink"/>
-            <w:rFonts w:cs="Times New Roman"/>
-            <w:u w:val="single"/>
           </w:rPr>
-          <w:t>https://github.com/Amaan9136</w:t>
+          <w:t>https://github.com/Amaan9136/bsbi-assignments/tree/main/Sem2/Robotics%20Software%20and%20Programming/task1-code</w:t>
         </w:r>
       </w:hyperlink>
     </w:p>
@@ -1428,39 +1426,47 @@
         <w:spacing w:line="360" w:lineRule="auto"/>
         <w:ind w:left="360"/>
         <w:rPr>
-          <w:rFonts w:cs="Times New Roman"/>
-          <w:u w:val="single"/>
-        </w:rPr>
-      </w:pPr>
-      <w:hyperlink r:id="rId12" w:history="1">
-        <w:r>
-          <w:rPr>
-            <w:rStyle w:val="Hyperlink"/>
-            <w:rFonts w:cs="Times New Roman"/>
-            <w:u w:val="single"/>
-          </w:rPr>
-          <w:t>https://github.com/Amaan9136</w:t>
-        </w:r>
-      </w:hyperlink>
-    </w:p>
-    <w:p>
-      <w:pPr>
-        <w:spacing w:line="360" w:lineRule="auto"/>
-        <w:rPr>
+          <w:rStyle w:val="Hyperlink"/>
           <w:rFonts w:cs="Times New Roman"/>
           <w:sz w:val="22"/>
           <w:szCs w:val="22"/>
-          <w:u w:val="single"/>
-        </w:rPr>
-      </w:pPr>
-      <w:r>
-        <w:rPr>
+        </w:rPr>
+      </w:pPr>
+      <w:r>
+        <w:fldChar w:fldCharType="begin"/>
+      </w:r>
+      <w:r>
+        <w:instrText>HYPERLINK "https://github.com/Amaan9136/bsbi-assignments/tree/main/Sem2/Robotics%20Software%20and%20Programming/task2-code"</w:instrText>
+      </w:r>
+      <w:r>
+        <w:fldChar w:fldCharType="separate"/>
+      </w:r>
+      <w:r>
+        <w:rPr>
+          <w:rStyle w:val="Hyperlink"/>
+        </w:rPr>
+        <w:t>https://github.com/Amaan9136/bsbi-assignments/tree/main/Sem2/Robotics%20Software%20and%20Programming/task</w:t>
+      </w:r>
+      <w:r>
+        <w:rPr>
+          <w:rStyle w:val="Hyperlink"/>
+        </w:rPr>
+        <w:t>2</w:t>
+      </w:r>
+      <w:r>
+        <w:rPr>
+          <w:rStyle w:val="Hyperlink"/>
+        </w:rPr>
+        <w:t>-code</w:t>
+      </w:r>
+      <w:r>
+        <w:rPr>
+          <w:rStyle w:val="Hyperlink"/>
           <w:rFonts w:cs="Times New Roman"/>
           <w:b/>
           <w:bCs/>
           <w:sz w:val="28"/>
           <w:szCs w:val="28"/>
-          <w:u w:val="single"/>
         </w:rPr>
         <w:br w:type="page"/>
       </w:r>
@@ -1478,6 +1484,10 @@
         </w:rPr>
       </w:pPr>
       <w:r>
+        <w:lastRenderedPageBreak/>
+        <w:fldChar w:fldCharType="end"/>
+      </w:r>
+      <w:r>
         <w:rPr>
           <w:rFonts w:cs="Times New Roman"/>
           <w:b/>
@@ -1485,7 +1495,6 @@
           <w:sz w:val="28"/>
           <w:szCs w:val="28"/>
         </w:rPr>
-        <w:lastRenderedPageBreak/>
         <w:t>Table of Contents</w:t>
       </w:r>
     </w:p>
@@ -3561,7 +3570,7 @@
         <w:tabs>
           <w:tab w:val="right" w:leader="dot" w:pos="9016"/>
         </w:tabs>
-        <w:spacing w:before="240" w:line="360" w:lineRule="auto"/>
+        <w:spacing w:line="360" w:lineRule="auto"/>
         <w:rPr>
           <w:rFonts w:asciiTheme="minorHAnsi" w:eastAsiaTheme="minorEastAsia" w:hAnsiTheme="minorHAnsi"/>
           <w:noProof/>
@@ -3592,7 +3601,7 @@
         </w:rPr>
         <w:fldChar w:fldCharType="separate"/>
       </w:r>
-      <w:hyperlink w:anchor="_Toc241707606" w:history="1">
+      <w:hyperlink w:anchor="_Toc241777727" w:history="1">
         <w:r>
           <w:rPr>
             <w:rStyle w:val="Hyperlink"/>
@@ -3619,7 +3628,7 @@
             <w:noProof/>
             <w:webHidden/>
           </w:rPr>
-          <w:instrText xml:space="preserve"> PAGEREF _Toc241707606 \h </w:instrText>
+          <w:instrText xml:space="preserve"> PAGEREF _Toc241777727 \h </w:instrText>
         </w:r>
         <w:r>
           <w:rPr>
@@ -3656,20 +3665,33 @@
         <w:tabs>
           <w:tab w:val="right" w:leader="dot" w:pos="9016"/>
         </w:tabs>
-        <w:spacing w:line="360" w:lineRule="auto"/>
         <w:rPr>
           <w:rFonts w:asciiTheme="minorHAnsi" w:eastAsiaTheme="minorEastAsia" w:hAnsiTheme="minorHAnsi"/>
           <w:noProof/>
           <w:lang w:val="en-US"/>
         </w:rPr>
       </w:pPr>
-      <w:hyperlink w:anchor="_Toc241707607" w:history="1">
+      <w:hyperlink w:anchor="_Toc241777728" w:history="1">
         <w:r>
           <w:rPr>
             <w:rStyle w:val="Hyperlink"/>
             <w:noProof/>
           </w:rPr>
-          <w:t>Table 2: ROS2 node architecture.</w:t>
+          <w:t>Table 2: ROS2 node architect</w:t>
+        </w:r>
+        <w:r>
+          <w:rPr>
+            <w:rStyle w:val="Hyperlink"/>
+            <w:noProof/>
+          </w:rPr>
+          <w:t>u</w:t>
+        </w:r>
+        <w:r>
+          <w:rPr>
+            <w:rStyle w:val="Hyperlink"/>
+            <w:noProof/>
+          </w:rPr>
+          <w:t>re.</w:t>
         </w:r>
         <w:r>
           <w:rPr>
@@ -3690,7 +3712,7 @@
             <w:noProof/>
             <w:webHidden/>
           </w:rPr>
-          <w:instrText xml:space="preserve"> PAGEREF _Toc241707607 \h </w:instrText>
+          <w:instrText xml:space="preserve"> PAGEREF _Toc241777728 \h </w:instrText>
         </w:r>
         <w:r>
           <w:rPr>
@@ -3727,14 +3749,13 @@
         <w:tabs>
           <w:tab w:val="right" w:leader="dot" w:pos="9016"/>
         </w:tabs>
-        <w:spacing w:line="360" w:lineRule="auto"/>
         <w:rPr>
           <w:rFonts w:asciiTheme="minorHAnsi" w:eastAsiaTheme="minorEastAsia" w:hAnsiTheme="minorHAnsi"/>
           <w:noProof/>
           <w:lang w:val="en-US"/>
         </w:rPr>
       </w:pPr>
-      <w:hyperlink w:anchor="_Toc241707608" w:history="1">
+      <w:hyperlink w:anchor="_Toc241777729" w:history="1">
         <w:r>
           <w:rPr>
             <w:rStyle w:val="Hyperlink"/>
@@ -3761,7 +3782,7 @@
             <w:noProof/>
             <w:webHidden/>
           </w:rPr>
-          <w:instrText xml:space="preserve"> PAGEREF _Toc241707608 \h </w:instrText>
+          <w:instrText xml:space="preserve"> PAGEREF _Toc241777729 \h </w:instrText>
         </w:r>
         <w:r>
           <w:rPr>
@@ -3798,14 +3819,13 @@
         <w:tabs>
           <w:tab w:val="right" w:leader="dot" w:pos="9016"/>
         </w:tabs>
-        <w:spacing w:line="360" w:lineRule="auto"/>
         <w:rPr>
           <w:rFonts w:asciiTheme="minorHAnsi" w:eastAsiaTheme="minorEastAsia" w:hAnsiTheme="minorHAnsi"/>
           <w:noProof/>
           <w:lang w:val="en-US"/>
         </w:rPr>
       </w:pPr>
-      <w:hyperlink w:anchor="_Toc241707609" w:history="1">
+      <w:hyperlink w:anchor="_Toc241777730" w:history="1">
         <w:r>
           <w:rPr>
             <w:rStyle w:val="Hyperlink"/>
@@ -3832,7 +3852,7 @@
             <w:noProof/>
             <w:webHidden/>
           </w:rPr>
-          <w:instrText xml:space="preserve"> PAGEREF _Toc241707609 \h </w:instrText>
+          <w:instrText xml:space="preserve"> PAGEREF _Toc241777730 \h </w:instrText>
         </w:r>
         <w:r>
           <w:rPr>
@@ -3852,7 +3872,77 @@
             <w:noProof/>
             <w:webHidden/>
           </w:rPr>
-          <w:t>20</w:t>
+          <w:t>21</w:t>
+        </w:r>
+        <w:r>
+          <w:rPr>
+            <w:noProof/>
+            <w:webHidden/>
+          </w:rPr>
+          <w:fldChar w:fldCharType="end"/>
+        </w:r>
+      </w:hyperlink>
+    </w:p>
+    <w:p>
+      <w:pPr>
+        <w:pStyle w:val="TableofFigures"/>
+        <w:tabs>
+          <w:tab w:val="right" w:leader="dot" w:pos="9016"/>
+        </w:tabs>
+        <w:rPr>
+          <w:rFonts w:asciiTheme="minorHAnsi" w:eastAsiaTheme="minorEastAsia" w:hAnsiTheme="minorHAnsi"/>
+          <w:noProof/>
+          <w:lang w:val="en-US"/>
+        </w:rPr>
+      </w:pPr>
+      <w:hyperlink w:anchor="_Toc241777731" w:history="1">
+        <w:r>
+          <w:rPr>
+            <w:rStyle w:val="Hyperlink"/>
+            <w:noProof/>
+          </w:rPr>
+          <w:t>Table 5: Task 2 test cases and observed outcomes.</w:t>
+        </w:r>
+        <w:r>
+          <w:rPr>
+            <w:noProof/>
+            <w:webHidden/>
+          </w:rPr>
+          <w:tab/>
+        </w:r>
+        <w:r>
+          <w:rPr>
+            <w:noProof/>
+            <w:webHidden/>
+          </w:rPr>
+          <w:fldChar w:fldCharType="begin"/>
+        </w:r>
+        <w:r>
+          <w:rPr>
+            <w:noProof/>
+            <w:webHidden/>
+          </w:rPr>
+          <w:instrText xml:space="preserve"> PAGEREF _Toc241777731 \h </w:instrText>
+        </w:r>
+        <w:r>
+          <w:rPr>
+            <w:noProof/>
+            <w:webHidden/>
+          </w:rPr>
+        </w:r>
+        <w:r>
+          <w:rPr>
+            <w:noProof/>
+            <w:webHidden/>
+          </w:rPr>
+          <w:fldChar w:fldCharType="separate"/>
+        </w:r>
+        <w:r>
+          <w:rPr>
+            <w:noProof/>
+            <w:webHidden/>
+          </w:rPr>
+          <w:t>21</w:t>
         </w:r>
         <w:r>
           <w:rPr>
@@ -4131,13 +4221,13 @@
       <w:pPr>
         <w:pStyle w:val="Heading1"/>
       </w:pPr>
-      <w:bookmarkStart w:id="0" w:name="abstract"/>
-      <w:bookmarkStart w:id="1" w:name="_Toc241707424"/>
+      <w:bookmarkStart w:id="0" w:name="_Toc241707424"/>
+      <w:bookmarkStart w:id="1" w:name="abstract"/>
       <w:r>
         <w:lastRenderedPageBreak/>
         <w:t>Abstract</w:t>
       </w:r>
-      <w:bookmarkEnd w:id="1"/>
+      <w:bookmarkEnd w:id="0"/>
     </w:p>
     <w:p>
       <w:pPr>
@@ -4162,30 +4252,118 @@
           <w:lang w:eastAsia="en-GB"/>
           <w14:ligatures w14:val="none"/>
         </w:rPr>
-        <w:t>This report covers two practical exercises for the Robotics Software and Programming module. Task 1 is a PyBullet simulation of a small inspection and light-warehousing room. It uses five custom URDF object categories, a two-wheel robot, fourteen placed objects and six camera viewpoints. A dictionary called semantic_db stores each object's role and supports role lookup and nearest-target queries. Task 2 is a TurtleBot3 patrol robot in ROS2 with a six-state finite state machine. It runs in a custom Gazebo warehouse world with eight pallet obstacles and four checkpoints, one of which is the charging dock. The robot uses path planning, LIDAR and odometry</w:t>
-      </w:r>
-      <w:r>
-        <w:rPr>
-          <w:rFonts w:eastAsia="Times New Roman" w:cs="Times New Roman"/>
-          <w:color w:val="000000"/>
-          <w:kern w:val="0"/>
-          <w:lang w:eastAsia="en-GB"/>
-          <w14:ligatures w14:val="none"/>
-        </w:rPr>
-        <w:t>-</w:t>
-      </w:r>
-      <w:r>
-        <w:rPr>
-          <w:rFonts w:eastAsia="Times New Roman" w:cs="Times New Roman"/>
-          <w:color w:val="000000"/>
-          <w:kern w:val="0"/>
-          <w:lang w:eastAsia="en-GB"/>
-          <w14:ligatures w14:val="none"/>
-        </w:rPr>
-        <w:t>based obstacle avoidance and a keyboard interaction node. A monitoring node logs state transitions and mission metrics. Task 2 was run to MISSION_COMPLETE on TheConstruct.ai in Rosject XctZpczWOA. A local ROS2 Jazzy and Gazebo Harmonic workspace was used for extra checks.</w:t>
+        <w:t xml:space="preserve">This report covers two practical exercises for the Robotics Software and Programming module. Task 1 is a </w:t>
+      </w:r>
+      <w:proofErr w:type="spellStart"/>
+      <w:r>
+        <w:rPr>
+          <w:rFonts w:eastAsia="Times New Roman" w:cs="Times New Roman"/>
+          <w:color w:val="000000"/>
+          <w:kern w:val="0"/>
+          <w:lang w:eastAsia="en-GB"/>
+          <w14:ligatures w14:val="none"/>
+        </w:rPr>
+        <w:t>PyBullet</w:t>
+      </w:r>
+      <w:proofErr w:type="spellEnd"/>
+      <w:r>
+        <w:rPr>
+          <w:rFonts w:eastAsia="Times New Roman" w:cs="Times New Roman"/>
+          <w:color w:val="000000"/>
+          <w:kern w:val="0"/>
+          <w:lang w:eastAsia="en-GB"/>
+          <w14:ligatures w14:val="none"/>
+        </w:rPr>
+        <w:t xml:space="preserve"> simulation of a small inspection and light-warehousing room. It uses five custom URDF object categories, a two-wheel robot, fourteen placed objects and six camera viewpoints. A dictionary called </w:t>
+      </w:r>
+      <w:proofErr w:type="spellStart"/>
+      <w:r>
+        <w:rPr>
+          <w:rFonts w:eastAsia="Times New Roman" w:cs="Times New Roman"/>
+          <w:color w:val="000000"/>
+          <w:kern w:val="0"/>
+          <w:lang w:eastAsia="en-GB"/>
+          <w14:ligatures w14:val="none"/>
+        </w:rPr>
+        <w:t>semantic_db</w:t>
+      </w:r>
+      <w:proofErr w:type="spellEnd"/>
+      <w:r>
+        <w:rPr>
+          <w:rFonts w:eastAsia="Times New Roman" w:cs="Times New Roman"/>
+          <w:color w:val="000000"/>
+          <w:kern w:val="0"/>
+          <w:lang w:eastAsia="en-GB"/>
+          <w14:ligatures w14:val="none"/>
+        </w:rPr>
+        <w:t xml:space="preserve"> stores each object's role and supports role lookup and nearest-target queries. Task 2 is a TurtleBot3 patrol robot in ROS2 with a six-state finite state machine. It runs in a custom Gazebo warehouse world with eight pallet obstacles and four checkpoints, one of which is the charging dock. The robot uses path planning, </w:t>
+      </w:r>
+      <w:r>
+        <w:rPr>
+          <w:rFonts w:eastAsia="Times New Roman" w:cs="Times New Roman"/>
+          <w:color w:val="000000"/>
+          <w:kern w:val="0"/>
+          <w:lang w:eastAsia="en-GB"/>
+          <w14:ligatures w14:val="none"/>
+        </w:rPr>
+        <w:t>LIDAR and odometry-based obstacle avoidance, and a keyboard interaction node</w:t>
+      </w:r>
+      <w:r>
+        <w:rPr>
+          <w:rFonts w:eastAsia="Times New Roman" w:cs="Times New Roman"/>
+          <w:color w:val="000000"/>
+          <w:kern w:val="0"/>
+          <w:lang w:eastAsia="en-GB"/>
+          <w14:ligatures w14:val="none"/>
+        </w:rPr>
+        <w:t xml:space="preserve">. A monitoring node logs state transitions and mission metrics. Task 2 was run to MISSION_COMPLETE on TheConstruct.ai in </w:t>
+      </w:r>
+      <w:proofErr w:type="spellStart"/>
+      <w:r>
+        <w:rPr>
+          <w:rFonts w:eastAsia="Times New Roman" w:cs="Times New Roman"/>
+          <w:color w:val="000000"/>
+          <w:kern w:val="0"/>
+          <w:lang w:eastAsia="en-GB"/>
+          <w14:ligatures w14:val="none"/>
+        </w:rPr>
+        <w:t>Rosject</w:t>
+      </w:r>
+      <w:proofErr w:type="spellEnd"/>
+      <w:r>
+        <w:rPr>
+          <w:rFonts w:eastAsia="Times New Roman" w:cs="Times New Roman"/>
+          <w:color w:val="000000"/>
+          <w:kern w:val="0"/>
+          <w:lang w:eastAsia="en-GB"/>
+          <w14:ligatures w14:val="none"/>
+        </w:rPr>
+        <w:t xml:space="preserve"> </w:t>
+      </w:r>
+      <w:proofErr w:type="spellStart"/>
+      <w:r>
+        <w:rPr>
+          <w:rFonts w:eastAsia="Times New Roman" w:cs="Times New Roman"/>
+          <w:color w:val="000000"/>
+          <w:kern w:val="0"/>
+          <w:lang w:eastAsia="en-GB"/>
+          <w14:ligatures w14:val="none"/>
+        </w:rPr>
+        <w:t>XctZpczWOA</w:t>
+      </w:r>
+      <w:proofErr w:type="spellEnd"/>
+      <w:r>
+        <w:rPr>
+          <w:rFonts w:eastAsia="Times New Roman" w:cs="Times New Roman"/>
+          <w:color w:val="000000"/>
+          <w:kern w:val="0"/>
+          <w:lang w:eastAsia="en-GB"/>
+          <w14:ligatures w14:val="none"/>
+        </w:rPr>
+        <w:t>. A local ROS2 Jazzy and Gazebo Harmonic workspace was used for extra checks.</w:t>
       </w:r>
       <w:bookmarkStart w:id="2" w:name="introduction"/>
-      <w:bookmarkEnd w:id="0"/>
+      <w:bookmarkEnd w:id="1"/>
       <w:r>
         <w:rPr>
           <w:rFonts w:eastAsia="Times New Roman" w:cs="Times New Roman"/>
@@ -4261,7 +4439,49 @@
           <w:lang w:eastAsia="en-GB"/>
           <w14:ligatures w14:val="none"/>
         </w:rPr>
-        <w:t xml:space="preserve">The brief, Dynamic Robotics Simulation and Autonomous System Design, sets out two stages of increasing complexity: an interactive PyBullet environment with object-level semantics, and a ROS2-based autonomous system with sensing, navigation, human interaction and self-monitoring. </w:t>
+        <w:t xml:space="preserve">The brief, Dynamic Robotics Simulation and Autonomous System Design, sets out </w:t>
+      </w:r>
+      <w:r>
+        <w:rPr>
+          <w:rFonts w:eastAsia="Times New Roman" w:cs="Times New Roman"/>
+          <w:color w:val="000000"/>
+          <w:kern w:val="0"/>
+          <w:lang w:eastAsia="en-GB"/>
+          <w14:ligatures w14:val="none"/>
+        </w:rPr>
+        <w:t xml:space="preserve">two stages of increasing complexity. The first is an interactive </w:t>
+      </w:r>
+      <w:proofErr w:type="spellStart"/>
+      <w:r>
+        <w:rPr>
+          <w:rFonts w:eastAsia="Times New Roman" w:cs="Times New Roman"/>
+          <w:color w:val="000000"/>
+          <w:kern w:val="0"/>
+          <w:lang w:eastAsia="en-GB"/>
+          <w14:ligatures w14:val="none"/>
+        </w:rPr>
+        <w:t>PyBullet</w:t>
+      </w:r>
+      <w:proofErr w:type="spellEnd"/>
+      <w:r>
+        <w:rPr>
+          <w:rFonts w:eastAsia="Times New Roman" w:cs="Times New Roman"/>
+          <w:color w:val="000000"/>
+          <w:kern w:val="0"/>
+          <w:lang w:eastAsia="en-GB"/>
+          <w14:ligatures w14:val="none"/>
+        </w:rPr>
+        <w:t xml:space="preserve"> environment with object-level semantics. The second is a ROS2-based autonomous system</w:t>
+      </w:r>
+      <w:r>
+        <w:rPr>
+          <w:rFonts w:eastAsia="Times New Roman" w:cs="Times New Roman"/>
+          <w:color w:val="000000"/>
+          <w:kern w:val="0"/>
+          <w:lang w:eastAsia="en-GB"/>
+          <w14:ligatures w14:val="none"/>
+        </w:rPr>
+        <w:t xml:space="preserve"> with sensing, navigation, human interaction and self-monitoring. </w:t>
       </w:r>
       <w:r>
         <w:rPr>
@@ -4346,7 +4566,15 @@
       <w:bookmarkStart w:id="5" w:name="_Toc241707426"/>
       <w:r>
         <w:lastRenderedPageBreak/>
-        <w:t>Task 1: Interactive PyBullet Environment with Object Semantics</w:t>
+        <w:t xml:space="preserve">Task 1: Interactive </w:t>
+      </w:r>
+      <w:proofErr w:type="spellStart"/>
+      <w:r>
+        <w:t>PyBullet</w:t>
+      </w:r>
+      <w:proofErr w:type="spellEnd"/>
+      <w:r>
+        <w:t xml:space="preserve"> Environment with Object Semantics</w:t>
       </w:r>
       <w:bookmarkEnd w:id="5"/>
     </w:p>
@@ -4354,138 +4582,182 @@
       <w:pPr>
         <w:pStyle w:val="Heading2"/>
       </w:pPr>
-      <w:bookmarkStart w:id="6" w:name="project-definition"/>
-      <w:bookmarkStart w:id="7" w:name="_Toc241707427"/>
+      <w:bookmarkStart w:id="6" w:name="_Toc241707427"/>
+      <w:bookmarkStart w:id="7" w:name="project-definition"/>
       <w:r>
         <w:t>3.1 Project Definition</w:t>
       </w:r>
+      <w:bookmarkEnd w:id="6"/>
+    </w:p>
+    <w:p>
+      <w:pPr>
+        <w:spacing w:after="180" w:line="360" w:lineRule="auto"/>
+        <w:rPr>
+          <w:rFonts w:eastAsia="Times New Roman" w:cs="Times New Roman"/>
+          <w:color w:val="000000"/>
+          <w:kern w:val="0"/>
+          <w:lang w:eastAsia="en-GB"/>
+          <w14:ligatures w14:val="none"/>
+        </w:rPr>
+      </w:pPr>
+      <w:r>
+        <w:rPr>
+          <w:rFonts w:eastAsia="Times New Roman" w:cs="Times New Roman"/>
+          <w:color w:val="000000"/>
+          <w:kern w:val="0"/>
+          <w:lang w:eastAsia="en-GB"/>
+          <w14:ligatures w14:val="none"/>
+        </w:rPr>
+        <w:t xml:space="preserve">The objective of Task 1 was a </w:t>
+      </w:r>
+      <w:proofErr w:type="spellStart"/>
+      <w:r>
+        <w:rPr>
+          <w:rFonts w:eastAsia="Times New Roman" w:cs="Times New Roman"/>
+          <w:color w:val="000000"/>
+          <w:kern w:val="0"/>
+          <w:lang w:eastAsia="en-GB"/>
+          <w14:ligatures w14:val="none"/>
+        </w:rPr>
+        <w:t>PyBullet</w:t>
+      </w:r>
+      <w:proofErr w:type="spellEnd"/>
+      <w:r>
+        <w:rPr>
+          <w:rFonts w:eastAsia="Times New Roman" w:cs="Times New Roman"/>
+          <w:color w:val="000000"/>
+          <w:kern w:val="0"/>
+          <w:lang w:eastAsia="en-GB"/>
+          <w14:ligatures w14:val="none"/>
+        </w:rPr>
+        <w:t xml:space="preserve"> scene where code could look up the role of each object as well as its position. I sketched the room on paper before writing any code. It was a six by four metre space with a single entrance</w:t>
+      </w:r>
+      <w:r>
+        <w:rPr>
+          <w:rFonts w:eastAsia="Times New Roman" w:cs="Times New Roman"/>
+          <w:color w:val="000000"/>
+          <w:kern w:val="0"/>
+          <w:lang w:eastAsia="en-GB"/>
+          <w14:ligatures w14:val="none"/>
+        </w:rPr>
+        <w:t>, a central aisle, storage shelving along the back wall, a charging dock near the entrance, and reference landmarks at each corner.</w:t>
+      </w:r>
+      <w:r>
+        <w:rPr>
+          <w:rFonts w:eastAsia="Times New Roman" w:cs="Times New Roman"/>
+          <w:color w:val="000000"/>
+          <w:kern w:val="0"/>
+          <w:lang w:eastAsia="en-GB"/>
+          <w14:ligatures w14:val="none"/>
+        </w:rPr>
+        <w:t xml:space="preserve"> </w:t>
+      </w:r>
+      <w:r>
+        <w:rPr>
+          <w:rFonts w:eastAsia="Times New Roman" w:cs="Times New Roman"/>
+          <w:color w:val="000000"/>
+          <w:kern w:val="0"/>
+          <w:lang w:eastAsia="en-GB"/>
+          <w14:ligatures w14:val="none"/>
+        </w:rPr>
+        <w:t>I then turned the sketch into URDF categories and coordinates, so</w:t>
+      </w:r>
+      <w:r>
+        <w:rPr>
+          <w:rFonts w:eastAsia="Times New Roman" w:cs="Times New Roman"/>
+          <w:color w:val="000000"/>
+          <w:kern w:val="0"/>
+          <w:lang w:eastAsia="en-GB"/>
+          <w14:ligatures w14:val="none"/>
+        </w:rPr>
+        <w:t xml:space="preserve"> </w:t>
+      </w:r>
+      <w:r>
+        <w:rPr>
+          <w:rFonts w:eastAsia="Times New Roman" w:cs="Times New Roman"/>
+          <w:color w:val="000000"/>
+          <w:kern w:val="0"/>
+          <w:lang w:eastAsia="en-GB"/>
+          <w14:ligatures w14:val="none"/>
+        </w:rPr>
+        <w:t>every object sits where I placed it.</w:t>
+      </w:r>
+    </w:p>
+    <w:p>
+      <w:pPr>
+        <w:spacing w:after="180" w:line="360" w:lineRule="auto"/>
+        <w:rPr>
+          <w:rFonts w:eastAsia="Times New Roman" w:cs="Times New Roman"/>
+          <w:color w:val="000000"/>
+          <w:kern w:val="0"/>
+          <w:lang w:eastAsia="en-GB"/>
+          <w14:ligatures w14:val="none"/>
+        </w:rPr>
+      </w:pPr>
+      <w:r>
+        <w:rPr>
+          <w:rFonts w:eastAsia="Times New Roman" w:cs="Times New Roman"/>
+          <w:color w:val="000000"/>
+          <w:kern w:val="0"/>
+          <w:lang w:eastAsia="en-GB"/>
+          <w14:ligatures w14:val="none"/>
+        </w:rPr>
+        <w:t xml:space="preserve">The finished scene has fourteen objects in five URDF categories, </w:t>
+      </w:r>
+      <w:r>
+        <w:rPr>
+          <w:rFonts w:eastAsia="Times New Roman" w:cs="Times New Roman"/>
+          <w:color w:val="000000"/>
+          <w:kern w:val="0"/>
+          <w:lang w:eastAsia="en-GB"/>
+          <w14:ligatures w14:val="none"/>
+        </w:rPr>
+        <w:t>which is above the brief's minimum of eight objects and four models. It also has a two-wheel robot that I moved between camera renders to show movement. All objects are URDF boxes and cylinders with no imported meshes, so the notebook is self-contained</w:t>
+      </w:r>
+      <w:r>
+        <w:rPr>
+          <w:rFonts w:eastAsia="Times New Roman" w:cs="Times New Roman"/>
+          <w:color w:val="000000"/>
+          <w:kern w:val="0"/>
+          <w:lang w:eastAsia="en-GB"/>
+          <w14:ligatures w14:val="none"/>
+        </w:rPr>
+        <w:t xml:space="preserve">. I considered richer datasets such as </w:t>
+      </w:r>
+      <w:proofErr w:type="spellStart"/>
+      <w:r>
+        <w:rPr>
+          <w:rFonts w:eastAsia="Times New Roman" w:cs="Times New Roman"/>
+          <w:color w:val="000000"/>
+          <w:kern w:val="0"/>
+          <w:lang w:eastAsia="en-GB"/>
+          <w14:ligatures w14:val="none"/>
+        </w:rPr>
+        <w:t>SceneNet</w:t>
+      </w:r>
+      <w:proofErr w:type="spellEnd"/>
+      <w:r>
+        <w:rPr>
+          <w:rFonts w:eastAsia="Times New Roman" w:cs="Times New Roman"/>
+          <w:color w:val="000000"/>
+          <w:kern w:val="0"/>
+          <w:lang w:eastAsia="en-GB"/>
+          <w14:ligatures w14:val="none"/>
+        </w:rPr>
+        <w:t xml:space="preserve"> RGB-D (McCormac et al., 2017) but left them for future work.</w:t>
+      </w:r>
+    </w:p>
+    <w:p>
+      <w:pPr>
+        <w:pStyle w:val="Heading2"/>
+      </w:pPr>
+      <w:bookmarkStart w:id="8" w:name="_Toc241707428"/>
+      <w:bookmarkStart w:id="9" w:name="design-and-implementation"/>
       <w:bookmarkEnd w:id="7"/>
-    </w:p>
-    <w:p>
-      <w:pPr>
-        <w:spacing w:after="180" w:line="360" w:lineRule="auto"/>
-        <w:rPr>
-          <w:rFonts w:eastAsia="Times New Roman" w:cs="Times New Roman"/>
-          <w:color w:val="000000"/>
-          <w:kern w:val="0"/>
-          <w:lang w:eastAsia="en-GB"/>
-          <w14:ligatures w14:val="none"/>
-        </w:rPr>
-      </w:pPr>
-      <w:r>
-        <w:rPr>
-          <w:rFonts w:eastAsia="Times New Roman" w:cs="Times New Roman"/>
-          <w:color w:val="000000"/>
-          <w:kern w:val="0"/>
-          <w:lang w:eastAsia="en-GB"/>
-          <w14:ligatures w14:val="none"/>
-        </w:rPr>
-        <w:t>The objective of Task 1 was a PyBullet scene where code could look up the role of each object as well as its position. I sketched the room on paper before writing any code. It was a six by four metre space with a single entrance</w:t>
-      </w:r>
-      <w:r>
-        <w:rPr>
-          <w:rFonts w:eastAsia="Times New Roman" w:cs="Times New Roman"/>
-          <w:color w:val="000000"/>
-          <w:kern w:val="0"/>
-          <w:lang w:eastAsia="en-GB"/>
-          <w14:ligatures w14:val="none"/>
-        </w:rPr>
-        <w:t>, a central aisle, storage shelving along the back wall, a charging dock near the entrance, and reference landmarks at each corner.</w:t>
-      </w:r>
-      <w:r>
-        <w:rPr>
-          <w:rFonts w:eastAsia="Times New Roman" w:cs="Times New Roman"/>
-          <w:color w:val="000000"/>
-          <w:kern w:val="0"/>
-          <w:lang w:eastAsia="en-GB"/>
-          <w14:ligatures w14:val="none"/>
-        </w:rPr>
-        <w:t xml:space="preserve"> </w:t>
-      </w:r>
-      <w:r>
-        <w:rPr>
-          <w:rFonts w:eastAsia="Times New Roman" w:cs="Times New Roman"/>
-          <w:color w:val="000000"/>
-          <w:kern w:val="0"/>
-          <w:lang w:eastAsia="en-GB"/>
-          <w14:ligatures w14:val="none"/>
-        </w:rPr>
-        <w:t>I then turned the sketch into URDF categories and coordinates, so</w:t>
-      </w:r>
-      <w:r>
-        <w:rPr>
-          <w:rFonts w:eastAsia="Times New Roman" w:cs="Times New Roman"/>
-          <w:color w:val="000000"/>
-          <w:kern w:val="0"/>
-          <w:lang w:eastAsia="en-GB"/>
-          <w14:ligatures w14:val="none"/>
-        </w:rPr>
-        <w:t xml:space="preserve"> </w:t>
-      </w:r>
-      <w:r>
-        <w:rPr>
-          <w:rFonts w:eastAsia="Times New Roman" w:cs="Times New Roman"/>
-          <w:color w:val="000000"/>
-          <w:kern w:val="0"/>
-          <w:lang w:eastAsia="en-GB"/>
-          <w14:ligatures w14:val="none"/>
-        </w:rPr>
-        <w:t>every object sits where I placed it.</w:t>
-      </w:r>
-    </w:p>
-    <w:p>
-      <w:pPr>
-        <w:spacing w:after="180" w:line="360" w:lineRule="auto"/>
-        <w:rPr>
-          <w:rFonts w:eastAsia="Times New Roman" w:cs="Times New Roman"/>
-          <w:color w:val="000000"/>
-          <w:kern w:val="0"/>
-          <w:lang w:eastAsia="en-GB"/>
-          <w14:ligatures w14:val="none"/>
-        </w:rPr>
-      </w:pPr>
-      <w:r>
-        <w:rPr>
-          <w:rFonts w:eastAsia="Times New Roman" w:cs="Times New Roman"/>
-          <w:color w:val="000000"/>
-          <w:kern w:val="0"/>
-          <w:lang w:eastAsia="en-GB"/>
-          <w14:ligatures w14:val="none"/>
-        </w:rPr>
-        <w:t xml:space="preserve">The finished scene has fourteen objects in five URDF categories, </w:t>
-      </w:r>
-      <w:r>
-        <w:rPr>
-          <w:rFonts w:eastAsia="Times New Roman" w:cs="Times New Roman"/>
-          <w:color w:val="000000"/>
-          <w:kern w:val="0"/>
-          <w:lang w:eastAsia="en-GB"/>
-          <w14:ligatures w14:val="none"/>
-        </w:rPr>
-        <w:t>which is above the brief's minimum of eight objects and four models. It also has a two-wheel robot that I moved between camera renders to show movement. All objects are URDF boxes and cylinders with no imported meshes, so the notebook is self-contained</w:t>
-      </w:r>
-      <w:r>
-        <w:rPr>
-          <w:rFonts w:eastAsia="Times New Roman" w:cs="Times New Roman"/>
-          <w:color w:val="000000"/>
-          <w:kern w:val="0"/>
-          <w:lang w:eastAsia="en-GB"/>
-          <w14:ligatures w14:val="none"/>
-        </w:rPr>
-        <w:t>. I considered richer datasets such as SceneNet RGB-D (McCormac et al., 2017) but left them for future work.</w:t>
-      </w:r>
-    </w:p>
-    <w:p>
-      <w:pPr>
-        <w:pStyle w:val="Heading2"/>
-      </w:pPr>
-      <w:bookmarkStart w:id="8" w:name="design-and-implementation"/>
-      <w:bookmarkStart w:id="9" w:name="_Toc241707428"/>
-      <w:bookmarkEnd w:id="6"/>
       <w:r>
         <w:t>3.2 Literature Review</w:t>
       </w:r>
-      <w:bookmarkEnd w:id="9"/>
+      <w:bookmarkEnd w:id="8"/>
     </w:p>
     <w:p>
       <w:pPr>
@@ -4541,7 +4813,73 @@
           <w:lang w:eastAsia="en-GB"/>
           <w14:ligatures w14:val="none"/>
         </w:rPr>
-        <w:t xml:space="preserve"> PyBullet exposes the Bullet physics engine through Python, loads URDF models and includes a CPU renderer (Coumans and Bai, 2021; PyBullet, 2023), so the notebook runs headless in Colab. </w:t>
+        <w:t xml:space="preserve"> </w:t>
+      </w:r>
+      <w:proofErr w:type="spellStart"/>
+      <w:r>
+        <w:rPr>
+          <w:rFonts w:eastAsia="Times New Roman" w:cs="Times New Roman"/>
+          <w:color w:val="000000"/>
+          <w:kern w:val="0"/>
+          <w:lang w:eastAsia="en-GB"/>
+          <w14:ligatures w14:val="none"/>
+        </w:rPr>
+        <w:t>PyBullet</w:t>
+      </w:r>
+      <w:proofErr w:type="spellEnd"/>
+      <w:r>
+        <w:rPr>
+          <w:rFonts w:eastAsia="Times New Roman" w:cs="Times New Roman"/>
+          <w:color w:val="000000"/>
+          <w:kern w:val="0"/>
+          <w:lang w:eastAsia="en-GB"/>
+          <w14:ligatures w14:val="none"/>
+        </w:rPr>
+        <w:t xml:space="preserve"> exposes the Bullet physics engine through Python, loads URDF models and includes a CPU renderer (Coumans and Bai, 2021; </w:t>
+      </w:r>
+      <w:proofErr w:type="spellStart"/>
+      <w:r>
+        <w:rPr>
+          <w:rFonts w:eastAsia="Times New Roman" w:cs="Times New Roman"/>
+          <w:color w:val="000000"/>
+          <w:kern w:val="0"/>
+          <w:lang w:eastAsia="en-GB"/>
+          <w14:ligatures w14:val="none"/>
+        </w:rPr>
+        <w:t>PyBullet</w:t>
+      </w:r>
+      <w:proofErr w:type="spellEnd"/>
+      <w:r>
+        <w:rPr>
+          <w:rFonts w:eastAsia="Times New Roman" w:cs="Times New Roman"/>
+          <w:color w:val="000000"/>
+          <w:kern w:val="0"/>
+          <w:lang w:eastAsia="en-GB"/>
+          <w14:ligatures w14:val="none"/>
+        </w:rPr>
+        <w:t xml:space="preserve">, 2023), so the notebook runs headless in </w:t>
+      </w:r>
+      <w:proofErr w:type="spellStart"/>
+      <w:r>
+        <w:rPr>
+          <w:rFonts w:eastAsia="Times New Roman" w:cs="Times New Roman"/>
+          <w:color w:val="000000"/>
+          <w:kern w:val="0"/>
+          <w:lang w:eastAsia="en-GB"/>
+          <w14:ligatures w14:val="none"/>
+        </w:rPr>
+        <w:t>Colab</w:t>
+      </w:r>
+      <w:proofErr w:type="spellEnd"/>
+      <w:r>
+        <w:rPr>
+          <w:rFonts w:eastAsia="Times New Roman" w:cs="Times New Roman"/>
+          <w:color w:val="000000"/>
+          <w:kern w:val="0"/>
+          <w:lang w:eastAsia="en-GB"/>
+          <w14:ligatures w14:val="none"/>
+        </w:rPr>
+        <w:t xml:space="preserve">. </w:t>
       </w:r>
       <w:r>
         <w:rPr>
@@ -4571,7 +4909,29 @@
           <w:lang w:eastAsia="en-GB"/>
           <w14:ligatures w14:val="none"/>
         </w:rPr>
-        <w:t>Task 1 needs only scene building and rendering, so PyBullet's light setup was enough.</w:t>
+        <w:t xml:space="preserve">Task 1 needs only scene building and rendering, so </w:t>
+      </w:r>
+      <w:proofErr w:type="spellStart"/>
+      <w:r>
+        <w:rPr>
+          <w:rFonts w:eastAsia="Times New Roman" w:cs="Times New Roman"/>
+          <w:color w:val="000000"/>
+          <w:kern w:val="0"/>
+          <w:lang w:eastAsia="en-GB"/>
+          <w14:ligatures w14:val="none"/>
+        </w:rPr>
+        <w:t>PyBullet's</w:t>
+      </w:r>
+      <w:proofErr w:type="spellEnd"/>
+      <w:r>
+        <w:rPr>
+          <w:rFonts w:eastAsia="Times New Roman" w:cs="Times New Roman"/>
+          <w:color w:val="000000"/>
+          <w:kern w:val="0"/>
+          <w:lang w:eastAsia="en-GB"/>
+          <w14:ligatures w14:val="none"/>
+        </w:rPr>
+        <w:t xml:space="preserve"> light setup was enough.</w:t>
       </w:r>
     </w:p>
     <w:p>
@@ -4606,7 +4966,51 @@
           <w:lang w:eastAsia="en-GB"/>
           <w14:ligatures w14:val="none"/>
         </w:rPr>
-        <w:t xml:space="preserve"> Kostavelis and Gasteratos (2015) survey semantic mapping for mobile robots, noting its role in human-robot interaction, knowledge representation and planning. </w:t>
+        <w:t xml:space="preserve"> </w:t>
+      </w:r>
+      <w:proofErr w:type="spellStart"/>
+      <w:r>
+        <w:rPr>
+          <w:rFonts w:eastAsia="Times New Roman" w:cs="Times New Roman"/>
+          <w:color w:val="000000"/>
+          <w:kern w:val="0"/>
+          <w:lang w:eastAsia="en-GB"/>
+          <w14:ligatures w14:val="none"/>
+        </w:rPr>
+        <w:t>Kostavelis</w:t>
+      </w:r>
+      <w:proofErr w:type="spellEnd"/>
+      <w:r>
+        <w:rPr>
+          <w:rFonts w:eastAsia="Times New Roman" w:cs="Times New Roman"/>
+          <w:color w:val="000000"/>
+          <w:kern w:val="0"/>
+          <w:lang w:eastAsia="en-GB"/>
+          <w14:ligatures w14:val="none"/>
+        </w:rPr>
+        <w:t xml:space="preserve"> and </w:t>
+      </w:r>
+      <w:proofErr w:type="spellStart"/>
+      <w:r>
+        <w:rPr>
+          <w:rFonts w:eastAsia="Times New Roman" w:cs="Times New Roman"/>
+          <w:color w:val="000000"/>
+          <w:kern w:val="0"/>
+          <w:lang w:eastAsia="en-GB"/>
+          <w14:ligatures w14:val="none"/>
+        </w:rPr>
+        <w:t>Gasteratos</w:t>
+      </w:r>
+      <w:proofErr w:type="spellEnd"/>
+      <w:r>
+        <w:rPr>
+          <w:rFonts w:eastAsia="Times New Roman" w:cs="Times New Roman"/>
+          <w:color w:val="000000"/>
+          <w:kern w:val="0"/>
+          <w:lang w:eastAsia="en-GB"/>
+          <w14:ligatures w14:val="none"/>
+        </w:rPr>
+        <w:t xml:space="preserve"> (2015) survey semantic mapping for mobile robots, noting its role in human-robot interaction, knowledge representation and planning. </w:t>
       </w:r>
       <w:r>
         <w:rPr>
@@ -4651,17 +5055,39 @@
           <w:lang w:eastAsia="en-GB"/>
           <w14:ligatures w14:val="none"/>
         </w:rPr>
-        <w:t xml:space="preserve"> McCormac et al. (2017) generated SceneNet RGB-D, a large synthetic indoor dataset with ground-truth labels. </w:t>
-      </w:r>
-      <w:r>
-        <w:rPr>
-          <w:rFonts w:eastAsia="Times New Roman" w:cs="Times New Roman"/>
-          <w:color w:val="000000"/>
-          <w:kern w:val="0"/>
-          <w:lang w:eastAsia="en-GB"/>
-          <w14:ligatures w14:val="none"/>
-        </w:rPr>
-        <w:t>Task 1 is a much smaller, hand-made scene that trades realism for full control over the labels. Duckett et al. (2018) note that field robots must interpret unstructured surroundings reliably.</w:t>
+        <w:t xml:space="preserve"> McCormac et al. (2017) generated </w:t>
+      </w:r>
+      <w:proofErr w:type="spellStart"/>
+      <w:r>
+        <w:rPr>
+          <w:rFonts w:eastAsia="Times New Roman" w:cs="Times New Roman"/>
+          <w:color w:val="000000"/>
+          <w:kern w:val="0"/>
+          <w:lang w:eastAsia="en-GB"/>
+          <w14:ligatures w14:val="none"/>
+        </w:rPr>
+        <w:t>SceneNet</w:t>
+      </w:r>
+      <w:proofErr w:type="spellEnd"/>
+      <w:r>
+        <w:rPr>
+          <w:rFonts w:eastAsia="Times New Roman" w:cs="Times New Roman"/>
+          <w:color w:val="000000"/>
+          <w:kern w:val="0"/>
+          <w:lang w:eastAsia="en-GB"/>
+          <w14:ligatures w14:val="none"/>
+        </w:rPr>
+        <w:t xml:space="preserve"> RGB-D, a large synthetic indoor dataset with ground-truth labels. </w:t>
+      </w:r>
+      <w:r>
+        <w:rPr>
+          <w:rFonts w:eastAsia="Times New Roman" w:cs="Times New Roman"/>
+          <w:color w:val="000000"/>
+          <w:kern w:val="0"/>
+          <w:lang w:eastAsia="en-GB"/>
+          <w14:ligatures w14:val="none"/>
+        </w:rPr>
+        <w:t xml:space="preserve">Task 1 is a much smaller, hand-made scene that trades realism for full control over the labels. </w:t>
       </w:r>
     </w:p>
     <w:p>
@@ -4693,31 +5119,195 @@
       </w:pPr>
       <w:bookmarkStart w:id="10" w:name="_Toc241707429"/>
       <w:r>
+        <w:t>3.3 Design and Implementation</w:t>
+      </w:r>
+      <w:bookmarkEnd w:id="10"/>
+    </w:p>
+    <w:p>
+      <w:pPr>
+        <w:spacing w:after="180" w:line="360" w:lineRule="auto"/>
+        <w:rPr>
+          <w:rFonts w:eastAsia="Times New Roman" w:cs="Times New Roman"/>
+          <w:color w:val="000000"/>
+          <w:kern w:val="0"/>
+          <w:lang w:eastAsia="en-GB"/>
+          <w14:ligatures w14:val="none"/>
+        </w:rPr>
+      </w:pPr>
+      <w:r>
+        <w:rPr>
+          <w:rFonts w:eastAsia="Times New Roman" w:cs="Times New Roman"/>
+          <w:color w:val="000000"/>
+          <w:kern w:val="0"/>
+          <w:lang w:eastAsia="en-GB"/>
+          <w14:ligatures w14:val="none"/>
+        </w:rPr>
+        <w:t xml:space="preserve">The notebook (Task1_PyBullet_Object_Semantics.ipynb) has nine executable cells. The setup cell imports </w:t>
+      </w:r>
+      <w:proofErr w:type="spellStart"/>
+      <w:r>
+        <w:rPr>
+          <w:rFonts w:eastAsia="Times New Roman" w:cs="Times New Roman"/>
+          <w:color w:val="000000"/>
+          <w:kern w:val="0"/>
+          <w:lang w:eastAsia="en-GB"/>
+          <w14:ligatures w14:val="none"/>
+        </w:rPr>
+        <w:t>pybullet</w:t>
+      </w:r>
+      <w:proofErr w:type="spellEnd"/>
+      <w:r>
+        <w:rPr>
+          <w:rFonts w:eastAsia="Times New Roman" w:cs="Times New Roman"/>
+          <w:color w:val="000000"/>
+          <w:kern w:val="0"/>
+          <w:lang w:eastAsia="en-GB"/>
+          <w14:ligatures w14:val="none"/>
+        </w:rPr>
+        <w:t xml:space="preserve">, </w:t>
+      </w:r>
+      <w:proofErr w:type="spellStart"/>
+      <w:r>
+        <w:rPr>
+          <w:rFonts w:eastAsia="Times New Roman" w:cs="Times New Roman"/>
+          <w:color w:val="000000"/>
+          <w:kern w:val="0"/>
+          <w:lang w:eastAsia="en-GB"/>
+          <w14:ligatures w14:val="none"/>
+        </w:rPr>
+        <w:t>pybullet_data</w:t>
+      </w:r>
+      <w:proofErr w:type="spellEnd"/>
+      <w:r>
+        <w:rPr>
+          <w:rFonts w:eastAsia="Times New Roman" w:cs="Times New Roman"/>
+          <w:color w:val="000000"/>
+          <w:kern w:val="0"/>
+          <w:lang w:eastAsia="en-GB"/>
+          <w14:ligatures w14:val="none"/>
+        </w:rPr>
+        <w:t xml:space="preserve">, </w:t>
+      </w:r>
+      <w:proofErr w:type="spellStart"/>
+      <w:r>
+        <w:rPr>
+          <w:rFonts w:eastAsia="Times New Roman" w:cs="Times New Roman"/>
+          <w:color w:val="000000"/>
+          <w:kern w:val="0"/>
+          <w:lang w:eastAsia="en-GB"/>
+          <w14:ligatures w14:val="none"/>
+        </w:rPr>
+        <w:t>numpy</w:t>
+      </w:r>
+      <w:proofErr w:type="spellEnd"/>
+      <w:r>
+        <w:rPr>
+          <w:rFonts w:eastAsia="Times New Roman" w:cs="Times New Roman"/>
+          <w:color w:val="000000"/>
+          <w:kern w:val="0"/>
+          <w:lang w:eastAsia="en-GB"/>
+          <w14:ligatures w14:val="none"/>
+        </w:rPr>
+        <w:t xml:space="preserve"> and matplotlib, and installs </w:t>
+      </w:r>
+      <w:proofErr w:type="spellStart"/>
+      <w:r>
+        <w:rPr>
+          <w:rFonts w:eastAsia="Times New Roman" w:cs="Times New Roman"/>
+          <w:color w:val="000000"/>
+          <w:kern w:val="0"/>
+          <w:lang w:eastAsia="en-GB"/>
+          <w14:ligatures w14:val="none"/>
+        </w:rPr>
+        <w:t>pybullet</w:t>
+      </w:r>
+      <w:proofErr w:type="spellEnd"/>
+      <w:r>
+        <w:rPr>
+          <w:rFonts w:eastAsia="Times New Roman" w:cs="Times New Roman"/>
+          <w:color w:val="000000"/>
+          <w:kern w:val="0"/>
+          <w:lang w:eastAsia="en-GB"/>
+          <w14:ligatures w14:val="none"/>
+        </w:rPr>
+        <w:t xml:space="preserve"> if it is missing, </w:t>
+      </w:r>
+      <w:r>
+        <w:rPr>
+          <w:rFonts w:eastAsia="Times New Roman" w:cs="Times New Roman"/>
+          <w:color w:val="000000"/>
+          <w:kern w:val="0"/>
+          <w:lang w:eastAsia="en-GB"/>
+          <w14:ligatures w14:val="none"/>
+        </w:rPr>
         <w:lastRenderedPageBreak/>
-        <w:t>3.3 Design and Implementation</w:t>
-      </w:r>
-      <w:bookmarkEnd w:id="10"/>
-    </w:p>
-    <w:p>
-      <w:pPr>
-        <w:spacing w:after="180" w:line="360" w:lineRule="auto"/>
-        <w:rPr>
-          <w:rFonts w:eastAsia="Times New Roman" w:cs="Times New Roman"/>
-          <w:color w:val="000000"/>
-          <w:kern w:val="0"/>
-          <w:lang w:eastAsia="en-GB"/>
-          <w14:ligatures w14:val="none"/>
-        </w:rPr>
-      </w:pPr>
-      <w:r>
-        <w:rPr>
-          <w:rFonts w:eastAsia="Times New Roman" w:cs="Times New Roman"/>
-          <w:color w:val="000000"/>
-          <w:kern w:val="0"/>
-          <w:lang w:eastAsia="en-GB"/>
-          <w14:ligatures w14:val="none"/>
-        </w:rPr>
-        <w:t>The notebook (Task1_PyBullet_Object_Semantics.ipynb) has nine executable cells. The setup cell imports pybullet, pybullet_data, numpy and matplotlib, and installs pybullet if it is missing, so the notebook runs in Google Colab or locally. The generation cell writes six URDF files to disk. These are an obstacle (crate), a target zone, a landmark, a shelf, a charging dock and a two-wheel robot with a box chassis and two cylindrical wheels. The environment cell connects to PyBullet in DIRECT mode and loads a ground plane from the bundled pybullet_data assets. It then places the fourteen objects and the robot at the coordinates from my floor sketch. These are four crate obstacles flanking the aisle, three target zones (pickup, an off-aisle inspection point and drop-off), four corner landmarks, two back-wall shelves and one charging dock. Figure 1 shows the pipeline.</w:t>
+        <w:t xml:space="preserve">so the notebook runs in Google </w:t>
+      </w:r>
+      <w:proofErr w:type="spellStart"/>
+      <w:r>
+        <w:rPr>
+          <w:rFonts w:eastAsia="Times New Roman" w:cs="Times New Roman"/>
+          <w:color w:val="000000"/>
+          <w:kern w:val="0"/>
+          <w:lang w:eastAsia="en-GB"/>
+          <w14:ligatures w14:val="none"/>
+        </w:rPr>
+        <w:t>Colab</w:t>
+      </w:r>
+      <w:proofErr w:type="spellEnd"/>
+      <w:r>
+        <w:rPr>
+          <w:rFonts w:eastAsia="Times New Roman" w:cs="Times New Roman"/>
+          <w:color w:val="000000"/>
+          <w:kern w:val="0"/>
+          <w:lang w:eastAsia="en-GB"/>
+          <w14:ligatures w14:val="none"/>
+        </w:rPr>
+        <w:t xml:space="preserve"> or locally. The generation cell writes six URDF files to disk. These are an obstacle (crate), a target zone, a landmark, a shelf, a charging dock and a two-wheel robot with a box chassis and two cylindrical wheels. The environment cell connects to </w:t>
+      </w:r>
+      <w:proofErr w:type="spellStart"/>
+      <w:r>
+        <w:rPr>
+          <w:rFonts w:eastAsia="Times New Roman" w:cs="Times New Roman"/>
+          <w:color w:val="000000"/>
+          <w:kern w:val="0"/>
+          <w:lang w:eastAsia="en-GB"/>
+          <w14:ligatures w14:val="none"/>
+        </w:rPr>
+        <w:t>PyBullet</w:t>
+      </w:r>
+      <w:proofErr w:type="spellEnd"/>
+      <w:r>
+        <w:rPr>
+          <w:rFonts w:eastAsia="Times New Roman" w:cs="Times New Roman"/>
+          <w:color w:val="000000"/>
+          <w:kern w:val="0"/>
+          <w:lang w:eastAsia="en-GB"/>
+          <w14:ligatures w14:val="none"/>
+        </w:rPr>
+        <w:t xml:space="preserve"> in DIRECT mode and loads a ground plane from the bundled </w:t>
+      </w:r>
+      <w:proofErr w:type="spellStart"/>
+      <w:r>
+        <w:rPr>
+          <w:rFonts w:eastAsia="Times New Roman" w:cs="Times New Roman"/>
+          <w:color w:val="000000"/>
+          <w:kern w:val="0"/>
+          <w:lang w:eastAsia="en-GB"/>
+          <w14:ligatures w14:val="none"/>
+        </w:rPr>
+        <w:t>pybullet_data</w:t>
+      </w:r>
+      <w:proofErr w:type="spellEnd"/>
+      <w:r>
+        <w:rPr>
+          <w:rFonts w:eastAsia="Times New Roman" w:cs="Times New Roman"/>
+          <w:color w:val="000000"/>
+          <w:kern w:val="0"/>
+          <w:lang w:eastAsia="en-GB"/>
+          <w14:ligatures w14:val="none"/>
+        </w:rPr>
+        <w:t xml:space="preserve"> assets. It then places the fourteen objects and the robot at the coordinates from my floor sketch. These are four crate obstacles flanking the aisle, three target zones (pickup, an off-aisle inspection point and drop-off), four corner landmarks, two back-wall shelves and one charging dock. Figure 1 shows the pipeline.</w:t>
       </w:r>
     </w:p>
     <w:p>
@@ -4750,7 +5340,7 @@
                     </pic:cNvPicPr>
                   </pic:nvPicPr>
                   <pic:blipFill rotWithShape="1">
-                    <a:blip r:embed="rId13"/>
+                    <a:blip r:embed="rId12"/>
                     <a:srcRect t="10934" b="5049"/>
                     <a:stretch>
                       <a:fillRect/>
@@ -4831,7 +5421,117 @@
           <w:lang w:eastAsia="en-GB"/>
           <w14:ligatures w14:val="none"/>
         </w:rPr>
-        <w:t>The semantic layer, semantic_db, is a plain Python dictionary. Each PyBullet body id maps to a role string and an (x, y, z) position. Table 1 shows it as printed. Three helper functions use it. get_objects_by_role filters by role string. get_nearest_target measures the Euclidean distance from the robot's current base position to every target and returns the closest. print_object_roles prints the whole registry.</w:t>
+        <w:t xml:space="preserve">The semantic layer, </w:t>
+      </w:r>
+      <w:proofErr w:type="spellStart"/>
+      <w:r>
+        <w:rPr>
+          <w:rFonts w:eastAsia="Times New Roman" w:cs="Times New Roman"/>
+          <w:color w:val="000000"/>
+          <w:kern w:val="0"/>
+          <w:lang w:eastAsia="en-GB"/>
+          <w14:ligatures w14:val="none"/>
+        </w:rPr>
+        <w:t>semantic_db</w:t>
+      </w:r>
+      <w:proofErr w:type="spellEnd"/>
+      <w:r>
+        <w:rPr>
+          <w:rFonts w:eastAsia="Times New Roman" w:cs="Times New Roman"/>
+          <w:color w:val="000000"/>
+          <w:kern w:val="0"/>
+          <w:lang w:eastAsia="en-GB"/>
+          <w14:ligatures w14:val="none"/>
+        </w:rPr>
+        <w:t xml:space="preserve">, is a plain Python dictionary. Each </w:t>
+      </w:r>
+      <w:proofErr w:type="spellStart"/>
+      <w:r>
+        <w:rPr>
+          <w:rFonts w:eastAsia="Times New Roman" w:cs="Times New Roman"/>
+          <w:color w:val="000000"/>
+          <w:kern w:val="0"/>
+          <w:lang w:eastAsia="en-GB"/>
+          <w14:ligatures w14:val="none"/>
+        </w:rPr>
+        <w:t>PyBullet</w:t>
+      </w:r>
+      <w:proofErr w:type="spellEnd"/>
+      <w:r>
+        <w:rPr>
+          <w:rFonts w:eastAsia="Times New Roman" w:cs="Times New Roman"/>
+          <w:color w:val="000000"/>
+          <w:kern w:val="0"/>
+          <w:lang w:eastAsia="en-GB"/>
+          <w14:ligatures w14:val="none"/>
+        </w:rPr>
+        <w:t xml:space="preserve"> body id maps to a role string and an (x, y, z) position. Table 1 shows it as printed. Three helper functions use it. </w:t>
+      </w:r>
+      <w:proofErr w:type="spellStart"/>
+      <w:r>
+        <w:rPr>
+          <w:rFonts w:eastAsia="Times New Roman" w:cs="Times New Roman"/>
+          <w:color w:val="000000"/>
+          <w:kern w:val="0"/>
+          <w:lang w:eastAsia="en-GB"/>
+          <w14:ligatures w14:val="none"/>
+        </w:rPr>
+        <w:t>get_objects_by_role</w:t>
+      </w:r>
+      <w:proofErr w:type="spellEnd"/>
+      <w:r>
+        <w:rPr>
+          <w:rFonts w:eastAsia="Times New Roman" w:cs="Times New Roman"/>
+          <w:color w:val="000000"/>
+          <w:kern w:val="0"/>
+          <w:lang w:eastAsia="en-GB"/>
+          <w14:ligatures w14:val="none"/>
+        </w:rPr>
+        <w:t xml:space="preserve"> filters by role string. </w:t>
+      </w:r>
+      <w:proofErr w:type="spellStart"/>
+      <w:r>
+        <w:rPr>
+          <w:rFonts w:eastAsia="Times New Roman" w:cs="Times New Roman"/>
+          <w:color w:val="000000"/>
+          <w:kern w:val="0"/>
+          <w:lang w:eastAsia="en-GB"/>
+          <w14:ligatures w14:val="none"/>
+        </w:rPr>
+        <w:t>get_nearest_target</w:t>
+      </w:r>
+      <w:proofErr w:type="spellEnd"/>
+      <w:r>
+        <w:rPr>
+          <w:rFonts w:eastAsia="Times New Roman" w:cs="Times New Roman"/>
+          <w:color w:val="000000"/>
+          <w:kern w:val="0"/>
+          <w:lang w:eastAsia="en-GB"/>
+          <w14:ligatures w14:val="none"/>
+        </w:rPr>
+        <w:t xml:space="preserve"> measures the Euclidean distance from the robot's current base position to every target and returns the closest. </w:t>
+      </w:r>
+      <w:proofErr w:type="spellStart"/>
+      <w:r>
+        <w:rPr>
+          <w:rFonts w:eastAsia="Times New Roman" w:cs="Times New Roman"/>
+          <w:color w:val="000000"/>
+          <w:kern w:val="0"/>
+          <w:lang w:eastAsia="en-GB"/>
+          <w14:ligatures w14:val="none"/>
+        </w:rPr>
+        <w:t>print_object_roles</w:t>
+      </w:r>
+      <w:proofErr w:type="spellEnd"/>
+      <w:r>
+        <w:rPr>
+          <w:rFonts w:eastAsia="Times New Roman" w:cs="Times New Roman"/>
+          <w:color w:val="000000"/>
+          <w:kern w:val="0"/>
+          <w:lang w:eastAsia="en-GB"/>
+          <w14:ligatures w14:val="none"/>
+        </w:rPr>
+        <w:t xml:space="preserve"> prints the whole registry.</w:t>
       </w:r>
     </w:p>
     <w:p>
@@ -4865,8 +5565,106 @@
           <w:lang w:eastAsia="en-GB"/>
           <w14:ligatures w14:val="none"/>
         </w:rPr>
+        <w:t xml:space="preserve">The rendering cell sets up six camera viewpoints with </w:t>
+      </w:r>
+      <w:proofErr w:type="spellStart"/>
+      <w:r>
+        <w:rPr>
+          <w:rFonts w:eastAsia="Times New Roman" w:cs="Times New Roman"/>
+          <w:color w:val="000000"/>
+          <w:kern w:val="0"/>
+          <w:lang w:eastAsia="en-GB"/>
+          <w14:ligatures w14:val="none"/>
+        </w:rPr>
+        <w:t>computeViewMatrix</w:t>
+      </w:r>
+      <w:proofErr w:type="spellEnd"/>
+      <w:r>
+        <w:rPr>
+          <w:rFonts w:eastAsia="Times New Roman" w:cs="Times New Roman"/>
+          <w:color w:val="000000"/>
+          <w:kern w:val="0"/>
+          <w:lang w:eastAsia="en-GB"/>
+          <w14:ligatures w14:val="none"/>
+        </w:rPr>
+        <w:t xml:space="preserve"> and </w:t>
+      </w:r>
+      <w:proofErr w:type="spellStart"/>
+      <w:r>
+        <w:rPr>
+          <w:rFonts w:eastAsia="Times New Roman" w:cs="Times New Roman"/>
+          <w:color w:val="000000"/>
+          <w:kern w:val="0"/>
+          <w:lang w:eastAsia="en-GB"/>
+          <w14:ligatures w14:val="none"/>
+        </w:rPr>
+        <w:t>computeProjectionMatrixFOV</w:t>
+      </w:r>
+      <w:proofErr w:type="spellEnd"/>
+      <w:r>
+        <w:rPr>
+          <w:rFonts w:eastAsia="Times New Roman" w:cs="Times New Roman"/>
+          <w:color w:val="000000"/>
+          <w:kern w:val="0"/>
+          <w:lang w:eastAsia="en-GB"/>
+          <w14:ligatures w14:val="none"/>
+        </w:rPr>
+        <w:t xml:space="preserve"> (</w:t>
+      </w:r>
+      <w:proofErr w:type="spellStart"/>
+      <w:r>
+        <w:rPr>
+          <w:rFonts w:eastAsia="Times New Roman" w:cs="Times New Roman"/>
+          <w:color w:val="000000"/>
+          <w:kern w:val="0"/>
+          <w:lang w:eastAsia="en-GB"/>
+          <w14:ligatures w14:val="none"/>
+        </w:rPr>
+        <w:t>PyBullet</w:t>
+      </w:r>
+      <w:proofErr w:type="spellEnd"/>
+      <w:r>
+        <w:rPr>
+          <w:rFonts w:eastAsia="Times New Roman" w:cs="Times New Roman"/>
+          <w:color w:val="000000"/>
+          <w:kern w:val="0"/>
+          <w:lang w:eastAsia="en-GB"/>
+          <w14:ligatures w14:val="none"/>
+        </w:rPr>
+        <w:t xml:space="preserve">, 2023). The brief requires three, and I rendered six as </w:t>
+      </w:r>
+      <w:r>
+        <w:rPr>
+          <w:rFonts w:eastAsia="Times New Roman" w:cs="Times New Roman"/>
+          <w:color w:val="000000"/>
+          <w:kern w:val="0"/>
+          <w:lang w:eastAsia="en-GB"/>
+          <w14:ligatures w14:val="none"/>
+        </w:rPr>
         <w:lastRenderedPageBreak/>
-        <w:t>The rendering cell sets up six camera viewpoints with computeViewMatrix and computeProjectionMatrixFOV (PyBullet, 2023). The brief requires three, and I rendered six as an extension. Only the robot moves between renders and every other object stays fixed. getCameraImage then captures a 480 by 360 RGB array for each viewpoint.</w:t>
+        <w:t xml:space="preserve">an extension. Only the robot moves between renders and every other object stays fixed. </w:t>
+      </w:r>
+      <w:proofErr w:type="spellStart"/>
+      <w:r>
+        <w:rPr>
+          <w:rFonts w:eastAsia="Times New Roman" w:cs="Times New Roman"/>
+          <w:color w:val="000000"/>
+          <w:kern w:val="0"/>
+          <w:lang w:eastAsia="en-GB"/>
+          <w14:ligatures w14:val="none"/>
+        </w:rPr>
+        <w:t>getCameraImage</w:t>
+      </w:r>
+      <w:proofErr w:type="spellEnd"/>
+      <w:r>
+        <w:rPr>
+          <w:rFonts w:eastAsia="Times New Roman" w:cs="Times New Roman"/>
+          <w:color w:val="000000"/>
+          <w:kern w:val="0"/>
+          <w:lang w:eastAsia="en-GB"/>
+          <w14:ligatures w14:val="none"/>
+        </w:rPr>
+        <w:t xml:space="preserve"> then captures a 480 by 360 RGB array for each viewpoint.</w:t>
       </w:r>
     </w:p>
     <w:p>
@@ -4888,7 +5686,29 @@
           <w:lang w:eastAsia="en-GB"/>
           <w14:ligatures w14:val="none"/>
         </w:rPr>
-        <w:t>I used Python 3, PyBullet, NumPy and Matplotlib.</w:t>
+        <w:t xml:space="preserve">I used Python 3, </w:t>
+      </w:r>
+      <w:proofErr w:type="spellStart"/>
+      <w:r>
+        <w:rPr>
+          <w:rFonts w:eastAsia="Times New Roman" w:cs="Times New Roman"/>
+          <w:color w:val="000000"/>
+          <w:kern w:val="0"/>
+          <w:lang w:eastAsia="en-GB"/>
+          <w14:ligatures w14:val="none"/>
+        </w:rPr>
+        <w:t>PyBullet</w:t>
+      </w:r>
+      <w:proofErr w:type="spellEnd"/>
+      <w:r>
+        <w:rPr>
+          <w:rFonts w:eastAsia="Times New Roman" w:cs="Times New Roman"/>
+          <w:color w:val="000000"/>
+          <w:kern w:val="0"/>
+          <w:lang w:eastAsia="en-GB"/>
+          <w14:ligatures w14:val="none"/>
+        </w:rPr>
+        <w:t>, NumPy and Matplotlib.</w:t>
       </w:r>
       <w:r>
         <w:rPr>
@@ -4926,7 +5746,7 @@
         <w:pStyle w:val="TableStyle"/>
         <w:spacing w:before="240"/>
       </w:pPr>
-      <w:bookmarkStart w:id="12" w:name="_Toc241707606"/>
+      <w:bookmarkStart w:id="12" w:name="_Toc241777727"/>
       <w:r>
         <w:t xml:space="preserve">Table </w:t>
       </w:r>
@@ -4949,7 +5769,15 @@
         <w:fldChar w:fldCharType="end"/>
       </w:r>
       <w:r>
-        <w:t>: Semantic object registry as printed by print_object_roles() (14 objects, excluding the robot).</w:t>
+        <w:t xml:space="preserve">: Semantic object registry as printed by </w:t>
+      </w:r>
+      <w:proofErr w:type="spellStart"/>
+      <w:r>
+        <w:t>print_object_roles</w:t>
+      </w:r>
+      <w:proofErr w:type="spellEnd"/>
+      <w:r>
+        <w:t>() (14 objects, excluding the robot).</w:t>
       </w:r>
       <w:bookmarkEnd w:id="12"/>
     </w:p>
@@ -4961,9 +5789,9 @@
         <w:tblLook w:val="0020" w:firstRow="1" w:lastRow="0" w:firstColumn="0" w:lastColumn="0" w:noHBand="0" w:noVBand="0"/>
       </w:tblPr>
       <w:tblGrid>
-        <w:gridCol w:w="906"/>
-        <w:gridCol w:w="972"/>
-        <w:gridCol w:w="1783"/>
+        <w:gridCol w:w="975"/>
+        <w:gridCol w:w="1047"/>
+        <w:gridCol w:w="1940"/>
       </w:tblGrid>
       <w:tr>
         <w:trPr>
@@ -4984,19 +5812,25 @@
           <w:p>
             <w:pPr>
               <w:spacing w:after="36"/>
-              <w:jc w:val="left"/>
+              <w:jc w:val="center"/>
               <w:rPr>
                 <w:b/>
                 <w:bCs/>
+                <w:sz w:val="22"/>
+                <w:szCs w:val="22"/>
               </w:rPr>
             </w:pPr>
+            <w:proofErr w:type="spellStart"/>
             <w:r>
               <w:rPr>
                 <w:b/>
                 <w:bCs/>
+                <w:sz w:val="22"/>
+                <w:szCs w:val="22"/>
               </w:rPr>
               <w:t>body_id</w:t>
             </w:r>
+            <w:proofErr w:type="spellEnd"/>
           </w:p>
         </w:tc>
         <w:tc>
@@ -5012,16 +5846,20 @@
           <w:p>
             <w:pPr>
               <w:spacing w:after="36"/>
-              <w:jc w:val="left"/>
+              <w:jc w:val="center"/>
               <w:rPr>
                 <w:b/>
                 <w:bCs/>
+                <w:sz w:val="22"/>
+                <w:szCs w:val="22"/>
               </w:rPr>
             </w:pPr>
             <w:r>
               <w:rPr>
                 <w:b/>
                 <w:bCs/>
+                <w:sz w:val="22"/>
+                <w:szCs w:val="22"/>
               </w:rPr>
               <w:t>role</w:t>
             </w:r>
@@ -5040,16 +5878,20 @@
           <w:p>
             <w:pPr>
               <w:spacing w:after="36"/>
-              <w:jc w:val="left"/>
+              <w:jc w:val="center"/>
               <w:rPr>
                 <w:b/>
                 <w:bCs/>
+                <w:sz w:val="22"/>
+                <w:szCs w:val="22"/>
               </w:rPr>
             </w:pPr>
             <w:r>
               <w:rPr>
                 <w:b/>
                 <w:bCs/>
+                <w:sz w:val="22"/>
+                <w:szCs w:val="22"/>
               </w:rPr>
               <w:t>position (x, y, z) m</w:t>
             </w:r>
@@ -5073,8 +5915,16 @@
             <w:pPr>
               <w:spacing w:after="36"/>
               <w:jc w:val="left"/>
+              <w:rPr>
+                <w:sz w:val="22"/>
+                <w:szCs w:val="22"/>
+              </w:rPr>
             </w:pPr>
             <w:r>
+              <w:rPr>
+                <w:sz w:val="22"/>
+                <w:szCs w:val="22"/>
+              </w:rPr>
               <w:t>1</w:t>
             </w:r>
           </w:p>
@@ -5092,8 +5942,16 @@
             <w:pPr>
               <w:spacing w:after="36"/>
               <w:jc w:val="left"/>
+              <w:rPr>
+                <w:sz w:val="22"/>
+                <w:szCs w:val="22"/>
+              </w:rPr>
             </w:pPr>
             <w:r>
+              <w:rPr>
+                <w:sz w:val="22"/>
+                <w:szCs w:val="22"/>
+              </w:rPr>
               <w:t>obstacle</w:t>
             </w:r>
           </w:p>
@@ -5111,8 +5969,16 @@
             <w:pPr>
               <w:spacing w:after="36"/>
               <w:jc w:val="left"/>
+              <w:rPr>
+                <w:sz w:val="22"/>
+                <w:szCs w:val="22"/>
+              </w:rPr>
             </w:pPr>
             <w:r>
+              <w:rPr>
+                <w:sz w:val="22"/>
+                <w:szCs w:val="22"/>
+              </w:rPr>
               <w:t>(1.50, 0.80, 0.25)</w:t>
             </w:r>
           </w:p>
@@ -5134,8 +6000,16 @@
             <w:pPr>
               <w:spacing w:after="36"/>
               <w:jc w:val="left"/>
+              <w:rPr>
+                <w:sz w:val="22"/>
+                <w:szCs w:val="22"/>
+              </w:rPr>
             </w:pPr>
             <w:r>
+              <w:rPr>
+                <w:sz w:val="22"/>
+                <w:szCs w:val="22"/>
+              </w:rPr>
               <w:t>2</w:t>
             </w:r>
           </w:p>
@@ -5152,8 +6026,16 @@
             <w:pPr>
               <w:spacing w:after="36"/>
               <w:jc w:val="left"/>
+              <w:rPr>
+                <w:sz w:val="22"/>
+                <w:szCs w:val="22"/>
+              </w:rPr>
             </w:pPr>
             <w:r>
+              <w:rPr>
+                <w:sz w:val="22"/>
+                <w:szCs w:val="22"/>
+              </w:rPr>
               <w:t>obstacle</w:t>
             </w:r>
           </w:p>
@@ -5170,8 +6052,16 @@
             <w:pPr>
               <w:spacing w:after="36"/>
               <w:jc w:val="left"/>
+              <w:rPr>
+                <w:sz w:val="22"/>
+                <w:szCs w:val="22"/>
+              </w:rPr>
             </w:pPr>
             <w:r>
+              <w:rPr>
+                <w:sz w:val="22"/>
+                <w:szCs w:val="22"/>
+              </w:rPr>
               <w:t>(1.50, -0.80, 0.25)</w:t>
             </w:r>
           </w:p>
@@ -5193,8 +6083,16 @@
             <w:pPr>
               <w:spacing w:after="36"/>
               <w:jc w:val="left"/>
+              <w:rPr>
+                <w:sz w:val="22"/>
+                <w:szCs w:val="22"/>
+              </w:rPr>
             </w:pPr>
             <w:r>
+              <w:rPr>
+                <w:sz w:val="22"/>
+                <w:szCs w:val="22"/>
+              </w:rPr>
               <w:t>3</w:t>
             </w:r>
           </w:p>
@@ -5211,8 +6109,16 @@
             <w:pPr>
               <w:spacing w:after="36"/>
               <w:jc w:val="left"/>
+              <w:rPr>
+                <w:sz w:val="22"/>
+                <w:szCs w:val="22"/>
+              </w:rPr>
             </w:pPr>
             <w:r>
+              <w:rPr>
+                <w:sz w:val="22"/>
+                <w:szCs w:val="22"/>
+              </w:rPr>
               <w:t>obstacle</w:t>
             </w:r>
           </w:p>
@@ -5229,8 +6135,16 @@
             <w:pPr>
               <w:spacing w:after="36"/>
               <w:jc w:val="left"/>
+              <w:rPr>
+                <w:sz w:val="22"/>
+                <w:szCs w:val="22"/>
+              </w:rPr>
             </w:pPr>
             <w:r>
+              <w:rPr>
+                <w:sz w:val="22"/>
+                <w:szCs w:val="22"/>
+              </w:rPr>
               <w:t>(3.50, 0.80, 0.25)</w:t>
             </w:r>
           </w:p>
@@ -5252,8 +6166,16 @@
             <w:pPr>
               <w:spacing w:after="36"/>
               <w:jc w:val="left"/>
+              <w:rPr>
+                <w:sz w:val="22"/>
+                <w:szCs w:val="22"/>
+              </w:rPr>
             </w:pPr>
             <w:r>
+              <w:rPr>
+                <w:sz w:val="22"/>
+                <w:szCs w:val="22"/>
+              </w:rPr>
               <w:t>4</w:t>
             </w:r>
           </w:p>
@@ -5270,8 +6192,16 @@
             <w:pPr>
               <w:spacing w:after="36"/>
               <w:jc w:val="left"/>
+              <w:rPr>
+                <w:sz w:val="22"/>
+                <w:szCs w:val="22"/>
+              </w:rPr>
             </w:pPr>
             <w:r>
+              <w:rPr>
+                <w:sz w:val="22"/>
+                <w:szCs w:val="22"/>
+              </w:rPr>
               <w:t>obstacle</w:t>
             </w:r>
           </w:p>
@@ -5288,8 +6218,16 @@
             <w:pPr>
               <w:spacing w:after="36"/>
               <w:jc w:val="left"/>
+              <w:rPr>
+                <w:sz w:val="22"/>
+                <w:szCs w:val="22"/>
+              </w:rPr>
             </w:pPr>
             <w:r>
+              <w:rPr>
+                <w:sz w:val="22"/>
+                <w:szCs w:val="22"/>
+              </w:rPr>
               <w:t>(3.50, -0.80, 0.25)</w:t>
             </w:r>
           </w:p>
@@ -5311,8 +6249,16 @@
             <w:pPr>
               <w:spacing w:after="36"/>
               <w:jc w:val="left"/>
+              <w:rPr>
+                <w:sz w:val="22"/>
+                <w:szCs w:val="22"/>
+              </w:rPr>
             </w:pPr>
             <w:r>
+              <w:rPr>
+                <w:sz w:val="22"/>
+                <w:szCs w:val="22"/>
+              </w:rPr>
               <w:t>5</w:t>
             </w:r>
           </w:p>
@@ -5329,8 +6275,16 @@
             <w:pPr>
               <w:spacing w:after="36"/>
               <w:jc w:val="left"/>
+              <w:rPr>
+                <w:sz w:val="22"/>
+                <w:szCs w:val="22"/>
+              </w:rPr>
             </w:pPr>
             <w:r>
+              <w:rPr>
+                <w:sz w:val="22"/>
+                <w:szCs w:val="22"/>
+              </w:rPr>
               <w:t>target</w:t>
             </w:r>
           </w:p>
@@ -5347,8 +6301,16 @@
             <w:pPr>
               <w:spacing w:after="36"/>
               <w:jc w:val="left"/>
+              <w:rPr>
+                <w:sz w:val="22"/>
+                <w:szCs w:val="22"/>
+              </w:rPr>
             </w:pPr>
             <w:r>
+              <w:rPr>
+                <w:sz w:val="22"/>
+                <w:szCs w:val="22"/>
+              </w:rPr>
               <w:t>(0.50, 0.00, 0.01)</w:t>
             </w:r>
           </w:p>
@@ -5370,8 +6332,16 @@
             <w:pPr>
               <w:spacing w:after="36"/>
               <w:jc w:val="left"/>
+              <w:rPr>
+                <w:sz w:val="22"/>
+                <w:szCs w:val="22"/>
+              </w:rPr>
             </w:pPr>
             <w:r>
+              <w:rPr>
+                <w:sz w:val="22"/>
+                <w:szCs w:val="22"/>
+              </w:rPr>
               <w:t>6</w:t>
             </w:r>
           </w:p>
@@ -5388,8 +6358,16 @@
             <w:pPr>
               <w:spacing w:after="36"/>
               <w:jc w:val="left"/>
+              <w:rPr>
+                <w:sz w:val="22"/>
+                <w:szCs w:val="22"/>
+              </w:rPr>
             </w:pPr>
             <w:r>
+              <w:rPr>
+                <w:sz w:val="22"/>
+                <w:szCs w:val="22"/>
+              </w:rPr>
               <w:t>target</w:t>
             </w:r>
           </w:p>
@@ -5406,8 +6384,16 @@
             <w:pPr>
               <w:spacing w:after="36"/>
               <w:jc w:val="left"/>
+              <w:rPr>
+                <w:sz w:val="22"/>
+                <w:szCs w:val="22"/>
+              </w:rPr>
             </w:pPr>
             <w:r>
+              <w:rPr>
+                <w:sz w:val="22"/>
+                <w:szCs w:val="22"/>
+              </w:rPr>
               <w:t>(3.00, 1.60, 0.01)</w:t>
             </w:r>
           </w:p>
@@ -5429,8 +6415,16 @@
             <w:pPr>
               <w:spacing w:after="36"/>
               <w:jc w:val="left"/>
+              <w:rPr>
+                <w:sz w:val="22"/>
+                <w:szCs w:val="22"/>
+              </w:rPr>
             </w:pPr>
             <w:r>
+              <w:rPr>
+                <w:sz w:val="22"/>
+                <w:szCs w:val="22"/>
+              </w:rPr>
               <w:t>7</w:t>
             </w:r>
           </w:p>
@@ -5447,8 +6441,16 @@
             <w:pPr>
               <w:spacing w:after="36"/>
               <w:jc w:val="left"/>
+              <w:rPr>
+                <w:sz w:val="22"/>
+                <w:szCs w:val="22"/>
+              </w:rPr>
             </w:pPr>
             <w:r>
+              <w:rPr>
+                <w:sz w:val="22"/>
+                <w:szCs w:val="22"/>
+              </w:rPr>
               <w:t>target</w:t>
             </w:r>
           </w:p>
@@ -5465,8 +6467,16 @@
             <w:pPr>
               <w:spacing w:after="36"/>
               <w:jc w:val="left"/>
+              <w:rPr>
+                <w:sz w:val="22"/>
+                <w:szCs w:val="22"/>
+              </w:rPr>
             </w:pPr>
             <w:r>
+              <w:rPr>
+                <w:sz w:val="22"/>
+                <w:szCs w:val="22"/>
+              </w:rPr>
               <w:t>(5.50, 0.00, 0.01)</w:t>
             </w:r>
           </w:p>
@@ -5488,8 +6498,16 @@
             <w:pPr>
               <w:spacing w:after="36"/>
               <w:jc w:val="left"/>
+              <w:rPr>
+                <w:sz w:val="22"/>
+                <w:szCs w:val="22"/>
+              </w:rPr>
             </w:pPr>
             <w:r>
+              <w:rPr>
+                <w:sz w:val="22"/>
+                <w:szCs w:val="22"/>
+              </w:rPr>
               <w:t>8</w:t>
             </w:r>
           </w:p>
@@ -5506,8 +6524,16 @@
             <w:pPr>
               <w:spacing w:after="36"/>
               <w:jc w:val="left"/>
+              <w:rPr>
+                <w:sz w:val="22"/>
+                <w:szCs w:val="22"/>
+              </w:rPr>
             </w:pPr>
             <w:r>
+              <w:rPr>
+                <w:sz w:val="22"/>
+                <w:szCs w:val="22"/>
+              </w:rPr>
               <w:t>landmark</w:t>
             </w:r>
           </w:p>
@@ -5524,8 +6550,16 @@
             <w:pPr>
               <w:spacing w:after="36"/>
               <w:jc w:val="left"/>
+              <w:rPr>
+                <w:sz w:val="22"/>
+                <w:szCs w:val="22"/>
+              </w:rPr>
             </w:pPr>
             <w:r>
+              <w:rPr>
+                <w:sz w:val="22"/>
+                <w:szCs w:val="22"/>
+              </w:rPr>
               <w:t>(0.30, 1.80, 0.70)</w:t>
             </w:r>
           </w:p>
@@ -5547,8 +6581,16 @@
             <w:pPr>
               <w:spacing w:after="36"/>
               <w:jc w:val="left"/>
+              <w:rPr>
+                <w:sz w:val="22"/>
+                <w:szCs w:val="22"/>
+              </w:rPr>
             </w:pPr>
             <w:r>
+              <w:rPr>
+                <w:sz w:val="22"/>
+                <w:szCs w:val="22"/>
+              </w:rPr>
               <w:t>9</w:t>
             </w:r>
           </w:p>
@@ -5565,8 +6607,16 @@
             <w:pPr>
               <w:spacing w:after="36"/>
               <w:jc w:val="left"/>
+              <w:rPr>
+                <w:sz w:val="22"/>
+                <w:szCs w:val="22"/>
+              </w:rPr>
             </w:pPr>
             <w:r>
+              <w:rPr>
+                <w:sz w:val="22"/>
+                <w:szCs w:val="22"/>
+              </w:rPr>
               <w:t>landmark</w:t>
             </w:r>
           </w:p>
@@ -5583,8 +6633,16 @@
             <w:pPr>
               <w:spacing w:after="36"/>
               <w:jc w:val="left"/>
+              <w:rPr>
+                <w:sz w:val="22"/>
+                <w:szCs w:val="22"/>
+              </w:rPr>
             </w:pPr>
             <w:r>
+              <w:rPr>
+                <w:sz w:val="22"/>
+                <w:szCs w:val="22"/>
+              </w:rPr>
               <w:t>(0.30, -1.80, 0.70)</w:t>
             </w:r>
           </w:p>
@@ -5606,8 +6664,16 @@
             <w:pPr>
               <w:spacing w:after="36"/>
               <w:jc w:val="left"/>
+              <w:rPr>
+                <w:sz w:val="22"/>
+                <w:szCs w:val="22"/>
+              </w:rPr>
             </w:pPr>
             <w:r>
+              <w:rPr>
+                <w:sz w:val="22"/>
+                <w:szCs w:val="22"/>
+              </w:rPr>
               <w:t>10</w:t>
             </w:r>
           </w:p>
@@ -5624,8 +6690,16 @@
             <w:pPr>
               <w:spacing w:after="36"/>
               <w:jc w:val="left"/>
+              <w:rPr>
+                <w:sz w:val="22"/>
+                <w:szCs w:val="22"/>
+              </w:rPr>
             </w:pPr>
             <w:r>
+              <w:rPr>
+                <w:sz w:val="22"/>
+                <w:szCs w:val="22"/>
+              </w:rPr>
               <w:t>landmark</w:t>
             </w:r>
           </w:p>
@@ -5642,8 +6716,16 @@
             <w:pPr>
               <w:spacing w:after="36"/>
               <w:jc w:val="left"/>
+              <w:rPr>
+                <w:sz w:val="22"/>
+                <w:szCs w:val="22"/>
+              </w:rPr>
             </w:pPr>
             <w:r>
+              <w:rPr>
+                <w:sz w:val="22"/>
+                <w:szCs w:val="22"/>
+              </w:rPr>
               <w:t>(5.70, 1.80, 0.70)</w:t>
             </w:r>
           </w:p>
@@ -5665,8 +6747,16 @@
             <w:pPr>
               <w:spacing w:after="36"/>
               <w:jc w:val="left"/>
+              <w:rPr>
+                <w:sz w:val="22"/>
+                <w:szCs w:val="22"/>
+              </w:rPr>
             </w:pPr>
             <w:r>
+              <w:rPr>
+                <w:sz w:val="22"/>
+                <w:szCs w:val="22"/>
+              </w:rPr>
               <w:t>11</w:t>
             </w:r>
           </w:p>
@@ -5683,8 +6773,16 @@
             <w:pPr>
               <w:spacing w:after="36"/>
               <w:jc w:val="left"/>
+              <w:rPr>
+                <w:sz w:val="22"/>
+                <w:szCs w:val="22"/>
+              </w:rPr>
             </w:pPr>
             <w:r>
+              <w:rPr>
+                <w:sz w:val="22"/>
+                <w:szCs w:val="22"/>
+              </w:rPr>
               <w:t>landmark</w:t>
             </w:r>
           </w:p>
@@ -5701,8 +6799,16 @@
             <w:pPr>
               <w:spacing w:after="36"/>
               <w:jc w:val="left"/>
+              <w:rPr>
+                <w:sz w:val="22"/>
+                <w:szCs w:val="22"/>
+              </w:rPr>
             </w:pPr>
             <w:r>
+              <w:rPr>
+                <w:sz w:val="22"/>
+                <w:szCs w:val="22"/>
+              </w:rPr>
               <w:t>(5.70, -1.80, 0.70)</w:t>
             </w:r>
           </w:p>
@@ -5724,8 +6830,16 @@
             <w:pPr>
               <w:spacing w:after="36"/>
               <w:jc w:val="left"/>
+              <w:rPr>
+                <w:sz w:val="22"/>
+                <w:szCs w:val="22"/>
+              </w:rPr>
             </w:pPr>
             <w:r>
+              <w:rPr>
+                <w:sz w:val="22"/>
+                <w:szCs w:val="22"/>
+              </w:rPr>
               <w:t>12</w:t>
             </w:r>
           </w:p>
@@ -5742,8 +6856,16 @@
             <w:pPr>
               <w:spacing w:after="36"/>
               <w:jc w:val="left"/>
+              <w:rPr>
+                <w:sz w:val="22"/>
+                <w:szCs w:val="22"/>
+              </w:rPr>
             </w:pPr>
             <w:r>
+              <w:rPr>
+                <w:sz w:val="22"/>
+                <w:szCs w:val="22"/>
+              </w:rPr>
               <w:t>shelf</w:t>
             </w:r>
           </w:p>
@@ -5760,8 +6882,16 @@
             <w:pPr>
               <w:spacing w:after="36"/>
               <w:jc w:val="left"/>
+              <w:rPr>
+                <w:sz w:val="22"/>
+                <w:szCs w:val="22"/>
+              </w:rPr>
             </w:pPr>
             <w:r>
+              <w:rPr>
+                <w:sz w:val="22"/>
+                <w:szCs w:val="22"/>
+              </w:rPr>
               <w:t>(5.50, 1.00, 0.80)</w:t>
             </w:r>
           </w:p>
@@ -5783,8 +6913,16 @@
             <w:pPr>
               <w:spacing w:after="36"/>
               <w:jc w:val="left"/>
+              <w:rPr>
+                <w:sz w:val="22"/>
+                <w:szCs w:val="22"/>
+              </w:rPr>
             </w:pPr>
             <w:r>
+              <w:rPr>
+                <w:sz w:val="22"/>
+                <w:szCs w:val="22"/>
+              </w:rPr>
               <w:t>13</w:t>
             </w:r>
           </w:p>
@@ -5801,8 +6939,16 @@
             <w:pPr>
               <w:spacing w:after="36"/>
               <w:jc w:val="left"/>
+              <w:rPr>
+                <w:sz w:val="22"/>
+                <w:szCs w:val="22"/>
+              </w:rPr>
             </w:pPr>
             <w:r>
+              <w:rPr>
+                <w:sz w:val="22"/>
+                <w:szCs w:val="22"/>
+              </w:rPr>
               <w:t>shelf</w:t>
             </w:r>
           </w:p>
@@ -5819,8 +6965,16 @@
             <w:pPr>
               <w:spacing w:after="36"/>
               <w:jc w:val="left"/>
+              <w:rPr>
+                <w:sz w:val="22"/>
+                <w:szCs w:val="22"/>
+              </w:rPr>
             </w:pPr>
             <w:r>
+              <w:rPr>
+                <w:sz w:val="22"/>
+                <w:szCs w:val="22"/>
+              </w:rPr>
               <w:t>(5.50, -1.00, 0.80)</w:t>
             </w:r>
           </w:p>
@@ -5843,8 +6997,16 @@
             <w:pPr>
               <w:spacing w:after="36"/>
               <w:jc w:val="left"/>
+              <w:rPr>
+                <w:sz w:val="22"/>
+                <w:szCs w:val="22"/>
+              </w:rPr>
             </w:pPr>
             <w:r>
+              <w:rPr>
+                <w:sz w:val="22"/>
+                <w:szCs w:val="22"/>
+              </w:rPr>
               <w:t>14</w:t>
             </w:r>
           </w:p>
@@ -5862,8 +7024,16 @@
             <w:pPr>
               <w:spacing w:after="36"/>
               <w:jc w:val="left"/>
+              <w:rPr>
+                <w:sz w:val="22"/>
+                <w:szCs w:val="22"/>
+              </w:rPr>
             </w:pPr>
             <w:r>
+              <w:rPr>
+                <w:sz w:val="22"/>
+                <w:szCs w:val="22"/>
+              </w:rPr>
               <w:t>charger</w:t>
             </w:r>
           </w:p>
@@ -5881,8 +7051,16 @@
             <w:pPr>
               <w:spacing w:after="36"/>
               <w:jc w:val="left"/>
+              <w:rPr>
+                <w:sz w:val="22"/>
+                <w:szCs w:val="22"/>
+              </w:rPr>
             </w:pPr>
             <w:r>
+              <w:rPr>
+                <w:sz w:val="22"/>
+                <w:szCs w:val="22"/>
+              </w:rPr>
               <w:t>(0.30, 0.90, 0.07)</w:t>
             </w:r>
           </w:p>
@@ -5898,9 +7076,9 @@
         </w:rPr>
       </w:pPr>
       <w:bookmarkStart w:id="13" w:name="_Toc241062516"/>
-      <w:bookmarkStart w:id="14" w:name="execution-and-testing"/>
-      <w:bookmarkStart w:id="15" w:name="_Toc241707430"/>
-      <w:bookmarkEnd w:id="8"/>
+      <w:bookmarkStart w:id="14" w:name="_Toc241707430"/>
+      <w:bookmarkStart w:id="15" w:name="execution-and-testing"/>
+      <w:bookmarkEnd w:id="9"/>
       <w:r>
         <w:rPr>
           <w:rFonts w:eastAsiaTheme="majorEastAsia"/>
@@ -5908,7 +7086,7 @@
         <w:t>3.4 Code Implementation</w:t>
       </w:r>
       <w:bookmarkEnd w:id="13"/>
-      <w:bookmarkEnd w:id="15"/>
+      <w:bookmarkEnd w:id="14"/>
     </w:p>
     <w:p>
       <w:pPr>
@@ -5939,8 +7117,20 @@
           <w:lang w:eastAsia="en-GB"/>
           <w14:ligatures w14:val="none"/>
         </w:rPr>
-        <w:t>and it runs locally or in Colab</w:t>
-      </w:r>
+        <w:t xml:space="preserve">and it runs locally or in </w:t>
+      </w:r>
+      <w:proofErr w:type="spellStart"/>
+      <w:r>
+        <w:rPr>
+          <w:rFonts w:eastAsia="Times New Roman" w:cs="Times New Roman"/>
+          <w:color w:val="000000"/>
+          <w:kern w:val="0"/>
+          <w:lang w:eastAsia="en-GB"/>
+          <w14:ligatures w14:val="none"/>
+        </w:rPr>
+        <w:t>Colab</w:t>
+      </w:r>
+      <w:proofErr w:type="spellEnd"/>
       <w:r>
         <w:rPr>
           <w:rFonts w:eastAsia="Times New Roman" w:cs="Times New Roman"/>
@@ -6019,249 +7209,120 @@
     </w:p>
     <w:p>
       <w:pPr>
-        <w:keepNext/>
-        <w:keepLines/>
-        <w:shd w:val="clear" w:color="auto" w:fill="3B3838" w:themeFill="background2" w:themeFillShade="40"/>
-        <w:spacing w:line="240" w:lineRule="auto"/>
-        <w:jc w:val="left"/>
-        <w:rPr>
-          <w:rFonts w:ascii="Courier New" w:hAnsi="Courier New" w:cs="Courier New"/>
-          <w:sz w:val="22"/>
-          <w:szCs w:val="22"/>
-        </w:rPr>
-      </w:pPr>
-      <w:r>
-        <w:rPr>
-          <w:rFonts w:ascii="Courier New" w:hAnsi="Courier New" w:cs="Courier New"/>
-          <w:sz w:val="22"/>
-          <w:szCs w:val="22"/>
-        </w:rPr>
+        <w:pStyle w:val="Code"/>
+      </w:pPr>
+      <w:r>
         <w:lastRenderedPageBreak/>
         <w:t>OBSTACLE_URDF = """&lt;?xml version="1.0"?&gt;</w:t>
       </w:r>
     </w:p>
     <w:p>
       <w:pPr>
-        <w:keepNext/>
-        <w:keepLines/>
-        <w:shd w:val="clear" w:color="auto" w:fill="3B3838" w:themeFill="background2" w:themeFillShade="40"/>
-        <w:spacing w:line="240" w:lineRule="auto"/>
-        <w:jc w:val="left"/>
-        <w:rPr>
-          <w:rFonts w:ascii="Courier New" w:hAnsi="Courier New" w:cs="Courier New"/>
-          <w:sz w:val="22"/>
-          <w:szCs w:val="22"/>
-        </w:rPr>
-      </w:pPr>
-      <w:r>
-        <w:rPr>
-          <w:rFonts w:ascii="Courier New" w:hAnsi="Courier New" w:cs="Courier New"/>
-          <w:sz w:val="22"/>
-          <w:szCs w:val="22"/>
-        </w:rPr>
+        <w:pStyle w:val="Code"/>
+      </w:pPr>
+      <w:r>
         <w:t>&lt;robot name="obstacle"&gt;</w:t>
       </w:r>
     </w:p>
     <w:p>
       <w:pPr>
-        <w:keepNext/>
-        <w:keepLines/>
-        <w:shd w:val="clear" w:color="auto" w:fill="3B3838" w:themeFill="background2" w:themeFillShade="40"/>
-        <w:spacing w:line="240" w:lineRule="auto"/>
-        <w:jc w:val="left"/>
-        <w:rPr>
-          <w:rFonts w:ascii="Courier New" w:hAnsi="Courier New" w:cs="Courier New"/>
-          <w:sz w:val="22"/>
-          <w:szCs w:val="22"/>
-        </w:rPr>
-      </w:pPr>
-      <w:r>
-        <w:rPr>
-          <w:rFonts w:ascii="Courier New" w:hAnsi="Courier New" w:cs="Courier New"/>
-          <w:sz w:val="22"/>
-          <w:szCs w:val="22"/>
-        </w:rPr>
-        <w:t xml:space="preserve">  &lt;link name="base_link"&gt;</w:t>
-      </w:r>
-    </w:p>
-    <w:p>
-      <w:pPr>
-        <w:keepNext/>
-        <w:keepLines/>
-        <w:shd w:val="clear" w:color="auto" w:fill="3B3838" w:themeFill="background2" w:themeFillShade="40"/>
-        <w:spacing w:line="240" w:lineRule="auto"/>
-        <w:jc w:val="left"/>
-        <w:rPr>
-          <w:rFonts w:ascii="Courier New" w:hAnsi="Courier New" w:cs="Courier New"/>
-          <w:sz w:val="22"/>
-          <w:szCs w:val="22"/>
-        </w:rPr>
-      </w:pPr>
-      <w:r>
-        <w:rPr>
-          <w:rFonts w:ascii="Courier New" w:hAnsi="Courier New" w:cs="Courier New"/>
-          <w:sz w:val="22"/>
-          <w:szCs w:val="22"/>
-        </w:rPr>
+        <w:pStyle w:val="Code"/>
+      </w:pPr>
+      <w:r>
+        <w:t xml:space="preserve">  &lt;link name="</w:t>
+      </w:r>
+      <w:proofErr w:type="spellStart"/>
+      <w:r>
+        <w:t>base_link</w:t>
+      </w:r>
+      <w:proofErr w:type="spellEnd"/>
+      <w:r>
+        <w:t>"&gt;</w:t>
+      </w:r>
+    </w:p>
+    <w:p>
+      <w:pPr>
+        <w:pStyle w:val="Code"/>
+      </w:pPr>
+      <w:r>
         <w:t xml:space="preserve">    &lt;visual&gt;&lt;geometry&gt;</w:t>
       </w:r>
     </w:p>
     <w:p>
       <w:pPr>
-        <w:keepNext/>
-        <w:keepLines/>
-        <w:shd w:val="clear" w:color="auto" w:fill="3B3838" w:themeFill="background2" w:themeFillShade="40"/>
-        <w:spacing w:line="240" w:lineRule="auto"/>
-        <w:jc w:val="left"/>
-        <w:rPr>
-          <w:rFonts w:ascii="Courier New" w:hAnsi="Courier New" w:cs="Courier New"/>
-          <w:sz w:val="22"/>
-          <w:szCs w:val="22"/>
-        </w:rPr>
-      </w:pPr>
-      <w:r>
-        <w:rPr>
-          <w:rFonts w:ascii="Courier New" w:hAnsi="Courier New" w:cs="Courier New"/>
-          <w:sz w:val="22"/>
-          <w:szCs w:val="22"/>
-        </w:rPr>
+        <w:pStyle w:val="Code"/>
+      </w:pPr>
+      <w:r>
         <w:t xml:space="preserve">      &lt;box size="0.5 0.5 0.5"/&gt;&lt;/geometry&gt;&lt;/visual&gt;</w:t>
       </w:r>
     </w:p>
     <w:p>
       <w:pPr>
-        <w:keepNext/>
-        <w:keepLines/>
-        <w:shd w:val="clear" w:color="auto" w:fill="3B3838" w:themeFill="background2" w:themeFillShade="40"/>
-        <w:spacing w:line="240" w:lineRule="auto"/>
-        <w:jc w:val="left"/>
-        <w:rPr>
-          <w:rFonts w:ascii="Courier New" w:hAnsi="Courier New" w:cs="Courier New"/>
-          <w:sz w:val="22"/>
-          <w:szCs w:val="22"/>
-        </w:rPr>
-      </w:pPr>
-      <w:r>
-        <w:rPr>
-          <w:rFonts w:ascii="Courier New" w:hAnsi="Courier New" w:cs="Courier New"/>
-          <w:sz w:val="22"/>
-          <w:szCs w:val="22"/>
-        </w:rPr>
+        <w:pStyle w:val="Code"/>
+      </w:pPr>
+      <w:r>
         <w:t xml:space="preserve">    &lt;collision&gt;&lt;geometry&gt;</w:t>
       </w:r>
     </w:p>
     <w:p>
       <w:pPr>
-        <w:keepNext/>
-        <w:keepLines/>
-        <w:shd w:val="clear" w:color="auto" w:fill="3B3838" w:themeFill="background2" w:themeFillShade="40"/>
-        <w:spacing w:line="240" w:lineRule="auto"/>
-        <w:jc w:val="left"/>
-        <w:rPr>
-          <w:rFonts w:ascii="Courier New" w:hAnsi="Courier New" w:cs="Courier New"/>
-          <w:sz w:val="22"/>
-          <w:szCs w:val="22"/>
-        </w:rPr>
-      </w:pPr>
-      <w:r>
-        <w:rPr>
-          <w:rFonts w:ascii="Courier New" w:hAnsi="Courier New" w:cs="Courier New"/>
-          <w:sz w:val="22"/>
-          <w:szCs w:val="22"/>
-        </w:rPr>
+        <w:pStyle w:val="Code"/>
+      </w:pPr>
+      <w:r>
         <w:t xml:space="preserve">      &lt;box size="0.5 0.5 0.5"/&gt;&lt;/geometry&gt;&lt;/collision&gt;</w:t>
       </w:r>
     </w:p>
     <w:p>
       <w:pPr>
-        <w:keepNext/>
-        <w:keepLines/>
-        <w:shd w:val="clear" w:color="auto" w:fill="3B3838" w:themeFill="background2" w:themeFillShade="40"/>
-        <w:spacing w:line="240" w:lineRule="auto"/>
-        <w:jc w:val="left"/>
-        <w:rPr>
-          <w:rFonts w:ascii="Courier New" w:hAnsi="Courier New" w:cs="Courier New"/>
-          <w:sz w:val="22"/>
-          <w:szCs w:val="22"/>
-        </w:rPr>
-      </w:pPr>
-      <w:r>
-        <w:rPr>
-          <w:rFonts w:ascii="Courier New" w:hAnsi="Courier New" w:cs="Courier New"/>
-          <w:sz w:val="22"/>
-          <w:szCs w:val="22"/>
-        </w:rPr>
+        <w:pStyle w:val="Code"/>
+      </w:pPr>
+      <w:r>
         <w:t xml:space="preserve">    &lt;inertial&gt;&lt;mass value="0"/&gt;&lt;/inertial&gt;</w:t>
       </w:r>
     </w:p>
     <w:p>
       <w:pPr>
-        <w:keepNext/>
-        <w:keepLines/>
-        <w:shd w:val="clear" w:color="auto" w:fill="3B3838" w:themeFill="background2" w:themeFillShade="40"/>
-        <w:spacing w:line="240" w:lineRule="auto"/>
-        <w:jc w:val="left"/>
-        <w:rPr>
-          <w:rFonts w:ascii="Courier New" w:hAnsi="Courier New" w:cs="Courier New"/>
-          <w:sz w:val="22"/>
-          <w:szCs w:val="22"/>
-        </w:rPr>
-      </w:pPr>
-      <w:r>
-        <w:rPr>
-          <w:rFonts w:ascii="Courier New" w:hAnsi="Courier New" w:cs="Courier New"/>
-          <w:sz w:val="22"/>
-          <w:szCs w:val="22"/>
-        </w:rPr>
+        <w:pStyle w:val="Code"/>
+      </w:pPr>
+      <w:r>
         <w:t xml:space="preserve">  &lt;/link&gt;</w:t>
       </w:r>
     </w:p>
     <w:p>
       <w:pPr>
-        <w:keepNext/>
-        <w:keepLines/>
-        <w:shd w:val="clear" w:color="auto" w:fill="3B3838" w:themeFill="background2" w:themeFillShade="40"/>
-        <w:spacing w:line="240" w:lineRule="auto"/>
-        <w:jc w:val="left"/>
-        <w:rPr>
-          <w:rFonts w:ascii="Courier New" w:hAnsi="Courier New" w:cs="Courier New"/>
-          <w:sz w:val="22"/>
-          <w:szCs w:val="22"/>
-        </w:rPr>
-      </w:pPr>
-      <w:r>
-        <w:rPr>
-          <w:rFonts w:ascii="Courier New" w:hAnsi="Courier New" w:cs="Courier New"/>
-          <w:sz w:val="22"/>
-          <w:szCs w:val="22"/>
-        </w:rPr>
+        <w:pStyle w:val="Code"/>
+      </w:pPr>
+      <w:r>
         <w:t>&lt;/robot&gt;"""</w:t>
       </w:r>
     </w:p>
     <w:p>
       <w:pPr>
-        <w:keepLines/>
-        <w:shd w:val="clear" w:color="auto" w:fill="3B3838" w:themeFill="background2" w:themeFillShade="40"/>
-        <w:spacing w:after="200" w:line="240" w:lineRule="auto"/>
-        <w:jc w:val="left"/>
-        <w:rPr>
-          <w:rFonts w:ascii="Courier New" w:hAnsi="Courier New" w:cs="Courier New"/>
-          <w:sz w:val="22"/>
-          <w:szCs w:val="22"/>
-        </w:rPr>
-      </w:pPr>
-      <w:r>
-        <w:rPr>
-          <w:rFonts w:ascii="Courier New" w:hAnsi="Courier New" w:cs="Courier New"/>
-          <w:sz w:val="22"/>
-          <w:szCs w:val="22"/>
-        </w:rPr>
-        <w:t>URDF_PATHS["obstacle"] = write_urdf("obstacle.urdf", OBSTACLE_URDF)</w:t>
-      </w:r>
-    </w:p>
-    <w:p>
-      <w:pPr>
-        <w:spacing w:after="120" w:line="360" w:lineRule="auto"/>
+        <w:pStyle w:val="Code"/>
+      </w:pPr>
+      <w:r>
+        <w:t xml:space="preserve">URDF_PATHS["obstacle"] = </w:t>
+      </w:r>
+      <w:proofErr w:type="spellStart"/>
+      <w:r>
+        <w:t>write_urdf</w:t>
+      </w:r>
+      <w:proofErr w:type="spellEnd"/>
+      <w:r>
+        <w:t>("</w:t>
+      </w:r>
+      <w:proofErr w:type="spellStart"/>
+      <w:r>
+        <w:t>obstacle.urdf</w:t>
+      </w:r>
+      <w:proofErr w:type="spellEnd"/>
+      <w:r>
+        <w:t>", OBSTACLE_URDF)</w:t>
+      </w:r>
+    </w:p>
+    <w:p>
+      <w:pPr>
+        <w:spacing w:before="240" w:after="120" w:line="360" w:lineRule="auto"/>
         <w:rPr>
           <w:rFonts w:eastAsia="Times New Roman" w:cs="Times New Roman"/>
           <w:color w:val="000000"/>
@@ -6293,6 +7354,7 @@
         </w:rPr>
         <w:t xml:space="preserve"> </w:t>
       </w:r>
+      <w:proofErr w:type="spellStart"/>
       <w:r>
         <w:rPr>
           <w:rFonts w:eastAsia="Times New Roman" w:cs="Times New Roman"/>
@@ -6304,6 +7366,7 @@
         </w:rPr>
         <w:t>semantic_db</w:t>
       </w:r>
+      <w:proofErr w:type="spellEnd"/>
       <w:r>
         <w:rPr>
           <w:rFonts w:eastAsia="Times New Roman" w:cs="Times New Roman"/>
@@ -6314,6 +7377,7 @@
         </w:rPr>
         <w:t xml:space="preserve"> maps body ids to roles; </w:t>
       </w:r>
+      <w:proofErr w:type="spellStart"/>
       <w:r>
         <w:rPr>
           <w:rFonts w:eastAsia="Times New Roman" w:cs="Times New Roman"/>
@@ -6325,6 +7389,7 @@
         </w:rPr>
         <w:t>get_nearest_target</w:t>
       </w:r>
+      <w:proofErr w:type="spellEnd"/>
       <w:r>
         <w:rPr>
           <w:rFonts w:eastAsia="Times New Roman" w:cs="Times New Roman"/>
@@ -6338,306 +7403,337 @@
     </w:p>
     <w:p>
       <w:pPr>
-        <w:keepNext/>
-        <w:keepLines/>
-        <w:shd w:val="clear" w:color="auto" w:fill="3B3838" w:themeFill="background2" w:themeFillShade="40"/>
-        <w:spacing w:line="240" w:lineRule="auto"/>
-        <w:jc w:val="left"/>
-        <w:rPr>
-          <w:rFonts w:ascii="Courier New" w:hAnsi="Courier New" w:cs="Courier New"/>
-          <w:sz w:val="22"/>
-          <w:szCs w:val="22"/>
-        </w:rPr>
-      </w:pPr>
-      <w:r>
-        <w:rPr>
-          <w:rFonts w:ascii="Courier New" w:hAnsi="Courier New" w:cs="Courier New"/>
-          <w:sz w:val="22"/>
-          <w:szCs w:val="22"/>
-        </w:rPr>
-        <w:t>semantic_db = {}</w:t>
-      </w:r>
-    </w:p>
-    <w:p>
-      <w:pPr>
-        <w:keepNext/>
-        <w:keepLines/>
-        <w:shd w:val="clear" w:color="auto" w:fill="3B3838" w:themeFill="background2" w:themeFillShade="40"/>
-        <w:spacing w:line="240" w:lineRule="auto"/>
-        <w:jc w:val="left"/>
-        <w:rPr>
-          <w:rFonts w:ascii="Courier New" w:hAnsi="Courier New" w:cs="Courier New"/>
-          <w:sz w:val="22"/>
-          <w:szCs w:val="22"/>
-        </w:rPr>
-      </w:pPr>
-      <w:r>
-        <w:rPr>
-          <w:rFonts w:ascii="Courier New" w:hAnsi="Courier New" w:cs="Courier New"/>
-          <w:sz w:val="22"/>
-          <w:szCs w:val="22"/>
-        </w:rPr>
-        <w:t>for body_id, role, pos in object_ids:</w:t>
-      </w:r>
-    </w:p>
-    <w:p>
-      <w:pPr>
-        <w:keepNext/>
-        <w:keepLines/>
-        <w:shd w:val="clear" w:color="auto" w:fill="3B3838" w:themeFill="background2" w:themeFillShade="40"/>
-        <w:spacing w:line="240" w:lineRule="auto"/>
-        <w:jc w:val="left"/>
-        <w:rPr>
-          <w:rFonts w:ascii="Courier New" w:hAnsi="Courier New" w:cs="Courier New"/>
-          <w:sz w:val="22"/>
-          <w:szCs w:val="22"/>
-        </w:rPr>
-      </w:pPr>
-      <w:r>
-        <w:rPr>
-          <w:rFonts w:ascii="Courier New" w:hAnsi="Courier New" w:cs="Courier New"/>
-          <w:sz w:val="22"/>
-          <w:szCs w:val="22"/>
-        </w:rPr>
-        <w:t xml:space="preserve">    semantic_db[body_id] = {"role": role, "position": pos}</w:t>
-      </w:r>
-    </w:p>
-    <w:p>
-      <w:pPr>
-        <w:keepNext/>
-        <w:keepLines/>
-        <w:shd w:val="clear" w:color="auto" w:fill="3B3838" w:themeFill="background2" w:themeFillShade="40"/>
-        <w:spacing w:line="240" w:lineRule="auto"/>
-        <w:jc w:val="left"/>
-        <w:rPr>
-          <w:rFonts w:ascii="Courier New" w:hAnsi="Courier New" w:cs="Courier New"/>
-          <w:sz w:val="22"/>
-          <w:szCs w:val="22"/>
-        </w:rPr>
-      </w:pPr>
-    </w:p>
-    <w:p>
-      <w:pPr>
-        <w:keepNext/>
-        <w:keepLines/>
-        <w:shd w:val="clear" w:color="auto" w:fill="3B3838" w:themeFill="background2" w:themeFillShade="40"/>
-        <w:spacing w:line="240" w:lineRule="auto"/>
-        <w:jc w:val="left"/>
-        <w:rPr>
-          <w:rFonts w:ascii="Courier New" w:hAnsi="Courier New" w:cs="Courier New"/>
-          <w:sz w:val="22"/>
-          <w:szCs w:val="22"/>
-        </w:rPr>
-      </w:pPr>
-      <w:r>
-        <w:rPr>
-          <w:rFonts w:ascii="Courier New" w:hAnsi="Courier New" w:cs="Courier New"/>
-          <w:sz w:val="22"/>
-          <w:szCs w:val="22"/>
-        </w:rPr>
-        <w:t>def get_nearest_target(robot_body_id):</w:t>
-      </w:r>
-    </w:p>
-    <w:p>
-      <w:pPr>
-        <w:keepNext/>
-        <w:keepLines/>
-        <w:shd w:val="clear" w:color="auto" w:fill="3B3838" w:themeFill="background2" w:themeFillShade="40"/>
-        <w:spacing w:line="240" w:lineRule="auto"/>
-        <w:jc w:val="left"/>
-        <w:rPr>
-          <w:rFonts w:ascii="Courier New" w:hAnsi="Courier New" w:cs="Courier New"/>
-          <w:sz w:val="22"/>
-          <w:szCs w:val="22"/>
-        </w:rPr>
-      </w:pPr>
-      <w:r>
-        <w:rPr>
-          <w:rFonts w:ascii="Courier New" w:hAnsi="Courier New" w:cs="Courier New"/>
-          <w:sz w:val="22"/>
-          <w:szCs w:val="22"/>
-        </w:rPr>
-        <w:t xml:space="preserve">    robot_pos, _ = p.getBasePositionAndOrientation(robot_body_id)</w:t>
-      </w:r>
-    </w:p>
-    <w:p>
-      <w:pPr>
-        <w:keepNext/>
-        <w:keepLines/>
-        <w:shd w:val="clear" w:color="auto" w:fill="3B3838" w:themeFill="background2" w:themeFillShade="40"/>
-        <w:spacing w:line="240" w:lineRule="auto"/>
-        <w:jc w:val="left"/>
-        <w:rPr>
-          <w:rFonts w:ascii="Courier New" w:hAnsi="Courier New" w:cs="Courier New"/>
-          <w:sz w:val="22"/>
-          <w:szCs w:val="22"/>
-        </w:rPr>
-      </w:pPr>
-      <w:r>
-        <w:rPr>
-          <w:rFonts w:ascii="Courier New" w:hAnsi="Courier New" w:cs="Courier New"/>
-          <w:sz w:val="22"/>
-          <w:szCs w:val="22"/>
-        </w:rPr>
-        <w:t xml:space="preserve">    targets = get_objects_by_role("target")</w:t>
-      </w:r>
-    </w:p>
-    <w:p>
-      <w:pPr>
-        <w:keepNext/>
-        <w:keepLines/>
-        <w:shd w:val="clear" w:color="auto" w:fill="3B3838" w:themeFill="background2" w:themeFillShade="40"/>
-        <w:spacing w:line="240" w:lineRule="auto"/>
-        <w:jc w:val="left"/>
-        <w:rPr>
-          <w:rFonts w:ascii="Courier New" w:hAnsi="Courier New" w:cs="Courier New"/>
-          <w:sz w:val="22"/>
-          <w:szCs w:val="22"/>
-        </w:rPr>
-      </w:pPr>
-      <w:r>
-        <w:rPr>
-          <w:rFonts w:ascii="Courier New" w:hAnsi="Courier New" w:cs="Courier New"/>
-          <w:sz w:val="22"/>
-          <w:szCs w:val="22"/>
-        </w:rPr>
-        <w:t xml:space="preserve">    best, best_dist = None, float("inf")</w:t>
-      </w:r>
-    </w:p>
-    <w:p>
-      <w:pPr>
-        <w:keepNext/>
-        <w:keepLines/>
-        <w:shd w:val="clear" w:color="auto" w:fill="3B3838" w:themeFill="background2" w:themeFillShade="40"/>
-        <w:spacing w:line="240" w:lineRule="auto"/>
-        <w:jc w:val="left"/>
-        <w:rPr>
-          <w:rFonts w:ascii="Courier New" w:hAnsi="Courier New" w:cs="Courier New"/>
-          <w:sz w:val="22"/>
-          <w:szCs w:val="22"/>
-        </w:rPr>
-      </w:pPr>
-      <w:r>
-        <w:rPr>
-          <w:rFonts w:ascii="Courier New" w:hAnsi="Courier New" w:cs="Courier New"/>
-          <w:sz w:val="22"/>
-          <w:szCs w:val="22"/>
-        </w:rPr>
-        <w:t xml:space="preserve">    for body_id, pos in targets:</w:t>
-      </w:r>
-    </w:p>
-    <w:p>
-      <w:pPr>
-        <w:keepNext/>
-        <w:keepLines/>
-        <w:shd w:val="clear" w:color="auto" w:fill="3B3838" w:themeFill="background2" w:themeFillShade="40"/>
-        <w:spacing w:line="240" w:lineRule="auto"/>
-        <w:jc w:val="left"/>
-        <w:rPr>
-          <w:rFonts w:ascii="Courier New" w:hAnsi="Courier New" w:cs="Courier New"/>
-          <w:sz w:val="22"/>
-          <w:szCs w:val="22"/>
-        </w:rPr>
-      </w:pPr>
-      <w:r>
-        <w:rPr>
-          <w:rFonts w:ascii="Courier New" w:hAnsi="Courier New" w:cs="Courier New"/>
-          <w:sz w:val="22"/>
-          <w:szCs w:val="22"/>
-        </w:rPr>
-        <w:t xml:space="preserve">        dist = math.dist(robot_pos, pos)</w:t>
-      </w:r>
-    </w:p>
-    <w:p>
-      <w:pPr>
-        <w:keepNext/>
-        <w:keepLines/>
-        <w:shd w:val="clear" w:color="auto" w:fill="3B3838" w:themeFill="background2" w:themeFillShade="40"/>
-        <w:spacing w:line="240" w:lineRule="auto"/>
-        <w:jc w:val="left"/>
-        <w:rPr>
-          <w:rFonts w:ascii="Courier New" w:hAnsi="Courier New" w:cs="Courier New"/>
-          <w:sz w:val="22"/>
-          <w:szCs w:val="22"/>
-        </w:rPr>
-      </w:pPr>
-      <w:r>
-        <w:rPr>
-          <w:rFonts w:ascii="Courier New" w:hAnsi="Courier New" w:cs="Courier New"/>
-          <w:sz w:val="22"/>
-          <w:szCs w:val="22"/>
-        </w:rPr>
-        <w:t xml:space="preserve">        if dist &lt; best_dist:</w:t>
-      </w:r>
-    </w:p>
-    <w:p>
-      <w:pPr>
-        <w:keepNext/>
-        <w:keepLines/>
-        <w:shd w:val="clear" w:color="auto" w:fill="3B3838" w:themeFill="background2" w:themeFillShade="40"/>
-        <w:spacing w:line="240" w:lineRule="auto"/>
-        <w:jc w:val="left"/>
-        <w:rPr>
-          <w:rFonts w:ascii="Courier New" w:hAnsi="Courier New" w:cs="Courier New"/>
-          <w:sz w:val="22"/>
-          <w:szCs w:val="22"/>
-        </w:rPr>
-      </w:pPr>
-      <w:r>
-        <w:rPr>
-          <w:rFonts w:ascii="Courier New" w:hAnsi="Courier New" w:cs="Courier New"/>
-          <w:sz w:val="22"/>
-          <w:szCs w:val="22"/>
-        </w:rPr>
-        <w:t xml:space="preserve">            best_dist, best = dist, (body_id, pos)</w:t>
-      </w:r>
-    </w:p>
-    <w:p>
-      <w:pPr>
-        <w:keepNext/>
-        <w:keepLines/>
-        <w:shd w:val="clear" w:color="auto" w:fill="3B3838" w:themeFill="background2" w:themeFillShade="40"/>
-        <w:spacing w:line="240" w:lineRule="auto"/>
-        <w:jc w:val="left"/>
-        <w:rPr>
-          <w:rFonts w:ascii="Courier New" w:hAnsi="Courier New" w:cs="Courier New"/>
-          <w:sz w:val="22"/>
-          <w:szCs w:val="22"/>
-        </w:rPr>
-      </w:pPr>
-      <w:r>
-        <w:rPr>
-          <w:rFonts w:ascii="Courier New" w:hAnsi="Courier New" w:cs="Courier New"/>
-          <w:sz w:val="22"/>
-          <w:szCs w:val="22"/>
-        </w:rPr>
-        <w:t xml:space="preserve">    return {"body_id": best[0], "position": best[1],</w:t>
-      </w:r>
-    </w:p>
-    <w:p>
-      <w:pPr>
-        <w:keepLines/>
-        <w:shd w:val="clear" w:color="auto" w:fill="3B3838" w:themeFill="background2" w:themeFillShade="40"/>
-        <w:spacing w:after="200" w:line="240" w:lineRule="auto"/>
-        <w:jc w:val="left"/>
-        <w:rPr>
-          <w:rFonts w:ascii="Courier New" w:hAnsi="Courier New" w:cs="Courier New"/>
-          <w:sz w:val="22"/>
-          <w:szCs w:val="22"/>
-        </w:rPr>
-      </w:pPr>
-      <w:r>
-        <w:rPr>
-          <w:rFonts w:ascii="Courier New" w:hAnsi="Courier New" w:cs="Courier New"/>
-          <w:sz w:val="22"/>
-          <w:szCs w:val="22"/>
-        </w:rPr>
-        <w:t xml:space="preserve">            "distance": best_dist}</w:t>
-      </w:r>
-    </w:p>
-    <w:p>
-      <w:pPr>
-        <w:spacing w:after="120" w:line="360" w:lineRule="auto"/>
+        <w:pStyle w:val="Code"/>
+      </w:pPr>
+      <w:proofErr w:type="spellStart"/>
+      <w:r>
+        <w:t>semantic_db</w:t>
+      </w:r>
+      <w:proofErr w:type="spellEnd"/>
+      <w:r>
+        <w:t xml:space="preserve"> = {}</w:t>
+      </w:r>
+    </w:p>
+    <w:p>
+      <w:pPr>
+        <w:pStyle w:val="Code"/>
+      </w:pPr>
+      <w:r>
+        <w:t xml:space="preserve">for </w:t>
+      </w:r>
+      <w:proofErr w:type="spellStart"/>
+      <w:r>
+        <w:t>body_id</w:t>
+      </w:r>
+      <w:proofErr w:type="spellEnd"/>
+      <w:r>
+        <w:t xml:space="preserve">, role, </w:t>
+      </w:r>
+      <w:proofErr w:type="spellStart"/>
+      <w:r>
+        <w:t>pos</w:t>
+      </w:r>
+      <w:proofErr w:type="spellEnd"/>
+      <w:r>
+        <w:t xml:space="preserve"> in </w:t>
+      </w:r>
+      <w:proofErr w:type="spellStart"/>
+      <w:r>
+        <w:t>object_ids</w:t>
+      </w:r>
+      <w:proofErr w:type="spellEnd"/>
+      <w:r>
+        <w:t>:</w:t>
+      </w:r>
+    </w:p>
+    <w:p>
+      <w:pPr>
+        <w:pStyle w:val="Code"/>
+      </w:pPr>
+      <w:r>
+        <w:t xml:space="preserve">    </w:t>
+      </w:r>
+      <w:proofErr w:type="spellStart"/>
+      <w:r>
+        <w:t>semantic_db</w:t>
+      </w:r>
+      <w:proofErr w:type="spellEnd"/>
+      <w:r>
+        <w:t>[</w:t>
+      </w:r>
+      <w:proofErr w:type="spellStart"/>
+      <w:r>
+        <w:t>body_id</w:t>
+      </w:r>
+      <w:proofErr w:type="spellEnd"/>
+      <w:r>
+        <w:t xml:space="preserve">] = {"role": role, "position": </w:t>
+      </w:r>
+      <w:proofErr w:type="spellStart"/>
+      <w:r>
+        <w:t>pos</w:t>
+      </w:r>
+      <w:proofErr w:type="spellEnd"/>
+      <w:r>
+        <w:t>}</w:t>
+      </w:r>
+    </w:p>
+    <w:p>
+      <w:pPr>
+        <w:pStyle w:val="Code"/>
+      </w:pPr>
+    </w:p>
+    <w:p>
+      <w:pPr>
+        <w:pStyle w:val="Code"/>
+      </w:pPr>
+      <w:r>
+        <w:t xml:space="preserve">def </w:t>
+      </w:r>
+      <w:proofErr w:type="spellStart"/>
+      <w:r>
+        <w:t>get_nearest_target</w:t>
+      </w:r>
+      <w:proofErr w:type="spellEnd"/>
+      <w:r>
+        <w:t>(</w:t>
+      </w:r>
+      <w:proofErr w:type="spellStart"/>
+      <w:r>
+        <w:t>robot_body_id</w:t>
+      </w:r>
+      <w:proofErr w:type="spellEnd"/>
+      <w:r>
+        <w:t>):</w:t>
+      </w:r>
+    </w:p>
+    <w:p>
+      <w:pPr>
+        <w:pStyle w:val="Code"/>
+      </w:pPr>
+      <w:r>
+        <w:t xml:space="preserve">    </w:t>
+      </w:r>
+      <w:proofErr w:type="spellStart"/>
+      <w:r>
+        <w:t>robot_pos</w:t>
+      </w:r>
+      <w:proofErr w:type="spellEnd"/>
+      <w:r>
+        <w:t xml:space="preserve">, _ = </w:t>
+      </w:r>
+      <w:proofErr w:type="spellStart"/>
+      <w:r>
+        <w:t>p.getBasePositionAndOrientation</w:t>
+      </w:r>
+      <w:proofErr w:type="spellEnd"/>
+      <w:r>
+        <w:t>(</w:t>
+      </w:r>
+      <w:proofErr w:type="spellStart"/>
+      <w:r>
+        <w:t>robot_body_id</w:t>
+      </w:r>
+      <w:proofErr w:type="spellEnd"/>
+      <w:r>
+        <w:t>)</w:t>
+      </w:r>
+    </w:p>
+    <w:p>
+      <w:pPr>
+        <w:pStyle w:val="Code"/>
+      </w:pPr>
+      <w:r>
+        <w:t xml:space="preserve">    targets = </w:t>
+      </w:r>
+      <w:proofErr w:type="spellStart"/>
+      <w:r>
+        <w:t>get_objects_by_role</w:t>
+      </w:r>
+      <w:proofErr w:type="spellEnd"/>
+      <w:r>
+        <w:t>("target")</w:t>
+      </w:r>
+    </w:p>
+    <w:p>
+      <w:pPr>
+        <w:pStyle w:val="Code"/>
+      </w:pPr>
+      <w:r>
+        <w:t xml:space="preserve">    best, </w:t>
+      </w:r>
+      <w:proofErr w:type="spellStart"/>
+      <w:r>
+        <w:t>best_dist</w:t>
+      </w:r>
+      <w:proofErr w:type="spellEnd"/>
+      <w:r>
+        <w:t xml:space="preserve"> = None, float("inf")</w:t>
+      </w:r>
+    </w:p>
+    <w:p>
+      <w:pPr>
+        <w:pStyle w:val="Code"/>
+      </w:pPr>
+      <w:r>
+        <w:t xml:space="preserve">    for </w:t>
+      </w:r>
+      <w:proofErr w:type="spellStart"/>
+      <w:r>
+        <w:t>body_id</w:t>
+      </w:r>
+      <w:proofErr w:type="spellEnd"/>
+      <w:r>
+        <w:t xml:space="preserve">, </w:t>
+      </w:r>
+      <w:proofErr w:type="spellStart"/>
+      <w:r>
+        <w:t>pos</w:t>
+      </w:r>
+      <w:proofErr w:type="spellEnd"/>
+      <w:r>
+        <w:t xml:space="preserve"> in targets:</w:t>
+      </w:r>
+    </w:p>
+    <w:p>
+      <w:pPr>
+        <w:pStyle w:val="Code"/>
+      </w:pPr>
+      <w:r>
+        <w:t xml:space="preserve">        </w:t>
+      </w:r>
+      <w:proofErr w:type="spellStart"/>
+      <w:r>
+        <w:t>dist</w:t>
+      </w:r>
+      <w:proofErr w:type="spellEnd"/>
+      <w:r>
+        <w:t xml:space="preserve"> = </w:t>
+      </w:r>
+      <w:proofErr w:type="spellStart"/>
+      <w:r>
+        <w:t>math.dist</w:t>
+      </w:r>
+      <w:proofErr w:type="spellEnd"/>
+      <w:r>
+        <w:t>(</w:t>
+      </w:r>
+      <w:proofErr w:type="spellStart"/>
+      <w:r>
+        <w:t>robot_pos</w:t>
+      </w:r>
+      <w:proofErr w:type="spellEnd"/>
+      <w:r>
+        <w:t xml:space="preserve">, </w:t>
+      </w:r>
+      <w:proofErr w:type="spellStart"/>
+      <w:r>
+        <w:t>pos</w:t>
+      </w:r>
+      <w:proofErr w:type="spellEnd"/>
+      <w:r>
+        <w:t>)</w:t>
+      </w:r>
+    </w:p>
+    <w:p>
+      <w:pPr>
+        <w:pStyle w:val="Code"/>
+      </w:pPr>
+      <w:r>
+        <w:t xml:space="preserve">        if </w:t>
+      </w:r>
+      <w:proofErr w:type="spellStart"/>
+      <w:r>
+        <w:t>dist</w:t>
+      </w:r>
+      <w:proofErr w:type="spellEnd"/>
+      <w:r>
+        <w:t xml:space="preserve"> &lt; </w:t>
+      </w:r>
+      <w:proofErr w:type="spellStart"/>
+      <w:r>
+        <w:t>best_dist</w:t>
+      </w:r>
+      <w:proofErr w:type="spellEnd"/>
+      <w:r>
+        <w:t>:</w:t>
+      </w:r>
+    </w:p>
+    <w:p>
+      <w:pPr>
+        <w:pStyle w:val="Code"/>
+      </w:pPr>
+      <w:r>
+        <w:t xml:space="preserve">            </w:t>
+      </w:r>
+      <w:proofErr w:type="spellStart"/>
+      <w:r>
+        <w:t>best_dist</w:t>
+      </w:r>
+      <w:proofErr w:type="spellEnd"/>
+      <w:r>
+        <w:t xml:space="preserve">, best = </w:t>
+      </w:r>
+      <w:proofErr w:type="spellStart"/>
+      <w:r>
+        <w:t>dist</w:t>
+      </w:r>
+      <w:proofErr w:type="spellEnd"/>
+      <w:r>
+        <w:t>, (</w:t>
+      </w:r>
+      <w:proofErr w:type="spellStart"/>
+      <w:r>
+        <w:t>body_id</w:t>
+      </w:r>
+      <w:proofErr w:type="spellEnd"/>
+      <w:r>
+        <w:t xml:space="preserve">, </w:t>
+      </w:r>
+      <w:proofErr w:type="spellStart"/>
+      <w:r>
+        <w:t>pos</w:t>
+      </w:r>
+      <w:proofErr w:type="spellEnd"/>
+      <w:r>
+        <w:t>)</w:t>
+      </w:r>
+    </w:p>
+    <w:p>
+      <w:pPr>
+        <w:pStyle w:val="Code"/>
+      </w:pPr>
+      <w:r>
+        <w:t xml:space="preserve">    return {"</w:t>
+      </w:r>
+      <w:proofErr w:type="spellStart"/>
+      <w:r>
+        <w:t>body_id</w:t>
+      </w:r>
+      <w:proofErr w:type="spellEnd"/>
+      <w:r>
+        <w:t>": best[0], "position": best[1],</w:t>
+      </w:r>
+    </w:p>
+    <w:p>
+      <w:pPr>
+        <w:pStyle w:val="Code"/>
+      </w:pPr>
+      <w:r>
+        <w:t xml:space="preserve">            "distance": </w:t>
+      </w:r>
+      <w:proofErr w:type="spellStart"/>
+      <w:r>
+        <w:t>best_dist</w:t>
+      </w:r>
+      <w:proofErr w:type="spellEnd"/>
+      <w:r>
+        <w:t>}</w:t>
+      </w:r>
+    </w:p>
+    <w:p>
+      <w:pPr>
+        <w:spacing w:before="240" w:after="120" w:line="360" w:lineRule="auto"/>
         <w:rPr>
           <w:rFonts w:eastAsia="Times New Roman" w:cs="Times New Roman"/>
           <w:color w:val="000000"/>
@@ -6672,199 +7768,226 @@
     </w:p>
     <w:p>
       <w:pPr>
-        <w:keepNext/>
-        <w:keepLines/>
-        <w:shd w:val="clear" w:color="auto" w:fill="3B3838" w:themeFill="background2" w:themeFillShade="40"/>
-        <w:spacing w:line="240" w:lineRule="auto"/>
-        <w:jc w:val="left"/>
-        <w:rPr>
-          <w:rFonts w:ascii="Courier New" w:hAnsi="Courier New" w:cs="Courier New"/>
-          <w:sz w:val="22"/>
-          <w:szCs w:val="22"/>
-        </w:rPr>
-      </w:pPr>
-      <w:r>
-        <w:rPr>
-          <w:rFonts w:ascii="Courier New" w:hAnsi="Courier New" w:cs="Courier New"/>
-          <w:sz w:val="22"/>
-          <w:szCs w:val="22"/>
-        </w:rPr>
-        <w:t>def render_view(camera_eye, camera_target, up_vector=(0, 0, 1)):</w:t>
-      </w:r>
-    </w:p>
-    <w:p>
-      <w:pPr>
-        <w:keepNext/>
-        <w:keepLines/>
-        <w:shd w:val="clear" w:color="auto" w:fill="3B3838" w:themeFill="background2" w:themeFillShade="40"/>
-        <w:spacing w:line="240" w:lineRule="auto"/>
-        <w:jc w:val="left"/>
-        <w:rPr>
-          <w:rFonts w:ascii="Courier New" w:hAnsi="Courier New" w:cs="Courier New"/>
-          <w:sz w:val="22"/>
-          <w:szCs w:val="22"/>
-        </w:rPr>
-      </w:pPr>
-      <w:r>
-        <w:rPr>
-          <w:rFonts w:ascii="Courier New" w:hAnsi="Courier New" w:cs="Courier New"/>
-          <w:sz w:val="22"/>
-          <w:szCs w:val="22"/>
-        </w:rPr>
-        <w:t xml:space="preserve">    view = p.computeViewMatrix(camera_eye, camera_target, up_vector)</w:t>
-      </w:r>
-    </w:p>
-    <w:p>
-      <w:pPr>
-        <w:keepNext/>
-        <w:keepLines/>
-        <w:shd w:val="clear" w:color="auto" w:fill="3B3838" w:themeFill="background2" w:themeFillShade="40"/>
-        <w:spacing w:line="240" w:lineRule="auto"/>
-        <w:jc w:val="left"/>
-        <w:rPr>
-          <w:rFonts w:ascii="Courier New" w:hAnsi="Courier New" w:cs="Courier New"/>
-          <w:sz w:val="22"/>
-          <w:szCs w:val="22"/>
-        </w:rPr>
-      </w:pPr>
-      <w:r>
-        <w:rPr>
-          <w:rFonts w:ascii="Courier New" w:hAnsi="Courier New" w:cs="Courier New"/>
-          <w:sz w:val="22"/>
-          <w:szCs w:val="22"/>
-        </w:rPr>
-        <w:t xml:space="preserve">    proj = p.computeProjectionMatrixFOV(</w:t>
-      </w:r>
-    </w:p>
-    <w:p>
-      <w:pPr>
-        <w:keepNext/>
-        <w:keepLines/>
-        <w:shd w:val="clear" w:color="auto" w:fill="3B3838" w:themeFill="background2" w:themeFillShade="40"/>
-        <w:spacing w:line="240" w:lineRule="auto"/>
-        <w:jc w:val="left"/>
-        <w:rPr>
-          <w:rFonts w:ascii="Courier New" w:hAnsi="Courier New" w:cs="Courier New"/>
-          <w:sz w:val="22"/>
-          <w:szCs w:val="22"/>
-        </w:rPr>
-      </w:pPr>
-      <w:r>
-        <w:rPr>
-          <w:rFonts w:ascii="Courier New" w:hAnsi="Courier New" w:cs="Courier New"/>
-          <w:sz w:val="22"/>
-          <w:szCs w:val="22"/>
-        </w:rPr>
-        <w:t xml:space="preserve">        fov=60, aspect=IMG_WIDTH / IMG_HEIGHT,</w:t>
-      </w:r>
-    </w:p>
-    <w:p>
-      <w:pPr>
-        <w:keepNext/>
-        <w:keepLines/>
-        <w:shd w:val="clear" w:color="auto" w:fill="3B3838" w:themeFill="background2" w:themeFillShade="40"/>
-        <w:spacing w:line="240" w:lineRule="auto"/>
-        <w:jc w:val="left"/>
-        <w:rPr>
-          <w:rFonts w:ascii="Courier New" w:hAnsi="Courier New" w:cs="Courier New"/>
-          <w:sz w:val="22"/>
-          <w:szCs w:val="22"/>
-        </w:rPr>
-      </w:pPr>
-      <w:r>
-        <w:rPr>
-          <w:rFonts w:ascii="Courier New" w:hAnsi="Courier New" w:cs="Courier New"/>
-          <w:sz w:val="22"/>
-          <w:szCs w:val="22"/>
-        </w:rPr>
-        <w:t xml:space="preserve">        nearVal=NEAR_PLANE, farVal=FAR_PLANE)</w:t>
-      </w:r>
-    </w:p>
-    <w:p>
-      <w:pPr>
-        <w:keepNext/>
-        <w:keepLines/>
-        <w:shd w:val="clear" w:color="auto" w:fill="3B3838" w:themeFill="background2" w:themeFillShade="40"/>
-        <w:spacing w:line="240" w:lineRule="auto"/>
-        <w:jc w:val="left"/>
-        <w:rPr>
-          <w:rFonts w:ascii="Courier New" w:hAnsi="Courier New" w:cs="Courier New"/>
-          <w:sz w:val="22"/>
-          <w:szCs w:val="22"/>
-        </w:rPr>
-      </w:pPr>
-      <w:r>
-        <w:rPr>
-          <w:rFonts w:ascii="Courier New" w:hAnsi="Courier New" w:cs="Courier New"/>
-          <w:sz w:val="22"/>
-          <w:szCs w:val="22"/>
-        </w:rPr>
-        <w:t xml:space="preserve">    _, _, rgb, _, _ = p.getCameraImage(</w:t>
-      </w:r>
-    </w:p>
-    <w:p>
-      <w:pPr>
-        <w:keepNext/>
-        <w:keepLines/>
-        <w:shd w:val="clear" w:color="auto" w:fill="3B3838" w:themeFill="background2" w:themeFillShade="40"/>
-        <w:spacing w:line="240" w:lineRule="auto"/>
-        <w:jc w:val="left"/>
-        <w:rPr>
-          <w:rFonts w:ascii="Courier New" w:hAnsi="Courier New" w:cs="Courier New"/>
-          <w:sz w:val="22"/>
-          <w:szCs w:val="22"/>
-        </w:rPr>
-      </w:pPr>
-      <w:r>
-        <w:rPr>
-          <w:rFonts w:ascii="Courier New" w:hAnsi="Courier New" w:cs="Courier New"/>
-          <w:sz w:val="22"/>
-          <w:szCs w:val="22"/>
-        </w:rPr>
-        <w:t xml:space="preserve">        IMG_WIDTH, IMG_HEIGHT, view, proj,</w:t>
-      </w:r>
-    </w:p>
-    <w:p>
-      <w:pPr>
-        <w:keepNext/>
-        <w:keepLines/>
-        <w:shd w:val="clear" w:color="auto" w:fill="3B3838" w:themeFill="background2" w:themeFillShade="40"/>
-        <w:spacing w:line="240" w:lineRule="auto"/>
-        <w:jc w:val="left"/>
-        <w:rPr>
-          <w:rFonts w:ascii="Courier New" w:hAnsi="Courier New" w:cs="Courier New"/>
-          <w:sz w:val="22"/>
-          <w:szCs w:val="22"/>
-        </w:rPr>
-      </w:pPr>
-      <w:r>
-        <w:rPr>
-          <w:rFonts w:ascii="Courier New" w:hAnsi="Courier New" w:cs="Courier New"/>
-          <w:sz w:val="22"/>
-          <w:szCs w:val="22"/>
-        </w:rPr>
-        <w:t xml:space="preserve">        renderer=p.ER_TINY_RENDERER)</w:t>
-      </w:r>
-    </w:p>
-    <w:p>
-      <w:pPr>
-        <w:keepLines/>
-        <w:shd w:val="clear" w:color="auto" w:fill="3B3838" w:themeFill="background2" w:themeFillShade="40"/>
-        <w:spacing w:after="200" w:line="240" w:lineRule="auto"/>
-        <w:jc w:val="left"/>
-        <w:rPr>
-          <w:rFonts w:ascii="Courier New" w:hAnsi="Courier New" w:cs="Courier New"/>
-          <w:sz w:val="22"/>
-          <w:szCs w:val="22"/>
-        </w:rPr>
-      </w:pPr>
-      <w:r>
-        <w:rPr>
-          <w:rFonts w:ascii="Courier New" w:hAnsi="Courier New" w:cs="Courier New"/>
-          <w:sz w:val="22"/>
-          <w:szCs w:val="22"/>
-        </w:rPr>
-        <w:t xml:space="preserve">    return np.reshape(rgb, (IMG_HEIGHT, IMG_WIDTH, 4))[:, :, :3]</w:t>
+        <w:pStyle w:val="Code"/>
+      </w:pPr>
+      <w:r>
+        <w:t xml:space="preserve">def </w:t>
+      </w:r>
+      <w:proofErr w:type="spellStart"/>
+      <w:r>
+        <w:t>render_view</w:t>
+      </w:r>
+      <w:proofErr w:type="spellEnd"/>
+      <w:r>
+        <w:t>(</w:t>
+      </w:r>
+      <w:proofErr w:type="spellStart"/>
+      <w:r>
+        <w:t>camera_eye</w:t>
+      </w:r>
+      <w:proofErr w:type="spellEnd"/>
+      <w:r>
+        <w:t xml:space="preserve">, </w:t>
+      </w:r>
+      <w:proofErr w:type="spellStart"/>
+      <w:r>
+        <w:t>camera_target</w:t>
+      </w:r>
+      <w:proofErr w:type="spellEnd"/>
+      <w:r>
+        <w:t xml:space="preserve">, </w:t>
+      </w:r>
+      <w:proofErr w:type="spellStart"/>
+      <w:r>
+        <w:t>up_vector</w:t>
+      </w:r>
+      <w:proofErr w:type="spellEnd"/>
+      <w:r>
+        <w:t>=(0, 0, 1)):</w:t>
+      </w:r>
+    </w:p>
+    <w:p>
+      <w:pPr>
+        <w:pStyle w:val="Code"/>
+      </w:pPr>
+      <w:r>
+        <w:t xml:space="preserve">    view = </w:t>
+      </w:r>
+      <w:proofErr w:type="spellStart"/>
+      <w:r>
+        <w:t>p.computeViewMatrix</w:t>
+      </w:r>
+      <w:proofErr w:type="spellEnd"/>
+      <w:r>
+        <w:t>(</w:t>
+      </w:r>
+      <w:proofErr w:type="spellStart"/>
+      <w:r>
+        <w:t>camera_eye</w:t>
+      </w:r>
+      <w:proofErr w:type="spellEnd"/>
+      <w:r>
+        <w:t xml:space="preserve">, </w:t>
+      </w:r>
+      <w:proofErr w:type="spellStart"/>
+      <w:r>
+        <w:t>camera_target</w:t>
+      </w:r>
+      <w:proofErr w:type="spellEnd"/>
+      <w:r>
+        <w:t xml:space="preserve">, </w:t>
+      </w:r>
+      <w:proofErr w:type="spellStart"/>
+      <w:r>
+        <w:t>up_vector</w:t>
+      </w:r>
+      <w:proofErr w:type="spellEnd"/>
+      <w:r>
+        <w:t>)</w:t>
+      </w:r>
+    </w:p>
+    <w:p>
+      <w:pPr>
+        <w:pStyle w:val="Code"/>
+      </w:pPr>
+      <w:r>
+        <w:t xml:space="preserve">    </w:t>
+      </w:r>
+      <w:proofErr w:type="spellStart"/>
+      <w:r>
+        <w:t>proj</w:t>
+      </w:r>
+      <w:proofErr w:type="spellEnd"/>
+      <w:r>
+        <w:t xml:space="preserve"> = </w:t>
+      </w:r>
+      <w:proofErr w:type="spellStart"/>
+      <w:r>
+        <w:t>p.computeProjectionMatrixFOV</w:t>
+      </w:r>
+      <w:proofErr w:type="spellEnd"/>
+      <w:r>
+        <w:t>(</w:t>
+      </w:r>
+    </w:p>
+    <w:p>
+      <w:pPr>
+        <w:pStyle w:val="Code"/>
+      </w:pPr>
+      <w:r>
+        <w:t xml:space="preserve">        </w:t>
+      </w:r>
+      <w:proofErr w:type="spellStart"/>
+      <w:r>
+        <w:t>fov</w:t>
+      </w:r>
+      <w:proofErr w:type="spellEnd"/>
+      <w:r>
+        <w:t>=60, aspect=IMG_WIDTH / IMG_HEIGHT,</w:t>
+      </w:r>
+    </w:p>
+    <w:p>
+      <w:pPr>
+        <w:pStyle w:val="Code"/>
+      </w:pPr>
+      <w:r>
+        <w:t xml:space="preserve">        </w:t>
+      </w:r>
+      <w:proofErr w:type="spellStart"/>
+      <w:r>
+        <w:t>nearVal</w:t>
+      </w:r>
+      <w:proofErr w:type="spellEnd"/>
+      <w:r>
+        <w:t xml:space="preserve">=NEAR_PLANE, </w:t>
+      </w:r>
+      <w:proofErr w:type="spellStart"/>
+      <w:r>
+        <w:t>farVal</w:t>
+      </w:r>
+      <w:proofErr w:type="spellEnd"/>
+      <w:r>
+        <w:t>=FAR_PLANE)</w:t>
+      </w:r>
+    </w:p>
+    <w:p>
+      <w:pPr>
+        <w:pStyle w:val="Code"/>
+      </w:pPr>
+      <w:r>
+        <w:t xml:space="preserve">    _, _, </w:t>
+      </w:r>
+      <w:proofErr w:type="spellStart"/>
+      <w:r>
+        <w:t>rgb</w:t>
+      </w:r>
+      <w:proofErr w:type="spellEnd"/>
+      <w:r>
+        <w:t xml:space="preserve">, _, _ = </w:t>
+      </w:r>
+      <w:proofErr w:type="spellStart"/>
+      <w:r>
+        <w:t>p.getCameraImage</w:t>
+      </w:r>
+      <w:proofErr w:type="spellEnd"/>
+      <w:r>
+        <w:t>(</w:t>
+      </w:r>
+    </w:p>
+    <w:p>
+      <w:pPr>
+        <w:pStyle w:val="Code"/>
+      </w:pPr>
+      <w:r>
+        <w:t xml:space="preserve">        IMG_WIDTH, IMG_HEIGHT, view, </w:t>
+      </w:r>
+      <w:proofErr w:type="spellStart"/>
+      <w:r>
+        <w:t>proj</w:t>
+      </w:r>
+      <w:proofErr w:type="spellEnd"/>
+      <w:r>
+        <w:t>,</w:t>
+      </w:r>
+    </w:p>
+    <w:p>
+      <w:pPr>
+        <w:pStyle w:val="Code"/>
+      </w:pPr>
+      <w:r>
+        <w:t xml:space="preserve">        renderer=</w:t>
+      </w:r>
+      <w:proofErr w:type="spellStart"/>
+      <w:r>
+        <w:t>p.ER_TINY_RENDERER</w:t>
+      </w:r>
+      <w:proofErr w:type="spellEnd"/>
+      <w:r>
+        <w:t>)</w:t>
+      </w:r>
+    </w:p>
+    <w:p>
+      <w:pPr>
+        <w:pStyle w:val="Code"/>
+      </w:pPr>
+      <w:r>
+        <w:t xml:space="preserve">    return </w:t>
+      </w:r>
+      <w:proofErr w:type="spellStart"/>
+      <w:r>
+        <w:t>np.reshape</w:t>
+      </w:r>
+      <w:proofErr w:type="spellEnd"/>
+      <w:r>
+        <w:t>(</w:t>
+      </w:r>
+      <w:proofErr w:type="spellStart"/>
+      <w:r>
+        <w:t>rgb</w:t>
+      </w:r>
+      <w:proofErr w:type="spellEnd"/>
+      <w:r>
+        <w:t>, (IMG_HEIGHT, IMG_WIDTH, 4))[:, :, :3]</w:t>
       </w:r>
     </w:p>
     <w:p>
@@ -6897,8 +8020,52 @@
           <w:lang w:eastAsia="en-GB"/>
           <w14:ligatures w14:val="none"/>
         </w:rPr>
-        <w:t>I ran the notebook top to bottom in a local Python 3.12 environment with PyBullet 3.2.7</w:t>
-      </w:r>
+        <w:t xml:space="preserve">I ran the notebook top to bottom in a local Python 3.12 environment </w:t>
+      </w:r>
+      <w:r>
+        <w:rPr>
+          <w:rFonts w:eastAsia="Times New Roman" w:cs="Times New Roman"/>
+          <w:color w:val="000000"/>
+          <w:kern w:val="0"/>
+          <w:lang w:eastAsia="en-GB"/>
+          <w14:ligatures w14:val="none"/>
+        </w:rPr>
+        <w:t xml:space="preserve">with </w:t>
+      </w:r>
+      <w:proofErr w:type="spellStart"/>
+      <w:r>
+        <w:rPr>
+          <w:rFonts w:eastAsia="Times New Roman" w:cs="Times New Roman"/>
+          <w:color w:val="000000"/>
+          <w:kern w:val="0"/>
+          <w:lang w:eastAsia="en-GB"/>
+          <w14:ligatures w14:val="none"/>
+        </w:rPr>
+        <w:t>PyBullet</w:t>
+      </w:r>
+      <w:proofErr w:type="spellEnd"/>
+      <w:r>
+        <w:rPr>
+          <w:rFonts w:eastAsia="Times New Roman" w:cs="Times New Roman"/>
+          <w:color w:val="000000"/>
+          <w:kern w:val="0"/>
+          <w:lang w:eastAsia="en-GB"/>
+          <w14:ligatures w14:val="none"/>
+        </w:rPr>
+        <w:t xml:space="preserve"> 3.2.7, and then once more in Google </w:t>
+      </w:r>
+      <w:proofErr w:type="spellStart"/>
+      <w:r>
+        <w:rPr>
+          <w:rFonts w:eastAsia="Times New Roman" w:cs="Times New Roman"/>
+          <w:color w:val="000000"/>
+          <w:kern w:val="0"/>
+          <w:lang w:eastAsia="en-GB"/>
+          <w14:ligatures w14:val="none"/>
+        </w:rPr>
+        <w:t>Colab</w:t>
+      </w:r>
+      <w:proofErr w:type="spellEnd"/>
       <w:r>
         <w:rPr>
           <w:rFonts w:eastAsia="Times New Roman" w:cs="Times New Roman"/>
@@ -6918,7 +8085,31 @@
           <w:lang w:eastAsia="en-GB"/>
           <w14:ligatures w14:val="none"/>
         </w:rPr>
-        <w:t>github.com/Amaan9136/bsbi-assignments</w:t>
+        <w:t>github.com/Amaan9136/</w:t>
+      </w:r>
+      <w:proofErr w:type="spellStart"/>
+      <w:r>
+        <w:rPr>
+          <w:rFonts w:eastAsia="Times New Roman" w:cs="Times New Roman"/>
+          <w:color w:val="000000"/>
+          <w:kern w:val="0"/>
+          <w:sz w:val="22"/>
+          <w:lang w:eastAsia="en-GB"/>
+          <w14:ligatures w14:val="none"/>
+        </w:rPr>
+        <w:t>bsbi</w:t>
+      </w:r>
+      <w:proofErr w:type="spellEnd"/>
+      <w:r>
+        <w:rPr>
+          <w:rFonts w:eastAsia="Times New Roman" w:cs="Times New Roman"/>
+          <w:color w:val="000000"/>
+          <w:kern w:val="0"/>
+          <w:sz w:val="22"/>
+          <w:lang w:eastAsia="en-GB"/>
+          <w14:ligatures w14:val="none"/>
+        </w:rPr>
+        <w:t>-assignments</w:t>
       </w:r>
       <w:r>
         <w:rPr>
@@ -6969,7 +8160,29 @@
           <w:lang w:eastAsia="en-GB"/>
           <w14:ligatures w14:val="none"/>
         </w:rPr>
-        <w:t>opens in Google Colab via</w:t>
+        <w:t xml:space="preserve">opens in Google </w:t>
+      </w:r>
+      <w:proofErr w:type="spellStart"/>
+      <w:r>
+        <w:rPr>
+          <w:rFonts w:eastAsia="Times New Roman" w:cs="Times New Roman"/>
+          <w:color w:val="000000"/>
+          <w:kern w:val="0"/>
+          <w:lang w:eastAsia="en-GB"/>
+          <w14:ligatures w14:val="none"/>
+        </w:rPr>
+        <w:t>Colab</w:t>
+      </w:r>
+      <w:proofErr w:type="spellEnd"/>
+      <w:r>
+        <w:rPr>
+          <w:rFonts w:eastAsia="Times New Roman" w:cs="Times New Roman"/>
+          <w:color w:val="000000"/>
+          <w:kern w:val="0"/>
+          <w:lang w:eastAsia="en-GB"/>
+          <w14:ligatures w14:val="none"/>
+        </w:rPr>
+        <w:t xml:space="preserve"> via</w:t>
       </w:r>
       <w:r>
         <w:rPr>
@@ -6981,7 +8194,7 @@
         </w:rPr>
         <w:t xml:space="preserve"> </w:t>
       </w:r>
-      <w:hyperlink r:id="rId14" w:history="1">
+      <w:hyperlink r:id="rId13" w:history="1">
         <w:r>
           <w:rPr>
             <w:rStyle w:val="Hyperlink"/>
@@ -7079,7 +8292,7 @@
                     </pic:cNvPicPr>
                   </pic:nvPicPr>
                   <pic:blipFill>
-                    <a:blip r:embed="rId15"/>
+                    <a:blip r:embed="rId14"/>
                     <a:stretch>
                       <a:fillRect/>
                     </a:stretch>
@@ -7133,7 +8346,15 @@
         <w:fldChar w:fldCharType="end"/>
       </w:r>
       <w:r>
-        <w:t>: Six PyBullet camera viewpoints, robot repositioned between renders while all other objects remain fixed.</w:t>
+        <w:t xml:space="preserve">: Six </w:t>
+      </w:r>
+      <w:proofErr w:type="spellStart"/>
+      <w:r>
+        <w:t>PyBullet</w:t>
+      </w:r>
+      <w:proofErr w:type="spellEnd"/>
+      <w:r>
+        <w:t xml:space="preserve"> camera viewpoints, robot repositioned between renders while all other objects remain fixed.</w:t>
       </w:r>
       <w:bookmarkEnd w:id="17"/>
     </w:p>
@@ -7156,20 +8377,108 @@
           <w:lang w:eastAsia="en-GB"/>
           <w14:ligatures w14:val="none"/>
         </w:rPr>
-        <w:t>In cell 8 I moved the robot to (5.5, 0.0, 0.1), next to the drop-off target, and ran all three helper functions. print_object_roles printed the fourteen-row registry in Table 1. get_objects_by_role("obstacle") returned the four crate obstacles (ids 1 to 4) and get_objects_by_role("shelf") returned the two shelves (ids 12 and 13). get_nearest_target returned body id 7, the drop-off target at (5.50, 0.00, 0.01), at a distance of 0.092 m.</w:t>
+        <w:t xml:space="preserve">In cell 8 I moved the robot to (5.5, 0.0, 0.1), next to the drop-off target, and ran all three helper functions. </w:t>
+      </w:r>
+      <w:proofErr w:type="spellStart"/>
+      <w:r>
+        <w:rPr>
+          <w:rFonts w:eastAsia="Times New Roman" w:cs="Times New Roman"/>
+          <w:color w:val="000000"/>
+          <w:kern w:val="0"/>
+          <w:lang w:eastAsia="en-GB"/>
+          <w14:ligatures w14:val="none"/>
+        </w:rPr>
+        <w:t>print_object_roles</w:t>
+      </w:r>
+      <w:proofErr w:type="spellEnd"/>
+      <w:r>
+        <w:rPr>
+          <w:rFonts w:eastAsia="Times New Roman" w:cs="Times New Roman"/>
+          <w:color w:val="000000"/>
+          <w:kern w:val="0"/>
+          <w:lang w:eastAsia="en-GB"/>
+          <w14:ligatures w14:val="none"/>
+        </w:rPr>
+        <w:t xml:space="preserve"> printed the fourteen-row registry in Table 1. </w:t>
+      </w:r>
+      <w:proofErr w:type="spellStart"/>
+      <w:r>
+        <w:rPr>
+          <w:rFonts w:eastAsia="Times New Roman" w:cs="Times New Roman"/>
+          <w:color w:val="000000"/>
+          <w:kern w:val="0"/>
+          <w:lang w:eastAsia="en-GB"/>
+          <w14:ligatures w14:val="none"/>
+        </w:rPr>
+        <w:t>get_objects_by_role</w:t>
+      </w:r>
+      <w:proofErr w:type="spellEnd"/>
+      <w:r>
+        <w:rPr>
+          <w:rFonts w:eastAsia="Times New Roman" w:cs="Times New Roman"/>
+          <w:color w:val="000000"/>
+          <w:kern w:val="0"/>
+          <w:lang w:eastAsia="en-GB"/>
+          <w14:ligatures w14:val="none"/>
+        </w:rPr>
+        <w:t xml:space="preserve">("obstacle") returned the four crate obstacles (ids 1 to 4) and </w:t>
+      </w:r>
+      <w:proofErr w:type="spellStart"/>
+      <w:r>
+        <w:rPr>
+          <w:rFonts w:eastAsia="Times New Roman" w:cs="Times New Roman"/>
+          <w:color w:val="000000"/>
+          <w:kern w:val="0"/>
+          <w:lang w:eastAsia="en-GB"/>
+          <w14:ligatures w14:val="none"/>
+        </w:rPr>
+        <w:t>get_objects_by_role</w:t>
+      </w:r>
+      <w:proofErr w:type="spellEnd"/>
+      <w:r>
+        <w:rPr>
+          <w:rFonts w:eastAsia="Times New Roman" w:cs="Times New Roman"/>
+          <w:color w:val="000000"/>
+          <w:kern w:val="0"/>
+          <w:lang w:eastAsia="en-GB"/>
+          <w14:ligatures w14:val="none"/>
+        </w:rPr>
+        <w:t xml:space="preserve">("shelf") returned the two shelves (ids 12 and 13). </w:t>
+      </w:r>
+      <w:proofErr w:type="spellStart"/>
+      <w:r>
+        <w:rPr>
+          <w:rFonts w:eastAsia="Times New Roman" w:cs="Times New Roman"/>
+          <w:color w:val="000000"/>
+          <w:kern w:val="0"/>
+          <w:lang w:eastAsia="en-GB"/>
+          <w14:ligatures w14:val="none"/>
+        </w:rPr>
+        <w:t>get_nearest_target</w:t>
+      </w:r>
+      <w:proofErr w:type="spellEnd"/>
+      <w:r>
+        <w:rPr>
+          <w:rFonts w:eastAsia="Times New Roman" w:cs="Times New Roman"/>
+          <w:color w:val="000000"/>
+          <w:kern w:val="0"/>
+          <w:lang w:eastAsia="en-GB"/>
+          <w14:ligatures w14:val="none"/>
+        </w:rPr>
+        <w:t xml:space="preserve"> returned body id 7, the drop-off target at (5.50, 0.00, 0.01), at a distance of 0.092 m.</w:t>
       </w:r>
     </w:p>
     <w:p>
       <w:pPr>
         <w:pStyle w:val="Heading2"/>
       </w:pPr>
-      <w:bookmarkStart w:id="18" w:name="evaluation-and-reflection"/>
-      <w:bookmarkStart w:id="19" w:name="_Toc241707432"/>
-      <w:bookmarkEnd w:id="14"/>
+      <w:bookmarkStart w:id="18" w:name="_Toc241707432"/>
+      <w:bookmarkStart w:id="19" w:name="evaluation-and-reflection"/>
+      <w:bookmarkEnd w:id="15"/>
       <w:r>
         <w:t>3.6 Evaluation and Reflection</w:t>
       </w:r>
-      <w:bookmarkEnd w:id="19"/>
+      <w:bookmarkEnd w:id="18"/>
     </w:p>
     <w:p>
       <w:pPr>
@@ -7201,7 +8510,37 @@
           <w14:ligatures w14:val="none"/>
         </w:rPr>
         <w:lastRenderedPageBreak/>
-        <w:t>positions based on the room bounds and moved only the robot between renders. I then increased the views from three to six so the objects could be checked from more angles. I also tried assigning roles by matching URDF filenames to role strings when the objects were loaded. I rejected this because it was more error-prone. Passing the role explicitly in SCENE_LAYOUT keeps every role in one place where it is easy to check.</w:t>
+        <w:t xml:space="preserve">positions based on the room bounds and moved only the robot between renders. </w:t>
+      </w:r>
+      <w:r>
+        <w:rPr>
+          <w:rFonts w:eastAsia="Times New Roman" w:cs="Times New Roman"/>
+          <w:color w:val="000000"/>
+          <w:kern w:val="0"/>
+          <w:lang w:eastAsia="en-GB"/>
+          <w14:ligatures w14:val="none"/>
+        </w:rPr>
+        <w:t>I started with the three views the brief requires, then increased them to six so the objects could be checked from more angles.</w:t>
+      </w:r>
+      <w:r>
+        <w:rPr>
+          <w:rFonts w:eastAsia="Times New Roman" w:cs="Times New Roman"/>
+          <w:color w:val="000000"/>
+          <w:kern w:val="0"/>
+          <w:lang w:eastAsia="en-GB"/>
+          <w14:ligatures w14:val="none"/>
+        </w:rPr>
+        <w:t xml:space="preserve"> </w:t>
+      </w:r>
+      <w:r>
+        <w:rPr>
+          <w:rFonts w:eastAsia="Times New Roman" w:cs="Times New Roman"/>
+          <w:color w:val="000000"/>
+          <w:kern w:val="0"/>
+          <w:lang w:eastAsia="en-GB"/>
+          <w14:ligatures w14:val="none"/>
+        </w:rPr>
+        <w:t>I also tried assigning roles by matching URDF filenames to role strings when the objects were loaded. I rejected this because it was more error-prone. Passing the role explicitly in SCENE_LAYOUT keeps every role in one place where it is easy to check.</w:t>
       </w:r>
     </w:p>
     <w:p>
@@ -7223,7 +8562,29 @@
           <w:lang w:eastAsia="en-GB"/>
           <w14:ligatures w14:val="none"/>
         </w:rPr>
-        <w:t>The main limitation is that I set the labels by hand. The robot cannot recognise a role from how an object looks. The brief asks for an interpretable environment and not a perception system, so this was acceptable for Task 1. An improvement would be to train a lightweight classifier on SceneNet RGB-D (McCormac et al., 2017) to predict a role from the images captured in Section 3.5. In a real warehouse, a wrong role could mean the robot drives into an obstacle or ignores a target, so I kept the link between geometry and role explicit.</w:t>
+        <w:t xml:space="preserve">The main limitation is that I set the labels by hand. The robot cannot recognise a role from how an object looks. The brief asks for an interpretable environment and not a perception system, so this was acceptable for Task 1. An improvement would be to train a lightweight classifier on </w:t>
+      </w:r>
+      <w:proofErr w:type="spellStart"/>
+      <w:r>
+        <w:rPr>
+          <w:rFonts w:eastAsia="Times New Roman" w:cs="Times New Roman"/>
+          <w:color w:val="000000"/>
+          <w:kern w:val="0"/>
+          <w:lang w:eastAsia="en-GB"/>
+          <w14:ligatures w14:val="none"/>
+        </w:rPr>
+        <w:t>SceneNet</w:t>
+      </w:r>
+      <w:proofErr w:type="spellEnd"/>
+      <w:r>
+        <w:rPr>
+          <w:rFonts w:eastAsia="Times New Roman" w:cs="Times New Roman"/>
+          <w:color w:val="000000"/>
+          <w:kern w:val="0"/>
+          <w:lang w:eastAsia="en-GB"/>
+          <w14:ligatures w14:val="none"/>
+        </w:rPr>
+        <w:t xml:space="preserve"> RGB-D (McCormac et al., 2017) to predict a role from the images captured in Section 3.5. In a real warehouse, a wrong role could mean the robot drives into an obstacle or ignores a target, so I kept the link between geometry and role explicit.</w:t>
       </w:r>
     </w:p>
     <w:p>
@@ -7243,7 +8604,7 @@
       </w:pPr>
       <w:bookmarkStart w:id="20" w:name="X0392f8fe48d70801542a9b56d2b78e0e107a71b"/>
       <w:bookmarkEnd w:id="4"/>
-      <w:bookmarkEnd w:id="18"/>
+      <w:bookmarkEnd w:id="19"/>
       <w:r>
         <w:rPr>
           <w:rFonts w:eastAsia="Times New Roman" w:cs="Times New Roman"/>
@@ -7270,12 +8631,332 @@
       <w:pPr>
         <w:pStyle w:val="Heading2"/>
       </w:pPr>
-      <w:bookmarkStart w:id="22" w:name="project-definition-1"/>
-      <w:bookmarkStart w:id="23" w:name="_Toc241707434"/>
+      <w:bookmarkStart w:id="22" w:name="_Toc241707434"/>
+      <w:bookmarkStart w:id="23" w:name="project-definition-1"/>
       <w:r>
         <w:t>4.1 Project Definition</w:t>
       </w:r>
+      <w:bookmarkEnd w:id="22"/>
+    </w:p>
+    <w:p>
+      <w:pPr>
+        <w:spacing w:after="180" w:line="360" w:lineRule="auto"/>
+        <w:rPr>
+          <w:rFonts w:eastAsia="Times New Roman" w:cs="Times New Roman"/>
+          <w:color w:val="000000"/>
+          <w:kern w:val="0"/>
+          <w:lang w:eastAsia="en-GB"/>
+          <w14:ligatures w14:val="none"/>
+        </w:rPr>
+      </w:pPr>
+      <w:r>
+        <w:rPr>
+          <w:rFonts w:eastAsia="Times New Roman" w:cs="Times New Roman"/>
+          <w:color w:val="000000"/>
+          <w:kern w:val="0"/>
+          <w:lang w:eastAsia="en-GB"/>
+          <w14:ligatures w14:val="none"/>
+        </w:rPr>
+        <w:t>The use case for Task 2 is a warehouse inspection patrol robot. A TurtleBot3 starts at the charging dock, visits a closed loop of four checkpoints around a warehouse bay, avoids pallet obstacles on the way, accepts simple operator commands and reports on its own performance. I chose this scenario because one mission covers goal navigation, obstacle avoidance, keyboard interaction and monitoring.</w:t>
+      </w:r>
+    </w:p>
+    <w:p>
+      <w:pPr>
+        <w:spacing w:after="180" w:line="360" w:lineRule="auto"/>
+        <w:rPr>
+          <w:rFonts w:eastAsia="Times New Roman" w:cs="Times New Roman"/>
+          <w:color w:val="000000"/>
+          <w:kern w:val="0"/>
+          <w:lang w:eastAsia="en-GB"/>
+          <w14:ligatures w14:val="none"/>
+        </w:rPr>
+      </w:pPr>
+      <w:r>
+        <w:rPr>
+          <w:rFonts w:eastAsia="Times New Roman" w:cs="Times New Roman"/>
+          <w:color w:val="000000"/>
+          <w:kern w:val="0"/>
+          <w:lang w:eastAsia="en-GB"/>
+          <w14:ligatures w14:val="none"/>
+        </w:rPr>
+        <w:t xml:space="preserve">The package, </w:t>
+      </w:r>
+      <w:proofErr w:type="spellStart"/>
+      <w:r>
+        <w:rPr>
+          <w:rFonts w:eastAsia="Times New Roman" w:cs="Times New Roman"/>
+          <w:color w:val="000000"/>
+          <w:kern w:val="0"/>
+          <w:lang w:eastAsia="en-GB"/>
+          <w14:ligatures w14:val="none"/>
+        </w:rPr>
+        <w:t>semantic_nav_monitor</w:t>
+      </w:r>
+      <w:proofErr w:type="spellEnd"/>
+      <w:r>
+        <w:rPr>
+          <w:rFonts w:eastAsia="Times New Roman" w:cs="Times New Roman"/>
+          <w:color w:val="000000"/>
+          <w:kern w:val="0"/>
+          <w:lang w:eastAsia="en-GB"/>
+          <w14:ligatures w14:val="none"/>
+        </w:rPr>
+        <w:t>, targets TheConstruct.ai running ROS2 Humble (Open-Source Robotics Foundation, 2024) with Gazebo Classic and the standard TurtleBot3 stack (ROBOTIS, 2023). I developed and tested it on TheConstruct.ai (</w:t>
+      </w:r>
+      <w:proofErr w:type="spellStart"/>
+      <w:r>
+        <w:rPr>
+          <w:rFonts w:eastAsia="Times New Roman" w:cs="Times New Roman"/>
+          <w:color w:val="000000"/>
+          <w:kern w:val="0"/>
+          <w:lang w:eastAsia="en-GB"/>
+          <w14:ligatures w14:val="none"/>
+        </w:rPr>
+        <w:t>TheConstruct</w:t>
+      </w:r>
+      <w:proofErr w:type="spellEnd"/>
+      <w:r>
+        <w:rPr>
+          <w:rFonts w:eastAsia="Times New Roman" w:cs="Times New Roman"/>
+          <w:color w:val="000000"/>
+          <w:kern w:val="0"/>
+          <w:lang w:eastAsia="en-GB"/>
+          <w14:ligatures w14:val="none"/>
+        </w:rPr>
+        <w:t xml:space="preserve">, 2023) in </w:t>
+      </w:r>
+      <w:proofErr w:type="spellStart"/>
+      <w:r>
+        <w:rPr>
+          <w:rFonts w:eastAsia="Times New Roman" w:cs="Times New Roman"/>
+          <w:color w:val="000000"/>
+          <w:kern w:val="0"/>
+          <w:lang w:eastAsia="en-GB"/>
+          <w14:ligatures w14:val="none"/>
+        </w:rPr>
+        <w:t>Rosject</w:t>
+      </w:r>
+      <w:proofErr w:type="spellEnd"/>
+      <w:r>
+        <w:rPr>
+          <w:rFonts w:eastAsia="Times New Roman" w:cs="Times New Roman"/>
+          <w:color w:val="000000"/>
+          <w:kern w:val="0"/>
+          <w:lang w:eastAsia="en-GB"/>
+          <w14:ligatures w14:val="none"/>
+        </w:rPr>
+        <w:t xml:space="preserve"> </w:t>
+      </w:r>
+      <w:proofErr w:type="spellStart"/>
+      <w:r>
+        <w:rPr>
+          <w:rFonts w:eastAsia="Times New Roman" w:cs="Times New Roman"/>
+          <w:color w:val="000000"/>
+          <w:kern w:val="0"/>
+          <w:lang w:eastAsia="en-GB"/>
+          <w14:ligatures w14:val="none"/>
+        </w:rPr>
+        <w:t>XctZpczWOA</w:t>
+      </w:r>
+      <w:proofErr w:type="spellEnd"/>
+      <w:r>
+        <w:rPr>
+          <w:rFonts w:eastAsia="Times New Roman" w:cs="Times New Roman"/>
+          <w:color w:val="000000"/>
+          <w:kern w:val="0"/>
+          <w:lang w:eastAsia="en-GB"/>
+          <w14:ligatures w14:val="none"/>
+        </w:rPr>
+        <w:t xml:space="preserve"> (URL identifier 1051220, app.theconstruct.ai/desktop/</w:t>
+      </w:r>
+      <w:proofErr w:type="spellStart"/>
+      <w:r>
+        <w:rPr>
+          <w:rFonts w:eastAsia="Times New Roman" w:cs="Times New Roman"/>
+          <w:color w:val="000000"/>
+          <w:kern w:val="0"/>
+          <w:lang w:eastAsia="en-GB"/>
+          <w14:ligatures w14:val="none"/>
+        </w:rPr>
+        <w:t>rosject</w:t>
+      </w:r>
+      <w:proofErr w:type="spellEnd"/>
+      <w:r>
+        <w:rPr>
+          <w:rFonts w:eastAsia="Times New Roman" w:cs="Times New Roman"/>
+          <w:color w:val="000000"/>
+          <w:kern w:val="0"/>
+          <w:lang w:eastAsia="en-GB"/>
+          <w14:ligatures w14:val="none"/>
+        </w:rPr>
+        <w:t xml:space="preserve">/1051220), workspace ros2_ws. The free tier does not give a permanent shareable URL, so I made the project public under the title </w:t>
+      </w:r>
+      <w:proofErr w:type="spellStart"/>
+      <w:r>
+        <w:rPr>
+          <w:rFonts w:eastAsia="Times New Roman" w:cs="Times New Roman"/>
+          <w:color w:val="000000"/>
+          <w:kern w:val="0"/>
+          <w:lang w:eastAsia="en-GB"/>
+          <w14:ligatures w14:val="none"/>
+        </w:rPr>
+        <w:t>XctZpczWOA</w:t>
+      </w:r>
+      <w:proofErr w:type="spellEnd"/>
+      <w:r>
+        <w:rPr>
+          <w:rFonts w:eastAsia="Times New Roman" w:cs="Times New Roman"/>
+          <w:color w:val="000000"/>
+          <w:kern w:val="0"/>
+          <w:lang w:eastAsia="en-GB"/>
+          <w14:ligatures w14:val="none"/>
+        </w:rPr>
+        <w:t xml:space="preserve">, which is the unique name the brief asks for. I also used a local Ubuntu 24.04 workspace with ROS2 Jazzy and Gazebo Harmonic (Open Robotics, 2024) to view the LIDAR rays, the camera feed and the planned-path toggle outside the browser. The GitHub folder holds this Jazzy and Harmonic version. The </w:t>
+      </w:r>
+      <w:proofErr w:type="spellStart"/>
+      <w:r>
+        <w:rPr>
+          <w:rFonts w:eastAsia="Times New Roman" w:cs="Times New Roman"/>
+          <w:color w:val="000000"/>
+          <w:kern w:val="0"/>
+          <w:lang w:eastAsia="en-GB"/>
+          <w14:ligatures w14:val="none"/>
+        </w:rPr>
+        <w:t>Rosject</w:t>
+      </w:r>
+      <w:proofErr w:type="spellEnd"/>
+      <w:r>
+        <w:rPr>
+          <w:rFonts w:eastAsia="Times New Roman" w:cs="Times New Roman"/>
+          <w:color w:val="000000"/>
+          <w:kern w:val="0"/>
+          <w:lang w:eastAsia="en-GB"/>
+          <w14:ligatures w14:val="none"/>
+        </w:rPr>
+        <w:t xml:space="preserve"> copy uses a Gazebo Classic launch file and world. The local build was an extra check and not the submission platform.</w:t>
+      </w:r>
+    </w:p>
+    <w:p>
+      <w:pPr>
+        <w:spacing w:after="180" w:line="360" w:lineRule="auto"/>
+        <w:rPr>
+          <w:rFonts w:eastAsia="Times New Roman" w:cs="Times New Roman"/>
+          <w:color w:val="000000"/>
+          <w:kern w:val="0"/>
+          <w:lang w:eastAsia="en-GB"/>
+          <w14:ligatures w14:val="none"/>
+        </w:rPr>
+      </w:pPr>
+      <w:r>
+        <w:rPr>
+          <w:rFonts w:eastAsia="Times New Roman" w:cs="Times New Roman"/>
+          <w:color w:val="000000"/>
+          <w:kern w:val="0"/>
+          <w:lang w:eastAsia="en-GB"/>
+          <w14:ligatures w14:val="none"/>
+        </w:rPr>
+        <w:t xml:space="preserve">The custom Gazebo world, </w:t>
+      </w:r>
+      <w:proofErr w:type="spellStart"/>
+      <w:r>
+        <w:rPr>
+          <w:rFonts w:eastAsia="Times New Roman" w:cs="Times New Roman"/>
+          <w:color w:val="000000"/>
+          <w:kern w:val="0"/>
+          <w:lang w:eastAsia="en-GB"/>
+          <w14:ligatures w14:val="none"/>
+        </w:rPr>
+        <w:t>warehouse_inspection</w:t>
+      </w:r>
+      <w:proofErr w:type="spellEnd"/>
+      <w:r>
+        <w:rPr>
+          <w:rFonts w:eastAsia="Times New Roman" w:cs="Times New Roman"/>
+          <w:color w:val="000000"/>
+          <w:kern w:val="0"/>
+          <w:lang w:eastAsia="en-GB"/>
+          <w14:ligatures w14:val="none"/>
+        </w:rPr>
+        <w:t>, is a walled bay of 7 m by 7 m. It comes as a Classic .world for TheConstruct.ai and a Harmonic .</w:t>
+      </w:r>
+      <w:proofErr w:type="spellStart"/>
+      <w:r>
+        <w:rPr>
+          <w:rFonts w:eastAsia="Times New Roman" w:cs="Times New Roman"/>
+          <w:color w:val="000000"/>
+          <w:kern w:val="0"/>
+          <w:lang w:eastAsia="en-GB"/>
+          <w14:ligatures w14:val="none"/>
+        </w:rPr>
+        <w:t>sdf</w:t>
+      </w:r>
+      <w:proofErr w:type="spellEnd"/>
+      <w:r>
+        <w:rPr>
+          <w:rFonts w:eastAsia="Times New Roman" w:cs="Times New Roman"/>
+          <w:color w:val="000000"/>
+          <w:kern w:val="0"/>
+          <w:lang w:eastAsia="en-GB"/>
+          <w14:ligatures w14:val="none"/>
+        </w:rPr>
+        <w:t xml:space="preserve"> for local checks. It contains eight pallet stacks (two per patrol leg), three small pylons on the first leg, three coloured checkpoint markers and a green charging dock marker at the origin. The robot is a TurtleBot3 Burger with a forward camera (</w:t>
+      </w:r>
+      <w:proofErr w:type="spellStart"/>
+      <w:r>
+        <w:rPr>
+          <w:rFonts w:eastAsia="Times New Roman" w:cs="Times New Roman"/>
+          <w:color w:val="000000"/>
+          <w:kern w:val="0"/>
+          <w:lang w:eastAsia="en-GB"/>
+          <w14:ligatures w14:val="none"/>
+        </w:rPr>
+        <w:t>burger_cam</w:t>
+      </w:r>
+      <w:proofErr w:type="spellEnd"/>
+      <w:r>
+        <w:rPr>
+          <w:rFonts w:eastAsia="Times New Roman" w:cs="Times New Roman"/>
+          <w:color w:val="000000"/>
+          <w:kern w:val="0"/>
+          <w:lang w:eastAsia="en-GB"/>
+          <w14:ligatures w14:val="none"/>
+        </w:rPr>
+        <w:t>). Its 360-degree LIDAR publishes /scan and its wheel odometry publishes /</w:t>
+      </w:r>
+      <w:proofErr w:type="spellStart"/>
+      <w:r>
+        <w:rPr>
+          <w:rFonts w:eastAsia="Times New Roman" w:cs="Times New Roman"/>
+          <w:color w:val="000000"/>
+          <w:kern w:val="0"/>
+          <w:lang w:eastAsia="en-GB"/>
+          <w14:ligatures w14:val="none"/>
+        </w:rPr>
+        <w:t>odom</w:t>
+      </w:r>
+      <w:proofErr w:type="spellEnd"/>
+      <w:r>
+        <w:rPr>
+          <w:rFonts w:eastAsia="Times New Roman" w:cs="Times New Roman"/>
+          <w:color w:val="000000"/>
+          <w:kern w:val="0"/>
+          <w:lang w:eastAsia="en-GB"/>
+          <w14:ligatures w14:val="none"/>
+        </w:rPr>
+        <w:t>.</w:t>
+      </w:r>
+    </w:p>
+    <w:p>
+      <w:pPr>
+        <w:pStyle w:val="Heading2"/>
+      </w:pPr>
+      <w:bookmarkStart w:id="24" w:name="_Toc241707435"/>
+      <w:bookmarkStart w:id="25" w:name="design-and-implementation-1"/>
       <w:bookmarkEnd w:id="23"/>
+      <w:r>
+        <w:t>4.2 Design and Implementation</w:t>
+      </w:r>
+      <w:bookmarkEnd w:id="24"/>
     </w:p>
     <w:p>
       <w:pPr>
@@ -7296,7 +8977,62 @@
           <w:lang w:eastAsia="en-GB"/>
           <w14:ligatures w14:val="none"/>
         </w:rPr>
-        <w:t>The use case for Task 2 is a warehouse inspection patrol robot. A TurtleBot3 starts at the charging dock, visits a closed loop of four checkpoints around a warehouse bay, avoids pallet obstacles on the way, accepts simple operator commands and reports on its own performance. I chose this scenario because one mission covers goal navigation, obstacle avoidance, keyboard interaction and monitoring.</w:t>
+        <w:t xml:space="preserve">Two bodies of published work shaped the behaviour design. </w:t>
+      </w:r>
+      <w:proofErr w:type="spellStart"/>
+      <w:r>
+        <w:rPr>
+          <w:rFonts w:eastAsia="Times New Roman" w:cs="Times New Roman"/>
+          <w:color w:val="000000"/>
+          <w:kern w:val="0"/>
+          <w:lang w:eastAsia="en-GB"/>
+          <w14:ligatures w14:val="none"/>
+        </w:rPr>
+        <w:t>Colledanchise</w:t>
+      </w:r>
+      <w:proofErr w:type="spellEnd"/>
+      <w:r>
+        <w:rPr>
+          <w:rFonts w:eastAsia="Times New Roman" w:cs="Times New Roman"/>
+          <w:color w:val="000000"/>
+          <w:kern w:val="0"/>
+          <w:lang w:eastAsia="en-GB"/>
+          <w14:ligatures w14:val="none"/>
+        </w:rPr>
+        <w:t xml:space="preserve"> and Ögren (2018) describe finite state machines as becoming brittle as a system grows, which is why behaviour trees are now common in larger robot software. This patrol mission has one goal and a handful of states, so I kept a finite state machine because it is easier to read and to log. For avoidance, the Bug algorithms and the vector field histogram steer from local sensor data (Siegwart, </w:t>
+      </w:r>
+      <w:r>
+        <w:rPr>
+          <w:rFonts w:eastAsia="Times New Roman" w:cs="Times New Roman"/>
+          <w:color w:val="000000"/>
+          <w:kern w:val="0"/>
+          <w:lang w:eastAsia="en-GB"/>
+          <w14:ligatures w14:val="none"/>
+        </w:rPr>
+        <w:lastRenderedPageBreak/>
+        <w:t xml:space="preserve">Nourbakhsh and </w:t>
+      </w:r>
+      <w:proofErr w:type="spellStart"/>
+      <w:r>
+        <w:rPr>
+          <w:rFonts w:eastAsia="Times New Roman" w:cs="Times New Roman"/>
+          <w:color w:val="000000"/>
+          <w:kern w:val="0"/>
+          <w:lang w:eastAsia="en-GB"/>
+          <w14:ligatures w14:val="none"/>
+        </w:rPr>
+        <w:t>Scaramuzza</w:t>
+      </w:r>
+      <w:proofErr w:type="spellEnd"/>
+      <w:r>
+        <w:rPr>
+          <w:rFonts w:eastAsia="Times New Roman" w:cs="Times New Roman"/>
+          <w:color w:val="000000"/>
+          <w:kern w:val="0"/>
+          <w:lang w:eastAsia="en-GB"/>
+          <w14:ligatures w14:val="none"/>
+        </w:rPr>
+        <w:t>, 2011; Borenstein and Koren, 1991). My escape-heading probe is a much simpler relative of that idea. The package contains four ROS2 nodes</w:t>
       </w:r>
     </w:p>
     <w:p>
@@ -7318,74 +9054,117 @@
           <w:lang w:eastAsia="en-GB"/>
           <w14:ligatures w14:val="none"/>
         </w:rPr>
-        <w:t>The package, semantic_nav_monitor, targets TheConstruct.ai running ROS2 Humble (Open-Source Robotics Foundation, 2024) with Gazebo Classic and the standard TurtleBot3 stack (ROBOTIS, 2023). I developed and tested it on TheConstruct.ai (TheConstruct, 2023) in Rosject XctZpczWOA (URL identifier 1051220, app.theconstruct.ai/desktop/rosject/1051220), workspace ros2_ws. The free tier does not give a permanent shareable URL, so I made the project public under the title XctZpczWOA, which is the unique name the brief asks for. I also used a local Ubuntu 24.04 workspace with ROS2 Jazzy and Gazebo Harmonic (Open Robotics, 2024) to view the LIDAR rays, the camera feed and the planned-path toggle outside the browser. The GitHub folder holds this Jazzy and Harmonic version. The Rosject copy uses a Gazebo Classic launch file and world. The local build was an extra check and not the submission platform.</w:t>
-      </w:r>
-    </w:p>
-    <w:p>
-      <w:pPr>
-        <w:spacing w:after="180" w:line="360" w:lineRule="auto"/>
-        <w:rPr>
-          <w:rFonts w:eastAsia="Times New Roman" w:cs="Times New Roman"/>
-          <w:color w:val="000000"/>
-          <w:kern w:val="0"/>
-          <w:lang w:eastAsia="en-GB"/>
-          <w14:ligatures w14:val="none"/>
-        </w:rPr>
-      </w:pPr>
-      <w:r>
-        <w:rPr>
-          <w:rFonts w:eastAsia="Times New Roman" w:cs="Times New Roman"/>
-          <w:color w:val="000000"/>
-          <w:kern w:val="0"/>
-          <w:lang w:eastAsia="en-GB"/>
-          <w14:ligatures w14:val="none"/>
-        </w:rPr>
-        <w:t>The custom Gazebo world, warehouse_inspection, is a walled bay of 7 m by 7 m. It comes as a Classic .world for TheConstruct.ai and a Harmonic .sdf for local checks. It contains eight pallet stacks (two per patrol leg), three small pylons on the first leg, three coloured checkpoint markers and a green charging dock marker at the origin. The robot is a TurtleBot3 Burger with a forward camera (burger_cam). Its 360-degree LIDAR publishes /scan and its wheel odometry publishes /odom.</w:t>
-      </w:r>
-    </w:p>
-    <w:p>
-      <w:pPr>
-        <w:pStyle w:val="Heading2"/>
-      </w:pPr>
-      <w:bookmarkStart w:id="24" w:name="design-and-implementation-1"/>
-      <w:bookmarkStart w:id="25" w:name="_Toc241707435"/>
-      <w:bookmarkEnd w:id="22"/>
-      <w:r>
-        <w:t>4.2 Design and Implementation</w:t>
-      </w:r>
-      <w:bookmarkEnd w:id="25"/>
-    </w:p>
-    <w:p>
-      <w:pPr>
-        <w:spacing w:after="180" w:line="360" w:lineRule="auto"/>
-        <w:rPr>
-          <w:rFonts w:eastAsia="Times New Roman" w:cs="Times New Roman"/>
-          <w:color w:val="000000"/>
-          <w:kern w:val="0"/>
-          <w:lang w:eastAsia="en-GB"/>
-          <w14:ligatures w14:val="none"/>
-        </w:rPr>
-      </w:pPr>
-      <w:r>
-        <w:rPr>
-          <w:rFonts w:eastAsia="Times New Roman" w:cs="Times New Roman"/>
-          <w:color w:val="000000"/>
-          <w:kern w:val="0"/>
-          <w:lang w:eastAsia="en-GB"/>
-          <w14:ligatures w14:val="none"/>
-        </w:rPr>
-        <w:t xml:space="preserve">The package contains four ROS2 nodes (Quigley, Gerkey and Smart, 2015), summarised in Table 2. mission_controller is the only node that commands the robot. monitor_node only observes. keyboard_hri_node reads single keypresses without needing Enter. path_visualizer_node draws the planned route in the Gazebo Sim client and does not affect the </w:t>
-      </w:r>
-      <w:r>
-        <w:rPr>
-          <w:rFonts w:eastAsia="Times New Roman" w:cs="Times New Roman"/>
-          <w:color w:val="000000"/>
-          <w:kern w:val="0"/>
-          <w:lang w:eastAsia="en-GB"/>
-          <w14:ligatures w14:val="none"/>
-        </w:rPr>
-        <w:lastRenderedPageBreak/>
-        <w:t>robot's behaviour. It needs the gz command line tool, so it works only in the Harmonic build. Figure 3 shows the node and topic architecture.</w:t>
+        <w:t xml:space="preserve">The package contains four ROS2 nodes (Quigley, Gerkey and Smart, 2015), summarised in Table 2. </w:t>
+      </w:r>
+      <w:proofErr w:type="spellStart"/>
+      <w:r>
+        <w:rPr>
+          <w:rFonts w:eastAsia="Times New Roman" w:cs="Times New Roman"/>
+          <w:color w:val="000000"/>
+          <w:kern w:val="0"/>
+          <w:lang w:eastAsia="en-GB"/>
+          <w14:ligatures w14:val="none"/>
+        </w:rPr>
+        <w:t>mission_controller</w:t>
+      </w:r>
+      <w:proofErr w:type="spellEnd"/>
+      <w:r>
+        <w:rPr>
+          <w:rFonts w:eastAsia="Times New Roman" w:cs="Times New Roman"/>
+          <w:color w:val="000000"/>
+          <w:kern w:val="0"/>
+          <w:lang w:eastAsia="en-GB"/>
+          <w14:ligatures w14:val="none"/>
+        </w:rPr>
+        <w:t xml:space="preserve"> is the only node that commands the robot. </w:t>
+      </w:r>
+      <w:proofErr w:type="spellStart"/>
+      <w:r>
+        <w:rPr>
+          <w:rFonts w:eastAsia="Times New Roman" w:cs="Times New Roman"/>
+          <w:color w:val="000000"/>
+          <w:kern w:val="0"/>
+          <w:lang w:eastAsia="en-GB"/>
+          <w14:ligatures w14:val="none"/>
+        </w:rPr>
+        <w:t>monitor_node</w:t>
+      </w:r>
+      <w:proofErr w:type="spellEnd"/>
+      <w:r>
+        <w:rPr>
+          <w:rFonts w:eastAsia="Times New Roman" w:cs="Times New Roman"/>
+          <w:color w:val="000000"/>
+          <w:kern w:val="0"/>
+          <w:lang w:eastAsia="en-GB"/>
+          <w14:ligatures w14:val="none"/>
+        </w:rPr>
+        <w:t xml:space="preserve"> only observes. </w:t>
+      </w:r>
+      <w:proofErr w:type="spellStart"/>
+      <w:r>
+        <w:rPr>
+          <w:rFonts w:eastAsia="Times New Roman" w:cs="Times New Roman"/>
+          <w:color w:val="000000"/>
+          <w:kern w:val="0"/>
+          <w:lang w:eastAsia="en-GB"/>
+          <w14:ligatures w14:val="none"/>
+        </w:rPr>
+        <w:t>keyboard_hri_node</w:t>
+      </w:r>
+      <w:proofErr w:type="spellEnd"/>
+      <w:r>
+        <w:rPr>
+          <w:rFonts w:eastAsia="Times New Roman" w:cs="Times New Roman"/>
+          <w:color w:val="000000"/>
+          <w:kern w:val="0"/>
+          <w:lang w:eastAsia="en-GB"/>
+          <w14:ligatures w14:val="none"/>
+        </w:rPr>
+        <w:t xml:space="preserve"> reads single keypresses without needing Enter. </w:t>
+      </w:r>
+      <w:proofErr w:type="spellStart"/>
+      <w:r>
+        <w:rPr>
+          <w:rFonts w:eastAsia="Times New Roman" w:cs="Times New Roman"/>
+          <w:color w:val="000000"/>
+          <w:kern w:val="0"/>
+          <w:lang w:eastAsia="en-GB"/>
+          <w14:ligatures w14:val="none"/>
+        </w:rPr>
+        <w:t>path_visualizer_node</w:t>
+      </w:r>
+      <w:proofErr w:type="spellEnd"/>
+      <w:r>
+        <w:rPr>
+          <w:rFonts w:eastAsia="Times New Roman" w:cs="Times New Roman"/>
+          <w:color w:val="000000"/>
+          <w:kern w:val="0"/>
+          <w:lang w:eastAsia="en-GB"/>
+          <w14:ligatures w14:val="none"/>
+        </w:rPr>
+        <w:t xml:space="preserve"> draws the planned route in the Gazebo Sim client and does not affect the robot's behaviour. It needs the </w:t>
+      </w:r>
+      <w:proofErr w:type="spellStart"/>
+      <w:r>
+        <w:rPr>
+          <w:rFonts w:eastAsia="Times New Roman" w:cs="Times New Roman"/>
+          <w:color w:val="000000"/>
+          <w:kern w:val="0"/>
+          <w:lang w:eastAsia="en-GB"/>
+          <w14:ligatures w14:val="none"/>
+        </w:rPr>
+        <w:t>gz</w:t>
+      </w:r>
+      <w:proofErr w:type="spellEnd"/>
+      <w:r>
+        <w:rPr>
+          <w:rFonts w:eastAsia="Times New Roman" w:cs="Times New Roman"/>
+          <w:color w:val="000000"/>
+          <w:kern w:val="0"/>
+          <w:lang w:eastAsia="en-GB"/>
+          <w14:ligatures w14:val="none"/>
+        </w:rPr>
+        <w:t xml:space="preserve"> command line tool, so it works only in the Harmonic build. Figure 3 shows the node and topic architecture.</w:t>
       </w:r>
     </w:p>
     <w:p>
@@ -7418,7 +9197,7 @@
                     </pic:cNvPicPr>
                   </pic:nvPicPr>
                   <pic:blipFill rotWithShape="1">
-                    <a:blip r:embed="rId16"/>
+                    <a:blip r:embed="rId15"/>
                     <a:srcRect t="6939" b="2362"/>
                     <a:stretch>
                       <a:fillRect/>
@@ -7476,7 +9255,15 @@
         <w:fldChar w:fldCharType="end"/>
       </w:r>
       <w:r>
-        <w:t>: ROS2 node and topic architecture of the semantic_nav_monitor package, showing operator input, the four nodes and the Gazebo simulation.</w:t>
+        <w:t xml:space="preserve">: ROS2 node and topic architecture of the </w:t>
+      </w:r>
+      <w:proofErr w:type="spellStart"/>
+      <w:r>
+        <w:t>semantic_nav_monitor</w:t>
+      </w:r>
+      <w:proofErr w:type="spellEnd"/>
+      <w:r>
+        <w:t xml:space="preserve"> package, showing operator input, the four nodes and the Gazebo simulation.</w:t>
       </w:r>
       <w:bookmarkEnd w:id="26"/>
     </w:p>
@@ -7485,7 +9272,7 @@
         <w:pStyle w:val="TableStyle"/>
         <w:spacing w:before="240"/>
       </w:pPr>
-      <w:bookmarkStart w:id="27" w:name="_Toc241707607"/>
+      <w:bookmarkStart w:id="27" w:name="_Toc241777728"/>
       <w:r>
         <w:t xml:space="preserve">Table </w:t>
       </w:r>
@@ -7553,12 +9340,16 @@
               <w:rPr>
                 <w:b/>
                 <w:bCs/>
+                <w:sz w:val="22"/>
+                <w:szCs w:val="22"/>
               </w:rPr>
             </w:pPr>
             <w:r>
               <w:rPr>
                 <w:b/>
                 <w:bCs/>
+                <w:sz w:val="22"/>
+                <w:szCs w:val="22"/>
               </w:rPr>
               <w:t>Node</w:t>
             </w:r>
@@ -7578,12 +9369,16 @@
               <w:rPr>
                 <w:b/>
                 <w:bCs/>
+                <w:sz w:val="22"/>
+                <w:szCs w:val="22"/>
               </w:rPr>
             </w:pPr>
             <w:r>
               <w:rPr>
                 <w:b/>
                 <w:bCs/>
+                <w:sz w:val="22"/>
+                <w:szCs w:val="22"/>
               </w:rPr>
               <w:t>Subscribes</w:t>
             </w:r>
@@ -7603,12 +9398,16 @@
               <w:rPr>
                 <w:b/>
                 <w:bCs/>
+                <w:sz w:val="22"/>
+                <w:szCs w:val="22"/>
               </w:rPr>
             </w:pPr>
             <w:r>
               <w:rPr>
                 <w:b/>
                 <w:bCs/>
+                <w:sz w:val="22"/>
+                <w:szCs w:val="22"/>
               </w:rPr>
               <w:t>Publishes</w:t>
             </w:r>
@@ -7628,12 +9427,16 @@
               <w:rPr>
                 <w:b/>
                 <w:bCs/>
+                <w:sz w:val="22"/>
+                <w:szCs w:val="22"/>
               </w:rPr>
             </w:pPr>
             <w:r>
               <w:rPr>
                 <w:b/>
                 <w:bCs/>
+                <w:sz w:val="22"/>
+                <w:szCs w:val="22"/>
               </w:rPr>
               <w:t>Role</w:t>
             </w:r>
@@ -7652,10 +9455,20 @@
             <w:pPr>
               <w:spacing w:after="36"/>
               <w:jc w:val="left"/>
+              <w:rPr>
+                <w:sz w:val="22"/>
+                <w:szCs w:val="22"/>
+              </w:rPr>
             </w:pPr>
-            <w:r>
+            <w:proofErr w:type="spellStart"/>
+            <w:r>
+              <w:rPr>
+                <w:sz w:val="22"/>
+                <w:szCs w:val="22"/>
+              </w:rPr>
               <w:t>mission_controller</w:t>
             </w:r>
+            <w:proofErr w:type="spellEnd"/>
           </w:p>
         </w:tc>
         <w:tc>
@@ -7666,10 +9479,43 @@
             <w:pPr>
               <w:spacing w:after="36"/>
               <w:jc w:val="left"/>
+              <w:rPr>
+                <w:sz w:val="22"/>
+                <w:szCs w:val="22"/>
+              </w:rPr>
             </w:pPr>
             <w:r>
-              <w:t>/scan, /odom, /hri_command</w:t>
-            </w:r>
+              <w:rPr>
+                <w:sz w:val="22"/>
+                <w:szCs w:val="22"/>
+              </w:rPr>
+              <w:t>/scan, /</w:t>
+            </w:r>
+            <w:proofErr w:type="spellStart"/>
+            <w:r>
+              <w:rPr>
+                <w:sz w:val="22"/>
+                <w:szCs w:val="22"/>
+              </w:rPr>
+              <w:t>odom</w:t>
+            </w:r>
+            <w:proofErr w:type="spellEnd"/>
+            <w:r>
+              <w:rPr>
+                <w:sz w:val="22"/>
+                <w:szCs w:val="22"/>
+              </w:rPr>
+              <w:t>, /</w:t>
+            </w:r>
+            <w:proofErr w:type="spellStart"/>
+            <w:r>
+              <w:rPr>
+                <w:sz w:val="22"/>
+                <w:szCs w:val="22"/>
+              </w:rPr>
+              <w:t>hri_command</w:t>
+            </w:r>
+            <w:proofErr w:type="spellEnd"/>
           </w:p>
         </w:tc>
         <w:tc>
@@ -7680,10 +9526,59 @@
             <w:pPr>
               <w:spacing w:after="36"/>
               <w:jc w:val="left"/>
+              <w:rPr>
+                <w:sz w:val="22"/>
+                <w:szCs w:val="22"/>
+              </w:rPr>
             </w:pPr>
             <w:r>
-              <w:t>/cmd_vel, /mission_state, /planned_path</w:t>
-            </w:r>
+              <w:rPr>
+                <w:sz w:val="22"/>
+                <w:szCs w:val="22"/>
+              </w:rPr>
+              <w:t>/</w:t>
+            </w:r>
+            <w:proofErr w:type="spellStart"/>
+            <w:r>
+              <w:rPr>
+                <w:sz w:val="22"/>
+                <w:szCs w:val="22"/>
+              </w:rPr>
+              <w:t>cmd_vel</w:t>
+            </w:r>
+            <w:proofErr w:type="spellEnd"/>
+            <w:r>
+              <w:rPr>
+                <w:sz w:val="22"/>
+                <w:szCs w:val="22"/>
+              </w:rPr>
+              <w:t>, /</w:t>
+            </w:r>
+            <w:proofErr w:type="spellStart"/>
+            <w:r>
+              <w:rPr>
+                <w:sz w:val="22"/>
+                <w:szCs w:val="22"/>
+              </w:rPr>
+              <w:t>mission_state</w:t>
+            </w:r>
+            <w:proofErr w:type="spellEnd"/>
+            <w:r>
+              <w:rPr>
+                <w:sz w:val="22"/>
+                <w:szCs w:val="22"/>
+              </w:rPr>
+              <w:t>, /</w:t>
+            </w:r>
+            <w:proofErr w:type="spellStart"/>
+            <w:r>
+              <w:rPr>
+                <w:sz w:val="22"/>
+                <w:szCs w:val="22"/>
+              </w:rPr>
+              <w:t>planned_path</w:t>
+            </w:r>
+            <w:proofErr w:type="spellEnd"/>
           </w:p>
         </w:tc>
         <w:tc>
@@ -7694,8 +9589,16 @@
             <w:pPr>
               <w:spacing w:after="36"/>
               <w:jc w:val="left"/>
+              <w:rPr>
+                <w:sz w:val="22"/>
+                <w:szCs w:val="22"/>
+              </w:rPr>
             </w:pPr>
             <w:r>
+              <w:rPr>
+                <w:sz w:val="22"/>
+                <w:szCs w:val="22"/>
+              </w:rPr>
               <w:t>Six-state FSM: navigation, obstacle avoidance, replanning</w:t>
             </w:r>
           </w:p>
@@ -7713,10 +9616,20 @@
             <w:pPr>
               <w:spacing w:after="36"/>
               <w:jc w:val="left"/>
+              <w:rPr>
+                <w:sz w:val="22"/>
+                <w:szCs w:val="22"/>
+              </w:rPr>
             </w:pPr>
-            <w:r>
+            <w:proofErr w:type="spellStart"/>
+            <w:r>
+              <w:rPr>
+                <w:sz w:val="22"/>
+                <w:szCs w:val="22"/>
+              </w:rPr>
               <w:t>monitor_node</w:t>
             </w:r>
+            <w:proofErr w:type="spellEnd"/>
           </w:p>
         </w:tc>
         <w:tc>
@@ -7727,10 +9640,43 @@
             <w:pPr>
               <w:spacing w:after="36"/>
               <w:jc w:val="left"/>
+              <w:rPr>
+                <w:sz w:val="22"/>
+                <w:szCs w:val="22"/>
+              </w:rPr>
             </w:pPr>
             <w:r>
-              <w:t>/mission_state, /odom</w:t>
-            </w:r>
+              <w:rPr>
+                <w:sz w:val="22"/>
+                <w:szCs w:val="22"/>
+              </w:rPr>
+              <w:t>/</w:t>
+            </w:r>
+            <w:proofErr w:type="spellStart"/>
+            <w:r>
+              <w:rPr>
+                <w:sz w:val="22"/>
+                <w:szCs w:val="22"/>
+              </w:rPr>
+              <w:t>mission_state</w:t>
+            </w:r>
+            <w:proofErr w:type="spellEnd"/>
+            <w:r>
+              <w:rPr>
+                <w:sz w:val="22"/>
+                <w:szCs w:val="22"/>
+              </w:rPr>
+              <w:t>, /</w:t>
+            </w:r>
+            <w:proofErr w:type="spellStart"/>
+            <w:r>
+              <w:rPr>
+                <w:sz w:val="22"/>
+                <w:szCs w:val="22"/>
+              </w:rPr>
+              <w:t>odom</w:t>
+            </w:r>
+            <w:proofErr w:type="spellEnd"/>
           </w:p>
         </w:tc>
         <w:tc>
@@ -7741,8 +9687,16 @@
             <w:pPr>
               <w:spacing w:after="36"/>
               <w:jc w:val="left"/>
+              <w:rPr>
+                <w:sz w:val="22"/>
+                <w:szCs w:val="22"/>
+              </w:rPr>
             </w:pPr>
             <w:r>
+              <w:rPr>
+                <w:sz w:val="22"/>
+                <w:szCs w:val="22"/>
+              </w:rPr>
               <w:t>(console log only)</w:t>
             </w:r>
           </w:p>
@@ -7755,9 +9709,17 @@
             <w:pPr>
               <w:spacing w:after="36"/>
               <w:jc w:val="left"/>
+              <w:rPr>
+                <w:sz w:val="22"/>
+                <w:szCs w:val="22"/>
+              </w:rPr>
             </w:pPr>
             <w:r>
-              <w:t>Logs transitions; computes time-per-state, distance, obstacle count</w:t>
+              <w:rPr>
+                <w:sz w:val="22"/>
+                <w:szCs w:val="22"/>
+              </w:rPr>
+              <w:t>Logs transitions and computes time-per-state, distance and obstacle count</w:t>
             </w:r>
           </w:p>
         </w:tc>
@@ -7774,10 +9736,21 @@
             <w:pPr>
               <w:spacing w:after="36"/>
               <w:jc w:val="left"/>
+              <w:rPr>
+                <w:sz w:val="22"/>
+                <w:szCs w:val="22"/>
+              </w:rPr>
             </w:pPr>
-            <w:r>
+            <w:proofErr w:type="spellStart"/>
+            <w:r>
+              <w:rPr>
+                <w:sz w:val="22"/>
+                <w:szCs w:val="22"/>
+              </w:rPr>
+              <w:lastRenderedPageBreak/>
               <w:t>keyboard_hri_node</w:t>
             </w:r>
+            <w:proofErr w:type="spellEnd"/>
           </w:p>
         </w:tc>
         <w:tc>
@@ -7788,8 +9761,16 @@
             <w:pPr>
               <w:spacing w:after="36"/>
               <w:jc w:val="left"/>
+              <w:rPr>
+                <w:sz w:val="22"/>
+                <w:szCs w:val="22"/>
+              </w:rPr>
             </w:pPr>
             <w:r>
+              <w:rPr>
+                <w:sz w:val="22"/>
+                <w:szCs w:val="22"/>
+              </w:rPr>
               <w:t>terminal keypresses</w:t>
             </w:r>
           </w:p>
@@ -7802,10 +9783,43 @@
             <w:pPr>
               <w:spacing w:after="36"/>
               <w:jc w:val="left"/>
+              <w:rPr>
+                <w:sz w:val="22"/>
+                <w:szCs w:val="22"/>
+              </w:rPr>
             </w:pPr>
             <w:r>
-              <w:t>/hri_command, /show_planned_path</w:t>
-            </w:r>
+              <w:rPr>
+                <w:sz w:val="22"/>
+                <w:szCs w:val="22"/>
+              </w:rPr>
+              <w:t>/</w:t>
+            </w:r>
+            <w:proofErr w:type="spellStart"/>
+            <w:r>
+              <w:rPr>
+                <w:sz w:val="22"/>
+                <w:szCs w:val="22"/>
+              </w:rPr>
+              <w:t>hri_command</w:t>
+            </w:r>
+            <w:proofErr w:type="spellEnd"/>
+            <w:r>
+              <w:rPr>
+                <w:sz w:val="22"/>
+                <w:szCs w:val="22"/>
+              </w:rPr>
+              <w:t>, /</w:t>
+            </w:r>
+            <w:proofErr w:type="spellStart"/>
+            <w:r>
+              <w:rPr>
+                <w:sz w:val="22"/>
+                <w:szCs w:val="22"/>
+              </w:rPr>
+              <w:t>show_planned_path</w:t>
+            </w:r>
+            <w:proofErr w:type="spellEnd"/>
           </w:p>
         </w:tc>
         <w:tc>
@@ -7816,8 +9830,16 @@
             <w:pPr>
               <w:spacing w:after="36"/>
               <w:jc w:val="left"/>
+              <w:rPr>
+                <w:sz w:val="22"/>
+                <w:szCs w:val="22"/>
+              </w:rPr>
             </w:pPr>
             <w:r>
+              <w:rPr>
+                <w:sz w:val="22"/>
+                <w:szCs w:val="22"/>
+              </w:rPr>
               <w:t>Single-key HRI: s start, p pause, x stop, v toggle path, q quit</w:t>
             </w:r>
           </w:p>
@@ -7835,10 +9857,20 @@
             <w:pPr>
               <w:spacing w:after="36"/>
               <w:jc w:val="left"/>
+              <w:rPr>
+                <w:sz w:val="22"/>
+                <w:szCs w:val="22"/>
+              </w:rPr>
             </w:pPr>
-            <w:r>
+            <w:proofErr w:type="spellStart"/>
+            <w:r>
+              <w:rPr>
+                <w:sz w:val="22"/>
+                <w:szCs w:val="22"/>
+              </w:rPr>
               <w:t>path_visualizer_node</w:t>
             </w:r>
+            <w:proofErr w:type="spellEnd"/>
           </w:p>
         </w:tc>
         <w:tc>
@@ -7849,10 +9881,43 @@
             <w:pPr>
               <w:spacing w:after="36"/>
               <w:jc w:val="left"/>
+              <w:rPr>
+                <w:sz w:val="22"/>
+                <w:szCs w:val="22"/>
+              </w:rPr>
             </w:pPr>
             <w:r>
-              <w:t>/planned_path, /show_planned_path</w:t>
-            </w:r>
+              <w:rPr>
+                <w:sz w:val="22"/>
+                <w:szCs w:val="22"/>
+              </w:rPr>
+              <w:t>/</w:t>
+            </w:r>
+            <w:proofErr w:type="spellStart"/>
+            <w:r>
+              <w:rPr>
+                <w:sz w:val="22"/>
+                <w:szCs w:val="22"/>
+              </w:rPr>
+              <w:t>planned_path</w:t>
+            </w:r>
+            <w:proofErr w:type="spellEnd"/>
+            <w:r>
+              <w:rPr>
+                <w:sz w:val="22"/>
+                <w:szCs w:val="22"/>
+              </w:rPr>
+              <w:t>, /</w:t>
+            </w:r>
+            <w:proofErr w:type="spellStart"/>
+            <w:r>
+              <w:rPr>
+                <w:sz w:val="22"/>
+                <w:szCs w:val="22"/>
+              </w:rPr>
+              <w:t>show_planned_path</w:t>
+            </w:r>
+            <w:proofErr w:type="spellEnd"/>
           </w:p>
         </w:tc>
         <w:tc>
@@ -7863,8 +9928,16 @@
             <w:pPr>
               <w:spacing w:after="36"/>
               <w:jc w:val="left"/>
+              <w:rPr>
+                <w:sz w:val="22"/>
+                <w:szCs w:val="22"/>
+              </w:rPr>
             </w:pPr>
             <w:r>
+              <w:rPr>
+                <w:sz w:val="22"/>
+                <w:szCs w:val="22"/>
+              </w:rPr>
               <w:t>spawns/removes Gazebo line entities</w:t>
             </w:r>
           </w:p>
@@ -7877,9 +9950,17 @@
             <w:pPr>
               <w:spacing w:after="36"/>
               <w:jc w:val="left"/>
+              <w:rPr>
+                <w:sz w:val="22"/>
+                <w:szCs w:val="22"/>
+              </w:rPr>
             </w:pPr>
             <w:r>
-              <w:t>Draws or hides the planned route in the Gazebo client</w:t>
+              <w:rPr>
+                <w:sz w:val="22"/>
+                <w:szCs w:val="22"/>
+              </w:rPr>
+              <w:t>Draws or hides the planned route in the Gazebo client (local Harmonic build only)</w:t>
             </w:r>
           </w:p>
         </w:tc>
@@ -7896,16 +9977,71 @@
           <w14:ligatures w14:val="none"/>
         </w:rPr>
       </w:pPr>
-      <w:r>
-        <w:rPr>
-          <w:rFonts w:eastAsia="Times New Roman" w:cs="Times New Roman"/>
-          <w:color w:val="000000"/>
-          <w:kern w:val="0"/>
-          <w:lang w:eastAsia="en-GB"/>
-          <w14:ligatures w14:val="none"/>
-        </w:rPr>
-        <w:lastRenderedPageBreak/>
-        <w:t>mission_controller implements six states. The brief's minimum is five, and I added PLANNING ahead of NAVIGATE. Table 3 lists each state's trigger and behaviour as defined in the MissionState enum. Figure 4 shows the transitions.</w:t>
+      <w:proofErr w:type="spellStart"/>
+      <w:r>
+        <w:rPr>
+          <w:rFonts w:eastAsia="Times New Roman" w:cs="Times New Roman"/>
+          <w:color w:val="000000"/>
+          <w:kern w:val="0"/>
+          <w:lang w:eastAsia="en-GB"/>
+          <w14:ligatures w14:val="none"/>
+        </w:rPr>
+        <w:t>mission_controller</w:t>
+      </w:r>
+      <w:proofErr w:type="spellEnd"/>
+      <w:r>
+        <w:rPr>
+          <w:rFonts w:eastAsia="Times New Roman" w:cs="Times New Roman"/>
+          <w:color w:val="000000"/>
+          <w:kern w:val="0"/>
+          <w:lang w:eastAsia="en-GB"/>
+          <w14:ligatures w14:val="none"/>
+        </w:rPr>
+        <w:t xml:space="preserve"> implements six states. The brief's minimum is five, and I added PLANNING ahead of NAVIGATE. Table 3 lists each state's trigger and behaviour as defined in the </w:t>
+      </w:r>
+      <w:proofErr w:type="spellStart"/>
+      <w:r>
+        <w:rPr>
+          <w:rFonts w:eastAsia="Times New Roman" w:cs="Times New Roman"/>
+          <w:color w:val="000000"/>
+          <w:kern w:val="0"/>
+          <w:lang w:eastAsia="en-GB"/>
+          <w14:ligatures w14:val="none"/>
+        </w:rPr>
+        <w:t>MissionState</w:t>
+      </w:r>
+      <w:proofErr w:type="spellEnd"/>
+      <w:r>
+        <w:rPr>
+          <w:rFonts w:eastAsia="Times New Roman" w:cs="Times New Roman"/>
+          <w:color w:val="000000"/>
+          <w:kern w:val="0"/>
+          <w:lang w:eastAsia="en-GB"/>
+          <w14:ligatures w14:val="none"/>
+        </w:rPr>
+        <w:t xml:space="preserve"> </w:t>
+      </w:r>
+      <w:proofErr w:type="spellStart"/>
+      <w:r>
+        <w:rPr>
+          <w:rFonts w:eastAsia="Times New Roman" w:cs="Times New Roman"/>
+          <w:color w:val="000000"/>
+          <w:kern w:val="0"/>
+          <w:lang w:eastAsia="en-GB"/>
+          <w14:ligatures w14:val="none"/>
+        </w:rPr>
+        <w:t>enum</w:t>
+      </w:r>
+      <w:proofErr w:type="spellEnd"/>
+      <w:r>
+        <w:rPr>
+          <w:rFonts w:eastAsia="Times New Roman" w:cs="Times New Roman"/>
+          <w:color w:val="000000"/>
+          <w:kern w:val="0"/>
+          <w:lang w:eastAsia="en-GB"/>
+          <w14:ligatures w14:val="none"/>
+        </w:rPr>
+        <w:t>. Figure 4 shows the transitions.</w:t>
       </w:r>
     </w:p>
     <w:p>
@@ -7938,7 +10074,7 @@
                     </pic:cNvPicPr>
                   </pic:nvPicPr>
                   <pic:blipFill rotWithShape="1">
-                    <a:blip r:embed="rId17"/>
+                    <a:blip r:embed="rId16"/>
                     <a:srcRect t="18776" b="9982"/>
                     <a:stretch>
                       <a:fillRect/>
@@ -7996,7 +10132,15 @@
         <w:fldChar w:fldCharType="end"/>
       </w:r>
       <w:r>
-        <w:t>: Six-state finite state machine in mission_controller, with the REVERSE, ORIENT and COMMIT sub-phases shown beneath their parent states.</w:t>
+        <w:t xml:space="preserve">: Six-state finite state machine in </w:t>
+      </w:r>
+      <w:proofErr w:type="spellStart"/>
+      <w:r>
+        <w:t>mission_controller</w:t>
+      </w:r>
+      <w:proofErr w:type="spellEnd"/>
+      <w:r>
+        <w:t>, with the REVERSE, ORIENT and COMMIT sub-phases shown beneath their parent states.</w:t>
       </w:r>
       <w:bookmarkEnd w:id="28"/>
     </w:p>
@@ -8005,7 +10149,7 @@
         <w:pStyle w:val="TableStyle"/>
         <w:spacing w:before="240"/>
       </w:pPr>
-      <w:bookmarkStart w:id="29" w:name="_Toc241707608"/>
+      <w:bookmarkStart w:id="29" w:name="_Toc241777729"/>
       <w:r>
         <w:t xml:space="preserve">Table </w:t>
       </w:r>
@@ -8048,9 +10192,9 @@
         <w:tblLook w:val="0020" w:firstRow="1" w:lastRow="0" w:firstColumn="0" w:lastColumn="0" w:noHBand="0" w:noVBand="0"/>
       </w:tblPr>
       <w:tblGrid>
-        <w:gridCol w:w="2194"/>
-        <w:gridCol w:w="3186"/>
-        <w:gridCol w:w="3616"/>
+        <w:gridCol w:w="2392"/>
+        <w:gridCol w:w="3115"/>
+        <w:gridCol w:w="3489"/>
       </w:tblGrid>
       <w:tr>
         <w:trPr>
@@ -8072,12 +10216,16 @@
               <w:rPr>
                 <w:b/>
                 <w:bCs/>
+                <w:sz w:val="22"/>
+                <w:szCs w:val="22"/>
               </w:rPr>
             </w:pPr>
             <w:r>
               <w:rPr>
                 <w:b/>
                 <w:bCs/>
+                <w:sz w:val="22"/>
+                <w:szCs w:val="22"/>
               </w:rPr>
               <w:t>State</w:t>
             </w:r>
@@ -8097,12 +10245,16 @@
               <w:rPr>
                 <w:b/>
                 <w:bCs/>
+                <w:sz w:val="22"/>
+                <w:szCs w:val="22"/>
               </w:rPr>
             </w:pPr>
             <w:r>
               <w:rPr>
                 <w:b/>
                 <w:bCs/>
+                <w:sz w:val="22"/>
+                <w:szCs w:val="22"/>
               </w:rPr>
               <w:t>Entered when</w:t>
             </w:r>
@@ -8122,12 +10274,16 @@
               <w:rPr>
                 <w:b/>
                 <w:bCs/>
+                <w:sz w:val="22"/>
+                <w:szCs w:val="22"/>
               </w:rPr>
             </w:pPr>
             <w:r>
               <w:rPr>
                 <w:b/>
                 <w:bCs/>
+                <w:sz w:val="22"/>
+                <w:szCs w:val="22"/>
               </w:rPr>
               <w:t>Behaviour</w:t>
             </w:r>
@@ -8146,8 +10302,16 @@
             <w:pPr>
               <w:spacing w:after="36"/>
               <w:jc w:val="left"/>
+              <w:rPr>
+                <w:sz w:val="22"/>
+                <w:szCs w:val="22"/>
+              </w:rPr>
             </w:pPr>
             <w:r>
+              <w:rPr>
+                <w:sz w:val="22"/>
+                <w:szCs w:val="22"/>
+              </w:rPr>
               <w:t>IDLE</w:t>
             </w:r>
           </w:p>
@@ -8160,11 +10324,23 @@
             <w:pPr>
               <w:spacing w:after="36"/>
               <w:jc w:val="left"/>
+              <w:rPr>
+                <w:sz w:val="22"/>
+                <w:szCs w:val="22"/>
+              </w:rPr>
             </w:pPr>
             <w:r>
+              <w:rPr>
+                <w:sz w:val="22"/>
+                <w:szCs w:val="22"/>
+              </w:rPr>
               <w:t>At launch, or after the mission abort</w:t>
             </w:r>
             <w:r>
+              <w:rPr>
+                <w:sz w:val="22"/>
+                <w:szCs w:val="22"/>
+              </w:rPr>
               <w:t>s</w:t>
             </w:r>
           </w:p>
@@ -8177,18 +10353,17 @@
             <w:pPr>
               <w:spacing w:after="36"/>
               <w:jc w:val="left"/>
+              <w:rPr>
+                <w:sz w:val="22"/>
+                <w:szCs w:val="22"/>
+              </w:rPr>
             </w:pPr>
             <w:r>
-              <w:t xml:space="preserve">Stationary, waiting for a </w:t>
-            </w:r>
-            <w:r>
-              <w:rPr>
-                <w:sz w:val="22"/>
-              </w:rPr>
-              <w:t>start</w:t>
-            </w:r>
-            <w:r>
-              <w:t xml:space="preserve"> command</w:t>
+              <w:rPr>
+                <w:sz w:val="22"/>
+                <w:szCs w:val="22"/>
+              </w:rPr>
+              <w:t>Stationary, waiting for a start command</w:t>
             </w:r>
           </w:p>
         </w:tc>
@@ -8205,8 +10380,16 @@
             <w:pPr>
               <w:spacing w:after="36"/>
               <w:jc w:val="left"/>
+              <w:rPr>
+                <w:sz w:val="22"/>
+                <w:szCs w:val="22"/>
+              </w:rPr>
             </w:pPr>
             <w:r>
+              <w:rPr>
+                <w:sz w:val="22"/>
+                <w:szCs w:val="22"/>
+              </w:rPr>
               <w:t>PLANNING</w:t>
             </w:r>
           </w:p>
@@ -8219,15 +10402,17 @@
             <w:pPr>
               <w:spacing w:after="36"/>
               <w:jc w:val="left"/>
+              <w:rPr>
+                <w:sz w:val="22"/>
+                <w:szCs w:val="22"/>
+              </w:rPr>
             </w:pPr>
             <w:r>
               <w:rPr>
                 <w:sz w:val="22"/>
-              </w:rPr>
-              <w:t>start</w:t>
-            </w:r>
-            <w:r>
-              <w:t xml:space="preserve"> received</w:t>
+                <w:szCs w:val="22"/>
+              </w:rPr>
+              <w:t>start received</w:t>
             </w:r>
           </w:p>
         </w:tc>
@@ -8239,18 +10424,33 @@
             <w:pPr>
               <w:spacing w:after="36"/>
               <w:jc w:val="left"/>
+              <w:rPr>
+                <w:sz w:val="22"/>
+                <w:szCs w:val="22"/>
+              </w:rPr>
             </w:pPr>
             <w:r>
+              <w:rPr>
+                <w:sz w:val="22"/>
+                <w:szCs w:val="22"/>
+              </w:rPr>
               <w:t xml:space="preserve">Builds the four-checkpoint route as a </w:t>
             </w:r>
-            <w:r>
-              <w:rPr>
-                <w:sz w:val="22"/>
-              </w:rPr>
-              <w:t>nav_msgs/Path</w:t>
-            </w:r>
-            <w:r>
-              <w:t>, publishes it once, then hands off immediately</w:t>
+            <w:proofErr w:type="spellStart"/>
+            <w:r>
+              <w:rPr>
+                <w:sz w:val="22"/>
+                <w:szCs w:val="22"/>
+              </w:rPr>
+              <w:t>nav_msgs</w:t>
+            </w:r>
+            <w:proofErr w:type="spellEnd"/>
+            <w:r>
+              <w:rPr>
+                <w:sz w:val="22"/>
+                <w:szCs w:val="22"/>
+              </w:rPr>
+              <w:t>/Path, publishes it once, then hands off immediately</w:t>
             </w:r>
           </w:p>
         </w:tc>
@@ -8267,8 +10467,16 @@
             <w:pPr>
               <w:spacing w:after="36"/>
               <w:jc w:val="left"/>
+              <w:rPr>
+                <w:sz w:val="22"/>
+                <w:szCs w:val="22"/>
+              </w:rPr>
             </w:pPr>
             <w:r>
+              <w:rPr>
+                <w:sz w:val="22"/>
+                <w:szCs w:val="22"/>
+              </w:rPr>
               <w:t>NAVIGATE</w:t>
             </w:r>
           </w:p>
@@ -8281,8 +10489,16 @@
             <w:pPr>
               <w:spacing w:after="36"/>
               <w:jc w:val="left"/>
+              <w:rPr>
+                <w:sz w:val="22"/>
+                <w:szCs w:val="22"/>
+              </w:rPr>
             </w:pPr>
             <w:r>
+              <w:rPr>
+                <w:sz w:val="22"/>
+                <w:szCs w:val="22"/>
+              </w:rPr>
               <w:t>After planning, or once an obstacle is cleared</w:t>
             </w:r>
           </w:p>
@@ -8295,8 +10511,16 @@
             <w:pPr>
               <w:spacing w:after="36"/>
               <w:jc w:val="left"/>
+              <w:rPr>
+                <w:sz w:val="22"/>
+                <w:szCs w:val="22"/>
+              </w:rPr>
             </w:pPr>
             <w:r>
+              <w:rPr>
+                <w:sz w:val="22"/>
+                <w:szCs w:val="22"/>
+              </w:rPr>
               <w:t>Proportional controller drives towards the next checkpoint</w:t>
             </w:r>
           </w:p>
@@ -8314,8 +10538,17 @@
             <w:pPr>
               <w:spacing w:after="36"/>
               <w:jc w:val="left"/>
+              <w:rPr>
+                <w:sz w:val="22"/>
+                <w:szCs w:val="22"/>
+              </w:rPr>
             </w:pPr>
             <w:r>
+              <w:rPr>
+                <w:sz w:val="22"/>
+                <w:szCs w:val="22"/>
+              </w:rPr>
+              <w:lastRenderedPageBreak/>
               <w:t>AVOID_OBSTACLE</w:t>
             </w:r>
           </w:p>
@@ -8328,8 +10561,16 @@
             <w:pPr>
               <w:spacing w:after="36"/>
               <w:jc w:val="left"/>
+              <w:rPr>
+                <w:sz w:val="22"/>
+                <w:szCs w:val="22"/>
+              </w:rPr>
             </w:pPr>
             <w:r>
+              <w:rPr>
+                <w:sz w:val="22"/>
+                <w:szCs w:val="22"/>
+              </w:rPr>
               <w:t>Forward clearance below 0.32 m for three consecutive control cycles, or an odometry-based stall</w:t>
             </w:r>
           </w:p>
@@ -8342,8 +10583,16 @@
             <w:pPr>
               <w:spacing w:after="36"/>
               <w:jc w:val="left"/>
+              <w:rPr>
+                <w:sz w:val="22"/>
+                <w:szCs w:val="22"/>
+              </w:rPr>
             </w:pPr>
             <w:r>
+              <w:rPr>
+                <w:sz w:val="22"/>
+                <w:szCs w:val="22"/>
+              </w:rPr>
               <w:t>Reverses if closer than 0.20 m (REVERSE), then rotates to a LIDAR-probed clear heading (ORIENT)</w:t>
             </w:r>
           </w:p>
@@ -8361,8 +10610,16 @@
             <w:pPr>
               <w:spacing w:after="36"/>
               <w:jc w:val="left"/>
+              <w:rPr>
+                <w:sz w:val="22"/>
+                <w:szCs w:val="22"/>
+              </w:rPr>
             </w:pPr>
             <w:r>
+              <w:rPr>
+                <w:sz w:val="22"/>
+                <w:szCs w:val="22"/>
+              </w:rPr>
               <w:t>REPLAN</w:t>
             </w:r>
           </w:p>
@@ -8375,8 +10632,16 @@
             <w:pPr>
               <w:spacing w:after="36"/>
               <w:jc w:val="left"/>
+              <w:rPr>
+                <w:sz w:val="22"/>
+                <w:szCs w:val="22"/>
+              </w:rPr>
             </w:pPr>
             <w:r>
+              <w:rPr>
+                <w:sz w:val="22"/>
+                <w:szCs w:val="22"/>
+              </w:rPr>
               <w:t>A clear heading has been reached</w:t>
             </w:r>
           </w:p>
@@ -8389,9 +10654,24 @@
             <w:pPr>
               <w:spacing w:after="36"/>
               <w:jc w:val="left"/>
+              <w:rPr>
+                <w:sz w:val="22"/>
+                <w:szCs w:val="22"/>
+              </w:rPr>
             </w:pPr>
             <w:r>
-              <w:t>Drives forward roughly 0.45 m along that heading (COMMIT) before resuming Navigate</w:t>
+              <w:rPr>
+                <w:sz w:val="22"/>
+                <w:szCs w:val="22"/>
+              </w:rPr>
+              <w:t xml:space="preserve">Drives forward roughly 0.45 m along that heading (COMMIT) </w:t>
+            </w:r>
+            <w:r>
+              <w:rPr>
+                <w:sz w:val="22"/>
+                <w:szCs w:val="22"/>
+              </w:rPr>
+              <w:t>before resuming NAVIGATE</w:t>
             </w:r>
           </w:p>
         </w:tc>
@@ -8408,8 +10688,16 @@
             <w:pPr>
               <w:spacing w:after="36"/>
               <w:jc w:val="left"/>
+              <w:rPr>
+                <w:sz w:val="22"/>
+                <w:szCs w:val="22"/>
+              </w:rPr>
             </w:pPr>
             <w:r>
+              <w:rPr>
+                <w:sz w:val="22"/>
+                <w:szCs w:val="22"/>
+              </w:rPr>
               <w:t>MISSION_COMPLETE</w:t>
             </w:r>
           </w:p>
@@ -8422,18 +10710,17 @@
             <w:pPr>
               <w:spacing w:after="36"/>
               <w:jc w:val="left"/>
+              <w:rPr>
+                <w:sz w:val="22"/>
+                <w:szCs w:val="22"/>
+              </w:rPr>
             </w:pPr>
             <w:r>
-              <w:t xml:space="preserve">All four checkpoints visited, or </w:t>
-            </w:r>
-            <w:r>
-              <w:rPr>
-                <w:sz w:val="22"/>
-              </w:rPr>
-              <w:t>stop</w:t>
-            </w:r>
-            <w:r>
-              <w:t xml:space="preserve"> received</w:t>
+              <w:rPr>
+                <w:sz w:val="22"/>
+                <w:szCs w:val="22"/>
+              </w:rPr>
+              <w:t>All four checkpoints visited, or stop received</w:t>
             </w:r>
           </w:p>
         </w:tc>
@@ -8445,9 +10732,31 @@
             <w:pPr>
               <w:spacing w:after="36"/>
               <w:jc w:val="left"/>
+              <w:rPr>
+                <w:sz w:val="22"/>
+                <w:szCs w:val="22"/>
+              </w:rPr>
             </w:pPr>
             <w:r>
-              <w:t>Robot halts; final state published</w:t>
+              <w:rPr>
+                <w:sz w:val="22"/>
+                <w:szCs w:val="22"/>
+              </w:rPr>
+              <w:t>Robot halts</w:t>
+            </w:r>
+            <w:r>
+              <w:rPr>
+                <w:sz w:val="22"/>
+                <w:szCs w:val="22"/>
+              </w:rPr>
+              <w:t xml:space="preserve"> and</w:t>
+            </w:r>
+            <w:r>
+              <w:rPr>
+                <w:sz w:val="22"/>
+                <w:szCs w:val="22"/>
+              </w:rPr>
+              <w:t xml:space="preserve"> final state published</w:t>
             </w:r>
           </w:p>
         </w:tc>
@@ -8472,7 +10781,299 @@
           <w:lang w:eastAsia="en-GB"/>
           <w14:ligatures w14:val="none"/>
         </w:rPr>
-        <w:t xml:space="preserve">I made two design decisions that need explaining. First, obstacle avoidance has three phases (REVERSE, ORIENT and COMMIT). The robot probes escape headings at eleven angles per </w:t>
+        <w:t xml:space="preserve">I made two design decisions that need explaining. First, obstacle avoidance has three phases (REVERSE, ORIENT and COMMIT). The robot probes escape headings at eleven angles per side using LIDAR and scores each by goal alignment. Among headings with similar alignment it takes the one with more open space. It accepts a heading only with at least 0.21 m of clear runway, which is the robot's half-width (0.11 m) </w:t>
+      </w:r>
+      <w:r>
+        <w:rPr>
+          <w:rFonts w:eastAsia="Times New Roman" w:cs="Times New Roman"/>
+          <w:color w:val="000000"/>
+          <w:kern w:val="0"/>
+          <w:lang w:eastAsia="en-GB"/>
+          <w14:ligatures w14:val="none"/>
+        </w:rPr>
+        <w:t>plus a 0.05 m lateral margin and a further 0.05 m.</w:t>
+      </w:r>
+      <w:r>
+        <w:rPr>
+          <w:rFonts w:eastAsia="Times New Roman" w:cs="Times New Roman"/>
+          <w:color w:val="000000"/>
+          <w:kern w:val="0"/>
+          <w:lang w:eastAsia="en-GB"/>
+          <w14:ligatures w14:val="none"/>
+        </w:rPr>
+        <w:t xml:space="preserve"> </w:t>
+      </w:r>
+      <w:r>
+        <w:rPr>
+          <w:rFonts w:eastAsia="Times New Roman" w:cs="Times New Roman"/>
+          <w:color w:val="000000"/>
+          <w:kern w:val="0"/>
+          <w:lang w:eastAsia="en-GB"/>
+          <w14:ligatures w14:val="none"/>
+        </w:rPr>
+        <w:t xml:space="preserve">An odometry stall check runs alongside. If the robot moves less than 0.05 m in one second of commanded forward motion, it counts as blocked whatever the LIDAR says. After ten failed avoidance attempts the mission aborts to IDLE and needs a new start command. Second, in the Jazzy and Harmonic build the velocity commands are </w:t>
+      </w:r>
+      <w:proofErr w:type="spellStart"/>
+      <w:r>
+        <w:rPr>
+          <w:rFonts w:eastAsia="Times New Roman" w:cs="Times New Roman"/>
+          <w:color w:val="000000"/>
+          <w:kern w:val="0"/>
+          <w:lang w:eastAsia="en-GB"/>
+          <w14:ligatures w14:val="none"/>
+        </w:rPr>
+        <w:t>TwistStamped</w:t>
+      </w:r>
+      <w:proofErr w:type="spellEnd"/>
+      <w:r>
+        <w:rPr>
+          <w:rFonts w:eastAsia="Times New Roman" w:cs="Times New Roman"/>
+          <w:color w:val="000000"/>
+          <w:kern w:val="0"/>
+          <w:lang w:eastAsia="en-GB"/>
+          <w14:ligatures w14:val="none"/>
+        </w:rPr>
+        <w:t xml:space="preserve">, because the </w:t>
+      </w:r>
+      <w:proofErr w:type="spellStart"/>
+      <w:r>
+        <w:rPr>
+          <w:rFonts w:eastAsia="Times New Roman" w:cs="Times New Roman"/>
+          <w:color w:val="000000"/>
+          <w:kern w:val="0"/>
+          <w:lang w:eastAsia="en-GB"/>
+          <w14:ligatures w14:val="none"/>
+        </w:rPr>
+        <w:t>ros_gz_bridge</w:t>
+      </w:r>
+      <w:proofErr w:type="spellEnd"/>
+      <w:r>
+        <w:rPr>
+          <w:rFonts w:eastAsia="Times New Roman" w:cs="Times New Roman"/>
+          <w:color w:val="000000"/>
+          <w:kern w:val="0"/>
+          <w:lang w:eastAsia="en-GB"/>
+          <w14:ligatures w14:val="none"/>
+        </w:rPr>
+        <w:t xml:space="preserve"> started by the TurtleBot3 launch files expects that type. An extra bridge in an earlier launch file subscribed to /</w:t>
+      </w:r>
+      <w:proofErr w:type="spellStart"/>
+      <w:r>
+        <w:rPr>
+          <w:rFonts w:eastAsia="Times New Roman" w:cs="Times New Roman"/>
+          <w:color w:val="000000"/>
+          <w:kern w:val="0"/>
+          <w:lang w:eastAsia="en-GB"/>
+          <w14:ligatures w14:val="none"/>
+        </w:rPr>
+        <w:t>cmd_vel</w:t>
+      </w:r>
+      <w:proofErr w:type="spellEnd"/>
+      <w:r>
+        <w:rPr>
+          <w:rFonts w:eastAsia="Times New Roman" w:cs="Times New Roman"/>
+          <w:color w:val="000000"/>
+          <w:kern w:val="0"/>
+          <w:lang w:eastAsia="en-GB"/>
+          <w14:ligatures w14:val="none"/>
+        </w:rPr>
+        <w:t xml:space="preserve"> as plain Twist. The type mismatch stopped the robot moving until that bridge was removed.</w:t>
+      </w:r>
+    </w:p>
+    <w:p>
+      <w:pPr>
+        <w:spacing w:after="180" w:line="360" w:lineRule="auto"/>
+        <w:rPr>
+          <w:rFonts w:eastAsia="Times New Roman" w:cs="Times New Roman"/>
+          <w:color w:val="000000"/>
+          <w:kern w:val="0"/>
+          <w:lang w:eastAsia="en-GB"/>
+          <w14:ligatures w14:val="none"/>
+        </w:rPr>
+      </w:pPr>
+      <w:proofErr w:type="spellStart"/>
+      <w:r>
+        <w:rPr>
+          <w:rFonts w:eastAsia="Times New Roman" w:cs="Times New Roman"/>
+          <w:color w:val="000000"/>
+          <w:kern w:val="0"/>
+          <w:lang w:eastAsia="en-GB"/>
+          <w14:ligatures w14:val="none"/>
+        </w:rPr>
+        <w:t>monitor_node</w:t>
+      </w:r>
+      <w:proofErr w:type="spellEnd"/>
+      <w:r>
+        <w:rPr>
+          <w:rFonts w:eastAsia="Times New Roman" w:cs="Times New Roman"/>
+          <w:color w:val="000000"/>
+          <w:kern w:val="0"/>
+          <w:lang w:eastAsia="en-GB"/>
+          <w14:ligatures w14:val="none"/>
+        </w:rPr>
+        <w:t xml:space="preserve"> subscribes to /</w:t>
+      </w:r>
+      <w:proofErr w:type="spellStart"/>
+      <w:r>
+        <w:rPr>
+          <w:rFonts w:eastAsia="Times New Roman" w:cs="Times New Roman"/>
+          <w:color w:val="000000"/>
+          <w:kern w:val="0"/>
+          <w:lang w:eastAsia="en-GB"/>
+          <w14:ligatures w14:val="none"/>
+        </w:rPr>
+        <w:t>mission_state</w:t>
+      </w:r>
+      <w:proofErr w:type="spellEnd"/>
+      <w:r>
+        <w:rPr>
+          <w:rFonts w:eastAsia="Times New Roman" w:cs="Times New Roman"/>
+          <w:color w:val="000000"/>
+          <w:kern w:val="0"/>
+          <w:lang w:eastAsia="en-GB"/>
+          <w14:ligatures w14:val="none"/>
+        </w:rPr>
+        <w:t xml:space="preserve"> and /</w:t>
+      </w:r>
+      <w:proofErr w:type="spellStart"/>
+      <w:r>
+        <w:rPr>
+          <w:rFonts w:eastAsia="Times New Roman" w:cs="Times New Roman"/>
+          <w:color w:val="000000"/>
+          <w:kern w:val="0"/>
+          <w:lang w:eastAsia="en-GB"/>
+          <w14:ligatures w14:val="none"/>
+        </w:rPr>
+        <w:t>odom</w:t>
+      </w:r>
+      <w:proofErr w:type="spellEnd"/>
+      <w:r>
+        <w:rPr>
+          <w:rFonts w:eastAsia="Times New Roman" w:cs="Times New Roman"/>
+          <w:color w:val="000000"/>
+          <w:kern w:val="0"/>
+          <w:lang w:eastAsia="en-GB"/>
+          <w14:ligatures w14:val="none"/>
+        </w:rPr>
+        <w:t xml:space="preserve">. On every state change it logs the transition with a timestamp and adds the elapsed time to the previous state. </w:t>
+      </w:r>
+      <w:r>
+        <w:rPr>
+          <w:rFonts w:eastAsia="Times New Roman" w:cs="Times New Roman"/>
+          <w:color w:val="000000"/>
+          <w:kern w:val="0"/>
+          <w:lang w:eastAsia="en-GB"/>
+          <w14:ligatures w14:val="none"/>
+        </w:rPr>
+        <w:t xml:space="preserve">Each time the robot enters AVOID_OBSTACLE it logs "Obstacle detected -&gt; switching to </w:t>
+      </w:r>
+      <w:proofErr w:type="spellStart"/>
+      <w:r>
+        <w:rPr>
+          <w:rFonts w:eastAsia="Times New Roman" w:cs="Times New Roman"/>
+          <w:color w:val="000000"/>
+          <w:kern w:val="0"/>
+          <w:lang w:eastAsia="en-GB"/>
+          <w14:ligatures w14:val="none"/>
+        </w:rPr>
+        <w:t>AvoidObstacle</w:t>
+      </w:r>
+      <w:proofErr w:type="spellEnd"/>
+      <w:r>
+        <w:rPr>
+          <w:rFonts w:eastAsia="Times New Roman" w:cs="Times New Roman"/>
+          <w:color w:val="000000"/>
+          <w:kern w:val="0"/>
+          <w:lang w:eastAsia="en-GB"/>
+          <w14:ligatures w14:val="none"/>
+        </w:rPr>
+        <w:t xml:space="preserve">" and increments an obstacle-encounter counter. </w:t>
+      </w:r>
+      <w:proofErr w:type="spellStart"/>
+      <w:r>
+        <w:rPr>
+          <w:rFonts w:eastAsia="Times New Roman" w:cs="Times New Roman"/>
+          <w:color w:val="000000"/>
+          <w:kern w:val="0"/>
+          <w:lang w:eastAsia="en-GB"/>
+          <w14:ligatures w14:val="none"/>
+        </w:rPr>
+        <w:t>mission_controller</w:t>
+      </w:r>
+      <w:proofErr w:type="spellEnd"/>
+      <w:r>
+        <w:rPr>
+          <w:rFonts w:eastAsia="Times New Roman" w:cs="Times New Roman"/>
+          <w:color w:val="000000"/>
+          <w:kern w:val="0"/>
+          <w:lang w:eastAsia="en-GB"/>
+          <w14:ligatures w14:val="none"/>
+        </w:rPr>
+        <w:t xml:space="preserve"> adds its own messages, such as "Reached Checkpoint 1 - East Aisle", and an error message when it gives up after ten attempts</w:t>
+      </w:r>
+      <w:r>
+        <w:rPr>
+          <w:rFonts w:eastAsia="Times New Roman" w:cs="Times New Roman"/>
+          <w:color w:val="000000"/>
+          <w:kern w:val="0"/>
+          <w:lang w:eastAsia="en-GB"/>
+          <w14:ligatures w14:val="none"/>
+        </w:rPr>
+        <w:t xml:space="preserve">. </w:t>
+      </w:r>
+      <w:r>
+        <w:rPr>
+          <w:rFonts w:eastAsia="Times New Roman" w:cs="Times New Roman"/>
+          <w:color w:val="000000"/>
+          <w:kern w:val="0"/>
+          <w:lang w:eastAsia="en-GB"/>
+          <w14:ligatures w14:val="none"/>
+        </w:rPr>
+        <w:t xml:space="preserve">The code comments note that this counter stands in for the brief's collisions metric, since the robot avoids contact. Odometry feeds a running distance total. A five-second timer prints a summary during the mission, and a final summary is printed on MISSION_COMPLETE. Times use the system clock, so they are wall-clock seconds. </w:t>
+      </w:r>
+      <w:proofErr w:type="spellStart"/>
+      <w:r>
+        <w:rPr>
+          <w:rFonts w:eastAsia="Times New Roman" w:cs="Times New Roman"/>
+          <w:color w:val="000000"/>
+          <w:kern w:val="0"/>
+          <w:lang w:eastAsia="en-GB"/>
+          <w14:ligatures w14:val="none"/>
+        </w:rPr>
+        <w:t>path_visualizer_node</w:t>
+      </w:r>
+      <w:proofErr w:type="spellEnd"/>
+      <w:r>
+        <w:rPr>
+          <w:rFonts w:eastAsia="Times New Roman" w:cs="Times New Roman"/>
+          <w:color w:val="000000"/>
+          <w:kern w:val="0"/>
+          <w:lang w:eastAsia="en-GB"/>
+          <w14:ligatures w14:val="none"/>
+        </w:rPr>
+        <w:t xml:space="preserve"> listens on /</w:t>
+      </w:r>
+      <w:proofErr w:type="spellStart"/>
+      <w:r>
+        <w:rPr>
+          <w:rFonts w:eastAsia="Times New Roman" w:cs="Times New Roman"/>
+          <w:color w:val="000000"/>
+          <w:kern w:val="0"/>
+          <w:lang w:eastAsia="en-GB"/>
+          <w14:ligatures w14:val="none"/>
+        </w:rPr>
+        <w:t>planned_path</w:t>
+      </w:r>
+      <w:proofErr w:type="spellEnd"/>
+      <w:r>
+        <w:rPr>
+          <w:rFonts w:eastAsia="Times New Roman" w:cs="Times New Roman"/>
+          <w:color w:val="000000"/>
+          <w:kern w:val="0"/>
+          <w:lang w:eastAsia="en-GB"/>
+          <w14:ligatures w14:val="none"/>
+        </w:rPr>
+        <w:t xml:space="preserve">. When told to show the path, it spawns thin static box entities along the route </w:t>
       </w:r>
       <w:r>
         <w:rPr>
@@ -8483,17 +11084,163 @@
           <w14:ligatures w14:val="none"/>
         </w:rPr>
         <w:lastRenderedPageBreak/>
-        <w:t xml:space="preserve">side using LIDAR and scores each by goal alignment. Among headings with similar alignment it takes the one with more open space. It accepts a heading only with at least 0.21 m of clear runway, which is the robot's half-width (0.11 m) </w:t>
-      </w:r>
-      <w:r>
-        <w:rPr>
-          <w:rFonts w:eastAsia="Times New Roman" w:cs="Times New Roman"/>
-          <w:color w:val="000000"/>
-          <w:kern w:val="0"/>
-          <w:lang w:eastAsia="en-GB"/>
-          <w14:ligatures w14:val="none"/>
-        </w:rPr>
-        <w:t>plus a 0.05 m lateral margin and a further 0.05 m.</w:t>
+        <w:t xml:space="preserve">through the Gazebo </w:t>
+      </w:r>
+      <w:proofErr w:type="spellStart"/>
+      <w:r>
+        <w:rPr>
+          <w:rFonts w:eastAsia="Times New Roman" w:cs="Times New Roman"/>
+          <w:color w:val="000000"/>
+          <w:kern w:val="0"/>
+          <w:lang w:eastAsia="en-GB"/>
+          <w14:ligatures w14:val="none"/>
+        </w:rPr>
+        <w:t>EntityFactory</w:t>
+      </w:r>
+      <w:proofErr w:type="spellEnd"/>
+      <w:r>
+        <w:rPr>
+          <w:rFonts w:eastAsia="Times New Roman" w:cs="Times New Roman"/>
+          <w:color w:val="000000"/>
+          <w:kern w:val="0"/>
+          <w:lang w:eastAsia="en-GB"/>
+          <w14:ligatures w14:val="none"/>
+        </w:rPr>
+        <w:t xml:space="preserve"> service. The 'v' key or a native GUI panel toggles the line without changing the plan.</w:t>
+      </w:r>
+    </w:p>
+    <w:p>
+      <w:pPr>
+        <w:pStyle w:val="Heading2"/>
+      </w:pPr>
+      <w:bookmarkStart w:id="30" w:name="_Toc241707436"/>
+      <w:bookmarkStart w:id="31" w:name="execution-and-testing-1"/>
+      <w:bookmarkEnd w:id="25"/>
+      <w:r>
+        <w:t>4.3 Execution and Testing</w:t>
+      </w:r>
+      <w:bookmarkEnd w:id="30"/>
+    </w:p>
+    <w:p>
+      <w:pPr>
+        <w:spacing w:after="180" w:line="360" w:lineRule="auto"/>
+        <w:rPr>
+          <w:rFonts w:eastAsia="Times New Roman" w:cs="Times New Roman"/>
+          <w:color w:val="000000"/>
+          <w:kern w:val="0"/>
+          <w:lang w:eastAsia="en-GB"/>
+          <w14:ligatures w14:val="none"/>
+        </w:rPr>
+      </w:pPr>
+      <w:r>
+        <w:rPr>
+          <w:rFonts w:eastAsia="Times New Roman" w:cs="Times New Roman"/>
+          <w:color w:val="000000"/>
+          <w:kern w:val="0"/>
+          <w:lang w:eastAsia="en-GB"/>
+          <w14:ligatures w14:val="none"/>
+        </w:rPr>
+        <w:t xml:space="preserve">In the </w:t>
+      </w:r>
+      <w:proofErr w:type="spellStart"/>
+      <w:r>
+        <w:rPr>
+          <w:rFonts w:eastAsia="Times New Roman" w:cs="Times New Roman"/>
+          <w:color w:val="000000"/>
+          <w:kern w:val="0"/>
+          <w:lang w:eastAsia="en-GB"/>
+          <w14:ligatures w14:val="none"/>
+        </w:rPr>
+        <w:t>Rosject</w:t>
+      </w:r>
+      <w:proofErr w:type="spellEnd"/>
+      <w:r>
+        <w:rPr>
+          <w:rFonts w:eastAsia="Times New Roman" w:cs="Times New Roman"/>
+          <w:color w:val="000000"/>
+          <w:kern w:val="0"/>
+          <w:lang w:eastAsia="en-GB"/>
+          <w14:ligatures w14:val="none"/>
+        </w:rPr>
+        <w:t xml:space="preserve"> I ran </w:t>
+      </w:r>
+      <w:r>
+        <w:rPr>
+          <w:rStyle w:val="CodeChar"/>
+          <w:lang w:eastAsia="en-GB"/>
+        </w:rPr>
+        <w:t>cd ~/ros2_ws,</w:t>
+      </w:r>
+      <w:r>
+        <w:rPr>
+          <w:rFonts w:eastAsia="Times New Roman" w:cs="Times New Roman"/>
+          <w:color w:val="000000"/>
+          <w:kern w:val="0"/>
+          <w:lang w:eastAsia="en-GB"/>
+          <w14:ligatures w14:val="none"/>
+        </w:rPr>
+        <w:t xml:space="preserve"> then </w:t>
+      </w:r>
+      <w:proofErr w:type="spellStart"/>
+      <w:r>
+        <w:rPr>
+          <w:rStyle w:val="CodeChar"/>
+          <w:lang w:eastAsia="en-GB"/>
+        </w:rPr>
+        <w:t>colcon</w:t>
+      </w:r>
+      <w:proofErr w:type="spellEnd"/>
+      <w:r>
+        <w:rPr>
+          <w:rStyle w:val="CodeChar"/>
+          <w:lang w:eastAsia="en-GB"/>
+        </w:rPr>
+        <w:t xml:space="preserve"> build --packages-select </w:t>
+      </w:r>
+      <w:proofErr w:type="spellStart"/>
+      <w:r>
+        <w:rPr>
+          <w:rStyle w:val="CodeChar"/>
+          <w:lang w:eastAsia="en-GB"/>
+        </w:rPr>
+        <w:t>semantic_nav_monitor</w:t>
+      </w:r>
+      <w:proofErr w:type="spellEnd"/>
+      <w:r>
+        <w:rPr>
+          <w:rFonts w:eastAsia="Times New Roman" w:cs="Times New Roman"/>
+          <w:color w:val="000000"/>
+          <w:kern w:val="0"/>
+          <w:lang w:eastAsia="en-GB"/>
+          <w14:ligatures w14:val="none"/>
+        </w:rPr>
+        <w:t xml:space="preserve">, then </w:t>
+      </w:r>
+      <w:r>
+        <w:rPr>
+          <w:rStyle w:val="CodeChar"/>
+          <w:lang w:eastAsia="en-GB"/>
+        </w:rPr>
+        <w:t>source install/</w:t>
+      </w:r>
+      <w:proofErr w:type="spellStart"/>
+      <w:r>
+        <w:rPr>
+          <w:rStyle w:val="CodeChar"/>
+          <w:lang w:eastAsia="en-GB"/>
+        </w:rPr>
+        <w:t>setup.bash</w:t>
+      </w:r>
+      <w:proofErr w:type="spellEnd"/>
+      <w:r>
+        <w:rPr>
+          <w:rFonts w:eastAsia="Times New Roman" w:cs="Times New Roman"/>
+          <w:color w:val="000000"/>
+          <w:kern w:val="0"/>
+          <w:lang w:eastAsia="en-GB"/>
+          <w14:ligatures w14:val="none"/>
+        </w:rPr>
+        <w:t>. After setting</w:t>
       </w:r>
       <w:r>
         <w:rPr>
@@ -8507,13 +11254,156 @@
       </w:r>
       <w:r>
         <w:rPr>
-          <w:rFonts w:eastAsia="Times New Roman" w:cs="Times New Roman"/>
-          <w:color w:val="000000"/>
-          <w:kern w:val="0"/>
-          <w:lang w:eastAsia="en-GB"/>
-          <w14:ligatures w14:val="none"/>
-        </w:rPr>
-        <w:t>An odometry stall check runs alongside. If the robot moves less than 0.05 m in one second of commanded forward motion, it counts as blocked whatever the LIDAR says. After ten failed avoidance attempts the mission aborts to IDLE and needs a new start command. Second, in the Jazzy and Harmonic build the velocity commands are TwistStamped, because the ros_gz_bridge started by the TurtleBot3 launch files expects that type. An extra bridge in an earlier launch file subscribed to /cmd_vel as plain Twist. The type mismatch stopped the robot moving until that bridge was removed.</w:t>
+          <w:rStyle w:val="CodeChar"/>
+          <w:lang w:eastAsia="en-GB"/>
+        </w:rPr>
+        <w:t>TURTLEBOT3_MODEL=</w:t>
+      </w:r>
+      <w:proofErr w:type="spellStart"/>
+      <w:r>
+        <w:rPr>
+          <w:rStyle w:val="CodeChar"/>
+          <w:lang w:eastAsia="en-GB"/>
+        </w:rPr>
+        <w:t>burger_cam</w:t>
+      </w:r>
+      <w:proofErr w:type="spellEnd"/>
+      <w:r>
+        <w:rPr>
+          <w:rFonts w:eastAsia="Times New Roman" w:cs="Times New Roman"/>
+          <w:color w:val="000000"/>
+          <w:kern w:val="0"/>
+          <w:lang w:eastAsia="en-GB"/>
+          <w14:ligatures w14:val="none"/>
+        </w:rPr>
+        <w:t xml:space="preserve"> I ran </w:t>
+      </w:r>
+      <w:r>
+        <w:rPr>
+          <w:rStyle w:val="CodeChar"/>
+          <w:lang w:eastAsia="en-GB"/>
+        </w:rPr>
+        <w:t xml:space="preserve">ros2 launch </w:t>
+      </w:r>
+      <w:proofErr w:type="spellStart"/>
+      <w:r>
+        <w:rPr>
+          <w:rStyle w:val="CodeChar"/>
+          <w:lang w:eastAsia="en-GB"/>
+        </w:rPr>
+        <w:t>semantic_nav_monitor</w:t>
+      </w:r>
+      <w:proofErr w:type="spellEnd"/>
+      <w:r>
+        <w:rPr>
+          <w:rStyle w:val="CodeChar"/>
+          <w:lang w:eastAsia="en-GB"/>
+        </w:rPr>
+        <w:t xml:space="preserve"> semantic_nav_monitor.launch.py</w:t>
+      </w:r>
+      <w:r>
+        <w:rPr>
+          <w:rFonts w:eastAsia="Times New Roman" w:cs="Times New Roman"/>
+          <w:color w:val="000000"/>
+          <w:kern w:val="0"/>
+          <w:lang w:eastAsia="en-GB"/>
+          <w14:ligatures w14:val="none"/>
+        </w:rPr>
+        <w:t xml:space="preserve"> in Shell 1 and </w:t>
+      </w:r>
+      <w:r>
+        <w:rPr>
+          <w:rStyle w:val="CodeChar"/>
+          <w:lang w:eastAsia="en-GB"/>
+        </w:rPr>
+        <w:t xml:space="preserve">ros2 run </w:t>
+      </w:r>
+      <w:proofErr w:type="spellStart"/>
+      <w:r>
+        <w:rPr>
+          <w:rStyle w:val="CodeChar"/>
+          <w:lang w:eastAsia="en-GB"/>
+        </w:rPr>
+        <w:t>semantic_nav_monitor</w:t>
+      </w:r>
+      <w:proofErr w:type="spellEnd"/>
+      <w:r>
+        <w:rPr>
+          <w:rStyle w:val="CodeChar"/>
+          <w:lang w:eastAsia="en-GB"/>
+        </w:rPr>
+        <w:t xml:space="preserve"> </w:t>
+      </w:r>
+      <w:proofErr w:type="spellStart"/>
+      <w:r>
+        <w:rPr>
+          <w:rStyle w:val="CodeChar"/>
+          <w:lang w:eastAsia="en-GB"/>
+        </w:rPr>
+        <w:t>keyboard_hri_node</w:t>
+      </w:r>
+      <w:proofErr w:type="spellEnd"/>
+      <w:r>
+        <w:rPr>
+          <w:rFonts w:eastAsia="Times New Roman" w:cs="Times New Roman"/>
+          <w:color w:val="000000"/>
+          <w:kern w:val="0"/>
+          <w:lang w:eastAsia="en-GB"/>
+          <w14:ligatures w14:val="none"/>
+        </w:rPr>
+        <w:t xml:space="preserve"> in Shell 2</w:t>
+      </w:r>
+      <w:r>
+        <w:rPr>
+          <w:rFonts w:eastAsia="Times New Roman" w:cs="Times New Roman"/>
+          <w:color w:val="000000"/>
+          <w:kern w:val="0"/>
+          <w:lang w:eastAsia="en-GB"/>
+          <w14:ligatures w14:val="none"/>
+        </w:rPr>
+        <w:t xml:space="preserve">. </w:t>
+      </w:r>
+      <w:r>
+        <w:rPr>
+          <w:rFonts w:eastAsia="Times New Roman" w:cs="Times New Roman"/>
+          <w:color w:val="000000"/>
+          <w:kern w:val="0"/>
+          <w:lang w:eastAsia="en-GB"/>
+          <w14:ligatures w14:val="none"/>
+        </w:rPr>
+        <w:t xml:space="preserve">A notebook inside the </w:t>
+      </w:r>
+      <w:proofErr w:type="spellStart"/>
+      <w:r>
+        <w:rPr>
+          <w:rFonts w:eastAsia="Times New Roman" w:cs="Times New Roman"/>
+          <w:color w:val="000000"/>
+          <w:kern w:val="0"/>
+          <w:lang w:eastAsia="en-GB"/>
+          <w14:ligatures w14:val="none"/>
+        </w:rPr>
+        <w:t>Rosject</w:t>
+      </w:r>
+      <w:proofErr w:type="spellEnd"/>
+      <w:r>
+        <w:rPr>
+          <w:rFonts w:eastAsia="Times New Roman" w:cs="Times New Roman"/>
+          <w:color w:val="000000"/>
+          <w:kern w:val="0"/>
+          <w:lang w:eastAsia="en-GB"/>
+          <w14:ligatures w14:val="none"/>
+        </w:rPr>
+        <w:t xml:space="preserve"> lists these steps and every shell command</w:t>
+      </w:r>
+      <w:r>
+        <w:rPr>
+          <w:rFonts w:eastAsia="Times New Roman" w:cs="Times New Roman"/>
+          <w:color w:val="000000"/>
+          <w:kern w:val="0"/>
+          <w:lang w:eastAsia="en-GB"/>
+          <w14:ligatures w14:val="none"/>
+        </w:rPr>
+        <w:t xml:space="preserve">. </w:t>
       </w:r>
     </w:p>
     <w:p>
@@ -8535,41 +11425,29 @@
           <w:lang w:eastAsia="en-GB"/>
           <w14:ligatures w14:val="none"/>
         </w:rPr>
-        <w:t>monitor_node subscribes to /mission_state and /odom. On every state change it logs the transition with a timestamp and adds the elapsed time to the previous state. Each time the robot enters AVOID_OBSTACLE it increments an obstacle-encounter counter. The code comments note that this counter stands in for the brief's collisions metric, since the robot avoids contact. Odometry feeds a running distance total. A five-second timer prints a summary during the mission, and a final summary is printed on MISSION_COMPLETE. Times use the system clock, so they are wall-clock seconds. path_visualizer_node listens on /planned_path. When told to show the path, it spawns thin static box entities along the route through the Gazebo EntityFactory service. The 'v' key or a native GUI panel toggles the line without changing the plan.</w:t>
-      </w:r>
-    </w:p>
-    <w:p>
-      <w:pPr>
-        <w:pStyle w:val="Heading2"/>
-      </w:pPr>
-      <w:bookmarkStart w:id="30" w:name="execution-and-testing-1"/>
-      <w:bookmarkStart w:id="31" w:name="_Toc241707436"/>
-      <w:bookmarkEnd w:id="24"/>
-      <w:r>
-        <w:t>4.3 Execution and Testing</w:t>
-      </w:r>
-      <w:bookmarkEnd w:id="31"/>
-    </w:p>
-    <w:p>
-      <w:pPr>
-        <w:spacing w:after="180" w:line="360" w:lineRule="auto"/>
-        <w:rPr>
-          <w:rFonts w:eastAsia="Times New Roman" w:cs="Times New Roman"/>
-          <w:color w:val="000000"/>
-          <w:kern w:val="0"/>
-          <w:lang w:eastAsia="en-GB"/>
-          <w14:ligatures w14:val="none"/>
-        </w:rPr>
-      </w:pPr>
-      <w:r>
-        <w:rPr>
-          <w:rFonts w:eastAsia="Times New Roman" w:cs="Times New Roman"/>
-          <w:color w:val="000000"/>
-          <w:kern w:val="0"/>
-          <w:lang w:eastAsia="en-GB"/>
-          <w14:ligatures w14:val="none"/>
-        </w:rPr>
-        <w:t>I built the package in the Rosject with colcon build --packages-select semantic_nav_monitor and sourced the workspace. After setting TURTLEBOT3_MODEL=burger_cam I ran ros2 launch semantic_nav_monitor semantic_nav_monitor.launch.py in Shell 1 and ros2 run semantic_nav_monitor keyboard_hri_node in Shell 2. Figure 5 shows the Rosject workspace.</w:t>
+        <w:t xml:space="preserve">Figure 5 shows the </w:t>
+      </w:r>
+      <w:proofErr w:type="spellStart"/>
+      <w:r>
+        <w:rPr>
+          <w:rFonts w:eastAsia="Times New Roman" w:cs="Times New Roman"/>
+          <w:color w:val="000000"/>
+          <w:kern w:val="0"/>
+          <w:lang w:eastAsia="en-GB"/>
+          <w14:ligatures w14:val="none"/>
+        </w:rPr>
+        <w:t>Rosject</w:t>
+      </w:r>
+      <w:proofErr w:type="spellEnd"/>
+      <w:r>
+        <w:rPr>
+          <w:rFonts w:eastAsia="Times New Roman" w:cs="Times New Roman"/>
+          <w:color w:val="000000"/>
+          <w:kern w:val="0"/>
+          <w:lang w:eastAsia="en-GB"/>
+          <w14:ligatures w14:val="none"/>
+        </w:rPr>
+        <w:t xml:space="preserve"> workspace.</w:t>
       </w:r>
       <w:r>
         <w:rPr>
@@ -8589,7 +11467,73 @@
           <w:lang w:eastAsia="en-GB"/>
           <w14:ligatures w14:val="none"/>
         </w:rPr>
-        <w:t>The file explorer shows the Rosject name XctZpczWOA, and mission_controller.py is open in the code editor. The Simulation panel shows the warehouse world with the robot, eight pallets and four checkpoints. A shell is printing monitor_node's summary.</w:t>
+        <w:t xml:space="preserve">The file explorer shows the </w:t>
+      </w:r>
+      <w:proofErr w:type="spellStart"/>
+      <w:r>
+        <w:rPr>
+          <w:rFonts w:eastAsia="Times New Roman" w:cs="Times New Roman"/>
+          <w:color w:val="000000"/>
+          <w:kern w:val="0"/>
+          <w:lang w:eastAsia="en-GB"/>
+          <w14:ligatures w14:val="none"/>
+        </w:rPr>
+        <w:t>Rosject</w:t>
+      </w:r>
+      <w:proofErr w:type="spellEnd"/>
+      <w:r>
+        <w:rPr>
+          <w:rFonts w:eastAsia="Times New Roman" w:cs="Times New Roman"/>
+          <w:color w:val="000000"/>
+          <w:kern w:val="0"/>
+          <w:lang w:eastAsia="en-GB"/>
+          <w14:ligatures w14:val="none"/>
+        </w:rPr>
+        <w:t xml:space="preserve"> name </w:t>
+      </w:r>
+      <w:proofErr w:type="spellStart"/>
+      <w:r>
+        <w:rPr>
+          <w:rFonts w:eastAsia="Times New Roman" w:cs="Times New Roman"/>
+          <w:color w:val="000000"/>
+          <w:kern w:val="0"/>
+          <w:lang w:eastAsia="en-GB"/>
+          <w14:ligatures w14:val="none"/>
+        </w:rPr>
+        <w:t>XctZpczWOA</w:t>
+      </w:r>
+      <w:proofErr w:type="spellEnd"/>
+      <w:r>
+        <w:rPr>
+          <w:rFonts w:eastAsia="Times New Roman" w:cs="Times New Roman"/>
+          <w:color w:val="000000"/>
+          <w:kern w:val="0"/>
+          <w:lang w:eastAsia="en-GB"/>
+          <w14:ligatures w14:val="none"/>
+        </w:rPr>
+        <w:t xml:space="preserve">, and mission_controller.py is open in the code editor. The Simulation panel shows the warehouse world with the robot, eight pallets and four checkpoints. A shell is printing </w:t>
+      </w:r>
+      <w:proofErr w:type="spellStart"/>
+      <w:r>
+        <w:rPr>
+          <w:rFonts w:eastAsia="Times New Roman" w:cs="Times New Roman"/>
+          <w:color w:val="000000"/>
+          <w:kern w:val="0"/>
+          <w:lang w:eastAsia="en-GB"/>
+          <w14:ligatures w14:val="none"/>
+        </w:rPr>
+        <w:t>monitor_node's</w:t>
+      </w:r>
+      <w:proofErr w:type="spellEnd"/>
+      <w:r>
+        <w:rPr>
+          <w:rFonts w:eastAsia="Times New Roman" w:cs="Times New Roman"/>
+          <w:color w:val="000000"/>
+          <w:kern w:val="0"/>
+          <w:lang w:eastAsia="en-GB"/>
+          <w14:ligatures w14:val="none"/>
+        </w:rPr>
+        <w:t xml:space="preserve"> summary.</w:t>
       </w:r>
     </w:p>
     <w:p>
@@ -8607,7 +11551,6 @@
           <w:lang w:eastAsia="en-GB"/>
           <w14:ligatures w14:val="none"/>
         </w:rPr>
-        <w:lastRenderedPageBreak/>
         <w:drawing>
           <wp:inline distT="0" distB="0" distL="0" distR="0" wp14:anchorId="509E759E" wp14:editId="6A13011E">
             <wp:extent cx="5334000" cy="2995379"/>
@@ -8624,7 +11567,7 @@
                     </pic:cNvPicPr>
                   </pic:nvPicPr>
                   <pic:blipFill>
-                    <a:blip r:embed="rId18"/>
+                    <a:blip r:embed="rId17"/>
                     <a:stretch>
                       <a:fillRect/>
                     </a:stretch>
@@ -8685,7 +11628,31 @@
         <w:fldChar w:fldCharType="end"/>
       </w:r>
       <w:r>
-        <w:t>: TheConstruct.ai Rosject XctZpczWOA: file explorer, mission_controller.py in the code editor, the live Simulation panel, and monitor_node’s summary stream in the shell.</w:t>
+        <w:t xml:space="preserve">: TheConstruct.ai </w:t>
+      </w:r>
+      <w:proofErr w:type="spellStart"/>
+      <w:r>
+        <w:t>Rosject</w:t>
+      </w:r>
+      <w:proofErr w:type="spellEnd"/>
+      <w:r>
+        <w:t xml:space="preserve"> </w:t>
+      </w:r>
+      <w:proofErr w:type="spellStart"/>
+      <w:r>
+        <w:t>XctZpczWOA</w:t>
+      </w:r>
+      <w:proofErr w:type="spellEnd"/>
+      <w:r>
+        <w:t xml:space="preserve">: file explorer, mission_controller.py in the code editor, the live Simulation panel, and </w:t>
+      </w:r>
+      <w:proofErr w:type="spellStart"/>
+      <w:r>
+        <w:t>monitor_node’s</w:t>
+      </w:r>
+      <w:proofErr w:type="spellEnd"/>
+      <w:r>
+        <w:t xml:space="preserve"> summary stream in the shell.</w:t>
       </w:r>
       <w:bookmarkEnd w:id="32"/>
     </w:p>
@@ -8736,6 +11703,7 @@
           <w:lang w:eastAsia="en-GB"/>
           <w14:ligatures w14:val="none"/>
         </w:rPr>
+        <w:lastRenderedPageBreak/>
         <w:drawing>
           <wp:inline distT="0" distB="0" distL="0" distR="0" wp14:anchorId="761ECA1D" wp14:editId="163CC229">
             <wp:extent cx="5334000" cy="3172610"/>
@@ -8752,7 +11720,7 @@
                     </pic:cNvPicPr>
                   </pic:nvPicPr>
                   <pic:blipFill>
-                    <a:blip r:embed="rId19"/>
+                    <a:blip r:embed="rId18"/>
                     <a:stretch>
                       <a:fillRect/>
                     </a:stretch>
@@ -8845,8 +11813,51 @@
           <w:lang w:eastAsia="en-GB"/>
           <w14:ligatures w14:val="none"/>
         </w:rPr>
-        <w:lastRenderedPageBreak/>
-        <w:t>Figure 7 shows keyboard_hri_node in a Rosject shell next to the Simulation panel. The s and p keypresses are echoed as Published HRI command: 'start' and 'pause', and Planned-path line: ON confirms that the path toggle also responded.</w:t>
+        <w:t xml:space="preserve">Figure 7 shows </w:t>
+      </w:r>
+      <w:proofErr w:type="spellStart"/>
+      <w:r>
+        <w:rPr>
+          <w:rFonts w:eastAsia="Times New Roman" w:cs="Times New Roman"/>
+          <w:color w:val="000000"/>
+          <w:kern w:val="0"/>
+          <w:lang w:eastAsia="en-GB"/>
+          <w14:ligatures w14:val="none"/>
+        </w:rPr>
+        <w:t>keyboard_hri_node</w:t>
+      </w:r>
+      <w:proofErr w:type="spellEnd"/>
+      <w:r>
+        <w:rPr>
+          <w:rFonts w:eastAsia="Times New Roman" w:cs="Times New Roman"/>
+          <w:color w:val="000000"/>
+          <w:kern w:val="0"/>
+          <w:lang w:eastAsia="en-GB"/>
+          <w14:ligatures w14:val="none"/>
+        </w:rPr>
+        <w:t xml:space="preserve"> in a </w:t>
+      </w:r>
+      <w:proofErr w:type="spellStart"/>
+      <w:r>
+        <w:rPr>
+          <w:rFonts w:eastAsia="Times New Roman" w:cs="Times New Roman"/>
+          <w:color w:val="000000"/>
+          <w:kern w:val="0"/>
+          <w:lang w:eastAsia="en-GB"/>
+          <w14:ligatures w14:val="none"/>
+        </w:rPr>
+        <w:t>Rosject</w:t>
+      </w:r>
+      <w:proofErr w:type="spellEnd"/>
+      <w:r>
+        <w:rPr>
+          <w:rFonts w:eastAsia="Times New Roman" w:cs="Times New Roman"/>
+          <w:color w:val="000000"/>
+          <w:kern w:val="0"/>
+          <w:lang w:eastAsia="en-GB"/>
+          <w14:ligatures w14:val="none"/>
+        </w:rPr>
+        <w:t xml:space="preserve"> shell next to the Simulation panel. The s and p keypresses are echoed as Published HRI command: 'start' and 'pause', and Planned-path line: ON confirms that the path toggle also responded.</w:t>
       </w:r>
     </w:p>
     <w:p>
@@ -8880,7 +11891,7 @@
                     </pic:cNvPicPr>
                   </pic:nvPicPr>
                   <pic:blipFill>
-                    <a:blip r:embed="rId20"/>
+                    <a:blip r:embed="rId19"/>
                     <a:stretch>
                       <a:fillRect/>
                     </a:stretch>
@@ -8941,7 +11952,23 @@
         <w:fldChar w:fldCharType="end"/>
       </w:r>
       <w:r>
-        <w:t>: keyboard_hri_node in a Rosject shell: start and pause keypresses published and confirmed, alongside the live Simulation panel.</w:t>
+        <w:t xml:space="preserve">: </w:t>
+      </w:r>
+      <w:proofErr w:type="spellStart"/>
+      <w:r>
+        <w:t>keyboard_hri_node</w:t>
+      </w:r>
+      <w:proofErr w:type="spellEnd"/>
+      <w:r>
+        <w:t xml:space="preserve"> in a </w:t>
+      </w:r>
+      <w:proofErr w:type="spellStart"/>
+      <w:r>
+        <w:t>Rosject</w:t>
+      </w:r>
+      <w:proofErr w:type="spellEnd"/>
+      <w:r>
+        <w:t xml:space="preserve"> shell: start and pause keypresses published and confirmed, alongside the live Simulation panel.</w:t>
       </w:r>
       <w:bookmarkEnd w:id="34"/>
     </w:p>
@@ -8964,6 +11991,7 @@
           <w:lang w:eastAsia="en-GB"/>
           <w14:ligatures w14:val="none"/>
         </w:rPr>
+        <w:lastRenderedPageBreak/>
         <w:t xml:space="preserve">Figure 8 is a live </w:t>
       </w:r>
       <w:r>
@@ -8975,8 +12003,21 @@
           <w:lang w:eastAsia="en-GB"/>
           <w14:ligatures w14:val="none"/>
         </w:rPr>
-        <w:t>ros2 topic echo /mission_state</w:t>
-      </w:r>
+        <w:t>ros2 topic echo /</w:t>
+      </w:r>
+      <w:proofErr w:type="spellStart"/>
+      <w:r>
+        <w:rPr>
+          <w:rFonts w:eastAsia="Times New Roman" w:cs="Times New Roman"/>
+          <w:color w:val="000000"/>
+          <w:kern w:val="0"/>
+          <w:sz w:val="22"/>
+          <w:lang w:eastAsia="en-GB"/>
+          <w14:ligatures w14:val="none"/>
+        </w:rPr>
+        <w:t>mission_state</w:t>
+      </w:r>
+      <w:proofErr w:type="spellEnd"/>
       <w:r>
         <w:rPr>
           <w:rFonts w:eastAsia="Times New Roman" w:cs="Times New Roman"/>
@@ -9039,7 +12080,7 @@
                     </pic:cNvPicPr>
                   </pic:nvPicPr>
                   <pic:blipFill>
-                    <a:blip r:embed="rId21"/>
+                    <a:blip r:embed="rId20"/>
                     <a:stretch>
                       <a:fillRect/>
                     </a:stretch>
@@ -9100,7 +12141,15 @@
         <w:fldChar w:fldCharType="end"/>
       </w:r>
       <w:r>
-        <w:t>: Live /mission_state echo showing the robot cycle through AVOID_OBSTACLE, REPLAN, IDLE, PLANNING, NAVIGATE and MISSION_COMPLETE.</w:t>
+        <w:t>: Live /</w:t>
+      </w:r>
+      <w:proofErr w:type="spellStart"/>
+      <w:r>
+        <w:t>mission_state</w:t>
+      </w:r>
+      <w:proofErr w:type="spellEnd"/>
+      <w:r>
+        <w:t xml:space="preserve"> echo showing the robot cycle through AVOID_OBSTACLE, REPLAN, IDLE, PLANNING, NAVIGATE and MISSION_COMPLETE.</w:t>
       </w:r>
       <w:bookmarkEnd w:id="35"/>
     </w:p>
@@ -9123,8 +12172,51 @@
           <w:lang w:eastAsia="en-GB"/>
           <w14:ligatures w14:val="none"/>
         </w:rPr>
-        <w:lastRenderedPageBreak/>
-        <w:t>Figure 9 is monitor_node's summary from partway through the run, and Table 4 copies its values. The header still says "in progress", so this is not the final summary. The state times add up to 133.5 s against a total of 172.8 s. monitor_node only adds a state's time when the robot leaves that state, so the state running at the moment of capture is missing.</w:t>
+        <w:t xml:space="preserve">Figure 9 is </w:t>
+      </w:r>
+      <w:proofErr w:type="spellStart"/>
+      <w:r>
+        <w:rPr>
+          <w:rFonts w:eastAsia="Times New Roman" w:cs="Times New Roman"/>
+          <w:color w:val="000000"/>
+          <w:kern w:val="0"/>
+          <w:lang w:eastAsia="en-GB"/>
+          <w14:ligatures w14:val="none"/>
+        </w:rPr>
+        <w:t>monitor_node's</w:t>
+      </w:r>
+      <w:proofErr w:type="spellEnd"/>
+      <w:r>
+        <w:rPr>
+          <w:rFonts w:eastAsia="Times New Roman" w:cs="Times New Roman"/>
+          <w:color w:val="000000"/>
+          <w:kern w:val="0"/>
+          <w:lang w:eastAsia="en-GB"/>
+          <w14:ligatures w14:val="none"/>
+        </w:rPr>
+        <w:t xml:space="preserve"> summary from partway through the run, and Table 4 copies its values. The header still says "in progress", so this is not the final summary. The state times add up to 133.5 s against a total of 172.8 s. </w:t>
+      </w:r>
+      <w:proofErr w:type="spellStart"/>
+      <w:r>
+        <w:rPr>
+          <w:rFonts w:eastAsia="Times New Roman" w:cs="Times New Roman"/>
+          <w:color w:val="000000"/>
+          <w:kern w:val="0"/>
+          <w:lang w:eastAsia="en-GB"/>
+          <w14:ligatures w14:val="none"/>
+        </w:rPr>
+        <w:t>monitor_node</w:t>
+      </w:r>
+      <w:proofErr w:type="spellEnd"/>
+      <w:r>
+        <w:rPr>
+          <w:rFonts w:eastAsia="Times New Roman" w:cs="Times New Roman"/>
+          <w:color w:val="000000"/>
+          <w:kern w:val="0"/>
+          <w:lang w:eastAsia="en-GB"/>
+          <w14:ligatures w14:val="none"/>
+        </w:rPr>
+        <w:t xml:space="preserve"> only adds a state's time when the robot leaves that state, so the state running at the moment of capture is missing.</w:t>
       </w:r>
     </w:p>
     <w:p>
@@ -9158,7 +12250,7 @@
                     </pic:cNvPicPr>
                   </pic:nvPicPr>
                   <pic:blipFill>
-                    <a:blip r:embed="rId22"/>
+                    <a:blip r:embed="rId21"/>
                     <a:stretch>
                       <a:fillRect/>
                     </a:stretch>
@@ -9215,13 +12307,21 @@
         <w:t>:</w:t>
       </w:r>
       <w:r>
-        <w:t xml:space="preserve"> monitor_node</w:t>
+        <w:t xml:space="preserve"> </w:t>
+      </w:r>
+      <w:proofErr w:type="spellStart"/>
+      <w:r>
+        <w:t>monitor_node</w:t>
       </w:r>
       <w:r>
         <w:t>'</w:t>
       </w:r>
       <w:r>
-        <w:t>s mission summary, captured while the mission was in progress.</w:t>
+        <w:t>s</w:t>
+      </w:r>
+      <w:proofErr w:type="spellEnd"/>
+      <w:r>
+        <w:t xml:space="preserve"> mission summary, captured while the mission was in progress.</w:t>
       </w:r>
       <w:bookmarkEnd w:id="36"/>
     </w:p>
@@ -9230,8 +12330,9 @@
         <w:pStyle w:val="TableStyle"/>
         <w:spacing w:before="240" w:after="240"/>
       </w:pPr>
-      <w:bookmarkStart w:id="37" w:name="_Toc241707609"/>
-      <w:r>
+      <w:bookmarkStart w:id="37" w:name="_Toc241777730"/>
+      <w:r>
+        <w:lastRenderedPageBreak/>
         <w:t xml:space="preserve">Table </w:t>
       </w:r>
       <w:r>
@@ -9256,7 +12357,31 @@
         <w:t xml:space="preserve">: </w:t>
       </w:r>
       <w:r>
-        <w:t>Mission summary logged by monitor_node on TheConstruct.ai, Rosject XctZpczWOA, while the mission was in progress.</w:t>
+        <w:t xml:space="preserve">Mission summary logged by </w:t>
+      </w:r>
+      <w:proofErr w:type="spellStart"/>
+      <w:r>
+        <w:t>monitor_node</w:t>
+      </w:r>
+      <w:proofErr w:type="spellEnd"/>
+      <w:r>
+        <w:t xml:space="preserve"> on TheConstruct.ai, </w:t>
+      </w:r>
+      <w:proofErr w:type="spellStart"/>
+      <w:r>
+        <w:t>Rosject</w:t>
+      </w:r>
+      <w:proofErr w:type="spellEnd"/>
+      <w:r>
+        <w:t xml:space="preserve"> </w:t>
+      </w:r>
+      <w:proofErr w:type="spellStart"/>
+      <w:r>
+        <w:t>XctZpczWOA</w:t>
+      </w:r>
+      <w:proofErr w:type="spellEnd"/>
+      <w:r>
+        <w:t>, while the mission was in progress.</w:t>
       </w:r>
       <w:bookmarkEnd w:id="37"/>
     </w:p>
@@ -9268,8 +12393,8 @@
         <w:tblLook w:val="0020" w:firstRow="1" w:lastRow="0" w:firstColumn="0" w:lastColumn="0" w:noHBand="0" w:noVBand="0"/>
       </w:tblPr>
       <w:tblGrid>
-        <w:gridCol w:w="2672"/>
-        <w:gridCol w:w="872"/>
+        <w:gridCol w:w="2917"/>
+        <w:gridCol w:w="938"/>
       </w:tblGrid>
       <w:tr>
         <w:trPr>
@@ -9290,16 +12415,20 @@
           <w:p>
             <w:pPr>
               <w:spacing w:after="36"/>
-              <w:jc w:val="left"/>
+              <w:jc w:val="center"/>
               <w:rPr>
                 <w:b/>
                 <w:bCs/>
+                <w:sz w:val="22"/>
+                <w:szCs w:val="22"/>
               </w:rPr>
             </w:pPr>
             <w:r>
               <w:rPr>
                 <w:b/>
                 <w:bCs/>
+                <w:sz w:val="22"/>
+                <w:szCs w:val="22"/>
               </w:rPr>
               <w:t>Metric</w:t>
             </w:r>
@@ -9318,16 +12447,20 @@
           <w:p>
             <w:pPr>
               <w:spacing w:after="36"/>
-              <w:jc w:val="left"/>
+              <w:jc w:val="center"/>
               <w:rPr>
                 <w:b/>
                 <w:bCs/>
+                <w:sz w:val="22"/>
+                <w:szCs w:val="22"/>
               </w:rPr>
             </w:pPr>
             <w:r>
               <w:rPr>
                 <w:b/>
                 <w:bCs/>
+                <w:sz w:val="22"/>
+                <w:szCs w:val="22"/>
               </w:rPr>
               <w:t>Value</w:t>
             </w:r>
@@ -9351,8 +12484,16 @@
             <w:pPr>
               <w:spacing w:after="36"/>
               <w:jc w:val="left"/>
+              <w:rPr>
+                <w:sz w:val="22"/>
+                <w:szCs w:val="22"/>
+              </w:rPr>
             </w:pPr>
             <w:r>
+              <w:rPr>
+                <w:sz w:val="22"/>
+                <w:szCs w:val="22"/>
+              </w:rPr>
               <w:t>Total mission time</w:t>
             </w:r>
           </w:p>
@@ -9370,8 +12511,16 @@
             <w:pPr>
               <w:spacing w:after="36"/>
               <w:jc w:val="left"/>
+              <w:rPr>
+                <w:sz w:val="22"/>
+                <w:szCs w:val="22"/>
+              </w:rPr>
             </w:pPr>
             <w:r>
+              <w:rPr>
+                <w:sz w:val="22"/>
+                <w:szCs w:val="22"/>
+              </w:rPr>
               <w:t>172.8 s</w:t>
             </w:r>
           </w:p>
@@ -9393,8 +12542,16 @@
             <w:pPr>
               <w:spacing w:after="36"/>
               <w:jc w:val="left"/>
+              <w:rPr>
+                <w:sz w:val="22"/>
+                <w:szCs w:val="22"/>
+              </w:rPr>
             </w:pPr>
             <w:r>
+              <w:rPr>
+                <w:sz w:val="22"/>
+                <w:szCs w:val="22"/>
+              </w:rPr>
               <w:t>Distance travelled</w:t>
             </w:r>
           </w:p>
@@ -9411,8 +12568,16 @@
             <w:pPr>
               <w:spacing w:after="36"/>
               <w:jc w:val="left"/>
+              <w:rPr>
+                <w:sz w:val="22"/>
+                <w:szCs w:val="22"/>
+              </w:rPr>
             </w:pPr>
             <w:r>
+              <w:rPr>
+                <w:sz w:val="22"/>
+                <w:szCs w:val="22"/>
+              </w:rPr>
               <w:t>12.16 m</w:t>
             </w:r>
           </w:p>
@@ -9434,8 +12599,16 @@
             <w:pPr>
               <w:spacing w:after="36"/>
               <w:jc w:val="left"/>
+              <w:rPr>
+                <w:sz w:val="22"/>
+                <w:szCs w:val="22"/>
+              </w:rPr>
             </w:pPr>
             <w:r>
+              <w:rPr>
+                <w:sz w:val="22"/>
+                <w:szCs w:val="22"/>
+              </w:rPr>
               <w:t>Obstacle encounters</w:t>
             </w:r>
           </w:p>
@@ -9452,8 +12625,16 @@
             <w:pPr>
               <w:spacing w:after="36"/>
               <w:jc w:val="left"/>
+              <w:rPr>
+                <w:sz w:val="22"/>
+                <w:szCs w:val="22"/>
+              </w:rPr>
             </w:pPr>
             <w:r>
+              <w:rPr>
+                <w:sz w:val="22"/>
+                <w:szCs w:val="22"/>
+              </w:rPr>
               <w:t>11</w:t>
             </w:r>
           </w:p>
@@ -9475,8 +12656,16 @@
             <w:pPr>
               <w:spacing w:after="36"/>
               <w:jc w:val="left"/>
+              <w:rPr>
+                <w:sz w:val="22"/>
+                <w:szCs w:val="22"/>
+              </w:rPr>
             </w:pPr>
             <w:r>
+              <w:rPr>
+                <w:sz w:val="22"/>
+                <w:szCs w:val="22"/>
+              </w:rPr>
               <w:t>Time in AVOID_OBSTACLE</w:t>
             </w:r>
           </w:p>
@@ -9493,8 +12682,16 @@
             <w:pPr>
               <w:spacing w:after="36"/>
               <w:jc w:val="left"/>
+              <w:rPr>
+                <w:sz w:val="22"/>
+                <w:szCs w:val="22"/>
+              </w:rPr>
             </w:pPr>
             <w:r>
+              <w:rPr>
+                <w:sz w:val="22"/>
+                <w:szCs w:val="22"/>
+              </w:rPr>
               <w:t>10.3 s</w:t>
             </w:r>
           </w:p>
@@ -9516,8 +12713,16 @@
             <w:pPr>
               <w:spacing w:after="36"/>
               <w:jc w:val="left"/>
+              <w:rPr>
+                <w:sz w:val="22"/>
+                <w:szCs w:val="22"/>
+              </w:rPr>
             </w:pPr>
             <w:r>
+              <w:rPr>
+                <w:sz w:val="22"/>
+                <w:szCs w:val="22"/>
+              </w:rPr>
               <w:t>Time in IDLE</w:t>
             </w:r>
           </w:p>
@@ -9534,8 +12739,16 @@
             <w:pPr>
               <w:spacing w:after="36"/>
               <w:jc w:val="left"/>
+              <w:rPr>
+                <w:sz w:val="22"/>
+                <w:szCs w:val="22"/>
+              </w:rPr>
             </w:pPr>
             <w:r>
+              <w:rPr>
+                <w:sz w:val="22"/>
+                <w:szCs w:val="22"/>
+              </w:rPr>
               <w:t>61.7 s</w:t>
             </w:r>
           </w:p>
@@ -9557,8 +12770,16 @@
             <w:pPr>
               <w:spacing w:after="36"/>
               <w:jc w:val="left"/>
+              <w:rPr>
+                <w:sz w:val="22"/>
+                <w:szCs w:val="22"/>
+              </w:rPr>
             </w:pPr>
             <w:r>
+              <w:rPr>
+                <w:sz w:val="22"/>
+                <w:szCs w:val="22"/>
+              </w:rPr>
               <w:t>Time in NAVIGATE</w:t>
             </w:r>
           </w:p>
@@ -9575,8 +12796,16 @@
             <w:pPr>
               <w:spacing w:after="36"/>
               <w:jc w:val="left"/>
+              <w:rPr>
+                <w:sz w:val="22"/>
+                <w:szCs w:val="22"/>
+              </w:rPr>
             </w:pPr>
             <w:r>
+              <w:rPr>
+                <w:sz w:val="22"/>
+                <w:szCs w:val="22"/>
+              </w:rPr>
               <w:t>59.8 s</w:t>
             </w:r>
           </w:p>
@@ -9598,8 +12827,16 @@
             <w:pPr>
               <w:spacing w:after="36"/>
               <w:jc w:val="left"/>
+              <w:rPr>
+                <w:sz w:val="22"/>
+                <w:szCs w:val="22"/>
+              </w:rPr>
             </w:pPr>
             <w:r>
+              <w:rPr>
+                <w:sz w:val="22"/>
+                <w:szCs w:val="22"/>
+              </w:rPr>
               <w:t>Time in PLANNING</w:t>
             </w:r>
           </w:p>
@@ -9616,8 +12853,16 @@
             <w:pPr>
               <w:spacing w:after="36"/>
               <w:jc w:val="left"/>
+              <w:rPr>
+                <w:sz w:val="22"/>
+                <w:szCs w:val="22"/>
+              </w:rPr>
             </w:pPr>
             <w:r>
+              <w:rPr>
+                <w:sz w:val="22"/>
+                <w:szCs w:val="22"/>
+              </w:rPr>
               <w:t>0.0 s</w:t>
             </w:r>
           </w:p>
@@ -9640,8 +12885,16 @@
             <w:pPr>
               <w:spacing w:after="36"/>
               <w:jc w:val="left"/>
+              <w:rPr>
+                <w:sz w:val="22"/>
+                <w:szCs w:val="22"/>
+              </w:rPr>
             </w:pPr>
             <w:r>
+              <w:rPr>
+                <w:sz w:val="22"/>
+                <w:szCs w:val="22"/>
+              </w:rPr>
               <w:t>Time in REPLAN</w:t>
             </w:r>
           </w:p>
@@ -9659,8 +12912,16 @@
             <w:pPr>
               <w:spacing w:after="36"/>
               <w:jc w:val="left"/>
+              <w:rPr>
+                <w:sz w:val="22"/>
+                <w:szCs w:val="22"/>
+              </w:rPr>
             </w:pPr>
             <w:r>
+              <w:rPr>
+                <w:sz w:val="22"/>
+                <w:szCs w:val="22"/>
+              </w:rPr>
               <w:t>1.7 s</w:t>
             </w:r>
           </w:p>
@@ -9686,7 +12947,835 @@
           <w:lang w:eastAsia="en-GB"/>
           <w14:ligatures w14:val="none"/>
         </w:rPr>
-        <w:t>The local Jazzy/Harmonic workspace gave one extra view that is hard to capture in the Rosject browser window. Figure 10 shows the LIDAR rays near a pallet obstacle with the forward camera feed beside them. This is the sensing data the AVOID_OBSTACLE logic in Section 4.2 works from.</w:t>
+        <w:t>Table 5 lists the test cases that the captured evidence supports.</w:t>
+      </w:r>
+    </w:p>
+    <w:p>
+      <w:pPr>
+        <w:pStyle w:val="TableStyle"/>
+      </w:pPr>
+      <w:bookmarkStart w:id="38" w:name="_Toc241777731"/>
+      <w:r>
+        <w:t xml:space="preserve">Table </w:t>
+      </w:r>
+      <w:r>
+        <w:fldChar w:fldCharType="begin"/>
+      </w:r>
+      <w:r>
+        <w:instrText xml:space="preserve"> SEQ Table \* ARABIC </w:instrText>
+      </w:r>
+      <w:r>
+        <w:fldChar w:fldCharType="separate"/>
+      </w:r>
+      <w:r>
+        <w:rPr>
+          <w:noProof/>
+        </w:rPr>
+        <w:t>5</w:t>
+      </w:r>
+      <w:r>
+        <w:fldChar w:fldCharType="end"/>
+      </w:r>
+      <w:r>
+        <w:t xml:space="preserve">: </w:t>
+      </w:r>
+      <w:r>
+        <w:t>Task 2 test cases and observed outcomes.</w:t>
+      </w:r>
+      <w:bookmarkEnd w:id="38"/>
+    </w:p>
+    <w:tbl>
+      <w:tblPr>
+        <w:tblW w:w="8782" w:type="dxa"/>
+        <w:jc w:val="center"/>
+        <w:tblCellSpacing w:w="15" w:type="dxa"/>
+        <w:tblCellMar>
+          <w:top w:w="15" w:type="dxa"/>
+          <w:left w:w="15" w:type="dxa"/>
+          <w:bottom w:w="15" w:type="dxa"/>
+          <w:right w:w="15" w:type="dxa"/>
+        </w:tblCellMar>
+        <w:tblLook w:val="04A0" w:firstRow="1" w:lastRow="0" w:firstColumn="1" w:lastColumn="0" w:noHBand="0" w:noVBand="1"/>
+      </w:tblPr>
+      <w:tblGrid>
+        <w:gridCol w:w="1774"/>
+        <w:gridCol w:w="1835"/>
+        <w:gridCol w:w="5173"/>
+      </w:tblGrid>
+      <w:tr>
+        <w:trPr>
+          <w:trHeight w:val="258"/>
+          <w:tblHeader/>
+          <w:tblCellSpacing w:w="15" w:type="dxa"/>
+          <w:jc w:val="center"/>
+        </w:trPr>
+        <w:tc>
+          <w:tcPr>
+            <w:tcW w:w="0" w:type="auto"/>
+            <w:tcBorders>
+              <w:top w:val="double" w:sz="4" w:space="0" w:color="auto"/>
+              <w:left w:val="double" w:sz="4" w:space="0" w:color="auto"/>
+              <w:right w:val="double" w:sz="4" w:space="0" w:color="auto"/>
+            </w:tcBorders>
+            <w:vAlign w:val="center"/>
+            <w:hideMark/>
+          </w:tcPr>
+          <w:p>
+            <w:pPr>
+              <w:spacing w:line="360" w:lineRule="auto"/>
+              <w:jc w:val="center"/>
+              <w:rPr>
+                <w:rFonts w:eastAsia="Times New Roman" w:cs="Times New Roman"/>
+                <w:b/>
+                <w:bCs/>
+                <w:color w:val="000000"/>
+                <w:kern w:val="0"/>
+                <w:sz w:val="22"/>
+                <w:szCs w:val="22"/>
+                <w:lang w:val="en-US" w:eastAsia="en-GB"/>
+                <w14:ligatures w14:val="none"/>
+              </w:rPr>
+            </w:pPr>
+            <w:r>
+              <w:rPr>
+                <w:rFonts w:eastAsia="Times New Roman" w:cs="Times New Roman"/>
+                <w:b/>
+                <w:bCs/>
+                <w:color w:val="000000"/>
+                <w:kern w:val="0"/>
+                <w:sz w:val="22"/>
+                <w:szCs w:val="22"/>
+                <w:lang w:val="en-US" w:eastAsia="en-GB"/>
+                <w14:ligatures w14:val="none"/>
+              </w:rPr>
+              <w:t>Test</w:t>
+            </w:r>
+          </w:p>
+        </w:tc>
+        <w:tc>
+          <w:tcPr>
+            <w:tcW w:w="0" w:type="auto"/>
+            <w:tcBorders>
+              <w:top w:val="double" w:sz="4" w:space="0" w:color="auto"/>
+            </w:tcBorders>
+            <w:vAlign w:val="center"/>
+            <w:hideMark/>
+          </w:tcPr>
+          <w:p>
+            <w:pPr>
+              <w:spacing w:line="360" w:lineRule="auto"/>
+              <w:jc w:val="center"/>
+              <w:rPr>
+                <w:rFonts w:eastAsia="Times New Roman" w:cs="Times New Roman"/>
+                <w:b/>
+                <w:bCs/>
+                <w:color w:val="000000"/>
+                <w:kern w:val="0"/>
+                <w:sz w:val="22"/>
+                <w:szCs w:val="22"/>
+                <w:lang w:val="en-US" w:eastAsia="en-GB"/>
+                <w14:ligatures w14:val="none"/>
+              </w:rPr>
+            </w:pPr>
+            <w:r>
+              <w:rPr>
+                <w:rFonts w:eastAsia="Times New Roman" w:cs="Times New Roman"/>
+                <w:b/>
+                <w:bCs/>
+                <w:color w:val="000000"/>
+                <w:kern w:val="0"/>
+                <w:sz w:val="22"/>
+                <w:szCs w:val="22"/>
+                <w:lang w:val="en-US" w:eastAsia="en-GB"/>
+                <w14:ligatures w14:val="none"/>
+              </w:rPr>
+              <w:t>Input</w:t>
+            </w:r>
+          </w:p>
+        </w:tc>
+        <w:tc>
+          <w:tcPr>
+            <w:tcW w:w="0" w:type="auto"/>
+            <w:tcBorders>
+              <w:top w:val="double" w:sz="4" w:space="0" w:color="auto"/>
+              <w:left w:val="double" w:sz="4" w:space="0" w:color="auto"/>
+              <w:right w:val="double" w:sz="4" w:space="0" w:color="auto"/>
+            </w:tcBorders>
+            <w:vAlign w:val="center"/>
+            <w:hideMark/>
+          </w:tcPr>
+          <w:p>
+            <w:pPr>
+              <w:spacing w:line="360" w:lineRule="auto"/>
+              <w:jc w:val="center"/>
+              <w:rPr>
+                <w:rFonts w:eastAsia="Times New Roman" w:cs="Times New Roman"/>
+                <w:b/>
+                <w:bCs/>
+                <w:color w:val="000000"/>
+                <w:kern w:val="0"/>
+                <w:sz w:val="22"/>
+                <w:szCs w:val="22"/>
+                <w:lang w:val="en-US" w:eastAsia="en-GB"/>
+                <w14:ligatures w14:val="none"/>
+              </w:rPr>
+            </w:pPr>
+            <w:r>
+              <w:rPr>
+                <w:rFonts w:eastAsia="Times New Roman" w:cs="Times New Roman"/>
+                <w:b/>
+                <w:bCs/>
+                <w:color w:val="000000"/>
+                <w:kern w:val="0"/>
+                <w:sz w:val="22"/>
+                <w:szCs w:val="22"/>
+                <w:lang w:val="en-US" w:eastAsia="en-GB"/>
+                <w14:ligatures w14:val="none"/>
+              </w:rPr>
+              <w:t>Observed outcome</w:t>
+            </w:r>
+          </w:p>
+        </w:tc>
+      </w:tr>
+      <w:tr>
+        <w:trPr>
+          <w:trHeight w:val="703"/>
+          <w:tblCellSpacing w:w="15" w:type="dxa"/>
+          <w:jc w:val="center"/>
+        </w:trPr>
+        <w:tc>
+          <w:tcPr>
+            <w:tcW w:w="0" w:type="auto"/>
+            <w:tcBorders>
+              <w:top w:val="double" w:sz="4" w:space="0" w:color="auto"/>
+              <w:left w:val="double" w:sz="4" w:space="0" w:color="auto"/>
+              <w:bottom w:val="double" w:sz="4" w:space="0" w:color="auto"/>
+              <w:right w:val="double" w:sz="4" w:space="0" w:color="auto"/>
+            </w:tcBorders>
+            <w:vAlign w:val="center"/>
+            <w:hideMark/>
+          </w:tcPr>
+          <w:p>
+            <w:pPr>
+              <w:spacing w:line="360" w:lineRule="auto"/>
+              <w:rPr>
+                <w:rFonts w:eastAsia="Times New Roman" w:cs="Times New Roman"/>
+                <w:color w:val="000000"/>
+                <w:kern w:val="0"/>
+                <w:sz w:val="22"/>
+                <w:szCs w:val="22"/>
+                <w:lang w:val="en-US" w:eastAsia="en-GB"/>
+                <w14:ligatures w14:val="none"/>
+              </w:rPr>
+            </w:pPr>
+            <w:r>
+              <w:rPr>
+                <w:rFonts w:eastAsia="Times New Roman" w:cs="Times New Roman"/>
+                <w:color w:val="000000"/>
+                <w:kern w:val="0"/>
+                <w:sz w:val="22"/>
+                <w:szCs w:val="22"/>
+                <w:lang w:val="en-US" w:eastAsia="en-GB"/>
+                <w14:ligatures w14:val="none"/>
+              </w:rPr>
+              <w:t>Start from IDLE</w:t>
+            </w:r>
+          </w:p>
+        </w:tc>
+        <w:tc>
+          <w:tcPr>
+            <w:tcW w:w="0" w:type="auto"/>
+            <w:tcBorders>
+              <w:top w:val="double" w:sz="4" w:space="0" w:color="auto"/>
+              <w:bottom w:val="double" w:sz="4" w:space="0" w:color="auto"/>
+            </w:tcBorders>
+            <w:vAlign w:val="center"/>
+            <w:hideMark/>
+          </w:tcPr>
+          <w:p>
+            <w:pPr>
+              <w:spacing w:line="360" w:lineRule="auto"/>
+              <w:rPr>
+                <w:rFonts w:eastAsia="Times New Roman" w:cs="Times New Roman"/>
+                <w:color w:val="000000"/>
+                <w:kern w:val="0"/>
+                <w:sz w:val="22"/>
+                <w:szCs w:val="22"/>
+                <w:lang w:val="en-US" w:eastAsia="en-GB"/>
+                <w14:ligatures w14:val="none"/>
+              </w:rPr>
+            </w:pPr>
+            <w:r>
+              <w:rPr>
+                <w:rFonts w:eastAsia="Times New Roman" w:cs="Times New Roman"/>
+                <w:color w:val="000000"/>
+                <w:kern w:val="0"/>
+                <w:sz w:val="22"/>
+                <w:szCs w:val="22"/>
+                <w:lang w:val="en-US" w:eastAsia="en-GB"/>
+                <w14:ligatures w14:val="none"/>
+              </w:rPr>
+              <w:t>s pressed</w:t>
+            </w:r>
+          </w:p>
+        </w:tc>
+        <w:tc>
+          <w:tcPr>
+            <w:tcW w:w="0" w:type="auto"/>
+            <w:tcBorders>
+              <w:top w:val="double" w:sz="4" w:space="0" w:color="auto"/>
+              <w:left w:val="double" w:sz="4" w:space="0" w:color="auto"/>
+              <w:bottom w:val="double" w:sz="4" w:space="0" w:color="auto"/>
+              <w:right w:val="double" w:sz="4" w:space="0" w:color="auto"/>
+            </w:tcBorders>
+            <w:vAlign w:val="center"/>
+            <w:hideMark/>
+          </w:tcPr>
+          <w:p>
+            <w:pPr>
+              <w:spacing w:line="360" w:lineRule="auto"/>
+              <w:rPr>
+                <w:rFonts w:eastAsia="Times New Roman" w:cs="Times New Roman"/>
+                <w:color w:val="000000"/>
+                <w:kern w:val="0"/>
+                <w:sz w:val="22"/>
+                <w:szCs w:val="22"/>
+                <w:lang w:val="en-US" w:eastAsia="en-GB"/>
+                <w14:ligatures w14:val="none"/>
+              </w:rPr>
+            </w:pPr>
+            <w:r>
+              <w:rPr>
+                <w:rFonts w:eastAsia="Times New Roman" w:cs="Times New Roman"/>
+                <w:color w:val="000000"/>
+                <w:kern w:val="0"/>
+                <w:sz w:val="22"/>
+                <w:szCs w:val="22"/>
+                <w:lang w:val="en-US" w:eastAsia="en-GB"/>
+                <w14:ligatures w14:val="none"/>
+              </w:rPr>
+              <w:t>IDLE, PLANNING, NAVIGATE (Figures 7 and 8)</w:t>
+            </w:r>
+          </w:p>
+        </w:tc>
+      </w:tr>
+      <w:tr>
+        <w:trPr>
+          <w:trHeight w:val="1065"/>
+          <w:tblCellSpacing w:w="15" w:type="dxa"/>
+          <w:jc w:val="center"/>
+        </w:trPr>
+        <w:tc>
+          <w:tcPr>
+            <w:tcW w:w="0" w:type="auto"/>
+            <w:tcBorders>
+              <w:left w:val="double" w:sz="4" w:space="0" w:color="auto"/>
+              <w:right w:val="double" w:sz="4" w:space="0" w:color="auto"/>
+            </w:tcBorders>
+            <w:vAlign w:val="center"/>
+            <w:hideMark/>
+          </w:tcPr>
+          <w:p>
+            <w:pPr>
+              <w:spacing w:line="360" w:lineRule="auto"/>
+              <w:rPr>
+                <w:rFonts w:eastAsia="Times New Roman" w:cs="Times New Roman"/>
+                <w:color w:val="000000"/>
+                <w:kern w:val="0"/>
+                <w:sz w:val="22"/>
+                <w:szCs w:val="22"/>
+                <w:lang w:val="en-US" w:eastAsia="en-GB"/>
+                <w14:ligatures w14:val="none"/>
+              </w:rPr>
+            </w:pPr>
+            <w:r>
+              <w:rPr>
+                <w:rFonts w:eastAsia="Times New Roman" w:cs="Times New Roman"/>
+                <w:color w:val="000000"/>
+                <w:kern w:val="0"/>
+                <w:sz w:val="22"/>
+                <w:szCs w:val="22"/>
+                <w:lang w:val="en-US" w:eastAsia="en-GB"/>
+                <w14:ligatures w14:val="none"/>
+              </w:rPr>
+              <w:t>Obstacle on route</w:t>
+            </w:r>
+          </w:p>
+        </w:tc>
+        <w:tc>
+          <w:tcPr>
+            <w:tcW w:w="0" w:type="auto"/>
+            <w:vAlign w:val="center"/>
+            <w:hideMark/>
+          </w:tcPr>
+          <w:p>
+            <w:pPr>
+              <w:spacing w:line="360" w:lineRule="auto"/>
+              <w:rPr>
+                <w:rFonts w:eastAsia="Times New Roman" w:cs="Times New Roman"/>
+                <w:color w:val="000000"/>
+                <w:kern w:val="0"/>
+                <w:sz w:val="22"/>
+                <w:szCs w:val="22"/>
+                <w:lang w:val="en-US" w:eastAsia="en-GB"/>
+                <w14:ligatures w14:val="none"/>
+              </w:rPr>
+            </w:pPr>
+            <w:r>
+              <w:rPr>
+                <w:rFonts w:eastAsia="Times New Roman" w:cs="Times New Roman"/>
+                <w:color w:val="000000"/>
+                <w:kern w:val="0"/>
+                <w:sz w:val="22"/>
+                <w:szCs w:val="22"/>
+                <w:lang w:val="en-US" w:eastAsia="en-GB"/>
+                <w14:ligatures w14:val="none"/>
+              </w:rPr>
+              <w:t>Pallets and pylons near the path</w:t>
+            </w:r>
+          </w:p>
+        </w:tc>
+        <w:tc>
+          <w:tcPr>
+            <w:tcW w:w="0" w:type="auto"/>
+            <w:tcBorders>
+              <w:left w:val="double" w:sz="4" w:space="0" w:color="auto"/>
+              <w:right w:val="double" w:sz="4" w:space="0" w:color="auto"/>
+            </w:tcBorders>
+            <w:vAlign w:val="center"/>
+            <w:hideMark/>
+          </w:tcPr>
+          <w:p>
+            <w:pPr>
+              <w:spacing w:line="360" w:lineRule="auto"/>
+              <w:rPr>
+                <w:rFonts w:eastAsia="Times New Roman" w:cs="Times New Roman"/>
+                <w:color w:val="000000"/>
+                <w:kern w:val="0"/>
+                <w:sz w:val="22"/>
+                <w:szCs w:val="22"/>
+                <w:lang w:val="en-US" w:eastAsia="en-GB"/>
+                <w14:ligatures w14:val="none"/>
+              </w:rPr>
+            </w:pPr>
+            <w:r>
+              <w:rPr>
+                <w:rFonts w:eastAsia="Times New Roman" w:cs="Times New Roman"/>
+                <w:color w:val="000000"/>
+                <w:kern w:val="0"/>
+                <w:sz w:val="22"/>
+                <w:szCs w:val="22"/>
+                <w:lang w:val="en-US" w:eastAsia="en-GB"/>
+                <w14:ligatures w14:val="none"/>
+              </w:rPr>
+              <w:t>AVOID_OBSTACLE and REPLAN entered, 11 encounters logged (Figure 8, Table 4)</w:t>
+            </w:r>
+          </w:p>
+        </w:tc>
+      </w:tr>
+      <w:tr>
+        <w:trPr>
+          <w:trHeight w:val="1065"/>
+          <w:tblCellSpacing w:w="15" w:type="dxa"/>
+          <w:jc w:val="center"/>
+        </w:trPr>
+        <w:tc>
+          <w:tcPr>
+            <w:tcW w:w="0" w:type="auto"/>
+            <w:tcBorders>
+              <w:top w:val="double" w:sz="4" w:space="0" w:color="auto"/>
+              <w:left w:val="double" w:sz="4" w:space="0" w:color="auto"/>
+              <w:right w:val="double" w:sz="4" w:space="0" w:color="auto"/>
+            </w:tcBorders>
+            <w:vAlign w:val="center"/>
+            <w:hideMark/>
+          </w:tcPr>
+          <w:p>
+            <w:pPr>
+              <w:spacing w:line="360" w:lineRule="auto"/>
+              <w:rPr>
+                <w:rFonts w:eastAsia="Times New Roman" w:cs="Times New Roman"/>
+                <w:color w:val="000000"/>
+                <w:kern w:val="0"/>
+                <w:sz w:val="22"/>
+                <w:szCs w:val="22"/>
+                <w:lang w:val="en-US" w:eastAsia="en-GB"/>
+                <w14:ligatures w14:val="none"/>
+              </w:rPr>
+            </w:pPr>
+            <w:r>
+              <w:rPr>
+                <w:rFonts w:eastAsia="Times New Roman" w:cs="Times New Roman"/>
+                <w:color w:val="000000"/>
+                <w:kern w:val="0"/>
+                <w:sz w:val="22"/>
+                <w:szCs w:val="22"/>
+                <w:lang w:val="en-US" w:eastAsia="en-GB"/>
+                <w14:ligatures w14:val="none"/>
+              </w:rPr>
+              <w:t>Repeated failed avoidance</w:t>
+            </w:r>
+          </w:p>
+        </w:tc>
+        <w:tc>
+          <w:tcPr>
+            <w:tcW w:w="0" w:type="auto"/>
+            <w:tcBorders>
+              <w:top w:val="double" w:sz="4" w:space="0" w:color="auto"/>
+            </w:tcBorders>
+            <w:vAlign w:val="center"/>
+            <w:hideMark/>
+          </w:tcPr>
+          <w:p>
+            <w:pPr>
+              <w:spacing w:line="360" w:lineRule="auto"/>
+              <w:rPr>
+                <w:rFonts w:eastAsia="Times New Roman" w:cs="Times New Roman"/>
+                <w:color w:val="000000"/>
+                <w:kern w:val="0"/>
+                <w:sz w:val="22"/>
+                <w:szCs w:val="22"/>
+                <w:lang w:val="en-US" w:eastAsia="en-GB"/>
+                <w14:ligatures w14:val="none"/>
+              </w:rPr>
+            </w:pPr>
+            <w:r>
+              <w:rPr>
+                <w:rFonts w:eastAsia="Times New Roman" w:cs="Times New Roman"/>
+                <w:color w:val="000000"/>
+                <w:kern w:val="0"/>
+                <w:sz w:val="22"/>
+                <w:szCs w:val="22"/>
+                <w:lang w:val="en-US" w:eastAsia="en-GB"/>
+                <w14:ligatures w14:val="none"/>
+              </w:rPr>
+              <w:t>Gap not cleared</w:t>
+            </w:r>
+          </w:p>
+        </w:tc>
+        <w:tc>
+          <w:tcPr>
+            <w:tcW w:w="0" w:type="auto"/>
+            <w:tcBorders>
+              <w:top w:val="double" w:sz="4" w:space="0" w:color="auto"/>
+              <w:left w:val="double" w:sz="4" w:space="0" w:color="auto"/>
+              <w:right w:val="double" w:sz="4" w:space="0" w:color="auto"/>
+            </w:tcBorders>
+            <w:vAlign w:val="center"/>
+            <w:hideMark/>
+          </w:tcPr>
+          <w:p>
+            <w:pPr>
+              <w:spacing w:line="360" w:lineRule="auto"/>
+              <w:rPr>
+                <w:rFonts w:eastAsia="Times New Roman" w:cs="Times New Roman"/>
+                <w:color w:val="000000"/>
+                <w:kern w:val="0"/>
+                <w:sz w:val="22"/>
+                <w:szCs w:val="22"/>
+                <w:lang w:val="en-US" w:eastAsia="en-GB"/>
+                <w14:ligatures w14:val="none"/>
+              </w:rPr>
+            </w:pPr>
+            <w:r>
+              <w:rPr>
+                <w:rFonts w:eastAsia="Times New Roman" w:cs="Times New Roman"/>
+                <w:color w:val="000000"/>
+                <w:kern w:val="0"/>
+                <w:sz w:val="22"/>
+                <w:szCs w:val="22"/>
+                <w:lang w:val="en-US" w:eastAsia="en-GB"/>
+                <w14:ligatures w14:val="none"/>
+              </w:rPr>
+              <w:t>Dropped to IDLE, most likely the ten-attempt abort, restarted with s (Figure 8)</w:t>
+            </w:r>
+          </w:p>
+        </w:tc>
+      </w:tr>
+      <w:tr>
+        <w:trPr>
+          <w:trHeight w:val="1065"/>
+          <w:tblCellSpacing w:w="15" w:type="dxa"/>
+          <w:jc w:val="center"/>
+        </w:trPr>
+        <w:tc>
+          <w:tcPr>
+            <w:tcW w:w="0" w:type="auto"/>
+            <w:tcBorders>
+              <w:top w:val="double" w:sz="4" w:space="0" w:color="auto"/>
+              <w:left w:val="double" w:sz="4" w:space="0" w:color="auto"/>
+              <w:right w:val="double" w:sz="4" w:space="0" w:color="auto"/>
+            </w:tcBorders>
+            <w:vAlign w:val="center"/>
+            <w:hideMark/>
+          </w:tcPr>
+          <w:p>
+            <w:pPr>
+              <w:spacing w:line="360" w:lineRule="auto"/>
+              <w:rPr>
+                <w:rFonts w:eastAsia="Times New Roman" w:cs="Times New Roman"/>
+                <w:color w:val="000000"/>
+                <w:kern w:val="0"/>
+                <w:sz w:val="22"/>
+                <w:szCs w:val="22"/>
+                <w:lang w:val="en-US" w:eastAsia="en-GB"/>
+                <w14:ligatures w14:val="none"/>
+              </w:rPr>
+            </w:pPr>
+            <w:r>
+              <w:rPr>
+                <w:rFonts w:eastAsia="Times New Roman" w:cs="Times New Roman"/>
+                <w:color w:val="000000"/>
+                <w:kern w:val="0"/>
+                <w:sz w:val="22"/>
+                <w:szCs w:val="22"/>
+                <w:lang w:val="en-US" w:eastAsia="en-GB"/>
+                <w14:ligatures w14:val="none"/>
+              </w:rPr>
+              <w:t>Restart and full patrol</w:t>
+            </w:r>
+          </w:p>
+        </w:tc>
+        <w:tc>
+          <w:tcPr>
+            <w:tcW w:w="0" w:type="auto"/>
+            <w:tcBorders>
+              <w:top w:val="double" w:sz="4" w:space="0" w:color="auto"/>
+            </w:tcBorders>
+            <w:vAlign w:val="center"/>
+            <w:hideMark/>
+          </w:tcPr>
+          <w:p>
+            <w:pPr>
+              <w:spacing w:line="360" w:lineRule="auto"/>
+              <w:rPr>
+                <w:rFonts w:eastAsia="Times New Roman" w:cs="Times New Roman"/>
+                <w:color w:val="000000"/>
+                <w:kern w:val="0"/>
+                <w:sz w:val="22"/>
+                <w:szCs w:val="22"/>
+                <w:lang w:val="en-US" w:eastAsia="en-GB"/>
+                <w14:ligatures w14:val="none"/>
+              </w:rPr>
+            </w:pPr>
+            <w:r>
+              <w:rPr>
+                <w:rFonts w:eastAsia="Times New Roman" w:cs="Times New Roman"/>
+                <w:color w:val="000000"/>
+                <w:kern w:val="0"/>
+                <w:sz w:val="22"/>
+                <w:szCs w:val="22"/>
+                <w:lang w:val="en-US" w:eastAsia="en-GB"/>
+                <w14:ligatures w14:val="none"/>
+              </w:rPr>
+              <w:t>s pressed again</w:t>
+            </w:r>
+          </w:p>
+        </w:tc>
+        <w:tc>
+          <w:tcPr>
+            <w:tcW w:w="0" w:type="auto"/>
+            <w:tcBorders>
+              <w:top w:val="double" w:sz="4" w:space="0" w:color="auto"/>
+              <w:left w:val="double" w:sz="4" w:space="0" w:color="auto"/>
+              <w:right w:val="double" w:sz="4" w:space="0" w:color="auto"/>
+            </w:tcBorders>
+            <w:vAlign w:val="center"/>
+            <w:hideMark/>
+          </w:tcPr>
+          <w:p>
+            <w:pPr>
+              <w:spacing w:line="360" w:lineRule="auto"/>
+              <w:rPr>
+                <w:rFonts w:eastAsia="Times New Roman" w:cs="Times New Roman"/>
+                <w:color w:val="000000"/>
+                <w:kern w:val="0"/>
+                <w:sz w:val="22"/>
+                <w:szCs w:val="22"/>
+                <w:lang w:val="en-US" w:eastAsia="en-GB"/>
+                <w14:ligatures w14:val="none"/>
+              </w:rPr>
+            </w:pPr>
+            <w:r>
+              <w:rPr>
+                <w:rFonts w:eastAsia="Times New Roman" w:cs="Times New Roman"/>
+                <w:color w:val="000000"/>
+                <w:kern w:val="0"/>
+                <w:sz w:val="22"/>
+                <w:szCs w:val="22"/>
+                <w:lang w:val="en-US" w:eastAsia="en-GB"/>
+                <w14:ligatures w14:val="none"/>
+              </w:rPr>
+              <w:t>PLANNING, NAVIGATE, MISSION_COMPLETE (Figure 8)</w:t>
+            </w:r>
+          </w:p>
+        </w:tc>
+      </w:tr>
+      <w:tr>
+        <w:trPr>
+          <w:trHeight w:val="713"/>
+          <w:tblCellSpacing w:w="15" w:type="dxa"/>
+          <w:jc w:val="center"/>
+        </w:trPr>
+        <w:tc>
+          <w:tcPr>
+            <w:tcW w:w="0" w:type="auto"/>
+            <w:tcBorders>
+              <w:top w:val="double" w:sz="4" w:space="0" w:color="auto"/>
+              <w:left w:val="double" w:sz="4" w:space="0" w:color="auto"/>
+              <w:bottom w:val="double" w:sz="4" w:space="0" w:color="auto"/>
+              <w:right w:val="double" w:sz="4" w:space="0" w:color="auto"/>
+            </w:tcBorders>
+            <w:vAlign w:val="center"/>
+            <w:hideMark/>
+          </w:tcPr>
+          <w:p>
+            <w:pPr>
+              <w:spacing w:line="360" w:lineRule="auto"/>
+              <w:rPr>
+                <w:rFonts w:eastAsia="Times New Roman" w:cs="Times New Roman"/>
+                <w:color w:val="000000"/>
+                <w:kern w:val="0"/>
+                <w:sz w:val="22"/>
+                <w:szCs w:val="22"/>
+                <w:lang w:val="en-US" w:eastAsia="en-GB"/>
+                <w14:ligatures w14:val="none"/>
+              </w:rPr>
+            </w:pPr>
+            <w:r>
+              <w:rPr>
+                <w:rFonts w:eastAsia="Times New Roman" w:cs="Times New Roman"/>
+                <w:color w:val="000000"/>
+                <w:kern w:val="0"/>
+                <w:sz w:val="22"/>
+                <w:szCs w:val="22"/>
+                <w:lang w:val="en-US" w:eastAsia="en-GB"/>
+                <w14:ligatures w14:val="none"/>
+              </w:rPr>
+              <w:t>Path toggle</w:t>
+            </w:r>
+          </w:p>
+        </w:tc>
+        <w:tc>
+          <w:tcPr>
+            <w:tcW w:w="0" w:type="auto"/>
+            <w:tcBorders>
+              <w:top w:val="double" w:sz="4" w:space="0" w:color="auto"/>
+              <w:bottom w:val="double" w:sz="4" w:space="0" w:color="auto"/>
+            </w:tcBorders>
+            <w:vAlign w:val="center"/>
+            <w:hideMark/>
+          </w:tcPr>
+          <w:p>
+            <w:pPr>
+              <w:spacing w:line="360" w:lineRule="auto"/>
+              <w:rPr>
+                <w:rFonts w:eastAsia="Times New Roman" w:cs="Times New Roman"/>
+                <w:color w:val="000000"/>
+                <w:kern w:val="0"/>
+                <w:sz w:val="22"/>
+                <w:szCs w:val="22"/>
+                <w:lang w:val="en-US" w:eastAsia="en-GB"/>
+                <w14:ligatures w14:val="none"/>
+              </w:rPr>
+            </w:pPr>
+            <w:r>
+              <w:rPr>
+                <w:rFonts w:eastAsia="Times New Roman" w:cs="Times New Roman"/>
+                <w:color w:val="000000"/>
+                <w:kern w:val="0"/>
+                <w:sz w:val="22"/>
+                <w:szCs w:val="22"/>
+                <w:lang w:val="en-US" w:eastAsia="en-GB"/>
+                <w14:ligatures w14:val="none"/>
+              </w:rPr>
+              <w:t>v pressed</w:t>
+            </w:r>
+          </w:p>
+        </w:tc>
+        <w:tc>
+          <w:tcPr>
+            <w:tcW w:w="0" w:type="auto"/>
+            <w:tcBorders>
+              <w:top w:val="double" w:sz="4" w:space="0" w:color="auto"/>
+              <w:left w:val="double" w:sz="4" w:space="0" w:color="auto"/>
+              <w:bottom w:val="double" w:sz="4" w:space="0" w:color="auto"/>
+              <w:right w:val="double" w:sz="4" w:space="0" w:color="auto"/>
+            </w:tcBorders>
+            <w:vAlign w:val="center"/>
+            <w:hideMark/>
+          </w:tcPr>
+          <w:p>
+            <w:pPr>
+              <w:spacing w:line="360" w:lineRule="auto"/>
+              <w:rPr>
+                <w:rFonts w:eastAsia="Times New Roman" w:cs="Times New Roman"/>
+                <w:color w:val="000000"/>
+                <w:kern w:val="0"/>
+                <w:sz w:val="22"/>
+                <w:szCs w:val="22"/>
+                <w:lang w:val="en-US" w:eastAsia="en-GB"/>
+                <w14:ligatures w14:val="none"/>
+              </w:rPr>
+            </w:pPr>
+            <w:r>
+              <w:rPr>
+                <w:rFonts w:eastAsia="Times New Roman" w:cs="Times New Roman"/>
+                <w:color w:val="000000"/>
+                <w:kern w:val="0"/>
+                <w:sz w:val="22"/>
+                <w:szCs w:val="22"/>
+                <w:lang w:val="en-US" w:eastAsia="en-GB"/>
+                <w14:ligatures w14:val="none"/>
+              </w:rPr>
+              <w:t>Planned-path line logged as ON (Figure 7)</w:t>
+            </w:r>
+          </w:p>
+        </w:tc>
+      </w:tr>
+    </w:tbl>
+    <w:p>
+      <w:pPr>
+        <w:spacing w:before="240" w:after="180" w:line="360" w:lineRule="auto"/>
+        <w:rPr>
+          <w:rFonts w:eastAsia="Times New Roman" w:cs="Times New Roman"/>
+          <w:color w:val="000000"/>
+          <w:kern w:val="0"/>
+          <w:lang w:eastAsia="en-GB"/>
+          <w14:ligatures w14:val="none"/>
+        </w:rPr>
+      </w:pPr>
+      <w:r>
+        <w:rPr>
+          <w:rFonts w:eastAsia="Times New Roman" w:cs="Times New Roman"/>
+          <w:color w:val="000000"/>
+          <w:kern w:val="0"/>
+          <w:lang w:eastAsia="en-GB"/>
+          <w14:ligatures w14:val="none"/>
+        </w:rPr>
+        <w:t xml:space="preserve">The local Jazzy/Harmonic workspace gave one extra view that is hard to capture in the </w:t>
+      </w:r>
+      <w:proofErr w:type="spellStart"/>
+      <w:r>
+        <w:rPr>
+          <w:rFonts w:eastAsia="Times New Roman" w:cs="Times New Roman"/>
+          <w:color w:val="000000"/>
+          <w:kern w:val="0"/>
+          <w:lang w:eastAsia="en-GB"/>
+          <w14:ligatures w14:val="none"/>
+        </w:rPr>
+        <w:t>Rosject</w:t>
+      </w:r>
+      <w:proofErr w:type="spellEnd"/>
+      <w:r>
+        <w:rPr>
+          <w:rFonts w:eastAsia="Times New Roman" w:cs="Times New Roman"/>
+          <w:color w:val="000000"/>
+          <w:kern w:val="0"/>
+          <w:lang w:eastAsia="en-GB"/>
+          <w14:ligatures w14:val="none"/>
+        </w:rPr>
+        <w:t xml:space="preserve"> browser window. Figure 10 shows the LIDAR rays near a pallet obstacle with the forward camera feed beside them. This is the sensing data the AVOID_OBSTACLE logic in Section 4.2 works from.</w:t>
       </w:r>
     </w:p>
     <w:p>
@@ -9721,7 +13810,7 @@
                     </pic:cNvPicPr>
                   </pic:nvPicPr>
                   <pic:blipFill>
-                    <a:blip r:embed="rId23"/>
+                    <a:blip r:embed="rId22"/>
                     <a:stretch>
                       <a:fillRect/>
                     </a:stretch>
@@ -9759,7 +13848,7 @@
           <w14:ligatures w14:val="none"/>
         </w:rPr>
       </w:pPr>
-      <w:bookmarkStart w:id="38" w:name="_Toc241707827"/>
+      <w:bookmarkStart w:id="39" w:name="_Toc241707827"/>
       <w:r>
         <w:t xml:space="preserve">Figure </w:t>
       </w:r>
@@ -9784,7 +13873,7 @@
       <w:r>
         <w:t>: Local Gazebo Harmonic verification: LIDAR rays visualised around the robot near a pallet obstacle, with the forward camera feed shown alongside.</w:t>
       </w:r>
-      <w:bookmarkEnd w:id="38"/>
+      <w:bookmarkEnd w:id="39"/>
     </w:p>
     <w:p>
       <w:pPr>
@@ -9805,16 +13894,60 @@
           <w:lang w:eastAsia="en-GB"/>
           <w14:ligatures w14:val="none"/>
         </w:rPr>
-        <w:t>The Rosject evidence has five parts. These are the Rosject identity and live simulation (Figure 5), the running world (Figure 6), keyboard HRI with acknowledgement (Figure 7), a state sequence ending in MISSION_COMPLETE (Figure 8) and the logged metrics (Figure 9 and Table 4). The LIDAR view in Figure 10 comes from the local workspace.</w:t>
+        <w:t xml:space="preserve">The </w:t>
+      </w:r>
+      <w:proofErr w:type="spellStart"/>
+      <w:r>
+        <w:rPr>
+          <w:rFonts w:eastAsia="Times New Roman" w:cs="Times New Roman"/>
+          <w:color w:val="000000"/>
+          <w:kern w:val="0"/>
+          <w:lang w:eastAsia="en-GB"/>
+          <w14:ligatures w14:val="none"/>
+        </w:rPr>
+        <w:t>Rosject</w:t>
+      </w:r>
+      <w:proofErr w:type="spellEnd"/>
+      <w:r>
+        <w:rPr>
+          <w:rFonts w:eastAsia="Times New Roman" w:cs="Times New Roman"/>
+          <w:color w:val="000000"/>
+          <w:kern w:val="0"/>
+          <w:lang w:eastAsia="en-GB"/>
+          <w14:ligatures w14:val="none"/>
+        </w:rPr>
+        <w:t xml:space="preserve"> evidence has five parts. These are the </w:t>
+      </w:r>
+      <w:proofErr w:type="spellStart"/>
+      <w:r>
+        <w:rPr>
+          <w:rFonts w:eastAsia="Times New Roman" w:cs="Times New Roman"/>
+          <w:color w:val="000000"/>
+          <w:kern w:val="0"/>
+          <w:lang w:eastAsia="en-GB"/>
+          <w14:ligatures w14:val="none"/>
+        </w:rPr>
+        <w:t>Rosject</w:t>
+      </w:r>
+      <w:proofErr w:type="spellEnd"/>
+      <w:r>
+        <w:rPr>
+          <w:rFonts w:eastAsia="Times New Roman" w:cs="Times New Roman"/>
+          <w:color w:val="000000"/>
+          <w:kern w:val="0"/>
+          <w:lang w:eastAsia="en-GB"/>
+          <w14:ligatures w14:val="none"/>
+        </w:rPr>
+        <w:t xml:space="preserve"> identity and live simulation (Figure 5), the running world (Figure 6), keyboard HRI with acknowledgement (Figure 7), a state sequence ending in MISSION_COMPLETE (Figure 8) and the logged metrics (Figure 9 and Table 4). The LIDAR view in Figure 10 comes from the local workspace.</w:t>
       </w:r>
     </w:p>
     <w:p>
       <w:pPr>
         <w:pStyle w:val="Heading2"/>
       </w:pPr>
-      <w:bookmarkStart w:id="39" w:name="evaluation-and-reflection-1"/>
       <w:bookmarkStart w:id="40" w:name="_Toc241707437"/>
-      <w:bookmarkEnd w:id="30"/>
+      <w:bookmarkStart w:id="41" w:name="evaluation-and-reflection-1"/>
+      <w:bookmarkEnd w:id="31"/>
       <w:r>
         <w:t>4.4 Evaluation and Reflection</w:t>
       </w:r>
@@ -9839,7 +13972,37 @@
           <w:lang w:eastAsia="en-GB"/>
           <w14:ligatures w14:val="none"/>
         </w:rPr>
-        <w:t xml:space="preserve">The main problem in development was over-cautious obstacle avoidance. The robot took wide detours around gaps it could have fitted through. The code comments show the cause. The margin was 0.09 m on top of the half-width, so the robot treated itself as about 0.20 m wide. I cut it to 0.05 m. My first scoring rule also picked the heading closest to the goal even with little clearance, so the robot oscillated at gap edges. I changed it to prefer the heading with more open space among similar ones, and I retested after each change. </w:t>
+        <w:t xml:space="preserve">The main problem in development was over-cautious obstacle avoidance. The robot took wide detours around gaps it could have fitted through. The code comments show the cause. The margin was 0.09 m on top of the half-width, </w:t>
+      </w:r>
+      <w:r>
+        <w:rPr>
+          <w:rFonts w:eastAsia="Times New Roman" w:cs="Times New Roman"/>
+          <w:color w:val="000000"/>
+          <w:kern w:val="0"/>
+          <w:lang w:eastAsia="en-GB"/>
+          <w14:ligatures w14:val="none"/>
+        </w:rPr>
+        <w:t xml:space="preserve">so </w:t>
+      </w:r>
+      <w:r>
+        <w:rPr>
+          <w:rFonts w:eastAsia="Times New Roman" w:cs="Times New Roman"/>
+          <w:color w:val="000000"/>
+          <w:kern w:val="0"/>
+          <w:lang w:eastAsia="en-GB"/>
+          <w14:ligatures w14:val="none"/>
+        </w:rPr>
+        <w:t>the robot treated itself as having a half-width of about 0.20 m, or roughly 0.40 m wide</w:t>
+      </w:r>
+      <w:r>
+        <w:rPr>
+          <w:rFonts w:eastAsia="Times New Roman" w:cs="Times New Roman"/>
+          <w:color w:val="000000"/>
+          <w:kern w:val="0"/>
+          <w:lang w:eastAsia="en-GB"/>
+          <w14:ligatures w14:val="none"/>
+        </w:rPr>
+        <w:t xml:space="preserve">. I cut it to 0.05 m. My first scoring rule also picked the heading closest to the goal even with little clearance, so the robot oscillated at gap edges. I changed it to prefer the heading with more open space among similar ones, and I retested after each change. </w:t>
       </w:r>
     </w:p>
     <w:p>
@@ -9903,7 +14066,62 @@
           <w:lang w:eastAsia="en-GB"/>
           <w14:ligatures w14:val="none"/>
         </w:rPr>
-        <w:t xml:space="preserve">A local costmap-based planner, as used within the Nav2 navigation stack (Macenski et al., 2020), </w:t>
+        <w:t xml:space="preserve">A local </w:t>
+      </w:r>
+      <w:proofErr w:type="spellStart"/>
+      <w:r>
+        <w:rPr>
+          <w:rFonts w:eastAsia="Times New Roman" w:cs="Times New Roman"/>
+          <w:color w:val="000000"/>
+          <w:kern w:val="0"/>
+          <w:lang w:eastAsia="en-GB"/>
+          <w14:ligatures w14:val="none"/>
+        </w:rPr>
+        <w:t>costmap</w:t>
+      </w:r>
+      <w:proofErr w:type="spellEnd"/>
+      <w:r>
+        <w:rPr>
+          <w:rFonts w:eastAsia="Times New Roman" w:cs="Times New Roman"/>
+          <w:color w:val="000000"/>
+          <w:kern w:val="0"/>
+          <w:lang w:eastAsia="en-GB"/>
+          <w14:ligatures w14:val="none"/>
+        </w:rPr>
+        <w:t xml:space="preserve">-based planner, as used within the Nav2 navigation </w:t>
+      </w:r>
+      <w:r>
+        <w:rPr>
+          <w:rFonts w:eastAsia="Times New Roman" w:cs="Times New Roman"/>
+          <w:color w:val="000000"/>
+          <w:kern w:val="0"/>
+          <w:lang w:eastAsia="en-GB"/>
+          <w14:ligatures w14:val="none"/>
+        </w:rPr>
+        <w:lastRenderedPageBreak/>
+        <w:t>stack (</w:t>
+      </w:r>
+      <w:proofErr w:type="spellStart"/>
+      <w:r>
+        <w:rPr>
+          <w:rFonts w:eastAsia="Times New Roman" w:cs="Times New Roman"/>
+          <w:color w:val="000000"/>
+          <w:kern w:val="0"/>
+          <w:lang w:eastAsia="en-GB"/>
+          <w14:ligatures w14:val="none"/>
+        </w:rPr>
+        <w:t>Macenski</w:t>
+      </w:r>
+      <w:proofErr w:type="spellEnd"/>
+      <w:r>
+        <w:rPr>
+          <w:rFonts w:eastAsia="Times New Roman" w:cs="Times New Roman"/>
+          <w:color w:val="000000"/>
+          <w:kern w:val="0"/>
+          <w:lang w:eastAsia="en-GB"/>
+          <w14:ligatures w14:val="none"/>
+        </w:rPr>
+        <w:t xml:space="preserve"> et al., 2020), </w:t>
       </w:r>
       <w:r>
         <w:rPr>
@@ -9915,17 +14133,6 @@
         </w:rPr>
         <w:t xml:space="preserve">would route around larger obstacles better, but it is much more work. The pause key also has no resume, because s is only accepted from IDLE. </w:t>
       </w:r>
-      <w:r>
-        <w:rPr>
-          <w:rFonts w:eastAsia="Times New Roman" w:cs="Times New Roman"/>
-          <w:color w:val="000000"/>
-          <w:kern w:val="0"/>
-          <w:lang w:eastAsia="en-GB"/>
-          <w14:ligatures w14:val="none"/>
-        </w:rPr>
-        <w:lastRenderedPageBreak/>
-        <w:t>TheConstruct.ai's free tier gives no permanent shareable URL, so the Rosject is shared by its name, XctZpczWOA.</w:t>
-      </w:r>
     </w:p>
     <w:p>
       <w:pPr>
@@ -9946,11 +14153,33 @@
           <w:lang w:eastAsia="en-GB"/>
           <w14:ligatures w14:val="none"/>
         </w:rPr>
-        <w:t>Explicit states, reactive avoidance with an odometry backup and constant logging are easy to explain to warehouse staff (Siegwart, Nourbakhsh and Scaramuzza, 2011). The figures in Table 4 are the kind an operator could check.</w:t>
+        <w:t xml:space="preserve">Explicit states, reactive avoidance with an odometry backup and constant logging are easy to explain to warehouse staff (Siegwart, Nourbakhsh and </w:t>
+      </w:r>
+      <w:proofErr w:type="spellStart"/>
+      <w:r>
+        <w:rPr>
+          <w:rFonts w:eastAsia="Times New Roman" w:cs="Times New Roman"/>
+          <w:color w:val="000000"/>
+          <w:kern w:val="0"/>
+          <w:lang w:eastAsia="en-GB"/>
+          <w14:ligatures w14:val="none"/>
+        </w:rPr>
+        <w:t>Scaramuzza</w:t>
+      </w:r>
+      <w:proofErr w:type="spellEnd"/>
+      <w:r>
+        <w:rPr>
+          <w:rFonts w:eastAsia="Times New Roman" w:cs="Times New Roman"/>
+          <w:color w:val="000000"/>
+          <w:kern w:val="0"/>
+          <w:lang w:eastAsia="en-GB"/>
+          <w14:ligatures w14:val="none"/>
+        </w:rPr>
+        <w:t>, 2011). The figures in Table 4 are the kind an operator could check.</w:t>
       </w:r>
     </w:p>
     <w:bookmarkEnd w:id="20"/>
-    <w:bookmarkEnd w:id="39"/>
+    <w:bookmarkEnd w:id="41"/>
     <w:p>
       <w:pPr>
         <w:spacing w:after="160"/>
@@ -9975,12 +14204,12 @@
       <w:pPr>
         <w:pStyle w:val="Heading1"/>
       </w:pPr>
-      <w:bookmarkStart w:id="41" w:name="_Toc241707438"/>
+      <w:bookmarkStart w:id="42" w:name="_Toc241707438"/>
       <w:r>
         <w:lastRenderedPageBreak/>
         <w:t>Combined Evaluation and Reflection</w:t>
       </w:r>
-      <w:bookmarkEnd w:id="41"/>
+      <w:bookmarkEnd w:id="42"/>
     </w:p>
     <w:p>
       <w:pPr>
@@ -10025,7 +14254,51 @@
           <w:lang w:eastAsia="en-GB"/>
           <w14:ligatures w14:val="none"/>
         </w:rPr>
-        <w:t>In both tasks a data step fed a decision step. In Task 1 the queries read object positions from PyBullet and semantic_db. In Task 2 the LIDAR and odometry readings drove the state machine. Both were easier to check because the system reported what it was doing. The most useful lesson came from Task 2. The avoidance was too cautious and took several rounds of threshold tuning to fix. A robot can avoid every obstacle and still behave badly, and the monitoring output helped me see that.</w:t>
+        <w:t xml:space="preserve">In both tasks a data step fed a decision step. In Task 1 the queries read object positions from </w:t>
+      </w:r>
+      <w:proofErr w:type="spellStart"/>
+      <w:r>
+        <w:rPr>
+          <w:rFonts w:eastAsia="Times New Roman" w:cs="Times New Roman"/>
+          <w:color w:val="000000"/>
+          <w:kern w:val="0"/>
+          <w:lang w:eastAsia="en-GB"/>
+          <w14:ligatures w14:val="none"/>
+        </w:rPr>
+        <w:t>PyBullet</w:t>
+      </w:r>
+      <w:proofErr w:type="spellEnd"/>
+      <w:r>
+        <w:rPr>
+          <w:rFonts w:eastAsia="Times New Roman" w:cs="Times New Roman"/>
+          <w:color w:val="000000"/>
+          <w:kern w:val="0"/>
+          <w:lang w:eastAsia="en-GB"/>
+          <w14:ligatures w14:val="none"/>
+        </w:rPr>
+        <w:t xml:space="preserve"> and </w:t>
+      </w:r>
+      <w:proofErr w:type="spellStart"/>
+      <w:r>
+        <w:rPr>
+          <w:rFonts w:eastAsia="Times New Roman" w:cs="Times New Roman"/>
+          <w:color w:val="000000"/>
+          <w:kern w:val="0"/>
+          <w:lang w:eastAsia="en-GB"/>
+          <w14:ligatures w14:val="none"/>
+        </w:rPr>
+        <w:t>semantic_db</w:t>
+      </w:r>
+      <w:proofErr w:type="spellEnd"/>
+      <w:r>
+        <w:rPr>
+          <w:rFonts w:eastAsia="Times New Roman" w:cs="Times New Roman"/>
+          <w:color w:val="000000"/>
+          <w:kern w:val="0"/>
+          <w:lang w:eastAsia="en-GB"/>
+          <w14:ligatures w14:val="none"/>
+        </w:rPr>
+        <w:t>. In Task 2 the LIDAR and odometry readings drove the state machine. Both were easier to check because the system reported what it was doing. The most useful lesson came from Task 2. The avoidance was too cautious and took several rounds of threshold tuning to fix. A robot can avoid every obstacle and still behave badly, and the monitoring output helped me see that.</w:t>
       </w:r>
     </w:p>
     <w:p>
@@ -10058,12 +14331,12 @@
       <w:pPr>
         <w:pStyle w:val="Heading1"/>
       </w:pPr>
-      <w:bookmarkStart w:id="42" w:name="_Toc241707439"/>
+      <w:bookmarkStart w:id="43" w:name="_Toc241707439"/>
       <w:r>
         <w:lastRenderedPageBreak/>
         <w:t>Concluding Remarks</w:t>
       </w:r>
-      <w:bookmarkEnd w:id="42"/>
+      <w:bookmarkEnd w:id="43"/>
     </w:p>
     <w:p>
       <w:pPr>
@@ -10084,7 +14357,73 @@
           <w:lang w:eastAsia="en-GB"/>
           <w14:ligatures w14:val="none"/>
         </w:rPr>
-        <w:t>Task 1 produced a PyBullet room with fourteen labelled objects and six camera views. The role lookups worked as intended, including the nearest-target query, which returned 0.092 m. Task 2 produced a TurtleBot3 patrol in ROS2 that reached MISSION_COMPLETE in Rosject XctZpczWOA. That run was not clean. The state log shows the robot dropping back to IDLE once, and I restarted it. Table 4 also comes from a single run, so I cannot say how repeatable the figures are. With more time I would record an uninterrupted run with the final monitor summary. I would also add a resume key, since pause currently has none. For Task 1 I would try predicting roles from the rendered images. Both tasks taught me more from what went wrong than from what worked first time. The camera framing and the over-cautious avoidance each took several rounds of changes before the results were usable.</w:t>
+        <w:t xml:space="preserve">Task 1 produced a </w:t>
+      </w:r>
+      <w:proofErr w:type="spellStart"/>
+      <w:r>
+        <w:rPr>
+          <w:rFonts w:eastAsia="Times New Roman" w:cs="Times New Roman"/>
+          <w:color w:val="000000"/>
+          <w:kern w:val="0"/>
+          <w:lang w:eastAsia="en-GB"/>
+          <w14:ligatures w14:val="none"/>
+        </w:rPr>
+        <w:t>PyBullet</w:t>
+      </w:r>
+      <w:proofErr w:type="spellEnd"/>
+      <w:r>
+        <w:rPr>
+          <w:rFonts w:eastAsia="Times New Roman" w:cs="Times New Roman"/>
+          <w:color w:val="000000"/>
+          <w:kern w:val="0"/>
+          <w:lang w:eastAsia="en-GB"/>
+          <w14:ligatures w14:val="none"/>
+        </w:rPr>
+        <w:t xml:space="preserve"> room with fourteen labelled objects and six camera views. The role lookups worked as intended, including the nearest-target query, which returned 0.092 m. Task 2 produced a TurtleBot3 patrol in ROS2 that reached MISSION_COMPLETE in </w:t>
+      </w:r>
+      <w:proofErr w:type="spellStart"/>
+      <w:r>
+        <w:rPr>
+          <w:rFonts w:eastAsia="Times New Roman" w:cs="Times New Roman"/>
+          <w:color w:val="000000"/>
+          <w:kern w:val="0"/>
+          <w:lang w:eastAsia="en-GB"/>
+          <w14:ligatures w14:val="none"/>
+        </w:rPr>
+        <w:t>Rosject</w:t>
+      </w:r>
+      <w:proofErr w:type="spellEnd"/>
+      <w:r>
+        <w:rPr>
+          <w:rFonts w:eastAsia="Times New Roman" w:cs="Times New Roman"/>
+          <w:color w:val="000000"/>
+          <w:kern w:val="0"/>
+          <w:lang w:eastAsia="en-GB"/>
+          <w14:ligatures w14:val="none"/>
+        </w:rPr>
+        <w:t xml:space="preserve"> </w:t>
+      </w:r>
+      <w:proofErr w:type="spellStart"/>
+      <w:r>
+        <w:rPr>
+          <w:rFonts w:eastAsia="Times New Roman" w:cs="Times New Roman"/>
+          <w:color w:val="000000"/>
+          <w:kern w:val="0"/>
+          <w:lang w:eastAsia="en-GB"/>
+          <w14:ligatures w14:val="none"/>
+        </w:rPr>
+        <w:t>XctZpczWOA</w:t>
+      </w:r>
+      <w:proofErr w:type="spellEnd"/>
+      <w:r>
+        <w:rPr>
+          <w:rFonts w:eastAsia="Times New Roman" w:cs="Times New Roman"/>
+          <w:color w:val="000000"/>
+          <w:kern w:val="0"/>
+          <w:lang w:eastAsia="en-GB"/>
+          <w14:ligatures w14:val="none"/>
+        </w:rPr>
+        <w:t>. That run was not clean. The state log shows the robot dropping back to IDLE once, and I restarted it. Table 4 also comes from a single run, so I cannot say how repeatable the figures are. With more time I would record an uninterrupted run with the final monitor summary. I would also add a resume key, since pause currently has none. For Task 1 I would try predicting roles from the rendered images. The camera framing and the over-cautious avoidance each took several rounds of changes before the results were usable.</w:t>
       </w:r>
     </w:p>
     <w:p>
@@ -10121,12 +14460,12 @@
       <w:pPr>
         <w:pStyle w:val="Heading1"/>
       </w:pPr>
-      <w:bookmarkStart w:id="43" w:name="_Toc241707440"/>
+      <w:bookmarkStart w:id="44" w:name="_Toc241707440"/>
       <w:r>
         <w:lastRenderedPageBreak/>
         <w:t>Acknowledgement</w:t>
       </w:r>
-      <w:bookmarkEnd w:id="43"/>
+      <w:bookmarkEnd w:id="44"/>
     </w:p>
     <w:p>
       <w:pPr>
@@ -10143,7 +14482,21 @@
         <w:rPr>
           <w:rFonts w:cs="Times New Roman"/>
         </w:rPr>
-        <w:t>Perplexity AI (2026) was used to support literature searching, identify potentially relevant academic sources</w:t>
+        <w:t xml:space="preserve">Perplexity AI (2026) was used to </w:t>
+      </w:r>
+      <w:proofErr w:type="spellStart"/>
+      <w:r>
+        <w:rPr>
+          <w:rFonts w:cs="Times New Roman"/>
+        </w:rPr>
+        <w:t>to</w:t>
+      </w:r>
+      <w:proofErr w:type="spellEnd"/>
+      <w:r>
+        <w:rPr>
+          <w:rFonts w:cs="Times New Roman"/>
+        </w:rPr>
+        <w:t xml:space="preserve"> support literature searching and to identify potentially relevant academic sources</w:t>
       </w:r>
       <w:r>
         <w:rPr>
@@ -10210,12 +14563,12 @@
       <w:pPr>
         <w:pStyle w:val="Heading1"/>
       </w:pPr>
-      <w:bookmarkStart w:id="44" w:name="_Toc241707441"/>
+      <w:bookmarkStart w:id="45" w:name="_Toc241707441"/>
       <w:r>
         <w:lastRenderedPageBreak/>
         <w:t>References</w:t>
       </w:r>
-      <w:bookmarkEnd w:id="44"/>
+      <w:bookmarkEnd w:id="45"/>
     </w:p>
     <w:p>
       <w:pPr>
@@ -10236,9 +14589,109 @@
           <w:lang w:eastAsia="en-GB"/>
           <w14:ligatures w14:val="none"/>
         </w:rPr>
-        <w:t xml:space="preserve">Collins, J., Chand, S., Vanderkop, A. and Howard, D. (2021) ‘A Review of Physics Simulators for Robotic Applications.’ IEEE Access 9: 51416-51431. [online] Available from </w:t>
-      </w:r>
-      <w:hyperlink r:id="rId24">
+        <w:t>Borenstein, J. and Koren, Y. (1991) ‘The vector field histogram - fast obstacle avoidance for mobile robots.’ IEEE Transactions on Robotics and Automation 7(3): 278-288</w:t>
+      </w:r>
+    </w:p>
+    <w:p>
+      <w:pPr>
+        <w:spacing w:after="240" w:line="360" w:lineRule="auto"/>
+        <w:rPr>
+          <w:rFonts w:eastAsia="Times New Roman" w:cs="Times New Roman"/>
+          <w:color w:val="000000"/>
+          <w:kern w:val="0"/>
+          <w:lang w:eastAsia="en-GB"/>
+          <w14:ligatures w14:val="none"/>
+        </w:rPr>
+      </w:pPr>
+      <w:proofErr w:type="spellStart"/>
+      <w:r>
+        <w:rPr>
+          <w:rFonts w:eastAsia="Times New Roman" w:cs="Times New Roman"/>
+          <w:color w:val="000000"/>
+          <w:kern w:val="0"/>
+          <w:lang w:eastAsia="en-GB"/>
+          <w14:ligatures w14:val="none"/>
+        </w:rPr>
+        <w:t>Colledanchise</w:t>
+      </w:r>
+      <w:proofErr w:type="spellEnd"/>
+      <w:r>
+        <w:rPr>
+          <w:rFonts w:eastAsia="Times New Roman" w:cs="Times New Roman"/>
+          <w:color w:val="000000"/>
+          <w:kern w:val="0"/>
+          <w:lang w:eastAsia="en-GB"/>
+          <w14:ligatures w14:val="none"/>
+        </w:rPr>
+        <w:t xml:space="preserve">, M. and Ögren, P. (2018) </w:t>
+      </w:r>
+      <w:proofErr w:type="spellStart"/>
+      <w:r>
+        <w:rPr>
+          <w:rFonts w:eastAsia="Times New Roman" w:cs="Times New Roman"/>
+          <w:color w:val="000000"/>
+          <w:kern w:val="0"/>
+          <w:lang w:eastAsia="en-GB"/>
+          <w14:ligatures w14:val="none"/>
+        </w:rPr>
+        <w:t>Behavior</w:t>
+      </w:r>
+      <w:proofErr w:type="spellEnd"/>
+      <w:r>
+        <w:rPr>
+          <w:rFonts w:eastAsia="Times New Roman" w:cs="Times New Roman"/>
+          <w:color w:val="000000"/>
+          <w:kern w:val="0"/>
+          <w:lang w:eastAsia="en-GB"/>
+          <w14:ligatures w14:val="none"/>
+        </w:rPr>
+        <w:t xml:space="preserve"> Trees in Robotics and AI: An Introduction. Boca Raton, FL: CRC Press</w:t>
+      </w:r>
+    </w:p>
+    <w:p>
+      <w:pPr>
+        <w:spacing w:after="240" w:line="360" w:lineRule="auto"/>
+        <w:rPr>
+          <w:rFonts w:eastAsia="Times New Roman" w:cs="Times New Roman"/>
+          <w:color w:val="000000"/>
+          <w:kern w:val="0"/>
+          <w:lang w:eastAsia="en-GB"/>
+          <w14:ligatures w14:val="none"/>
+        </w:rPr>
+      </w:pPr>
+      <w:r>
+        <w:rPr>
+          <w:rFonts w:eastAsia="Times New Roman" w:cs="Times New Roman"/>
+          <w:color w:val="000000"/>
+          <w:kern w:val="0"/>
+          <w:lang w:eastAsia="en-GB"/>
+          <w14:ligatures w14:val="none"/>
+        </w:rPr>
+        <w:t xml:space="preserve">Collins, J., Chand, S., </w:t>
+      </w:r>
+      <w:proofErr w:type="spellStart"/>
+      <w:r>
+        <w:rPr>
+          <w:rFonts w:eastAsia="Times New Roman" w:cs="Times New Roman"/>
+          <w:color w:val="000000"/>
+          <w:kern w:val="0"/>
+          <w:lang w:eastAsia="en-GB"/>
+          <w14:ligatures w14:val="none"/>
+        </w:rPr>
+        <w:t>Vanderkop</w:t>
+      </w:r>
+      <w:proofErr w:type="spellEnd"/>
+      <w:r>
+        <w:rPr>
+          <w:rFonts w:eastAsia="Times New Roman" w:cs="Times New Roman"/>
+          <w:color w:val="000000"/>
+          <w:kern w:val="0"/>
+          <w:lang w:eastAsia="en-GB"/>
+          <w14:ligatures w14:val="none"/>
+        </w:rPr>
+        <w:t xml:space="preserve">, A. and Howard, D. (2021) ‘A Review of Physics Simulators for Robotic Applications.’ IEEE Access 9: 51416-51431. [online] Available from </w:t>
+      </w:r>
+      <w:hyperlink r:id="rId23">
         <w:r>
           <w:rPr>
             <w:rFonts w:eastAsia="Times New Roman" w:cs="Times New Roman"/>
@@ -10300,9 +14753,31 @@
           <w:lang w:eastAsia="en-GB"/>
           <w14:ligatures w14:val="none"/>
         </w:rPr>
-        <w:t xml:space="preserve">Coumans, E. and Bai, Y. (2021) PyBullet, a Python Module for Physics Simulation for Games, Robotics and Machine Learning. [online] Available from </w:t>
-      </w:r>
-      <w:hyperlink r:id="rId25">
+        <w:t xml:space="preserve">Coumans, E. and Bai, Y. (2021) </w:t>
+      </w:r>
+      <w:proofErr w:type="spellStart"/>
+      <w:r>
+        <w:rPr>
+          <w:rFonts w:eastAsia="Times New Roman" w:cs="Times New Roman"/>
+          <w:color w:val="000000"/>
+          <w:kern w:val="0"/>
+          <w:lang w:eastAsia="en-GB"/>
+          <w14:ligatures w14:val="none"/>
+        </w:rPr>
+        <w:t>PyBullet</w:t>
+      </w:r>
+      <w:proofErr w:type="spellEnd"/>
+      <w:r>
+        <w:rPr>
+          <w:rFonts w:eastAsia="Times New Roman" w:cs="Times New Roman"/>
+          <w:color w:val="000000"/>
+          <w:kern w:val="0"/>
+          <w:lang w:eastAsia="en-GB"/>
+          <w14:ligatures w14:val="none"/>
+        </w:rPr>
+        <w:t xml:space="preserve">, a Python Module for Physics Simulation for Games, Robotics and Machine Learning. [online] Available from </w:t>
+      </w:r>
+      <w:hyperlink r:id="rId24">
         <w:r>
           <w:rPr>
             <w:rFonts w:eastAsia="Times New Roman" w:cs="Times New Roman"/>
@@ -10336,61 +14811,51 @@
           <w14:ligatures w14:val="none"/>
         </w:rPr>
       </w:pPr>
-      <w:r>
-        <w:rPr>
-          <w:rFonts w:eastAsia="Times New Roman" w:cs="Times New Roman"/>
-          <w:color w:val="000000"/>
-          <w:kern w:val="0"/>
-          <w:lang w:eastAsia="en-GB"/>
-          <w14:ligatures w14:val="none"/>
-        </w:rPr>
-        <w:t xml:space="preserve">Duckett, T., Pearson, S., Blackmore, S. and Grieve, B. (2018) Agricultural Robotics: The Future of Robotic Agriculture. UK-RAS White Papers. [online] Available from </w:t>
-      </w:r>
-      <w:hyperlink r:id="rId26">
-        <w:r>
-          <w:rPr>
-            <w:rFonts w:eastAsia="Times New Roman" w:cs="Times New Roman"/>
-            <w:color w:val="000000"/>
-            <w:kern w:val="0"/>
-            <w:lang w:eastAsia="en-GB"/>
-            <w14:ligatures w14:val="none"/>
-          </w:rPr>
-          <w:t>https://arxiv.org/abs/1806.06762</w:t>
-        </w:r>
-      </w:hyperlink>
-      <w:r>
-        <w:rPr>
-          <w:rFonts w:eastAsia="Times New Roman" w:cs="Times New Roman"/>
-          <w:color w:val="000000"/>
-          <w:kern w:val="0"/>
-          <w:lang w:eastAsia="en-GB"/>
-          <w14:ligatures w14:val="none"/>
-        </w:rPr>
-        <w:t xml:space="preserve"> [Accessed 20 September 2026]</w:t>
-      </w:r>
-    </w:p>
-    <w:p>
-      <w:pPr>
-        <w:spacing w:after="240" w:line="360" w:lineRule="auto"/>
-        <w:rPr>
-          <w:rFonts w:eastAsia="Times New Roman" w:cs="Times New Roman"/>
-          <w:color w:val="000000"/>
-          <w:kern w:val="0"/>
-          <w:lang w:eastAsia="en-GB"/>
-          <w14:ligatures w14:val="none"/>
-        </w:rPr>
-      </w:pPr>
-      <w:r>
-        <w:rPr>
-          <w:rFonts w:eastAsia="Times New Roman" w:cs="Times New Roman"/>
-          <w:color w:val="000000"/>
-          <w:kern w:val="0"/>
-          <w:lang w:eastAsia="en-GB"/>
-          <w14:ligatures w14:val="none"/>
-        </w:rPr>
-        <w:t xml:space="preserve">Kostavelis, I. and Gasteratos, A. (2015) ‘Semantic mapping for mobile robotics tasks: A survey.’ Robotics and Autonomous Systems 66: 86-103. [online] Available from </w:t>
-      </w:r>
-      <w:hyperlink r:id="rId27">
+      <w:proofErr w:type="spellStart"/>
+      <w:r>
+        <w:rPr>
+          <w:rFonts w:eastAsia="Times New Roman" w:cs="Times New Roman"/>
+          <w:color w:val="000000"/>
+          <w:kern w:val="0"/>
+          <w:lang w:eastAsia="en-GB"/>
+          <w14:ligatures w14:val="none"/>
+        </w:rPr>
+        <w:t>Kostavelis</w:t>
+      </w:r>
+      <w:proofErr w:type="spellEnd"/>
+      <w:r>
+        <w:rPr>
+          <w:rFonts w:eastAsia="Times New Roman" w:cs="Times New Roman"/>
+          <w:color w:val="000000"/>
+          <w:kern w:val="0"/>
+          <w:lang w:eastAsia="en-GB"/>
+          <w14:ligatures w14:val="none"/>
+        </w:rPr>
+        <w:t xml:space="preserve">, I. and </w:t>
+      </w:r>
+      <w:proofErr w:type="spellStart"/>
+      <w:r>
+        <w:rPr>
+          <w:rFonts w:eastAsia="Times New Roman" w:cs="Times New Roman"/>
+          <w:color w:val="000000"/>
+          <w:kern w:val="0"/>
+          <w:lang w:eastAsia="en-GB"/>
+          <w14:ligatures w14:val="none"/>
+        </w:rPr>
+        <w:t>Gasteratos</w:t>
+      </w:r>
+      <w:proofErr w:type="spellEnd"/>
+      <w:r>
+        <w:rPr>
+          <w:rFonts w:eastAsia="Times New Roman" w:cs="Times New Roman"/>
+          <w:color w:val="000000"/>
+          <w:kern w:val="0"/>
+          <w:lang w:eastAsia="en-GB"/>
+          <w14:ligatures w14:val="none"/>
+        </w:rPr>
+        <w:t xml:space="preserve">, A. (2015) ‘Semantic mapping for mobile robotics tasks: A survey.’ Robotics and Autonomous Systems 66: 86-103. [online] Available from </w:t>
+      </w:r>
+      <w:hyperlink r:id="rId25">
         <w:r>
           <w:rPr>
             <w:rFonts w:eastAsia="Times New Roman" w:cs="Times New Roman"/>
@@ -10474,7 +14939,51 @@
           <w:lang w:eastAsia="en-GB"/>
           <w14:ligatures w14:val="none"/>
         </w:rPr>
-        <w:t>McCormac, J., Handa, A., Leutenegger, S. and Davison, A.J. (2017) ‘SceneNet RGB-D: Can 5M Synthetic Images Beat Generic ImageNet Pre-training on Indoor Segmentation?’ In: Proceedings of the IEEE International Conference on Computer Vision (ICCV). Venice, 22-29 October 2017: 2678-2687</w:t>
+        <w:t xml:space="preserve">McCormac, J., Handa, A., </w:t>
+      </w:r>
+      <w:proofErr w:type="spellStart"/>
+      <w:r>
+        <w:rPr>
+          <w:rFonts w:eastAsia="Times New Roman" w:cs="Times New Roman"/>
+          <w:color w:val="000000"/>
+          <w:kern w:val="0"/>
+          <w:lang w:eastAsia="en-GB"/>
+          <w14:ligatures w14:val="none"/>
+        </w:rPr>
+        <w:t>Leutenegger</w:t>
+      </w:r>
+      <w:proofErr w:type="spellEnd"/>
+      <w:r>
+        <w:rPr>
+          <w:rFonts w:eastAsia="Times New Roman" w:cs="Times New Roman"/>
+          <w:color w:val="000000"/>
+          <w:kern w:val="0"/>
+          <w:lang w:eastAsia="en-GB"/>
+          <w14:ligatures w14:val="none"/>
+        </w:rPr>
+        <w:t>, S. and Davison, A.J. (2017) ‘</w:t>
+      </w:r>
+      <w:proofErr w:type="spellStart"/>
+      <w:r>
+        <w:rPr>
+          <w:rFonts w:eastAsia="Times New Roman" w:cs="Times New Roman"/>
+          <w:color w:val="000000"/>
+          <w:kern w:val="0"/>
+          <w:lang w:eastAsia="en-GB"/>
+          <w14:ligatures w14:val="none"/>
+        </w:rPr>
+        <w:t>SceneNet</w:t>
+      </w:r>
+      <w:proofErr w:type="spellEnd"/>
+      <w:r>
+        <w:rPr>
+          <w:rFonts w:eastAsia="Times New Roman" w:cs="Times New Roman"/>
+          <w:color w:val="000000"/>
+          <w:kern w:val="0"/>
+          <w:lang w:eastAsia="en-GB"/>
+          <w14:ligatures w14:val="none"/>
+        </w:rPr>
+        <w:t xml:space="preserve"> RGB-D: Can 5M Synthetic Images Beat Generic ImageNet Pre-training on Indoor Segmentation?’ In: Proceedings of the IEEE International Conference on Computer Vision (ICCV). Venice, 22-29 October 2017: 2678-2687</w:t>
       </w:r>
     </w:p>
     <w:p>
@@ -10496,9 +15005,53 @@
           <w:lang w:eastAsia="en-GB"/>
           <w14:ligatures w14:val="none"/>
         </w:rPr>
+        <w:t xml:space="preserve">Open Robotics (2024) Gazebo Harmonic Documentation. [online] Available from </w:t>
+      </w:r>
+      <w:hyperlink r:id="rId26">
+        <w:r>
+          <w:rPr>
+            <w:rFonts w:eastAsia="Times New Roman" w:cs="Times New Roman"/>
+            <w:color w:val="000000"/>
+            <w:kern w:val="0"/>
+            <w:lang w:eastAsia="en-GB"/>
+            <w14:ligatures w14:val="none"/>
+          </w:rPr>
+          <w:t>https://gazebosim.org/docs/harmonic</w:t>
+        </w:r>
+      </w:hyperlink>
+      <w:r>
+        <w:rPr>
+          <w:rFonts w:eastAsia="Times New Roman" w:cs="Times New Roman"/>
+          <w:color w:val="000000"/>
+          <w:kern w:val="0"/>
+          <w:lang w:eastAsia="en-GB"/>
+          <w14:ligatures w14:val="none"/>
+        </w:rPr>
+        <w:t xml:space="preserve"> [Accessed 20 September 2026]</w:t>
+      </w:r>
+    </w:p>
+    <w:p>
+      <w:pPr>
+        <w:spacing w:after="240" w:line="360" w:lineRule="auto"/>
+        <w:rPr>
+          <w:rFonts w:eastAsia="Times New Roman" w:cs="Times New Roman"/>
+          <w:color w:val="000000"/>
+          <w:kern w:val="0"/>
+          <w:lang w:eastAsia="en-GB"/>
+          <w14:ligatures w14:val="none"/>
+        </w:rPr>
+      </w:pPr>
+      <w:r>
+        <w:rPr>
+          <w:rFonts w:eastAsia="Times New Roman" w:cs="Times New Roman"/>
+          <w:color w:val="000000"/>
+          <w:kern w:val="0"/>
+          <w:lang w:eastAsia="en-GB"/>
+          <w14:ligatures w14:val="none"/>
+        </w:rPr>
         <w:t xml:space="preserve">Open-Source Robotics Foundation (2024) ROS 2 Documentation: Humble. [online] Available from </w:t>
       </w:r>
-      <w:hyperlink r:id="rId28">
+      <w:hyperlink r:id="rId27">
         <w:r>
           <w:rPr>
             <w:rFonts w:eastAsia="Times New Roman" w:cs="Times New Roman"/>
@@ -10523,50 +15076,6 @@
     </w:p>
     <w:p>
       <w:pPr>
-        <w:spacing w:after="240" w:line="360" w:lineRule="auto"/>
-        <w:rPr>
-          <w:rFonts w:eastAsia="Times New Roman" w:cs="Times New Roman"/>
-          <w:color w:val="000000"/>
-          <w:kern w:val="0"/>
-          <w:lang w:eastAsia="en-GB"/>
-          <w14:ligatures w14:val="none"/>
-        </w:rPr>
-      </w:pPr>
-      <w:r>
-        <w:rPr>
-          <w:rFonts w:eastAsia="Times New Roman" w:cs="Times New Roman"/>
-          <w:color w:val="000000"/>
-          <w:kern w:val="0"/>
-          <w:lang w:eastAsia="en-GB"/>
-          <w14:ligatures w14:val="none"/>
-        </w:rPr>
-        <w:t xml:space="preserve">Open Robotics (2024) Gazebo Harmonic Documentation. [online] Available from </w:t>
-      </w:r>
-      <w:hyperlink r:id="rId29">
-        <w:r>
-          <w:rPr>
-            <w:rFonts w:eastAsia="Times New Roman" w:cs="Times New Roman"/>
-            <w:color w:val="000000"/>
-            <w:kern w:val="0"/>
-            <w:lang w:eastAsia="en-GB"/>
-            <w14:ligatures w14:val="none"/>
-          </w:rPr>
-          <w:t>https://gazebosim.org/docs/harmonic</w:t>
-        </w:r>
-      </w:hyperlink>
-      <w:r>
-        <w:rPr>
-          <w:rFonts w:eastAsia="Times New Roman" w:cs="Times New Roman"/>
-          <w:color w:val="000000"/>
-          <w:kern w:val="0"/>
-          <w:lang w:eastAsia="en-GB"/>
-          <w14:ligatures w14:val="none"/>
-        </w:rPr>
-        <w:t xml:space="preserve"> [Accessed 20 September 2026]</w:t>
-      </w:r>
-    </w:p>
-    <w:p>
-      <w:pPr>
         <w:pStyle w:val="FirstParagraph"/>
         <w:spacing w:after="240" w:line="360" w:lineRule="auto"/>
         <w:jc w:val="both"/>
@@ -10628,15 +15137,62 @@
           <w:lang w:eastAsia="en-GB"/>
         </w:rPr>
       </w:pPr>
+      <w:proofErr w:type="spellStart"/>
       <w:r>
         <w:rPr>
           <w:rFonts w:ascii="Times New Roman" w:eastAsia="Times New Roman" w:hAnsi="Times New Roman" w:cs="Times New Roman"/>
           <w:color w:val="000000"/>
           <w:lang w:eastAsia="en-GB"/>
         </w:rPr>
-        <w:t xml:space="preserve">PyBullet (2023) PyBullet Quickstart Guide. [online] Available from </w:t>
-      </w:r>
-      <w:hyperlink r:id="rId30">
+        <w:lastRenderedPageBreak/>
+        <w:t>PyBullet</w:t>
+      </w:r>
+      <w:proofErr w:type="spellEnd"/>
+      <w:r>
+        <w:rPr>
+          <w:rFonts w:ascii="Times New Roman" w:eastAsia="Times New Roman" w:hAnsi="Times New Roman" w:cs="Times New Roman"/>
+          <w:color w:val="000000"/>
+          <w:lang w:eastAsia="en-GB"/>
+        </w:rPr>
+        <w:t xml:space="preserve"> (2023) </w:t>
+      </w:r>
+      <w:proofErr w:type="spellStart"/>
+      <w:r>
+        <w:rPr>
+          <w:rFonts w:ascii="Times New Roman" w:eastAsia="Times New Roman" w:hAnsi="Times New Roman" w:cs="Times New Roman"/>
+          <w:color w:val="000000"/>
+          <w:lang w:eastAsia="en-GB"/>
+        </w:rPr>
+        <w:t>PyBullet</w:t>
+      </w:r>
+      <w:proofErr w:type="spellEnd"/>
+      <w:r>
+        <w:rPr>
+          <w:rFonts w:ascii="Times New Roman" w:eastAsia="Times New Roman" w:hAnsi="Times New Roman" w:cs="Times New Roman"/>
+          <w:color w:val="000000"/>
+          <w:lang w:eastAsia="en-GB"/>
+        </w:rPr>
+        <w:t xml:space="preserve"> </w:t>
+      </w:r>
+      <w:proofErr w:type="spellStart"/>
+      <w:r>
+        <w:rPr>
+          <w:rFonts w:ascii="Times New Roman" w:eastAsia="Times New Roman" w:hAnsi="Times New Roman" w:cs="Times New Roman"/>
+          <w:color w:val="000000"/>
+          <w:lang w:eastAsia="en-GB"/>
+        </w:rPr>
+        <w:t>Quickstart</w:t>
+      </w:r>
+      <w:proofErr w:type="spellEnd"/>
+      <w:r>
+        <w:rPr>
+          <w:rFonts w:ascii="Times New Roman" w:eastAsia="Times New Roman" w:hAnsi="Times New Roman" w:cs="Times New Roman"/>
+          <w:color w:val="000000"/>
+          <w:lang w:eastAsia="en-GB"/>
+        </w:rPr>
+        <w:t xml:space="preserve"> Guide. [online] Available from </w:t>
+      </w:r>
+      <w:hyperlink r:id="rId28">
         <w:r>
           <w:rPr>
             <w:rFonts w:ascii="Times New Roman" w:eastAsia="Times New Roman" w:hAnsi="Times New Roman" w:cs="Times New Roman"/>
@@ -10674,7 +15230,6 @@
           <w:lang w:eastAsia="en-GB"/>
           <w14:ligatures w14:val="none"/>
         </w:rPr>
-        <w:lastRenderedPageBreak/>
         <w:t>Quigley, M., Gerkey, B. and Smart, W.D. (2015) Programming Robots with ROS: A Practical Introduction to the Robot Operating System. Sebastopol, CA: O’Reilly Media</w:t>
       </w:r>
     </w:p>
@@ -10699,7 +15254,7 @@
         </w:rPr>
         <w:t xml:space="preserve">ROBOTIS (2023) TurtleBot3 e-Manual. [online] Available from </w:t>
       </w:r>
-      <w:hyperlink r:id="rId31">
+      <w:hyperlink r:id="rId29">
         <w:r>
           <w:rPr>
             <w:rFonts w:eastAsia="Times New Roman" w:cs="Times New Roman"/>
@@ -10741,7 +15296,29 @@
           <w:lang w:eastAsia="en-GB"/>
           <w14:ligatures w14:val="none"/>
         </w:rPr>
-        <w:t>Siegwart, R., Nourbakhsh, I.R. and Scaramuzza, D. (2011) Introduction to Autonomous Mobile Robots. 2nd ed. Cambridge, MA: MIT Press</w:t>
+        <w:t xml:space="preserve">Siegwart, R., Nourbakhsh, I.R. and </w:t>
+      </w:r>
+      <w:proofErr w:type="spellStart"/>
+      <w:r>
+        <w:rPr>
+          <w:rFonts w:eastAsia="Times New Roman" w:cs="Times New Roman"/>
+          <w:color w:val="000000"/>
+          <w:kern w:val="0"/>
+          <w:lang w:eastAsia="en-GB"/>
+          <w14:ligatures w14:val="none"/>
+        </w:rPr>
+        <w:t>Scaramuzza</w:t>
+      </w:r>
+      <w:proofErr w:type="spellEnd"/>
+      <w:r>
+        <w:rPr>
+          <w:rFonts w:eastAsia="Times New Roman" w:cs="Times New Roman"/>
+          <w:color w:val="000000"/>
+          <w:kern w:val="0"/>
+          <w:lang w:eastAsia="en-GB"/>
+          <w14:ligatures w14:val="none"/>
+        </w:rPr>
+        <w:t>, D. (2011) Introduction to Autonomous Mobile Robots. 2nd ed. Cambridge, MA: MIT Press</w:t>
       </w:r>
     </w:p>
     <w:p>
@@ -10755,17 +15332,29 @@
           <w14:ligatures w14:val="none"/>
         </w:rPr>
       </w:pPr>
-      <w:r>
-        <w:rPr>
-          <w:rFonts w:eastAsia="Times New Roman" w:cs="Times New Roman"/>
-          <w:color w:val="000000"/>
-          <w:kern w:val="0"/>
-          <w:lang w:eastAsia="en-GB"/>
-          <w14:ligatures w14:val="none"/>
-        </w:rPr>
-        <w:t xml:space="preserve">TheConstruct (2023) ROS2 Basics in 5 Days (Python). [online] Available from </w:t>
-      </w:r>
-      <w:hyperlink r:id="rId32">
+      <w:proofErr w:type="spellStart"/>
+      <w:r>
+        <w:rPr>
+          <w:rFonts w:eastAsia="Times New Roman" w:cs="Times New Roman"/>
+          <w:color w:val="000000"/>
+          <w:kern w:val="0"/>
+          <w:lang w:eastAsia="en-GB"/>
+          <w14:ligatures w14:val="none"/>
+        </w:rPr>
+        <w:t>TheConstruct</w:t>
+      </w:r>
+      <w:proofErr w:type="spellEnd"/>
+      <w:r>
+        <w:rPr>
+          <w:rFonts w:eastAsia="Times New Roman" w:cs="Times New Roman"/>
+          <w:color w:val="000000"/>
+          <w:kern w:val="0"/>
+          <w:lang w:eastAsia="en-GB"/>
+          <w14:ligatures w14:val="none"/>
+        </w:rPr>
+        <w:t xml:space="preserve"> (2023) ROS2 Basics in 5 Days (Python). [online] Available from </w:t>
+      </w:r>
+      <w:hyperlink r:id="rId30">
         <w:r>
           <w:rPr>
             <w:rFonts w:eastAsia="Times New Roman" w:cs="Times New Roman"/>
@@ -10789,7 +15378,7 @@
       </w:r>
     </w:p>
     <w:sectPr>
-      <w:footerReference w:type="default" r:id="rId33"/>
+      <w:footerReference w:type="default" r:id="rId31"/>
       <w:type w:val="continuous"/>
       <w:pgSz w:w="11906" w:h="16838" w:code="9"/>
       <w:pgMar w:top="1440" w:right="1440" w:bottom="1440" w:left="1440" w:header="720" w:footer="720" w:gutter="0"/>
@@ -11535,7 +16124,7 @@
   <w:style w:type="paragraph" w:default="1" w:styleId="Normal">
     <w:name w:val="Normal"/>
     <w:qFormat/>
-    <w:rsid w:val="0063249E"/>
+    <w:rsid w:val="00014C49"/>
     <w:pPr>
       <w:spacing w:after="0"/>
       <w:jc w:val="both"/>
@@ -12493,6 +17082,38 @@
       </w:tcPr>
     </w:tblStylePr>
   </w:style>
+  <w:style w:type="paragraph" w:customStyle="1" w:styleId="Code">
+    <w:name w:val="Code"/>
+    <w:basedOn w:val="Normal"/>
+    <w:link w:val="CodeChar"/>
+    <w:qFormat/>
+    <w:rsid w:val="00AD520C"/>
+    <w:pPr>
+      <w:keepNext/>
+      <w:keepLines/>
+      <w:shd w:val="clear" w:color="auto" w:fill="3B3838" w:themeFill="background2" w:themeFillShade="40"/>
+      <w:spacing w:line="240" w:lineRule="auto"/>
+      <w:jc w:val="left"/>
+    </w:pPr>
+    <w:rPr>
+      <w:rFonts w:ascii="Courier New" w:hAnsi="Courier New" w:cs="Courier New"/>
+      <w:sz w:val="22"/>
+      <w:szCs w:val="22"/>
+    </w:rPr>
+  </w:style>
+  <w:style w:type="character" w:customStyle="1" w:styleId="CodeChar">
+    <w:name w:val="Code Char"/>
+    <w:basedOn w:val="DefaultParagraphFont"/>
+    <w:link w:val="Code"/>
+    <w:rsid w:val="00AD520C"/>
+    <w:rPr>
+      <w:rFonts w:ascii="Courier New" w:hAnsi="Courier New" w:cs="Courier New"/>
+      <w:sz w:val="22"/>
+      <w:szCs w:val="22"/>
+      <w:shd w:val="clear" w:color="auto" w:fill="3B3838" w:themeFill="background2" w:themeFillShade="40"/>
+      <w:lang w:val="en-GB"/>
+    </w:rPr>
+  </w:style>
 </w:styles>
 </file>
 

--- a/Sem2/Robotics Software and Programming/Report.docx
+++ b/Sem2/Robotics Software and Programming/Report.docx
@@ -398,7 +398,43 @@
           <w:sz w:val="28"/>
           <w:szCs w:val="28"/>
         </w:rPr>
-        <w:t>23 / September / 2026</w:t>
+        <w:t>9</w:t>
+      </w:r>
+      <w:r>
+        <w:rPr>
+          <w:rFonts w:cs="Times New Roman"/>
+          <w:bCs/>
+          <w:sz w:val="28"/>
+          <w:szCs w:val="28"/>
+        </w:rPr>
+        <w:t xml:space="preserve"> / </w:t>
+      </w:r>
+      <w:r>
+        <w:rPr>
+          <w:rFonts w:cs="Times New Roman"/>
+          <w:bCs/>
+          <w:sz w:val="28"/>
+          <w:szCs w:val="28"/>
+        </w:rPr>
+        <w:t>October</w:t>
+      </w:r>
+      <w:r>
+        <w:rPr>
+          <w:rFonts w:cs="Times New Roman"/>
+          <w:bCs/>
+          <w:sz w:val="28"/>
+          <w:szCs w:val="28"/>
+        </w:rPr>
+        <w:t xml:space="preserve"> </w:t>
+      </w:r>
+      <w:r>
+        <w:rPr>
+          <w:rFonts w:cs="Times New Roman"/>
+          <w:bCs/>
+          <w:sz w:val="28"/>
+          <w:szCs w:val="28"/>
+        </w:rPr>
+        <w:t>/ 2026</w:t>
       </w:r>
     </w:p>
     <w:p>
@@ -1083,8 +1119,8 @@
         <w:tblLook w:val="04A0" w:firstRow="1" w:lastRow="0" w:firstColumn="1" w:lastColumn="0" w:noHBand="0" w:noVBand="1"/>
       </w:tblPr>
       <w:tblGrid>
-        <w:gridCol w:w="4409"/>
-        <w:gridCol w:w="4540"/>
+        <w:gridCol w:w="4663"/>
+        <w:gridCol w:w="4286"/>
       </w:tblGrid>
       <w:tr>
         <w:trPr>
@@ -1302,7 +1338,21 @@
                 <w:rFonts w:cs="Times New Roman"/>
                 <w:bCs/>
               </w:rPr>
-              <w:t>23 / September / 2026</w:t>
+              <w:t xml:space="preserve">23 / </w:t>
+            </w:r>
+            <w:r>
+              <w:rPr>
+                <w:rFonts w:cs="Times New Roman"/>
+                <w:bCs/>
+              </w:rPr>
+              <w:t>October</w:t>
+            </w:r>
+            <w:r>
+              <w:rPr>
+                <w:rFonts w:cs="Times New Roman"/>
+                <w:bCs/>
+              </w:rPr>
+              <w:t xml:space="preserve"> / 2026</w:t>
             </w:r>
           </w:p>
         </w:tc>
@@ -1445,19 +1495,7 @@
         <w:rPr>
           <w:rStyle w:val="Hyperlink"/>
         </w:rPr>
-        <w:t>https://github.com/Amaan9136/bsbi-assignments/tree/main/Sem2/Robotics%20Software%20and%20Programming/task</w:t>
-      </w:r>
-      <w:r>
-        <w:rPr>
-          <w:rStyle w:val="Hyperlink"/>
-        </w:rPr>
-        <w:t>2</w:t>
-      </w:r>
-      <w:r>
-        <w:rPr>
-          <w:rStyle w:val="Hyperlink"/>
-        </w:rPr>
-        <w:t>-code</w:t>
+        <w:t>https://github.com/Amaan9136/bsbi-assignments/tree/main/Sem2/Robotics%20Software%20and%20Programming/task2-code</w:t>
       </w:r>
       <w:r>
         <w:rPr>
@@ -3677,21 +3715,7 @@
             <w:rStyle w:val="Hyperlink"/>
             <w:noProof/>
           </w:rPr>
-          <w:t>Table 2: ROS2 node architect</w:t>
-        </w:r>
-        <w:r>
-          <w:rPr>
-            <w:rStyle w:val="Hyperlink"/>
-            <w:noProof/>
-          </w:rPr>
-          <w:t>u</w:t>
-        </w:r>
-        <w:r>
-          <w:rPr>
-            <w:rStyle w:val="Hyperlink"/>
-            <w:noProof/>
-          </w:rPr>
-          <w:t>re.</w:t>
+          <w:t>Table 2: ROS2 node architecture.</w:t>
         </w:r>
         <w:r>
           <w:rPr>
@@ -4191,7 +4215,21 @@
           <w:rFonts w:cs="Times New Roman"/>
           <w:u w:val="dotted"/>
         </w:rPr>
-        <w:t>23 / September / 2026</w:t>
+        <w:t xml:space="preserve">23 / </w:t>
+      </w:r>
+      <w:r>
+        <w:rPr>
+          <w:rFonts w:cs="Times New Roman"/>
+          <w:u w:val="dotted"/>
+        </w:rPr>
+        <w:t xml:space="preserve">October </w:t>
+      </w:r>
+      <w:r>
+        <w:rPr>
+          <w:rFonts w:cs="Times New Roman"/>
+          <w:u w:val="dotted"/>
+        </w:rPr>
+        <w:t>/ 2026</w:t>
       </w:r>
     </w:p>
     <w:p>
@@ -4234,6 +4272,279 @@
         <w:spacing w:after="180" w:line="360" w:lineRule="auto"/>
         <w:rPr>
           <w:rFonts w:eastAsia="Times New Roman" w:cs="Times New Roman"/>
+          <w:color w:val="000000"/>
+          <w:kern w:val="0"/>
+          <w:lang w:eastAsia="en-GB"/>
+          <w14:ligatures w14:val="none"/>
+        </w:rPr>
+      </w:pPr>
+      <w:r>
+        <w:rPr>
+          <w:rFonts w:eastAsia="Times New Roman" w:cs="Times New Roman"/>
+          <w:color w:val="000000"/>
+          <w:kern w:val="0"/>
+          <w:lang w:eastAsia="en-GB"/>
+          <w14:ligatures w14:val="none"/>
+        </w:rPr>
+        <w:t xml:space="preserve">This report covers two exercises for the Robotics Software and Programming module. Task 1 is a </w:t>
+      </w:r>
+      <w:proofErr w:type="spellStart"/>
+      <w:r>
+        <w:rPr>
+          <w:rFonts w:eastAsia="Times New Roman" w:cs="Times New Roman"/>
+          <w:color w:val="000000"/>
+          <w:kern w:val="0"/>
+          <w:lang w:eastAsia="en-GB"/>
+          <w14:ligatures w14:val="none"/>
+        </w:rPr>
+        <w:t>PyBullet</w:t>
+      </w:r>
+      <w:proofErr w:type="spellEnd"/>
+      <w:r>
+        <w:rPr>
+          <w:rFonts w:eastAsia="Times New Roman" w:cs="Times New Roman"/>
+          <w:color w:val="000000"/>
+          <w:kern w:val="0"/>
+          <w:lang w:eastAsia="en-GB"/>
+          <w14:ligatures w14:val="none"/>
+        </w:rPr>
+        <w:t xml:space="preserve"> simulation of an inspection and light-warehousing room with five URDF object categories, fourteen objects, a two-wheel robot and six camera viewpoints. A dictionary called </w:t>
+      </w:r>
+      <w:proofErr w:type="spellStart"/>
+      <w:r>
+        <w:rPr>
+          <w:rFonts w:eastAsia="Times New Roman" w:cs="Times New Roman"/>
+          <w:color w:val="000000"/>
+          <w:kern w:val="0"/>
+          <w:lang w:eastAsia="en-GB"/>
+          <w14:ligatures w14:val="none"/>
+        </w:rPr>
+        <w:t>semantic_db</w:t>
+      </w:r>
+      <w:proofErr w:type="spellEnd"/>
+      <w:r>
+        <w:rPr>
+          <w:rFonts w:eastAsia="Times New Roman" w:cs="Times New Roman"/>
+          <w:color w:val="000000"/>
+          <w:kern w:val="0"/>
+          <w:lang w:eastAsia="en-GB"/>
+          <w14:ligatures w14:val="none"/>
+        </w:rPr>
+        <w:t xml:space="preserve"> stores each object's role and supports role lookups and nearest-target queries. Task 2 is a TurtleBot3 patrol robot in ROS2 with a six-state finite state machine. It runs in a custom Gazebo warehouse world with eight pallet obstacles and four checkpoints, one of which is the charging dock. The robot plans a route, avoids obstacles using LIDAR and odometry, and takes keyboard commands. A monitoring node logs state transitions and mission metrics. The mission reached MISSION_COMPLETE on TheConstruct.ai in </w:t>
+      </w:r>
+      <w:proofErr w:type="spellStart"/>
+      <w:r>
+        <w:rPr>
+          <w:rFonts w:eastAsia="Times New Roman" w:cs="Times New Roman"/>
+          <w:color w:val="000000"/>
+          <w:kern w:val="0"/>
+          <w:lang w:eastAsia="en-GB"/>
+          <w14:ligatures w14:val="none"/>
+        </w:rPr>
+        <w:t>Rosject</w:t>
+      </w:r>
+      <w:proofErr w:type="spellEnd"/>
+      <w:r>
+        <w:rPr>
+          <w:rFonts w:eastAsia="Times New Roman" w:cs="Times New Roman"/>
+          <w:color w:val="000000"/>
+          <w:kern w:val="0"/>
+          <w:lang w:eastAsia="en-GB"/>
+          <w14:ligatures w14:val="none"/>
+        </w:rPr>
+        <w:t xml:space="preserve"> </w:t>
+      </w:r>
+      <w:proofErr w:type="spellStart"/>
+      <w:r>
+        <w:rPr>
+          <w:rFonts w:eastAsia="Times New Roman" w:cs="Times New Roman"/>
+          <w:color w:val="000000"/>
+          <w:kern w:val="0"/>
+          <w:lang w:eastAsia="en-GB"/>
+          <w14:ligatures w14:val="none"/>
+        </w:rPr>
+        <w:t>XctZpczWOA</w:t>
+      </w:r>
+      <w:proofErr w:type="spellEnd"/>
+      <w:r>
+        <w:rPr>
+          <w:rFonts w:eastAsia="Times New Roman" w:cs="Times New Roman"/>
+          <w:color w:val="000000"/>
+          <w:kern w:val="0"/>
+          <w:lang w:eastAsia="en-GB"/>
+          <w14:ligatures w14:val="none"/>
+        </w:rPr>
+        <w:t>, and a local ROS2 Jazzy and Gazebo Harmonic workspace was used for extra checks.</w:t>
+      </w:r>
+      <w:bookmarkStart w:id="2" w:name="introduction"/>
+      <w:bookmarkEnd w:id="1"/>
+      <w:r>
+        <w:rPr>
+          <w:rFonts w:eastAsia="Times New Roman" w:cs="Times New Roman"/>
+          <w:color w:val="000000"/>
+          <w:kern w:val="0"/>
+          <w:lang w:eastAsia="en-GB"/>
+          <w14:ligatures w14:val="none"/>
+        </w:rPr>
+        <w:br w:type="page"/>
+      </w:r>
+    </w:p>
+    <w:p>
+      <w:pPr>
+        <w:pStyle w:val="Heading1"/>
+      </w:pPr>
+      <w:bookmarkStart w:id="3" w:name="_Toc241707425"/>
+      <w:r>
+        <w:lastRenderedPageBreak/>
+        <w:t>I</w:t>
+      </w:r>
+      <w:r>
+        <w:t>ntroduction</w:t>
+      </w:r>
+      <w:bookmarkEnd w:id="3"/>
+    </w:p>
+    <w:p>
+      <w:pPr>
+        <w:spacing w:after="180" w:line="360" w:lineRule="auto"/>
+        <w:rPr>
+          <w:rFonts w:eastAsia="Times New Roman" w:cs="Times New Roman"/>
+          <w:color w:val="000000"/>
+          <w:kern w:val="0"/>
+          <w:lang w:eastAsia="en-GB"/>
+          <w14:ligatures w14:val="none"/>
+        </w:rPr>
+      </w:pPr>
+      <w:r>
+        <w:rPr>
+          <w:rFonts w:eastAsia="Times New Roman" w:cs="Times New Roman"/>
+          <w:color w:val="000000"/>
+          <w:kern w:val="0"/>
+          <w:lang w:eastAsia="en-GB"/>
+          <w14:ligatures w14:val="none"/>
+        </w:rPr>
+        <w:t xml:space="preserve">The module asks us to design, build and test robot software in simulation, </w:t>
+      </w:r>
+      <w:r>
+        <w:rPr>
+          <w:rFonts w:eastAsia="Times New Roman" w:cs="Times New Roman"/>
+          <w:color w:val="000000"/>
+          <w:kern w:val="0"/>
+          <w:lang w:eastAsia="en-GB"/>
+          <w14:ligatures w14:val="none"/>
+        </w:rPr>
+        <w:t>with no physical hardware</w:t>
+      </w:r>
+      <w:r>
+        <w:rPr>
+          <w:rFonts w:eastAsia="Times New Roman" w:cs="Times New Roman"/>
+          <w:color w:val="000000"/>
+          <w:kern w:val="0"/>
+          <w:lang w:eastAsia="en-GB"/>
+          <w14:ligatures w14:val="none"/>
+        </w:rPr>
+        <w:t xml:space="preserve">. </w:t>
+      </w:r>
+      <w:r>
+        <w:rPr>
+          <w:rFonts w:eastAsia="Times New Roman" w:cs="Times New Roman"/>
+          <w:color w:val="000000"/>
+          <w:kern w:val="0"/>
+          <w:lang w:eastAsia="en-GB"/>
+          <w14:ligatures w14:val="none"/>
+        </w:rPr>
+        <w:t xml:space="preserve">The brief, Dynamic Robotics Simulation and Autonomous System Design, sets out </w:t>
+      </w:r>
+      <w:r>
+        <w:rPr>
+          <w:rFonts w:eastAsia="Times New Roman" w:cs="Times New Roman"/>
+          <w:color w:val="000000"/>
+          <w:kern w:val="0"/>
+          <w:lang w:eastAsia="en-GB"/>
+          <w14:ligatures w14:val="none"/>
+        </w:rPr>
+        <w:t xml:space="preserve">two stages of increasing complexity. The first is an interactive </w:t>
+      </w:r>
+      <w:proofErr w:type="spellStart"/>
+      <w:r>
+        <w:rPr>
+          <w:rFonts w:eastAsia="Times New Roman" w:cs="Times New Roman"/>
+          <w:color w:val="000000"/>
+          <w:kern w:val="0"/>
+          <w:lang w:eastAsia="en-GB"/>
+          <w14:ligatures w14:val="none"/>
+        </w:rPr>
+        <w:t>PyBullet</w:t>
+      </w:r>
+      <w:proofErr w:type="spellEnd"/>
+      <w:r>
+        <w:rPr>
+          <w:rFonts w:eastAsia="Times New Roman" w:cs="Times New Roman"/>
+          <w:color w:val="000000"/>
+          <w:kern w:val="0"/>
+          <w:lang w:eastAsia="en-GB"/>
+          <w14:ligatures w14:val="none"/>
+        </w:rPr>
+        <w:t xml:space="preserve"> environment with object-level semantics. The second is a ROS2-based autonomous system</w:t>
+      </w:r>
+      <w:r>
+        <w:rPr>
+          <w:rFonts w:eastAsia="Times New Roman" w:cs="Times New Roman"/>
+          <w:color w:val="000000"/>
+          <w:kern w:val="0"/>
+          <w:lang w:eastAsia="en-GB"/>
+          <w14:ligatures w14:val="none"/>
+        </w:rPr>
+        <w:t xml:space="preserve"> with sensing, navigation, human interaction and self-monitoring. </w:t>
+      </w:r>
+      <w:r>
+        <w:rPr>
+          <w:rFonts w:eastAsia="Times New Roman" w:cs="Times New Roman"/>
+          <w:color w:val="000000"/>
+          <w:kern w:val="0"/>
+          <w:lang w:eastAsia="en-GB"/>
+          <w14:ligatures w14:val="none"/>
+        </w:rPr>
+        <w:t>The two stages use different tools, but the guidelines ask for one report, so both are covered here using the BSBI template.</w:t>
+      </w:r>
+    </w:p>
+    <w:p>
+      <w:pPr>
+        <w:spacing w:after="180" w:line="360" w:lineRule="auto"/>
+        <w:rPr>
+          <w:rFonts w:eastAsia="Times New Roman" w:cs="Times New Roman"/>
+          <w:color w:val="000000"/>
+          <w:kern w:val="0"/>
+          <w:lang w:eastAsia="en-GB"/>
+          <w14:ligatures w14:val="none"/>
+        </w:rPr>
+      </w:pPr>
+      <w:r>
+        <w:rPr>
+          <w:rFonts w:eastAsia="Times New Roman" w:cs="Times New Roman"/>
+          <w:color w:val="000000"/>
+          <w:kern w:val="0"/>
+          <w:lang w:eastAsia="en-GB"/>
+          <w14:ligatures w14:val="none"/>
+        </w:rPr>
+        <w:t>In Task 1, every object in the simulated room gets a role (obstacle, target, landmark, shelf or charger) that is stored and can be looked up in code. Task 2 applies the idea to a moving robot that reads LIDAR and odometry, switches between behaviour states, and reports what it did and why</w:t>
+      </w:r>
+      <w:r>
+        <w:rPr>
+          <w:rFonts w:eastAsia="Times New Roman" w:cs="Times New Roman"/>
+          <w:color w:val="000000"/>
+          <w:kern w:val="0"/>
+          <w:lang w:eastAsia="en-GB"/>
+          <w14:ligatures w14:val="none"/>
+        </w:rPr>
+        <w:t>.</w:t>
+      </w:r>
+    </w:p>
+    <w:p>
+      <w:pPr>
+        <w:spacing w:after="160"/>
+        <w:jc w:val="left"/>
+        <w:rPr>
+          <w:rFonts w:eastAsia="Times New Roman" w:cs="Times New Roman"/>
           <w:b/>
           <w:bCs/>
           <w:color w:val="000000"/>
@@ -4244,126 +4555,8 @@
           <w14:ligatures w14:val="none"/>
         </w:rPr>
       </w:pPr>
-      <w:r>
-        <w:rPr>
-          <w:rFonts w:eastAsia="Times New Roman" w:cs="Times New Roman"/>
-          <w:color w:val="000000"/>
-          <w:kern w:val="0"/>
-          <w:lang w:eastAsia="en-GB"/>
-          <w14:ligatures w14:val="none"/>
-        </w:rPr>
-        <w:t xml:space="preserve">This report covers two practical exercises for the Robotics Software and Programming module. Task 1 is a </w:t>
-      </w:r>
-      <w:proofErr w:type="spellStart"/>
-      <w:r>
-        <w:rPr>
-          <w:rFonts w:eastAsia="Times New Roman" w:cs="Times New Roman"/>
-          <w:color w:val="000000"/>
-          <w:kern w:val="0"/>
-          <w:lang w:eastAsia="en-GB"/>
-          <w14:ligatures w14:val="none"/>
-        </w:rPr>
-        <w:t>PyBullet</w:t>
-      </w:r>
-      <w:proofErr w:type="spellEnd"/>
-      <w:r>
-        <w:rPr>
-          <w:rFonts w:eastAsia="Times New Roman" w:cs="Times New Roman"/>
-          <w:color w:val="000000"/>
-          <w:kern w:val="0"/>
-          <w:lang w:eastAsia="en-GB"/>
-          <w14:ligatures w14:val="none"/>
-        </w:rPr>
-        <w:t xml:space="preserve"> simulation of a small inspection and light-warehousing room. It uses five custom URDF object categories, a two-wheel robot, fourteen placed objects and six camera viewpoints. A dictionary called </w:t>
-      </w:r>
-      <w:proofErr w:type="spellStart"/>
-      <w:r>
-        <w:rPr>
-          <w:rFonts w:eastAsia="Times New Roman" w:cs="Times New Roman"/>
-          <w:color w:val="000000"/>
-          <w:kern w:val="0"/>
-          <w:lang w:eastAsia="en-GB"/>
-          <w14:ligatures w14:val="none"/>
-        </w:rPr>
-        <w:t>semantic_db</w:t>
-      </w:r>
-      <w:proofErr w:type="spellEnd"/>
-      <w:r>
-        <w:rPr>
-          <w:rFonts w:eastAsia="Times New Roman" w:cs="Times New Roman"/>
-          <w:color w:val="000000"/>
-          <w:kern w:val="0"/>
-          <w:lang w:eastAsia="en-GB"/>
-          <w14:ligatures w14:val="none"/>
-        </w:rPr>
-        <w:t xml:space="preserve"> stores each object's role and supports role lookup and nearest-target queries. Task 2 is a TurtleBot3 patrol robot in ROS2 with a six-state finite state machine. It runs in a custom Gazebo warehouse world with eight pallet obstacles and four checkpoints, one of which is the charging dock. The robot uses path planning, </w:t>
-      </w:r>
-      <w:r>
-        <w:rPr>
-          <w:rFonts w:eastAsia="Times New Roman" w:cs="Times New Roman"/>
-          <w:color w:val="000000"/>
-          <w:kern w:val="0"/>
-          <w:lang w:eastAsia="en-GB"/>
-          <w14:ligatures w14:val="none"/>
-        </w:rPr>
-        <w:t>LIDAR and odometry-based obstacle avoidance, and a keyboard interaction node</w:t>
-      </w:r>
-      <w:r>
-        <w:rPr>
-          <w:rFonts w:eastAsia="Times New Roman" w:cs="Times New Roman"/>
-          <w:color w:val="000000"/>
-          <w:kern w:val="0"/>
-          <w:lang w:eastAsia="en-GB"/>
-          <w14:ligatures w14:val="none"/>
-        </w:rPr>
-        <w:t xml:space="preserve">. A monitoring node logs state transitions and mission metrics. Task 2 was run to MISSION_COMPLETE on TheConstruct.ai in </w:t>
-      </w:r>
-      <w:proofErr w:type="spellStart"/>
-      <w:r>
-        <w:rPr>
-          <w:rFonts w:eastAsia="Times New Roman" w:cs="Times New Roman"/>
-          <w:color w:val="000000"/>
-          <w:kern w:val="0"/>
-          <w:lang w:eastAsia="en-GB"/>
-          <w14:ligatures w14:val="none"/>
-        </w:rPr>
-        <w:t>Rosject</w:t>
-      </w:r>
-      <w:proofErr w:type="spellEnd"/>
-      <w:r>
-        <w:rPr>
-          <w:rFonts w:eastAsia="Times New Roman" w:cs="Times New Roman"/>
-          <w:color w:val="000000"/>
-          <w:kern w:val="0"/>
-          <w:lang w:eastAsia="en-GB"/>
-          <w14:ligatures w14:val="none"/>
-        </w:rPr>
-        <w:t xml:space="preserve"> </w:t>
-      </w:r>
-      <w:proofErr w:type="spellStart"/>
-      <w:r>
-        <w:rPr>
-          <w:rFonts w:eastAsia="Times New Roman" w:cs="Times New Roman"/>
-          <w:color w:val="000000"/>
-          <w:kern w:val="0"/>
-          <w:lang w:eastAsia="en-GB"/>
-          <w14:ligatures w14:val="none"/>
-        </w:rPr>
-        <w:t>XctZpczWOA</w:t>
-      </w:r>
-      <w:proofErr w:type="spellEnd"/>
-      <w:r>
-        <w:rPr>
-          <w:rFonts w:eastAsia="Times New Roman" w:cs="Times New Roman"/>
-          <w:color w:val="000000"/>
-          <w:kern w:val="0"/>
-          <w:lang w:eastAsia="en-GB"/>
-          <w14:ligatures w14:val="none"/>
-        </w:rPr>
-        <w:t>. A local ROS2 Jazzy and Gazebo Harmonic workspace was used for extra checks.</w:t>
-      </w:r>
-      <w:bookmarkStart w:id="2" w:name="introduction"/>
-      <w:bookmarkEnd w:id="1"/>
+      <w:bookmarkStart w:id="4" w:name="X8f500a1b17ce880a56c76a82243d9dad512dc6d"/>
+      <w:bookmarkEnd w:id="2"/>
       <w:r>
         <w:rPr>
           <w:rFonts w:eastAsia="Times New Roman" w:cs="Times New Roman"/>
@@ -4383,186 +4576,6 @@
       <w:pPr>
         <w:pStyle w:val="Heading1"/>
       </w:pPr>
-      <w:bookmarkStart w:id="3" w:name="_Toc241707425"/>
-      <w:r>
-        <w:lastRenderedPageBreak/>
-        <w:t>Introduction</w:t>
-      </w:r>
-      <w:bookmarkEnd w:id="3"/>
-    </w:p>
-    <w:p>
-      <w:pPr>
-        <w:spacing w:after="180" w:line="360" w:lineRule="auto"/>
-        <w:rPr>
-          <w:rFonts w:eastAsia="Times New Roman" w:cs="Times New Roman"/>
-          <w:color w:val="000000"/>
-          <w:kern w:val="0"/>
-          <w:lang w:eastAsia="en-GB"/>
-          <w14:ligatures w14:val="none"/>
-        </w:rPr>
-      </w:pPr>
-      <w:r>
-        <w:rPr>
-          <w:rFonts w:eastAsia="Times New Roman" w:cs="Times New Roman"/>
-          <w:color w:val="000000"/>
-          <w:kern w:val="0"/>
-          <w:lang w:eastAsia="en-GB"/>
-          <w14:ligatures w14:val="none"/>
-        </w:rPr>
-        <w:t xml:space="preserve">The module asks us to design, build and test robot software in simulation, </w:t>
-      </w:r>
-      <w:r>
-        <w:rPr>
-          <w:rFonts w:eastAsia="Times New Roman" w:cs="Times New Roman"/>
-          <w:color w:val="000000"/>
-          <w:kern w:val="0"/>
-          <w:lang w:eastAsia="en-GB"/>
-          <w14:ligatures w14:val="none"/>
-        </w:rPr>
-        <w:t>with no physical hardware</w:t>
-      </w:r>
-      <w:r>
-        <w:rPr>
-          <w:rFonts w:eastAsia="Times New Roman" w:cs="Times New Roman"/>
-          <w:color w:val="000000"/>
-          <w:kern w:val="0"/>
-          <w:lang w:eastAsia="en-GB"/>
-          <w14:ligatures w14:val="none"/>
-        </w:rPr>
-        <w:t xml:space="preserve">. </w:t>
-      </w:r>
-      <w:r>
-        <w:rPr>
-          <w:rFonts w:eastAsia="Times New Roman" w:cs="Times New Roman"/>
-          <w:color w:val="000000"/>
-          <w:kern w:val="0"/>
-          <w:lang w:eastAsia="en-GB"/>
-          <w14:ligatures w14:val="none"/>
-        </w:rPr>
-        <w:t xml:space="preserve">The brief, Dynamic Robotics Simulation and Autonomous System Design, sets out </w:t>
-      </w:r>
-      <w:r>
-        <w:rPr>
-          <w:rFonts w:eastAsia="Times New Roman" w:cs="Times New Roman"/>
-          <w:color w:val="000000"/>
-          <w:kern w:val="0"/>
-          <w:lang w:eastAsia="en-GB"/>
-          <w14:ligatures w14:val="none"/>
-        </w:rPr>
-        <w:t xml:space="preserve">two stages of increasing complexity. The first is an interactive </w:t>
-      </w:r>
-      <w:proofErr w:type="spellStart"/>
-      <w:r>
-        <w:rPr>
-          <w:rFonts w:eastAsia="Times New Roman" w:cs="Times New Roman"/>
-          <w:color w:val="000000"/>
-          <w:kern w:val="0"/>
-          <w:lang w:eastAsia="en-GB"/>
-          <w14:ligatures w14:val="none"/>
-        </w:rPr>
-        <w:t>PyBullet</w:t>
-      </w:r>
-      <w:proofErr w:type="spellEnd"/>
-      <w:r>
-        <w:rPr>
-          <w:rFonts w:eastAsia="Times New Roman" w:cs="Times New Roman"/>
-          <w:color w:val="000000"/>
-          <w:kern w:val="0"/>
-          <w:lang w:eastAsia="en-GB"/>
-          <w14:ligatures w14:val="none"/>
-        </w:rPr>
-        <w:t xml:space="preserve"> environment with object-level semantics. The second is a ROS2-based autonomous system</w:t>
-      </w:r>
-      <w:r>
-        <w:rPr>
-          <w:rFonts w:eastAsia="Times New Roman" w:cs="Times New Roman"/>
-          <w:color w:val="000000"/>
-          <w:kern w:val="0"/>
-          <w:lang w:eastAsia="en-GB"/>
-          <w14:ligatures w14:val="none"/>
-        </w:rPr>
-        <w:t xml:space="preserve"> with sensing, navigation, human interaction and self-monitoring. </w:t>
-      </w:r>
-      <w:r>
-        <w:rPr>
-          <w:rFonts w:eastAsia="Times New Roman" w:cs="Times New Roman"/>
-          <w:color w:val="000000"/>
-          <w:kern w:val="0"/>
-          <w:lang w:eastAsia="en-GB"/>
-          <w14:ligatures w14:val="none"/>
-        </w:rPr>
-        <w:t>The two stages use different tools, but the guidelines ask for one report, so both are covered here using the BSBI template.</w:t>
-      </w:r>
-    </w:p>
-    <w:p>
-      <w:pPr>
-        <w:spacing w:after="180" w:line="360" w:lineRule="auto"/>
-        <w:rPr>
-          <w:rFonts w:eastAsia="Times New Roman" w:cs="Times New Roman"/>
-          <w:color w:val="000000"/>
-          <w:kern w:val="0"/>
-          <w:lang w:eastAsia="en-GB"/>
-          <w14:ligatures w14:val="none"/>
-        </w:rPr>
-      </w:pPr>
-      <w:r>
-        <w:rPr>
-          <w:rFonts w:eastAsia="Times New Roman" w:cs="Times New Roman"/>
-          <w:color w:val="000000"/>
-          <w:kern w:val="0"/>
-          <w:lang w:eastAsia="en-GB"/>
-          <w14:ligatures w14:val="none"/>
-        </w:rPr>
-        <w:t>In Task 1, every object in the simulated room gets a role (obstacle, target, landmark, shelf or charger) that is stored and can be looked up in code. Task 2 applies the idea to a moving robot that reads LIDAR and odometry, switches between behaviour states, and reports what it did and why</w:t>
-      </w:r>
-      <w:r>
-        <w:rPr>
-          <w:rFonts w:eastAsia="Times New Roman" w:cs="Times New Roman"/>
-          <w:color w:val="000000"/>
-          <w:kern w:val="0"/>
-          <w:lang w:eastAsia="en-GB"/>
-          <w14:ligatures w14:val="none"/>
-        </w:rPr>
-        <w:t>.</w:t>
-      </w:r>
-    </w:p>
-    <w:p>
-      <w:pPr>
-        <w:spacing w:after="160"/>
-        <w:jc w:val="left"/>
-        <w:rPr>
-          <w:rFonts w:eastAsia="Times New Roman" w:cs="Times New Roman"/>
-          <w:b/>
-          <w:bCs/>
-          <w:color w:val="000000"/>
-          <w:kern w:val="0"/>
-          <w:sz w:val="32"/>
-          <w:szCs w:val="32"/>
-          <w:lang w:eastAsia="en-GB"/>
-          <w14:ligatures w14:val="none"/>
-        </w:rPr>
-      </w:pPr>
-      <w:bookmarkStart w:id="4" w:name="X8f500a1b17ce880a56c76a82243d9dad512dc6d"/>
-      <w:bookmarkEnd w:id="2"/>
-      <w:r>
-        <w:rPr>
-          <w:rFonts w:eastAsia="Times New Roman" w:cs="Times New Roman"/>
-          <w:b/>
-          <w:bCs/>
-          <w:color w:val="000000"/>
-          <w:kern w:val="0"/>
-          <w:sz w:val="32"/>
-          <w:szCs w:val="32"/>
-          <w:lang w:eastAsia="en-GB"/>
-          <w14:ligatures w14:val="none"/>
-        </w:rPr>
-        <w:br w:type="page"/>
-      </w:r>
-    </w:p>
-    <w:p>
-      <w:pPr>
-        <w:pStyle w:val="Heading1"/>
-      </w:pPr>
       <w:bookmarkStart w:id="5" w:name="_Toc241707426"/>
       <w:r>
         <w:lastRenderedPageBreak/>
@@ -4630,17 +4643,59 @@
           <w:lang w:eastAsia="en-GB"/>
           <w14:ligatures w14:val="none"/>
         </w:rPr>
-        <w:t xml:space="preserve"> scene where code could look up the role of each object as well as its position. I sketched the room on paper before writing any code. It was a six by four metre space with a single entrance</w:t>
-      </w:r>
-      <w:r>
-        <w:rPr>
-          <w:rFonts w:eastAsia="Times New Roman" w:cs="Times New Roman"/>
-          <w:color w:val="000000"/>
-          <w:kern w:val="0"/>
-          <w:lang w:eastAsia="en-GB"/>
-          <w14:ligatures w14:val="none"/>
-        </w:rPr>
-        <w:t>, a central aisle, storage shelving along the back wall, a charging dock near the entrance, and reference landmarks at each corner.</w:t>
+        <w:t xml:space="preserve"> scene where code could look up each object's role as well as its position</w:t>
+      </w:r>
+      <w:r>
+        <w:rPr>
+          <w:rFonts w:eastAsia="Times New Roman" w:cs="Times New Roman"/>
+          <w:color w:val="000000"/>
+          <w:kern w:val="0"/>
+          <w:lang w:eastAsia="en-GB"/>
+          <w14:ligatures w14:val="none"/>
+        </w:rPr>
+        <w:t xml:space="preserve">. I sketched the room on paper before writing any code. It was a six by four metre space with </w:t>
+      </w:r>
+      <w:r>
+        <w:rPr>
+          <w:rFonts w:eastAsia="Times New Roman" w:cs="Times New Roman"/>
+          <w:color w:val="000000"/>
+          <w:kern w:val="0"/>
+          <w:lang w:eastAsia="en-GB"/>
+          <w14:ligatures w14:val="none"/>
+        </w:rPr>
+        <w:t>one entrance, a central aisle, shelving along the back wall, a charging dock near the entrance and a landmark at each corner. I then turned the sketch into URDF categories and coordinates.</w:t>
+      </w:r>
+    </w:p>
+    <w:p>
+      <w:pPr>
+        <w:spacing w:after="180" w:line="360" w:lineRule="auto"/>
+        <w:rPr>
+          <w:rFonts w:eastAsia="Times New Roman" w:cs="Times New Roman"/>
+          <w:color w:val="000000"/>
+          <w:kern w:val="0"/>
+          <w:lang w:eastAsia="en-GB"/>
+          <w14:ligatures w14:val="none"/>
+        </w:rPr>
+      </w:pPr>
+      <w:r>
+        <w:rPr>
+          <w:rFonts w:eastAsia="Times New Roman" w:cs="Times New Roman"/>
+          <w:color w:val="000000"/>
+          <w:kern w:val="0"/>
+          <w:lang w:eastAsia="en-GB"/>
+          <w14:ligatures w14:val="none"/>
+        </w:rPr>
+        <w:t xml:space="preserve">The finished scene has fourteen objects in five URDF categories, </w:t>
+      </w:r>
+      <w:r>
+        <w:rPr>
+          <w:rFonts w:eastAsia="Times New Roman" w:cs="Times New Roman"/>
+          <w:color w:val="000000"/>
+          <w:kern w:val="0"/>
+          <w:lang w:eastAsia="en-GB"/>
+          <w14:ligatures w14:val="none"/>
+        </w:rPr>
+        <w:t>which is</w:t>
       </w:r>
       <w:r>
         <w:rPr>
@@ -4660,91 +4715,27 @@
           <w:lang w:eastAsia="en-GB"/>
           <w14:ligatures w14:val="none"/>
         </w:rPr>
-        <w:t>I then turned the sketch into URDF categories and coordinates, so</w:t>
-      </w:r>
-      <w:r>
-        <w:rPr>
-          <w:rFonts w:eastAsia="Times New Roman" w:cs="Times New Roman"/>
-          <w:color w:val="000000"/>
-          <w:kern w:val="0"/>
-          <w:lang w:eastAsia="en-GB"/>
-          <w14:ligatures w14:val="none"/>
-        </w:rPr>
-        <w:t xml:space="preserve"> </w:t>
-      </w:r>
-      <w:r>
-        <w:rPr>
-          <w:rFonts w:eastAsia="Times New Roman" w:cs="Times New Roman"/>
-          <w:color w:val="000000"/>
-          <w:kern w:val="0"/>
-          <w:lang w:eastAsia="en-GB"/>
-          <w14:ligatures w14:val="none"/>
-        </w:rPr>
-        <w:t>every object sits where I placed it.</w:t>
-      </w:r>
-    </w:p>
-    <w:p>
-      <w:pPr>
-        <w:spacing w:after="180" w:line="360" w:lineRule="auto"/>
-        <w:rPr>
-          <w:rFonts w:eastAsia="Times New Roman" w:cs="Times New Roman"/>
-          <w:color w:val="000000"/>
-          <w:kern w:val="0"/>
-          <w:lang w:eastAsia="en-GB"/>
-          <w14:ligatures w14:val="none"/>
-        </w:rPr>
-      </w:pPr>
-      <w:r>
-        <w:rPr>
-          <w:rFonts w:eastAsia="Times New Roman" w:cs="Times New Roman"/>
-          <w:color w:val="000000"/>
-          <w:kern w:val="0"/>
-          <w:lang w:eastAsia="en-GB"/>
-          <w14:ligatures w14:val="none"/>
-        </w:rPr>
-        <w:t xml:space="preserve">The finished scene has fourteen objects in five URDF categories, </w:t>
-      </w:r>
-      <w:r>
-        <w:rPr>
-          <w:rFonts w:eastAsia="Times New Roman" w:cs="Times New Roman"/>
-          <w:color w:val="000000"/>
-          <w:kern w:val="0"/>
-          <w:lang w:eastAsia="en-GB"/>
-          <w14:ligatures w14:val="none"/>
-        </w:rPr>
-        <w:t>which is above the brief's minimum of eight objects and four models. It also has a two-wheel robot that I moved between camera renders to show movement. All objects are URDF boxes and cylinders with no imported meshes, so the notebook is self-contained</w:t>
-      </w:r>
-      <w:r>
-        <w:rPr>
-          <w:rFonts w:eastAsia="Times New Roman" w:cs="Times New Roman"/>
-          <w:color w:val="000000"/>
-          <w:kern w:val="0"/>
-          <w:lang w:eastAsia="en-GB"/>
-          <w14:ligatures w14:val="none"/>
-        </w:rPr>
-        <w:t xml:space="preserve">. I considered richer datasets such as </w:t>
-      </w:r>
-      <w:proofErr w:type="spellStart"/>
-      <w:r>
-        <w:rPr>
-          <w:rFonts w:eastAsia="Times New Roman" w:cs="Times New Roman"/>
-          <w:color w:val="000000"/>
-          <w:kern w:val="0"/>
-          <w:lang w:eastAsia="en-GB"/>
-          <w14:ligatures w14:val="none"/>
-        </w:rPr>
-        <w:t>SceneNet</w:t>
-      </w:r>
-      <w:proofErr w:type="spellEnd"/>
-      <w:r>
-        <w:rPr>
-          <w:rFonts w:eastAsia="Times New Roman" w:cs="Times New Roman"/>
-          <w:color w:val="000000"/>
-          <w:kern w:val="0"/>
-          <w:lang w:eastAsia="en-GB"/>
-          <w14:ligatures w14:val="none"/>
-        </w:rPr>
-        <w:t xml:space="preserve"> RGB-D (McCormac et al., 2017) but left them for future work.</w:t>
+        <w:t>above the brief's minimum of eight objects and four models. A two-wheel robot is moved between camera renders to show movement.</w:t>
+      </w:r>
+      <w:r>
+        <w:rPr>
+          <w:rFonts w:eastAsia="Times New Roman" w:cs="Times New Roman"/>
+          <w:color w:val="000000"/>
+          <w:kern w:val="0"/>
+          <w:lang w:eastAsia="en-GB"/>
+          <w14:ligatures w14:val="none"/>
+        </w:rPr>
+        <w:t xml:space="preserve"> All objects are URDF boxes and cylinders with no imported meshes, so the notebook is self-contained</w:t>
+      </w:r>
+      <w:r>
+        <w:rPr>
+          <w:rFonts w:eastAsia="Times New Roman" w:cs="Times New Roman"/>
+          <w:color w:val="000000"/>
+          <w:kern w:val="0"/>
+          <w:lang w:eastAsia="en-GB"/>
+          <w14:ligatures w14:val="none"/>
+        </w:rPr>
+        <w:t>.</w:t>
       </w:r>
     </w:p>
     <w:p>
@@ -4778,7 +4769,17 @@
           <w:lang w:eastAsia="en-GB"/>
           <w14:ligatures w14:val="none"/>
         </w:rPr>
-        <w:t>Three areas of work informed Task 1. These were simulators, semantic representation and labelled scenes.</w:t>
+        <w:t>Three areas of work informed Task 1, covering simulators, semantic representation and labelled scenes</w:t>
+      </w:r>
+      <w:r>
+        <w:rPr>
+          <w:rFonts w:eastAsia="Times New Roman" w:cs="Times New Roman"/>
+          <w:color w:val="000000"/>
+          <w:kern w:val="0"/>
+          <w:lang w:eastAsia="en-GB"/>
+          <w14:ligatures w14:val="none"/>
+        </w:rPr>
+        <w:t>.</w:t>
       </w:r>
     </w:p>
     <w:p>
@@ -4881,57 +4882,49 @@
         </w:rPr>
         <w:t xml:space="preserve">. </w:t>
       </w:r>
-      <w:r>
-        <w:rPr>
-          <w:rFonts w:eastAsia="Times New Roman" w:cs="Times New Roman"/>
-          <w:color w:val="000000"/>
-          <w:kern w:val="0"/>
-          <w:lang w:eastAsia="en-GB"/>
-          <w14:ligatures w14:val="none"/>
-        </w:rPr>
-        <w:t>Collins et al. (2021) review simulators across robotics.</w:t>
-      </w:r>
-      <w:r>
-        <w:rPr>
-          <w:rFonts w:eastAsia="Times New Roman" w:cs="Times New Roman"/>
-          <w:color w:val="000000"/>
-          <w:kern w:val="0"/>
-          <w:lang w:eastAsia="en-GB"/>
-          <w14:ligatures w14:val="none"/>
-        </w:rPr>
-        <w:t xml:space="preserve"> </w:t>
-      </w:r>
-      <w:r>
-        <w:rPr>
-          <w:rFonts w:eastAsia="Times New Roman" w:cs="Times New Roman"/>
-          <w:color w:val="000000"/>
-          <w:kern w:val="0"/>
-          <w:lang w:eastAsia="en-GB"/>
-          <w14:ligatures w14:val="none"/>
-        </w:rPr>
-        <w:t xml:space="preserve">Task 1 needs only scene building and rendering, so </w:t>
-      </w:r>
-      <w:proofErr w:type="spellStart"/>
-      <w:r>
-        <w:rPr>
-          <w:rFonts w:eastAsia="Times New Roman" w:cs="Times New Roman"/>
-          <w:color w:val="000000"/>
-          <w:kern w:val="0"/>
-          <w:lang w:eastAsia="en-GB"/>
-          <w14:ligatures w14:val="none"/>
-        </w:rPr>
-        <w:t>PyBullet's</w:t>
-      </w:r>
-      <w:proofErr w:type="spellEnd"/>
-      <w:r>
-        <w:rPr>
-          <w:rFonts w:eastAsia="Times New Roman" w:cs="Times New Roman"/>
-          <w:color w:val="000000"/>
-          <w:kern w:val="0"/>
-          <w:lang w:eastAsia="en-GB"/>
-          <w14:ligatures w14:val="none"/>
-        </w:rPr>
-        <w:t xml:space="preserve"> light setup was enough.</w:t>
+      <w:proofErr w:type="spellStart"/>
+      <w:r>
+        <w:rPr>
+          <w:rFonts w:eastAsia="Times New Roman" w:cs="Times New Roman"/>
+          <w:color w:val="000000"/>
+          <w:kern w:val="0"/>
+          <w:lang w:eastAsia="en-GB"/>
+          <w14:ligatures w14:val="none"/>
+        </w:rPr>
+        <w:t>Collins</w:t>
+      </w:r>
+      <w:proofErr w:type="spellEnd"/>
+      <w:r>
+        <w:rPr>
+          <w:rFonts w:eastAsia="Times New Roman" w:cs="Times New Roman"/>
+          <w:color w:val="000000"/>
+          <w:kern w:val="0"/>
+          <w:lang w:eastAsia="en-GB"/>
+          <w14:ligatures w14:val="none"/>
+        </w:rPr>
+        <w:t xml:space="preserve"> et al. (2021) review physics simulators used in robotics. Task 1 only needs scene building and rendering, so </w:t>
+      </w:r>
+      <w:proofErr w:type="spellStart"/>
+      <w:r>
+        <w:rPr>
+          <w:rFonts w:eastAsia="Times New Roman" w:cs="Times New Roman"/>
+          <w:color w:val="000000"/>
+          <w:kern w:val="0"/>
+          <w:lang w:eastAsia="en-GB"/>
+          <w14:ligatures w14:val="none"/>
+        </w:rPr>
+        <w:t>PyBullet</w:t>
+      </w:r>
+      <w:proofErr w:type="spellEnd"/>
+      <w:r>
+        <w:rPr>
+          <w:rFonts w:eastAsia="Times New Roman" w:cs="Times New Roman"/>
+          <w:color w:val="000000"/>
+          <w:kern w:val="0"/>
+          <w:lang w:eastAsia="en-GB"/>
+          <w14:ligatures w14:val="none"/>
+        </w:rPr>
+        <w:t xml:space="preserve"> was enough.</w:t>
       </w:r>
     </w:p>
     <w:p>
@@ -5020,7 +5013,17 @@
           <w:lang w:eastAsia="en-GB"/>
           <w14:ligatures w14:val="none"/>
         </w:rPr>
-        <w:t>The registry I built is a very simple version of that idea. I assign the labels by hand, so code can ask what an object is as well as where it is.</w:t>
+        <w:t>The registry in Task 1 is a very simple version of that idea.</w:t>
+      </w:r>
+      <w:r>
+        <w:rPr>
+          <w:rFonts w:eastAsia="Times New Roman" w:cs="Times New Roman"/>
+          <w:color w:val="000000"/>
+          <w:kern w:val="0"/>
+          <w:lang w:eastAsia="en-GB"/>
+          <w14:ligatures w14:val="none"/>
+        </w:rPr>
+        <w:t xml:space="preserve"> I assign the labels by hand, so code can ask what an object is as well as where it is.</w:t>
       </w:r>
     </w:p>
     <w:p>
@@ -5087,29 +5090,7 @@
           <w:lang w:eastAsia="en-GB"/>
           <w14:ligatures w14:val="none"/>
         </w:rPr>
-        <w:t xml:space="preserve">Task 1 is a much smaller, hand-made scene that trades realism for full control over the labels. </w:t>
-      </w:r>
-    </w:p>
-    <w:p>
-      <w:pPr>
-        <w:spacing w:before="120" w:after="180" w:line="360" w:lineRule="auto"/>
-        <w:rPr>
-          <w:rFonts w:eastAsia="Times New Roman" w:cs="Times New Roman"/>
-          <w:color w:val="000000"/>
-          <w:kern w:val="0"/>
-          <w:lang w:eastAsia="en-GB"/>
-          <w14:ligatures w14:val="none"/>
-        </w:rPr>
-      </w:pPr>
-      <w:r>
-        <w:rPr>
-          <w:rFonts w:eastAsia="Times New Roman" w:cs="Times New Roman"/>
-          <w:color w:val="000000"/>
-          <w:kern w:val="0"/>
-          <w:lang w:eastAsia="en-GB"/>
-          <w14:ligatures w14:val="none"/>
-        </w:rPr>
-        <w:t>Because I assign the labels, Task 1 shows how role queries work and does not test perception (Section 3.6).</w:t>
+        <w:t>Task 1 is a much smaller hand-made scene that gives up realism in return for full control over the labels.</w:t>
       </w:r>
     </w:p>
     <w:p>
@@ -5142,7 +5123,17 @@
           <w:lang w:eastAsia="en-GB"/>
           <w14:ligatures w14:val="none"/>
         </w:rPr>
-        <w:t xml:space="preserve">The notebook (Task1_PyBullet_Object_Semantics.ipynb) has nine executable cells. The setup cell imports </w:t>
+        <w:t xml:space="preserve">The notebook (Task1_PyBullet_Object_Semantics.ipynb) </w:t>
+      </w:r>
+      <w:r>
+        <w:rPr>
+          <w:rFonts w:eastAsia="Times New Roman" w:cs="Times New Roman"/>
+          <w:color w:val="000000"/>
+          <w:kern w:val="0"/>
+          <w:lang w:eastAsia="en-GB"/>
+          <w14:ligatures w14:val="none"/>
+        </w:rPr>
+        <w:t xml:space="preserve">has nine executable cells and is written in Python 3. The setup cell imports </w:t>
       </w:r>
       <w:proofErr w:type="spellStart"/>
       <w:r>
@@ -5230,7 +5221,29 @@
           <w:lang w:eastAsia="en-GB"/>
           <w14:ligatures w14:val="none"/>
         </w:rPr>
-        <w:t xml:space="preserve"> if it is missing, </w:t>
+        <w:t xml:space="preserve"> if it is missing. The generation cell writes six URDF files, one each for the obstacle (crate), target zone, landmark, shelf and charging dock, plus the two-wheel robot with a box chassis and two cylindrical wheels. The environment cell connects to </w:t>
+      </w:r>
+      <w:proofErr w:type="spellStart"/>
+      <w:r>
+        <w:rPr>
+          <w:rFonts w:eastAsia="Times New Roman" w:cs="Times New Roman"/>
+          <w:color w:val="000000"/>
+          <w:kern w:val="0"/>
+          <w:lang w:eastAsia="en-GB"/>
+          <w14:ligatures w14:val="none"/>
+        </w:rPr>
+        <w:t>PyBullet</w:t>
+      </w:r>
+      <w:proofErr w:type="spellEnd"/>
+      <w:r>
+        <w:rPr>
+          <w:rFonts w:eastAsia="Times New Roman" w:cs="Times New Roman"/>
+          <w:color w:val="000000"/>
+          <w:kern w:val="0"/>
+          <w:lang w:eastAsia="en-GB"/>
+          <w14:ligatures w14:val="none"/>
+        </w:rPr>
+        <w:t xml:space="preserve"> in </w:t>
       </w:r>
       <w:r>
         <w:rPr>
@@ -5241,51 +5254,7 @@
           <w14:ligatures w14:val="none"/>
         </w:rPr>
         <w:lastRenderedPageBreak/>
-        <w:t xml:space="preserve">so the notebook runs in Google </w:t>
-      </w:r>
-      <w:proofErr w:type="spellStart"/>
-      <w:r>
-        <w:rPr>
-          <w:rFonts w:eastAsia="Times New Roman" w:cs="Times New Roman"/>
-          <w:color w:val="000000"/>
-          <w:kern w:val="0"/>
-          <w:lang w:eastAsia="en-GB"/>
-          <w14:ligatures w14:val="none"/>
-        </w:rPr>
-        <w:t>Colab</w:t>
-      </w:r>
-      <w:proofErr w:type="spellEnd"/>
-      <w:r>
-        <w:rPr>
-          <w:rFonts w:eastAsia="Times New Roman" w:cs="Times New Roman"/>
-          <w:color w:val="000000"/>
-          <w:kern w:val="0"/>
-          <w:lang w:eastAsia="en-GB"/>
-          <w14:ligatures w14:val="none"/>
-        </w:rPr>
-        <w:t xml:space="preserve"> or locally. The generation cell writes six URDF files to disk. These are an obstacle (crate), a target zone, a landmark, a shelf, a charging dock and a two-wheel robot with a box chassis and two cylindrical wheels. The environment cell connects to </w:t>
-      </w:r>
-      <w:proofErr w:type="spellStart"/>
-      <w:r>
-        <w:rPr>
-          <w:rFonts w:eastAsia="Times New Roman" w:cs="Times New Roman"/>
-          <w:color w:val="000000"/>
-          <w:kern w:val="0"/>
-          <w:lang w:eastAsia="en-GB"/>
-          <w14:ligatures w14:val="none"/>
-        </w:rPr>
-        <w:t>PyBullet</w:t>
-      </w:r>
-      <w:proofErr w:type="spellEnd"/>
-      <w:r>
-        <w:rPr>
-          <w:rFonts w:eastAsia="Times New Roman" w:cs="Times New Roman"/>
-          <w:color w:val="000000"/>
-          <w:kern w:val="0"/>
-          <w:lang w:eastAsia="en-GB"/>
-          <w14:ligatures w14:val="none"/>
-        </w:rPr>
-        <w:t xml:space="preserve"> in DIRECT mode and loads a ground plane from the bundled </w:t>
+        <w:t xml:space="preserve">DIRECT mode, loads a ground plane from </w:t>
       </w:r>
       <w:proofErr w:type="spellStart"/>
       <w:r>
@@ -5307,7 +5276,17 @@
           <w:lang w:eastAsia="en-GB"/>
           <w14:ligatures w14:val="none"/>
         </w:rPr>
-        <w:t xml:space="preserve"> assets. It then places the fourteen objects and the robot at the coordinates from my floor sketch. These are four crate obstacles flanking the aisle, three target zones (pickup, an off-aisle inspection point and drop-off), four corner landmarks, two back-wall shelves and one charging dock. Figure 1 shows the pipeline.</w:t>
+        <w:t xml:space="preserve"> and places the fourteen objects and the robot at the coordinates from my floor sketch. There are four crate obstacles flanking the aisle</w:t>
+      </w:r>
+      <w:r>
+        <w:rPr>
+          <w:rFonts w:eastAsia="Times New Roman" w:cs="Times New Roman"/>
+          <w:color w:val="000000"/>
+          <w:kern w:val="0"/>
+          <w:lang w:eastAsia="en-GB"/>
+          <w14:ligatures w14:val="none"/>
+        </w:rPr>
+        <w:t>, three target zones (pickup, an off-aisle inspection point and drop-off), four corner landmarks, two back-wall shelves and one charging dock. Figure 1 shows the pipeline.</w:t>
       </w:r>
     </w:p>
     <w:p>
@@ -5631,18 +5610,7 @@
           <w:lang w:eastAsia="en-GB"/>
           <w14:ligatures w14:val="none"/>
         </w:rPr>
-        <w:t xml:space="preserve">, 2023). The brief requires three, and I rendered six as </w:t>
-      </w:r>
-      <w:r>
-        <w:rPr>
-          <w:rFonts w:eastAsia="Times New Roman" w:cs="Times New Roman"/>
-          <w:color w:val="000000"/>
-          <w:kern w:val="0"/>
-          <w:lang w:eastAsia="en-GB"/>
-          <w14:ligatures w14:val="none"/>
-        </w:rPr>
-        <w:lastRenderedPageBreak/>
-        <w:t xml:space="preserve">an extension. Only the robot moves between renders and every other object stays fixed. </w:t>
+        <w:t xml:space="preserve">, 2023). The brief requires three, and I rendered six as an extension. Only the robot moves between renders and every other object stays fixed. </w:t>
       </w:r>
       <w:proofErr w:type="spellStart"/>
       <w:r>
@@ -5748,6 +5716,7 @@
       </w:pPr>
       <w:bookmarkStart w:id="12" w:name="_Toc241777727"/>
       <w:r>
+        <w:lastRenderedPageBreak/>
         <w:t xml:space="preserve">Table </w:t>
       </w:r>
       <w:r>
@@ -5773,11 +5742,19 @@
       </w:r>
       <w:proofErr w:type="spellStart"/>
       <w:r>
-        <w:t>print_object_roles</w:t>
-      </w:r>
-      <w:proofErr w:type="spellEnd"/>
-      <w:r>
-        <w:t>() (14 objects, excluding the robot).</w:t>
+        <w:t>print_object_</w:t>
+      </w:r>
+      <w:proofErr w:type="gramStart"/>
+      <w:r>
+        <w:t>roles</w:t>
+      </w:r>
+      <w:proofErr w:type="spellEnd"/>
+      <w:r>
+        <w:t>(</w:t>
+      </w:r>
+      <w:proofErr w:type="gramEnd"/>
+      <w:r>
+        <w:t>) (14 objects, excluding the robot).</w:t>
       </w:r>
       <w:bookmarkEnd w:id="12"/>
     </w:p>
@@ -7212,7 +7189,6 @@
         <w:pStyle w:val="Code"/>
       </w:pPr>
       <w:r>
-        <w:lastRenderedPageBreak/>
         <w:t>OBSTACLE_URDF = """&lt;?xml version="1.0"?&gt;</w:t>
       </w:r>
     </w:p>
@@ -7305,17 +7281,27 @@
       </w:r>
       <w:proofErr w:type="spellStart"/>
       <w:r>
-        <w:t>write_urdf</w:t>
-      </w:r>
-      <w:proofErr w:type="spellEnd"/>
-      <w:r>
-        <w:t>("</w:t>
-      </w:r>
-      <w:proofErr w:type="spellStart"/>
+        <w:t>write_</w:t>
+      </w:r>
+      <w:proofErr w:type="gramStart"/>
+      <w:r>
+        <w:t>urdf</w:t>
+      </w:r>
+      <w:proofErr w:type="spellEnd"/>
+      <w:r>
+        <w:t>(</w:t>
+      </w:r>
+      <w:proofErr w:type="gramEnd"/>
+      <w:r>
+        <w:t>"</w:t>
+      </w:r>
+      <w:proofErr w:type="spellStart"/>
+      <w:proofErr w:type="gramStart"/>
       <w:r>
         <w:t>obstacle.urdf</w:t>
       </w:r>
       <w:proofErr w:type="spellEnd"/>
+      <w:proofErr w:type="gramEnd"/>
       <w:r>
         <w:t>", OBSTACLE_URDF)</w:t>
       </w:r>
@@ -7407,6 +7393,7 @@
       </w:pPr>
       <w:proofErr w:type="spellStart"/>
       <w:r>
+        <w:lastRenderedPageBreak/>
         <w:t>semantic_db</w:t>
       </w:r>
       <w:proofErr w:type="spellEnd"/>
@@ -7523,10 +7510,12 @@
         <w:t xml:space="preserve">, _ = </w:t>
       </w:r>
       <w:proofErr w:type="spellStart"/>
+      <w:proofErr w:type="gramStart"/>
       <w:r>
         <w:t>p.getBasePositionAndOrientation</w:t>
       </w:r>
       <w:proofErr w:type="spellEnd"/>
+      <w:proofErr w:type="gramEnd"/>
       <w:r>
         <w:t>(</w:t>
       </w:r>
@@ -7611,10 +7600,12 @@
         <w:t xml:space="preserve"> = </w:t>
       </w:r>
       <w:proofErr w:type="spellStart"/>
+      <w:proofErr w:type="gramStart"/>
       <w:r>
         <w:t>math.dist</w:t>
       </w:r>
       <w:proofErr w:type="spellEnd"/>
+      <w:proofErr w:type="gramEnd"/>
       <w:r>
         <w:t>(</w:t>
       </w:r>
@@ -7712,7 +7703,23 @@
       </w:r>
       <w:proofErr w:type="spellEnd"/>
       <w:r>
-        <w:t>": best[0], "position": best[1],</w:t>
+        <w:t xml:space="preserve">": </w:t>
+      </w:r>
+      <w:proofErr w:type="gramStart"/>
+      <w:r>
+        <w:t>best[</w:t>
+      </w:r>
+      <w:proofErr w:type="gramEnd"/>
+      <w:r>
+        <w:t xml:space="preserve">0], "position": </w:t>
+      </w:r>
+      <w:proofErr w:type="gramStart"/>
+      <w:r>
+        <w:t>best[</w:t>
+      </w:r>
+      <w:proofErr w:type="gramEnd"/>
+      <w:r>
+        <w:t>1],</w:t>
       </w:r>
     </w:p>
     <w:p>
@@ -7775,13 +7782,18 @@
       </w:r>
       <w:proofErr w:type="spellStart"/>
       <w:r>
-        <w:t>render_view</w:t>
+        <w:t>render_</w:t>
+      </w:r>
+      <w:proofErr w:type="gramStart"/>
+      <w:r>
+        <w:t>view</w:t>
       </w:r>
       <w:proofErr w:type="spellEnd"/>
       <w:r>
         <w:t>(</w:t>
       </w:r>
       <w:proofErr w:type="spellStart"/>
+      <w:proofErr w:type="gramEnd"/>
       <w:r>
         <w:t>camera_eye</w:t>
       </w:r>
@@ -7802,8 +7814,13 @@
         <w:t>up_vector</w:t>
       </w:r>
       <w:proofErr w:type="spellEnd"/>
-      <w:r>
-        <w:t>=(0, 0, 1)):</w:t>
+      <w:proofErr w:type="gramStart"/>
+      <w:r>
+        <w:t>=(</w:t>
+      </w:r>
+      <w:proofErr w:type="gramEnd"/>
+      <w:r>
+        <w:t>0, 0, 1)):</w:t>
       </w:r>
     </w:p>
     <w:p>
@@ -7814,10 +7831,12 @@
         <w:t xml:space="preserve">    view = </w:t>
       </w:r>
       <w:proofErr w:type="spellStart"/>
+      <w:proofErr w:type="gramStart"/>
       <w:r>
         <w:t>p.computeViewMatrix</w:t>
       </w:r>
       <w:proofErr w:type="spellEnd"/>
+      <w:proofErr w:type="gramEnd"/>
       <w:r>
         <w:t>(</w:t>
       </w:r>
@@ -7862,10 +7881,12 @@
         <w:t xml:space="preserve"> = </w:t>
       </w:r>
       <w:proofErr w:type="spellStart"/>
+      <w:proofErr w:type="gramStart"/>
       <w:r>
         <w:t>p.computeProjectionMatrixFOV</w:t>
       </w:r>
       <w:proofErr w:type="spellEnd"/>
+      <w:proofErr w:type="gramEnd"/>
       <w:r>
         <w:t>(</w:t>
       </w:r>
@@ -7926,10 +7947,12 @@
         <w:t xml:space="preserve">, _, _ = </w:t>
       </w:r>
       <w:proofErr w:type="spellStart"/>
+      <w:proofErr w:type="gramStart"/>
       <w:r>
         <w:t>p.getCameraImage</w:t>
       </w:r>
       <w:proofErr w:type="spellEnd"/>
+      <w:proofErr w:type="gramEnd"/>
       <w:r>
         <w:t>(</w:t>
       </w:r>
@@ -7974,10 +7997,12 @@
         <w:t xml:space="preserve">    return </w:t>
       </w:r>
       <w:proofErr w:type="spellStart"/>
+      <w:proofErr w:type="gramStart"/>
       <w:r>
         <w:t>np.reshape</w:t>
       </w:r>
       <w:proofErr w:type="spellEnd"/>
+      <w:proofErr w:type="gramEnd"/>
       <w:r>
         <w:t>(</w:t>
       </w:r>
@@ -7987,7 +8012,15 @@
       </w:r>
       <w:proofErr w:type="spellEnd"/>
       <w:r>
-        <w:t>, (IMG_HEIGHT, IMG_WIDTH, 4))[:, :, :3]</w:t>
+        <w:t>, (IMG_HEIGHT, IMG_WIDTH, 4</w:t>
+      </w:r>
+      <w:proofErr w:type="gramStart"/>
+      <w:r>
+        <w:t>))[:,</w:t>
+      </w:r>
+      <w:proofErr w:type="gramEnd"/>
+      <w:r>
+        <w:t xml:space="preserve"> :, :3]</w:t>
       </w:r>
     </w:p>
     <w:p>
@@ -8204,19 +8237,7 @@
             <w:lang w:eastAsia="en-GB"/>
             <w14:ligatures w14:val="none"/>
           </w:rPr>
-          <w:t>https://colab.research.google.com/github/Amaan9136/bsbi-</w:t>
-        </w:r>
-        <w:r>
-          <w:rPr>
-            <w:rStyle w:val="Hyperlink"/>
-            <w:rFonts w:eastAsia="Times New Roman" w:cs="Times New Roman"/>
-            <w:kern w:val="0"/>
-            <w:sz w:val="22"/>
-            <w:lang w:eastAsia="en-GB"/>
-            <w14:ligatures w14:val="none"/>
-          </w:rPr>
-          <w:lastRenderedPageBreak/>
-          <w:t>assignments/blob/main/Sem2/Robotics%20Software%20and%20Programming/task1-code/Task1_PyBullet_Object_Semantics.ipynb</w:t>
+          <w:t>https://colab.research.google.com/github/Amaan9136/bsbi-assignments/blob/main/Sem2/Robotics%20Software%20and%20Programming/task1-code/Task1_PyBullet_Object_Semantics.ipynb</w:t>
         </w:r>
       </w:hyperlink>
       <w:r>
@@ -8276,6 +8297,7 @@
           <w:lang w:eastAsia="en-GB"/>
           <w14:ligatures w14:val="none"/>
         </w:rPr>
+        <w:lastRenderedPageBreak/>
         <w:drawing>
           <wp:inline distT="0" distB="0" distL="0" distR="0" wp14:anchorId="389F5184" wp14:editId="53070D84">
             <wp:extent cx="5905500" cy="3596640"/>
@@ -8499,7 +8521,59 @@
           <w:lang w:eastAsia="en-GB"/>
           <w14:ligatures w14:val="none"/>
         </w:rPr>
-        <w:t xml:space="preserve">The hardest part was keeping the camera framing consistent while the robot moved. My first version worked out each camera position from the robot's pose. The framing kept shifting, and in one configuration the robot left the frame completely. I changed the cameras to fixed </w:t>
+        <w:t xml:space="preserve">The hardest part was keeping the camera framing consistent while the robot moved. My first version worked out each camera position from the robot's pose. The framing kept shifting, and in one configuration the robot left the frame completely. I changed the cameras to fixed positions based on the room bounds and moved only the robot between renders. </w:t>
+      </w:r>
+      <w:r>
+        <w:rPr>
+          <w:rFonts w:eastAsia="Times New Roman" w:cs="Times New Roman"/>
+          <w:color w:val="000000"/>
+          <w:kern w:val="0"/>
+          <w:lang w:eastAsia="en-GB"/>
+          <w14:ligatures w14:val="none"/>
+        </w:rPr>
+        <w:t>I started with the three views the brief requires, then increased them to six so the objects could be checked from more angles.</w:t>
+      </w:r>
+      <w:r>
+        <w:rPr>
+          <w:rFonts w:eastAsia="Times New Roman" w:cs="Times New Roman"/>
+          <w:color w:val="000000"/>
+          <w:kern w:val="0"/>
+          <w:lang w:eastAsia="en-GB"/>
+          <w14:ligatures w14:val="none"/>
+        </w:rPr>
+        <w:t xml:space="preserve"> </w:t>
+      </w:r>
+      <w:r>
+        <w:rPr>
+          <w:rFonts w:eastAsia="Times New Roman" w:cs="Times New Roman"/>
+          <w:color w:val="000000"/>
+          <w:kern w:val="0"/>
+          <w:lang w:eastAsia="en-GB"/>
+          <w14:ligatures w14:val="none"/>
+        </w:rPr>
+        <w:t>I also tried assigning roles by matching URDF filenames to role strings when the objects were loaded. I rejected this because it was more error-prone. Passing the role explicitly in SCENE_LAYOUT keeps every role in one place where it is easy to check.</w:t>
+      </w:r>
+    </w:p>
+    <w:p>
+      <w:pPr>
+        <w:spacing w:after="180" w:line="360" w:lineRule="auto"/>
+        <w:rPr>
+          <w:rFonts w:eastAsia="Times New Roman" w:cs="Times New Roman"/>
+          <w:color w:val="000000"/>
+          <w:kern w:val="0"/>
+          <w:lang w:eastAsia="en-GB"/>
+          <w14:ligatures w14:val="none"/>
+        </w:rPr>
+      </w:pPr>
+      <w:r>
+        <w:rPr>
+          <w:rFonts w:eastAsia="Times New Roman" w:cs="Times New Roman"/>
+          <w:color w:val="000000"/>
+          <w:kern w:val="0"/>
+          <w:lang w:eastAsia="en-GB"/>
+          <w14:ligatures w14:val="none"/>
+        </w:rPr>
+        <w:t xml:space="preserve">The main limitation is that I set the labels by hand. The robot cannot recognise a role from how an object looks. The brief asks for an interpretable environment and not a perception system, </w:t>
       </w:r>
       <w:r>
         <w:rPr>
@@ -8510,59 +8584,7 @@
           <w14:ligatures w14:val="none"/>
         </w:rPr>
         <w:lastRenderedPageBreak/>
-        <w:t xml:space="preserve">positions based on the room bounds and moved only the robot between renders. </w:t>
-      </w:r>
-      <w:r>
-        <w:rPr>
-          <w:rFonts w:eastAsia="Times New Roman" w:cs="Times New Roman"/>
-          <w:color w:val="000000"/>
-          <w:kern w:val="0"/>
-          <w:lang w:eastAsia="en-GB"/>
-          <w14:ligatures w14:val="none"/>
-        </w:rPr>
-        <w:t>I started with the three views the brief requires, then increased them to six so the objects could be checked from more angles.</w:t>
-      </w:r>
-      <w:r>
-        <w:rPr>
-          <w:rFonts w:eastAsia="Times New Roman" w:cs="Times New Roman"/>
-          <w:color w:val="000000"/>
-          <w:kern w:val="0"/>
-          <w:lang w:eastAsia="en-GB"/>
-          <w14:ligatures w14:val="none"/>
-        </w:rPr>
-        <w:t xml:space="preserve"> </w:t>
-      </w:r>
-      <w:r>
-        <w:rPr>
-          <w:rFonts w:eastAsia="Times New Roman" w:cs="Times New Roman"/>
-          <w:color w:val="000000"/>
-          <w:kern w:val="0"/>
-          <w:lang w:eastAsia="en-GB"/>
-          <w14:ligatures w14:val="none"/>
-        </w:rPr>
-        <w:t>I also tried assigning roles by matching URDF filenames to role strings when the objects were loaded. I rejected this because it was more error-prone. Passing the role explicitly in SCENE_LAYOUT keeps every role in one place where it is easy to check.</w:t>
-      </w:r>
-    </w:p>
-    <w:p>
-      <w:pPr>
-        <w:spacing w:after="180" w:line="360" w:lineRule="auto"/>
-        <w:rPr>
-          <w:rFonts w:eastAsia="Times New Roman" w:cs="Times New Roman"/>
-          <w:color w:val="000000"/>
-          <w:kern w:val="0"/>
-          <w:lang w:eastAsia="en-GB"/>
-          <w14:ligatures w14:val="none"/>
-        </w:rPr>
-      </w:pPr>
-      <w:r>
-        <w:rPr>
-          <w:rFonts w:eastAsia="Times New Roman" w:cs="Times New Roman"/>
-          <w:color w:val="000000"/>
-          <w:kern w:val="0"/>
-          <w:lang w:eastAsia="en-GB"/>
-          <w14:ligatures w14:val="none"/>
-        </w:rPr>
-        <w:t xml:space="preserve">The main limitation is that I set the labels by hand. The robot cannot recognise a role from how an object looks. The brief asks for an interpretable environment and not a perception system, so this was acceptable for Task 1. An improvement would be to train a lightweight classifier on </w:t>
+        <w:t xml:space="preserve">so this was acceptable for Task 1. An improvement would be to train a lightweight classifier on </w:t>
       </w:r>
       <w:proofErr w:type="spellStart"/>
       <w:r>
@@ -8877,7 +8899,29 @@
           <w:lang w:eastAsia="en-GB"/>
           <w14:ligatures w14:val="none"/>
         </w:rPr>
-        <w:t>, is a walled bay of 7 m by 7 m. It comes as a Classic .world for TheConstruct.ai and a Harmonic .</w:t>
+        <w:t xml:space="preserve">, is a walled bay of 7 m by 7 m. It comes as a </w:t>
+      </w:r>
+      <w:proofErr w:type="gramStart"/>
+      <w:r>
+        <w:rPr>
+          <w:rFonts w:eastAsia="Times New Roman" w:cs="Times New Roman"/>
+          <w:color w:val="000000"/>
+          <w:kern w:val="0"/>
+          <w:lang w:eastAsia="en-GB"/>
+          <w14:ligatures w14:val="none"/>
+        </w:rPr>
+        <w:t>Classic .world</w:t>
+      </w:r>
+      <w:proofErr w:type="gramEnd"/>
+      <w:r>
+        <w:rPr>
+          <w:rFonts w:eastAsia="Times New Roman" w:cs="Times New Roman"/>
+          <w:color w:val="000000"/>
+          <w:kern w:val="0"/>
+          <w:lang w:eastAsia="en-GB"/>
+          <w14:ligatures w14:val="none"/>
+        </w:rPr>
+        <w:t xml:space="preserve"> for TheConstruct.ai and a Harmonic .</w:t>
       </w:r>
       <w:proofErr w:type="spellStart"/>
       <w:r>
@@ -9032,7 +9076,27 @@
           <w:lang w:eastAsia="en-GB"/>
           <w14:ligatures w14:val="none"/>
         </w:rPr>
-        <w:t>, 2011; Borenstein and Koren, 1991). My escape-heading probe is a much simpler relative of that idea. The package contains four ROS2 nodes</w:t>
+        <w:t xml:space="preserve">, 2011; Borenstein and Koren, 1991). </w:t>
+      </w:r>
+      <w:r>
+        <w:rPr>
+          <w:rFonts w:eastAsia="Times New Roman" w:cs="Times New Roman"/>
+          <w:color w:val="000000"/>
+          <w:kern w:val="0"/>
+          <w:lang w:eastAsia="en-GB"/>
+          <w14:ligatures w14:val="none"/>
+        </w:rPr>
+        <w:t>My escape-heading probe is a much simpler relative of that idea</w:t>
+      </w:r>
+      <w:r>
+        <w:rPr>
+          <w:rFonts w:eastAsia="Times New Roman" w:cs="Times New Roman"/>
+          <w:color w:val="000000"/>
+          <w:kern w:val="0"/>
+          <w:lang w:eastAsia="en-GB"/>
+          <w14:ligatures w14:val="none"/>
+        </w:rPr>
+        <w:t>.</w:t>
       </w:r>
     </w:p>
     <w:p>
@@ -9489,7 +9553,23 @@
                 <w:sz w:val="22"/>
                 <w:szCs w:val="22"/>
               </w:rPr>
-              <w:t>/scan, /</w:t>
+              <w:t>/</w:t>
+            </w:r>
+            <w:proofErr w:type="gramStart"/>
+            <w:r>
+              <w:rPr>
+                <w:sz w:val="22"/>
+                <w:szCs w:val="22"/>
+              </w:rPr>
+              <w:t>scan</w:t>
+            </w:r>
+            <w:proofErr w:type="gramEnd"/>
+            <w:r>
+              <w:rPr>
+                <w:sz w:val="22"/>
+                <w:szCs w:val="22"/>
+              </w:rPr>
+              <w:t>, /</w:t>
             </w:r>
             <w:proofErr w:type="spellStart"/>
             <w:r>
@@ -9539,12 +9619,21 @@
               <w:t>/</w:t>
             </w:r>
             <w:proofErr w:type="spellStart"/>
-            <w:r>
-              <w:rPr>
-                <w:sz w:val="22"/>
-                <w:szCs w:val="22"/>
-              </w:rPr>
-              <w:t>cmd_vel</w:t>
+            <w:proofErr w:type="gramStart"/>
+            <w:r>
+              <w:rPr>
+                <w:sz w:val="22"/>
+                <w:szCs w:val="22"/>
+              </w:rPr>
+              <w:t>cmd</w:t>
+            </w:r>
+            <w:proofErr w:type="gramEnd"/>
+            <w:r>
+              <w:rPr>
+                <w:sz w:val="22"/>
+                <w:szCs w:val="22"/>
+              </w:rPr>
+              <w:t>_vel</w:t>
             </w:r>
             <w:proofErr w:type="spellEnd"/>
             <w:r>
@@ -9653,12 +9742,21 @@
               <w:t>/</w:t>
             </w:r>
             <w:proofErr w:type="spellStart"/>
-            <w:r>
-              <w:rPr>
-                <w:sz w:val="22"/>
-                <w:szCs w:val="22"/>
-              </w:rPr>
-              <w:t>mission_state</w:t>
+            <w:proofErr w:type="gramStart"/>
+            <w:r>
+              <w:rPr>
+                <w:sz w:val="22"/>
+                <w:szCs w:val="22"/>
+              </w:rPr>
+              <w:t>mission</w:t>
+            </w:r>
+            <w:proofErr w:type="gramEnd"/>
+            <w:r>
+              <w:rPr>
+                <w:sz w:val="22"/>
+                <w:szCs w:val="22"/>
+              </w:rPr>
+              <w:t>_state</w:t>
             </w:r>
             <w:proofErr w:type="spellEnd"/>
             <w:r>
@@ -9796,12 +9894,21 @@
               <w:t>/</w:t>
             </w:r>
             <w:proofErr w:type="spellStart"/>
-            <w:r>
-              <w:rPr>
-                <w:sz w:val="22"/>
-                <w:szCs w:val="22"/>
-              </w:rPr>
-              <w:t>hri_command</w:t>
+            <w:proofErr w:type="gramStart"/>
+            <w:r>
+              <w:rPr>
+                <w:sz w:val="22"/>
+                <w:szCs w:val="22"/>
+              </w:rPr>
+              <w:t>hri</w:t>
+            </w:r>
+            <w:proofErr w:type="gramEnd"/>
+            <w:r>
+              <w:rPr>
+                <w:sz w:val="22"/>
+                <w:szCs w:val="22"/>
+              </w:rPr>
+              <w:t>_command</w:t>
             </w:r>
             <w:proofErr w:type="spellEnd"/>
             <w:r>
@@ -9840,7 +9947,23 @@
                 <w:sz w:val="22"/>
                 <w:szCs w:val="22"/>
               </w:rPr>
-              <w:t>Single-key HRI: s start, p pause, x stop, v toggle path, q quit</w:t>
+              <w:t xml:space="preserve">Single-key HRI: s start, p </w:t>
+            </w:r>
+            <w:proofErr w:type="gramStart"/>
+            <w:r>
+              <w:rPr>
+                <w:sz w:val="22"/>
+                <w:szCs w:val="22"/>
+              </w:rPr>
+              <w:t>pause</w:t>
+            </w:r>
+            <w:proofErr w:type="gramEnd"/>
+            <w:r>
+              <w:rPr>
+                <w:sz w:val="22"/>
+                <w:szCs w:val="22"/>
+              </w:rPr>
+              <w:t>, x stop, v toggle path, q quit</w:t>
             </w:r>
           </w:p>
         </w:tc>
@@ -9894,12 +10017,21 @@
               <w:t>/</w:t>
             </w:r>
             <w:proofErr w:type="spellStart"/>
-            <w:r>
-              <w:rPr>
-                <w:sz w:val="22"/>
-                <w:szCs w:val="22"/>
-              </w:rPr>
-              <w:t>planned_path</w:t>
+            <w:proofErr w:type="gramStart"/>
+            <w:r>
+              <w:rPr>
+                <w:sz w:val="22"/>
+                <w:szCs w:val="22"/>
+              </w:rPr>
+              <w:t>planned</w:t>
+            </w:r>
+            <w:proofErr w:type="gramEnd"/>
+            <w:r>
+              <w:rPr>
+                <w:sz w:val="22"/>
+                <w:szCs w:val="22"/>
+              </w:rPr>
+              <w:t>_path</w:t>
             </w:r>
             <w:proofErr w:type="spellEnd"/>
             <w:r>
@@ -10781,37 +10913,7 @@
           <w:lang w:eastAsia="en-GB"/>
           <w14:ligatures w14:val="none"/>
         </w:rPr>
-        <w:t xml:space="preserve">I made two design decisions that need explaining. First, obstacle avoidance has three phases (REVERSE, ORIENT and COMMIT). The robot probes escape headings at eleven angles per side using LIDAR and scores each by goal alignment. Among headings with similar alignment it takes the one with more open space. It accepts a heading only with at least 0.21 m of clear runway, which is the robot's half-width (0.11 m) </w:t>
-      </w:r>
-      <w:r>
-        <w:rPr>
-          <w:rFonts w:eastAsia="Times New Roman" w:cs="Times New Roman"/>
-          <w:color w:val="000000"/>
-          <w:kern w:val="0"/>
-          <w:lang w:eastAsia="en-GB"/>
-          <w14:ligatures w14:val="none"/>
-        </w:rPr>
-        <w:t>plus a 0.05 m lateral margin and a further 0.05 m.</w:t>
-      </w:r>
-      <w:r>
-        <w:rPr>
-          <w:rFonts w:eastAsia="Times New Roman" w:cs="Times New Roman"/>
-          <w:color w:val="000000"/>
-          <w:kern w:val="0"/>
-          <w:lang w:eastAsia="en-GB"/>
-          <w14:ligatures w14:val="none"/>
-        </w:rPr>
-        <w:t xml:space="preserve"> </w:t>
-      </w:r>
-      <w:r>
-        <w:rPr>
-          <w:rFonts w:eastAsia="Times New Roman" w:cs="Times New Roman"/>
-          <w:color w:val="000000"/>
-          <w:kern w:val="0"/>
-          <w:lang w:eastAsia="en-GB"/>
-          <w14:ligatures w14:val="none"/>
-        </w:rPr>
-        <w:t xml:space="preserve">An odometry stall check runs alongside. If the robot moves less than 0.05 m in one second of commanded forward motion, it counts as blocked whatever the LIDAR says. After ten failed avoidance attempts the mission aborts to IDLE and needs a new start command. Second, in the Jazzy and Harmonic build the velocity commands are </w:t>
+        <w:t xml:space="preserve">I made two design decisions. First, obstacle avoidance has three phases (REVERSE, ORIENT and COMMIT). The robot probes escape headings at eleven angles per side using LIDAR and scores each by how well it lines up with the goal. Among similar scores it takes the heading with more open space. A heading is accepted only with at least 0.21 m of clear runway, which is the robot's half-width (0.11 m) plus a 0.05 m lateral margin and a further 0.05 m. An odometry stall check runs alongside. If the robot moves less than 0.05 m in one second of commanded forward motion, it counts as blocked whatever the LIDAR says. After ten failed attempts the mission aborts to IDLE. Second, in the Jazzy and Harmonic build the velocity commands are </w:t>
       </w:r>
       <w:proofErr w:type="spellStart"/>
       <w:r>
@@ -10877,7 +10979,7 @@
           <w:lang w:eastAsia="en-GB"/>
           <w14:ligatures w14:val="none"/>
         </w:rPr>
-        <w:t xml:space="preserve"> as plain Twist. The type mismatch stopped the robot moving until that bridge was removed.</w:t>
+        <w:t xml:space="preserve"> as plain Twist, and the mismatch stopped the robot moving until I removed that bridge.</w:t>
       </w:r>
     </w:p>
     <w:p>
@@ -10955,17 +11057,7 @@
           <w:lang w:eastAsia="en-GB"/>
           <w14:ligatures w14:val="none"/>
         </w:rPr>
-        <w:t xml:space="preserve">. On every state change it logs the transition with a timestamp and adds the elapsed time to the previous state. </w:t>
-      </w:r>
-      <w:r>
-        <w:rPr>
-          <w:rFonts w:eastAsia="Times New Roman" w:cs="Times New Roman"/>
-          <w:color w:val="000000"/>
-          <w:kern w:val="0"/>
-          <w:lang w:eastAsia="en-GB"/>
-          <w14:ligatures w14:val="none"/>
-        </w:rPr>
-        <w:t xml:space="preserve">Each time the robot enters AVOID_OBSTACLE it logs "Obstacle detected -&gt; switching to </w:t>
+        <w:t xml:space="preserve">. On every state change it logs the transition with a timestamp and adds the elapsed time to the previous state. Each entry into AVOID_OBSTACLE logs "Obstacle detected -&gt; switching to </w:t>
       </w:r>
       <w:proofErr w:type="spellStart"/>
       <w:r>
@@ -10987,7 +11079,7 @@
           <w:lang w:eastAsia="en-GB"/>
           <w14:ligatures w14:val="none"/>
         </w:rPr>
-        <w:t xml:space="preserve">" and increments an obstacle-encounter counter. </w:t>
+        <w:t xml:space="preserve">" and increments an obstacle-encounter counter, which stands in for the brief's collisions metric since the robot avoids contact. </w:t>
       </w:r>
       <w:proofErr w:type="spellStart"/>
       <w:r>
@@ -11009,27 +11101,7 @@
           <w:lang w:eastAsia="en-GB"/>
           <w14:ligatures w14:val="none"/>
         </w:rPr>
-        <w:t xml:space="preserve"> adds its own messages, such as "Reached Checkpoint 1 - East Aisle", and an error message when it gives up after ten attempts</w:t>
-      </w:r>
-      <w:r>
-        <w:rPr>
-          <w:rFonts w:eastAsia="Times New Roman" w:cs="Times New Roman"/>
-          <w:color w:val="000000"/>
-          <w:kern w:val="0"/>
-          <w:lang w:eastAsia="en-GB"/>
-          <w14:ligatures w14:val="none"/>
-        </w:rPr>
-        <w:t xml:space="preserve">. </w:t>
-      </w:r>
-      <w:r>
-        <w:rPr>
-          <w:rFonts w:eastAsia="Times New Roman" w:cs="Times New Roman"/>
-          <w:color w:val="000000"/>
-          <w:kern w:val="0"/>
-          <w:lang w:eastAsia="en-GB"/>
-          <w14:ligatures w14:val="none"/>
-        </w:rPr>
-        <w:t xml:space="preserve">The code comments note that this counter stands in for the brief's collisions metric, since the robot avoids contact. Odometry feeds a running distance total. A five-second timer prints a summary during the mission, and a final summary is printed on MISSION_COMPLETE. Times use the system clock, so they are wall-clock seconds. </w:t>
+        <w:t xml:space="preserve"> also logs messages such as "Reached Checkpoint 1 - East Aisle". Odometry feeds a running distance total. A five-second timer prints a summary during the mission, and a final one is printed on MISSION_COMPLETE. Times use the system clock, so they are wall-clock seconds. </w:t>
       </w:r>
       <w:proofErr w:type="spellStart"/>
       <w:r>
@@ -11051,40 +11123,7 @@
           <w:lang w:eastAsia="en-GB"/>
           <w14:ligatures w14:val="none"/>
         </w:rPr>
-        <w:t xml:space="preserve"> listens on /</w:t>
-      </w:r>
-      <w:proofErr w:type="spellStart"/>
-      <w:r>
-        <w:rPr>
-          <w:rFonts w:eastAsia="Times New Roman" w:cs="Times New Roman"/>
-          <w:color w:val="000000"/>
-          <w:kern w:val="0"/>
-          <w:lang w:eastAsia="en-GB"/>
-          <w14:ligatures w14:val="none"/>
-        </w:rPr>
-        <w:t>planned_path</w:t>
-      </w:r>
-      <w:proofErr w:type="spellEnd"/>
-      <w:r>
-        <w:rPr>
-          <w:rFonts w:eastAsia="Times New Roman" w:cs="Times New Roman"/>
-          <w:color w:val="000000"/>
-          <w:kern w:val="0"/>
-          <w:lang w:eastAsia="en-GB"/>
-          <w14:ligatures w14:val="none"/>
-        </w:rPr>
-        <w:t xml:space="preserve">. When told to show the path, it spawns thin static box entities along the route </w:t>
-      </w:r>
-      <w:r>
-        <w:rPr>
-          <w:rFonts w:eastAsia="Times New Roman" w:cs="Times New Roman"/>
-          <w:color w:val="000000"/>
-          <w:kern w:val="0"/>
-          <w:lang w:eastAsia="en-GB"/>
-          <w14:ligatures w14:val="none"/>
-        </w:rPr>
-        <w:lastRenderedPageBreak/>
-        <w:t xml:space="preserve">through the Gazebo </w:t>
+        <w:t xml:space="preserve"> spawns thin static box entities along the route through the Gazebo </w:t>
       </w:r>
       <w:proofErr w:type="spellStart"/>
       <w:r>
@@ -11106,7 +11145,7 @@
           <w:lang w:eastAsia="en-GB"/>
           <w14:ligatures w14:val="none"/>
         </w:rPr>
-        <w:t xml:space="preserve"> service. The 'v' key or a native GUI panel toggles the line without changing the plan.</w:t>
+        <w:t xml:space="preserve"> service, and the 'v' key or a native GUI panel toggles the line without changing the plan.</w:t>
       </w:r>
     </w:p>
     <w:p>
@@ -11117,6 +11156,7 @@
       <w:bookmarkStart w:id="31" w:name="execution-and-testing-1"/>
       <w:bookmarkEnd w:id="25"/>
       <w:r>
+        <w:lastRenderedPageBreak/>
         <w:t>4.3 Execution and Testing</w:t>
       </w:r>
       <w:bookmarkEnd w:id="30"/>
@@ -11447,49 +11487,7 @@
           <w:lang w:eastAsia="en-GB"/>
           <w14:ligatures w14:val="none"/>
         </w:rPr>
-        <w:t xml:space="preserve"> workspace.</w:t>
-      </w:r>
-      <w:r>
-        <w:rPr>
-          <w:rFonts w:eastAsia="Times New Roman" w:cs="Times New Roman"/>
-          <w:color w:val="000000"/>
-          <w:kern w:val="0"/>
-          <w:lang w:eastAsia="en-GB"/>
-          <w14:ligatures w14:val="none"/>
-        </w:rPr>
-        <w:t xml:space="preserve"> </w:t>
-      </w:r>
-      <w:r>
-        <w:rPr>
-          <w:rFonts w:eastAsia="Times New Roman" w:cs="Times New Roman"/>
-          <w:color w:val="000000"/>
-          <w:kern w:val="0"/>
-          <w:lang w:eastAsia="en-GB"/>
-          <w14:ligatures w14:val="none"/>
-        </w:rPr>
-        <w:t xml:space="preserve">The file explorer shows the </w:t>
-      </w:r>
-      <w:proofErr w:type="spellStart"/>
-      <w:r>
-        <w:rPr>
-          <w:rFonts w:eastAsia="Times New Roman" w:cs="Times New Roman"/>
-          <w:color w:val="000000"/>
-          <w:kern w:val="0"/>
-          <w:lang w:eastAsia="en-GB"/>
-          <w14:ligatures w14:val="none"/>
-        </w:rPr>
-        <w:t>Rosject</w:t>
-      </w:r>
-      <w:proofErr w:type="spellEnd"/>
-      <w:r>
-        <w:rPr>
-          <w:rFonts w:eastAsia="Times New Roman" w:cs="Times New Roman"/>
-          <w:color w:val="000000"/>
-          <w:kern w:val="0"/>
-          <w:lang w:eastAsia="en-GB"/>
-          <w14:ligatures w14:val="none"/>
-        </w:rPr>
-        <w:t xml:space="preserve"> name </w:t>
+        <w:t xml:space="preserve"> workspace. The file explorer shows the name </w:t>
       </w:r>
       <w:proofErr w:type="spellStart"/>
       <w:r>
@@ -11511,7 +11509,7 @@
           <w:lang w:eastAsia="en-GB"/>
           <w14:ligatures w14:val="none"/>
         </w:rPr>
-        <w:t xml:space="preserve">, and mission_controller.py is open in the code editor. The Simulation panel shows the warehouse world with the robot, eight pallets and four checkpoints. A shell is printing </w:t>
+        <w:t xml:space="preserve">, mission_controller.py is open in the code editor and the Simulation panel shows the warehouse world. A shell is printing </w:t>
       </w:r>
       <w:proofErr w:type="spellStart"/>
       <w:r>
@@ -14917,7 +14915,27 @@
           <w:lang w:eastAsia="en-GB"/>
           <w14:ligatures w14:val="none"/>
         </w:rPr>
-        <w:t>Macenski, S., Martin, F., White, R. and Gines Clavero, J. (2020) ‘The Marathon 2: A Navigation System.’ In: Proceedings of the IEEE/RSJ International Conference on Intelligent Robots and Systems (IROS). Las Vegas, 24-30 October 2020: 2718-2725</w:t>
+        <w:t>Macenski, S., Martin, F., White, R. and Gin</w:t>
+      </w:r>
+      <w:r>
+        <w:rPr>
+          <w:rFonts w:eastAsia="Times New Roman" w:cs="Times New Roman"/>
+          <w:color w:val="000000"/>
+          <w:kern w:val="0"/>
+          <w:lang w:eastAsia="en-GB"/>
+          <w14:ligatures w14:val="none"/>
+        </w:rPr>
+        <w:t>é</w:t>
+      </w:r>
+      <w:r>
+        <w:rPr>
+          <w:rFonts w:eastAsia="Times New Roman" w:cs="Times New Roman"/>
+          <w:color w:val="000000"/>
+          <w:kern w:val="0"/>
+          <w:lang w:eastAsia="en-GB"/>
+          <w14:ligatures w14:val="none"/>
+        </w:rPr>
+        <w:t>s Clavero, J. (2020) ‘The Marathon 2: A Navigation System.’ In: Proceedings of the IEEE/RSJ International Conference on Intelligent Robots and Systems (IROS). Las Vegas, 24-30 October 2020: 2718-2725</w:t>
       </w:r>
     </w:p>
     <w:p>
@@ -16343,6 +16361,7 @@
   <w:style w:type="character" w:default="1" w:styleId="DefaultParagraphFont">
     <w:name w:val="Default Paragraph Font"/>
     <w:uiPriority w:val="1"/>
+    <w:semiHidden/>
     <w:unhideWhenUsed/>
   </w:style>
   <w:style w:type="table" w:default="1" w:styleId="TableNormal">

--- a/Sem2/Robotics Software and Programming/Report.docx
+++ b/Sem2/Robotics Software and Programming/Report.docx
@@ -554,8 +554,8 @@
         <w:tblLook w:val="04A0" w:firstRow="1" w:lastRow="0" w:firstColumn="1" w:lastColumn="0" w:noHBand="0" w:noVBand="1"/>
       </w:tblPr>
       <w:tblGrid>
-        <w:gridCol w:w="7809"/>
-        <w:gridCol w:w="1201"/>
+        <w:gridCol w:w="5611"/>
+        <w:gridCol w:w="3399"/>
       </w:tblGrid>
       <w:tr>
         <w:trPr>
@@ -669,16 +669,24 @@
             <w:pPr>
               <w:jc w:val="left"/>
               <w:rPr>
+                <w:rFonts w:eastAsiaTheme="majorEastAsia"/>
+                <w:color w:val="000000" w:themeColor="text1"/>
+                <w:lang w:val="en-US"/>
+              </w:rPr>
+            </w:pPr>
+            <w:r>
+              <w:rPr>
                 <w:rFonts w:eastAsiaTheme="majorEastAsia" w:cs="Times New Roman"/>
                 <w:color w:val="000000" w:themeColor="text1"/>
               </w:rPr>
-            </w:pPr>
+              <w:t>Word count</w:t>
+            </w:r>
             <w:r>
               <w:rPr>
                 <w:rFonts w:eastAsiaTheme="majorEastAsia" w:cs="Times New Roman"/>
                 <w:color w:val="000000" w:themeColor="text1"/>
               </w:rPr>
-              <w:t>Word count</w:t>
+              <w:t xml:space="preserve"> </w:t>
             </w:r>
           </w:p>
         </w:tc>
@@ -713,7 +721,49 @@
                 <w:rFonts w:eastAsiaTheme="majorEastAsia" w:cs="Times New Roman"/>
                 <w:color w:val="000000" w:themeColor="text1"/>
               </w:rPr>
-              <w:t>3,286</w:t>
+              <w:t>3,</w:t>
+            </w:r>
+            <w:r>
+              <w:rPr>
+                <w:rFonts w:eastAsiaTheme="majorEastAsia" w:cs="Times New Roman"/>
+                <w:color w:val="000000" w:themeColor="text1"/>
+              </w:rPr>
+              <w:t>137</w:t>
+            </w:r>
+            <w:r>
+              <w:rPr>
+                <w:rFonts w:eastAsiaTheme="majorEastAsia" w:cs="Times New Roman"/>
+                <w:color w:val="000000" w:themeColor="text1"/>
+              </w:rPr>
+              <w:t xml:space="preserve"> (M</w:t>
+            </w:r>
+            <w:r>
+              <w:rPr>
+                <w:rFonts w:eastAsiaTheme="majorEastAsia" w:cs="Times New Roman"/>
+                <w:color w:val="000000" w:themeColor="text1"/>
+              </w:rPr>
+              <w:t>ain body including headings and code</w:t>
+            </w:r>
+            <w:r>
+              <w:rPr>
+                <w:rFonts w:eastAsiaTheme="majorEastAsia" w:cs="Times New Roman"/>
+                <w:color w:val="000000" w:themeColor="text1"/>
+              </w:rPr>
+              <w:t xml:space="preserve">, </w:t>
+            </w:r>
+            <w:r>
+              <w:rPr>
+                <w:rFonts w:eastAsiaTheme="majorEastAsia" w:cs="Times New Roman"/>
+                <w:color w:val="000000" w:themeColor="text1"/>
+              </w:rPr>
+              <w:t>excluding captions and tables</w:t>
+            </w:r>
+            <w:r>
+              <w:rPr>
+                <w:rFonts w:eastAsiaTheme="majorEastAsia" w:cs="Times New Roman"/>
+                <w:color w:val="000000" w:themeColor="text1"/>
+              </w:rPr>
+              <w:t>)</w:t>
             </w:r>
           </w:p>
         </w:tc>
@@ -1119,8 +1169,8 @@
         <w:tblLook w:val="04A0" w:firstRow="1" w:lastRow="0" w:firstColumn="1" w:lastColumn="0" w:noHBand="0" w:noVBand="1"/>
       </w:tblPr>
       <w:tblGrid>
-        <w:gridCol w:w="4663"/>
-        <w:gridCol w:w="4286"/>
+        <w:gridCol w:w="4793"/>
+        <w:gridCol w:w="4156"/>
       </w:tblGrid>
       <w:tr>
         <w:trPr>
@@ -1338,7 +1388,14 @@
                 <w:rFonts w:cs="Times New Roman"/>
                 <w:bCs/>
               </w:rPr>
-              <w:t xml:space="preserve">23 / </w:t>
+              <w:t>9</w:t>
+            </w:r>
+            <w:r>
+              <w:rPr>
+                <w:rFonts w:cs="Times New Roman"/>
+                <w:bCs/>
+              </w:rPr>
+              <w:t xml:space="preserve"> / </w:t>
             </w:r>
             <w:r>
               <w:rPr>
@@ -1580,7 +1637,7 @@
             </w:rPr>
             <w:fldChar w:fldCharType="separate"/>
           </w:r>
-          <w:hyperlink w:anchor="_Toc241707424" w:history="1">
+          <w:hyperlink w:anchor="_Toc241936871" w:history="1">
             <w:r>
               <w:rPr>
                 <w:rStyle w:val="Hyperlink"/>
@@ -1607,7 +1664,7 @@
                 <w:noProof/>
                 <w:webHidden/>
               </w:rPr>
-              <w:instrText xml:space="preserve"> PAGEREF _Toc241707424 \h </w:instrText>
+              <w:instrText xml:space="preserve"> PAGEREF _Toc241936871 \h </w:instrText>
             </w:r>
             <w:r>
               <w:rPr>
@@ -1647,7 +1704,7 @@
               <w:lang w:val="en-US"/>
             </w:rPr>
           </w:pPr>
-          <w:hyperlink w:anchor="_Toc241707425" w:history="1">
+          <w:hyperlink w:anchor="_Toc241936872" w:history="1">
             <w:r>
               <w:rPr>
                 <w:rStyle w:val="Hyperlink"/>
@@ -1674,7 +1731,7 @@
                 <w:noProof/>
                 <w:webHidden/>
               </w:rPr>
-              <w:instrText xml:space="preserve"> PAGEREF _Toc241707425 \h </w:instrText>
+              <w:instrText xml:space="preserve"> PAGEREF _Toc241936872 \h </w:instrText>
             </w:r>
             <w:r>
               <w:rPr>
@@ -1714,7 +1771,7 @@
               <w:lang w:val="en-US"/>
             </w:rPr>
           </w:pPr>
-          <w:hyperlink w:anchor="_Toc241707426" w:history="1">
+          <w:hyperlink w:anchor="_Toc241936873" w:history="1">
             <w:r>
               <w:rPr>
                 <w:rStyle w:val="Hyperlink"/>
@@ -1741,7 +1798,7 @@
                 <w:noProof/>
                 <w:webHidden/>
               </w:rPr>
-              <w:instrText xml:space="preserve"> PAGEREF _Toc241707426 \h </w:instrText>
+              <w:instrText xml:space="preserve"> PAGEREF _Toc241936873 \h </w:instrText>
             </w:r>
             <w:r>
               <w:rPr>
@@ -1781,7 +1838,7 @@
               <w:lang w:val="en-US"/>
             </w:rPr>
           </w:pPr>
-          <w:hyperlink w:anchor="_Toc241707427" w:history="1">
+          <w:hyperlink w:anchor="_Toc241936874" w:history="1">
             <w:r>
               <w:rPr>
                 <w:rStyle w:val="Hyperlink"/>
@@ -1808,7 +1865,7 @@
                 <w:noProof/>
                 <w:webHidden/>
               </w:rPr>
-              <w:instrText xml:space="preserve"> PAGEREF _Toc241707427 \h </w:instrText>
+              <w:instrText xml:space="preserve"> PAGEREF _Toc241936874 \h </w:instrText>
             </w:r>
             <w:r>
               <w:rPr>
@@ -1848,7 +1905,7 @@
               <w:lang w:val="en-US"/>
             </w:rPr>
           </w:pPr>
-          <w:hyperlink w:anchor="_Toc241707428" w:history="1">
+          <w:hyperlink w:anchor="_Toc241936875" w:history="1">
             <w:r>
               <w:rPr>
                 <w:rStyle w:val="Hyperlink"/>
@@ -1875,7 +1932,7 @@
                 <w:noProof/>
                 <w:webHidden/>
               </w:rPr>
-              <w:instrText xml:space="preserve"> PAGEREF _Toc241707428 \h </w:instrText>
+              <w:instrText xml:space="preserve"> PAGEREF _Toc241936875 \h </w:instrText>
             </w:r>
             <w:r>
               <w:rPr>
@@ -1915,7 +1972,7 @@
               <w:lang w:val="en-US"/>
             </w:rPr>
           </w:pPr>
-          <w:hyperlink w:anchor="_Toc241707429" w:history="1">
+          <w:hyperlink w:anchor="_Toc241936876" w:history="1">
             <w:r>
               <w:rPr>
                 <w:rStyle w:val="Hyperlink"/>
@@ -1942,7 +1999,7 @@
                 <w:noProof/>
                 <w:webHidden/>
               </w:rPr>
-              <w:instrText xml:space="preserve"> PAGEREF _Toc241707429 \h </w:instrText>
+              <w:instrText xml:space="preserve"> PAGEREF _Toc241936876 \h </w:instrText>
             </w:r>
             <w:r>
               <w:rPr>
@@ -1962,7 +2019,7 @@
                 <w:noProof/>
                 <w:webHidden/>
               </w:rPr>
-              <w:t>9</w:t>
+              <w:t>8</w:t>
             </w:r>
             <w:r>
               <w:rPr>
@@ -1982,7 +2039,7 @@
               <w:lang w:val="en-US"/>
             </w:rPr>
           </w:pPr>
-          <w:hyperlink w:anchor="_Toc241707430" w:history="1">
+          <w:hyperlink w:anchor="_Toc241936877" w:history="1">
             <w:r>
               <w:rPr>
                 <w:rStyle w:val="Hyperlink"/>
@@ -2010,7 +2067,7 @@
                 <w:noProof/>
                 <w:webHidden/>
               </w:rPr>
-              <w:instrText xml:space="preserve"> PAGEREF _Toc241707430 \h </w:instrText>
+              <w:instrText xml:space="preserve"> PAGEREF _Toc241936877 \h </w:instrText>
             </w:r>
             <w:r>
               <w:rPr>
@@ -2050,7 +2107,7 @@
               <w:lang w:val="en-US"/>
             </w:rPr>
           </w:pPr>
-          <w:hyperlink w:anchor="_Toc241707431" w:history="1">
+          <w:hyperlink w:anchor="_Toc241936878" w:history="1">
             <w:r>
               <w:rPr>
                 <w:rStyle w:val="Hyperlink"/>
@@ -2077,7 +2134,7 @@
                 <w:noProof/>
                 <w:webHidden/>
               </w:rPr>
-              <w:instrText xml:space="preserve"> PAGEREF _Toc241707431 \h </w:instrText>
+              <w:instrText xml:space="preserve"> PAGEREF _Toc241936878 \h </w:instrText>
             </w:r>
             <w:r>
               <w:rPr>
@@ -2117,7 +2174,7 @@
               <w:lang w:val="en-US"/>
             </w:rPr>
           </w:pPr>
-          <w:hyperlink w:anchor="_Toc241707432" w:history="1">
+          <w:hyperlink w:anchor="_Toc241936879" w:history="1">
             <w:r>
               <w:rPr>
                 <w:rStyle w:val="Hyperlink"/>
@@ -2144,7 +2201,7 @@
                 <w:noProof/>
                 <w:webHidden/>
               </w:rPr>
-              <w:instrText xml:space="preserve"> PAGEREF _Toc241707432 \h </w:instrText>
+              <w:instrText xml:space="preserve"> PAGEREF _Toc241936879 \h </w:instrText>
             </w:r>
             <w:r>
               <w:rPr>
@@ -2184,7 +2241,7 @@
               <w:lang w:val="en-US"/>
             </w:rPr>
           </w:pPr>
-          <w:hyperlink w:anchor="_Toc241707433" w:history="1">
+          <w:hyperlink w:anchor="_Toc241936880" w:history="1">
             <w:r>
               <w:rPr>
                 <w:rStyle w:val="Hyperlink"/>
@@ -2211,7 +2268,7 @@
                 <w:noProof/>
                 <w:webHidden/>
               </w:rPr>
-              <w:instrText xml:space="preserve"> PAGEREF _Toc241707433 \h </w:instrText>
+              <w:instrText xml:space="preserve"> PAGEREF _Toc241936880 \h </w:instrText>
             </w:r>
             <w:r>
               <w:rPr>
@@ -2251,7 +2308,7 @@
               <w:lang w:val="en-US"/>
             </w:rPr>
           </w:pPr>
-          <w:hyperlink w:anchor="_Toc241707434" w:history="1">
+          <w:hyperlink w:anchor="_Toc241936881" w:history="1">
             <w:r>
               <w:rPr>
                 <w:rStyle w:val="Hyperlink"/>
@@ -2278,7 +2335,7 @@
                 <w:noProof/>
                 <w:webHidden/>
               </w:rPr>
-              <w:instrText xml:space="preserve"> PAGEREF _Toc241707434 \h </w:instrText>
+              <w:instrText xml:space="preserve"> PAGEREF _Toc241936881 \h </w:instrText>
             </w:r>
             <w:r>
               <w:rPr>
@@ -2318,7 +2375,7 @@
               <w:lang w:val="en-US"/>
             </w:rPr>
           </w:pPr>
-          <w:hyperlink w:anchor="_Toc241707435" w:history="1">
+          <w:hyperlink w:anchor="_Toc241936882" w:history="1">
             <w:r>
               <w:rPr>
                 <w:rStyle w:val="Hyperlink"/>
@@ -2345,7 +2402,7 @@
                 <w:noProof/>
                 <w:webHidden/>
               </w:rPr>
-              <w:instrText xml:space="preserve"> PAGEREF _Toc241707435 \h </w:instrText>
+              <w:instrText xml:space="preserve"> PAGEREF _Toc241936882 \h </w:instrText>
             </w:r>
             <w:r>
               <w:rPr>
@@ -2385,7 +2442,7 @@
               <w:lang w:val="en-US"/>
             </w:rPr>
           </w:pPr>
-          <w:hyperlink w:anchor="_Toc241707436" w:history="1">
+          <w:hyperlink w:anchor="_Toc241936883" w:history="1">
             <w:r>
               <w:rPr>
                 <w:rStyle w:val="Hyperlink"/>
@@ -2412,7 +2469,7 @@
                 <w:noProof/>
                 <w:webHidden/>
               </w:rPr>
-              <w:instrText xml:space="preserve"> PAGEREF _Toc241707436 \h </w:instrText>
+              <w:instrText xml:space="preserve"> PAGEREF _Toc241936883 \h </w:instrText>
             </w:r>
             <w:r>
               <w:rPr>
@@ -2432,7 +2489,7 @@
                 <w:noProof/>
                 <w:webHidden/>
               </w:rPr>
-              <w:t>17</w:t>
+              <w:t>18</w:t>
             </w:r>
             <w:r>
               <w:rPr>
@@ -2452,7 +2509,7 @@
               <w:lang w:val="en-US"/>
             </w:rPr>
           </w:pPr>
-          <w:hyperlink w:anchor="_Toc241707437" w:history="1">
+          <w:hyperlink w:anchor="_Toc241936884" w:history="1">
             <w:r>
               <w:rPr>
                 <w:rStyle w:val="Hyperlink"/>
@@ -2479,7 +2536,7 @@
                 <w:noProof/>
                 <w:webHidden/>
               </w:rPr>
-              <w:instrText xml:space="preserve"> PAGEREF _Toc241707437 \h </w:instrText>
+              <w:instrText xml:space="preserve"> PAGEREF _Toc241936884 \h </w:instrText>
             </w:r>
             <w:r>
               <w:rPr>
@@ -2499,7 +2556,7 @@
                 <w:noProof/>
                 <w:webHidden/>
               </w:rPr>
-              <w:t>21</w:t>
+              <w:t>22</w:t>
             </w:r>
             <w:r>
               <w:rPr>
@@ -2519,7 +2576,7 @@
               <w:lang w:val="en-US"/>
             </w:rPr>
           </w:pPr>
-          <w:hyperlink w:anchor="_Toc241707438" w:history="1">
+          <w:hyperlink w:anchor="_Toc241936885" w:history="1">
             <w:r>
               <w:rPr>
                 <w:rStyle w:val="Hyperlink"/>
@@ -2546,7 +2603,7 @@
                 <w:noProof/>
                 <w:webHidden/>
               </w:rPr>
-              <w:instrText xml:space="preserve"> PAGEREF _Toc241707438 \h </w:instrText>
+              <w:instrText xml:space="preserve"> PAGEREF _Toc241936885 \h </w:instrText>
             </w:r>
             <w:r>
               <w:rPr>
@@ -2586,7 +2643,7 @@
               <w:lang w:val="en-US"/>
             </w:rPr>
           </w:pPr>
-          <w:hyperlink w:anchor="_Toc241707439" w:history="1">
+          <w:hyperlink w:anchor="_Toc241936886" w:history="1">
             <w:r>
               <w:rPr>
                 <w:rStyle w:val="Hyperlink"/>
@@ -2613,7 +2670,7 @@
                 <w:noProof/>
                 <w:webHidden/>
               </w:rPr>
-              <w:instrText xml:space="preserve"> PAGEREF _Toc241707439 \h </w:instrText>
+              <w:instrText xml:space="preserve"> PAGEREF _Toc241936886 \h </w:instrText>
             </w:r>
             <w:r>
               <w:rPr>
@@ -2653,7 +2710,7 @@
               <w:lang w:val="en-US"/>
             </w:rPr>
           </w:pPr>
-          <w:hyperlink w:anchor="_Toc241707440" w:history="1">
+          <w:hyperlink w:anchor="_Toc241936887" w:history="1">
             <w:r>
               <w:rPr>
                 <w:rStyle w:val="Hyperlink"/>
@@ -2680,7 +2737,7 @@
                 <w:noProof/>
                 <w:webHidden/>
               </w:rPr>
-              <w:instrText xml:space="preserve"> PAGEREF _Toc241707440 \h </w:instrText>
+              <w:instrText xml:space="preserve"> PAGEREF _Toc241936887 \h </w:instrText>
             </w:r>
             <w:r>
               <w:rPr>
@@ -2720,7 +2777,7 @@
               <w:lang w:val="en-US"/>
             </w:rPr>
           </w:pPr>
-          <w:hyperlink w:anchor="_Toc241707441" w:history="1">
+          <w:hyperlink w:anchor="_Toc241936888" w:history="1">
             <w:r>
               <w:rPr>
                 <w:rStyle w:val="Hyperlink"/>
@@ -2747,7 +2804,7 @@
                 <w:noProof/>
                 <w:webHidden/>
               </w:rPr>
-              <w:instrText xml:space="preserve"> PAGEREF _Toc241707441 \h </w:instrText>
+              <w:instrText xml:space="preserve"> PAGEREF _Toc241936888 \h </w:instrText>
             </w:r>
             <w:r>
               <w:rPr>
@@ -3279,7 +3336,7 @@
             <w:noProof/>
             <w:webHidden/>
           </w:rPr>
-          <w:t>18</w:t>
+          <w:t>19</w:t>
         </w:r>
         <w:r>
           <w:rPr>
@@ -3421,7 +3478,7 @@
             <w:noProof/>
             <w:webHidden/>
           </w:rPr>
-          <w:t>19</w:t>
+          <w:t>20</w:t>
         </w:r>
         <w:r>
           <w:rPr>
@@ -3563,7 +3620,7 @@
             <w:noProof/>
             <w:webHidden/>
           </w:rPr>
-          <w:t>21</w:t>
+          <w:t>22</w:t>
         </w:r>
         <w:r>
           <w:rPr>
@@ -4215,20 +4272,27 @@
           <w:rFonts w:cs="Times New Roman"/>
           <w:u w:val="dotted"/>
         </w:rPr>
-        <w:t xml:space="preserve">23 / </w:t>
+        <w:t>9</w:t>
       </w:r>
       <w:r>
         <w:rPr>
           <w:rFonts w:cs="Times New Roman"/>
           <w:u w:val="dotted"/>
         </w:rPr>
-        <w:t xml:space="preserve">October </w:t>
+        <w:t xml:space="preserve"> / </w:t>
       </w:r>
       <w:r>
         <w:rPr>
           <w:rFonts w:cs="Times New Roman"/>
           <w:u w:val="dotted"/>
         </w:rPr>
+        <w:t xml:space="preserve">October </w:t>
+      </w:r>
+      <w:r>
+        <w:rPr>
+          <w:rFonts w:cs="Times New Roman"/>
+          <w:u w:val="dotted"/>
+        </w:rPr>
         <w:t>/ 2026</w:t>
       </w:r>
     </w:p>
@@ -4259,7 +4323,7 @@
       <w:pPr>
         <w:pStyle w:val="Heading1"/>
       </w:pPr>
-      <w:bookmarkStart w:id="0" w:name="_Toc241707424"/>
+      <w:bookmarkStart w:id="0" w:name="_Toc241936871"/>
       <w:bookmarkStart w:id="1" w:name="abstract"/>
       <w:r>
         <w:lastRenderedPageBreak/>
@@ -4308,7 +4372,17 @@
           <w:lang w:eastAsia="en-GB"/>
           <w14:ligatures w14:val="none"/>
         </w:rPr>
-        <w:t xml:space="preserve"> simulation of an inspection and light-warehousing room with five URDF object categories, fourteen objects, a two-wheel robot and six camera viewpoints. A dictionary called </w:t>
+        <w:t xml:space="preserve"> simulation of an inspection and light-warehousing room with five URDF object categories, fourteen objects, a two-wheel robot and six camera viewpoints. </w:t>
+      </w:r>
+      <w:r>
+        <w:rPr>
+          <w:rFonts w:eastAsia="Times New Roman" w:cs="Times New Roman"/>
+          <w:color w:val="000000"/>
+          <w:kern w:val="0"/>
+          <w:lang w:eastAsia="en-GB"/>
+          <w14:ligatures w14:val="none"/>
+        </w:rPr>
+        <w:t xml:space="preserve">A dictionary called </w:t>
       </w:r>
       <w:proofErr w:type="spellStart"/>
       <w:r>
@@ -4330,7 +4404,67 @@
           <w:lang w:eastAsia="en-GB"/>
           <w14:ligatures w14:val="none"/>
         </w:rPr>
-        <w:t xml:space="preserve"> stores each object's role and supports role lookups and nearest-target queries. Task 2 is a TurtleBot3 patrol robot in ROS2 with a six-state finite state machine. It runs in a custom Gazebo warehouse world with eight pallet obstacles and four checkpoints, one of which is the charging dock. The robot plans a route, avoids obstacles using LIDAR and odometry, and takes keyboard commands. A monitoring node logs state transitions and mission metrics. The mission reached MISSION_COMPLETE on TheConstruct.ai in </w:t>
+        <w:t xml:space="preserve"> stores each object's role for lookups</w:t>
+      </w:r>
+      <w:r>
+        <w:rPr>
+          <w:rFonts w:eastAsia="Times New Roman" w:cs="Times New Roman"/>
+          <w:color w:val="000000"/>
+          <w:kern w:val="0"/>
+          <w:lang w:eastAsia="en-GB"/>
+          <w14:ligatures w14:val="none"/>
+        </w:rPr>
+        <w:t xml:space="preserve">. Task 2 is a TurtleBot3 patrol robot in ROS2 with a six-state finite state machine. </w:t>
+      </w:r>
+      <w:r>
+        <w:rPr>
+          <w:rFonts w:eastAsia="Times New Roman" w:cs="Times New Roman"/>
+          <w:color w:val="000000"/>
+          <w:kern w:val="0"/>
+          <w:lang w:eastAsia="en-GB"/>
+          <w14:ligatures w14:val="none"/>
+        </w:rPr>
+        <w:t xml:space="preserve">The </w:t>
+      </w:r>
+      <w:r>
+        <w:rPr>
+          <w:rFonts w:eastAsia="Times New Roman" w:cs="Times New Roman"/>
+          <w:color w:val="000000"/>
+          <w:kern w:val="0"/>
+          <w:lang w:eastAsia="en-GB"/>
+          <w14:ligatures w14:val="none"/>
+        </w:rPr>
+        <w:t>world is a custom Gazebo warehouse with eight pallet obstacles and four checkpoints. One checkpoint is the charging dock</w:t>
+      </w:r>
+      <w:r>
+        <w:rPr>
+          <w:rFonts w:eastAsia="Times New Roman" w:cs="Times New Roman"/>
+          <w:color w:val="000000"/>
+          <w:kern w:val="0"/>
+          <w:lang w:eastAsia="en-GB"/>
+          <w14:ligatures w14:val="none"/>
+        </w:rPr>
+        <w:t xml:space="preserve">. </w:t>
+      </w:r>
+      <w:r>
+        <w:rPr>
+          <w:rFonts w:eastAsia="Times New Roman" w:cs="Times New Roman"/>
+          <w:color w:val="000000"/>
+          <w:kern w:val="0"/>
+          <w:lang w:eastAsia="en-GB"/>
+          <w14:ligatures w14:val="none"/>
+        </w:rPr>
+        <w:t>The robot plans its route first. It uses LIDAR and odometry to avoid obstacles and follows keyboard commands</w:t>
+      </w:r>
+      <w:r>
+        <w:rPr>
+          <w:rFonts w:eastAsia="Times New Roman" w:cs="Times New Roman"/>
+          <w:color w:val="000000"/>
+          <w:kern w:val="0"/>
+          <w:lang w:eastAsia="en-GB"/>
+          <w14:ligatures w14:val="none"/>
+        </w:rPr>
+        <w:t xml:space="preserve">. A monitoring node logs state transitions and mission metrics. The mission reached MISSION_COMPLETE on TheConstruct.ai in </w:t>
       </w:r>
       <w:proofErr w:type="spellStart"/>
       <w:r>
@@ -4393,7 +4527,7 @@
       <w:pPr>
         <w:pStyle w:val="Heading1"/>
       </w:pPr>
-      <w:bookmarkStart w:id="3" w:name="_Toc241707425"/>
+      <w:bookmarkStart w:id="3" w:name="_Toc241936872"/>
       <w:r>
         <w:lastRenderedPageBreak/>
         <w:t>I</w:t>
@@ -4462,7 +4596,17 @@
           <w:lang w:eastAsia="en-GB"/>
           <w14:ligatures w14:val="none"/>
         </w:rPr>
-        <w:t xml:space="preserve">two stages of increasing complexity. The first is an interactive </w:t>
+        <w:t xml:space="preserve">two stages of increasing complexity. </w:t>
+      </w:r>
+      <w:r>
+        <w:rPr>
+          <w:rFonts w:eastAsia="Times New Roman" w:cs="Times New Roman"/>
+          <w:color w:val="000000"/>
+          <w:kern w:val="0"/>
+          <w:lang w:eastAsia="en-GB"/>
+          <w14:ligatures w14:val="none"/>
+        </w:rPr>
+        <w:t xml:space="preserve">Task 1 is a </w:t>
       </w:r>
       <w:proofErr w:type="spellStart"/>
       <w:r>
@@ -4484,27 +4628,57 @@
           <w:lang w:eastAsia="en-GB"/>
           <w14:ligatures w14:val="none"/>
         </w:rPr>
-        <w:t xml:space="preserve"> environment with object-level semantics. The second is a ROS2-based autonomous system</w:t>
-      </w:r>
-      <w:r>
-        <w:rPr>
-          <w:rFonts w:eastAsia="Times New Roman" w:cs="Times New Roman"/>
-          <w:color w:val="000000"/>
-          <w:kern w:val="0"/>
-          <w:lang w:eastAsia="en-GB"/>
-          <w14:ligatures w14:val="none"/>
-        </w:rPr>
-        <w:t xml:space="preserve"> with sensing, navigation, human interaction and self-monitoring. </w:t>
-      </w:r>
-      <w:r>
-        <w:rPr>
-          <w:rFonts w:eastAsia="Times New Roman" w:cs="Times New Roman"/>
-          <w:color w:val="000000"/>
-          <w:kern w:val="0"/>
-          <w:lang w:eastAsia="en-GB"/>
-          <w14:ligatures w14:val="none"/>
-        </w:rPr>
-        <w:t>The two stages use different tools, but the guidelines ask for one report, so both are covered here using the BSBI template.</w:t>
+        <w:t xml:space="preserve"> room where every object has a role</w:t>
+      </w:r>
+      <w:r>
+        <w:rPr>
+          <w:rFonts w:eastAsia="Times New Roman" w:cs="Times New Roman"/>
+          <w:color w:val="000000"/>
+          <w:kern w:val="0"/>
+          <w:lang w:eastAsia="en-GB"/>
+          <w14:ligatures w14:val="none"/>
+        </w:rPr>
+        <w:t xml:space="preserve">. </w:t>
+      </w:r>
+      <w:r>
+        <w:rPr>
+          <w:rFonts w:eastAsia="Times New Roman" w:cs="Times New Roman"/>
+          <w:color w:val="000000"/>
+          <w:kern w:val="0"/>
+          <w:lang w:eastAsia="en-GB"/>
+          <w14:ligatures w14:val="none"/>
+        </w:rPr>
+        <w:t>Task 2 is a ROS2 robot that senses its surroundings, navigates, takes keyboard input and logs its own performance</w:t>
+      </w:r>
+      <w:r>
+        <w:rPr>
+          <w:rFonts w:eastAsia="Times New Roman" w:cs="Times New Roman"/>
+          <w:color w:val="000000"/>
+          <w:kern w:val="0"/>
+          <w:lang w:eastAsia="en-GB"/>
+          <w14:ligatures w14:val="none"/>
+        </w:rPr>
+        <w:t xml:space="preserve">. </w:t>
+      </w:r>
+      <w:r>
+        <w:rPr>
+          <w:rFonts w:eastAsia="Times New Roman" w:cs="Times New Roman"/>
+          <w:color w:val="000000"/>
+          <w:kern w:val="0"/>
+          <w:lang w:eastAsia="en-GB"/>
+          <w14:ligatures w14:val="none"/>
+        </w:rPr>
+        <w:t>The tasks use different tools, but the guidelines ask for one report. Both are in this report, in the BSBI template</w:t>
+      </w:r>
+      <w:r>
+        <w:rPr>
+          <w:rFonts w:eastAsia="Times New Roman" w:cs="Times New Roman"/>
+          <w:color w:val="000000"/>
+          <w:kern w:val="0"/>
+          <w:lang w:eastAsia="en-GB"/>
+          <w14:ligatures w14:val="none"/>
+        </w:rPr>
+        <w:t>.</w:t>
       </w:r>
     </w:p>
     <w:p>
@@ -4526,7 +4700,27 @@
           <w:lang w:eastAsia="en-GB"/>
           <w14:ligatures w14:val="none"/>
         </w:rPr>
-        <w:t>In Task 1, every object in the simulated room gets a role (obstacle, target, landmark, shelf or charger) that is stored and can be looked up in code. Task 2 applies the idea to a moving robot that reads LIDAR and odometry, switches between behaviour states, and reports what it did and why</w:t>
+        <w:t>In Task 1, each object in the room has a role (obstacle, target, landmark, shelf or charger). The role is stored in code and can be looked up</w:t>
+      </w:r>
+      <w:r>
+        <w:rPr>
+          <w:rFonts w:eastAsia="Times New Roman" w:cs="Times New Roman"/>
+          <w:color w:val="000000"/>
+          <w:kern w:val="0"/>
+          <w:lang w:eastAsia="en-GB"/>
+          <w14:ligatures w14:val="none"/>
+        </w:rPr>
+        <w:t xml:space="preserve">. </w:t>
+      </w:r>
+      <w:r>
+        <w:rPr>
+          <w:rFonts w:eastAsia="Times New Roman" w:cs="Times New Roman"/>
+          <w:color w:val="000000"/>
+          <w:kern w:val="0"/>
+          <w:lang w:eastAsia="en-GB"/>
+          <w14:ligatures w14:val="none"/>
+        </w:rPr>
+        <w:t>Task 2 moves from a fixed scene to a moving robot. It reads LIDAR and odometry, switches between states and logs what it did and why</w:t>
       </w:r>
       <w:r>
         <w:rPr>
@@ -4576,7 +4770,7 @@
       <w:pPr>
         <w:pStyle w:val="Heading1"/>
       </w:pPr>
-      <w:bookmarkStart w:id="5" w:name="_Toc241707426"/>
+      <w:bookmarkStart w:id="5" w:name="_Toc241936873"/>
       <w:r>
         <w:lastRenderedPageBreak/>
         <w:t xml:space="preserve">Task 1: Interactive </w:t>
@@ -4595,7 +4789,7 @@
       <w:pPr>
         <w:pStyle w:val="Heading2"/>
       </w:pPr>
-      <w:bookmarkStart w:id="6" w:name="_Toc241707427"/>
+      <w:bookmarkStart w:id="6" w:name="_Toc241936874"/>
       <w:bookmarkStart w:id="7" w:name="project-definition"/>
       <w:r>
         <w:t>3.1 Project Definition</w:t>
@@ -4653,17 +4847,27 @@
           <w:lang w:eastAsia="en-GB"/>
           <w14:ligatures w14:val="none"/>
         </w:rPr>
-        <w:t xml:space="preserve">. I sketched the room on paper before writing any code. It was a six by four metre space with </w:t>
-      </w:r>
-      <w:r>
-        <w:rPr>
-          <w:rFonts w:eastAsia="Times New Roman" w:cs="Times New Roman"/>
-          <w:color w:val="000000"/>
-          <w:kern w:val="0"/>
-          <w:lang w:eastAsia="en-GB"/>
-          <w14:ligatures w14:val="none"/>
-        </w:rPr>
-        <w:t>one entrance, a central aisle, shelving along the back wall, a charging dock near the entrance and a landmark at each corner. I then turned the sketch into URDF categories and coordinates.</w:t>
+        <w:t xml:space="preserve">. I sketched the room on paper before writing any code. </w:t>
+      </w:r>
+      <w:r>
+        <w:rPr>
+          <w:rFonts w:eastAsia="Times New Roman" w:cs="Times New Roman"/>
+          <w:color w:val="000000"/>
+          <w:kern w:val="0"/>
+          <w:lang w:eastAsia="en-GB"/>
+          <w14:ligatures w14:val="none"/>
+        </w:rPr>
+        <w:t>six by four metres with one entrance, a central aisle, back-wall shelving, a charging dock near the entrance and a landmark at each corner</w:t>
+      </w:r>
+      <w:r>
+        <w:rPr>
+          <w:rFonts w:eastAsia="Times New Roman" w:cs="Times New Roman"/>
+          <w:color w:val="000000"/>
+          <w:kern w:val="0"/>
+          <w:lang w:eastAsia="en-GB"/>
+          <w14:ligatures w14:val="none"/>
+        </w:rPr>
+        <w:t>. I then turned the sketch into URDF categories and coordinates.</w:t>
       </w:r>
     </w:p>
     <w:p>
@@ -4742,7 +4946,7 @@
       <w:pPr>
         <w:pStyle w:val="Heading2"/>
       </w:pPr>
-      <w:bookmarkStart w:id="8" w:name="_Toc241707428"/>
+      <w:bookmarkStart w:id="8" w:name="_Toc241936875"/>
       <w:bookmarkStart w:id="9" w:name="design-and-implementation"/>
       <w:bookmarkEnd w:id="7"/>
       <w:r>
@@ -4836,7 +5040,7 @@
           <w:lang w:eastAsia="en-GB"/>
           <w14:ligatures w14:val="none"/>
         </w:rPr>
-        <w:t xml:space="preserve"> exposes the Bullet physics engine through Python, loads URDF models and includes a CPU renderer (Coumans and Bai, 2021; </w:t>
+        <w:t xml:space="preserve"> gives Python access to the Bullet physics engine. It loads URDF models and has a CPU renderer (Coumans and Bai, 2021; </w:t>
       </w:r>
       <w:proofErr w:type="spellStart"/>
       <w:r>
@@ -4882,6 +5086,36 @@
         </w:rPr>
         <w:t xml:space="preserve">. </w:t>
       </w:r>
+      <w:r>
+        <w:rPr>
+          <w:rFonts w:eastAsia="Times New Roman" w:cs="Times New Roman"/>
+          <w:color w:val="000000"/>
+          <w:kern w:val="0"/>
+          <w:lang w:eastAsia="en-GB"/>
+          <w14:ligatures w14:val="none"/>
+        </w:rPr>
+        <w:t>Collins et al. (2021) reviewed the physics simulators used in robotics</w:t>
+      </w:r>
+      <w:r>
+        <w:rPr>
+          <w:rFonts w:eastAsia="Times New Roman" w:cs="Times New Roman"/>
+          <w:color w:val="000000"/>
+          <w:kern w:val="0"/>
+          <w:lang w:eastAsia="en-GB"/>
+          <w14:ligatures w14:val="none"/>
+        </w:rPr>
+        <w:t xml:space="preserve">. </w:t>
+      </w:r>
+      <w:r>
+        <w:rPr>
+          <w:rFonts w:eastAsia="Times New Roman" w:cs="Times New Roman"/>
+          <w:color w:val="000000"/>
+          <w:kern w:val="0"/>
+          <w:lang w:eastAsia="en-GB"/>
+          <w14:ligatures w14:val="none"/>
+        </w:rPr>
+        <w:t xml:space="preserve">Task 1 only needs a scene and some renders, so </w:t>
+      </w:r>
       <w:proofErr w:type="spellStart"/>
       <w:r>
         <w:rPr>
@@ -4891,7 +5125,7 @@
           <w:lang w:eastAsia="en-GB"/>
           <w14:ligatures w14:val="none"/>
         </w:rPr>
-        <w:t>Collins</w:t>
+        <w:t>PyBullet</w:t>
       </w:r>
       <w:proofErr w:type="spellEnd"/>
       <w:r>
@@ -4902,29 +5136,17 @@
           <w:lang w:eastAsia="en-GB"/>
           <w14:ligatures w14:val="none"/>
         </w:rPr>
-        <w:t xml:space="preserve"> et al. (2021) review physics simulators used in robotics. Task 1 only needs scene building and rendering, so </w:t>
-      </w:r>
-      <w:proofErr w:type="spellStart"/>
-      <w:r>
-        <w:rPr>
-          <w:rFonts w:eastAsia="Times New Roman" w:cs="Times New Roman"/>
-          <w:color w:val="000000"/>
-          <w:kern w:val="0"/>
-          <w:lang w:eastAsia="en-GB"/>
-          <w14:ligatures w14:val="none"/>
-        </w:rPr>
-        <w:t>PyBullet</w:t>
-      </w:r>
-      <w:proofErr w:type="spellEnd"/>
-      <w:r>
-        <w:rPr>
-          <w:rFonts w:eastAsia="Times New Roman" w:cs="Times New Roman"/>
-          <w:color w:val="000000"/>
-          <w:kern w:val="0"/>
-          <w:lang w:eastAsia="en-GB"/>
-          <w14:ligatures w14:val="none"/>
-        </w:rPr>
-        <w:t xml:space="preserve"> was enough.</w:t>
+        <w:t xml:space="preserve"> was enough</w:t>
+      </w:r>
+      <w:r>
+        <w:rPr>
+          <w:rFonts w:eastAsia="Times New Roman" w:cs="Times New Roman"/>
+          <w:color w:val="000000"/>
+          <w:kern w:val="0"/>
+          <w:lang w:eastAsia="en-GB"/>
+          <w14:ligatures w14:val="none"/>
+        </w:rPr>
+        <w:t>.</w:t>
       </w:r>
     </w:p>
     <w:p>
@@ -5090,7 +5312,7 @@
           <w:lang w:eastAsia="en-GB"/>
           <w14:ligatures w14:val="none"/>
         </w:rPr>
-        <w:t>Task 1 is a much smaller hand-made scene that gives up realism in return for full control over the labels.</w:t>
+        <w:t>Task 1 is a small hand-made scene. It is less realistic, but I control every label.</w:t>
       </w:r>
     </w:p>
     <w:p>
@@ -5098,7 +5320,7 @@
         <w:pStyle w:val="Heading2"/>
         <w:spacing w:before="240"/>
       </w:pPr>
-      <w:bookmarkStart w:id="10" w:name="_Toc241707429"/>
+      <w:bookmarkStart w:id="10" w:name="_Toc241936876"/>
       <w:r>
         <w:t>3.3 Design and Implementation</w:t>
       </w:r>
@@ -5123,17 +5345,27 @@
           <w:lang w:eastAsia="en-GB"/>
           <w14:ligatures w14:val="none"/>
         </w:rPr>
-        <w:t xml:space="preserve">The notebook (Task1_PyBullet_Object_Semantics.ipynb) </w:t>
-      </w:r>
-      <w:r>
-        <w:rPr>
-          <w:rFonts w:eastAsia="Times New Roman" w:cs="Times New Roman"/>
-          <w:color w:val="000000"/>
-          <w:kern w:val="0"/>
-          <w:lang w:eastAsia="en-GB"/>
-          <w14:ligatures w14:val="none"/>
-        </w:rPr>
-        <w:t xml:space="preserve">has nine executable cells and is written in Python 3. The setup cell imports </w:t>
+        <w:t>The notebook (Task1_PyBullet_Object_Semantics.ipynb) is written in Python 3 and has nine executable cells.</w:t>
+      </w:r>
+      <w:r>
+        <w:rPr>
+          <w:rFonts w:eastAsia="Times New Roman" w:cs="Times New Roman"/>
+          <w:color w:val="000000"/>
+          <w:kern w:val="0"/>
+          <w:lang w:eastAsia="en-GB"/>
+          <w14:ligatures w14:val="none"/>
+        </w:rPr>
+        <w:t xml:space="preserve"> </w:t>
+      </w:r>
+      <w:r>
+        <w:rPr>
+          <w:rFonts w:eastAsia="Times New Roman" w:cs="Times New Roman"/>
+          <w:color w:val="000000"/>
+          <w:kern w:val="0"/>
+          <w:lang w:eastAsia="en-GB"/>
+          <w14:ligatures w14:val="none"/>
+        </w:rPr>
+        <w:t xml:space="preserve">The setup cell installs </w:t>
       </w:r>
       <w:proofErr w:type="spellStart"/>
       <w:r>
@@ -5155,6 +5387,28 @@
           <w:lang w:eastAsia="en-GB"/>
           <w14:ligatures w14:val="none"/>
         </w:rPr>
+        <w:t xml:space="preserve"> if it is missing, then imports </w:t>
+      </w:r>
+      <w:proofErr w:type="spellStart"/>
+      <w:r>
+        <w:rPr>
+          <w:rFonts w:eastAsia="Times New Roman" w:cs="Times New Roman"/>
+          <w:color w:val="000000"/>
+          <w:kern w:val="0"/>
+          <w:lang w:eastAsia="en-GB"/>
+          <w14:ligatures w14:val="none"/>
+        </w:rPr>
+        <w:t>pybullet</w:t>
+      </w:r>
+      <w:proofErr w:type="spellEnd"/>
+      <w:r>
+        <w:rPr>
+          <w:rFonts w:eastAsia="Times New Roman" w:cs="Times New Roman"/>
+          <w:color w:val="000000"/>
+          <w:kern w:val="0"/>
+          <w:lang w:eastAsia="en-GB"/>
+          <w14:ligatures w14:val="none"/>
+        </w:rPr>
         <w:t xml:space="preserve">, </w:t>
       </w:r>
       <w:proofErr w:type="spellStart"/>
@@ -5199,7 +5453,17 @@
           <w:lang w:eastAsia="en-GB"/>
           <w14:ligatures w14:val="none"/>
         </w:rPr>
-        <w:t xml:space="preserve"> and matplotlib, and installs </w:t>
+        <w:t xml:space="preserve"> and matplotlib</w:t>
+      </w:r>
+      <w:r>
+        <w:rPr>
+          <w:rFonts w:eastAsia="Times New Roman" w:cs="Times New Roman"/>
+          <w:color w:val="000000"/>
+          <w:kern w:val="0"/>
+          <w:lang w:eastAsia="en-GB"/>
+          <w14:ligatures w14:val="none"/>
+        </w:rPr>
+        <w:t xml:space="preserve">. The generation cell writes six URDF files, one each for the obstacle (crate), target zone, landmark, shelf and charging dock, plus the two-wheel robot with a box chassis and two cylindrical wheels. The environment cell connects to </w:t>
       </w:r>
       <w:proofErr w:type="spellStart"/>
       <w:r>
@@ -5210,7 +5474,7 @@
           <w:lang w:eastAsia="en-GB"/>
           <w14:ligatures w14:val="none"/>
         </w:rPr>
-        <w:t>pybullet</w:t>
+        <w:t>PyBullet</w:t>
       </w:r>
       <w:proofErr w:type="spellEnd"/>
       <w:r>
@@ -5221,7 +5485,7 @@
           <w:lang w:eastAsia="en-GB"/>
           <w14:ligatures w14:val="none"/>
         </w:rPr>
-        <w:t xml:space="preserve"> if it is missing. The generation cell writes six URDF files, one each for the obstacle (crate), target zone, landmark, shelf and charging dock, plus the two-wheel robot with a box chassis and two cylindrical wheels. The environment cell connects to </w:t>
+        <w:t xml:space="preserve"> in DIRECT mode, loads a ground plane from </w:t>
       </w:r>
       <w:proofErr w:type="spellStart"/>
       <w:r>
@@ -5232,7 +5496,7 @@
           <w:lang w:eastAsia="en-GB"/>
           <w14:ligatures w14:val="none"/>
         </w:rPr>
-        <w:t>PyBullet</w:t>
+        <w:t>pybullet_data</w:t>
       </w:r>
       <w:proofErr w:type="spellEnd"/>
       <w:r>
@@ -5243,7 +5507,7 @@
           <w:lang w:eastAsia="en-GB"/>
           <w14:ligatures w14:val="none"/>
         </w:rPr>
-        <w:t xml:space="preserve"> in </w:t>
+        <w:t xml:space="preserve"> and places the fourteen objects and </w:t>
       </w:r>
       <w:r>
         <w:rPr>
@@ -5254,39 +5518,47 @@
           <w14:ligatures w14:val="none"/>
         </w:rPr>
         <w:lastRenderedPageBreak/>
-        <w:t xml:space="preserve">DIRECT mode, loads a ground plane from </w:t>
-      </w:r>
-      <w:proofErr w:type="spellStart"/>
-      <w:r>
-        <w:rPr>
-          <w:rFonts w:eastAsia="Times New Roman" w:cs="Times New Roman"/>
-          <w:color w:val="000000"/>
-          <w:kern w:val="0"/>
-          <w:lang w:eastAsia="en-GB"/>
-          <w14:ligatures w14:val="none"/>
-        </w:rPr>
-        <w:t>pybullet_data</w:t>
-      </w:r>
-      <w:proofErr w:type="spellEnd"/>
-      <w:r>
-        <w:rPr>
-          <w:rFonts w:eastAsia="Times New Roman" w:cs="Times New Roman"/>
-          <w:color w:val="000000"/>
-          <w:kern w:val="0"/>
-          <w:lang w:eastAsia="en-GB"/>
-          <w14:ligatures w14:val="none"/>
-        </w:rPr>
-        <w:t xml:space="preserve"> and places the fourteen objects and the robot at the coordinates from my floor sketch. There are four crate obstacles flanking the aisle</w:t>
-      </w:r>
-      <w:r>
-        <w:rPr>
-          <w:rFonts w:eastAsia="Times New Roman" w:cs="Times New Roman"/>
-          <w:color w:val="000000"/>
-          <w:kern w:val="0"/>
-          <w:lang w:eastAsia="en-GB"/>
-          <w14:ligatures w14:val="none"/>
-        </w:rPr>
-        <w:t>, three target zones (pickup, an off-aisle inspection point and drop-off), four corner landmarks, two back-wall shelves and one charging dock. Figure 1 shows the pipeline.</w:t>
+        <w:t xml:space="preserve">the robot at the coordinates from my floor sketch. </w:t>
+      </w:r>
+      <w:r>
+        <w:rPr>
+          <w:rFonts w:eastAsia="Times New Roman" w:cs="Times New Roman"/>
+          <w:color w:val="000000"/>
+          <w:kern w:val="0"/>
+          <w:lang w:eastAsia="en-GB"/>
+          <w14:ligatures w14:val="none"/>
+        </w:rPr>
+        <w:t>The scene has four crates beside the aisle, three target zones (pickup, an off-aisle inspection point and drop-off), four corner landmarks, two back-wall shelves and one charging dock</w:t>
+      </w:r>
+      <w:r>
+        <w:rPr>
+          <w:rFonts w:eastAsia="Times New Roman" w:cs="Times New Roman"/>
+          <w:color w:val="000000"/>
+          <w:kern w:val="0"/>
+          <w:lang w:eastAsia="en-GB"/>
+          <w14:ligatures w14:val="none"/>
+        </w:rPr>
+        <w:t xml:space="preserve">. Figure 1 shows the </w:t>
+      </w:r>
+      <w:r>
+        <w:rPr>
+          <w:rFonts w:eastAsia="Times New Roman" w:cs="Times New Roman"/>
+          <w:color w:val="000000"/>
+          <w:kern w:val="0"/>
+          <w:lang w:eastAsia="en-GB"/>
+          <w14:ligatures w14:val="none"/>
+        </w:rPr>
+        <w:t>steps in order</w:t>
+      </w:r>
+      <w:r>
+        <w:rPr>
+          <w:rFonts w:eastAsia="Times New Roman" w:cs="Times New Roman"/>
+          <w:color w:val="000000"/>
+          <w:kern w:val="0"/>
+          <w:lang w:eastAsia="en-GB"/>
+          <w14:ligatures w14:val="none"/>
+        </w:rPr>
+        <w:t>.</w:t>
       </w:r>
     </w:p>
     <w:p>
@@ -5524,6 +5796,124 @@
           <w14:ligatures w14:val="none"/>
         </w:rPr>
       </w:pPr>
+      <w:r>
+        <w:rPr>
+          <w:rFonts w:eastAsia="Times New Roman" w:cs="Times New Roman"/>
+          <w:color w:val="000000"/>
+          <w:kern w:val="0"/>
+          <w:lang w:eastAsia="en-GB"/>
+          <w14:ligatures w14:val="none"/>
+        </w:rPr>
+        <w:t xml:space="preserve">The rendering cell sets up six camera viewpoints with </w:t>
+      </w:r>
+      <w:proofErr w:type="spellStart"/>
+      <w:r>
+        <w:rPr>
+          <w:rFonts w:eastAsia="Times New Roman" w:cs="Times New Roman"/>
+          <w:color w:val="000000"/>
+          <w:kern w:val="0"/>
+          <w:lang w:eastAsia="en-GB"/>
+          <w14:ligatures w14:val="none"/>
+        </w:rPr>
+        <w:t>computeViewMatrix</w:t>
+      </w:r>
+      <w:proofErr w:type="spellEnd"/>
+      <w:r>
+        <w:rPr>
+          <w:rFonts w:eastAsia="Times New Roman" w:cs="Times New Roman"/>
+          <w:color w:val="000000"/>
+          <w:kern w:val="0"/>
+          <w:lang w:eastAsia="en-GB"/>
+          <w14:ligatures w14:val="none"/>
+        </w:rPr>
+        <w:t xml:space="preserve"> and </w:t>
+      </w:r>
+      <w:proofErr w:type="spellStart"/>
+      <w:r>
+        <w:rPr>
+          <w:rFonts w:eastAsia="Times New Roman" w:cs="Times New Roman"/>
+          <w:color w:val="000000"/>
+          <w:kern w:val="0"/>
+          <w:lang w:eastAsia="en-GB"/>
+          <w14:ligatures w14:val="none"/>
+        </w:rPr>
+        <w:t>computeProjectionMatrixFOV</w:t>
+      </w:r>
+      <w:proofErr w:type="spellEnd"/>
+      <w:r>
+        <w:rPr>
+          <w:rFonts w:eastAsia="Times New Roman" w:cs="Times New Roman"/>
+          <w:color w:val="000000"/>
+          <w:kern w:val="0"/>
+          <w:lang w:eastAsia="en-GB"/>
+          <w14:ligatures w14:val="none"/>
+        </w:rPr>
+        <w:t xml:space="preserve"> (</w:t>
+      </w:r>
+      <w:proofErr w:type="spellStart"/>
+      <w:r>
+        <w:rPr>
+          <w:rFonts w:eastAsia="Times New Roman" w:cs="Times New Roman"/>
+          <w:color w:val="000000"/>
+          <w:kern w:val="0"/>
+          <w:lang w:eastAsia="en-GB"/>
+          <w14:ligatures w14:val="none"/>
+        </w:rPr>
+        <w:t>PyBullet</w:t>
+      </w:r>
+      <w:proofErr w:type="spellEnd"/>
+      <w:r>
+        <w:rPr>
+          <w:rFonts w:eastAsia="Times New Roman" w:cs="Times New Roman"/>
+          <w:color w:val="000000"/>
+          <w:kern w:val="0"/>
+          <w:lang w:eastAsia="en-GB"/>
+          <w14:ligatures w14:val="none"/>
+        </w:rPr>
+        <w:t xml:space="preserve">, 2023). The brief requires three, and I rendered six as an extension. </w:t>
+      </w:r>
+      <w:r>
+        <w:rPr>
+          <w:rFonts w:eastAsia="Times New Roman" w:cs="Times New Roman"/>
+          <w:color w:val="000000"/>
+          <w:kern w:val="0"/>
+          <w:lang w:eastAsia="en-GB"/>
+          <w14:ligatures w14:val="none"/>
+        </w:rPr>
+        <w:t xml:space="preserve">Only the robot moves between renders. Every other object stays fixed. </w:t>
+      </w:r>
+      <w:proofErr w:type="spellStart"/>
+      <w:r>
+        <w:rPr>
+          <w:rFonts w:eastAsia="Times New Roman" w:cs="Times New Roman"/>
+          <w:color w:val="000000"/>
+          <w:kern w:val="0"/>
+          <w:lang w:eastAsia="en-GB"/>
+          <w14:ligatures w14:val="none"/>
+        </w:rPr>
+        <w:t>getCameraImage</w:t>
+      </w:r>
+      <w:proofErr w:type="spellEnd"/>
+      <w:r>
+        <w:rPr>
+          <w:rFonts w:eastAsia="Times New Roman" w:cs="Times New Roman"/>
+          <w:color w:val="000000"/>
+          <w:kern w:val="0"/>
+          <w:lang w:eastAsia="en-GB"/>
+          <w14:ligatures w14:val="none"/>
+        </w:rPr>
+        <w:t xml:space="preserve"> returns a 480 by 360 RGB array for each view</w:t>
+      </w:r>
+      <w:r>
+        <w:rPr>
+          <w:rFonts w:eastAsia="Times New Roman" w:cs="Times New Roman"/>
+          <w:color w:val="000000"/>
+          <w:kern w:val="0"/>
+          <w:lang w:eastAsia="en-GB"/>
+          <w14:ligatures w14:val="none"/>
+        </w:rPr>
+        <w:t>.</w:t>
+      </w:r>
     </w:p>
     <w:p>
       <w:pPr>
@@ -5544,7 +5934,7 @@
           <w:lang w:eastAsia="en-GB"/>
           <w14:ligatures w14:val="none"/>
         </w:rPr>
-        <w:t xml:space="preserve">The rendering cell sets up six camera viewpoints with </w:t>
+        <w:t xml:space="preserve">The tools were Python 3, </w:t>
       </w:r>
       <w:proofErr w:type="spellStart"/>
       <w:r>
@@ -5555,7 +5945,7 @@
           <w:lang w:eastAsia="en-GB"/>
           <w14:ligatures w14:val="none"/>
         </w:rPr>
-        <w:t>computeViewMatrix</w:t>
+        <w:t>PyBullet</w:t>
       </w:r>
       <w:proofErr w:type="spellEnd"/>
       <w:r>
@@ -5566,73 +5956,47 @@
           <w:lang w:eastAsia="en-GB"/>
           <w14:ligatures w14:val="none"/>
         </w:rPr>
-        <w:t xml:space="preserve"> and </w:t>
-      </w:r>
-      <w:proofErr w:type="spellStart"/>
-      <w:r>
-        <w:rPr>
-          <w:rFonts w:eastAsia="Times New Roman" w:cs="Times New Roman"/>
-          <w:color w:val="000000"/>
-          <w:kern w:val="0"/>
-          <w:lang w:eastAsia="en-GB"/>
-          <w14:ligatures w14:val="none"/>
-        </w:rPr>
-        <w:t>computeProjectionMatrixFOV</w:t>
-      </w:r>
-      <w:proofErr w:type="spellEnd"/>
-      <w:r>
-        <w:rPr>
-          <w:rFonts w:eastAsia="Times New Roman" w:cs="Times New Roman"/>
-          <w:color w:val="000000"/>
-          <w:kern w:val="0"/>
-          <w:lang w:eastAsia="en-GB"/>
-          <w14:ligatures w14:val="none"/>
-        </w:rPr>
-        <w:t xml:space="preserve"> (</w:t>
-      </w:r>
-      <w:proofErr w:type="spellStart"/>
-      <w:r>
-        <w:rPr>
-          <w:rFonts w:eastAsia="Times New Roman" w:cs="Times New Roman"/>
-          <w:color w:val="000000"/>
-          <w:kern w:val="0"/>
-          <w:lang w:eastAsia="en-GB"/>
-          <w14:ligatures w14:val="none"/>
-        </w:rPr>
-        <w:t>PyBullet</w:t>
-      </w:r>
-      <w:proofErr w:type="spellEnd"/>
-      <w:r>
-        <w:rPr>
-          <w:rFonts w:eastAsia="Times New Roman" w:cs="Times New Roman"/>
-          <w:color w:val="000000"/>
-          <w:kern w:val="0"/>
-          <w:lang w:eastAsia="en-GB"/>
-          <w14:ligatures w14:val="none"/>
-        </w:rPr>
-        <w:t xml:space="preserve">, 2023). The brief requires three, and I rendered six as an extension. Only the robot moves between renders and every other object stays fixed. </w:t>
-      </w:r>
-      <w:proofErr w:type="spellStart"/>
-      <w:r>
-        <w:rPr>
-          <w:rFonts w:eastAsia="Times New Roman" w:cs="Times New Roman"/>
-          <w:color w:val="000000"/>
-          <w:kern w:val="0"/>
-          <w:lang w:eastAsia="en-GB"/>
-          <w14:ligatures w14:val="none"/>
-        </w:rPr>
-        <w:t>getCameraImage</w:t>
-      </w:r>
-      <w:proofErr w:type="spellEnd"/>
-      <w:r>
-        <w:rPr>
-          <w:rFonts w:eastAsia="Times New Roman" w:cs="Times New Roman"/>
-          <w:color w:val="000000"/>
-          <w:kern w:val="0"/>
-          <w:lang w:eastAsia="en-GB"/>
-          <w14:ligatures w14:val="none"/>
-        </w:rPr>
-        <w:t xml:space="preserve"> then captures a 480 by 360 RGB array for each viewpoint.</w:t>
+        <w:t>, NumPy and Matplotlib</w:t>
+      </w:r>
+      <w:r>
+        <w:rPr>
+          <w:rFonts w:eastAsia="Times New Roman" w:cs="Times New Roman"/>
+          <w:color w:val="000000"/>
+          <w:kern w:val="0"/>
+          <w:lang w:eastAsia="en-GB"/>
+          <w14:ligatures w14:val="none"/>
+        </w:rPr>
+        <w:t>.</w:t>
+      </w:r>
+      <w:r>
+        <w:rPr>
+          <w:rFonts w:eastAsia="Times New Roman" w:cs="Times New Roman"/>
+          <w:color w:val="000000"/>
+          <w:kern w:val="0"/>
+          <w:lang w:eastAsia="en-GB"/>
+          <w14:ligatures w14:val="none"/>
+        </w:rPr>
+        <w:t xml:space="preserve"> The </w:t>
+      </w:r>
+      <w:r>
+        <w:rPr>
+          <w:rFonts w:eastAsia="Times New Roman" w:cs="Times New Roman"/>
+          <w:color w:val="000000"/>
+          <w:kern w:val="0"/>
+          <w:lang w:eastAsia="en-GB"/>
+          <w14:ligatures w14:val="none"/>
+        </w:rPr>
+        <w:t>notebook has no perception model. Roles are set when the scene is built, so it cannot work out a role from an image (see Section 3.6)</w:t>
+      </w:r>
+      <w:r>
+        <w:rPr>
+          <w:rFonts w:eastAsia="Times New Roman" w:cs="Times New Roman"/>
+          <w:color w:val="000000"/>
+          <w:kern w:val="0"/>
+          <w:lang w:eastAsia="en-GB"/>
+          <w14:ligatures w14:val="none"/>
+        </w:rPr>
+        <w:t>.</w:t>
       </w:r>
     </w:p>
     <w:p>
@@ -5646,68 +6010,6 @@
           <w14:ligatures w14:val="none"/>
         </w:rPr>
       </w:pPr>
-      <w:r>
-        <w:rPr>
-          <w:rFonts w:eastAsia="Times New Roman" w:cs="Times New Roman"/>
-          <w:color w:val="000000"/>
-          <w:kern w:val="0"/>
-          <w:lang w:eastAsia="en-GB"/>
-          <w14:ligatures w14:val="none"/>
-        </w:rPr>
-        <w:t xml:space="preserve">I used Python 3, </w:t>
-      </w:r>
-      <w:proofErr w:type="spellStart"/>
-      <w:r>
-        <w:rPr>
-          <w:rFonts w:eastAsia="Times New Roman" w:cs="Times New Roman"/>
-          <w:color w:val="000000"/>
-          <w:kern w:val="0"/>
-          <w:lang w:eastAsia="en-GB"/>
-          <w14:ligatures w14:val="none"/>
-        </w:rPr>
-        <w:t>PyBullet</w:t>
-      </w:r>
-      <w:proofErr w:type="spellEnd"/>
-      <w:r>
-        <w:rPr>
-          <w:rFonts w:eastAsia="Times New Roman" w:cs="Times New Roman"/>
-          <w:color w:val="000000"/>
-          <w:kern w:val="0"/>
-          <w:lang w:eastAsia="en-GB"/>
-          <w14:ligatures w14:val="none"/>
-        </w:rPr>
-        <w:t>, NumPy and Matplotlib.</w:t>
-      </w:r>
-      <w:r>
-        <w:rPr>
-          <w:rFonts w:eastAsia="Times New Roman" w:cs="Times New Roman"/>
-          <w:color w:val="000000"/>
-          <w:kern w:val="0"/>
-          <w:lang w:eastAsia="en-GB"/>
-          <w14:ligatures w14:val="none"/>
-        </w:rPr>
-        <w:t xml:space="preserve"> The </w:t>
-      </w:r>
-      <w:r>
-        <w:rPr>
-          <w:rFonts w:eastAsia="Times New Roman" w:cs="Times New Roman"/>
-          <w:color w:val="000000"/>
-          <w:kern w:val="0"/>
-          <w:lang w:eastAsia="en-GB"/>
-          <w14:ligatures w14:val="none"/>
-        </w:rPr>
-        <w:t>notebook has no perception model. Roles are set when the scene is built, so it cannot work out a role from an image (see Section 3.6)</w:t>
-      </w:r>
-      <w:r>
-        <w:rPr>
-          <w:rFonts w:eastAsia="Times New Roman" w:cs="Times New Roman"/>
-          <w:color w:val="000000"/>
-          <w:kern w:val="0"/>
-          <w:lang w:eastAsia="en-GB"/>
-          <w14:ligatures w14:val="none"/>
-        </w:rPr>
-        <w:t>.</w:t>
-      </w:r>
     </w:p>
     <w:p>
       <w:pPr>
@@ -7053,7 +7355,7 @@
         </w:rPr>
       </w:pPr>
       <w:bookmarkStart w:id="13" w:name="_Toc241062516"/>
-      <w:bookmarkStart w:id="14" w:name="_Toc241707430"/>
+      <w:bookmarkStart w:id="14" w:name="_Toc241936877"/>
       <w:bookmarkStart w:id="15" w:name="execution-and-testing"/>
       <w:bookmarkEnd w:id="9"/>
       <w:r>
@@ -7084,17 +7386,7 @@
           <w:lang w:eastAsia="en-GB"/>
           <w14:ligatures w14:val="none"/>
         </w:rPr>
-        <w:t xml:space="preserve">The system is implemented as a Python Jupyter notebook, </w:t>
-      </w:r>
-      <w:r>
-        <w:rPr>
-          <w:rFonts w:eastAsia="Times New Roman" w:cs="Times New Roman"/>
-          <w:color w:val="000000"/>
-          <w:kern w:val="0"/>
-          <w:lang w:eastAsia="en-GB"/>
-          <w14:ligatures w14:val="none"/>
-        </w:rPr>
-        <w:t xml:space="preserve">and it runs locally or in </w:t>
+        <w:t xml:space="preserve">The system is a Python Jupyter notebook. It runs locally or in </w:t>
       </w:r>
       <w:proofErr w:type="spellStart"/>
       <w:r>
@@ -7146,7 +7438,7 @@
           <w:lang w:eastAsia="en-GB"/>
           <w14:ligatures w14:val="none"/>
         </w:rPr>
-        <w:t xml:space="preserve"> the main parts of the notebook.</w:t>
+        <w:t xml:space="preserve"> the main parts.</w:t>
       </w:r>
     </w:p>
     <w:p>
@@ -8028,7 +8320,7 @@
         <w:pStyle w:val="Heading2"/>
         <w:spacing w:before="240"/>
       </w:pPr>
-      <w:bookmarkStart w:id="16" w:name="_Toc241707431"/>
+      <w:bookmarkStart w:id="16" w:name="_Toc241936878"/>
       <w:r>
         <w:t>3.5 Execution and Testing</w:t>
       </w:r>
@@ -8399,7 +8691,7 @@
           <w:lang w:eastAsia="en-GB"/>
           <w14:ligatures w14:val="none"/>
         </w:rPr>
-        <w:t xml:space="preserve">In cell 8 I moved the robot to (5.5, 0.0, 0.1), next to the drop-off target, and ran all three helper functions. </w:t>
+        <w:t xml:space="preserve">In cell 8 I moved the robot to (5.5, 0.0, 0.1), next to the drop-off target, and ran the three helper functions. </w:t>
       </w:r>
       <w:proofErr w:type="spellStart"/>
       <w:r>
@@ -8443,7 +8735,7 @@
           <w:lang w:eastAsia="en-GB"/>
           <w14:ligatures w14:val="none"/>
         </w:rPr>
-        <w:t xml:space="preserve">("obstacle") returned the four crate obstacles (ids 1 to 4) and </w:t>
+        <w:t xml:space="preserve">("obstacle") returned the four crates (ids 1 to 4). </w:t>
       </w:r>
       <w:proofErr w:type="spellStart"/>
       <w:r>
@@ -8487,14 +8779,14 @@
           <w:lang w:eastAsia="en-GB"/>
           <w14:ligatures w14:val="none"/>
         </w:rPr>
-        <w:t xml:space="preserve"> returned body id 7, the drop-off target at (5.50, 0.00, 0.01), at a distance of 0.092 m.</w:t>
+        <w:t xml:space="preserve"> returned body id 7, the drop-off target at (5.50, 0.00, 0.01), 0.092 m away.</w:t>
       </w:r>
     </w:p>
     <w:p>
       <w:pPr>
         <w:pStyle w:val="Heading2"/>
       </w:pPr>
-      <w:bookmarkStart w:id="18" w:name="_Toc241707432"/>
+      <w:bookmarkStart w:id="18" w:name="_Toc241936879"/>
       <w:bookmarkStart w:id="19" w:name="evaluation-and-reflection"/>
       <w:bookmarkEnd w:id="15"/>
       <w:r>
@@ -8521,17 +8813,57 @@
           <w:lang w:eastAsia="en-GB"/>
           <w14:ligatures w14:val="none"/>
         </w:rPr>
-        <w:t xml:space="preserve">The hardest part was keeping the camera framing consistent while the robot moved. My first version worked out each camera position from the robot's pose. The framing kept shifting, and in one configuration the robot left the frame completely. I changed the cameras to fixed positions based on the room bounds and moved only the robot between renders. </w:t>
-      </w:r>
-      <w:r>
-        <w:rPr>
-          <w:rFonts w:eastAsia="Times New Roman" w:cs="Times New Roman"/>
-          <w:color w:val="000000"/>
-          <w:kern w:val="0"/>
-          <w:lang w:eastAsia="en-GB"/>
-          <w14:ligatures w14:val="none"/>
-        </w:rPr>
-        <w:t>I started with the three views the brief requires, then increased them to six so the objects could be checked from more angles.</w:t>
+        <w:t>The hardest part was keeping the camera framing steady while the robot moved</w:t>
+      </w:r>
+      <w:r>
+        <w:rPr>
+          <w:rFonts w:eastAsia="Times New Roman" w:cs="Times New Roman"/>
+          <w:color w:val="000000"/>
+          <w:kern w:val="0"/>
+          <w:lang w:eastAsia="en-GB"/>
+          <w14:ligatures w14:val="none"/>
+        </w:rPr>
+        <w:t xml:space="preserve">. My first version worked out each camera position from the robot's pose. The framing kept shifting, and in one configuration the robot left the frame completely. </w:t>
+      </w:r>
+      <w:r>
+        <w:rPr>
+          <w:rFonts w:eastAsia="Times New Roman" w:cs="Times New Roman"/>
+          <w:color w:val="000000"/>
+          <w:kern w:val="0"/>
+          <w:lang w:eastAsia="en-GB"/>
+          <w14:ligatures w14:val="none"/>
+        </w:rPr>
+        <w:t>I fixed the cameras at positions based on the room bounds and moved only the robot between render</w:t>
+      </w:r>
+      <w:r>
+        <w:rPr>
+          <w:rFonts w:eastAsia="Times New Roman" w:cs="Times New Roman"/>
+          <w:color w:val="000000"/>
+          <w:kern w:val="0"/>
+          <w:lang w:eastAsia="en-GB"/>
+          <w14:ligatures w14:val="none"/>
+        </w:rPr>
+        <w:t>s</w:t>
+      </w:r>
+      <w:r>
+        <w:rPr>
+          <w:rFonts w:eastAsia="Times New Roman" w:cs="Times New Roman"/>
+          <w:color w:val="000000"/>
+          <w:kern w:val="0"/>
+          <w:lang w:eastAsia="en-GB"/>
+          <w14:ligatures w14:val="none"/>
+        </w:rPr>
+        <w:t xml:space="preserve">. </w:t>
+      </w:r>
+      <w:r>
+        <w:rPr>
+          <w:rFonts w:eastAsia="Times New Roman" w:cs="Times New Roman"/>
+          <w:color w:val="000000"/>
+          <w:kern w:val="0"/>
+          <w:lang w:eastAsia="en-GB"/>
+          <w14:ligatures w14:val="none"/>
+        </w:rPr>
+        <w:t>I began with the three views the brief asks for, then went to six so I could check the objects from more angles.</w:t>
       </w:r>
       <w:r>
         <w:rPr>
@@ -8551,7 +8883,37 @@
           <w:lang w:eastAsia="en-GB"/>
           <w14:ligatures w14:val="none"/>
         </w:rPr>
-        <w:t>I also tried assigning roles by matching URDF filenames to role strings when the objects were loaded. I rejected this because it was more error-prone. Passing the role explicitly in SCENE_LAYOUT keeps every role in one place where it is easy to check.</w:t>
+        <w:t>I also tried matching URDF filenames to role strings when loading objects. I dropped it because it was easy to get wrong</w:t>
+      </w:r>
+      <w:r>
+        <w:rPr>
+          <w:rFonts w:eastAsia="Times New Roman" w:cs="Times New Roman"/>
+          <w:color w:val="000000"/>
+          <w:kern w:val="0"/>
+          <w:lang w:eastAsia="en-GB"/>
+          <w14:ligatures w14:val="none"/>
+        </w:rPr>
+        <w:t>.</w:t>
+      </w:r>
+      <w:r>
+        <w:rPr>
+          <w:rFonts w:eastAsia="Times New Roman" w:cs="Times New Roman"/>
+          <w:color w:val="000000"/>
+          <w:kern w:val="0"/>
+          <w:lang w:eastAsia="en-GB"/>
+          <w14:ligatures w14:val="none"/>
+        </w:rPr>
+        <w:t xml:space="preserve"> </w:t>
+      </w:r>
+      <w:r>
+        <w:rPr>
+          <w:rFonts w:eastAsia="Times New Roman" w:cs="Times New Roman"/>
+          <w:color w:val="000000"/>
+          <w:kern w:val="0"/>
+          <w:lang w:eastAsia="en-GB"/>
+          <w14:ligatures w14:val="none"/>
+        </w:rPr>
+        <w:t>Setting each role in SCENE_LAYOUT keeps all roles in one place, so they are easy to check.</w:t>
       </w:r>
     </w:p>
     <w:p>
@@ -8584,7 +8946,17 @@
           <w14:ligatures w14:val="none"/>
         </w:rPr>
         <w:lastRenderedPageBreak/>
-        <w:t xml:space="preserve">so this was acceptable for Task 1. An improvement would be to train a lightweight classifier on </w:t>
+        <w:t xml:space="preserve">so this was acceptable for Task 1. </w:t>
+      </w:r>
+      <w:r>
+        <w:rPr>
+          <w:rFonts w:eastAsia="Times New Roman" w:cs="Times New Roman"/>
+          <w:color w:val="000000"/>
+          <w:kern w:val="0"/>
+          <w:lang w:eastAsia="en-GB"/>
+          <w14:ligatures w14:val="none"/>
+        </w:rPr>
+        <w:t xml:space="preserve">I could train a small classifier on </w:t>
       </w:r>
       <w:proofErr w:type="spellStart"/>
       <w:r>
@@ -8606,7 +8978,49 @@
           <w:lang w:eastAsia="en-GB"/>
           <w14:ligatures w14:val="none"/>
         </w:rPr>
-        <w:t xml:space="preserve"> RGB-D (McCormac et al., 2017) to predict a role from the images captured in Section 3.5. In a real warehouse, a wrong role could mean the robot drives into an obstacle or ignores a target, so I kept the link between geometry and role explicit.</w:t>
+        <w:t xml:space="preserve"> RGB-D (McCormac et al., 2017) to predict roles from the Section 3.5 images.</w:t>
+      </w:r>
+      <w:r>
+        <w:rPr>
+          <w:rFonts w:eastAsia="Times New Roman" w:cs="Times New Roman"/>
+          <w:color w:val="000000"/>
+          <w:kern w:val="0"/>
+          <w:lang w:eastAsia="en-GB"/>
+          <w14:ligatures w14:val="none"/>
+        </w:rPr>
+        <w:t xml:space="preserve"> </w:t>
+      </w:r>
+      <w:r>
+        <w:rPr>
+          <w:rFonts w:eastAsia="Times New Roman" w:cs="Times New Roman"/>
+          <w:color w:val="000000"/>
+          <w:kern w:val="0"/>
+          <w:lang w:eastAsia="en-GB"/>
+          <w14:ligatures w14:val="none"/>
+        </w:rPr>
+        <w:t xml:space="preserve">In a real warehouse, a wrong role could make the robot hit an obstacle or ignore a target. </w:t>
+      </w:r>
+      <w:proofErr w:type="gramStart"/>
+      <w:r>
+        <w:rPr>
+          <w:rFonts w:eastAsia="Times New Roman" w:cs="Times New Roman"/>
+          <w:color w:val="000000"/>
+          <w:kern w:val="0"/>
+          <w:lang w:eastAsia="en-GB"/>
+          <w14:ligatures w14:val="none"/>
+        </w:rPr>
+        <w:t>So</w:t>
+      </w:r>
+      <w:proofErr w:type="gramEnd"/>
+      <w:r>
+        <w:rPr>
+          <w:rFonts w:eastAsia="Times New Roman" w:cs="Times New Roman"/>
+          <w:color w:val="000000"/>
+          <w:kern w:val="0"/>
+          <w:lang w:eastAsia="en-GB"/>
+          <w14:ligatures w14:val="none"/>
+        </w:rPr>
+        <w:t xml:space="preserve"> I kept the link between geometry and role clear.</w:t>
       </w:r>
     </w:p>
     <w:p>
@@ -8642,7 +9056,7 @@
       <w:pPr>
         <w:pStyle w:val="Heading1"/>
       </w:pPr>
-      <w:bookmarkStart w:id="21" w:name="_Toc241707433"/>
+      <w:bookmarkStart w:id="21" w:name="_Toc241936880"/>
       <w:r>
         <w:lastRenderedPageBreak/>
         <w:t>Task 2: Goal-Oriented Autonomous Robot with Monitoring (ROS2)</w:t>
@@ -8653,7 +9067,7 @@
       <w:pPr>
         <w:pStyle w:val="Heading2"/>
       </w:pPr>
-      <w:bookmarkStart w:id="22" w:name="_Toc241707434"/>
+      <w:bookmarkStart w:id="22" w:name="_Toc241936881"/>
       <w:bookmarkStart w:id="23" w:name="project-definition-1"/>
       <w:r>
         <w:t>4.1 Project Definition</w:t>
@@ -8679,7 +9093,67 @@
           <w:lang w:eastAsia="en-GB"/>
           <w14:ligatures w14:val="none"/>
         </w:rPr>
-        <w:t>The use case for Task 2 is a warehouse inspection patrol robot. A TurtleBot3 starts at the charging dock, visits a closed loop of four checkpoints around a warehouse bay, avoids pallet obstacles on the way, accepts simple operator commands and reports on its own performance. I chose this scenario because one mission covers goal navigation, obstacle avoidance, keyboard interaction and monitoring.</w:t>
+        <w:t>Task 2 uses a warehouse inspection patrol robot</w:t>
+      </w:r>
+      <w:r>
+        <w:rPr>
+          <w:rFonts w:eastAsia="Times New Roman" w:cs="Times New Roman"/>
+          <w:color w:val="000000"/>
+          <w:kern w:val="0"/>
+          <w:lang w:eastAsia="en-GB"/>
+          <w14:ligatures w14:val="none"/>
+        </w:rPr>
+        <w:t>.</w:t>
+      </w:r>
+      <w:r>
+        <w:rPr>
+          <w:rFonts w:eastAsia="Times New Roman" w:cs="Times New Roman"/>
+          <w:color w:val="000000"/>
+          <w:kern w:val="0"/>
+          <w:lang w:eastAsia="en-GB"/>
+          <w14:ligatures w14:val="none"/>
+        </w:rPr>
+        <w:t xml:space="preserve"> </w:t>
+      </w:r>
+      <w:r>
+        <w:rPr>
+          <w:rFonts w:eastAsia="Times New Roman" w:cs="Times New Roman"/>
+          <w:color w:val="000000"/>
+          <w:kern w:val="0"/>
+          <w:lang w:eastAsia="en-GB"/>
+          <w14:ligatures w14:val="none"/>
+        </w:rPr>
+        <w:t>A TurtleBot3 starts at the charging dock and drives a loop of four checkpoints around a warehouse bay. It avoids pallets on the way, takes simple operator commands and reports its own performance</w:t>
+      </w:r>
+      <w:r>
+        <w:rPr>
+          <w:rFonts w:eastAsia="Times New Roman" w:cs="Times New Roman"/>
+          <w:color w:val="000000"/>
+          <w:kern w:val="0"/>
+          <w:lang w:eastAsia="en-GB"/>
+          <w14:ligatures w14:val="none"/>
+        </w:rPr>
+        <w:t xml:space="preserve">. I </w:t>
+      </w:r>
+      <w:r>
+        <w:rPr>
+          <w:rFonts w:eastAsia="Times New Roman" w:cs="Times New Roman"/>
+          <w:color w:val="000000"/>
+          <w:kern w:val="0"/>
+          <w:lang w:eastAsia="en-GB"/>
+          <w14:ligatures w14:val="none"/>
+        </w:rPr>
+        <w:t>chose it because one mission covers navigation, obstacle avoidance, keyboard control and monitoring</w:t>
+      </w:r>
+      <w:r>
+        <w:rPr>
+          <w:rFonts w:eastAsia="Times New Roman" w:cs="Times New Roman"/>
+          <w:color w:val="000000"/>
+          <w:kern w:val="0"/>
+          <w:lang w:eastAsia="en-GB"/>
+          <w14:ligatures w14:val="none"/>
+        </w:rPr>
+        <w:t>.</w:t>
       </w:r>
     </w:p>
     <w:p>
@@ -8723,7 +9197,7 @@
           <w:lang w:eastAsia="en-GB"/>
           <w14:ligatures w14:val="none"/>
         </w:rPr>
-        <w:t>, targets TheConstruct.ai running ROS2 Humble (Open-Source Robotics Foundation, 2024) with Gazebo Classic and the standard TurtleBot3 stack (ROBOTIS, 2023). I developed and tested it on TheConstruct.ai (</w:t>
+        <w:t>, is built for TheConstruct.ai, which runs ROS2 Humble (Open-Source Robotics Foundation, 2024) with Gazebo Classic and the standard TurtleBot3 stack (ROBOTIS, 2023). I built and tested it on TheConstruct.ai (</w:t>
       </w:r>
       <w:proofErr w:type="spellStart"/>
       <w:r>
@@ -8811,7 +9285,7 @@
           <w:lang w:eastAsia="en-GB"/>
           <w14:ligatures w14:val="none"/>
         </w:rPr>
-        <w:t xml:space="preserve">/1051220), workspace ros2_ws. The free tier does not give a permanent shareable URL, so I made the project public under the title </w:t>
+        <w:t xml:space="preserve">/1051220), workspace ros2_ws. The free tier gives no permanent shareable URL, so I made the project public under the title </w:t>
       </w:r>
       <w:proofErr w:type="spellStart"/>
       <w:r>
@@ -8833,7 +9307,27 @@
           <w:lang w:eastAsia="en-GB"/>
           <w14:ligatures w14:val="none"/>
         </w:rPr>
-        <w:t xml:space="preserve">, which is the unique name the brief asks for. I also used a local Ubuntu 24.04 workspace with ROS2 Jazzy and Gazebo Harmonic (Open Robotics, 2024) to view the LIDAR rays, the camera feed and the planned-path toggle outside the browser. The GitHub folder holds this Jazzy and Harmonic version. The </w:t>
+        <w:t>, the unique name the brief asks for. I also used a local Ubuntu 24.04 workspace with ROS2 Jazzy and Gazebo Harmonic (Open Robotics, 2024) to view the LIDAR rays, camera feed and planned-path toggle outside the browser</w:t>
+      </w:r>
+      <w:r>
+        <w:rPr>
+          <w:rFonts w:eastAsia="Times New Roman" w:cs="Times New Roman"/>
+          <w:color w:val="000000"/>
+          <w:kern w:val="0"/>
+          <w:lang w:eastAsia="en-GB"/>
+          <w14:ligatures w14:val="none"/>
+        </w:rPr>
+        <w:t xml:space="preserve">. </w:t>
+      </w:r>
+      <w:r>
+        <w:rPr>
+          <w:rFonts w:eastAsia="Times New Roman" w:cs="Times New Roman"/>
+          <w:color w:val="000000"/>
+          <w:kern w:val="0"/>
+          <w:lang w:eastAsia="en-GB"/>
+          <w14:ligatures w14:val="none"/>
+        </w:rPr>
+        <w:t xml:space="preserve">The GitHub folder holds this Jazzy and Harmonic version. The </w:t>
       </w:r>
       <w:proofErr w:type="spellStart"/>
       <w:r>
@@ -8855,7 +9349,7 @@
           <w:lang w:eastAsia="en-GB"/>
           <w14:ligatures w14:val="none"/>
         </w:rPr>
-        <w:t xml:space="preserve"> copy uses a Gazebo Classic launch file and world. The local build was an extra check and not the submission platform.</w:t>
+        <w:t xml:space="preserve"> copy uses a Gazebo Classic launch file and world. </w:t>
       </w:r>
     </w:p>
     <w:p>
@@ -8994,7 +9488,7 @@
       <w:pPr>
         <w:pStyle w:val="Heading2"/>
       </w:pPr>
-      <w:bookmarkStart w:id="24" w:name="_Toc241707435"/>
+      <w:bookmarkStart w:id="24" w:name="_Toc241936882"/>
       <w:bookmarkStart w:id="25" w:name="design-and-implementation-1"/>
       <w:bookmarkEnd w:id="23"/>
       <w:r>
@@ -9043,8 +9537,62 @@
           <w:lang w:eastAsia="en-GB"/>
           <w14:ligatures w14:val="none"/>
         </w:rPr>
-        <w:t xml:space="preserve"> and Ögren (2018) describe finite state machines as becoming brittle as a system grows, which is why behaviour trees are now common in larger robot software. This patrol mission has one goal and a handful of states, so I kept a finite state machine because it is easier to read and to log. For avoidance, the Bug algorithms and the vector field histogram steer from local sensor data (Siegwart, </w:t>
-      </w:r>
+        <w:t xml:space="preserve"> and Ögren (2018) describe finite state machines as becoming brittle as a system grows, which is why behaviour trees are now common in larger robot software. This patrol mission has one goal and a handful of states, so I kept a finite state machine because it is easier to read and to log. For avoidance, the Bug algorithms and the vector field histogram steer from local sensor data (Siegwart, Nourbakhsh and </w:t>
+      </w:r>
+      <w:proofErr w:type="spellStart"/>
+      <w:r>
+        <w:rPr>
+          <w:rFonts w:eastAsia="Times New Roman" w:cs="Times New Roman"/>
+          <w:color w:val="000000"/>
+          <w:kern w:val="0"/>
+          <w:lang w:eastAsia="en-GB"/>
+          <w14:ligatures w14:val="none"/>
+        </w:rPr>
+        <w:t>Scaramuzza</w:t>
+      </w:r>
+      <w:proofErr w:type="spellEnd"/>
+      <w:r>
+        <w:rPr>
+          <w:rFonts w:eastAsia="Times New Roman" w:cs="Times New Roman"/>
+          <w:color w:val="000000"/>
+          <w:kern w:val="0"/>
+          <w:lang w:eastAsia="en-GB"/>
+          <w14:ligatures w14:val="none"/>
+        </w:rPr>
+        <w:t xml:space="preserve">, 2011; Borenstein and Koren, 1991). </w:t>
+      </w:r>
+      <w:r>
+        <w:rPr>
+          <w:rFonts w:eastAsia="Times New Roman" w:cs="Times New Roman"/>
+          <w:color w:val="000000"/>
+          <w:kern w:val="0"/>
+          <w:lang w:eastAsia="en-GB"/>
+          <w14:ligatures w14:val="none"/>
+        </w:rPr>
+        <w:t>My escape-heading probe is a much simpler relative of that idea</w:t>
+      </w:r>
+      <w:r>
+        <w:rPr>
+          <w:rFonts w:eastAsia="Times New Roman" w:cs="Times New Roman"/>
+          <w:color w:val="000000"/>
+          <w:kern w:val="0"/>
+          <w:lang w:eastAsia="en-GB"/>
+          <w14:ligatures w14:val="none"/>
+        </w:rPr>
+        <w:t>.</w:t>
+      </w:r>
+    </w:p>
+    <w:p>
+      <w:pPr>
+        <w:spacing w:after="180" w:line="360" w:lineRule="auto"/>
+        <w:rPr>
+          <w:rFonts w:eastAsia="Times New Roman" w:cs="Times New Roman"/>
+          <w:color w:val="000000"/>
+          <w:kern w:val="0"/>
+          <w:lang w:eastAsia="en-GB"/>
+          <w14:ligatures w14:val="none"/>
+        </w:rPr>
+      </w:pPr>
       <w:r>
         <w:rPr>
           <w:rFonts w:eastAsia="Times New Roman" w:cs="Times New Roman"/>
@@ -9054,70 +9602,6 @@
           <w14:ligatures w14:val="none"/>
         </w:rPr>
         <w:lastRenderedPageBreak/>
-        <w:t xml:space="preserve">Nourbakhsh and </w:t>
-      </w:r>
-      <w:proofErr w:type="spellStart"/>
-      <w:r>
-        <w:rPr>
-          <w:rFonts w:eastAsia="Times New Roman" w:cs="Times New Roman"/>
-          <w:color w:val="000000"/>
-          <w:kern w:val="0"/>
-          <w:lang w:eastAsia="en-GB"/>
-          <w14:ligatures w14:val="none"/>
-        </w:rPr>
-        <w:t>Scaramuzza</w:t>
-      </w:r>
-      <w:proofErr w:type="spellEnd"/>
-      <w:r>
-        <w:rPr>
-          <w:rFonts w:eastAsia="Times New Roman" w:cs="Times New Roman"/>
-          <w:color w:val="000000"/>
-          <w:kern w:val="0"/>
-          <w:lang w:eastAsia="en-GB"/>
-          <w14:ligatures w14:val="none"/>
-        </w:rPr>
-        <w:t xml:space="preserve">, 2011; Borenstein and Koren, 1991). </w:t>
-      </w:r>
-      <w:r>
-        <w:rPr>
-          <w:rFonts w:eastAsia="Times New Roman" w:cs="Times New Roman"/>
-          <w:color w:val="000000"/>
-          <w:kern w:val="0"/>
-          <w:lang w:eastAsia="en-GB"/>
-          <w14:ligatures w14:val="none"/>
-        </w:rPr>
-        <w:t>My escape-heading probe is a much simpler relative of that idea</w:t>
-      </w:r>
-      <w:r>
-        <w:rPr>
-          <w:rFonts w:eastAsia="Times New Roman" w:cs="Times New Roman"/>
-          <w:color w:val="000000"/>
-          <w:kern w:val="0"/>
-          <w:lang w:eastAsia="en-GB"/>
-          <w14:ligatures w14:val="none"/>
-        </w:rPr>
-        <w:t>.</w:t>
-      </w:r>
-    </w:p>
-    <w:p>
-      <w:pPr>
-        <w:spacing w:after="180" w:line="360" w:lineRule="auto"/>
-        <w:rPr>
-          <w:rFonts w:eastAsia="Times New Roman" w:cs="Times New Roman"/>
-          <w:color w:val="000000"/>
-          <w:kern w:val="0"/>
-          <w:lang w:eastAsia="en-GB"/>
-          <w14:ligatures w14:val="none"/>
-        </w:rPr>
-      </w:pPr>
-      <w:r>
-        <w:rPr>
-          <w:rFonts w:eastAsia="Times New Roman" w:cs="Times New Roman"/>
-          <w:color w:val="000000"/>
-          <w:kern w:val="0"/>
-          <w:lang w:eastAsia="en-GB"/>
-          <w14:ligatures w14:val="none"/>
-        </w:rPr>
         <w:t xml:space="preserve">The package contains four ROS2 nodes (Quigley, Gerkey and Smart, 2015), summarised in Table 2. </w:t>
       </w:r>
       <w:proofErr w:type="spellStart"/>
@@ -10129,51 +10613,17 @@
           <w:lang w:eastAsia="en-GB"/>
           <w14:ligatures w14:val="none"/>
         </w:rPr>
-        <w:t xml:space="preserve"> implements six states. The brief's minimum is five, and I added PLANNING ahead of NAVIGATE. Table 3 lists each state's trigger and behaviour as defined in the </w:t>
-      </w:r>
-      <w:proofErr w:type="spellStart"/>
-      <w:r>
-        <w:rPr>
-          <w:rFonts w:eastAsia="Times New Roman" w:cs="Times New Roman"/>
-          <w:color w:val="000000"/>
-          <w:kern w:val="0"/>
-          <w:lang w:eastAsia="en-GB"/>
-          <w14:ligatures w14:val="none"/>
-        </w:rPr>
-        <w:t>MissionState</w:t>
-      </w:r>
-      <w:proofErr w:type="spellEnd"/>
-      <w:r>
-        <w:rPr>
-          <w:rFonts w:eastAsia="Times New Roman" w:cs="Times New Roman"/>
-          <w:color w:val="000000"/>
-          <w:kern w:val="0"/>
-          <w:lang w:eastAsia="en-GB"/>
-          <w14:ligatures w14:val="none"/>
-        </w:rPr>
-        <w:t xml:space="preserve"> </w:t>
-      </w:r>
-      <w:proofErr w:type="spellStart"/>
-      <w:r>
-        <w:rPr>
-          <w:rFonts w:eastAsia="Times New Roman" w:cs="Times New Roman"/>
-          <w:color w:val="000000"/>
-          <w:kern w:val="0"/>
-          <w:lang w:eastAsia="en-GB"/>
-          <w14:ligatures w14:val="none"/>
-        </w:rPr>
-        <w:t>enum</w:t>
-      </w:r>
-      <w:proofErr w:type="spellEnd"/>
-      <w:r>
-        <w:rPr>
-          <w:rFonts w:eastAsia="Times New Roman" w:cs="Times New Roman"/>
-          <w:color w:val="000000"/>
-          <w:kern w:val="0"/>
-          <w:lang w:eastAsia="en-GB"/>
-          <w14:ligatures w14:val="none"/>
-        </w:rPr>
-        <w:t>. Figure 4 shows the transitions.</w:t>
+        <w:t xml:space="preserve"> implements six states. The brief's minimum is five, and I added PLANNING ahead of NAVIGATE. </w:t>
+      </w:r>
+      <w:r>
+        <w:rPr>
+          <w:rFonts w:eastAsia="Times New Roman" w:cs="Times New Roman"/>
+          <w:color w:val="000000"/>
+          <w:kern w:val="0"/>
+          <w:lang w:eastAsia="en-GB"/>
+          <w14:ligatures w14:val="none"/>
+        </w:rPr>
+        <w:t>Table 3 lists each state and Figure 4 shows the transitions.</w:t>
       </w:r>
     </w:p>
     <w:p>
@@ -10680,7 +11130,6 @@
                 <w:sz w:val="22"/>
                 <w:szCs w:val="22"/>
               </w:rPr>
-              <w:lastRenderedPageBreak/>
               <w:t>AVOID_OBSTACLE</w:t>
             </w:r>
           </w:p>
@@ -10703,7 +11152,15 @@
                 <w:sz w:val="22"/>
                 <w:szCs w:val="22"/>
               </w:rPr>
-              <w:t>Forward clearance below 0.32 m for three consecutive control cycles, or an odometry-based stall</w:t>
+              <w:t xml:space="preserve">Forward clearance below 0.32 m for three consecutive control </w:t>
+            </w:r>
+            <w:r>
+              <w:rPr>
+                <w:sz w:val="22"/>
+                <w:szCs w:val="22"/>
+              </w:rPr>
+              <w:lastRenderedPageBreak/>
+              <w:t>cycles, or an odometry-based stall</w:t>
             </w:r>
           </w:p>
         </w:tc>
@@ -10725,7 +11182,16 @@
                 <w:sz w:val="22"/>
                 <w:szCs w:val="22"/>
               </w:rPr>
-              <w:t>Reverses if closer than 0.20 m (REVERSE), then rotates to a LIDAR-probed clear heading (ORIENT)</w:t>
+              <w:lastRenderedPageBreak/>
+              <w:t xml:space="preserve">Reverses if closer than 0.20 m (REVERSE), then rotates to a </w:t>
+            </w:r>
+            <w:r>
+              <w:rPr>
+                <w:sz w:val="22"/>
+                <w:szCs w:val="22"/>
+              </w:rPr>
+              <w:lastRenderedPageBreak/>
+              <w:t>LIDAR-probed clear heading (ORIENT)</w:t>
             </w:r>
           </w:p>
         </w:tc>
@@ -10752,6 +11218,7 @@
                 <w:sz w:val="22"/>
                 <w:szCs w:val="22"/>
               </w:rPr>
+              <w:lastRenderedPageBreak/>
               <w:t>REPLAN</w:t>
             </w:r>
           </w:p>
@@ -11150,9 +11617,32 @@
     </w:p>
     <w:p>
       <w:pPr>
+        <w:spacing w:after="160"/>
+        <w:jc w:val="left"/>
+        <w:rPr>
+          <w:rFonts w:eastAsia="Times New Roman" w:cs="Times New Roman"/>
+          <w:color w:val="000000"/>
+          <w:kern w:val="0"/>
+          <w:lang w:eastAsia="en-GB"/>
+          <w14:ligatures w14:val="none"/>
+        </w:rPr>
+      </w:pPr>
+      <w:r>
+        <w:rPr>
+          <w:rFonts w:eastAsia="Times New Roman" w:cs="Times New Roman"/>
+          <w:color w:val="000000"/>
+          <w:kern w:val="0"/>
+          <w:lang w:eastAsia="en-GB"/>
+          <w14:ligatures w14:val="none"/>
+        </w:rPr>
+        <w:br w:type="page"/>
+      </w:r>
+    </w:p>
+    <w:p>
+      <w:pPr>
         <w:pStyle w:val="Heading2"/>
       </w:pPr>
-      <w:bookmarkStart w:id="30" w:name="_Toc241707436"/>
+      <w:bookmarkStart w:id="30" w:name="_Toc241936883"/>
       <w:bookmarkStart w:id="31" w:name="execution-and-testing-1"/>
       <w:bookmarkEnd w:id="25"/>
       <w:r>
@@ -11280,7 +11770,17 @@
           <w:lang w:eastAsia="en-GB"/>
           <w14:ligatures w14:val="none"/>
         </w:rPr>
-        <w:t>. After setting</w:t>
+        <w:t xml:space="preserve">. </w:t>
+      </w:r>
+      <w:r>
+        <w:rPr>
+          <w:rFonts w:eastAsia="Times New Roman" w:cs="Times New Roman"/>
+          <w:color w:val="000000"/>
+          <w:kern w:val="0"/>
+          <w:lang w:eastAsia="en-GB"/>
+          <w14:ligatures w14:val="none"/>
+        </w:rPr>
+        <w:t>I set</w:t>
       </w:r>
       <w:r>
         <w:rPr>
@@ -11316,7 +11816,27 @@
           <w:lang w:eastAsia="en-GB"/>
           <w14:ligatures w14:val="none"/>
         </w:rPr>
-        <w:t xml:space="preserve"> I ran </w:t>
+        <w:t xml:space="preserve">, </w:t>
+      </w:r>
+      <w:r>
+        <w:rPr>
+          <w:rFonts w:eastAsia="Times New Roman" w:cs="Times New Roman"/>
+          <w:color w:val="000000"/>
+          <w:kern w:val="0"/>
+          <w:lang w:eastAsia="en-GB"/>
+          <w14:ligatures w14:val="none"/>
+        </w:rPr>
+        <w:t>then</w:t>
+      </w:r>
+      <w:r>
+        <w:rPr>
+          <w:rFonts w:eastAsia="Times New Roman" w:cs="Times New Roman"/>
+          <w:color w:val="000000"/>
+          <w:kern w:val="0"/>
+          <w:lang w:eastAsia="en-GB"/>
+          <w14:ligatures w14:val="none"/>
+        </w:rPr>
+        <w:t xml:space="preserve"> ran </w:t>
       </w:r>
       <w:r>
         <w:rPr>
@@ -12024,7 +12544,17 @@
           <w:lang w:eastAsia="en-GB"/>
           <w14:ligatures w14:val="none"/>
         </w:rPr>
-        <w:t xml:space="preserve"> capture. Reading oldest to newest, it records AVOID_OBSTACLE, REPLAN, AVOID_OBSTACLE, IDLE, PLANNING, NAVIGATE and finally MISSION_COMPLETE</w:t>
+        <w:t xml:space="preserve"> capture. </w:t>
+      </w:r>
+      <w:r>
+        <w:rPr>
+          <w:rFonts w:eastAsia="Times New Roman" w:cs="Times New Roman"/>
+          <w:color w:val="000000"/>
+          <w:kern w:val="0"/>
+          <w:lang w:eastAsia="en-GB"/>
+          <w14:ligatures w14:val="none"/>
+        </w:rPr>
+        <w:t>Oldest to newest, the capture shows AVOID_OBSTACLE, REPLAN, AVOID_OBSTACLE, IDLE, PLANNING, NAVIGATE and finally MISSION_COMPLETE</w:t>
       </w:r>
       <w:r>
         <w:rPr>
@@ -12044,7 +12574,49 @@
           <w:lang w:eastAsia="en-GB"/>
           <w14:ligatures w14:val="none"/>
         </w:rPr>
-        <w:t>The code only returns to IDLE from AVOID_OBSTACLE after ten failed avoidance attempts, so the mission most likely aborted and I restarted it with s. It then planned again and reached MISSION_COMPLETE.</w:t>
+        <w:t xml:space="preserve">The code only goes from AVOID_OBSTACLE back to IDLE after ten failed avoidance attempts. </w:t>
+      </w:r>
+      <w:proofErr w:type="gramStart"/>
+      <w:r>
+        <w:rPr>
+          <w:rFonts w:eastAsia="Times New Roman" w:cs="Times New Roman"/>
+          <w:color w:val="000000"/>
+          <w:kern w:val="0"/>
+          <w:lang w:eastAsia="en-GB"/>
+          <w14:ligatures w14:val="none"/>
+        </w:rPr>
+        <w:t>So</w:t>
+      </w:r>
+      <w:proofErr w:type="gramEnd"/>
+      <w:r>
+        <w:rPr>
+          <w:rFonts w:eastAsia="Times New Roman" w:cs="Times New Roman"/>
+          <w:color w:val="000000"/>
+          <w:kern w:val="0"/>
+          <w:lang w:eastAsia="en-GB"/>
+          <w14:ligatures w14:val="none"/>
+        </w:rPr>
+        <w:t xml:space="preserve"> the mission most likely aborted, and I restarted it with s.</w:t>
+      </w:r>
+      <w:r>
+        <w:rPr>
+          <w:rFonts w:eastAsia="Times New Roman" w:cs="Times New Roman"/>
+          <w:color w:val="000000"/>
+          <w:kern w:val="0"/>
+          <w:lang w:eastAsia="en-GB"/>
+          <w14:ligatures w14:val="none"/>
+        </w:rPr>
+        <w:t xml:space="preserve"> </w:t>
+      </w:r>
+      <w:r>
+        <w:rPr>
+          <w:rFonts w:eastAsia="Times New Roman" w:cs="Times New Roman"/>
+          <w:color w:val="000000"/>
+          <w:kern w:val="0"/>
+          <w:lang w:eastAsia="en-GB"/>
+          <w14:ligatures w14:val="none"/>
+        </w:rPr>
+        <w:t>It then planned again and reached MISSION_COMPLETE.</w:t>
       </w:r>
     </w:p>
     <w:p>
@@ -12233,16 +12805,16 @@
           <w14:ligatures w14:val="none"/>
         </w:rPr>
         <w:drawing>
-          <wp:inline distT="0" distB="0" distL="0" distR="0" wp14:anchorId="02FB3075" wp14:editId="797EA9CE">
+          <wp:inline distT="0" distB="0" distL="0" distR="0" wp14:anchorId="02FB3075" wp14:editId="2C2D6839">
             <wp:extent cx="5334000" cy="2552103"/>
             <wp:effectExtent l="0" t="0" r="0" b="0"/>
-            <wp:docPr id="45" name="Picture" descr="Figure 9. monitor_node’s mission summary, captured shortly before MISSION_COMPLETE."/>
+            <wp:docPr id="45" name="Picture" descr="Figure 9. monitor_node’s mission summary, captured while the mission was in progress."/>
             <wp:cNvGraphicFramePr/>
             <a:graphic xmlns:a="http://schemas.openxmlformats.org/drawingml/2006/main">
               <a:graphicData uri="http://schemas.openxmlformats.org/drawingml/2006/picture">
                 <pic:pic xmlns:pic="http://schemas.openxmlformats.org/drawingml/2006/picture">
                   <pic:nvPicPr>
-                    <pic:cNvPr id="46" name="Picture" descr="/home/claude/work/screenshots/construct_monitor_summary_metrics.png"/>
+                    <pic:cNvPr id="45" name="Picture" descr="Figure 9. monitor_node’s mission summary, captured while the mission was in progress."/>
                     <pic:cNvPicPr>
                       <a:picLocks noChangeAspect="1" noChangeArrowheads="1"/>
                     </pic:cNvPicPr>
@@ -13773,7 +14345,7 @@
           <w:lang w:eastAsia="en-GB"/>
           <w14:ligatures w14:val="none"/>
         </w:rPr>
-        <w:t xml:space="preserve"> browser window. Figure 10 shows the LIDAR rays near a pallet obstacle with the forward camera feed beside them. This is the sensing data the AVOID_OBSTACLE logic in Section 4.2 works from.</w:t>
+        <w:t xml:space="preserve"> browser window. Figure 10 shows the LIDAR rays near a pallet obstacle with the forward camera feed beside them. </w:t>
       </w:r>
     </w:p>
     <w:p>
@@ -13943,7 +14515,7 @@
       <w:pPr>
         <w:pStyle w:val="Heading2"/>
       </w:pPr>
-      <w:bookmarkStart w:id="40" w:name="_Toc241707437"/>
+      <w:bookmarkStart w:id="40" w:name="_Toc241936884"/>
       <w:bookmarkStart w:id="41" w:name="evaluation-and-reflection-1"/>
       <w:bookmarkEnd w:id="31"/>
       <w:r>
@@ -14137,53 +14709,6 @@
         <w:spacing w:after="180" w:line="360" w:lineRule="auto"/>
         <w:rPr>
           <w:rFonts w:eastAsia="Times New Roman" w:cs="Times New Roman"/>
-          <w:color w:val="000000"/>
-          <w:kern w:val="0"/>
-          <w:lang w:eastAsia="en-GB"/>
-          <w14:ligatures w14:val="none"/>
-        </w:rPr>
-      </w:pPr>
-      <w:r>
-        <w:rPr>
-          <w:rFonts w:eastAsia="Times New Roman" w:cs="Times New Roman"/>
-          <w:color w:val="000000"/>
-          <w:kern w:val="0"/>
-          <w:lang w:eastAsia="en-GB"/>
-          <w14:ligatures w14:val="none"/>
-        </w:rPr>
-        <w:t xml:space="preserve">Explicit states, reactive avoidance with an odometry backup and constant logging are easy to explain to warehouse staff (Siegwart, Nourbakhsh and </w:t>
-      </w:r>
-      <w:proofErr w:type="spellStart"/>
-      <w:r>
-        <w:rPr>
-          <w:rFonts w:eastAsia="Times New Roman" w:cs="Times New Roman"/>
-          <w:color w:val="000000"/>
-          <w:kern w:val="0"/>
-          <w:lang w:eastAsia="en-GB"/>
-          <w14:ligatures w14:val="none"/>
-        </w:rPr>
-        <w:t>Scaramuzza</w:t>
-      </w:r>
-      <w:proofErr w:type="spellEnd"/>
-      <w:r>
-        <w:rPr>
-          <w:rFonts w:eastAsia="Times New Roman" w:cs="Times New Roman"/>
-          <w:color w:val="000000"/>
-          <w:kern w:val="0"/>
-          <w:lang w:eastAsia="en-GB"/>
-          <w14:ligatures w14:val="none"/>
-        </w:rPr>
-        <w:t>, 2011). The figures in Table 4 are the kind an operator could check.</w:t>
-      </w:r>
-    </w:p>
-    <w:bookmarkEnd w:id="20"/>
-    <w:bookmarkEnd w:id="41"/>
-    <w:p>
-      <w:pPr>
-        <w:spacing w:after="160"/>
-        <w:jc w:val="left"/>
-        <w:rPr>
-          <w:rFonts w:eastAsia="Times New Roman" w:cs="Times New Roman"/>
           <w:b/>
           <w:bCs/>
           <w:color w:val="000000"/>
@@ -14195,16 +14720,46 @@
         </w:rPr>
       </w:pPr>
       <w:r>
-        <w:br w:type="page"/>
-      </w:r>
+        <w:rPr>
+          <w:rFonts w:eastAsia="Times New Roman" w:cs="Times New Roman"/>
+          <w:color w:val="000000"/>
+          <w:kern w:val="0"/>
+          <w:lang w:eastAsia="en-GB"/>
+          <w14:ligatures w14:val="none"/>
+        </w:rPr>
+        <w:t xml:space="preserve">Explicit states, reactive avoidance with an odometry backup and constant logging are easy to explain to warehouse staff (Siegwart, Nourbakhsh and </w:t>
+      </w:r>
+      <w:proofErr w:type="spellStart"/>
+      <w:r>
+        <w:rPr>
+          <w:rFonts w:eastAsia="Times New Roman" w:cs="Times New Roman"/>
+          <w:color w:val="000000"/>
+          <w:kern w:val="0"/>
+          <w:lang w:eastAsia="en-GB"/>
+          <w14:ligatures w14:val="none"/>
+        </w:rPr>
+        <w:t>Scaramuzza</w:t>
+      </w:r>
+      <w:proofErr w:type="spellEnd"/>
+      <w:r>
+        <w:rPr>
+          <w:rFonts w:eastAsia="Times New Roman" w:cs="Times New Roman"/>
+          <w:color w:val="000000"/>
+          <w:kern w:val="0"/>
+          <w:lang w:eastAsia="en-GB"/>
+          <w14:ligatures w14:val="none"/>
+        </w:rPr>
+        <w:t>, 2011). The figures in Table 4 are the kind an operator could check.</w:t>
+      </w:r>
+      <w:bookmarkEnd w:id="20"/>
+      <w:bookmarkEnd w:id="41"/>
     </w:p>
     <w:p>
       <w:pPr>
         <w:pStyle w:val="Heading1"/>
       </w:pPr>
-      <w:bookmarkStart w:id="42" w:name="_Toc241707438"/>
-      <w:r>
-        <w:lastRenderedPageBreak/>
+      <w:bookmarkStart w:id="42" w:name="_Toc241936885"/>
+      <w:r>
         <w:t>Combined Evaluation and Reflection</w:t>
       </w:r>
       <w:bookmarkEnd w:id="42"/>
@@ -14329,7 +14884,7 @@
       <w:pPr>
         <w:pStyle w:val="Heading1"/>
       </w:pPr>
-      <w:bookmarkStart w:id="43" w:name="_Toc241707439"/>
+      <w:bookmarkStart w:id="43" w:name="_Toc241936886"/>
       <w:r>
         <w:lastRenderedPageBreak/>
         <w:t>Concluding Remarks</w:t>
@@ -14458,7 +15013,7 @@
       <w:pPr>
         <w:pStyle w:val="Heading1"/>
       </w:pPr>
-      <w:bookmarkStart w:id="44" w:name="_Toc241707440"/>
+      <w:bookmarkStart w:id="44" w:name="_Toc241936887"/>
       <w:r>
         <w:lastRenderedPageBreak/>
         <w:t>Acknowledgement</w:t>
@@ -14480,27 +15035,43 @@
         <w:rPr>
           <w:rFonts w:cs="Times New Roman"/>
         </w:rPr>
-        <w:t xml:space="preserve">Perplexity AI (2026) was used to </w:t>
-      </w:r>
-      <w:proofErr w:type="spellStart"/>
+        <w:t xml:space="preserve">Perplexity AI (2026) was used </w:t>
+      </w:r>
       <w:r>
         <w:rPr>
           <w:rFonts w:cs="Times New Roman"/>
         </w:rPr>
-        <w:t>to</w:t>
-      </w:r>
-      <w:proofErr w:type="spellEnd"/>
+        <w:t>to support literature searching</w:t>
+      </w:r>
       <w:r>
         <w:rPr>
           <w:rFonts w:cs="Times New Roman"/>
         </w:rPr>
-        <w:t xml:space="preserve"> support literature searching and to identify potentially relevant academic sources</w:t>
+        <w:t>,</w:t>
       </w:r>
       <w:r>
         <w:rPr>
           <w:rFonts w:cs="Times New Roman"/>
         </w:rPr>
-        <w:t xml:space="preserve">. </w:t>
+        <w:t xml:space="preserve"> </w:t>
+      </w:r>
+      <w:r>
+        <w:rPr>
+          <w:rFonts w:cs="Times New Roman"/>
+        </w:rPr>
+        <w:t>identify potentially relevant academic sources, and assist with grammar correction and word-limit reduction during editing.</w:t>
+      </w:r>
+      <w:r>
+        <w:rPr>
+          <w:rFonts w:cs="Times New Roman"/>
+        </w:rPr>
+        <w:t xml:space="preserve"> </w:t>
+      </w:r>
+      <w:r>
+        <w:rPr>
+          <w:rFonts w:cs="Times New Roman"/>
+        </w:rPr>
+        <w:t xml:space="preserve"> </w:t>
       </w:r>
       <w:r>
         <w:rPr>
@@ -14561,7 +15132,7 @@
       <w:pPr>
         <w:pStyle w:val="Heading1"/>
       </w:pPr>
-      <w:bookmarkStart w:id="45" w:name="_Toc241707441"/>
+      <w:bookmarkStart w:id="45" w:name="_Toc241936888"/>
       <w:r>
         <w:lastRenderedPageBreak/>
         <w:t>References</w:t>
@@ -17133,6 +17704,17 @@
       <w:lang w:val="en-GB"/>
     </w:rPr>
   </w:style>
+  <w:style w:type="paragraph" w:styleId="NormalWeb">
+    <w:name w:val="Normal (Web)"/>
+    <w:basedOn w:val="Normal"/>
+    <w:uiPriority w:val="99"/>
+    <w:semiHidden/>
+    <w:unhideWhenUsed/>
+    <w:rsid w:val="00667A64"/>
+    <w:rPr>
+      <w:rFonts w:cs="Times New Roman"/>
+    </w:rPr>
+  </w:style>
 </w:styles>
 </file>
 

--- a/Sem2/Robotics Software and Programming/Report.docx
+++ b/Sem2/Robotics Software and Programming/Report.docx
@@ -3224,7 +3224,21 @@
             <w:rStyle w:val="Hyperlink"/>
             <w:noProof/>
           </w:rPr>
-          <w:t>Figure 5: TheConstruct.ai Rosject XctZpczWOA: file explorer, mission_controller.py in the code editor, the live Simulation panel, and monitor_node’s summary stream in the shell.</w:t>
+          <w:t xml:space="preserve">Figure 5: TheConstruct.ai Rosject </w:t>
+        </w:r>
+        <w:r>
+          <w:rPr>
+            <w:rStyle w:val="Hyperlink"/>
+            <w:noProof/>
+          </w:rPr>
+          <w:t>X</w:t>
+        </w:r>
+        <w:r>
+          <w:rPr>
+            <w:rStyle w:val="Hyperlink"/>
+            <w:noProof/>
+          </w:rPr>
+          <w:t>ctZpczWOA: file explorer, mission_controller.py in the code editor, the live Simulation panel, and monitor_node’s summary stream in the shell.</w:t>
         </w:r>
         <w:r>
           <w:rPr>
@@ -15280,27 +15294,27 @@
           <w:lang w:eastAsia="en-GB"/>
           <w14:ligatures w14:val="none"/>
         </w:rPr>
-        <w:t xml:space="preserve"> [Accessed 2</w:t>
-      </w:r>
-      <w:r>
-        <w:rPr>
-          <w:rFonts w:eastAsia="Times New Roman" w:cs="Times New Roman"/>
-          <w:color w:val="000000"/>
-          <w:kern w:val="0"/>
-          <w:lang w:eastAsia="en-GB"/>
-          <w14:ligatures w14:val="none"/>
-        </w:rPr>
-        <w:t>0</w:t>
-      </w:r>
-      <w:r>
-        <w:rPr>
-          <w:rFonts w:eastAsia="Times New Roman" w:cs="Times New Roman"/>
-          <w:color w:val="000000"/>
-          <w:kern w:val="0"/>
-          <w:lang w:eastAsia="en-GB"/>
-          <w14:ligatures w14:val="none"/>
-        </w:rPr>
-        <w:t xml:space="preserve"> September 2026]</w:t>
+        <w:t xml:space="preserve"> [</w:t>
+      </w:r>
+      <w:r>
+        <w:rPr>
+          <w:rFonts w:eastAsia="Times New Roman" w:cs="Times New Roman"/>
+          <w:color w:val="000000"/>
+          <w:kern w:val="0"/>
+          <w:lang w:eastAsia="en-GB"/>
+          <w14:ligatures w14:val="none"/>
+        </w:rPr>
+        <w:t>Accessed 08 October 2026</w:t>
+      </w:r>
+      <w:r>
+        <w:rPr>
+          <w:rFonts w:eastAsia="Times New Roman" w:cs="Times New Roman"/>
+          <w:color w:val="000000"/>
+          <w:kern w:val="0"/>
+          <w:lang w:eastAsia="en-GB"/>
+          <w14:ligatures w14:val="none"/>
+        </w:rPr>
+        <w:t>]</w:t>
       </w:r>
     </w:p>
     <w:p>
@@ -15366,7 +15380,27 @@
           <w:lang w:eastAsia="en-GB"/>
           <w14:ligatures w14:val="none"/>
         </w:rPr>
-        <w:t xml:space="preserve"> [Accessed 20 September 2026]</w:t>
+        <w:t xml:space="preserve"> [</w:t>
+      </w:r>
+      <w:r>
+        <w:rPr>
+          <w:rFonts w:eastAsia="Times New Roman" w:cs="Times New Roman"/>
+          <w:color w:val="000000"/>
+          <w:kern w:val="0"/>
+          <w:lang w:eastAsia="en-GB"/>
+          <w14:ligatures w14:val="none"/>
+        </w:rPr>
+        <w:t>Accessed 08 October 2026</w:t>
+      </w:r>
+      <w:r>
+        <w:rPr>
+          <w:rFonts w:eastAsia="Times New Roman" w:cs="Times New Roman"/>
+          <w:color w:val="000000"/>
+          <w:kern w:val="0"/>
+          <w:lang w:eastAsia="en-GB"/>
+          <w14:ligatures w14:val="none"/>
+        </w:rPr>
+        <w:t>]</w:t>
       </w:r>
     </w:p>
     <w:p>
@@ -15444,27 +15478,27 @@
           <w:lang w:eastAsia="en-GB"/>
           <w14:ligatures w14:val="none"/>
         </w:rPr>
-        <w:t xml:space="preserve"> [Accessed 2</w:t>
-      </w:r>
-      <w:r>
-        <w:rPr>
-          <w:rFonts w:eastAsia="Times New Roman" w:cs="Times New Roman"/>
-          <w:color w:val="000000"/>
-          <w:kern w:val="0"/>
-          <w:lang w:eastAsia="en-GB"/>
-          <w14:ligatures w14:val="none"/>
-        </w:rPr>
-        <w:t>0</w:t>
-      </w:r>
-      <w:r>
-        <w:rPr>
-          <w:rFonts w:eastAsia="Times New Roman" w:cs="Times New Roman"/>
-          <w:color w:val="000000"/>
-          <w:kern w:val="0"/>
-          <w:lang w:eastAsia="en-GB"/>
-          <w14:ligatures w14:val="none"/>
-        </w:rPr>
-        <w:t xml:space="preserve"> September 2026]</w:t>
+        <w:t xml:space="preserve"> [</w:t>
+      </w:r>
+      <w:r>
+        <w:rPr>
+          <w:rFonts w:eastAsia="Times New Roman" w:cs="Times New Roman"/>
+          <w:color w:val="000000"/>
+          <w:kern w:val="0"/>
+          <w:lang w:eastAsia="en-GB"/>
+          <w14:ligatures w14:val="none"/>
+        </w:rPr>
+        <w:t>Accessed 08 October 2026</w:t>
+      </w:r>
+      <w:r>
+        <w:rPr>
+          <w:rFonts w:eastAsia="Times New Roman" w:cs="Times New Roman"/>
+          <w:color w:val="000000"/>
+          <w:kern w:val="0"/>
+          <w:lang w:eastAsia="en-GB"/>
+          <w14:ligatures w14:val="none"/>
+        </w:rPr>
+        <w:t>]</w:t>
       </w:r>
     </w:p>
     <w:p>
@@ -15616,7 +15650,27 @@
           <w:lang w:eastAsia="en-GB"/>
           <w14:ligatures w14:val="none"/>
         </w:rPr>
-        <w:t xml:space="preserve"> [Accessed 20 September 2026]</w:t>
+        <w:t xml:space="preserve"> [</w:t>
+      </w:r>
+      <w:r>
+        <w:rPr>
+          <w:rFonts w:eastAsia="Times New Roman" w:cs="Times New Roman"/>
+          <w:color w:val="000000"/>
+          <w:kern w:val="0"/>
+          <w:lang w:eastAsia="en-GB"/>
+          <w14:ligatures w14:val="none"/>
+        </w:rPr>
+        <w:t>Accessed 08 October 2026</w:t>
+      </w:r>
+      <w:r>
+        <w:rPr>
+          <w:rFonts w:eastAsia="Times New Roman" w:cs="Times New Roman"/>
+          <w:color w:val="000000"/>
+          <w:kern w:val="0"/>
+          <w:lang w:eastAsia="en-GB"/>
+          <w14:ligatures w14:val="none"/>
+        </w:rPr>
+        <w:t>]</w:t>
       </w:r>
     </w:p>
     <w:p>
@@ -15660,7 +15714,27 @@
           <w:lang w:eastAsia="en-GB"/>
           <w14:ligatures w14:val="none"/>
         </w:rPr>
-        <w:t xml:space="preserve"> [Accessed 20 September 2026]</w:t>
+        <w:t xml:space="preserve"> [</w:t>
+      </w:r>
+      <w:r>
+        <w:rPr>
+          <w:rFonts w:eastAsia="Times New Roman" w:cs="Times New Roman"/>
+          <w:color w:val="000000"/>
+          <w:kern w:val="0"/>
+          <w:lang w:eastAsia="en-GB"/>
+          <w14:ligatures w14:val="none"/>
+        </w:rPr>
+        <w:t>Accessed 08 October 2026</w:t>
+      </w:r>
+      <w:r>
+        <w:rPr>
+          <w:rFonts w:eastAsia="Times New Roman" w:cs="Times New Roman"/>
+          <w:color w:val="000000"/>
+          <w:kern w:val="0"/>
+          <w:lang w:eastAsia="en-GB"/>
+          <w14:ligatures w14:val="none"/>
+        </w:rPr>
+        <w:t>]</w:t>
       </w:r>
     </w:p>
     <w:p>
@@ -15700,19 +15774,19 @@
         <w:rPr>
           <w:rFonts w:ascii="Times New Roman" w:hAnsi="Times New Roman" w:cs="Times New Roman"/>
         </w:rPr>
-        <w:t xml:space="preserve"> [online] Available from https://www.perplexity.ai [Accessed </w:t>
+        <w:t xml:space="preserve"> [online] Available from https://www.perplexity.ai [</w:t>
       </w:r>
       <w:r>
         <w:rPr>
           <w:rFonts w:ascii="Times New Roman" w:hAnsi="Times New Roman" w:cs="Times New Roman"/>
         </w:rPr>
-        <w:t>20</w:t>
+        <w:t>Accessed 08 October 2026</w:t>
       </w:r>
       <w:r>
         <w:rPr>
           <w:rFonts w:ascii="Times New Roman" w:hAnsi="Times New Roman" w:cs="Times New Roman"/>
         </w:rPr>
-        <w:t xml:space="preserve"> September 2026]</w:t>
+        <w:t>]</w:t>
       </w:r>
     </w:p>
     <w:p>
@@ -15797,7 +15871,23 @@
           <w:color w:val="000000"/>
           <w:lang w:eastAsia="en-GB"/>
         </w:rPr>
-        <w:t xml:space="preserve"> [Accessed 20 September 2026]</w:t>
+        <w:t xml:space="preserve"> [</w:t>
+      </w:r>
+      <w:r>
+        <w:rPr>
+          <w:rFonts w:ascii="Times New Roman" w:eastAsia="Times New Roman" w:hAnsi="Times New Roman" w:cs="Times New Roman"/>
+          <w:color w:val="000000"/>
+          <w:lang w:eastAsia="en-GB"/>
+        </w:rPr>
+        <w:t>Accessed 08 October 2026</w:t>
+      </w:r>
+      <w:r>
+        <w:rPr>
+          <w:rFonts w:ascii="Times New Roman" w:eastAsia="Times New Roman" w:hAnsi="Times New Roman" w:cs="Times New Roman"/>
+          <w:color w:val="000000"/>
+          <w:lang w:eastAsia="en-GB"/>
+        </w:rPr>
+        <w:t>]</w:t>
       </w:r>
     </w:p>
     <w:p>
@@ -15863,7 +15953,27 @@
           <w:lang w:eastAsia="en-GB"/>
           <w14:ligatures w14:val="none"/>
         </w:rPr>
-        <w:t xml:space="preserve"> [Accessed 20 September 2026]</w:t>
+        <w:t xml:space="preserve"> [</w:t>
+      </w:r>
+      <w:r>
+        <w:rPr>
+          <w:rFonts w:eastAsia="Times New Roman" w:cs="Times New Roman"/>
+          <w:color w:val="000000"/>
+          <w:kern w:val="0"/>
+          <w:lang w:eastAsia="en-GB"/>
+          <w14:ligatures w14:val="none"/>
+        </w:rPr>
+        <w:t>Accessed 08 October 2026</w:t>
+      </w:r>
+      <w:r>
+        <w:rPr>
+          <w:rFonts w:eastAsia="Times New Roman" w:cs="Times New Roman"/>
+          <w:color w:val="000000"/>
+          <w:kern w:val="0"/>
+          <w:lang w:eastAsia="en-GB"/>
+          <w14:ligatures w14:val="none"/>
+        </w:rPr>
+        <w:t>]</w:t>
       </w:r>
     </w:p>
     <w:p>
@@ -15963,7 +16073,27 @@
           <w:lang w:eastAsia="en-GB"/>
           <w14:ligatures w14:val="none"/>
         </w:rPr>
-        <w:t xml:space="preserve"> [Accessed 20 September 2026]</w:t>
+        <w:t xml:space="preserve"> [</w:t>
+      </w:r>
+      <w:r>
+        <w:rPr>
+          <w:rFonts w:eastAsia="Times New Roman" w:cs="Times New Roman"/>
+          <w:color w:val="000000"/>
+          <w:kern w:val="0"/>
+          <w:lang w:eastAsia="en-GB"/>
+          <w14:ligatures w14:val="none"/>
+        </w:rPr>
+        <w:t>Accessed 08 October 2026</w:t>
+      </w:r>
+      <w:r>
+        <w:rPr>
+          <w:rFonts w:eastAsia="Times New Roman" w:cs="Times New Roman"/>
+          <w:color w:val="000000"/>
+          <w:kern w:val="0"/>
+          <w:lang w:eastAsia="en-GB"/>
+          <w14:ligatures w14:val="none"/>
+        </w:rPr>
+        <w:t>]</w:t>
       </w:r>
     </w:p>
     <w:sectPr>
